--- a/Coursework.docx
+++ b/Coursework.docx
@@ -94,31 +94,7 @@
         <w:t xml:space="preserve"> </w:t>
       </w:r>
       <w:r>
-        <w:t xml:space="preserve">game would be most engaging, as the game is likely to </w:t>
-      </w:r>
-      <w:proofErr w:type="gramStart"/>
-      <w:r>
-        <w:t>be designed</w:t>
-      </w:r>
-      <w:proofErr w:type="gramEnd"/>
-      <w:r>
-        <w:t xml:space="preserve"> for teenagers who will </w:t>
-      </w:r>
-      <w:proofErr w:type="gramStart"/>
-      <w:r>
-        <w:t>be experienced</w:t>
-      </w:r>
-      <w:proofErr w:type="gramEnd"/>
-      <w:r>
-        <w:t xml:space="preserve"> in gaming and will find little difficulty in learning the controls. However, other modes such as a sandbox or higher difficulty levels may also be desirable depending on the audience playing, so this is subject to change</w:t>
-      </w:r>
-      <w:proofErr w:type="gramStart"/>
-      <w:r>
-        <w:t xml:space="preserve">.  </w:t>
-      </w:r>
-      <w:proofErr w:type="gramEnd"/>
-      <w:r>
-        <w:t xml:space="preserve">In a survival mode, users would have to gather food and expand the colony while also managing threats such as </w:t>
+        <w:t xml:space="preserve">game would be most engaging, as the game is likely to be designed for teenagers who will be experienced in gaming and will find little difficulty in learning the controls. However, other modes such as a sandbox or higher difficulty levels may also be desirable depending on the audience playing, so this is subject to change.  In a survival mode, users would have to gather food and expand the colony while also managing threats such as </w:t>
       </w:r>
       <w:r>
         <w:t xml:space="preserve">rival ant colonies and </w:t>
@@ -136,13 +112,8 @@
         <w:t>out worrying about resources, as they would be unlimited.</w:t>
       </w:r>
       <w:r>
-        <w:t xml:space="preserve"> Unique variants of ants could also </w:t>
-      </w:r>
-      <w:proofErr w:type="gramStart"/>
-      <w:r>
-        <w:t>be implemented</w:t>
-      </w:r>
-      <w:proofErr w:type="gramEnd"/>
+        <w:t xml:space="preserve"> Unique variants of ants could also be implemented</w:t>
+      </w:r>
       <w:r>
         <w:t xml:space="preserve"> with different sets of abilities, such as fighters </w:t>
       </w:r>
@@ -182,15 +153,7 @@
         <w:t xml:space="preserve">have a slower pace to allow for </w:t>
       </w:r>
       <w:r>
-        <w:t xml:space="preserve">simpler and less frustrating gameplay for users. Other settings could also </w:t>
-      </w:r>
-      <w:proofErr w:type="gramStart"/>
-      <w:r>
-        <w:t>be used</w:t>
-      </w:r>
-      <w:proofErr w:type="gramEnd"/>
-      <w:r>
-        <w:t xml:space="preserve">, such as </w:t>
+        <w:t xml:space="preserve">simpler and less frustrating gameplay for users. Other settings could also be used, such as </w:t>
       </w:r>
       <w:r>
         <w:t xml:space="preserve">an urban area where food gathering may involve scavenging for </w:t>
@@ -199,83 +162,51 @@
         <w:t>food dropped by humans</w:t>
       </w:r>
       <w:r>
-        <w:t xml:space="preserve">, or a desert where food is rarer, and a moisture/temperature level could </w:t>
-      </w:r>
-      <w:proofErr w:type="gramStart"/>
-      <w:r>
-        <w:t>be added</w:t>
-      </w:r>
-      <w:proofErr w:type="gramEnd"/>
+        <w:t xml:space="preserve">, or a desert where food is rarer, and a moisture/temperature level could be added </w:t>
+      </w:r>
+      <w:r>
+        <w:t>for</w:t>
+      </w:r>
+      <w:r>
+        <w:t xml:space="preserve"> an </w:t>
+      </w:r>
+      <w:r>
+        <w:t>additional challenge in resource management</w:t>
+      </w:r>
+      <w:r>
+        <w:t>.</w:t>
+      </w:r>
+      <w:r>
+        <w:t xml:space="preserve"> Research will be required to decide which of these settings is best to implement and whether there should be multiple levels or just </w:t>
+      </w:r>
+      <w:r>
+        <w:t>a default one.</w:t>
+      </w:r>
       <w:r>
         <w:t xml:space="preserve"> </w:t>
       </w:r>
       <w:r>
-        <w:t>for</w:t>
-      </w:r>
-      <w:r>
-        <w:t xml:space="preserve"> an </w:t>
-      </w:r>
-      <w:r>
-        <w:t>additional challenge in resource management</w:t>
-      </w:r>
-      <w:r>
-        <w:t>.</w:t>
-      </w:r>
-      <w:r>
-        <w:t xml:space="preserve"> Research will </w:t>
-      </w:r>
-      <w:proofErr w:type="gramStart"/>
-      <w:r>
-        <w:t>be required</w:t>
-      </w:r>
-      <w:proofErr w:type="gramEnd"/>
-      <w:r>
-        <w:t xml:space="preserve"> to decide which of these settings is best to implement and whether there should be multiple levels or just </w:t>
-      </w:r>
-      <w:r>
-        <w:t>a default one.</w:t>
+        <w:t xml:space="preserve">Additionally, research is needed to decide on whether the game should be displayed using a top-down, or </w:t>
+      </w:r>
+      <w:r>
+        <w:t xml:space="preserve">an </w:t>
+      </w:r>
+      <w:r>
+        <w:t>isometric view</w:t>
+      </w:r>
+      <w:r>
+        <w:t>,</w:t>
       </w:r>
       <w:r>
         <w:t xml:space="preserve"> </w:t>
       </w:r>
       <w:r>
-        <w:t xml:space="preserve">Additionally, research </w:t>
-      </w:r>
-      <w:proofErr w:type="gramStart"/>
-      <w:r>
-        <w:t>is needed</w:t>
-      </w:r>
-      <w:proofErr w:type="gramEnd"/>
-      <w:r>
-        <w:t xml:space="preserve"> to decide on whether the game should </w:t>
-      </w:r>
-      <w:proofErr w:type="gramStart"/>
-      <w:r>
-        <w:t>be displayed</w:t>
-      </w:r>
-      <w:proofErr w:type="gramEnd"/>
-      <w:r>
-        <w:t xml:space="preserve"> using a top-down, or </w:t>
-      </w:r>
-      <w:r>
-        <w:t xml:space="preserve">an </w:t>
-      </w:r>
-      <w:r>
-        <w:t>isometric view</w:t>
+        <w:t>which may be harder to implement</w:t>
       </w:r>
       <w:r>
         <w:t>,</w:t>
       </w:r>
       <w:r>
-        <w:t xml:space="preserve"> </w:t>
-      </w:r>
-      <w:r>
-        <w:t>which may be harder to implement</w:t>
-      </w:r>
-      <w:r>
-        <w:t>,</w:t>
-      </w:r>
-      <w:r>
         <w:t xml:space="preserve"> but more visually appealing and engaging.</w:t>
       </w:r>
     </w:p>
@@ -287,26 +218,10 @@
         <w:t xml:space="preserve">also </w:t>
       </w:r>
       <w:r>
-        <w:t xml:space="preserve">like for the game to have </w:t>
-      </w:r>
-      <w:proofErr w:type="gramStart"/>
-      <w:r>
-        <w:t>some</w:t>
-      </w:r>
-      <w:proofErr w:type="gramEnd"/>
-      <w:r>
-        <w:t xml:space="preserve"> educational quality</w:t>
-      </w:r>
-      <w:r>
-        <w:t xml:space="preserve"> in illustrating the concept of emergent behaviour. This is when </w:t>
-      </w:r>
-      <w:proofErr w:type="gramStart"/>
-      <w:r>
-        <w:t>lots of</w:t>
-      </w:r>
-      <w:proofErr w:type="gramEnd"/>
-      <w:r>
-        <w:t xml:space="preserve"> simple </w:t>
+        <w:t>like for the game to have some educational quality</w:t>
+      </w:r>
+      <w:r>
+        <w:t xml:space="preserve"> in illustrating the concept of emergent behaviour. This is when lots of simple </w:t>
       </w:r>
       <w:r>
         <w:t>predictable actions</w:t>
@@ -370,15 +285,7 @@
         <w:t xml:space="preserve"> This concept is als</w:t>
       </w:r>
       <w:r>
-        <w:t xml:space="preserve">o </w:t>
-      </w:r>
-      <w:proofErr w:type="gramStart"/>
-      <w:r>
-        <w:t>very important</w:t>
-      </w:r>
-      <w:proofErr w:type="gramEnd"/>
-      <w:r>
-        <w:t xml:space="preserve"> to understanding consciousness in neuroscience, as scientists </w:t>
+        <w:t xml:space="preserve">o very important to understanding consciousness in neuroscience, as scientists </w:t>
       </w:r>
       <w:r>
         <w:t>want</w:t>
@@ -611,15 +518,7 @@
         <w:t xml:space="preserve"> </w:t>
       </w:r>
       <w:r>
-        <w:t xml:space="preserve">The gameplay consists of </w:t>
-      </w:r>
-      <w:proofErr w:type="gramStart"/>
-      <w:r>
-        <w:t>many</w:t>
-      </w:r>
-      <w:proofErr w:type="gramEnd"/>
-      <w:r>
-        <w:t xml:space="preserve"> side missions to unlock new ant variants.</w:t>
+        <w:t>The gameplay consists of many side missions to unlock new ant variants.</w:t>
       </w:r>
     </w:p>
     <w:p>
@@ -633,23 +532,7 @@
         <w:t xml:space="preserve"> such as a storyline and side missions.</w:t>
       </w:r>
       <w:r>
-        <w:t xml:space="preserve"> I like the contrast of using both 2d and 3d graphics, however 3d would be difficult to implement without </w:t>
-      </w:r>
-      <w:proofErr w:type="gramStart"/>
-      <w:r>
-        <w:t>a lot of</w:t>
-      </w:r>
-      <w:proofErr w:type="gramEnd"/>
-      <w:r>
-        <w:t xml:space="preserve"> research in my GUI software, so will not be possible in the </w:t>
-      </w:r>
-      <w:proofErr w:type="gramStart"/>
-      <w:r>
-        <w:t>time frame</w:t>
-      </w:r>
-      <w:proofErr w:type="gramEnd"/>
-      <w:r>
-        <w:t xml:space="preserve"> of the project.</w:t>
+        <w:t xml:space="preserve"> I like the contrast of using both 2d and 3d graphics, however 3d would be difficult to implement without a lot of research in my GUI software, so will not be possible in the time frame of the project.</w:t>
       </w:r>
       <w:r>
         <w:t xml:space="preserve"> </w:t>
@@ -708,15 +591,7 @@
           </w:p>
           <w:p>
             <w:r>
-              <w:t xml:space="preserve">This will be simpler to implement than 3d graphics, as I </w:t>
-            </w:r>
-            <w:proofErr w:type="gramStart"/>
-            <w:r>
-              <w:t>am not experienced</w:t>
-            </w:r>
-            <w:proofErr w:type="gramEnd"/>
-            <w:r>
-              <w:t xml:space="preserve"> in using my chosen GUI, so this would not be worth the effort required to learn and create 3d effects.</w:t>
+              <w:t>This will be simpler to implement than 3d graphics, as I am not experienced in using my chosen GUI, so this would not be worth the effort required to learn and create 3d effects.</w:t>
             </w:r>
           </w:p>
         </w:tc>
@@ -733,13 +608,8 @@
             </w:r>
           </w:p>
           <w:p>
-            <w:proofErr w:type="gramStart"/>
-            <w:r>
-              <w:t>I believe this</w:t>
-            </w:r>
-            <w:proofErr w:type="gramEnd"/>
-            <w:r>
-              <w:t xml:space="preserve"> is not necessary for my game, as players </w:t>
+            <w:r>
+              <w:t xml:space="preserve">I believe this is not necessary for my game, as players </w:t>
             </w:r>
             <w:r>
               <w:t xml:space="preserve">will gain greater satisfaction from learning to play by themselves, and it would be time consuming to create multiple </w:t>
@@ -768,15 +638,7 @@
             </w:r>
             <w:proofErr w:type="gramEnd"/>
             <w:r>
-              <w:t xml:space="preserve">first </w:t>
-            </w:r>
-            <w:proofErr w:type="gramStart"/>
-            <w:r>
-              <w:t>2</w:t>
-            </w:r>
-            <w:proofErr w:type="gramEnd"/>
-            <w:r>
-              <w:t xml:space="preserve"> screenshots)</w:t>
+              <w:t>first 2 screenshots)</w:t>
             </w:r>
           </w:p>
           <w:p>
@@ -794,11 +656,7 @@
           </w:tcPr>
           <w:p>
             <w:r>
-              <w:t>Skill points to customise ant stats (</w:t>
-            </w:r>
-            <w:proofErr w:type="gramStart"/>
-            <w:r>
-              <w:t>3</w:t>
+              <w:t>Skill points to customise ant stats (3</w:t>
             </w:r>
             <w:r>
               <w:rPr>
@@ -806,7 +664,6 @@
               </w:rPr>
               <w:t>rd</w:t>
             </w:r>
-            <w:proofErr w:type="gramEnd"/>
             <w:r>
               <w:t xml:space="preserve"> screenshot)</w:t>
             </w:r>
@@ -871,22 +728,14 @@
               <w:t>the game</w:t>
             </w:r>
             <w:r>
+              <w:t xml:space="preserve"> isn’t trivially easy</w:t>
+            </w:r>
+            <w:r>
+              <w:t xml:space="preserve"> and</w:t>
+            </w:r>
+            <w:r>
               <w:t xml:space="preserve"> </w:t>
             </w:r>
-            <w:proofErr w:type="gramStart"/>
-            <w:r>
-              <w:t>isn’t</w:t>
-            </w:r>
-            <w:proofErr w:type="gramEnd"/>
-            <w:r>
-              <w:t xml:space="preserve"> trivially easy</w:t>
-            </w:r>
-            <w:r>
-              <w:t xml:space="preserve"> and</w:t>
-            </w:r>
-            <w:r>
-              <w:t xml:space="preserve"> </w:t>
-            </w:r>
             <w:r>
               <w:t>uninteresting.</w:t>
             </w:r>
@@ -903,23 +752,7 @@
           </w:p>
           <w:p>
             <w:r>
-              <w:t xml:space="preserve">The player can customise their ants with </w:t>
-            </w:r>
-            <w:proofErr w:type="gramStart"/>
-            <w:r>
-              <w:t>different colours</w:t>
-            </w:r>
-            <w:proofErr w:type="gramEnd"/>
-            <w:r>
-              <w:t xml:space="preserve">, or hats. </w:t>
-            </w:r>
-            <w:proofErr w:type="gramStart"/>
-            <w:r>
-              <w:t>I feel that this</w:t>
-            </w:r>
-            <w:proofErr w:type="gramEnd"/>
-            <w:r>
-              <w:t xml:space="preserve"> is not important enough to spend time developing, and it would be unrealistic. </w:t>
+              <w:t xml:space="preserve">The player can customise their ants with different colours, or hats. I feel that this is not important enough to spend time developing, and it would be unrealistic. </w:t>
             </w:r>
           </w:p>
           <w:p/>
@@ -938,15 +771,7 @@
           </w:p>
           <w:p>
             <w:r>
-              <w:t xml:space="preserve">The game includes animals such as spiders, </w:t>
-            </w:r>
-            <w:proofErr w:type="gramStart"/>
-            <w:r>
-              <w:t>frogs</w:t>
-            </w:r>
-            <w:proofErr w:type="gramEnd"/>
-            <w:r>
-              <w:t xml:space="preserve"> and insects. I feel that this would add more immersion to the game for the user and would make it more engaging.</w:t>
+              <w:t>The game includes animals such as spiders, frogs and insects. I feel that this would add more immersion to the game for the user and would make it more engaging.</w:t>
             </w:r>
           </w:p>
         </w:tc>
@@ -1114,23 +939,7 @@
           </w:p>
           <w:p>
             <w:r>
-              <w:t xml:space="preserve">SimAnt includes </w:t>
-            </w:r>
-            <w:proofErr w:type="gramStart"/>
-            <w:r>
-              <w:t>3</w:t>
-            </w:r>
-            <w:proofErr w:type="gramEnd"/>
-            <w:r>
-              <w:t xml:space="preserve"> modes: A quick game, full </w:t>
-            </w:r>
-            <w:proofErr w:type="gramStart"/>
-            <w:r>
-              <w:t>game</w:t>
-            </w:r>
-            <w:proofErr w:type="gramEnd"/>
-            <w:r>
-              <w:t xml:space="preserve"> and experimental game.</w:t>
+              <w:t>SimAnt includes 3 modes: A quick game, full game and experimental game.</w:t>
             </w:r>
           </w:p>
           <w:p>
@@ -1179,24 +988,16 @@
             <w:r>
               <w:t xml:space="preserve">, food, </w:t>
             </w:r>
-            <w:proofErr w:type="gramStart"/>
+            <w:proofErr w:type="spellStart"/>
             <w:r>
               <w:t>ants</w:t>
             </w:r>
-            <w:proofErr w:type="gramEnd"/>
+            <w:proofErr w:type="spellEnd"/>
             <w:r>
               <w:t xml:space="preserve"> and other objects</w:t>
             </w:r>
             <w:r>
-              <w:t xml:space="preserve"> which will allow them to experiment with different strategies without consequences if they </w:t>
-            </w:r>
-            <w:proofErr w:type="gramStart"/>
-            <w:r>
-              <w:t>aren’t</w:t>
-            </w:r>
-            <w:proofErr w:type="gramEnd"/>
-            <w:r>
-              <w:t xml:space="preserve"> effective.</w:t>
+              <w:t xml:space="preserve"> which will allow them to experiment with different strategies without consequences if they aren’t effective.</w:t>
             </w:r>
           </w:p>
           <w:p/>
@@ -1222,15 +1023,7 @@
           </w:p>
           <w:p>
             <w:r>
-              <w:t xml:space="preserve">I would prefer for my game to have no winning end condition, so that the user can play if they survive, however the game can end if they </w:t>
-            </w:r>
-            <w:proofErr w:type="gramStart"/>
-            <w:r>
-              <w:t>are eliminated</w:t>
-            </w:r>
-            <w:proofErr w:type="gramEnd"/>
-            <w:r>
-              <w:t>.</w:t>
+              <w:t>I would prefer for my game to have no winning end condition, so that the user can play if they survive, however the game can end if they are eliminated.</w:t>
             </w:r>
           </w:p>
           <w:p>
@@ -1239,55 +1032,34 @@
               <w:t xml:space="preserve"> This </w:t>
             </w:r>
             <w:r>
-              <w:t xml:space="preserve">means that the user can compete with themselves to try to survive for a longer time, or a scoring system could </w:t>
-            </w:r>
-            <w:proofErr w:type="gramStart"/>
-            <w:r>
-              <w:t>be implemented</w:t>
-            </w:r>
-            <w:proofErr w:type="gramEnd"/>
+              <w:t xml:space="preserve">means that the user can compete with themselves to try to survive for a longer time, or a scoring system could be implemented </w:t>
+            </w:r>
+            <w:r>
+              <w:t>for the user to try and reach a high score</w:t>
+            </w:r>
+            <w:r>
+              <w:t>.</w:t>
+            </w:r>
+          </w:p>
+          <w:p>
+            <w:r>
+              <w:t>This will</w:t>
+            </w:r>
+            <w:r>
+              <w:t xml:space="preserve"> provide more positive </w:t>
+            </w:r>
+            <w:r>
+              <w:t>feedback and</w:t>
+            </w:r>
+            <w:r>
+              <w:t xml:space="preserve"> reduce frustration if the user is not able to survive</w:t>
+            </w:r>
             <w:r>
               <w:t xml:space="preserve"> </w:t>
             </w:r>
             <w:r>
-              <w:t>for the user to try and reach a high score</w:t>
-            </w:r>
-            <w:r>
-              <w:t>.</w:t>
-            </w:r>
-          </w:p>
-          <w:p>
-            <w:r>
-              <w:t>This will</w:t>
-            </w:r>
-            <w:r>
-              <w:t xml:space="preserve"> provide more positive </w:t>
-            </w:r>
-            <w:r>
-              <w:t>feedback and</w:t>
-            </w:r>
-            <w:r>
-              <w:t xml:space="preserve"> reduce frustration if the user is not able to survive</w:t>
-            </w:r>
-            <w:r>
-              <w:t xml:space="preserve"> </w:t>
-            </w:r>
-            <w:r>
-              <w:t xml:space="preserve">as they </w:t>
-            </w:r>
-            <w:proofErr w:type="gramStart"/>
-            <w:r>
-              <w:t>won’t</w:t>
-            </w:r>
-            <w:proofErr w:type="gramEnd"/>
-            <w:r>
-              <w:t xml:space="preserve"> “lose</w:t>
-            </w:r>
-            <w:proofErr w:type="gramStart"/>
-            <w:r>
-              <w:t>”.</w:t>
-            </w:r>
-            <w:proofErr w:type="gramEnd"/>
+              <w:t>as they won’t “lose”.</w:t>
+            </w:r>
           </w:p>
         </w:tc>
       </w:tr>
@@ -1304,15 +1076,7 @@
           </w:p>
           <w:p>
             <w:r>
-              <w:t xml:space="preserve">In SimAnt, the player controls a yellow ant which can </w:t>
-            </w:r>
-            <w:proofErr w:type="gramStart"/>
-            <w:r>
-              <w:t>be changed</w:t>
-            </w:r>
-            <w:proofErr w:type="gramEnd"/>
-            <w:r>
-              <w:t xml:space="preserve"> to another ant by double clicking. I would like to implement this feature to add interactivity but also include the ability to control a group of ants at once rather than just one as this will allow the user to control the colony on different levels and will help with the educational aspect of showing how the colony operates.</w:t>
+              <w:t>In SimAnt, the player controls a yellow ant which can be changed to another ant by double clicking. I would like to implement this feature to add interactivity but also include the ability to control a group of ants at once rather than just one as this will allow the user to control the colony on different levels and will help with the educational aspect of showing how the colony operates.</w:t>
             </w:r>
           </w:p>
         </w:tc>
@@ -1352,15 +1116,7 @@
           </w:p>
           <w:p>
             <w:r>
-              <w:t xml:space="preserve">However, an urban area could </w:t>
-            </w:r>
-            <w:proofErr w:type="gramStart"/>
-            <w:r>
-              <w:t>be added</w:t>
-            </w:r>
-            <w:proofErr w:type="gramEnd"/>
-            <w:r>
-              <w:t xml:space="preserve"> as an extra map </w:t>
+              <w:t xml:space="preserve">However, an urban area could be added as an extra map </w:t>
             </w:r>
             <w:r>
               <w:t>to play on if there is time at the end.</w:t>
@@ -1380,56 +1136,43 @@
           </w:p>
           <w:p>
             <w:r>
-              <w:t xml:space="preserve">The game includes hazards such as rain, the </w:t>
-            </w:r>
+              <w:t>The game includes hazards such as rain, the lawnmower</w:t>
+            </w:r>
+            <w:r>
+              <w:t xml:space="preserve"> and human footsteps. This provides a new level of challenge as the user </w:t>
+            </w:r>
+            <w:r>
+              <w:t>must</w:t>
+            </w:r>
+            <w:r>
+              <w:t xml:space="preserve"> adapt to new </w:t>
+            </w:r>
+            <w:r>
+              <w:t>events, at least for the first few attempts where they have not seen the hazards before.</w:t>
+            </w:r>
+          </w:p>
+          <w:p/>
+        </w:tc>
+        <w:tc>
+          <w:tcPr>
+            <w:tcW w:w="4508" w:type="dxa"/>
+          </w:tcPr>
+          <w:p>
+            <w:r>
+              <w:t>Mouse based controls</w:t>
+            </w:r>
+          </w:p>
+          <w:p>
             <w:proofErr w:type="gramStart"/>
             <w:r>
-              <w:t>lawnmower</w:t>
+              <w:t>The majority of</w:t>
             </w:r>
             <w:proofErr w:type="gramEnd"/>
             <w:r>
-              <w:t xml:space="preserve"> and human footsteps. This provides a new level of challenge as the user </w:t>
-            </w:r>
-            <w:r>
-              <w:t>must</w:t>
-            </w:r>
-            <w:r>
-              <w:t xml:space="preserve"> adapt to new </w:t>
-            </w:r>
-            <w:r>
-              <w:t>events, at least for the first few attempts where they have not seen the hazards before.</w:t>
-            </w:r>
-          </w:p>
-          <w:p/>
-        </w:tc>
-        <w:tc>
-          <w:tcPr>
-            <w:tcW w:w="4508" w:type="dxa"/>
-          </w:tcPr>
-          <w:p>
-            <w:r>
-              <w:t>Mouse based controls</w:t>
-            </w:r>
-          </w:p>
-          <w:p>
-            <w:proofErr w:type="gramStart"/>
-            <w:r>
-              <w:t>The majority of</w:t>
-            </w:r>
-            <w:proofErr w:type="gramEnd"/>
-            <w:r>
               <w:t xml:space="preserve"> controls in the game involve double clicking with a mouse to select an area to travel to. While this is an intuitive and easy to learn </w:t>
             </w:r>
             <w:r>
-              <w:t xml:space="preserve">method for beginners, it can become tiring and inconvenient after only </w:t>
-            </w:r>
-            <w:proofErr w:type="gramStart"/>
-            <w:r>
-              <w:t>a few</w:t>
-            </w:r>
-            <w:proofErr w:type="gramEnd"/>
-            <w:r>
-              <w:t xml:space="preserve"> minutes of gameplay.</w:t>
+              <w:t>method for beginners, it can become tiring and inconvenient after only a few minutes of gameplay.</w:t>
             </w:r>
           </w:p>
           <w:p>
@@ -1452,7 +1195,15 @@
               <w:t xml:space="preserve"> in gaming</w:t>
             </w:r>
             <w:r>
-              <w:t>, such as using the wasd keys for movement.</w:t>
+              <w:t xml:space="preserve">, such as using the </w:t>
+            </w:r>
+            <w:proofErr w:type="spellStart"/>
+            <w:r>
+              <w:t>wasd</w:t>
+            </w:r>
+            <w:proofErr w:type="spellEnd"/>
+            <w:r>
+              <w:t xml:space="preserve"> keys for movement.</w:t>
             </w:r>
             <w:r>
               <w:t xml:space="preserve"> Keyboard controls will be optimal as they will allow for more complex control without straining the user over a long game.</w:t>
@@ -1709,15 +1460,7 @@
         <w:t xml:space="preserve"> </w:t>
       </w:r>
       <w:r>
-        <w:t xml:space="preserve">throughout the stages of its evolution. It takes place over </w:t>
-      </w:r>
-      <w:proofErr w:type="gramStart"/>
-      <w:r>
-        <w:t>5</w:t>
-      </w:r>
-      <w:proofErr w:type="gramEnd"/>
-      <w:r>
-        <w:t xml:space="preserve"> main stages: cell,</w:t>
+        <w:t>throughout the stages of its evolution. It takes place over 5 main stages: cell,</w:t>
       </w:r>
       <w:r>
         <w:t xml:space="preserve"> creature, tribe, </w:t>
@@ -1843,23 +1586,7 @@
           <w:p/>
           <w:p>
             <w:r>
-              <w:t xml:space="preserve">In the last </w:t>
-            </w:r>
-            <w:proofErr w:type="gramStart"/>
-            <w:r>
-              <w:t>3</w:t>
-            </w:r>
-            <w:proofErr w:type="gramEnd"/>
-            <w:r>
-              <w:t xml:space="preserve"> stages of spore (tribe, </w:t>
-            </w:r>
-            <w:proofErr w:type="gramStart"/>
-            <w:r>
-              <w:t>civilisation</w:t>
-            </w:r>
-            <w:proofErr w:type="gramEnd"/>
-            <w:r>
-              <w:t xml:space="preserve"> and space), the user no longer controls a single </w:t>
+              <w:t xml:space="preserve">In the last 3 stages of spore (tribe, civilisation and space), the user no longer controls a single </w:t>
             </w:r>
             <w:r>
               <w:t>member of their species, but a group of them.</w:t>
@@ -1886,64 +1613,16 @@
           <w:p/>
           <w:p>
             <w:r>
-              <w:t xml:space="preserve">Spore includes </w:t>
-            </w:r>
-            <w:proofErr w:type="gramStart"/>
-            <w:r>
-              <w:t>5</w:t>
-            </w:r>
-            <w:proofErr w:type="gramEnd"/>
-            <w:r>
-              <w:t xml:space="preserve"> main stages which the user must play through, leading to excessively long games</w:t>
-            </w:r>
-            <w:r>
-              <w:t xml:space="preserve"> ranging anywhere from </w:t>
-            </w:r>
-            <w:proofErr w:type="gramStart"/>
-            <w:r>
-              <w:t>12</w:t>
-            </w:r>
-            <w:proofErr w:type="gramEnd"/>
-            <w:r>
-              <w:t xml:space="preserve"> to </w:t>
+              <w:t>Spore includes 5 main stages which the user must play through, leading to excessively long games</w:t>
+            </w:r>
+            <w:r>
+              <w:t xml:space="preserve"> ranging anywhere from 12 to </w:t>
             </w:r>
             <w:r>
               <w:t>more than</w:t>
             </w:r>
             <w:r>
-              <w:t xml:space="preserve"> </w:t>
-            </w:r>
-            <w:proofErr w:type="gramStart"/>
-            <w:r>
-              <w:t>100</w:t>
-            </w:r>
-            <w:proofErr w:type="gramEnd"/>
-            <w:r>
-              <w:t xml:space="preserve"> hours. This could </w:t>
-            </w:r>
-            <w:proofErr w:type="gramStart"/>
-            <w:r>
-              <w:t>be implemented</w:t>
-            </w:r>
-            <w:proofErr w:type="gramEnd"/>
-            <w:r>
-              <w:t xml:space="preserve"> on a smaller scale to reduce the </w:t>
-            </w:r>
-            <w:proofErr w:type="gramStart"/>
-            <w:r>
-              <w:t>time frames</w:t>
-            </w:r>
-            <w:proofErr w:type="gramEnd"/>
-            <w:r>
-              <w:t xml:space="preserve"> to more reasonable amounts, however I </w:t>
-            </w:r>
-            <w:proofErr w:type="gramStart"/>
-            <w:r>
-              <w:t>don’t</w:t>
-            </w:r>
-            <w:proofErr w:type="gramEnd"/>
-            <w:r>
-              <w:t xml:space="preserve"> believe this is suitable for my </w:t>
+              <w:t xml:space="preserve"> 100 hours. This could be implemented on a smaller scale to reduce the time frames to more reasonable amounts, however I don’t believe this is suitable for my </w:t>
             </w:r>
             <w:r>
               <w:t>game and</w:t>
@@ -1965,105 +1644,87 @@
             </w:r>
           </w:p>
           <w:p>
+            <w:r>
+              <w:t xml:space="preserve">I </w:t>
+            </w:r>
+            <w:r>
+              <w:t xml:space="preserve">think the style of graphics used in spore would be the ideal style for my project. A </w:t>
+            </w:r>
+            <w:r>
+              <w:t xml:space="preserve">2d </w:t>
+            </w:r>
             <w:proofErr w:type="gramStart"/>
             <w:r>
-              <w:t xml:space="preserve">I </w:t>
-            </w:r>
-            <w:r>
-              <w:t>think the style of graphics</w:t>
+              <w:t>top down</w:t>
             </w:r>
             <w:proofErr w:type="gramEnd"/>
             <w:r>
-              <w:t xml:space="preserve"> used in spore would be the ideal style for my project. A </w:t>
-            </w:r>
-            <w:r>
-              <w:t xml:space="preserve">2d </w:t>
+              <w:t xml:space="preserve"> view is </w:t>
             </w:r>
             <w:proofErr w:type="gramStart"/>
             <w:r>
-              <w:t>top down</w:t>
+              <w:t>used</w:t>
+            </w:r>
+            <w:r>
+              <w:t>, and</w:t>
             </w:r>
             <w:proofErr w:type="gramEnd"/>
             <w:r>
-              <w:t xml:space="preserve"> view is </w:t>
+              <w:t xml:space="preserve"> scrolls to follow the movement of the user. This</w:t>
+            </w:r>
+            <w:r>
+              <w:t xml:space="preserve"> would be </w:t>
+            </w:r>
+            <w:r>
+              <w:t xml:space="preserve">relatively simple to implement compared to other styles such as the use of 3d or isometric </w:t>
             </w:r>
             <w:proofErr w:type="gramStart"/>
             <w:r>
-              <w:t>used</w:t>
+              <w:t>graphics</w:t>
             </w:r>
             <w:r>
               <w:t>, and</w:t>
             </w:r>
             <w:proofErr w:type="gramEnd"/>
             <w:r>
-              <w:t xml:space="preserve"> scrolls to follow the movement of the user. This</w:t>
-            </w:r>
-            <w:r>
-              <w:t xml:space="preserve"> would be </w:t>
+              <w:t xml:space="preserve"> is very visually appealing.</w:t>
+            </w:r>
+          </w:p>
+        </w:tc>
+        <w:tc>
+          <w:tcPr>
+            <w:tcW w:w="4508" w:type="dxa"/>
+          </w:tcPr>
+          <w:p>
+            <w:r>
+              <w:t>Customisation of creatures</w:t>
+            </w:r>
+          </w:p>
+          <w:p>
+            <w:r>
+              <w:t xml:space="preserve">At the start of the </w:t>
+            </w:r>
+            <w:r>
+              <w:t xml:space="preserve">creature stage, the user </w:t>
             </w:r>
             <w:proofErr w:type="gramStart"/>
             <w:r>
-              <w:t>relatively simple</w:t>
+              <w:t>is able to</w:t>
             </w:r>
             <w:proofErr w:type="gramEnd"/>
             <w:r>
-              <w:t xml:space="preserve"> to implement compared to other styles such as the use of 3d or isometric </w:t>
+              <w:t xml:space="preserve"> create their own customised creature to control. This provides </w:t>
+            </w:r>
+            <w:r>
+              <w:t xml:space="preserve">more interactivity to the </w:t>
             </w:r>
             <w:proofErr w:type="gramStart"/>
             <w:r>
-              <w:t>graphics</w:t>
-            </w:r>
-            <w:r>
-              <w:t>, and</w:t>
+              <w:t>game,</w:t>
             </w:r>
             <w:proofErr w:type="gramEnd"/>
             <w:r>
-              <w:t xml:space="preserve"> is very visually appealing.</w:t>
-            </w:r>
-          </w:p>
-        </w:tc>
-        <w:tc>
-          <w:tcPr>
-            <w:tcW w:w="4508" w:type="dxa"/>
-          </w:tcPr>
-          <w:p>
-            <w:r>
-              <w:t>Customisation of creatures</w:t>
-            </w:r>
-          </w:p>
-          <w:p>
-            <w:r>
-              <w:t xml:space="preserve">At the start of the </w:t>
-            </w:r>
-            <w:r>
-              <w:t xml:space="preserve">creature stage, the user </w:t>
-            </w:r>
-            <w:proofErr w:type="gramStart"/>
-            <w:r>
-              <w:t>is able to</w:t>
-            </w:r>
-            <w:proofErr w:type="gramEnd"/>
-            <w:r>
-              <w:t xml:space="preserve"> create their own customised creature to control. This provides </w:t>
-            </w:r>
-            <w:r>
-              <w:t xml:space="preserve">more interactivity to the </w:t>
-            </w:r>
-            <w:proofErr w:type="gramStart"/>
-            <w:r>
-              <w:t>game,</w:t>
-            </w:r>
-            <w:proofErr w:type="gramEnd"/>
-            <w:r>
-              <w:t xml:space="preserve"> however it will not </w:t>
-            </w:r>
-            <w:proofErr w:type="gramStart"/>
-            <w:r>
-              <w:t>be used</w:t>
-            </w:r>
-            <w:proofErr w:type="gramEnd"/>
-            <w:r>
-              <w:t xml:space="preserve"> in my game.</w:t>
+              <w:t xml:space="preserve"> however it will not be used in my game.</w:t>
             </w:r>
           </w:p>
           <w:p>
@@ -2077,15 +1738,7 @@
               <w:t xml:space="preserve">, and a similar effect </w:t>
             </w:r>
             <w:r>
-              <w:t xml:space="preserve">will </w:t>
-            </w:r>
-            <w:proofErr w:type="gramStart"/>
-            <w:r>
-              <w:t>be achieved</w:t>
-            </w:r>
-            <w:proofErr w:type="gramEnd"/>
-            <w:r>
-              <w:t xml:space="preserve"> using separate varieties of ants if there is time e.g. fighter </w:t>
+              <w:t xml:space="preserve">will be achieved using separate varieties of ants if there is time e.g. fighter </w:t>
             </w:r>
             <w:r>
               <w:t>ants, food</w:t>
@@ -2122,15 +1775,7 @@
               <w:t xml:space="preserve">In my game, it will be necessary to find food to expand, and it will be a core aspect of gameplay </w:t>
             </w:r>
             <w:r>
-              <w:t xml:space="preserve">providing a simple challenge to start the user off, which can </w:t>
-            </w:r>
-            <w:proofErr w:type="gramStart"/>
-            <w:r>
-              <w:t>be added</w:t>
-            </w:r>
-            <w:proofErr w:type="gramEnd"/>
-            <w:r>
-              <w:t xml:space="preserve"> to later by other additional challenge</w:t>
+              <w:t>providing a simple challenge to start the user off, which can be added to later by other additional challenge</w:t>
             </w:r>
           </w:p>
         </w:tc>
@@ -2154,15 +1799,7 @@
               <w:t>, and it would make the gameplay more complicated for users to learn</w:t>
             </w:r>
             <w:r>
-              <w:t xml:space="preserve">, especially if additional abilities </w:t>
-            </w:r>
-            <w:proofErr w:type="gramStart"/>
-            <w:r>
-              <w:t>were granted</w:t>
-            </w:r>
-            <w:proofErr w:type="gramEnd"/>
-            <w:r>
-              <w:t xml:space="preserve"> as rewards.</w:t>
+              <w:t>, especially if additional abilities were granted as rewards.</w:t>
             </w:r>
             <w:r>
               <w:t xml:space="preserve"> I believe it will be better to keep the core gameplay mechanics </w:t>
@@ -2212,15 +1849,7 @@
               <w:t>,</w:t>
             </w:r>
             <w:r>
-              <w:t xml:space="preserve"> however it would be difficult to balance correctly, as the user </w:t>
-            </w:r>
-            <w:proofErr w:type="gramStart"/>
-            <w:r>
-              <w:t>shouldn’t</w:t>
-            </w:r>
-            <w:proofErr w:type="gramEnd"/>
-            <w:r>
-              <w:t xml:space="preserve"> be able to make allies too easily.</w:t>
+              <w:t xml:space="preserve"> however it would be difficult to balance correctly, as the user shouldn’t be able to make allies too easily.</w:t>
             </w:r>
           </w:p>
         </w:tc>
@@ -2298,57 +1927,52 @@
         <w:t xml:space="preserve">play the sandbox mode if </w:t>
       </w:r>
       <w:r>
-        <w:t xml:space="preserve">it </w:t>
+        <w:t>it is implemented</w:t>
+      </w:r>
+      <w:r>
+        <w:t>, since there will be less pressure</w:t>
+      </w:r>
+      <w:r>
+        <w:t xml:space="preserve">. Older audiences would be </w:t>
+      </w:r>
+      <w:r>
+        <w:t xml:space="preserve">more </w:t>
+      </w:r>
+      <w:r>
+        <w:t xml:space="preserve">likely to find the gameplay difficult, as they would be inexperienced with fast paced digital games and may find it hard to </w:t>
+      </w:r>
+      <w:proofErr w:type="spellStart"/>
+      <w:r>
+        <w:t>pickup</w:t>
+      </w:r>
+      <w:proofErr w:type="spellEnd"/>
+      <w:r>
+        <w:t xml:space="preserve"> controls without </w:t>
+      </w:r>
+      <w:r>
+        <w:t>playing for a</w:t>
+      </w:r>
+      <w:r>
+        <w:t xml:space="preserve"> moderate amount</w:t>
+      </w:r>
+      <w:r>
+        <w:t xml:space="preserve"> of time. </w:t>
+      </w:r>
+      <w:r>
+        <w:t xml:space="preserve">The game should </w:t>
+      </w:r>
+      <w:r>
+        <w:t xml:space="preserve">be somewhat educational, so the users should be interested in the concept of </w:t>
+      </w:r>
+      <w:r>
+        <w:t xml:space="preserve">the game, how ant </w:t>
       </w:r>
       <w:proofErr w:type="gramStart"/>
       <w:r>
-        <w:t>is implemented</w:t>
+        <w:t>colonies</w:t>
       </w:r>
       <w:proofErr w:type="gramEnd"/>
       <w:r>
-        <w:t>, since there will be less pressure</w:t>
-      </w:r>
-      <w:r>
-        <w:t xml:space="preserve">. Older audiences would be </w:t>
-      </w:r>
-      <w:r>
-        <w:t xml:space="preserve">more </w:t>
-      </w:r>
-      <w:r>
-        <w:t xml:space="preserve">likely to find the gameplay difficult, as they would be inexperienced with fast paced digital games and may find it hard to pickup controls without </w:t>
-      </w:r>
-      <w:r>
-        <w:t>playing for a</w:t>
-      </w:r>
-      <w:r>
-        <w:t xml:space="preserve"> moderate amount</w:t>
-      </w:r>
-      <w:r>
-        <w:t xml:space="preserve"> of time. </w:t>
-      </w:r>
-      <w:r>
-        <w:t xml:space="preserve">The game should </w:t>
-      </w:r>
-      <w:r>
-        <w:t xml:space="preserve">be </w:t>
-      </w:r>
-      <w:proofErr w:type="gramStart"/>
-      <w:r>
-        <w:t>somewhat educational</w:t>
-      </w:r>
-      <w:proofErr w:type="gramEnd"/>
-      <w:r>
-        <w:t xml:space="preserve">, so the users should be interested in the concept of </w:t>
-      </w:r>
-      <w:r>
-        <w:t xml:space="preserve">the game, how ant </w:t>
-      </w:r>
-      <w:proofErr w:type="gramStart"/>
-      <w:r>
-        <w:t>colonies</w:t>
-      </w:r>
-      <w:proofErr w:type="gramEnd"/>
-      <w:r>
         <w:t xml:space="preserve"> function, to get the most benefit from it.</w:t>
       </w:r>
       <w:r>
@@ -2358,15 +1982,7 @@
         <w:t>For this reason, I believe the most suitable audience for m</w:t>
       </w:r>
       <w:r>
-        <w:t xml:space="preserve">y game will be teenagers with </w:t>
-      </w:r>
-      <w:proofErr w:type="gramStart"/>
-      <w:r>
-        <w:t>some</w:t>
-      </w:r>
-      <w:proofErr w:type="gramEnd"/>
-      <w:r>
-        <w:t xml:space="preserve"> experience in </w:t>
+        <w:t xml:space="preserve">y game will be teenagers with some experience in </w:t>
       </w:r>
       <w:r>
         <w:t>gaming and ideally will be interested in the topic of my game</w:t>
@@ -2482,15 +2098,7 @@
         <w:t>All responses were yes, so</w:t>
       </w:r>
       <w:r>
-        <w:t xml:space="preserve"> this survey will represent my target audience very well. Responses </w:t>
-      </w:r>
-      <w:proofErr w:type="gramStart"/>
-      <w:r>
-        <w:t>were collected</w:t>
-      </w:r>
-      <w:proofErr w:type="gramEnd"/>
-      <w:r>
-        <w:t xml:space="preserve"> from within my college</w:t>
+        <w:t xml:space="preserve"> this survey will represent my target audience very well. Responses were collected from within my college</w:t>
       </w:r>
       <w:r>
         <w:t>, so should only include people in the age range 16-18</w:t>
@@ -2618,15 +2226,7 @@
         <w:pStyle w:val="ListParagraph"/>
       </w:pPr>
       <w:r>
-        <w:t xml:space="preserve">While I initially believed that a storyline would not be beneficial for my game, </w:t>
-      </w:r>
-      <w:proofErr w:type="gramStart"/>
-      <w:r>
-        <w:t>it appears that my target audience</w:t>
-      </w:r>
-      <w:proofErr w:type="gramEnd"/>
-      <w:r>
-        <w:t xml:space="preserve"> disagrees, so I will change my game to include a storyline rather than being open to the user.</w:t>
+        <w:t>While I initially believed that a storyline would not be beneficial for my game, it appears that my target audience disagrees, so I will change my game to include a storyline rather than being open to the user.</w:t>
       </w:r>
     </w:p>
     <w:p>
@@ -2704,15 +2304,7 @@
       </w:r>
       <w:proofErr w:type="gramEnd"/>
       <w:r>
-        <w:t xml:space="preserve"> </w:t>
-      </w:r>
-      <w:proofErr w:type="gramStart"/>
-      <w:r>
-        <w:t>generally lower</w:t>
-      </w:r>
-      <w:proofErr w:type="gramEnd"/>
-      <w:r>
-        <w:t xml:space="preserve"> than the scores for gameplay</w:t>
+        <w:t xml:space="preserve"> generally lower than the scores for gameplay</w:t>
       </w:r>
     </w:p>
     <w:p>
@@ -2772,21 +2364,8 @@
       <w:pPr>
         <w:pStyle w:val="ListParagraph"/>
       </w:pPr>
-      <w:proofErr w:type="gramStart"/>
-      <w:r>
-        <w:t>Very high</w:t>
-      </w:r>
-      <w:proofErr w:type="gramEnd"/>
-      <w:r>
-        <w:t xml:space="preserve"> scores, implying that the gameplay is </w:t>
-      </w:r>
-      <w:proofErr w:type="gramStart"/>
-      <w:r>
-        <w:t>a very important</w:t>
-      </w:r>
-      <w:proofErr w:type="gramEnd"/>
-      <w:r>
-        <w:t xml:space="preserve"> aspect, and should </w:t>
+      <w:r>
+        <w:t xml:space="preserve">Very high scores, implying that the gameplay is a very important aspect, and should </w:t>
       </w:r>
       <w:r>
         <w:t xml:space="preserve">be the </w:t>
@@ -2914,15 +2493,7 @@
         <w:t>The “other” response was WASD HJKL which I will treat as WASD.</w:t>
       </w:r>
       <w:r>
-        <w:t xml:space="preserve"> </w:t>
-      </w:r>
-      <w:proofErr w:type="gramStart"/>
-      <w:r>
-        <w:t>Almost all</w:t>
-      </w:r>
-      <w:proofErr w:type="gramEnd"/>
-      <w:r>
-        <w:t xml:space="preserve"> users wanted WASD controls, with only one exception out of seven responses</w:t>
+        <w:t xml:space="preserve"> Almost all users wanted WASD controls, with only one exception out of seven responses</w:t>
       </w:r>
     </w:p>
     <w:p>
@@ -2972,23 +2543,7 @@
         <w:t xml:space="preserve">Wide range of responses, but mostly 20 minutes to an hour. </w:t>
       </w:r>
       <w:r>
-        <w:t xml:space="preserve">This will be the default time that I will aim for, but settings could </w:t>
-      </w:r>
-      <w:proofErr w:type="gramStart"/>
-      <w:r>
-        <w:t>be introduced</w:t>
-      </w:r>
-      <w:proofErr w:type="gramEnd"/>
-      <w:r>
-        <w:t xml:space="preserve"> to alter this by changing difficulty (time will be </w:t>
-      </w:r>
-      <w:proofErr w:type="gramStart"/>
-      <w:r>
-        <w:t>largely dependent</w:t>
-      </w:r>
-      <w:proofErr w:type="gramEnd"/>
-      <w:r>
-        <w:t xml:space="preserve"> on the skill of the player and the difficulty of the game.)</w:t>
+        <w:t>This will be the default time that I will aim for, but settings could be introduced to alter this by changing difficulty (time will be largely dependent on the skill of the player and the difficulty of the game.)</w:t>
       </w:r>
     </w:p>
     <w:p>
@@ -3209,21 +2764,8 @@
       <w:pPr>
         <w:ind w:left="360"/>
       </w:pPr>
-      <w:proofErr w:type="gramStart"/>
-      <w:r>
-        <w:t>Very positive</w:t>
-      </w:r>
-      <w:proofErr w:type="gramEnd"/>
-      <w:r>
-        <w:t xml:space="preserve"> response, so sandbox mode will </w:t>
-      </w:r>
-      <w:proofErr w:type="gramStart"/>
-      <w:r>
-        <w:t>be implemented</w:t>
-      </w:r>
-      <w:proofErr w:type="gramEnd"/>
-      <w:r>
-        <w:t>.</w:t>
+      <w:r>
+        <w:t>Very positive response, so sandbox mode will be implemented.</w:t>
       </w:r>
     </w:p>
     <w:p>
@@ -3439,23 +2981,7 @@
               <w:t xml:space="preserve">The ability to simultaneously </w:t>
             </w:r>
             <w:r>
-              <w:t xml:space="preserve">control </w:t>
-            </w:r>
-            <w:proofErr w:type="gramStart"/>
-            <w:r>
-              <w:t>many</w:t>
-            </w:r>
-            <w:proofErr w:type="gramEnd"/>
-            <w:r>
-              <w:t xml:space="preserve"> ants. This will </w:t>
-            </w:r>
-            <w:proofErr w:type="gramStart"/>
-            <w:r>
-              <w:t>probably have</w:t>
-            </w:r>
-            <w:proofErr w:type="gramEnd"/>
-            <w:r>
-              <w:t xml:space="preserve"> less sophisticated control compared to the individual ant.</w:t>
+              <w:t>control many ants. This will probably have less sophisticated control compared to the individual ant.</w:t>
             </w:r>
           </w:p>
         </w:tc>
@@ -3501,13 +3027,8 @@
               <w:t xml:space="preserve">Food </w:t>
             </w:r>
             <w:r>
-              <w:t xml:space="preserve">to </w:t>
-            </w:r>
-            <w:proofErr w:type="gramStart"/>
-            <w:r>
-              <w:t>be gathered</w:t>
-            </w:r>
-            <w:proofErr w:type="gramEnd"/>
+              <w:t>to be gathered</w:t>
+            </w:r>
           </w:p>
         </w:tc>
         <w:tc>
@@ -3532,30 +3053,17 @@
               <w:t xml:space="preserve">This is the main aspect of survival, and </w:t>
             </w:r>
             <w:r>
-              <w:t xml:space="preserve">provides a basic challenge to the user, which will </w:t>
-            </w:r>
-            <w:proofErr w:type="gramStart"/>
-            <w:r>
-              <w:t>be enhanced</w:t>
-            </w:r>
-            <w:proofErr w:type="gramEnd"/>
-            <w:r>
-              <w:t xml:space="preserve"> </w:t>
+              <w:t xml:space="preserve">provides a basic challenge to the user, which will be enhanced </w:t>
             </w:r>
             <w:r>
               <w:t>once</w:t>
             </w:r>
             <w:r>
-              <w:t xml:space="preserve"> more conditions </w:t>
-            </w:r>
-            <w:proofErr w:type="gramStart"/>
-            <w:r>
-              <w:t xml:space="preserve">are </w:t>
+              <w:t xml:space="preserve"> more conditions are </w:t>
             </w:r>
             <w:r>
               <w:t>required</w:t>
             </w:r>
-            <w:proofErr w:type="gramEnd"/>
             <w:r>
               <w:t xml:space="preserve"> to survive.</w:t>
             </w:r>
@@ -3611,31 +3119,7 @@
               <w:t>This would add additional challenge to the game</w:t>
             </w:r>
             <w:r>
-              <w:t xml:space="preserve">, as </w:t>
-            </w:r>
-            <w:proofErr w:type="gramStart"/>
-            <w:r>
-              <w:t>many</w:t>
-            </w:r>
-            <w:proofErr w:type="gramEnd"/>
-            <w:r>
-              <w:t xml:space="preserve"> users wanted </w:t>
-            </w:r>
-            <w:proofErr w:type="gramStart"/>
-            <w:r>
-              <w:t>a high level</w:t>
-            </w:r>
-            <w:proofErr w:type="gramEnd"/>
-            <w:r>
-              <w:t xml:space="preserve"> of difficulty, but is not essential as this can </w:t>
-            </w:r>
-            <w:proofErr w:type="gramStart"/>
-            <w:r>
-              <w:t>be implemented</w:t>
-            </w:r>
-            <w:proofErr w:type="gramEnd"/>
-            <w:r>
-              <w:t xml:space="preserve"> through other means.</w:t>
+              <w:t>, as many users wanted a high level of difficulty, but is not essential as this can be implemented through other means.</w:t>
             </w:r>
           </w:p>
         </w:tc>
@@ -3741,15 +3225,7 @@
           </w:tcPr>
           <w:p>
             <w:r>
-              <w:t xml:space="preserve">This would include ants with different strengths and weaknesses, which the player can take advantage of to complete tasks more effectively. Examples could include food gatherers, </w:t>
-            </w:r>
-            <w:proofErr w:type="gramStart"/>
-            <w:r>
-              <w:t>fighters</w:t>
-            </w:r>
-            <w:proofErr w:type="gramEnd"/>
-            <w:r>
-              <w:t xml:space="preserve"> and a queen ant.</w:t>
+              <w:t>This would include ants with different strengths and weaknesses, which the player can take advantage of to complete tasks more effectively. Examples could include food gatherers, fighters and a queen ant.</w:t>
             </w:r>
           </w:p>
         </w:tc>
@@ -3857,15 +3333,7 @@
           </w:tcPr>
           <w:p>
             <w:r>
-              <w:t xml:space="preserve">This adds a more advanced challenge than just searching for food, and creates the possibility of multiplayer play, though I doubt that will be possible in the </w:t>
-            </w:r>
-            <w:proofErr w:type="gramStart"/>
-            <w:r>
-              <w:t>time frame</w:t>
-            </w:r>
-            <w:proofErr w:type="gramEnd"/>
-            <w:r>
-              <w:t>.</w:t>
+              <w:t>This adds a more advanced challenge than just searching for food, and creates the possibility of multiplayer play, though I doubt that will be possible in the time frame.</w:t>
             </w:r>
           </w:p>
         </w:tc>
@@ -3979,15 +3447,7 @@
             </w:r>
             <w:proofErr w:type="gramEnd"/>
             <w:r>
-              <w:t xml:space="preserve"> keep playing as long as they survive. Difficulty will increase over time to ensure a reasonable </w:t>
-            </w:r>
-            <w:proofErr w:type="gramStart"/>
-            <w:r>
-              <w:t>time frame</w:t>
-            </w:r>
-            <w:proofErr w:type="gramEnd"/>
-            <w:r>
-              <w:t>.</w:t>
+              <w:t xml:space="preserve"> keep playing as long as they survive. Difficulty will increase over time to ensure a reasonable time frame.</w:t>
             </w:r>
           </w:p>
         </w:tc>
@@ -3997,15 +3457,7 @@
           </w:tcPr>
           <w:p>
             <w:r>
-              <w:t xml:space="preserve">My audience </w:t>
-            </w:r>
-            <w:proofErr w:type="gramStart"/>
-            <w:r>
-              <w:t>were closely split</w:t>
-            </w:r>
-            <w:proofErr w:type="gramEnd"/>
-            <w:r>
-              <w:t xml:space="preserve"> on the issue of whether there should be a win condition, so it may be worthwhile to implement both options. </w:t>
+              <w:t xml:space="preserve">My audience were closely split on the issue of whether there should be a win condition, so it may be worthwhile to implement both options. </w:t>
             </w:r>
             <w:proofErr w:type="gramStart"/>
             <w:r>
@@ -4056,15 +3508,7 @@
           </w:tcPr>
           <w:p>
             <w:r>
-              <w:t xml:space="preserve">This will give a player </w:t>
-            </w:r>
-            <w:proofErr w:type="gramStart"/>
-            <w:r>
-              <w:t>some</w:t>
-            </w:r>
-            <w:proofErr w:type="gramEnd"/>
-            <w:r>
-              <w:t xml:space="preserve"> idea of how their run compares to other runs that they have done in the past, and can allow them to see their progress, improving engagement.</w:t>
+              <w:t>This will give a player some idea of how their run compares to other runs that they have done in the past, and can allow them to see their progress, improving engagement.</w:t>
             </w:r>
           </w:p>
         </w:tc>
@@ -4198,23 +3642,7 @@
           </w:tcPr>
           <w:p>
             <w:r>
-              <w:t xml:space="preserve">Most users in my survey gave scores above 8 for difficulty they would like, and the lowest response was </w:t>
-            </w:r>
-            <w:proofErr w:type="gramStart"/>
-            <w:r>
-              <w:t>7</w:t>
-            </w:r>
-            <w:proofErr w:type="gramEnd"/>
-            <w:r>
-              <w:t xml:space="preserve">. This is what I was expecting, as my audience </w:t>
-            </w:r>
-            <w:proofErr w:type="gramStart"/>
-            <w:r>
-              <w:t>is experienced</w:t>
-            </w:r>
-            <w:proofErr w:type="gramEnd"/>
-            <w:r>
-              <w:t xml:space="preserve"> in gaming.</w:t>
+              <w:t>Most users in my survey gave scores above 8 for difficulty they would like, and the lowest response was 7. This is what I was expecting, as my audience is experienced in gaming.</w:t>
             </w:r>
           </w:p>
         </w:tc>
@@ -4277,7 +3705,15 @@
             </w:r>
             <w:proofErr w:type="gramEnd"/>
             <w:r>
-              <w:t xml:space="preserve"> therefore decrease the length of the game and visa versa.</w:t>
+              <w:t xml:space="preserve"> therefore decrease the length of the game and </w:t>
+            </w:r>
+            <w:proofErr w:type="spellStart"/>
+            <w:r>
+              <w:t>visa</w:t>
+            </w:r>
+            <w:proofErr w:type="spellEnd"/>
+            <w:r>
+              <w:t xml:space="preserve"> versa.</w:t>
             </w:r>
           </w:p>
         </w:tc>
@@ -4299,7 +3735,15 @@
           </w:tcPr>
           <w:p>
             <w:r>
-              <w:t>Keyboard controls using wasd keys</w:t>
+              <w:t xml:space="preserve">Keyboard controls using </w:t>
+            </w:r>
+            <w:proofErr w:type="spellStart"/>
+            <w:r>
+              <w:t>wasd</w:t>
+            </w:r>
+            <w:proofErr w:type="spellEnd"/>
+            <w:r>
+              <w:t xml:space="preserve"> keys</w:t>
             </w:r>
           </w:p>
         </w:tc>
@@ -4309,22 +3753,14 @@
           </w:tcPr>
           <w:p>
             <w:r>
-              <w:t xml:space="preserve">Control of movement in each of the </w:t>
+              <w:t xml:space="preserve">Control of movement in each of the 4 directions using the keys </w:t>
             </w:r>
             <w:proofErr w:type="gramStart"/>
             <w:r>
-              <w:t>4</w:t>
+              <w:t>W,A</w:t>
             </w:r>
             <w:proofErr w:type="gramEnd"/>
             <w:r>
-              <w:t xml:space="preserve"> directions using the keys </w:t>
-            </w:r>
-            <w:proofErr w:type="gramStart"/>
-            <w:r>
-              <w:t>W,A</w:t>
-            </w:r>
-            <w:proofErr w:type="gramEnd"/>
-            <w:r>
               <w:t>,S and D</w:t>
             </w:r>
           </w:p>
@@ -4335,31 +3771,7 @@
           </w:tcPr>
           <w:p>
             <w:r>
-              <w:t xml:space="preserve">Of the </w:t>
-            </w:r>
-            <w:proofErr w:type="gramStart"/>
-            <w:r>
-              <w:t>7</w:t>
-            </w:r>
-            <w:proofErr w:type="gramEnd"/>
-            <w:r>
-              <w:t xml:space="preserve"> responses, </w:t>
-            </w:r>
-            <w:proofErr w:type="gramStart"/>
-            <w:r>
-              <w:t>6</w:t>
-            </w:r>
-            <w:proofErr w:type="gramEnd"/>
-            <w:r>
-              <w:t xml:space="preserve"> wanted movement to </w:t>
-            </w:r>
-            <w:proofErr w:type="gramStart"/>
-            <w:r>
-              <w:t>be controlled</w:t>
-            </w:r>
-            <w:proofErr w:type="gramEnd"/>
-            <w:r>
-              <w:t xml:space="preserve"> using the WASD keys, with the other response voting for mouse controls</w:t>
+              <w:t>Of the 7 responses, 6 wanted movement to be controlled using the WASD keys, with the other response voting for mouse controls</w:t>
             </w:r>
           </w:p>
         </w:tc>
@@ -4399,31 +3811,15 @@
             </w:r>
             <w:proofErr w:type="gramEnd"/>
             <w:r>
-              <w:t xml:space="preserve"> the game more visually appealing. The game is likely to </w:t>
+              <w:t xml:space="preserve"> the game more visually appealing. The game is likely to be shown from a </w:t>
             </w:r>
             <w:proofErr w:type="gramStart"/>
             <w:r>
-              <w:t>be shown</w:t>
+              <w:t>top down</w:t>
             </w:r>
             <w:proofErr w:type="gramEnd"/>
             <w:r>
-              <w:t xml:space="preserve"> from a </w:t>
-            </w:r>
-            <w:proofErr w:type="gramStart"/>
-            <w:r>
-              <w:t>top down</w:t>
-            </w:r>
-            <w:proofErr w:type="gramEnd"/>
-            <w:r>
-              <w:t xml:space="preserve"> view, with </w:t>
-            </w:r>
-            <w:proofErr w:type="gramStart"/>
-            <w:r>
-              <w:t>2</w:t>
-            </w:r>
-            <w:proofErr w:type="gramEnd"/>
-            <w:r>
-              <w:t xml:space="preserve"> dimensional assets</w:t>
+              <w:t xml:space="preserve"> view, with 2 dimensional assets</w:t>
             </w:r>
           </w:p>
         </w:tc>
@@ -4433,43 +3829,11 @@
           </w:tcPr>
           <w:p>
             <w:r>
-              <w:t xml:space="preserve">This will give the game a cleaner and nicer look, which could attract </w:t>
-            </w:r>
-            <w:proofErr w:type="gramStart"/>
-            <w:r>
-              <w:t>new players</w:t>
-            </w:r>
-            <w:proofErr w:type="gramEnd"/>
-            <w:r>
-              <w:t xml:space="preserve">, and improve the user experience. However, my audience gave </w:t>
-            </w:r>
-            <w:proofErr w:type="gramStart"/>
-            <w:r>
-              <w:t>relatively low</w:t>
-            </w:r>
-            <w:proofErr w:type="gramEnd"/>
-            <w:r>
-              <w:t xml:space="preserve"> scores for graphics they would like compared to gameplay. This means that it should </w:t>
-            </w:r>
-            <w:proofErr w:type="gramStart"/>
-            <w:r>
-              <w:t>take up</w:t>
-            </w:r>
-            <w:proofErr w:type="gramEnd"/>
-            <w:r>
-              <w:t xml:space="preserve"> only a small amount of development time. </w:t>
+              <w:t xml:space="preserve">This will give the game a cleaner and nicer look, which could attract new players, and improve the user experience. However, my audience gave relatively low scores for graphics they would like compared to gameplay. This means that it should take up only a small amount of development time. </w:t>
             </w:r>
             <w:r>
               <w:lastRenderedPageBreak/>
-              <w:t xml:space="preserve">Using previously made two-dimensional assets from other creators is therefore likely to be the most effective solution if suitable ones can </w:t>
-            </w:r>
-            <w:proofErr w:type="gramStart"/>
-            <w:r>
-              <w:t>be found</w:t>
-            </w:r>
-            <w:proofErr w:type="gramEnd"/>
-            <w:r>
-              <w:t>, as it will be simpler to add.</w:t>
+              <w:t>Using previously made two-dimensional assets from other creators is therefore likely to be the most effective solution if suitable ones can be found, as it will be simpler to add.</w:t>
             </w:r>
           </w:p>
         </w:tc>
@@ -4510,65 +3874,25 @@
             </w:r>
             <w:proofErr w:type="gramEnd"/>
             <w:r>
-              <w:t xml:space="preserve"> will have different graphics. These could include a forest, </w:t>
+              <w:t xml:space="preserve"> will have different graphics. These could include a forest, desert and urban area.</w:t>
+            </w:r>
+          </w:p>
+        </w:tc>
+        <w:tc>
+          <w:tcPr>
+            <w:tcW w:w="3827" w:type="dxa"/>
+          </w:tcPr>
+          <w:p>
+            <w:r>
+              <w:t xml:space="preserve">This will add a slight variation to the game, allowing players to try different maps to avoid gameplay becoming repetitive or boring. Many users want this feature, with 57% of responses voting for 3 or more maps. On the other hand, this is likely to be relatively time </w:t>
             </w:r>
             <w:proofErr w:type="gramStart"/>
             <w:r>
-              <w:t>desert</w:t>
+              <w:t>consuming, and</w:t>
             </w:r>
             <w:proofErr w:type="gramEnd"/>
             <w:r>
-              <w:t xml:space="preserve"> and urban area.</w:t>
-            </w:r>
-          </w:p>
-        </w:tc>
-        <w:tc>
-          <w:tcPr>
-            <w:tcW w:w="3827" w:type="dxa"/>
-          </w:tcPr>
-          <w:p>
-            <w:r>
-              <w:t xml:space="preserve">This will add a slight variation to the game, allowing players to try different maps to avoid gameplay becoming repetitive or boring. </w:t>
-            </w:r>
-            <w:proofErr w:type="gramStart"/>
-            <w:r>
-              <w:t>Many</w:t>
-            </w:r>
-            <w:proofErr w:type="gramEnd"/>
-            <w:r>
-              <w:t xml:space="preserve"> users want this feature, with 57% of responses voting for </w:t>
-            </w:r>
-            <w:proofErr w:type="gramStart"/>
-            <w:r>
-              <w:t>3</w:t>
-            </w:r>
-            <w:proofErr w:type="gramEnd"/>
-            <w:r>
-              <w:t xml:space="preserve"> or more maps. On the other hand, this is likely to be </w:t>
-            </w:r>
-            <w:proofErr w:type="gramStart"/>
-            <w:r>
-              <w:t>relatively time</w:t>
-            </w:r>
-            <w:proofErr w:type="gramEnd"/>
-            <w:r>
-              <w:t xml:space="preserve"> </w:t>
-            </w:r>
-            <w:proofErr w:type="gramStart"/>
-            <w:r>
-              <w:t>consuming, and</w:t>
-            </w:r>
-            <w:proofErr w:type="gramEnd"/>
-            <w:r>
-              <w:t xml:space="preserve"> add comparably low amounts of content to </w:t>
-            </w:r>
-            <w:proofErr w:type="gramStart"/>
-            <w:r>
-              <w:t>some</w:t>
-            </w:r>
-            <w:proofErr w:type="gramEnd"/>
-            <w:r>
-              <w:t xml:space="preserve"> features. </w:t>
+              <w:t xml:space="preserve"> add comparably low amounts of content to some features. </w:t>
             </w:r>
             <w:proofErr w:type="gramStart"/>
             <w:r>
@@ -4618,15 +3942,7 @@
           </w:tcPr>
           <w:p>
             <w:r>
-              <w:t xml:space="preserve">Despite initially believing this feature would not be worth the effort to implement, users have shown a high demand for it. Also, this can </w:t>
-            </w:r>
-            <w:proofErr w:type="gramStart"/>
-            <w:r>
-              <w:t>act as</w:t>
-            </w:r>
-            <w:proofErr w:type="gramEnd"/>
-            <w:r>
-              <w:t xml:space="preserve"> a tutorial to teach players how the game works, hopefully reducing the number of players who lose interest early due to its high difficulty.</w:t>
+              <w:t>Despite initially believing this feature would not be worth the effort to implement, users have shown a high demand for it. Also, this can act as a tutorial to teach players how the game works, hopefully reducing the number of players who lose interest early due to its high difficulty.</w:t>
             </w:r>
           </w:p>
         </w:tc>
@@ -4753,15 +4069,7 @@
           </w:tcPr>
           <w:p>
             <w:r>
-              <w:t xml:space="preserve">This would allow users to complete a run of the game over multiple days, without having to leave the application open. However, it may be quite difficult to implement for such a small feature, therefore it will </w:t>
-            </w:r>
-            <w:proofErr w:type="gramStart"/>
-            <w:r>
-              <w:t>be left</w:t>
-            </w:r>
-            <w:proofErr w:type="gramEnd"/>
-            <w:r>
-              <w:t xml:space="preserve"> until later stages of development in case there is not time to implement it</w:t>
+              <w:t>This would allow users to complete a run of the game over multiple days, without having to leave the application open. However, it may be quite difficult to implement for such a small feature, therefore it will be left until later stages of development in case there is not time to implement it</w:t>
             </w:r>
           </w:p>
         </w:tc>
@@ -4795,21 +4103,15 @@
       <w:r>
         <w:t xml:space="preserve">I </w:t>
       </w:r>
+      <w:proofErr w:type="spellStart"/>
       <w:proofErr w:type="gramStart"/>
       <w:r>
         <w:t>wont</w:t>
       </w:r>
+      <w:proofErr w:type="spellEnd"/>
       <w:proofErr w:type="gramEnd"/>
       <w:r>
-        <w:t xml:space="preserve"> be able to implement every feature that </w:t>
-      </w:r>
-      <w:proofErr w:type="gramStart"/>
-      <w:r>
-        <w:t>is labelled</w:t>
-      </w:r>
-      <w:proofErr w:type="gramEnd"/>
-      <w:r>
-        <w:t xml:space="preserve"> as desirable. Therefore, I will prioritise the essential features </w:t>
+        <w:t xml:space="preserve"> be able to implement every feature that is labelled as desirable. Therefore, I will prioritise the essential features </w:t>
       </w:r>
       <w:proofErr w:type="gramStart"/>
       <w:r>
@@ -4878,15 +4180,7 @@
           </w:tcPr>
           <w:p>
             <w:r>
-              <w:t xml:space="preserve">There are likely to be only </w:t>
-            </w:r>
-            <w:proofErr w:type="gramStart"/>
-            <w:r>
-              <w:t>a few</w:t>
-            </w:r>
-            <w:proofErr w:type="gramEnd"/>
-            <w:r>
-              <w:t xml:space="preserve"> varieties of ants added to the game, as </w:t>
+              <w:t xml:space="preserve">There are likely to be only a few varieties of ants added to the game, as </w:t>
             </w:r>
             <w:r>
               <w:t>each one would require additional time to develop new features for, and including too many may make it confusing for the user to keep track of</w:t>
@@ -4922,27 +4216,14 @@
             <w:r>
               <w:t xml:space="preserve">, so they will </w:t>
             </w:r>
-            <w:proofErr w:type="gramStart"/>
-            <w:r>
-              <w:t>be quickly made</w:t>
-            </w:r>
-            <w:proofErr w:type="gramEnd"/>
-            <w:r>
-              <w:t xml:space="preserve">, or </w:t>
+            <w:r>
+              <w:t xml:space="preserve">be quickly made, or </w:t>
             </w:r>
             <w:r>
               <w:t>I may look for existing assets which I can use.</w:t>
             </w:r>
             <w:r>
-              <w:t xml:space="preserve"> Also, realistic graphics would be likely to cause performance issues, if features such as raytracing </w:t>
-            </w:r>
-            <w:proofErr w:type="gramStart"/>
-            <w:r>
-              <w:t>were used</w:t>
-            </w:r>
-            <w:proofErr w:type="gramEnd"/>
-            <w:r>
-              <w:t xml:space="preserve"> to simulate lighting and shadows.</w:t>
+              <w:t xml:space="preserve"> Also, realistic graphics would be likely to cause performance issues, if features such as raytracing were used to simulate lighting and shadows.</w:t>
             </w:r>
           </w:p>
         </w:tc>
@@ -4986,15 +4267,7 @@
               <w:t xml:space="preserve"> ants at once,</w:t>
             </w:r>
             <w:r>
-              <w:t xml:space="preserve"> which is likely to </w:t>
-            </w:r>
-            <w:proofErr w:type="gramStart"/>
-            <w:r>
-              <w:t>take up</w:t>
-            </w:r>
-            <w:proofErr w:type="gramEnd"/>
-            <w:r>
-              <w:t xml:space="preserve"> a significant amount of memory to store all their data. I will try to optimise </w:t>
+              <w:t xml:space="preserve"> which is likely to take up a significant amount of memory to store all their data. I will try to optimise </w:t>
             </w:r>
             <w:r>
               <w:t xml:space="preserve">memory usage throughout the project to </w:t>
@@ -5050,42 +4323,18 @@
           </w:tcPr>
           <w:p>
             <w:r>
-              <w:t xml:space="preserve">I do not intend to include multiplayer functionality in my project unless there is </w:t>
-            </w:r>
-            <w:proofErr w:type="gramStart"/>
-            <w:r>
-              <w:t>significant time</w:t>
-            </w:r>
-            <w:proofErr w:type="gramEnd"/>
-            <w:r>
-              <w:t xml:space="preserve"> left after developing the essential and desirable features. </w:t>
-            </w:r>
-          </w:p>
-          <w:p>
-            <w:r>
-              <w:t xml:space="preserve">It would not be effective for my game, as it will </w:t>
-            </w:r>
-            <w:proofErr w:type="gramStart"/>
-            <w:r>
-              <w:t>be designed</w:t>
-            </w:r>
-            <w:proofErr w:type="gramEnd"/>
-            <w:r>
-              <w:t xml:space="preserve"> to take between 20 minutes and 1 hour, so users may </w:t>
+              <w:t xml:space="preserve">I do not intend to include multiplayer functionality in my project unless there is significant time left after developing the essential and desirable features. </w:t>
+            </w:r>
+          </w:p>
+          <w:p>
+            <w:r>
+              <w:t xml:space="preserve">It would not be effective for my game, as it will be designed to take between 20 minutes and 1 hour, so users may </w:t>
             </w:r>
             <w:r>
               <w:t>not have time to do a full game online</w:t>
             </w:r>
             <w:r>
-              <w:t xml:space="preserve"> which would lead to the other player </w:t>
-            </w:r>
-            <w:proofErr w:type="gramStart"/>
-            <w:r>
-              <w:t>being left</w:t>
-            </w:r>
-            <w:proofErr w:type="gramEnd"/>
-            <w:r>
-              <w:t xml:space="preserve"> alone</w:t>
+              <w:t xml:space="preserve"> which would lead to the other player being left alone</w:t>
             </w:r>
             <w:r>
               <w:t xml:space="preserve">. However, in singleplayer the user could pause the game </w:t>
@@ -5100,15 +4349,7 @@
               <w:t>,</w:t>
             </w:r>
             <w:r>
-              <w:t xml:space="preserve"> if a saving feature </w:t>
-            </w:r>
-            <w:proofErr w:type="gramStart"/>
-            <w:r>
-              <w:t>is added</w:t>
-            </w:r>
-            <w:proofErr w:type="gramEnd"/>
-            <w:r>
-              <w:t>.</w:t>
+              <w:t xml:space="preserve"> if a saving feature is added.</w:t>
             </w:r>
           </w:p>
         </w:tc>
@@ -5156,15 +4397,7 @@
               <w:t>s where it will be set</w:t>
             </w:r>
             <w:r>
-              <w:t xml:space="preserve">, such as a forest, </w:t>
-            </w:r>
-            <w:proofErr w:type="gramStart"/>
-            <w:r>
-              <w:t>likely having</w:t>
-            </w:r>
-            <w:proofErr w:type="gramEnd"/>
-            <w:r>
-              <w:t xml:space="preserve"> them in real life. It would be more time-consuming to implement than simply adding other varieties of ant, since they would have completely different behaviour, and would need new graphics.</w:t>
+              <w:t>, such as a forest, likely having them in real life. It would be more time-consuming to implement than simply adding other varieties of ant, since they would have completely different behaviour, and would need new graphics.</w:t>
             </w:r>
           </w:p>
         </w:tc>
@@ -5186,34 +4419,10 @@
           </w:tcPr>
           <w:p>
             <w:r>
-              <w:t xml:space="preserve">My survey showed that most users want at least </w:t>
-            </w:r>
-            <w:proofErr w:type="gramStart"/>
-            <w:r>
-              <w:t>3</w:t>
-            </w:r>
-            <w:proofErr w:type="gramEnd"/>
-            <w:r>
-              <w:t xml:space="preserve"> maps, and preferably more. This may be time consuming to create, as each one will need to be unique and use different assets. </w:t>
-            </w:r>
-            <w:r>
-              <w:t xml:space="preserve">This could potentially </w:t>
-            </w:r>
-            <w:proofErr w:type="gramStart"/>
-            <w:r>
-              <w:t>be made</w:t>
-            </w:r>
-            <w:proofErr w:type="gramEnd"/>
-            <w:r>
-              <w:t xml:space="preserve"> easier by procedurally generating maps so that I do not need to create large ones manually and will only need to make assets that can </w:t>
-            </w:r>
-            <w:proofErr w:type="gramStart"/>
-            <w:r>
-              <w:t>be placed</w:t>
-            </w:r>
-            <w:proofErr w:type="gramEnd"/>
-            <w:r>
-              <w:t xml:space="preserve"> such as trees and bushes. </w:t>
+              <w:t xml:space="preserve">My survey showed that most users want at least 3 maps, and preferably more. This may be time consuming to create, as each one will need to be unique and use different assets. </w:t>
+            </w:r>
+            <w:r>
+              <w:t xml:space="preserve">This could potentially be made easier by procedurally generating maps so that I do not need to create large ones manually and will only need to make assets that can be placed such as trees and bushes. </w:t>
             </w:r>
           </w:p>
         </w:tc>
@@ -5253,15 +4462,7 @@
     <w:p/>
     <w:p>
       <w:r>
-        <w:t xml:space="preserve">My project will </w:t>
-      </w:r>
-      <w:proofErr w:type="gramStart"/>
-      <w:r>
-        <w:t>be coded</w:t>
-      </w:r>
-      <w:proofErr w:type="gramEnd"/>
-      <w:r>
-        <w:t xml:space="preserve"> in java, using a windows pc, </w:t>
+        <w:t xml:space="preserve">My project will be coded in java, using a windows pc, </w:t>
       </w:r>
       <w:r>
         <w:t xml:space="preserve">but users </w:t>
@@ -5306,26 +4507,18 @@
         <w:t xml:space="preserve"> a JDK</w:t>
       </w:r>
       <w:r>
-        <w:t xml:space="preserve">. This </w:t>
-      </w:r>
-      <w:proofErr w:type="gramStart"/>
-      <w:r>
-        <w:t>is not typically included</w:t>
-      </w:r>
-      <w:proofErr w:type="gramEnd"/>
+        <w:t xml:space="preserve">. This is not typically included </w:t>
+      </w:r>
+      <w:r>
+        <w:t xml:space="preserve">in the </w:t>
+      </w:r>
+      <w:r>
+        <w:t>operating system;</w:t>
+      </w:r>
       <w:r>
         <w:t xml:space="preserve"> </w:t>
       </w:r>
       <w:r>
-        <w:t xml:space="preserve">in the </w:t>
-      </w:r>
-      <w:r>
-        <w:t>operating system;</w:t>
-      </w:r>
-      <w:r>
-        <w:t xml:space="preserve"> </w:t>
-      </w:r>
-      <w:r>
         <w:t>therefore,</w:t>
       </w:r>
       <w:r>
@@ -5339,15 +4532,7 @@
         </w:tabs>
       </w:pPr>
       <w:r>
-        <w:t xml:space="preserve">No other software </w:t>
-      </w:r>
-      <w:proofErr w:type="gramStart"/>
-      <w:r>
-        <w:t>is required</w:t>
-      </w:r>
-      <w:proofErr w:type="gramEnd"/>
-      <w:r>
-        <w:t xml:space="preserve"> to play the game, other than a graphical interface.</w:t>
+        <w:t>No other software is required to play the game, other than a graphical interface.</w:t>
       </w:r>
     </w:p>
     <w:p>
@@ -5503,13 +4688,8 @@
           <w:tab w:val="center" w:pos="4513"/>
         </w:tabs>
       </w:pPr>
-      <w:proofErr w:type="gramStart"/>
-      <w:r>
-        <w:t>I believe my project</w:t>
-      </w:r>
-      <w:proofErr w:type="gramEnd"/>
-      <w:r>
-        <w:t xml:space="preserve"> is very well suited to computational methods, as it is a game which would be too complex to </w:t>
+      <w:r>
+        <w:t xml:space="preserve">I believe my project is very well suited to computational methods, as it is a game which would be too complex to </w:t>
       </w:r>
       <w:r>
         <w:t>run in any other way than with a computer, due to the scale of processing.</w:t>
@@ -5533,49 +4713,28 @@
           <w:tab w:val="center" w:pos="4513"/>
         </w:tabs>
       </w:pPr>
+      <w:r>
+        <w:t>Many hundreds or thousands of ant</w:t>
+      </w:r>
+      <w:r>
+        <w:t xml:space="preserve">s and other </w:t>
+      </w:r>
+      <w:r>
+        <w:t xml:space="preserve">objects will be simulated at </w:t>
+      </w:r>
       <w:proofErr w:type="gramStart"/>
       <w:r>
-        <w:t>Many</w:t>
+        <w:t>once,</w:t>
       </w:r>
       <w:proofErr w:type="gramEnd"/>
       <w:r>
-        <w:t xml:space="preserve"> hundreds or thousands of ant</w:t>
-      </w:r>
-      <w:r>
-        <w:t xml:space="preserve">s and other </w:t>
-      </w:r>
-      <w:r>
-        <w:t xml:space="preserve">objects will </w:t>
-      </w:r>
-      <w:proofErr w:type="gramStart"/>
-      <w:r>
-        <w:t>be simulated</w:t>
-      </w:r>
-      <w:proofErr w:type="gramEnd"/>
-      <w:r>
-        <w:t xml:space="preserve"> at </w:t>
-      </w:r>
-      <w:proofErr w:type="gramStart"/>
-      <w:r>
-        <w:t>once,</w:t>
-      </w:r>
-      <w:proofErr w:type="gramEnd"/>
-      <w:r>
         <w:t xml:space="preserve"> therefore a computer </w:t>
       </w:r>
       <w:r>
-        <w:t xml:space="preserve">will </w:t>
-      </w:r>
-      <w:proofErr w:type="gramStart"/>
-      <w:r>
-        <w:t xml:space="preserve">be </w:t>
-      </w:r>
-      <w:r>
-        <w:t>required</w:t>
-      </w:r>
-      <w:proofErr w:type="gramEnd"/>
-      <w:r>
-        <w:t xml:space="preserve"> to process their behaviour</w:t>
+        <w:t xml:space="preserve">will be </w:t>
+      </w:r>
+      <w:r>
+        <w:t>required to process their behaviour</w:t>
       </w:r>
     </w:p>
     <w:p>
@@ -5619,15 +4778,7 @@
         <w:t xml:space="preserve"> predictable</w:t>
       </w:r>
       <w:r>
-        <w:t xml:space="preserve"> algorithm will </w:t>
-      </w:r>
-      <w:proofErr w:type="gramStart"/>
-      <w:r>
-        <w:t>be used</w:t>
-      </w:r>
-      <w:proofErr w:type="gramEnd"/>
-      <w:r>
-        <w:t xml:space="preserve"> to decide where they go instead of simulating their brain.</w:t>
+        <w:t xml:space="preserve"> algorithm will be used to decide where they go instead of simulating their brain.</w:t>
       </w:r>
     </w:p>
     <w:p>
@@ -5656,15 +4807,7 @@
         <w:t xml:space="preserve"> language, since I can </w:t>
       </w:r>
       <w:r>
-        <w:t xml:space="preserve">use inheritance to make </w:t>
-      </w:r>
-      <w:proofErr w:type="gramStart"/>
-      <w:r>
-        <w:t>many</w:t>
-      </w:r>
-      <w:proofErr w:type="gramEnd"/>
-      <w:r>
-        <w:t xml:space="preserve"> similar</w:t>
+        <w:t>use inheritance to make many similar</w:t>
       </w:r>
       <w:r>
         <w:t xml:space="preserve"> subclasses</w:t>
@@ -5691,29 +4834,13 @@
         </w:tabs>
       </w:pPr>
       <w:r>
-        <w:t xml:space="preserve">Concurrency – all parts of the game will be taking place at once (unless it </w:t>
-      </w:r>
-      <w:proofErr w:type="gramStart"/>
-      <w:r>
-        <w:t>is paused</w:t>
-      </w:r>
-      <w:proofErr w:type="gramEnd"/>
-      <w:r>
-        <w:t xml:space="preserve">), so </w:t>
+        <w:t xml:space="preserve">Concurrency – all parts of the game will be taking place at once (unless it is paused), so </w:t>
       </w:r>
       <w:r>
         <w:t>it must be able to run in real tim</w:t>
       </w:r>
       <w:r>
-        <w:t xml:space="preserve">e, requiring a </w:t>
-      </w:r>
-      <w:proofErr w:type="gramStart"/>
-      <w:r>
-        <w:t>reasonably powerful</w:t>
-      </w:r>
-      <w:proofErr w:type="gramEnd"/>
-      <w:r>
-        <w:t xml:space="preserve"> computer.</w:t>
+        <w:t>e, requiring a reasonably powerful computer.</w:t>
       </w:r>
     </w:p>
     <w:p>
@@ -5728,15 +4855,7 @@
         </w:tabs>
       </w:pPr>
       <w:r>
-        <w:t xml:space="preserve">Visualisation – A GUI will </w:t>
-      </w:r>
-      <w:proofErr w:type="gramStart"/>
-      <w:r>
-        <w:t>be used</w:t>
-      </w:r>
-      <w:proofErr w:type="gramEnd"/>
-      <w:r>
-        <w:t xml:space="preserve"> to display the gameplay in real time to the user, by rendering </w:t>
+        <w:t xml:space="preserve">Visualisation – A GUI will be used to display the gameplay in real time to the user, by rendering </w:t>
       </w:r>
       <w:proofErr w:type="gramStart"/>
       <w:r>
@@ -5909,89 +5028,81 @@
       <w:r>
         <w:t xml:space="preserve"> 3.Initial map design and creating assets: Basic map designs for locations such as a forest, desert, or city as well as sprites for food, </w:t>
       </w:r>
+      <w:proofErr w:type="spellStart"/>
+      <w:r>
+        <w:t>ants</w:t>
+      </w:r>
+      <w:proofErr w:type="spellEnd"/>
+      <w:r>
+        <w:t xml:space="preserve"> and pheromones </w:t>
+      </w:r>
+    </w:p>
+    <w:p>
+      <w:pPr>
+        <w:tabs>
+          <w:tab w:val="center" w:pos="4513"/>
+        </w:tabs>
+      </w:pPr>
+      <w:r>
+        <w:t xml:space="preserve">4.Player ants and movement controls: should be visible and controllable by the user </w:t>
+      </w:r>
+    </w:p>
+    <w:p>
+      <w:pPr>
+        <w:tabs>
+          <w:tab w:val="center" w:pos="4513"/>
+        </w:tabs>
+      </w:pPr>
+      <w:r>
+        <w:t>5. Food spawning: Food should spawn in random locations on the map (required to test collecting food in next step)</w:t>
+      </w:r>
+    </w:p>
+    <w:p>
+      <w:pPr>
+        <w:tabs>
+          <w:tab w:val="center" w:pos="4513"/>
+        </w:tabs>
+      </w:pPr>
+      <w:r>
+        <w:t xml:space="preserve"> 6. Additional ant behaviour/controls: Ability to use pheromones and collect food.</w:t>
+      </w:r>
+      <w:r>
+        <w:t xml:space="preserve"> </w:t>
+      </w:r>
+    </w:p>
+    <w:p>
+      <w:pPr>
+        <w:tabs>
+          <w:tab w:val="center" w:pos="4513"/>
+        </w:tabs>
+      </w:pPr>
+      <w:r>
+        <w:t xml:space="preserve"> 7. </w:t>
+      </w:r>
+      <w:r>
+        <w:t>E</w:t>
+      </w:r>
+      <w:r>
+        <w:t>nemy ants</w:t>
+      </w:r>
+      <w:r>
+        <w:t xml:space="preserve"> (essential) and different variants (desirable)</w:t>
+      </w:r>
+      <w:r>
+        <w:t xml:space="preserve">: These should be easier to develop with the player ants as a starting </w:t>
+      </w:r>
       <w:proofErr w:type="gramStart"/>
       <w:r>
-        <w:t>ants</w:t>
+        <w:t>point</w:t>
+      </w:r>
+      <w:r>
+        <w:t>,</w:t>
+      </w:r>
+      <w:r>
+        <w:t xml:space="preserve"> but</w:t>
       </w:r>
       <w:proofErr w:type="gramEnd"/>
       <w:r>
-        <w:t xml:space="preserve"> and pheromones </w:t>
-      </w:r>
-    </w:p>
-    <w:p>
-      <w:pPr>
-        <w:tabs>
-          <w:tab w:val="center" w:pos="4513"/>
-        </w:tabs>
-      </w:pPr>
-      <w:r>
-        <w:t xml:space="preserve">4.Player ants and movement controls: should be visible and controllable by the user </w:t>
-      </w:r>
-    </w:p>
-    <w:p>
-      <w:pPr>
-        <w:tabs>
-          <w:tab w:val="center" w:pos="4513"/>
-        </w:tabs>
-      </w:pPr>
-      <w:r>
-        <w:t xml:space="preserve">5. Food spawning: Food should spawn in random locations on the map (required to </w:t>
-      </w:r>
-      <w:proofErr w:type="gramStart"/>
-      <w:r>
-        <w:t>test</w:t>
-      </w:r>
-      <w:proofErr w:type="gramEnd"/>
-      <w:r>
-        <w:t xml:space="preserve"> collecting food in next step)</w:t>
-      </w:r>
-    </w:p>
-    <w:p>
-      <w:pPr>
-        <w:tabs>
-          <w:tab w:val="center" w:pos="4513"/>
-        </w:tabs>
-      </w:pPr>
-      <w:r>
-        <w:t xml:space="preserve"> 6. Additional ant behaviour/controls: Ability to use pheromones and collect food.</w:t>
-      </w:r>
-      <w:r>
-        <w:t xml:space="preserve"> </w:t>
-      </w:r>
-    </w:p>
-    <w:p>
-      <w:pPr>
-        <w:tabs>
-          <w:tab w:val="center" w:pos="4513"/>
-        </w:tabs>
-      </w:pPr>
-      <w:r>
-        <w:t xml:space="preserve"> 7. </w:t>
-      </w:r>
-      <w:r>
-        <w:t>E</w:t>
-      </w:r>
-      <w:r>
-        <w:t>nemy ants</w:t>
-      </w:r>
-      <w:r>
-        <w:t xml:space="preserve"> (essential) and different variants (desirable)</w:t>
-      </w:r>
-      <w:r>
-        <w:t xml:space="preserve">: These should be easier to develop with the player ants as a starting </w:t>
-      </w:r>
-      <w:proofErr w:type="gramStart"/>
-      <w:r>
-        <w:t>point</w:t>
-      </w:r>
-      <w:r>
-        <w:t>,</w:t>
-      </w:r>
-      <w:r>
-        <w:t xml:space="preserve"> but</w:t>
-      </w:r>
-      <w:proofErr w:type="gramEnd"/>
-      <w:r>
         <w:t xml:space="preserve"> will require logic to make decisions automatically</w:t>
       </w:r>
       <w:r>
@@ -6001,15 +5112,7 @@
         <w:t xml:space="preserve"> Player ants will use the same logic when not actively controlled.</w:t>
       </w:r>
       <w:r>
-        <w:t xml:space="preserve"> Variants could include fighters, </w:t>
-      </w:r>
-      <w:proofErr w:type="gramStart"/>
-      <w:r>
-        <w:t>gatherers</w:t>
-      </w:r>
-      <w:proofErr w:type="gramEnd"/>
-      <w:r>
-        <w:t xml:space="preserve"> and a queen ant.</w:t>
+        <w:t xml:space="preserve"> Variants could include fighters, gatherers and a queen ant.</w:t>
       </w:r>
     </w:p>
     <w:p>
@@ -6038,46 +5141,38 @@
         </w:tabs>
       </w:pPr>
       <w:r>
-        <w:t xml:space="preserve">9. Check for win: If all enemy ants </w:t>
+        <w:t xml:space="preserve">9. Check for win: If all enemy ants are eliminated, then the player will win, and the game will end. </w:t>
+      </w:r>
+    </w:p>
+    <w:p>
+      <w:pPr>
+        <w:tabs>
+          <w:tab w:val="center" w:pos="4513"/>
+        </w:tabs>
+      </w:pPr>
+      <w:r>
+        <w:t xml:space="preserve">10. Sandbox mode: Player </w:t>
       </w:r>
       <w:proofErr w:type="gramStart"/>
       <w:r>
-        <w:t>are eliminated</w:t>
+        <w:t>has the ability to</w:t>
       </w:r>
       <w:proofErr w:type="gramEnd"/>
       <w:r>
-        <w:t xml:space="preserve">, then the player will win, and the game will end. </w:t>
-      </w:r>
-    </w:p>
-    <w:p>
-      <w:pPr>
-        <w:tabs>
-          <w:tab w:val="center" w:pos="4513"/>
-        </w:tabs>
-      </w:pPr>
-      <w:r>
-        <w:t xml:space="preserve">10. Sandbox mode: Player </w:t>
+        <w:t xml:space="preserve"> spawn in resources or </w:t>
       </w:r>
       <w:proofErr w:type="gramStart"/>
       <w:r>
-        <w:t>has the ability to</w:t>
+        <w:t>ants</w:t>
+      </w:r>
+      <w:r>
+        <w:t>,</w:t>
+      </w:r>
+      <w:r>
+        <w:t xml:space="preserve"> and</w:t>
       </w:r>
       <w:proofErr w:type="gramEnd"/>
       <w:r>
-        <w:t xml:space="preserve"> spawn in resources or </w:t>
-      </w:r>
-      <w:proofErr w:type="gramStart"/>
-      <w:r>
-        <w:t>ants</w:t>
-      </w:r>
-      <w:r>
-        <w:t>,</w:t>
-      </w:r>
-      <w:r>
-        <w:t xml:space="preserve"> and</w:t>
-      </w:r>
-      <w:proofErr w:type="gramEnd"/>
-      <w:r>
         <w:t xml:space="preserve"> can experiment with the game and different strategies. </w:t>
       </w:r>
     </w:p>
@@ -6101,59 +5196,27 @@
         </w:tabs>
       </w:pPr>
       <w:r>
-        <w:t xml:space="preserve">12. Scoring: A system to score the player’s run based on factors such as the time played, the size of their colony and the size of the enemy colony. Should </w:t>
-      </w:r>
-      <w:proofErr w:type="gramStart"/>
-      <w:r>
-        <w:t>be developed</w:t>
-      </w:r>
-      <w:proofErr w:type="gramEnd"/>
-      <w:r>
-        <w:t xml:space="preserve"> near the end so that all finished features can have an impact on the final score. </w:t>
-      </w:r>
-    </w:p>
-    <w:p>
-      <w:pPr>
-        <w:tabs>
-          <w:tab w:val="center" w:pos="4513"/>
-        </w:tabs>
-      </w:pPr>
-      <w:r>
-        <w:t xml:space="preserve">13. Tutorial (optional): This feature </w:t>
-      </w:r>
-      <w:proofErr w:type="gramStart"/>
-      <w:r>
-        <w:t>is not required</w:t>
-      </w:r>
-      <w:proofErr w:type="gramEnd"/>
-      <w:r>
-        <w:t xml:space="preserve"> and should cover all the developed features, so will </w:t>
-      </w:r>
-      <w:proofErr w:type="gramStart"/>
-      <w:r>
-        <w:t>be created</w:t>
-      </w:r>
-      <w:proofErr w:type="gramEnd"/>
-      <w:r>
-        <w:t xml:space="preserve"> at the end if there is enough time. </w:t>
-      </w:r>
-    </w:p>
-    <w:p>
-      <w:pPr>
-        <w:tabs>
-          <w:tab w:val="center" w:pos="4513"/>
-        </w:tabs>
-      </w:pPr>
-      <w:r>
-        <w:t xml:space="preserve">14. Saves (optional): This is likely to be difficult to implement, and </w:t>
-      </w:r>
-      <w:proofErr w:type="gramStart"/>
-      <w:r>
-        <w:t>is not required</w:t>
-      </w:r>
-      <w:proofErr w:type="gramEnd"/>
-      <w:r>
-        <w:t xml:space="preserve"> for the project, so I will complete it if there is enough time at the end</w:t>
+        <w:t xml:space="preserve">12. Scoring: A system to score the player’s run based on factors such as the time played, the size of their colony and the size of the enemy colony. Should be developed near the end so that all finished features can have an impact on the final score. </w:t>
+      </w:r>
+    </w:p>
+    <w:p>
+      <w:pPr>
+        <w:tabs>
+          <w:tab w:val="center" w:pos="4513"/>
+        </w:tabs>
+      </w:pPr>
+      <w:r>
+        <w:t xml:space="preserve">13. Tutorial (optional): This feature is not required and should cover all the developed features, so will be created at the end if there is enough time. </w:t>
+      </w:r>
+    </w:p>
+    <w:p>
+      <w:pPr>
+        <w:tabs>
+          <w:tab w:val="center" w:pos="4513"/>
+        </w:tabs>
+      </w:pPr>
+      <w:r>
+        <w:t>14. Saves (optional): This is likely to be difficult to implement, and is not required for the project, so I will complete it if there is enough time at the end</w:t>
       </w:r>
     </w:p>
     <w:p>
@@ -6228,32 +5291,22 @@
               </w:tabs>
             </w:pPr>
             <w:r>
-              <w:t xml:space="preserve">Feature </w:t>
-            </w:r>
-            <w:proofErr w:type="gramStart"/>
-            <w:r>
-              <w:t>tested</w:t>
-            </w:r>
-            <w:proofErr w:type="gramEnd"/>
-          </w:p>
-        </w:tc>
-        <w:tc>
-          <w:tcPr>
-            <w:tcW w:w="2254" w:type="dxa"/>
-          </w:tcPr>
-          <w:p>
-            <w:pPr>
-              <w:tabs>
-                <w:tab w:val="center" w:pos="4513"/>
-              </w:tabs>
-            </w:pPr>
-            <w:proofErr w:type="gramStart"/>
-            <w:r>
-              <w:t>Test</w:t>
-            </w:r>
-            <w:proofErr w:type="gramEnd"/>
-            <w:r>
-              <w:t xml:space="preserve"> data</w:t>
+              <w:t>Feature tested</w:t>
+            </w:r>
+          </w:p>
+        </w:tc>
+        <w:tc>
+          <w:tcPr>
+            <w:tcW w:w="2254" w:type="dxa"/>
+          </w:tcPr>
+          <w:p>
+            <w:pPr>
+              <w:tabs>
+                <w:tab w:val="center" w:pos="4513"/>
+              </w:tabs>
+            </w:pPr>
+            <w:r>
+              <w:t>Test data</w:t>
             </w:r>
           </w:p>
         </w:tc>
@@ -6333,15 +5386,7 @@
               </w:tabs>
             </w:pPr>
             <w:r>
-              <w:t xml:space="preserve">The user will </w:t>
-            </w:r>
-            <w:proofErr w:type="gramStart"/>
-            <w:r>
-              <w:t>be directed</w:t>
-            </w:r>
-            <w:proofErr w:type="gramEnd"/>
-            <w:r>
-              <w:t xml:space="preserve"> to the correct screen</w:t>
+              <w:t>The user will be directed to the correct screen</w:t>
             </w:r>
           </w:p>
         </w:tc>
@@ -6373,15 +5418,7 @@
               </w:tabs>
             </w:pPr>
             <w:r>
-              <w:t xml:space="preserve">Settings menu – adjustable difficulty, </w:t>
-            </w:r>
-            <w:proofErr w:type="gramStart"/>
-            <w:r>
-              <w:t>map</w:t>
-            </w:r>
-            <w:proofErr w:type="gramEnd"/>
-            <w:r>
-              <w:t xml:space="preserve"> and game mode</w:t>
+              <w:t>Settings menu – adjustable difficulty, map and game mode</w:t>
             </w:r>
           </w:p>
         </w:tc>
@@ -6411,15 +5448,7 @@
               </w:tabs>
             </w:pPr>
             <w:r>
-              <w:t xml:space="preserve">The selected setting will </w:t>
-            </w:r>
-            <w:proofErr w:type="gramStart"/>
-            <w:r>
-              <w:t>be changed</w:t>
-            </w:r>
-            <w:proofErr w:type="gramEnd"/>
-            <w:r>
-              <w:t xml:space="preserve"> </w:t>
+              <w:t xml:space="preserve">The selected setting will be changed </w:t>
             </w:r>
           </w:p>
         </w:tc>
@@ -6451,62 +5480,54 @@
               </w:tabs>
             </w:pPr>
             <w:r>
-              <w:t xml:space="preserve">Settings menu – adjustable difficulty, </w:t>
+              <w:t>Settings menu – adjustable difficulty, map and game mode</w:t>
+            </w:r>
+          </w:p>
+        </w:tc>
+        <w:tc>
+          <w:tcPr>
+            <w:tcW w:w="2254" w:type="dxa"/>
+          </w:tcPr>
+          <w:p>
+            <w:pPr>
+              <w:tabs>
+                <w:tab w:val="center" w:pos="4513"/>
+              </w:tabs>
+            </w:pPr>
+            <w:r>
+              <w:t>Keep pressing the same arrow</w:t>
+            </w:r>
+          </w:p>
+        </w:tc>
+        <w:tc>
+          <w:tcPr>
+            <w:tcW w:w="2254" w:type="dxa"/>
+          </w:tcPr>
+          <w:p>
+            <w:pPr>
+              <w:tabs>
+                <w:tab w:val="center" w:pos="4513"/>
+              </w:tabs>
+            </w:pPr>
+            <w:r>
+              <w:t>The</w:t>
+            </w:r>
+            <w:r>
+              <w:t xml:space="preserve"> setting should reach a final </w:t>
             </w:r>
             <w:proofErr w:type="gramStart"/>
             <w:r>
-              <w:t>map</w:t>
+              <w:t>state</w:t>
             </w:r>
             <w:proofErr w:type="gramEnd"/>
             <w:r>
-              <w:t xml:space="preserve"> and game mode</w:t>
-            </w:r>
-          </w:p>
-        </w:tc>
-        <w:tc>
-          <w:tcPr>
-            <w:tcW w:w="2254" w:type="dxa"/>
-          </w:tcPr>
-          <w:p>
-            <w:pPr>
-              <w:tabs>
-                <w:tab w:val="center" w:pos="4513"/>
-              </w:tabs>
-            </w:pPr>
-            <w:r>
-              <w:t>Keep pressing the same arrow</w:t>
-            </w:r>
-          </w:p>
-        </w:tc>
-        <w:tc>
-          <w:tcPr>
-            <w:tcW w:w="2254" w:type="dxa"/>
-          </w:tcPr>
-          <w:p>
-            <w:pPr>
-              <w:tabs>
-                <w:tab w:val="center" w:pos="4513"/>
-              </w:tabs>
-            </w:pPr>
-            <w:r>
-              <w:t>The</w:t>
-            </w:r>
-            <w:r>
-              <w:t xml:space="preserve"> setting should reach a final </w:t>
-            </w:r>
-            <w:proofErr w:type="gramStart"/>
-            <w:r>
-              <w:t>state</w:t>
-            </w:r>
-            <w:proofErr w:type="gramEnd"/>
-            <w:r>
-              <w:t xml:space="preserve"> and the arrow will </w:t>
-            </w:r>
-            <w:proofErr w:type="gramStart"/>
-            <w:r>
-              <w:t>be grayed</w:t>
-            </w:r>
-            <w:proofErr w:type="gramEnd"/>
+              <w:t xml:space="preserve"> and the arrow will be </w:t>
+            </w:r>
+            <w:proofErr w:type="spellStart"/>
+            <w:r>
+              <w:t>grayed</w:t>
+            </w:r>
+            <w:proofErr w:type="spellEnd"/>
             <w:r>
               <w:t xml:space="preserve"> out</w:t>
             </w:r>
@@ -6704,15 +5725,7 @@
               </w:tabs>
             </w:pPr>
             <w:r>
-              <w:t xml:space="preserve">A pheromone will </w:t>
-            </w:r>
-            <w:proofErr w:type="gramStart"/>
-            <w:r>
-              <w:t>be placed</w:t>
-            </w:r>
-            <w:proofErr w:type="gramEnd"/>
-            <w:r>
-              <w:t xml:space="preserve"> at the ant’s location</w:t>
+              <w:t>A pheromone will be placed at the ant’s location</w:t>
             </w:r>
           </w:p>
         </w:tc>
@@ -7002,11 +6015,9 @@
             <w:r>
               <w:t xml:space="preserve">They should fight and one of the ants will </w:t>
             </w:r>
-            <w:proofErr w:type="gramStart"/>
             <w:r>
               <w:t>be killed</w:t>
             </w:r>
-            <w:proofErr w:type="gramEnd"/>
           </w:p>
         </w:tc>
       </w:tr>
@@ -7129,21 +6140,8 @@
               </w:tabs>
             </w:pPr>
             <w:r>
-              <w:t xml:space="preserve">Their ant population should grow, and </w:t>
-            </w:r>
-            <w:proofErr w:type="gramStart"/>
-            <w:r>
-              <w:t>some</w:t>
-            </w:r>
-            <w:proofErr w:type="gramEnd"/>
-            <w:r>
-              <w:t xml:space="preserve"> food will </w:t>
-            </w:r>
-            <w:proofErr w:type="gramStart"/>
-            <w:r>
-              <w:t>be consumed</w:t>
-            </w:r>
-            <w:proofErr w:type="gramEnd"/>
+              <w:t>Their ant population should grow, and some food will be consumed</w:t>
+            </w:r>
             <w:r>
               <w:t xml:space="preserve"> – new ants should appear on the map</w:t>
             </w:r>
@@ -7471,26 +6469,10 @@
               </w:tabs>
             </w:pPr>
             <w:r>
-              <w:t xml:space="preserve">At the end, the player should </w:t>
-            </w:r>
-            <w:proofErr w:type="gramStart"/>
-            <w:r>
-              <w:t xml:space="preserve">be </w:t>
-            </w:r>
-            <w:r>
-              <w:t>given</w:t>
-            </w:r>
-            <w:proofErr w:type="gramEnd"/>
-            <w:r>
-              <w:t xml:space="preserve"> a score which </w:t>
-            </w:r>
-            <w:proofErr w:type="gramStart"/>
-            <w:r>
-              <w:t>is calculated</w:t>
-            </w:r>
-            <w:proofErr w:type="gramEnd"/>
-            <w:r>
-              <w:t xml:space="preserve"> using their stats</w:t>
+              <w:t xml:space="preserve">At the end, the player should be </w:t>
+            </w:r>
+            <w:r>
+              <w:t>given a score which is calculated using their stats</w:t>
             </w:r>
           </w:p>
         </w:tc>
@@ -7552,15 +6534,7 @@
               </w:tabs>
             </w:pPr>
             <w:r>
-              <w:t xml:space="preserve">The player should </w:t>
-            </w:r>
-            <w:proofErr w:type="gramStart"/>
-            <w:r>
-              <w:t>be shown</w:t>
-            </w:r>
-            <w:proofErr w:type="gramEnd"/>
-            <w:r>
-              <w:t xml:space="preserve"> information on how the gameplay works and the controls</w:t>
+              <w:t>The player should be shown information on how the gameplay works and the controls</w:t>
             </w:r>
           </w:p>
         </w:tc>
@@ -7622,15 +6596,7 @@
               </w:tabs>
             </w:pPr>
             <w:r>
-              <w:t xml:space="preserve">A save should </w:t>
-            </w:r>
-            <w:proofErr w:type="gramStart"/>
-            <w:r>
-              <w:t>be created</w:t>
-            </w:r>
-            <w:proofErr w:type="gramEnd"/>
-            <w:r>
-              <w:t xml:space="preserve"> with </w:t>
+              <w:t xml:space="preserve">A save should be created with </w:t>
             </w:r>
             <w:proofErr w:type="gramStart"/>
             <w:r>
@@ -7700,15 +6666,7 @@
               </w:tabs>
             </w:pPr>
             <w:r>
-              <w:t xml:space="preserve">The game should continue from the point where it </w:t>
-            </w:r>
-            <w:proofErr w:type="gramStart"/>
-            <w:r>
-              <w:t>was saved</w:t>
-            </w:r>
-            <w:proofErr w:type="gramEnd"/>
-            <w:r>
-              <w:t xml:space="preserve"> initially</w:t>
+              <w:t>The game should continue from the point where it was saved initially</w:t>
             </w:r>
           </w:p>
         </w:tc>
@@ -7770,26 +6728,10 @@
               </w:tabs>
             </w:pPr>
             <w:r>
-              <w:t xml:space="preserve">The save should </w:t>
-            </w:r>
-            <w:proofErr w:type="gramStart"/>
-            <w:r>
-              <w:t>be given</w:t>
-            </w:r>
-            <w:proofErr w:type="gramEnd"/>
-            <w:r>
-              <w:t xml:space="preserve"> a name </w:t>
-            </w:r>
-            <w:r>
-              <w:t xml:space="preserve">which </w:t>
-            </w:r>
-            <w:proofErr w:type="gramStart"/>
-            <w:r>
-              <w:t>is displayed</w:t>
-            </w:r>
-            <w:proofErr w:type="gramEnd"/>
-            <w:r>
-              <w:t xml:space="preserve"> to the user in future</w:t>
+              <w:t xml:space="preserve">The save should be given a name </w:t>
+            </w:r>
+            <w:r>
+              <w:t>which is displayed to the user in future</w:t>
             </w:r>
           </w:p>
         </w:tc>
@@ -7889,15 +6831,7 @@
         </w:tabs>
       </w:pPr>
       <w:r>
-        <w:t xml:space="preserve">Gui designs for </w:t>
-      </w:r>
-      <w:proofErr w:type="gramStart"/>
-      <w:r>
-        <w:t>4</w:t>
-      </w:r>
-      <w:proofErr w:type="gramEnd"/>
-      <w:r>
-        <w:t xml:space="preserve"> main screens: menu, settings, sav</w:t>
+        <w:t>Gui designs for 4 main screens: menu, settings, sav</w:t>
       </w:r>
       <w:r>
         <w:t>ing, and gameplay</w:t>
@@ -7942,21 +6876,13 @@
         </w:tabs>
       </w:pPr>
       <w:r>
-        <w:t xml:space="preserve">Arrows </w:t>
-      </w:r>
-      <w:proofErr w:type="gramStart"/>
-      <w:r>
-        <w:t>are used</w:t>
-      </w:r>
-      <w:proofErr w:type="gramEnd"/>
-      <w:r>
-        <w:t xml:space="preserve"> for the settings, so that the user can easily cycle through the options. The difficulty arrow will </w:t>
-      </w:r>
-      <w:proofErr w:type="gramStart"/>
-      <w:r>
-        <w:t>be grayed</w:t>
-      </w:r>
-      <w:proofErr w:type="gramEnd"/>
+        <w:t xml:space="preserve">Arrows are used for the settings, so that the user can easily cycle through the options. The difficulty arrow will be </w:t>
+      </w:r>
+      <w:proofErr w:type="spellStart"/>
+      <w:r>
+        <w:t>grayed</w:t>
+      </w:r>
+      <w:proofErr w:type="spellEnd"/>
       <w:r>
         <w:t xml:space="preserve"> when it is equal to 1 or 10, as these are the lowest and highest values</w:t>
       </w:r>
@@ -7981,15 +6907,7 @@
         </w:tabs>
       </w:pPr>
       <w:r>
-        <w:t xml:space="preserve">The population will always </w:t>
-      </w:r>
-      <w:proofErr w:type="gramStart"/>
-      <w:r>
-        <w:t>be displayed</w:t>
-      </w:r>
-      <w:proofErr w:type="gramEnd"/>
-      <w:r>
-        <w:t xml:space="preserve"> in the same format for consistency,</w:t>
+        <w:t>The population will always be displayed in the same format for consistency,</w:t>
       </w:r>
     </w:p>
     <w:p>
@@ -8026,23 +6944,7 @@
         </w:tabs>
       </w:pPr>
       <w:r>
-        <w:t xml:space="preserve">During gameplay, ants will </w:t>
-      </w:r>
-      <w:proofErr w:type="gramStart"/>
-      <w:r>
-        <w:t>be given</w:t>
-      </w:r>
-      <w:proofErr w:type="gramEnd"/>
-      <w:r>
-        <w:t xml:space="preserve"> </w:t>
-      </w:r>
-      <w:proofErr w:type="gramStart"/>
-      <w:r>
-        <w:t>different colours</w:t>
-      </w:r>
-      <w:proofErr w:type="gramEnd"/>
-      <w:r>
-        <w:t xml:space="preserve"> based on their state, so that the user can identify them.</w:t>
+        <w:t>During gameplay, ants will be given different colours based on their state, so that the user can identify them.</w:t>
       </w:r>
     </w:p>
     <w:p>
@@ -8073,56 +6975,32 @@
         </w:tabs>
       </w:pPr>
       <w:r>
-        <w:t xml:space="preserve">Orange – player ant that is </w:t>
+        <w:t>Orange – player ant that is being controlled by user</w:t>
+      </w:r>
+    </w:p>
+    <w:p>
+      <w:pPr>
+        <w:tabs>
+          <w:tab w:val="center" w:pos="4513"/>
+        </w:tabs>
+      </w:pPr>
+    </w:p>
+    <w:p>
+      <w:pPr>
+        <w:tabs>
+          <w:tab w:val="center" w:pos="4513"/>
+        </w:tabs>
+      </w:pPr>
+      <w:r>
+        <w:t xml:space="preserve">Information is displayed around the edge of the gameplay screen so that it is not </w:t>
       </w:r>
       <w:proofErr w:type="gramStart"/>
       <w:r>
-        <w:t>being controlled</w:t>
+        <w:t>distracting, but</w:t>
       </w:r>
       <w:proofErr w:type="gramEnd"/>
       <w:r>
-        <w:t xml:space="preserve"> by user</w:t>
-      </w:r>
-    </w:p>
-    <w:p>
-      <w:pPr>
-        <w:tabs>
-          <w:tab w:val="center" w:pos="4513"/>
-        </w:tabs>
-      </w:pPr>
-    </w:p>
-    <w:p>
-      <w:pPr>
-        <w:tabs>
-          <w:tab w:val="center" w:pos="4513"/>
-        </w:tabs>
-      </w:pPr>
-      <w:r>
-        <w:t xml:space="preserve">Information </w:t>
-      </w:r>
-      <w:proofErr w:type="gramStart"/>
-      <w:r>
-        <w:t>is displayed</w:t>
-      </w:r>
-      <w:proofErr w:type="gramEnd"/>
-      <w:r>
-        <w:t xml:space="preserve"> around the edge of the gameplay screen so that it is not </w:t>
-      </w:r>
-      <w:proofErr w:type="gramStart"/>
-      <w:r>
-        <w:t>distracting, but</w:t>
-      </w:r>
-      <w:proofErr w:type="gramEnd"/>
-      <w:r>
-        <w:t xml:space="preserve"> can still </w:t>
-      </w:r>
-      <w:proofErr w:type="gramStart"/>
-      <w:r>
-        <w:t>be easily checked</w:t>
-      </w:r>
-      <w:proofErr w:type="gramEnd"/>
-      <w:r>
-        <w:t xml:space="preserve"> by the user.</w:t>
+        <w:t xml:space="preserve"> can still be easily checked by the user.</w:t>
       </w:r>
     </w:p>
     <w:p>
@@ -8402,8 +7280,21 @@
                 <w:tab w:val="center" w:pos="4513"/>
               </w:tabs>
             </w:pPr>
-            <w:r>
-              <w:t>Arraylist&lt;JFrame&gt;</w:t>
+            <w:proofErr w:type="spellStart"/>
+            <w:r>
+              <w:t>Arraylist</w:t>
+            </w:r>
+            <w:proofErr w:type="spellEnd"/>
+            <w:r>
+              <w:t>&lt;</w:t>
+            </w:r>
+            <w:proofErr w:type="spellStart"/>
+            <w:r>
+              <w:t>JFrame</w:t>
+            </w:r>
+            <w:proofErr w:type="spellEnd"/>
+            <w:r>
+              <w:t>&gt;</w:t>
             </w:r>
           </w:p>
         </w:tc>
@@ -8433,30 +7324,16 @@
               </w:tabs>
             </w:pPr>
             <w:r>
-              <w:t xml:space="preserve">Stores the </w:t>
-            </w:r>
+              <w:t xml:space="preserve">Stores the 4 menus so that they can be accessed by the function </w:t>
+            </w:r>
+            <w:proofErr w:type="spellStart"/>
             <w:proofErr w:type="gramStart"/>
             <w:r>
-              <w:t>4</w:t>
-            </w:r>
-            <w:proofErr w:type="gramEnd"/>
-            <w:r>
-              <w:t xml:space="preserve"> menus</w:t>
-            </w:r>
-            <w:r>
-              <w:t xml:space="preserve"> so that they can </w:t>
-            </w:r>
-            <w:proofErr w:type="gramStart"/>
-            <w:r>
-              <w:t>be accessed</w:t>
-            </w:r>
-            <w:proofErr w:type="gramEnd"/>
-            <w:r>
-              <w:t xml:space="preserve"> by the function </w:t>
-            </w:r>
-            <w:proofErr w:type="gramStart"/>
-            <w:r>
-              <w:t>getFrames(</w:t>
+              <w:t>getFrames</w:t>
+            </w:r>
+            <w:proofErr w:type="spellEnd"/>
+            <w:r>
+              <w:t>(</w:t>
             </w:r>
             <w:proofErr w:type="gramEnd"/>
             <w:r>
@@ -8538,9 +7415,11 @@
                 <w:tab w:val="center" w:pos="4513"/>
               </w:tabs>
             </w:pPr>
+            <w:proofErr w:type="spellStart"/>
             <w:r>
               <w:t>gamemode</w:t>
             </w:r>
+            <w:proofErr w:type="spellEnd"/>
           </w:p>
         </w:tc>
         <w:tc>
@@ -8686,13 +7565,94 @@
               </w:tabs>
             </w:pPr>
             <w:r>
-              <w:t xml:space="preserve">The map that will </w:t>
+              <w:t>The map that will be used</w:t>
+            </w:r>
+          </w:p>
+        </w:tc>
+      </w:tr>
+      <w:tr>
+        <w:tc>
+          <w:tcPr>
+            <w:tcW w:w="2254" w:type="dxa"/>
+          </w:tcPr>
+          <w:p>
+            <w:pPr>
+              <w:tabs>
+                <w:tab w:val="center" w:pos="4513"/>
+              </w:tabs>
+            </w:pPr>
+            <w:r>
+              <w:t>paused</w:t>
+            </w:r>
+          </w:p>
+        </w:tc>
+        <w:tc>
+          <w:tcPr>
+            <w:tcW w:w="2254" w:type="dxa"/>
+          </w:tcPr>
+          <w:p>
+            <w:pPr>
+              <w:tabs>
+                <w:tab w:val="center" w:pos="4513"/>
+              </w:tabs>
+            </w:pPr>
+            <w:proofErr w:type="spellStart"/>
+            <w:r>
+              <w:t>boolean</w:t>
+            </w:r>
+            <w:proofErr w:type="spellEnd"/>
+          </w:p>
+        </w:tc>
+        <w:tc>
+          <w:tcPr>
+            <w:tcW w:w="2254" w:type="dxa"/>
+          </w:tcPr>
+          <w:p>
+            <w:pPr>
+              <w:tabs>
+                <w:tab w:val="center" w:pos="4513"/>
+              </w:tabs>
+            </w:pPr>
+            <w:r>
+              <w:t>false</w:t>
+            </w:r>
+          </w:p>
+          <w:p>
+            <w:pPr>
+              <w:tabs>
+                <w:tab w:val="center" w:pos="4513"/>
+              </w:tabs>
+            </w:pPr>
+            <w:r>
+              <w:t>true</w:t>
+            </w:r>
+          </w:p>
+        </w:tc>
+        <w:tc>
+          <w:tcPr>
+            <w:tcW w:w="2254" w:type="dxa"/>
+          </w:tcPr>
+          <w:p>
+            <w:pPr>
+              <w:tabs>
+                <w:tab w:val="center" w:pos="4513"/>
+              </w:tabs>
+            </w:pPr>
+            <w:r>
+              <w:t xml:space="preserve">Whether the game is paused. Food will not </w:t>
             </w:r>
             <w:proofErr w:type="gramStart"/>
             <w:r>
-              <w:t>be used</w:t>
+              <w:t>spawn</w:t>
             </w:r>
             <w:proofErr w:type="gramEnd"/>
+            <w:r>
+              <w:t xml:space="preserve"> and ants </w:t>
+            </w:r>
+            <w:r>
+              <w:lastRenderedPageBreak/>
+              <w:t>cannot move when it is true.</w:t>
+            </w:r>
           </w:p>
         </w:tc>
       </w:tr>
@@ -8724,9 +7684,13 @@
           <w:tab w:val="center" w:pos="4513"/>
         </w:tabs>
       </w:pPr>
-      <w:r>
-        <w:lastRenderedPageBreak/>
-        <w:t>GameplayGrid – Panel used to display gameplay</w:t>
+      <w:proofErr w:type="spellStart"/>
+      <w:r>
+        <w:t>GameplayGrid</w:t>
+      </w:r>
+      <w:proofErr w:type="spellEnd"/>
+      <w:r>
+        <w:t xml:space="preserve"> – Panel used to display gameplay</w:t>
       </w:r>
     </w:p>
     <w:tbl>
@@ -8767,8 +7731,21 @@
                 <w:tab w:val="center" w:pos="4513"/>
               </w:tabs>
             </w:pPr>
-            <w:r>
-              <w:t>Arraylist&lt;JPanel&gt;</w:t>
+            <w:proofErr w:type="spellStart"/>
+            <w:r>
+              <w:t>Arraylist</w:t>
+            </w:r>
+            <w:proofErr w:type="spellEnd"/>
+            <w:r>
+              <w:t>&lt;</w:t>
+            </w:r>
+            <w:proofErr w:type="spellStart"/>
+            <w:r>
+              <w:t>JPanel</w:t>
+            </w:r>
+            <w:proofErr w:type="spellEnd"/>
+            <w:r>
+              <w:t>&gt;</w:t>
             </w:r>
           </w:p>
         </w:tc>
@@ -8840,13 +7817,23 @@
             <w:r>
               <w:t>To access a tile at (</w:t>
             </w:r>
+            <w:proofErr w:type="spellStart"/>
             <w:proofErr w:type="gramStart"/>
             <w:r>
               <w:t>x,y</w:t>
             </w:r>
+            <w:proofErr w:type="spellEnd"/>
             <w:proofErr w:type="gramEnd"/>
             <w:r>
-              <w:t xml:space="preserve">), the index is width*y+x </w:t>
+              <w:t>), the index is width*</w:t>
+            </w:r>
+            <w:proofErr w:type="spellStart"/>
+            <w:r>
+              <w:t>y+x</w:t>
+            </w:r>
+            <w:proofErr w:type="spellEnd"/>
+            <w:r>
+              <w:t xml:space="preserve"> </w:t>
             </w:r>
           </w:p>
         </w:tc>
@@ -8893,23 +7880,7 @@
               </w:tabs>
             </w:pPr>
             <w:r>
-              <w:t xml:space="preserve">Initialised at 10 and can increase to </w:t>
-            </w:r>
-            <w:proofErr w:type="gramStart"/>
-            <w:r>
-              <w:t>20</w:t>
-            </w:r>
-            <w:proofErr w:type="gramEnd"/>
-            <w:r>
-              <w:t xml:space="preserve"> before </w:t>
-            </w:r>
-            <w:proofErr w:type="gramStart"/>
-            <w:r>
-              <w:t>being capped</w:t>
-            </w:r>
-            <w:proofErr w:type="gramEnd"/>
-            <w:r>
-              <w:t>.</w:t>
+              <w:t>Initialised at 10 and can increase to 20 before being capped.</w:t>
             </w:r>
           </w:p>
         </w:tc>
@@ -8971,23 +7942,7 @@
               </w:tabs>
             </w:pPr>
             <w:r>
-              <w:t xml:space="preserve">Initialised at 10 and can increase to </w:t>
-            </w:r>
-            <w:proofErr w:type="gramStart"/>
-            <w:r>
-              <w:t>20</w:t>
-            </w:r>
-            <w:proofErr w:type="gramEnd"/>
-            <w:r>
-              <w:t xml:space="preserve"> before </w:t>
-            </w:r>
-            <w:proofErr w:type="gramStart"/>
-            <w:r>
-              <w:t>being capped</w:t>
-            </w:r>
-            <w:proofErr w:type="gramEnd"/>
-            <w:r>
-              <w:t>.</w:t>
+              <w:t>Initialised at 10 and can increase to 20 before being capped.</w:t>
             </w:r>
           </w:p>
         </w:tc>
@@ -9018,9 +7973,11 @@
                 <w:tab w:val="center" w:pos="4513"/>
               </w:tabs>
             </w:pPr>
+            <w:proofErr w:type="spellStart"/>
             <w:r>
               <w:t>CornerX</w:t>
             </w:r>
+            <w:proofErr w:type="spellEnd"/>
           </w:p>
         </w:tc>
         <w:tc>
@@ -9086,13 +8043,8 @@
               <w:t xml:space="preserve"> bottom</w:t>
             </w:r>
             <w:r>
-              <w:t xml:space="preserve"> left corner of the grid, used to change which area </w:t>
-            </w:r>
-            <w:proofErr w:type="gramStart"/>
-            <w:r>
-              <w:t>is displayed</w:t>
-            </w:r>
-            <w:proofErr w:type="gramEnd"/>
+              <w:t xml:space="preserve"> left corner of the grid, used to change which area is displayed</w:t>
+            </w:r>
           </w:p>
         </w:tc>
       </w:tr>
@@ -9107,9 +8059,11 @@
                 <w:tab w:val="center" w:pos="4513"/>
               </w:tabs>
             </w:pPr>
+            <w:proofErr w:type="spellStart"/>
             <w:r>
               <w:t>CornerY</w:t>
             </w:r>
+            <w:proofErr w:type="spellEnd"/>
           </w:p>
         </w:tc>
         <w:tc>
@@ -9184,38 +8138,50 @@
                 <w:tab w:val="center" w:pos="4513"/>
               </w:tabs>
             </w:pPr>
+            <w:proofErr w:type="spellStart"/>
             <w:r>
               <w:t>GameMenu</w:t>
             </w:r>
-          </w:p>
-        </w:tc>
-        <w:tc>
-          <w:tcPr>
-            <w:tcW w:w="2254" w:type="dxa"/>
-          </w:tcPr>
-          <w:p>
-            <w:pPr>
-              <w:tabs>
-                <w:tab w:val="center" w:pos="4513"/>
-              </w:tabs>
-            </w:pPr>
+            <w:proofErr w:type="spellEnd"/>
+          </w:p>
+        </w:tc>
+        <w:tc>
+          <w:tcPr>
+            <w:tcW w:w="2254" w:type="dxa"/>
+          </w:tcPr>
+          <w:p>
+            <w:pPr>
+              <w:tabs>
+                <w:tab w:val="center" w:pos="4513"/>
+              </w:tabs>
+            </w:pPr>
+            <w:proofErr w:type="spellStart"/>
             <w:r>
               <w:t>GameMenu</w:t>
             </w:r>
-          </w:p>
-        </w:tc>
-        <w:tc>
-          <w:tcPr>
-            <w:tcW w:w="2254" w:type="dxa"/>
-          </w:tcPr>
-          <w:p>
-            <w:pPr>
-              <w:tabs>
-                <w:tab w:val="center" w:pos="4513"/>
-              </w:tabs>
-            </w:pPr>
-            <w:r>
-              <w:t>The GameMenu which contains the grid</w:t>
+            <w:proofErr w:type="spellEnd"/>
+          </w:p>
+        </w:tc>
+        <w:tc>
+          <w:tcPr>
+            <w:tcW w:w="2254" w:type="dxa"/>
+          </w:tcPr>
+          <w:p>
+            <w:pPr>
+              <w:tabs>
+                <w:tab w:val="center" w:pos="4513"/>
+              </w:tabs>
+            </w:pPr>
+            <w:r>
+              <w:t xml:space="preserve">The </w:t>
+            </w:r>
+            <w:proofErr w:type="spellStart"/>
+            <w:r>
+              <w:t>GameMenu</w:t>
+            </w:r>
+            <w:proofErr w:type="spellEnd"/>
+            <w:r>
+              <w:t xml:space="preserve"> which contains the grid</w:t>
             </w:r>
           </w:p>
         </w:tc>
@@ -9378,8 +8344,13 @@
           <w:tab w:val="center" w:pos="4513"/>
         </w:tabs>
       </w:pPr>
-      <w:r>
-        <w:t>GameMenu – Menu used to display gameplay as well as pause menu and information</w:t>
+      <w:proofErr w:type="spellStart"/>
+      <w:r>
+        <w:t>GameMenu</w:t>
+      </w:r>
+      <w:proofErr w:type="spellEnd"/>
+      <w:r>
+        <w:t xml:space="preserve"> – Menu used to display gameplay as well as pause menu and information</w:t>
       </w:r>
     </w:p>
     <w:p>
@@ -9413,6 +8384,7 @@
               </w:tabs>
             </w:pPr>
             <w:r>
+              <w:lastRenderedPageBreak/>
               <w:t>game</w:t>
             </w:r>
           </w:p>
@@ -9489,8 +8461,13 @@
                 <w:tab w:val="center" w:pos="4513"/>
               </w:tabs>
             </w:pPr>
-            <w:r>
-              <w:t>Arraylist&lt;Ant&gt;</w:t>
+            <w:proofErr w:type="spellStart"/>
+            <w:r>
+              <w:t>Arraylist</w:t>
+            </w:r>
+            <w:proofErr w:type="spellEnd"/>
+            <w:r>
+              <w:t>&lt;Ant&gt;</w:t>
             </w:r>
           </w:p>
         </w:tc>
@@ -9536,23 +8513,30 @@
                 <w:tab w:val="center" w:pos="4513"/>
               </w:tabs>
             </w:pPr>
+            <w:proofErr w:type="spellStart"/>
             <w:r>
               <w:t>newants</w:t>
             </w:r>
-          </w:p>
-        </w:tc>
-        <w:tc>
-          <w:tcPr>
-            <w:tcW w:w="2254" w:type="dxa"/>
-          </w:tcPr>
-          <w:p>
-            <w:pPr>
-              <w:tabs>
-                <w:tab w:val="center" w:pos="4513"/>
-              </w:tabs>
-            </w:pPr>
-            <w:r>
-              <w:t>Arraylist&lt;Ant&gt;</w:t>
+            <w:proofErr w:type="spellEnd"/>
+          </w:p>
+        </w:tc>
+        <w:tc>
+          <w:tcPr>
+            <w:tcW w:w="2254" w:type="dxa"/>
+          </w:tcPr>
+          <w:p>
+            <w:pPr>
+              <w:tabs>
+                <w:tab w:val="center" w:pos="4513"/>
+              </w:tabs>
+            </w:pPr>
+            <w:proofErr w:type="spellStart"/>
+            <w:r>
+              <w:t>Arraylist</w:t>
+            </w:r>
+            <w:proofErr w:type="spellEnd"/>
+            <w:r>
+              <w:t>&lt;Ant&gt;</w:t>
             </w:r>
           </w:p>
         </w:tc>
@@ -9582,27 +8566,7 @@
               </w:tabs>
             </w:pPr>
             <w:r>
-              <w:t xml:space="preserve">Ants to </w:t>
-            </w:r>
-            <w:proofErr w:type="gramStart"/>
-            <w:r>
-              <w:t>be added</w:t>
-            </w:r>
-            <w:proofErr w:type="gramEnd"/>
-            <w:r>
-              <w:t xml:space="preserve"> to the grid when it expands. They cannot </w:t>
-            </w:r>
-            <w:proofErr w:type="gramStart"/>
-            <w:r>
-              <w:t>be added</w:t>
-            </w:r>
-            <w:proofErr w:type="gramEnd"/>
-            <w:r>
-              <w:t xml:space="preserve"> </w:t>
-            </w:r>
-            <w:r>
-              <w:lastRenderedPageBreak/>
-              <w:t xml:space="preserve">instantly as the game is looping through ants for their movement, so updating the array throws an error </w:t>
+              <w:t xml:space="preserve">Ants to be added to the grid when it expands. They cannot be added instantly as the game is looping through ants for their movement, so updating the array throws an error </w:t>
             </w:r>
           </w:p>
         </w:tc>
@@ -9619,7 +8583,6 @@
               </w:tabs>
             </w:pPr>
             <w:r>
-              <w:lastRenderedPageBreak/>
               <w:t>grid</w:t>
             </w:r>
           </w:p>
@@ -9634,24 +8597,28 @@
                 <w:tab w:val="center" w:pos="4513"/>
               </w:tabs>
             </w:pPr>
+            <w:proofErr w:type="spellStart"/>
             <w:r>
               <w:t>GameplayGrid</w:t>
             </w:r>
-          </w:p>
-        </w:tc>
-        <w:tc>
-          <w:tcPr>
-            <w:tcW w:w="2254" w:type="dxa"/>
-          </w:tcPr>
-          <w:p>
-            <w:pPr>
-              <w:tabs>
-                <w:tab w:val="center" w:pos="4513"/>
-              </w:tabs>
-            </w:pPr>
+            <w:proofErr w:type="spellEnd"/>
+          </w:p>
+        </w:tc>
+        <w:tc>
+          <w:tcPr>
+            <w:tcW w:w="2254" w:type="dxa"/>
+          </w:tcPr>
+          <w:p>
+            <w:pPr>
+              <w:tabs>
+                <w:tab w:val="center" w:pos="4513"/>
+              </w:tabs>
+            </w:pPr>
+            <w:proofErr w:type="spellStart"/>
             <w:r>
               <w:t>GameplayGrid</w:t>
             </w:r>
+            <w:proofErr w:type="spellEnd"/>
           </w:p>
         </w:tc>
         <w:tc>
@@ -9727,15 +8694,74 @@
               </w:tabs>
             </w:pPr>
             <w:r>
-              <w:t xml:space="preserve">The amount of food that the player currently has. Increments when a food tile </w:t>
-            </w:r>
-            <w:proofErr w:type="gramStart"/>
-            <w:r>
-              <w:t>is collected</w:t>
-            </w:r>
-            <w:proofErr w:type="gramEnd"/>
-            <w:r>
-              <w:t>, and passively decreases</w:t>
+              <w:t>The amount of food that the player currently has. Increments when a food tile is collected, and passively decreases</w:t>
+            </w:r>
+          </w:p>
+        </w:tc>
+      </w:tr>
+      <w:tr>
+        <w:tc>
+          <w:tcPr>
+            <w:tcW w:w="2254" w:type="dxa"/>
+          </w:tcPr>
+          <w:p>
+            <w:pPr>
+              <w:tabs>
+                <w:tab w:val="center" w:pos="4513"/>
+              </w:tabs>
+            </w:pPr>
+            <w:proofErr w:type="spellStart"/>
+            <w:r>
+              <w:t>mainAnt</w:t>
+            </w:r>
+            <w:proofErr w:type="spellEnd"/>
+          </w:p>
+        </w:tc>
+        <w:tc>
+          <w:tcPr>
+            <w:tcW w:w="2254" w:type="dxa"/>
+          </w:tcPr>
+          <w:p>
+            <w:pPr>
+              <w:tabs>
+                <w:tab w:val="center" w:pos="4513"/>
+              </w:tabs>
+            </w:pPr>
+            <w:r>
+              <w:t>Ant</w:t>
+            </w:r>
+          </w:p>
+        </w:tc>
+        <w:tc>
+          <w:tcPr>
+            <w:tcW w:w="2254" w:type="dxa"/>
+          </w:tcPr>
+          <w:p>
+            <w:pPr>
+              <w:tabs>
+                <w:tab w:val="center" w:pos="4513"/>
+              </w:tabs>
+            </w:pPr>
+            <w:r>
+              <w:t>Ant</w:t>
+            </w:r>
+          </w:p>
+        </w:tc>
+        <w:tc>
+          <w:tcPr>
+            <w:tcW w:w="2254" w:type="dxa"/>
+          </w:tcPr>
+          <w:p>
+            <w:pPr>
+              <w:tabs>
+                <w:tab w:val="center" w:pos="4513"/>
+              </w:tabs>
+            </w:pPr>
+            <w:r>
+              <w:t xml:space="preserve">The </w:t>
+            </w:r>
+            <w:r>
+              <w:t>ant which the camera follows. It is always the most recently clicked ant by the player.</w:t>
             </w:r>
           </w:p>
         </w:tc>
@@ -9986,13 +9012,8 @@
               </w:tabs>
             </w:pPr>
             <w:r>
-              <w:t xml:space="preserve">Whether </w:t>
-            </w:r>
-            <w:proofErr w:type="gramStart"/>
-            <w:r>
-              <w:t>the ant is controlled by the player</w:t>
-            </w:r>
-            <w:proofErr w:type="gramEnd"/>
+              <w:t>Whether the ant is controlled by the player</w:t>
+            </w:r>
           </w:p>
         </w:tc>
       </w:tr>
@@ -10008,6 +9029,7 @@
               </w:tabs>
             </w:pPr>
             <w:r>
+              <w:lastRenderedPageBreak/>
               <w:t>menu</w:t>
             </w:r>
           </w:p>
@@ -10022,42 +9044,59 @@
                 <w:tab w:val="center" w:pos="4513"/>
               </w:tabs>
             </w:pPr>
+            <w:proofErr w:type="spellStart"/>
             <w:r>
               <w:t>GameMenu</w:t>
             </w:r>
-          </w:p>
-        </w:tc>
-        <w:tc>
-          <w:tcPr>
-            <w:tcW w:w="2254" w:type="dxa"/>
-          </w:tcPr>
-          <w:p>
-            <w:pPr>
-              <w:tabs>
-                <w:tab w:val="center" w:pos="4513"/>
-              </w:tabs>
-            </w:pPr>
+            <w:proofErr w:type="spellEnd"/>
+          </w:p>
+        </w:tc>
+        <w:tc>
+          <w:tcPr>
+            <w:tcW w:w="2254" w:type="dxa"/>
+          </w:tcPr>
+          <w:p>
+            <w:pPr>
+              <w:tabs>
+                <w:tab w:val="center" w:pos="4513"/>
+              </w:tabs>
+            </w:pPr>
+            <w:proofErr w:type="spellStart"/>
             <w:r>
               <w:t>GameMenu</w:t>
             </w:r>
-          </w:p>
-        </w:tc>
-        <w:tc>
-          <w:tcPr>
-            <w:tcW w:w="2254" w:type="dxa"/>
-          </w:tcPr>
-          <w:p>
-            <w:pPr>
-              <w:tabs>
-                <w:tab w:val="center" w:pos="4513"/>
-              </w:tabs>
-            </w:pPr>
-            <w:r>
-              <w:t xml:space="preserve">The GameMenu – needed to use methods such as </w:t>
-            </w:r>
+            <w:proofErr w:type="spellEnd"/>
+          </w:p>
+        </w:tc>
+        <w:tc>
+          <w:tcPr>
+            <w:tcW w:w="2254" w:type="dxa"/>
+          </w:tcPr>
+          <w:p>
+            <w:pPr>
+              <w:tabs>
+                <w:tab w:val="center" w:pos="4513"/>
+              </w:tabs>
+            </w:pPr>
+            <w:r>
+              <w:t xml:space="preserve">The </w:t>
+            </w:r>
+            <w:proofErr w:type="spellStart"/>
+            <w:r>
+              <w:t>GameMenu</w:t>
+            </w:r>
+            <w:proofErr w:type="spellEnd"/>
+            <w:r>
+              <w:t xml:space="preserve"> – needed to use methods such as </w:t>
+            </w:r>
+            <w:proofErr w:type="spellStart"/>
             <w:proofErr w:type="gramStart"/>
             <w:r>
-              <w:t>addAnt(</w:t>
+              <w:t>addAnt</w:t>
+            </w:r>
+            <w:proofErr w:type="spellEnd"/>
+            <w:r>
+              <w:t>(</w:t>
             </w:r>
             <w:proofErr w:type="gramEnd"/>
             <w:r>
@@ -10092,24 +9131,28 @@
                 <w:tab w:val="center" w:pos="4513"/>
               </w:tabs>
             </w:pPr>
+            <w:proofErr w:type="spellStart"/>
             <w:r>
               <w:t>GameplayGrid</w:t>
             </w:r>
-          </w:p>
-        </w:tc>
-        <w:tc>
-          <w:tcPr>
-            <w:tcW w:w="2254" w:type="dxa"/>
-          </w:tcPr>
-          <w:p>
-            <w:pPr>
-              <w:tabs>
-                <w:tab w:val="center" w:pos="4513"/>
-              </w:tabs>
-            </w:pPr>
+            <w:proofErr w:type="spellEnd"/>
+          </w:p>
+        </w:tc>
+        <w:tc>
+          <w:tcPr>
+            <w:tcW w:w="2254" w:type="dxa"/>
+          </w:tcPr>
+          <w:p>
+            <w:pPr>
+              <w:tabs>
+                <w:tab w:val="center" w:pos="4513"/>
+              </w:tabs>
+            </w:pPr>
+            <w:proofErr w:type="spellStart"/>
             <w:r>
               <w:t>GameplayGrid</w:t>
             </w:r>
+            <w:proofErr w:type="spellEnd"/>
           </w:p>
         </w:tc>
         <w:tc>
@@ -10143,22 +9186,16 @@
         </w:tabs>
       </w:pPr>
       <w:r>
-        <w:t xml:space="preserve">Food – A collectable tile which will increment the food variable by </w:t>
-      </w:r>
-      <w:proofErr w:type="gramStart"/>
-      <w:r>
-        <w:t>1</w:t>
-      </w:r>
-      <w:proofErr w:type="gramEnd"/>
-    </w:p>
-    <w:p>
-      <w:pPr>
-        <w:tabs>
-          <w:tab w:val="center" w:pos="4513"/>
-        </w:tabs>
-      </w:pPr>
-      <w:r>
-        <w:lastRenderedPageBreak/>
+        <w:t>Food – A collectable tile which will increment the food variable by 1</w:t>
+      </w:r>
+    </w:p>
+    <w:p>
+      <w:pPr>
+        <w:tabs>
+          <w:tab w:val="center" w:pos="4513"/>
+        </w:tabs>
+      </w:pPr>
+      <w:r>
         <w:t>(No attributes)</w:t>
       </w:r>
     </w:p>
@@ -10176,15 +9213,7 @@
         </w:tabs>
       </w:pPr>
       <w:r>
-        <w:t xml:space="preserve">Pheromone – A tile which can </w:t>
-      </w:r>
-      <w:proofErr w:type="gramStart"/>
-      <w:r>
-        <w:t>be placed</w:t>
-      </w:r>
-      <w:proofErr w:type="gramEnd"/>
-      <w:r>
-        <w:t xml:space="preserve"> to communicate with other ants</w:t>
+        <w:t>Pheromone – A tile which can be placed to communicate with other ants</w:t>
       </w:r>
     </w:p>
     <w:tbl>
@@ -10416,9 +9445,11 @@
                 <w:tab w:val="center" w:pos="4513"/>
               </w:tabs>
             </w:pPr>
+            <w:proofErr w:type="spellStart"/>
             <w:r>
               <w:t>ImageIcon</w:t>
             </w:r>
+            <w:proofErr w:type="spellEnd"/>
           </w:p>
         </w:tc>
         <w:tc>
@@ -10431,38 +9462,33 @@
                 <w:tab w:val="center" w:pos="4513"/>
               </w:tabs>
             </w:pPr>
-            <w:proofErr w:type="gramStart"/>
-            <w:r>
-              <w:t>6</w:t>
-            </w:r>
-            <w:proofErr w:type="gramEnd"/>
-            <w:r>
-              <w:t xml:space="preserve"> </w:t>
-            </w:r>
-            <w:proofErr w:type="gramStart"/>
-            <w:r>
-              <w:t>possible cases</w:t>
-            </w:r>
-            <w:proofErr w:type="gramEnd"/>
-            <w:r>
-              <w:t>:</w:t>
-            </w:r>
-          </w:p>
-          <w:p>
-            <w:pPr>
-              <w:tabs>
-                <w:tab w:val="center" w:pos="4513"/>
-              </w:tabs>
-            </w:pPr>
-          </w:p>
-          <w:p>
-            <w:pPr>
-              <w:tabs>
-                <w:tab w:val="center" w:pos="4513"/>
-              </w:tabs>
-            </w:pPr>
-            <w:r>
-              <w:t>new ImageIcon(file)</w:t>
+            <w:r>
+              <w:t>6 possible cases:</w:t>
+            </w:r>
+          </w:p>
+          <w:p>
+            <w:pPr>
+              <w:tabs>
+                <w:tab w:val="center" w:pos="4513"/>
+              </w:tabs>
+            </w:pPr>
+          </w:p>
+          <w:p>
+            <w:pPr>
+              <w:tabs>
+                <w:tab w:val="center" w:pos="4513"/>
+              </w:tabs>
+            </w:pPr>
+            <w:r>
+              <w:t xml:space="preserve">new </w:t>
+            </w:r>
+            <w:proofErr w:type="spellStart"/>
+            <w:r>
+              <w:t>ImageIcon</w:t>
+            </w:r>
+            <w:proofErr w:type="spellEnd"/>
+            <w:r>
+              <w:t>(file)</w:t>
             </w:r>
           </w:p>
           <w:p>
@@ -10488,9 +9514,11 @@
                 <w:tab w:val="center" w:pos="4513"/>
               </w:tabs>
             </w:pPr>
+            <w:proofErr w:type="spellStart"/>
             <w:r>
               <w:t>PheromoneTopRight</w:t>
             </w:r>
+            <w:proofErr w:type="spellEnd"/>
           </w:p>
           <w:p>
             <w:pPr>
@@ -10508,29 +9536,35 @@
                 <w:tab w:val="center" w:pos="4513"/>
               </w:tabs>
             </w:pPr>
+            <w:proofErr w:type="spellStart"/>
             <w:r>
               <w:t>PheromoneTopLeft</w:t>
             </w:r>
-          </w:p>
-          <w:p>
-            <w:pPr>
-              <w:tabs>
-                <w:tab w:val="center" w:pos="4513"/>
-              </w:tabs>
-            </w:pPr>
+            <w:proofErr w:type="spellEnd"/>
+          </w:p>
+          <w:p>
+            <w:pPr>
+              <w:tabs>
+                <w:tab w:val="center" w:pos="4513"/>
+              </w:tabs>
+            </w:pPr>
+            <w:proofErr w:type="spellStart"/>
             <w:r>
               <w:t>PheromoneBottomRight</w:t>
             </w:r>
-          </w:p>
-          <w:p>
-            <w:pPr>
-              <w:tabs>
-                <w:tab w:val="center" w:pos="4513"/>
-              </w:tabs>
-            </w:pPr>
+            <w:proofErr w:type="spellEnd"/>
+          </w:p>
+          <w:p>
+            <w:pPr>
+              <w:tabs>
+                <w:tab w:val="center" w:pos="4513"/>
+              </w:tabs>
+            </w:pPr>
+            <w:proofErr w:type="spellStart"/>
             <w:r>
               <w:t>PheromoneHorizontal</w:t>
             </w:r>
+            <w:proofErr w:type="spellEnd"/>
           </w:p>
           <w:p>
             <w:pPr>
@@ -10597,15 +9631,8 @@
         </w:tabs>
       </w:pPr>
       <w:r>
-        <w:t xml:space="preserve">The main menu should have buttons to redirect the user to one of </w:t>
-      </w:r>
-      <w:proofErr w:type="gramStart"/>
-      <w:r>
-        <w:t>3</w:t>
-      </w:r>
-      <w:proofErr w:type="gramEnd"/>
-      <w:r>
-        <w:t xml:space="preserve"> other screens: Settings, gameplay or sav</w:t>
+        <w:lastRenderedPageBreak/>
+        <w:t>The main menu should have buttons to redirect the user to one of 3 other screens: Settings, gameplay or sav</w:t>
       </w:r>
       <w:r>
         <w:t>ing</w:t>
@@ -10629,7 +9656,6 @@
           <w:szCs w:val="36"/>
           <w:u w:val="single"/>
         </w:rPr>
-        <w:lastRenderedPageBreak/>
         <w:drawing>
           <wp:inline distT="0" distB="0" distL="0" distR="0" wp14:anchorId="446C30E5" wp14:editId="6583E19A">
             <wp:extent cx="3258005" cy="6144482"/>
@@ -10674,15 +9700,7 @@
         </w:tabs>
       </w:pPr>
       <w:r>
-        <w:t xml:space="preserve">Created a Main menu screen with </w:t>
-      </w:r>
-      <w:proofErr w:type="gramStart"/>
-      <w:r>
-        <w:t>3</w:t>
-      </w:r>
-      <w:proofErr w:type="gramEnd"/>
-      <w:r>
-        <w:t xml:space="preserve"> buttons</w:t>
+        <w:t>Created a Main menu screen with 3 buttons</w:t>
       </w:r>
     </w:p>
     <w:p>
@@ -10914,15 +9932,7 @@
         <w:t>Error trying to read image file</w:t>
       </w:r>
       <w:r>
-        <w:t xml:space="preserve">, as exception </w:t>
-      </w:r>
-      <w:proofErr w:type="gramStart"/>
-      <w:r>
-        <w:t>is thrown</w:t>
-      </w:r>
-      <w:proofErr w:type="gramEnd"/>
-      <w:r>
-        <w:t>. Fixed using a try/catch statement</w:t>
+        <w:t>, as exception is thrown. Fixed using a try/catch statement</w:t>
       </w:r>
     </w:p>
     <w:p>
@@ -10979,7 +9989,15 @@
         </w:tabs>
       </w:pPr>
       <w:r>
-        <w:t>Encountered an error trying to add an image to a JPanel.</w:t>
+        <w:t xml:space="preserve">Encountered an error trying to add an image to a </w:t>
+      </w:r>
+      <w:proofErr w:type="spellStart"/>
+      <w:r>
+        <w:t>JPanel</w:t>
+      </w:r>
+      <w:proofErr w:type="spellEnd"/>
+      <w:r>
+        <w:t>.</w:t>
       </w:r>
     </w:p>
     <w:p>
@@ -10992,8 +10010,13 @@
         <w:t xml:space="preserve">Fixed by switching its layout manager to </w:t>
       </w:r>
       <w:r>
-        <w:t>a FlowLayout</w:t>
-      </w:r>
+        <w:t xml:space="preserve">a </w:t>
+      </w:r>
+      <w:proofErr w:type="spellStart"/>
+      <w:r>
+        <w:t>FlowLayout</w:t>
+      </w:r>
+      <w:proofErr w:type="spellEnd"/>
     </w:p>
     <w:p>
       <w:pPr>
@@ -11052,13 +10075,8 @@
               </w:tabs>
             </w:pPr>
             <w:r>
-              <w:t xml:space="preserve">Feature </w:t>
-            </w:r>
-            <w:proofErr w:type="gramStart"/>
-            <w:r>
-              <w:t>tested</w:t>
-            </w:r>
-            <w:proofErr w:type="gramEnd"/>
+              <w:t>Feature tested</w:t>
+            </w:r>
           </w:p>
         </w:tc>
         <w:tc>
@@ -11071,13 +10089,8 @@
                 <w:tab w:val="center" w:pos="4513"/>
               </w:tabs>
             </w:pPr>
-            <w:proofErr w:type="gramStart"/>
-            <w:r>
-              <w:t>Test</w:t>
-            </w:r>
-            <w:proofErr w:type="gramEnd"/>
-            <w:r>
-              <w:t xml:space="preserve"> data</w:t>
+            <w:r>
+              <w:t>Test data</w:t>
             </w:r>
           </w:p>
         </w:tc>
@@ -11169,15 +10182,7 @@
               </w:tabs>
             </w:pPr>
             <w:r>
-              <w:t xml:space="preserve">The user will </w:t>
-            </w:r>
-            <w:proofErr w:type="gramStart"/>
-            <w:r>
-              <w:t>be directed</w:t>
-            </w:r>
-            <w:proofErr w:type="gramEnd"/>
-            <w:r>
-              <w:t xml:space="preserve"> to the correct screen</w:t>
+              <w:t>The user will be directed to the correct screen</w:t>
             </w:r>
           </w:p>
         </w:tc>
@@ -11208,15 +10213,7 @@
               </w:tabs>
             </w:pPr>
             <w:r>
-              <w:t xml:space="preserve">User </w:t>
-            </w:r>
-            <w:proofErr w:type="gramStart"/>
-            <w:r>
-              <w:t>is directed</w:t>
-            </w:r>
-            <w:proofErr w:type="gramEnd"/>
-            <w:r>
-              <w:t xml:space="preserve"> to correct screen</w:t>
+              <w:t>User is directed to correct screen</w:t>
             </w:r>
           </w:p>
         </w:tc>
@@ -11261,10 +10258,12 @@
       <w:r>
         <w:t xml:space="preserve"> = </w:t>
       </w:r>
+      <w:proofErr w:type="spellStart"/>
       <w:proofErr w:type="gramStart"/>
       <w:r>
         <w:t>game.getDifficulty</w:t>
       </w:r>
+      <w:proofErr w:type="spellEnd"/>
       <w:proofErr w:type="gramEnd"/>
       <w:r>
         <w:t>()</w:t>
@@ -11282,10 +10281,12 @@
       <w:r>
         <w:t xml:space="preserve"> = </w:t>
       </w:r>
+      <w:proofErr w:type="spellStart"/>
       <w:proofErr w:type="gramStart"/>
       <w:r>
         <w:t>game.getMode</w:t>
       </w:r>
+      <w:proofErr w:type="spellEnd"/>
       <w:proofErr w:type="gramEnd"/>
       <w:r>
         <w:t>()</w:t>
@@ -11303,10 +10304,12 @@
       <w:r>
         <w:t xml:space="preserve"> = </w:t>
       </w:r>
+      <w:proofErr w:type="spellStart"/>
       <w:proofErr w:type="gramStart"/>
       <w:r>
         <w:t>game.getMap</w:t>
       </w:r>
+      <w:proofErr w:type="spellEnd"/>
       <w:proofErr w:type="gramEnd"/>
       <w:r>
         <w:t>()</w:t>
@@ -11325,12 +10328,14 @@
           <w:tab w:val="left" w:pos="3240"/>
         </w:tabs>
       </w:pPr>
+      <w:proofErr w:type="spellStart"/>
       <w:r>
         <w:t>Array</w:t>
       </w:r>
       <w:r>
         <w:t>list</w:t>
       </w:r>
+      <w:proofErr w:type="spellEnd"/>
       <w:r>
         <w:t xml:space="preserve"> </w:t>
       </w:r>
@@ -11340,6 +10345,7 @@
       <w:r>
         <w:t xml:space="preserve">rrows= new </w:t>
       </w:r>
+      <w:proofErr w:type="spellStart"/>
       <w:proofErr w:type="gramStart"/>
       <w:r>
         <w:t>Array</w:t>
@@ -11347,6 +10353,7 @@
       <w:r>
         <w:t>list</w:t>
       </w:r>
+      <w:proofErr w:type="spellEnd"/>
       <w:r>
         <w:t>(</w:t>
       </w:r>
@@ -11361,8 +10368,13 @@
           <w:tab w:val="left" w:pos="3240"/>
         </w:tabs>
       </w:pPr>
-      <w:r>
-        <w:t>difficultyUp =</w:t>
+      <w:proofErr w:type="spellStart"/>
+      <w:r>
+        <w:t>difficultyUp</w:t>
+      </w:r>
+      <w:proofErr w:type="spellEnd"/>
+      <w:r>
+        <w:t xml:space="preserve"> =</w:t>
       </w:r>
       <w:r>
         <w:t xml:space="preserve"> New</w:t>
@@ -11383,9 +10395,19 @@
           <w:tab w:val="left" w:pos="3240"/>
         </w:tabs>
       </w:pPr>
-      <w:r>
-        <w:t>Arrows.add difficultyUp</w:t>
-      </w:r>
+      <w:proofErr w:type="spellStart"/>
+      <w:r>
+        <w:t>Arrows.add</w:t>
+      </w:r>
+      <w:proofErr w:type="spellEnd"/>
+      <w:r>
+        <w:t xml:space="preserve"> </w:t>
+      </w:r>
+      <w:proofErr w:type="spellStart"/>
+      <w:r>
+        <w:t>difficultyUp</w:t>
+      </w:r>
+      <w:proofErr w:type="spellEnd"/>
     </w:p>
     <w:p>
       <w:pPr>
@@ -11393,8 +10415,21 @@
           <w:tab w:val="left" w:pos="3240"/>
         </w:tabs>
       </w:pPr>
-      <w:r>
-        <w:t>gameModeUp= New Button(“GameMode”)</w:t>
+      <w:proofErr w:type="spellStart"/>
+      <w:r>
+        <w:t>gameModeUp</w:t>
+      </w:r>
+      <w:proofErr w:type="spellEnd"/>
+      <w:r>
+        <w:t>= New Button(“</w:t>
+      </w:r>
+      <w:proofErr w:type="spellStart"/>
+      <w:r>
+        <w:t>GameMode</w:t>
+      </w:r>
+      <w:proofErr w:type="spellEnd"/>
+      <w:r>
+        <w:t>”)</w:t>
       </w:r>
     </w:p>
     <w:p>
@@ -11403,12 +10438,19 @@
           <w:tab w:val="left" w:pos="3240"/>
         </w:tabs>
       </w:pPr>
-      <w:r>
-        <w:t xml:space="preserve">Arrows.add </w:t>
-      </w:r>
+      <w:proofErr w:type="spellStart"/>
+      <w:r>
+        <w:t>Arrows.add</w:t>
+      </w:r>
+      <w:proofErr w:type="spellEnd"/>
+      <w:r>
+        <w:t xml:space="preserve"> </w:t>
+      </w:r>
+      <w:proofErr w:type="spellStart"/>
       <w:r>
         <w:t>gameModeUp</w:t>
       </w:r>
+      <w:proofErr w:type="spellEnd"/>
     </w:p>
     <w:p>
       <w:pPr>
@@ -11416,8 +10458,13 @@
           <w:tab w:val="left" w:pos="3240"/>
         </w:tabs>
       </w:pPr>
-      <w:r>
-        <w:t>mapUp= New Button(“Map”)</w:t>
+      <w:proofErr w:type="spellStart"/>
+      <w:r>
+        <w:t>mapUp</w:t>
+      </w:r>
+      <w:proofErr w:type="spellEnd"/>
+      <w:r>
+        <w:t>= New Button(“Map”)</w:t>
       </w:r>
     </w:p>
     <w:p>
@@ -11426,12 +10473,19 @@
           <w:tab w:val="left" w:pos="3240"/>
         </w:tabs>
       </w:pPr>
-      <w:r>
-        <w:t xml:space="preserve">Arrows.add </w:t>
-      </w:r>
+      <w:proofErr w:type="spellStart"/>
+      <w:r>
+        <w:t>Arrows.add</w:t>
+      </w:r>
+      <w:proofErr w:type="spellEnd"/>
+      <w:r>
+        <w:t xml:space="preserve"> </w:t>
+      </w:r>
+      <w:proofErr w:type="spellStart"/>
       <w:r>
         <w:t>mapUp</w:t>
       </w:r>
+      <w:proofErr w:type="spellEnd"/>
     </w:p>
     <w:p>
       <w:pPr>
@@ -11439,8 +10493,13 @@
           <w:tab w:val="left" w:pos="3240"/>
         </w:tabs>
       </w:pPr>
-      <w:r>
-        <w:t>difficultyDown=</w:t>
+      <w:proofErr w:type="spellStart"/>
+      <w:r>
+        <w:t>difficultyDown</w:t>
+      </w:r>
+      <w:proofErr w:type="spellEnd"/>
+      <w:r>
+        <w:t>=</w:t>
       </w:r>
       <w:r>
         <w:t xml:space="preserve"> </w:t>
@@ -11455,12 +10514,19 @@
           <w:tab w:val="left" w:pos="3240"/>
         </w:tabs>
       </w:pPr>
-      <w:r>
-        <w:t xml:space="preserve">Arrows.add </w:t>
-      </w:r>
+      <w:proofErr w:type="spellStart"/>
+      <w:r>
+        <w:t>Arrows.add</w:t>
+      </w:r>
+      <w:proofErr w:type="spellEnd"/>
+      <w:r>
+        <w:t xml:space="preserve"> </w:t>
+      </w:r>
+      <w:proofErr w:type="spellStart"/>
       <w:r>
         <w:t>difficultyDown</w:t>
       </w:r>
+      <w:proofErr w:type="spellEnd"/>
     </w:p>
     <w:p>
       <w:pPr>
@@ -11468,14 +10534,27 @@
           <w:tab w:val="left" w:pos="3240"/>
         </w:tabs>
       </w:pPr>
-      <w:r>
-        <w:t>gameModeDown=</w:t>
+      <w:proofErr w:type="spellStart"/>
+      <w:r>
+        <w:t>gameModeDown</w:t>
+      </w:r>
+      <w:proofErr w:type="spellEnd"/>
+      <w:r>
+        <w:t>=</w:t>
       </w:r>
       <w:r>
         <w:t xml:space="preserve"> </w:t>
       </w:r>
       <w:r>
-        <w:t>New Button(“GameMode”)</w:t>
+        <w:t>New Button(“</w:t>
+      </w:r>
+      <w:proofErr w:type="spellStart"/>
+      <w:r>
+        <w:t>GameMode</w:t>
+      </w:r>
+      <w:proofErr w:type="spellEnd"/>
+      <w:r>
+        <w:t>”)</w:t>
       </w:r>
     </w:p>
     <w:p>
@@ -11484,12 +10563,19 @@
           <w:tab w:val="left" w:pos="3240"/>
         </w:tabs>
       </w:pPr>
-      <w:r>
-        <w:t xml:space="preserve">Arrows.add </w:t>
-      </w:r>
+      <w:proofErr w:type="spellStart"/>
+      <w:r>
+        <w:t>Arrows.add</w:t>
+      </w:r>
+      <w:proofErr w:type="spellEnd"/>
+      <w:r>
+        <w:t xml:space="preserve"> </w:t>
+      </w:r>
+      <w:proofErr w:type="spellStart"/>
       <w:r>
         <w:t>gameModeDown</w:t>
       </w:r>
+      <w:proofErr w:type="spellEnd"/>
     </w:p>
     <w:p>
       <w:pPr>
@@ -11497,8 +10583,13 @@
           <w:tab w:val="left" w:pos="3240"/>
         </w:tabs>
       </w:pPr>
-      <w:r>
-        <w:t>mapDown=</w:t>
+      <w:proofErr w:type="spellStart"/>
+      <w:r>
+        <w:t>mapDown</w:t>
+      </w:r>
+      <w:proofErr w:type="spellEnd"/>
+      <w:r>
+        <w:t>=</w:t>
       </w:r>
       <w:r>
         <w:t xml:space="preserve"> </w:t>
@@ -11513,12 +10604,19 @@
           <w:tab w:val="left" w:pos="3240"/>
         </w:tabs>
       </w:pPr>
-      <w:r>
-        <w:t xml:space="preserve">Arrows.add </w:t>
-      </w:r>
+      <w:proofErr w:type="spellStart"/>
+      <w:r>
+        <w:t>Arrows.add</w:t>
+      </w:r>
+      <w:proofErr w:type="spellEnd"/>
+      <w:r>
+        <w:t xml:space="preserve"> </w:t>
+      </w:r>
+      <w:proofErr w:type="spellStart"/>
       <w:r>
         <w:t>mapDown</w:t>
       </w:r>
+      <w:proofErr w:type="spellEnd"/>
     </w:p>
     <w:p>
       <w:pPr>
@@ -11563,8 +10661,13 @@
           <w:tab w:val="left" w:pos="3240"/>
         </w:tabs>
       </w:pPr>
-      <w:r>
-        <w:t>Button.setGray(false)</w:t>
+      <w:proofErr w:type="spellStart"/>
+      <w:r>
+        <w:t>Button.setGray</w:t>
+      </w:r>
+      <w:proofErr w:type="spellEnd"/>
+      <w:r>
+        <w:t>(false)</w:t>
       </w:r>
     </w:p>
     <w:p>
@@ -11588,11 +10691,16 @@
       </w:r>
       <w:proofErr w:type="gramStart"/>
       <w:r>
-        <w:t>):difficulty</w:t>
+        <w:t>):</w:t>
+      </w:r>
+      <w:proofErr w:type="spellStart"/>
+      <w:r>
+        <w:t>difficulty</w:t>
       </w:r>
       <w:r>
         <w:t>Up.setGray</w:t>
       </w:r>
+      <w:proofErr w:type="spellEnd"/>
       <w:proofErr w:type="gramEnd"/>
       <w:r>
         <w:t>(true)</w:t>
@@ -11605,7 +10713,15 @@
         </w:tabs>
       </w:pPr>
       <w:r>
-        <w:t>if(difficulty=0): difficultyDown.setGray(true)</w:t>
+        <w:t xml:space="preserve">if(difficulty=0): </w:t>
+      </w:r>
+      <w:proofErr w:type="spellStart"/>
+      <w:r>
+        <w:t>difficultyDown.setGray</w:t>
+      </w:r>
+      <w:proofErr w:type="spellEnd"/>
+      <w:r>
+        <w:t>(true)</w:t>
       </w:r>
     </w:p>
     <w:p>
@@ -11615,7 +10731,15 @@
         </w:tabs>
       </w:pPr>
       <w:r>
-        <w:t>if(map=2): mapUp.setGray(true)</w:t>
+        <w:t xml:space="preserve">if(map=2): </w:t>
+      </w:r>
+      <w:proofErr w:type="spellStart"/>
+      <w:r>
+        <w:t>mapUp.setGray</w:t>
+      </w:r>
+      <w:proofErr w:type="spellEnd"/>
+      <w:r>
+        <w:t>(true)</w:t>
       </w:r>
     </w:p>
     <w:p>
@@ -11625,7 +10749,15 @@
         </w:tabs>
       </w:pPr>
       <w:r>
-        <w:t>if(map=0): mapDown.setGray(true)</w:t>
+        <w:t xml:space="preserve">if(map=0): </w:t>
+      </w:r>
+      <w:proofErr w:type="spellStart"/>
+      <w:r>
+        <w:t>mapDown.setGray</w:t>
+      </w:r>
+      <w:proofErr w:type="spellEnd"/>
+      <w:r>
+        <w:t>(true)</w:t>
       </w:r>
     </w:p>
     <w:p>
@@ -11642,8 +10774,13 @@
       </w:r>
       <w:proofErr w:type="gramStart"/>
       <w:r>
-        <w:t>):gameModeUp.setGray</w:t>
-      </w:r>
+        <w:t>):</w:t>
+      </w:r>
+      <w:proofErr w:type="spellStart"/>
+      <w:r>
+        <w:t>gameModeUp.setGray</w:t>
+      </w:r>
+      <w:proofErr w:type="spellEnd"/>
       <w:proofErr w:type="gramEnd"/>
       <w:r>
         <w:t>(true)</w:t>
@@ -11661,8 +10798,13 @@
       </w:r>
       <w:proofErr w:type="gramStart"/>
       <w:r>
-        <w:t>):gameModeDown.setGray</w:t>
-      </w:r>
+        <w:t>):</w:t>
+      </w:r>
+      <w:proofErr w:type="spellStart"/>
+      <w:r>
+        <w:t>gameModeDown.setGray</w:t>
+      </w:r>
+      <w:proofErr w:type="spellEnd"/>
       <w:proofErr w:type="gramEnd"/>
       <w:r>
         <w:t>(true)</w:t>
@@ -11709,15 +10851,7 @@
         <w:t xml:space="preserve">Encountered an error trying to </w:t>
       </w:r>
       <w:r>
-        <w:t xml:space="preserve">update the settings menu in its constructor. The update function required information from the game, however the game had not yet </w:t>
-      </w:r>
-      <w:proofErr w:type="gramStart"/>
-      <w:r>
-        <w:t>been constructed</w:t>
-      </w:r>
-      <w:proofErr w:type="gramEnd"/>
-      <w:r>
-        <w:t>, as the settings menu is instantiated within the constructor</w:t>
+        <w:t>update the settings menu in its constructor. The update function required information from the game, however the game had not yet been constructed, as the settings menu is instantiated within the constructor</w:t>
       </w:r>
       <w:r>
         <w:t xml:space="preserve">. </w:t>
@@ -11777,15 +10911,15 @@
         </w:tabs>
       </w:pPr>
       <w:r>
-        <w:t xml:space="preserve">This </w:t>
-      </w:r>
-      <w:proofErr w:type="gramStart"/>
-      <w:r>
-        <w:t>was fixed</w:t>
-      </w:r>
-      <w:proofErr w:type="gramEnd"/>
-      <w:r>
-        <w:t xml:space="preserve"> by passing the game as a parameter to the settingsMenu constructor</w:t>
+        <w:t xml:space="preserve">This was fixed by passing the game as a parameter to the </w:t>
+      </w:r>
+      <w:proofErr w:type="spellStart"/>
+      <w:r>
+        <w:t>settingsMenu</w:t>
+      </w:r>
+      <w:proofErr w:type="spellEnd"/>
+      <w:r>
+        <w:t xml:space="preserve"> constructor</w:t>
       </w:r>
       <w:r>
         <w:t xml:space="preserve"> rather than accessing it from a static context</w:t>
@@ -11895,11 +11029,9 @@
                 <w:tab w:val="center" w:pos="4513"/>
               </w:tabs>
             </w:pPr>
-            <w:proofErr w:type="gramStart"/>
             <w:r>
               <w:t>Test</w:t>
             </w:r>
-            <w:proofErr w:type="gramEnd"/>
           </w:p>
         </w:tc>
         <w:tc>
@@ -11963,15 +11095,7 @@
               </w:tabs>
             </w:pPr>
             <w:r>
-              <w:t xml:space="preserve">Settings menu – adjustable difficulty, </w:t>
-            </w:r>
-            <w:proofErr w:type="gramStart"/>
-            <w:r>
-              <w:t>map</w:t>
-            </w:r>
-            <w:proofErr w:type="gramEnd"/>
-            <w:r>
-              <w:t xml:space="preserve"> and game mode</w:t>
+              <w:t>Settings menu – adjustable difficulty, map and game mode</w:t>
             </w:r>
           </w:p>
         </w:tc>
@@ -12001,15 +11125,7 @@
               </w:tabs>
             </w:pPr>
             <w:r>
-              <w:t xml:space="preserve">The selected setting will </w:t>
-            </w:r>
-            <w:proofErr w:type="gramStart"/>
-            <w:r>
-              <w:t>be changed</w:t>
-            </w:r>
-            <w:proofErr w:type="gramEnd"/>
-            <w:r>
-              <w:t xml:space="preserve"> </w:t>
+              <w:t xml:space="preserve">The selected setting will be changed </w:t>
             </w:r>
           </w:p>
         </w:tc>
@@ -12048,15 +11164,7 @@
             </w:r>
             <w:proofErr w:type="gramEnd"/>
             <w:r>
-              <w:t xml:space="preserve"> and the new result </w:t>
-            </w:r>
-            <w:proofErr w:type="gramStart"/>
-            <w:r>
-              <w:t>is displayed</w:t>
-            </w:r>
-            <w:proofErr w:type="gramEnd"/>
-            <w:r>
-              <w:t xml:space="preserve"> to the user</w:t>
+              <w:t xml:space="preserve"> and the new result is displayed to the user</w:t>
             </w:r>
           </w:p>
         </w:tc>
@@ -12088,59 +11196,51 @@
               </w:tabs>
             </w:pPr>
             <w:r>
-              <w:t xml:space="preserve">Settings menu – adjustable difficulty, </w:t>
+              <w:t>Settings menu – adjustable difficulty, map and game mode</w:t>
+            </w:r>
+          </w:p>
+        </w:tc>
+        <w:tc>
+          <w:tcPr>
+            <w:tcW w:w="1841" w:type="dxa"/>
+          </w:tcPr>
+          <w:p>
+            <w:pPr>
+              <w:tabs>
+                <w:tab w:val="center" w:pos="4513"/>
+              </w:tabs>
+            </w:pPr>
+            <w:r>
+              <w:t>Keep pressing the same arrow</w:t>
+            </w:r>
+          </w:p>
+        </w:tc>
+        <w:tc>
+          <w:tcPr>
+            <w:tcW w:w="1874" w:type="dxa"/>
+          </w:tcPr>
+          <w:p>
+            <w:pPr>
+              <w:tabs>
+                <w:tab w:val="center" w:pos="4513"/>
+              </w:tabs>
+            </w:pPr>
+            <w:r>
+              <w:t xml:space="preserve">The setting should reach a final </w:t>
             </w:r>
             <w:proofErr w:type="gramStart"/>
             <w:r>
-              <w:t>map</w:t>
+              <w:t>state</w:t>
             </w:r>
             <w:proofErr w:type="gramEnd"/>
             <w:r>
-              <w:t xml:space="preserve"> and game mode</w:t>
-            </w:r>
-          </w:p>
-        </w:tc>
-        <w:tc>
-          <w:tcPr>
-            <w:tcW w:w="1841" w:type="dxa"/>
-          </w:tcPr>
-          <w:p>
-            <w:pPr>
-              <w:tabs>
-                <w:tab w:val="center" w:pos="4513"/>
-              </w:tabs>
-            </w:pPr>
-            <w:r>
-              <w:t>Keep pressing the same arrow</w:t>
-            </w:r>
-          </w:p>
-        </w:tc>
-        <w:tc>
-          <w:tcPr>
-            <w:tcW w:w="1874" w:type="dxa"/>
-          </w:tcPr>
-          <w:p>
-            <w:pPr>
-              <w:tabs>
-                <w:tab w:val="center" w:pos="4513"/>
-              </w:tabs>
-            </w:pPr>
-            <w:r>
-              <w:t xml:space="preserve">The setting should reach a final </w:t>
-            </w:r>
-            <w:proofErr w:type="gramStart"/>
-            <w:r>
-              <w:t>state</w:t>
-            </w:r>
-            <w:proofErr w:type="gramEnd"/>
-            <w:r>
-              <w:t xml:space="preserve"> and the arrow will </w:t>
-            </w:r>
-            <w:proofErr w:type="gramStart"/>
-            <w:r>
-              <w:t>be grayed</w:t>
-            </w:r>
-            <w:proofErr w:type="gramEnd"/>
+              <w:t xml:space="preserve"> and the arrow will be </w:t>
+            </w:r>
+            <w:proofErr w:type="spellStart"/>
+            <w:r>
+              <w:t>grayed</w:t>
+            </w:r>
+            <w:proofErr w:type="spellEnd"/>
             <w:r>
               <w:t xml:space="preserve"> out </w:t>
             </w:r>
@@ -12173,15 +11273,15 @@
               </w:tabs>
             </w:pPr>
             <w:r>
-              <w:t xml:space="preserve">The arrow turns gray at the limiting value, and reverts to black when the setting </w:t>
-            </w:r>
-            <w:proofErr w:type="gramStart"/>
-            <w:r>
-              <w:t>is changed</w:t>
-            </w:r>
-            <w:proofErr w:type="gramEnd"/>
-            <w:r>
-              <w:t xml:space="preserve"> back</w:t>
+              <w:t xml:space="preserve">The arrow turns </w:t>
+            </w:r>
+            <w:proofErr w:type="spellStart"/>
+            <w:r>
+              <w:t>gray</w:t>
+            </w:r>
+            <w:proofErr w:type="spellEnd"/>
+            <w:r>
+              <w:t xml:space="preserve"> at the limiting value, and reverts to black when the setting is changed back</w:t>
             </w:r>
           </w:p>
         </w:tc>
@@ -12221,7 +11321,15 @@
         <w:t>brown colour for the background to look like dirt</w:t>
       </w:r>
       <w:r>
-        <w:t>, specified with the rgb values: 150,75,0</w:t>
+        <w:t xml:space="preserve">, specified with the </w:t>
+      </w:r>
+      <w:proofErr w:type="spellStart"/>
+      <w:r>
+        <w:t>rgb</w:t>
+      </w:r>
+      <w:proofErr w:type="spellEnd"/>
+      <w:r>
+        <w:t xml:space="preserve"> values: 150,75,0</w:t>
       </w:r>
     </w:p>
     <w:p>
@@ -12278,13 +11386,8 @@
         </w:tabs>
       </w:pPr>
       <w:r>
-        <w:t xml:space="preserve">I implemented a pause feature when the esc key </w:t>
-      </w:r>
-      <w:proofErr w:type="gramStart"/>
-      <w:r>
-        <w:t>is pressed</w:t>
-      </w:r>
-      <w:proofErr w:type="gramEnd"/>
+        <w:t>I implemented a pause feature when the esc key is pressed</w:t>
+      </w:r>
     </w:p>
     <w:p>
       <w:pPr>
@@ -12341,13 +11444,16 @@
       </w:pPr>
       <w:r>
         <w:lastRenderedPageBreak/>
-        <w:t xml:space="preserve">Initialising the gamePlay grid as </w:t>
-      </w:r>
-      <w:proofErr w:type="gramStart"/>
-      <w:r>
-        <w:t>10x10</w:t>
-      </w:r>
-      <w:proofErr w:type="gramEnd"/>
+        <w:t xml:space="preserve">Initialising the </w:t>
+      </w:r>
+      <w:proofErr w:type="spellStart"/>
+      <w:r>
+        <w:t>gamePlay</w:t>
+      </w:r>
+      <w:proofErr w:type="spellEnd"/>
+      <w:r>
+        <w:t xml:space="preserve"> grid as 10x10</w:t>
+      </w:r>
       <w:r>
         <w:rPr>
           <w:noProof/>
@@ -12396,15 +11502,7 @@
         </w:tabs>
       </w:pPr>
       <w:r>
-        <w:t xml:space="preserve">I created a class for each type of tile that the game will use: Ants, food, </w:t>
-      </w:r>
-      <w:proofErr w:type="gramStart"/>
-      <w:r>
-        <w:t>pheromones</w:t>
-      </w:r>
-      <w:proofErr w:type="gramEnd"/>
-      <w:r>
-        <w:t xml:space="preserve"> and empty tiles.</w:t>
+        <w:t>I created a class for each type of tile that the game will use: Ants, food, pheromones and empty tiles.</w:t>
       </w:r>
     </w:p>
     <w:p>
@@ -12461,13 +11559,8 @@
         </w:tabs>
       </w:pPr>
       <w:r>
-        <w:t xml:space="preserve">The Ant class inherits from JButton, as it will need to detect clicks once gameplay </w:t>
-      </w:r>
-      <w:proofErr w:type="gramStart"/>
-      <w:r>
-        <w:t>is added</w:t>
-      </w:r>
-      <w:proofErr w:type="gramEnd"/>
+        <w:t>The Ant class inherits from JButton, as it will need to detect clicks once gameplay is added</w:t>
+      </w:r>
     </w:p>
     <w:p>
       <w:pPr>
@@ -12523,61 +11616,13 @@
         </w:tabs>
       </w:pPr>
       <w:r>
-        <w:t xml:space="preserve">The pheromone class has </w:t>
-      </w:r>
-      <w:proofErr w:type="gramStart"/>
-      <w:r>
-        <w:t>6</w:t>
-      </w:r>
-      <w:proofErr w:type="gramEnd"/>
-      <w:r>
-        <w:t xml:space="preserve"> </w:t>
-      </w:r>
-      <w:proofErr w:type="gramStart"/>
-      <w:r>
-        <w:t>possible assets</w:t>
-      </w:r>
-      <w:proofErr w:type="gramEnd"/>
-      <w:r>
-        <w:t xml:space="preserve"> as it leads between two distinct edges out of the four possible, and direction can </w:t>
-      </w:r>
-      <w:proofErr w:type="gramStart"/>
-      <w:r>
-        <w:t>be ignored</w:t>
-      </w:r>
-      <w:proofErr w:type="gramEnd"/>
-      <w:r>
-        <w:t xml:space="preserve">. The edge data </w:t>
-      </w:r>
-      <w:proofErr w:type="gramStart"/>
-      <w:r>
-        <w:t>is first validated</w:t>
-      </w:r>
-      <w:proofErr w:type="gramEnd"/>
-      <w:r>
-        <w:t xml:space="preserve"> so that they are </w:t>
+        <w:t xml:space="preserve">The pheromone class has 6 possible assets as it leads between two distinct edges out of the four possible, and direction can be ignored. The edge data is first validated so that they are </w:t>
       </w:r>
       <w:r>
         <w:t xml:space="preserve">both between 0 and 3, </w:t>
       </w:r>
       <w:r>
-        <w:t xml:space="preserve">not equal, and edge </w:t>
-      </w:r>
-      <w:proofErr w:type="gramStart"/>
-      <w:r>
-        <w:t>1</w:t>
-      </w:r>
-      <w:proofErr w:type="gramEnd"/>
-      <w:r>
-        <w:t xml:space="preserve"> is lowest, then the correct asset </w:t>
-      </w:r>
-      <w:proofErr w:type="gramStart"/>
-      <w:r>
-        <w:t>is found</w:t>
-      </w:r>
-      <w:proofErr w:type="gramEnd"/>
-      <w:r>
-        <w:t xml:space="preserve"> to display</w:t>
+        <w:t>not equal, and edge 1 is lowest, then the correct asset is found to display</w:t>
       </w:r>
     </w:p>
     <w:p>
@@ -12756,24 +11801,19 @@
         <w:t>Move function – sets current tile to empty then sets new tile to the ant</w:t>
       </w:r>
       <w:r>
-        <w:t xml:space="preserve"> after validating to ensure position </w:t>
-      </w:r>
-      <w:proofErr w:type="gramStart"/>
-      <w:r>
-        <w:t>is allowed</w:t>
-      </w:r>
-      <w:proofErr w:type="gramEnd"/>
-      <w:r>
-        <w:t>.</w:t>
-      </w:r>
-    </w:p>
-    <w:p>
-      <w:pPr>
-        <w:tabs>
-          <w:tab w:val="center" w:pos="4513"/>
-        </w:tabs>
-      </w:pPr>
-      <w:r>
+        <w:t xml:space="preserve"> after validating to ensure position is allowed.</w:t>
+      </w:r>
+    </w:p>
+    <w:p>
+      <w:pPr>
+        <w:tabs>
+          <w:tab w:val="center" w:pos="4513"/>
+        </w:tabs>
+      </w:pPr>
+      <w:r>
+        <w:rPr>
+          <w:noProof/>
+        </w:rPr>
         <w:lastRenderedPageBreak/>
         <w:drawing>
           <wp:inline distT="0" distB="0" distL="0" distR="0" wp14:anchorId="6580D7EB" wp14:editId="5C22352E">
@@ -13032,15 +12072,7 @@
         </w:tabs>
       </w:pPr>
       <w:r>
-        <w:t xml:space="preserve">I then implemented an extendable grid, so that new tiles </w:t>
-      </w:r>
-      <w:proofErr w:type="gramStart"/>
-      <w:r>
-        <w:t>are generated</w:t>
-      </w:r>
-      <w:proofErr w:type="gramEnd"/>
-      <w:r>
-        <w:t xml:space="preserve"> when ants move past the edge.</w:t>
+        <w:t>I then implemented an extendable grid, so that new tiles are generated when ants move past the edge.</w:t>
       </w:r>
     </w:p>
     <w:p>
@@ -13268,24 +12300,888 @@
         </w:tabs>
       </w:pPr>
       <w:r>
-        <w:t xml:space="preserve">This </w:t>
-      </w:r>
+        <w:t xml:space="preserve">This was fixed by adding a try catch loop to the </w:t>
+      </w:r>
+      <w:proofErr w:type="spellStart"/>
       <w:proofErr w:type="gramStart"/>
       <w:r>
-        <w:t>was fixed</w:t>
+        <w:t>getTile</w:t>
+      </w:r>
+      <w:proofErr w:type="spellEnd"/>
+      <w:r>
+        <w:t>(</w:t>
       </w:r>
       <w:proofErr w:type="gramEnd"/>
       <w:r>
-        <w:t xml:space="preserve"> by adding a try catch loop to the </w:t>
-      </w:r>
+        <w:t>) function</w:t>
+      </w:r>
+    </w:p>
+    <w:p>
+      <w:pPr>
+        <w:tabs>
+          <w:tab w:val="center" w:pos="4513"/>
+        </w:tabs>
+      </w:pPr>
+    </w:p>
+    <w:tbl>
+      <w:tblPr>
+        <w:tblStyle w:val="TableGrid"/>
+        <w:tblW w:w="0" w:type="auto"/>
+        <w:tblLook w:val="04A0" w:firstRow="1" w:lastRow="0" w:firstColumn="1" w:lastColumn="0" w:noHBand="0" w:noVBand="1"/>
+      </w:tblPr>
+      <w:tblGrid>
+        <w:gridCol w:w="1773"/>
+        <w:gridCol w:w="1960"/>
+        <w:gridCol w:w="1799"/>
+        <w:gridCol w:w="1900"/>
+        <w:gridCol w:w="1584"/>
+      </w:tblGrid>
+      <w:tr>
+        <w:tc>
+          <w:tcPr>
+            <w:tcW w:w="1773" w:type="dxa"/>
+          </w:tcPr>
+          <w:p>
+            <w:pPr>
+              <w:tabs>
+                <w:tab w:val="center" w:pos="4513"/>
+              </w:tabs>
+            </w:pPr>
+            <w:r>
+              <w:t>Stage</w:t>
+            </w:r>
+          </w:p>
+        </w:tc>
+        <w:tc>
+          <w:tcPr>
+            <w:tcW w:w="1960" w:type="dxa"/>
+          </w:tcPr>
+          <w:p>
+            <w:pPr>
+              <w:tabs>
+                <w:tab w:val="center" w:pos="4513"/>
+              </w:tabs>
+            </w:pPr>
+            <w:r>
+              <w:t>Feature</w:t>
+            </w:r>
+          </w:p>
+        </w:tc>
+        <w:tc>
+          <w:tcPr>
+            <w:tcW w:w="1799" w:type="dxa"/>
+          </w:tcPr>
+          <w:p>
+            <w:pPr>
+              <w:tabs>
+                <w:tab w:val="center" w:pos="4513"/>
+              </w:tabs>
+            </w:pPr>
+            <w:r>
+              <w:t>Test</w:t>
+            </w:r>
+          </w:p>
+        </w:tc>
+        <w:tc>
+          <w:tcPr>
+            <w:tcW w:w="1900" w:type="dxa"/>
+          </w:tcPr>
+          <w:p>
+            <w:pPr>
+              <w:tabs>
+                <w:tab w:val="center" w:pos="4513"/>
+              </w:tabs>
+            </w:pPr>
+            <w:r>
+              <w:t>Expected result</w:t>
+            </w:r>
+          </w:p>
+        </w:tc>
+        <w:tc>
+          <w:tcPr>
+            <w:tcW w:w="1584" w:type="dxa"/>
+          </w:tcPr>
+          <w:p>
+            <w:pPr>
+              <w:tabs>
+                <w:tab w:val="center" w:pos="4513"/>
+              </w:tabs>
+            </w:pPr>
+            <w:r>
+              <w:t>Actual Result</w:t>
+            </w:r>
+          </w:p>
+        </w:tc>
+      </w:tr>
+      <w:tr>
+        <w:tc>
+          <w:tcPr>
+            <w:tcW w:w="1773" w:type="dxa"/>
+          </w:tcPr>
+          <w:p>
+            <w:pPr>
+              <w:tabs>
+                <w:tab w:val="center" w:pos="4513"/>
+              </w:tabs>
+            </w:pPr>
+            <w:r>
+              <w:t>4</w:t>
+            </w:r>
+          </w:p>
+        </w:tc>
+        <w:tc>
+          <w:tcPr>
+            <w:tcW w:w="1960" w:type="dxa"/>
+          </w:tcPr>
+          <w:p>
+            <w:pPr>
+              <w:tabs>
+                <w:tab w:val="center" w:pos="4513"/>
+              </w:tabs>
+            </w:pPr>
+            <w:r>
+              <w:t>Controlling player ants</w:t>
+            </w:r>
+          </w:p>
+        </w:tc>
+        <w:tc>
+          <w:tcPr>
+            <w:tcW w:w="1799" w:type="dxa"/>
+          </w:tcPr>
+          <w:p>
+            <w:pPr>
+              <w:tabs>
+                <w:tab w:val="center" w:pos="4513"/>
+              </w:tabs>
+            </w:pPr>
+            <w:r>
+              <w:t>Select an ant and use WASD keys to move</w:t>
+            </w:r>
+          </w:p>
+        </w:tc>
+        <w:tc>
+          <w:tcPr>
+            <w:tcW w:w="1900" w:type="dxa"/>
+          </w:tcPr>
+          <w:p>
+            <w:pPr>
+              <w:tabs>
+                <w:tab w:val="center" w:pos="4513"/>
+              </w:tabs>
+            </w:pPr>
+            <w:r>
+              <w:t>The ant should move in the direction that the player chooses</w:t>
+            </w:r>
+          </w:p>
+        </w:tc>
+        <w:tc>
+          <w:tcPr>
+            <w:tcW w:w="1584" w:type="dxa"/>
+          </w:tcPr>
+          <w:p>
+            <w:pPr>
+              <w:tabs>
+                <w:tab w:val="center" w:pos="4513"/>
+              </w:tabs>
+              <w:rPr>
+                <w:u w:val="single"/>
+              </w:rPr>
+            </w:pPr>
+            <w:r>
+              <w:rPr>
+                <w:u w:val="single"/>
+              </w:rPr>
+              <w:t>Pass</w:t>
+            </w:r>
+          </w:p>
+          <w:p>
+            <w:pPr>
+              <w:tabs>
+                <w:tab w:val="center" w:pos="4513"/>
+              </w:tabs>
+            </w:pPr>
+            <w:r>
+              <w:t xml:space="preserve">The player can control ants with the movement keys, and the grid will scroll to follow them </w:t>
+            </w:r>
+          </w:p>
+        </w:tc>
+      </w:tr>
+    </w:tbl>
+    <w:p>
+      <w:pPr>
+        <w:tabs>
+          <w:tab w:val="center" w:pos="4513"/>
+        </w:tabs>
+      </w:pPr>
+    </w:p>
+    <w:p>
+      <w:pPr>
+        <w:tabs>
+          <w:tab w:val="center" w:pos="4513"/>
+        </w:tabs>
+      </w:pPr>
+      <w:r>
+        <w:t>Stage 5 – food spawning</w:t>
+      </w:r>
+    </w:p>
+    <w:p>
+      <w:pPr>
+        <w:tabs>
+          <w:tab w:val="center" w:pos="4513"/>
+        </w:tabs>
+      </w:pPr>
+    </w:p>
+    <w:p>
+      <w:pPr>
+        <w:tabs>
+          <w:tab w:val="center" w:pos="4513"/>
+        </w:tabs>
+      </w:pPr>
+      <w:r>
+        <w:t xml:space="preserve">To implement food spawning, I need to </w:t>
+      </w:r>
+      <w:r>
+        <w:t>check time to automatically add at certain intervals</w:t>
+      </w:r>
+    </w:p>
+    <w:p>
+      <w:pPr>
+        <w:tabs>
+          <w:tab w:val="center" w:pos="4513"/>
+        </w:tabs>
+      </w:pPr>
+      <w:r>
+        <w:lastRenderedPageBreak/>
+        <w:t>The flowchart has no end, as the loop will run constantly to run the game. The system will check if enough time has passed, and the game is not paused, before attempting to add food in a random position.</w:t>
+      </w:r>
+    </w:p>
+    <w:p>
+      <w:pPr>
+        <w:tabs>
+          <w:tab w:val="center" w:pos="4513"/>
+        </w:tabs>
+      </w:pPr>
+      <w:r>
+        <w:rPr>
+          <w:noProof/>
+        </w:rPr>
+        <w:drawing>
+          <wp:inline distT="0" distB="0" distL="0" distR="0" wp14:anchorId="4B77E2DA" wp14:editId="1E9D5EF1">
+            <wp:extent cx="4467849" cy="7297168"/>
+            <wp:effectExtent l="0" t="0" r="9525" b="0"/>
+            <wp:docPr id="383405643" name="Picture 1" descr="A diagram of a flowchart&#10;&#10;AI-generated content may be incorrect."/>
+            <wp:cNvGraphicFramePr>
+              <a:graphicFrameLocks xmlns:a="http://schemas.openxmlformats.org/drawingml/2006/main" noChangeAspect="1"/>
+            </wp:cNvGraphicFramePr>
+            <a:graphic xmlns:a="http://schemas.openxmlformats.org/drawingml/2006/main">
+              <a:graphicData uri="http://schemas.openxmlformats.org/drawingml/2006/picture">
+                <pic:pic xmlns:pic="http://schemas.openxmlformats.org/drawingml/2006/picture">
+                  <pic:nvPicPr>
+                    <pic:cNvPr id="383405643" name="Picture 1" descr="A diagram of a flowchart&#10;&#10;AI-generated content may be incorrect."/>
+                    <pic:cNvPicPr/>
+                  </pic:nvPicPr>
+                  <pic:blipFill>
+                    <a:blip r:embed="rId54"/>
+                    <a:stretch>
+                      <a:fillRect/>
+                    </a:stretch>
+                  </pic:blipFill>
+                  <pic:spPr>
+                    <a:xfrm>
+                      <a:off x="0" y="0"/>
+                      <a:ext cx="4467849" cy="7297168"/>
+                    </a:xfrm>
+                    <a:prstGeom prst="rect">
+                      <a:avLst/>
+                    </a:prstGeom>
+                  </pic:spPr>
+                </pic:pic>
+              </a:graphicData>
+            </a:graphic>
+          </wp:inline>
+        </w:drawing>
+      </w:r>
+    </w:p>
+    <w:p>
+      <w:pPr>
+        <w:tabs>
+          <w:tab w:val="center" w:pos="4513"/>
+        </w:tabs>
+      </w:pPr>
+      <w:r>
+        <w:t xml:space="preserve">I used this post </w:t>
+      </w:r>
+      <w:hyperlink r:id="rId55" w:history="1">
+        <w:r>
+          <w:rPr>
+            <w:rStyle w:val="Hyperlink"/>
+          </w:rPr>
+          <w:t>Java Main Game Loop - Stack Overflow</w:t>
+        </w:r>
+      </w:hyperlink>
+      <w:r>
+        <w:t xml:space="preserve"> to get the main structure of the loop.</w:t>
+      </w:r>
+    </w:p>
+    <w:p>
+      <w:pPr>
+        <w:tabs>
+          <w:tab w:val="center" w:pos="4513"/>
+        </w:tabs>
+      </w:pPr>
+      <w:r>
+        <w:lastRenderedPageBreak/>
+        <w:t>New main function with game loop:</w:t>
+      </w:r>
+    </w:p>
+    <w:p>
+      <w:pPr>
+        <w:tabs>
+          <w:tab w:val="center" w:pos="4513"/>
+        </w:tabs>
+      </w:pPr>
+      <w:r>
+        <w:drawing>
+          <wp:inline distT="0" distB="0" distL="0" distR="0" wp14:anchorId="0D9D3DF6" wp14:editId="645ED03F">
+            <wp:extent cx="5439534" cy="3791479"/>
+            <wp:effectExtent l="0" t="0" r="8890" b="0"/>
+            <wp:docPr id="573517989" name="Picture 1"/>
+            <wp:cNvGraphicFramePr>
+              <a:graphicFrameLocks xmlns:a="http://schemas.openxmlformats.org/drawingml/2006/main" noChangeAspect="1"/>
+            </wp:cNvGraphicFramePr>
+            <a:graphic xmlns:a="http://schemas.openxmlformats.org/drawingml/2006/main">
+              <a:graphicData uri="http://schemas.openxmlformats.org/drawingml/2006/picture">
+                <pic:pic xmlns:pic="http://schemas.openxmlformats.org/drawingml/2006/picture">
+                  <pic:nvPicPr>
+                    <pic:cNvPr id="573517989" name=""/>
+                    <pic:cNvPicPr/>
+                  </pic:nvPicPr>
+                  <pic:blipFill>
+                    <a:blip r:embed="rId56"/>
+                    <a:stretch>
+                      <a:fillRect/>
+                    </a:stretch>
+                  </pic:blipFill>
+                  <pic:spPr>
+                    <a:xfrm>
+                      <a:off x="0" y="0"/>
+                      <a:ext cx="5439534" cy="3791479"/>
+                    </a:xfrm>
+                    <a:prstGeom prst="rect">
+                      <a:avLst/>
+                    </a:prstGeom>
+                  </pic:spPr>
+                </pic:pic>
+              </a:graphicData>
+            </a:graphic>
+          </wp:inline>
+        </w:drawing>
+      </w:r>
+    </w:p>
+    <w:p>
+      <w:pPr>
+        <w:tabs>
+          <w:tab w:val="center" w:pos="4513"/>
+        </w:tabs>
+      </w:pPr>
+      <w:r>
+        <w:t xml:space="preserve">A while(true) loop is used so that it will continue to run until the game is stopped. </w:t>
+      </w:r>
+    </w:p>
+    <w:p>
+      <w:pPr>
+        <w:tabs>
+          <w:tab w:val="center" w:pos="4513"/>
+        </w:tabs>
+      </w:pPr>
+      <w:proofErr w:type="spellStart"/>
       <w:proofErr w:type="gramStart"/>
       <w:r>
-        <w:t>getTile(</w:t>
+        <w:t>addRandomFood</w:t>
+      </w:r>
+      <w:proofErr w:type="spellEnd"/>
+      <w:r>
+        <w:t>(</w:t>
       </w:r>
       <w:proofErr w:type="gramEnd"/>
       <w:r>
-        <w:t>) function</w:t>
-      </w:r>
+        <w:t>) method:</w:t>
+      </w:r>
+    </w:p>
+    <w:p>
+      <w:pPr>
+        <w:tabs>
+          <w:tab w:val="center" w:pos="4513"/>
+        </w:tabs>
+      </w:pPr>
+      <w:r>
+        <w:drawing>
+          <wp:inline distT="0" distB="0" distL="0" distR="0" wp14:anchorId="23D6157D" wp14:editId="2F0E5D5D">
+            <wp:extent cx="5731510" cy="2929255"/>
+            <wp:effectExtent l="0" t="0" r="2540" b="4445"/>
+            <wp:docPr id="1917116994" name="Picture 1" descr="A screen shot of a computer program&#10;&#10;AI-generated content may be incorrect."/>
+            <wp:cNvGraphicFramePr>
+              <a:graphicFrameLocks xmlns:a="http://schemas.openxmlformats.org/drawingml/2006/main" noChangeAspect="1"/>
+            </wp:cNvGraphicFramePr>
+            <a:graphic xmlns:a="http://schemas.openxmlformats.org/drawingml/2006/main">
+              <a:graphicData uri="http://schemas.openxmlformats.org/drawingml/2006/picture">
+                <pic:pic xmlns:pic="http://schemas.openxmlformats.org/drawingml/2006/picture">
+                  <pic:nvPicPr>
+                    <pic:cNvPr id="1917116994" name="Picture 1" descr="A screen shot of a computer program&#10;&#10;AI-generated content may be incorrect."/>
+                    <pic:cNvPicPr/>
+                  </pic:nvPicPr>
+                  <pic:blipFill>
+                    <a:blip r:embed="rId57"/>
+                    <a:stretch>
+                      <a:fillRect/>
+                    </a:stretch>
+                  </pic:blipFill>
+                  <pic:spPr>
+                    <a:xfrm>
+                      <a:off x="0" y="0"/>
+                      <a:ext cx="5731510" cy="2929255"/>
+                    </a:xfrm>
+                    <a:prstGeom prst="rect">
+                      <a:avLst/>
+                    </a:prstGeom>
+                  </pic:spPr>
+                </pic:pic>
+              </a:graphicData>
+            </a:graphic>
+          </wp:inline>
+        </w:drawing>
+      </w:r>
+    </w:p>
+    <w:p>
+      <w:pPr>
+        <w:tabs>
+          <w:tab w:val="center" w:pos="4513"/>
+        </w:tabs>
+      </w:pPr>
+      <w:r>
+        <w:t>The difficulty is used in calculations to reduce the rate of food spawning at higher difficulty.</w:t>
+      </w:r>
+    </w:p>
+    <w:p>
+      <w:pPr>
+        <w:tabs>
+          <w:tab w:val="center" w:pos="4513"/>
+        </w:tabs>
+      </w:pPr>
+      <w:r>
+        <w:lastRenderedPageBreak/>
+        <w:t xml:space="preserve">On average, an </w:t>
+      </w:r>
+      <w:r>
+        <w:rPr>
+          <w:i/>
+          <w:iCs/>
+        </w:rPr>
+        <w:t>empty</w:t>
+      </w:r>
+      <w:r>
+        <w:t xml:space="preserve"> tile will take 5000 method calls to be replaced by a food tile at the highest </w:t>
+      </w:r>
+      <w:proofErr w:type="gramStart"/>
+      <w:r>
+        <w:t>difficulty(</w:t>
+      </w:r>
+      <w:proofErr w:type="gramEnd"/>
+      <w:r>
+        <w:t xml:space="preserve">9), and only 500 calls at the lowest </w:t>
+      </w:r>
+      <w:proofErr w:type="gramStart"/>
+      <w:r>
+        <w:t>difficulty(</w:t>
+      </w:r>
+      <w:proofErr w:type="gramEnd"/>
+      <w:r>
+        <w:t>0).</w:t>
+      </w:r>
+    </w:p>
+    <w:p>
+      <w:pPr>
+        <w:tabs>
+          <w:tab w:val="center" w:pos="4513"/>
+        </w:tabs>
+      </w:pPr>
+      <w:r>
+        <w:t xml:space="preserve">Since each tick is 100 </w:t>
+      </w:r>
+      <w:proofErr w:type="spellStart"/>
+      <w:r>
+        <w:t>ms</w:t>
+      </w:r>
+      <w:proofErr w:type="spellEnd"/>
+      <w:r>
+        <w:t>, this means that it will take from 50 seconds to 500 seconds on average for an empty tile to generate food, depending on the difficulty as I believe this is a balanced spawning rate.</w:t>
+      </w:r>
+    </w:p>
+    <w:p>
+      <w:pPr>
+        <w:tabs>
+          <w:tab w:val="center" w:pos="4513"/>
+        </w:tabs>
+      </w:pPr>
+      <w:r>
+        <w:t xml:space="preserve">Only empty tiles can be replaced with </w:t>
+      </w:r>
+      <w:proofErr w:type="gramStart"/>
+      <w:r>
+        <w:t>food,</w:t>
+      </w:r>
+      <w:proofErr w:type="gramEnd"/>
+      <w:r>
+        <w:t xml:space="preserve"> any other tiles will be left the same as before.</w:t>
+      </w:r>
+    </w:p>
+    <w:p>
+      <w:pPr>
+        <w:tabs>
+          <w:tab w:val="center" w:pos="4513"/>
+        </w:tabs>
+      </w:pPr>
+    </w:p>
+    <w:p>
+      <w:pPr>
+        <w:tabs>
+          <w:tab w:val="center" w:pos="4513"/>
+        </w:tabs>
+      </w:pPr>
+      <w:r>
+        <w:t>To finish the stage, I need to stop food spawning while the game is paused.</w:t>
+      </w:r>
+    </w:p>
+    <w:p>
+      <w:pPr>
+        <w:tabs>
+          <w:tab w:val="center" w:pos="4513"/>
+        </w:tabs>
+      </w:pPr>
+      <w:r>
+        <w:t>I added a Boolean to the Game class to store whether it is paused, with a getter and setter method</w:t>
+      </w:r>
+    </w:p>
+    <w:p>
+      <w:pPr>
+        <w:tabs>
+          <w:tab w:val="center" w:pos="4513"/>
+        </w:tabs>
+      </w:pPr>
+      <w:r>
+        <w:drawing>
+          <wp:inline distT="0" distB="0" distL="0" distR="0" wp14:anchorId="5CCDF3C6" wp14:editId="0374F0B6">
+            <wp:extent cx="3667637" cy="1314633"/>
+            <wp:effectExtent l="0" t="0" r="9525" b="0"/>
+            <wp:docPr id="802804441" name="Picture 1" descr="A screen shot of a computer program&#10;&#10;AI-generated content may be incorrect."/>
+            <wp:cNvGraphicFramePr>
+              <a:graphicFrameLocks xmlns:a="http://schemas.openxmlformats.org/drawingml/2006/main" noChangeAspect="1"/>
+            </wp:cNvGraphicFramePr>
+            <a:graphic xmlns:a="http://schemas.openxmlformats.org/drawingml/2006/main">
+              <a:graphicData uri="http://schemas.openxmlformats.org/drawingml/2006/picture">
+                <pic:pic xmlns:pic="http://schemas.openxmlformats.org/drawingml/2006/picture">
+                  <pic:nvPicPr>
+                    <pic:cNvPr id="802804441" name="Picture 1" descr="A screen shot of a computer program&#10;&#10;AI-generated content may be incorrect."/>
+                    <pic:cNvPicPr/>
+                  </pic:nvPicPr>
+                  <pic:blipFill>
+                    <a:blip r:embed="rId58"/>
+                    <a:stretch>
+                      <a:fillRect/>
+                    </a:stretch>
+                  </pic:blipFill>
+                  <pic:spPr>
+                    <a:xfrm>
+                      <a:off x="0" y="0"/>
+                      <a:ext cx="3667637" cy="1314633"/>
+                    </a:xfrm>
+                    <a:prstGeom prst="rect">
+                      <a:avLst/>
+                    </a:prstGeom>
+                  </pic:spPr>
+                </pic:pic>
+              </a:graphicData>
+            </a:graphic>
+          </wp:inline>
+        </w:drawing>
+      </w:r>
+    </w:p>
+    <w:p>
+      <w:pPr>
+        <w:tabs>
+          <w:tab w:val="center" w:pos="4513"/>
+        </w:tabs>
+      </w:pPr>
+      <w:r>
+        <w:t xml:space="preserve">The setter method toggles the value to the opposite of its previous value, as this </w:t>
+      </w:r>
+      <w:r>
+        <w:t>is simpler than having to use the getter method, negating it and then setting the value each time the pause key is pressed.</w:t>
+      </w:r>
+    </w:p>
+    <w:p>
+      <w:pPr>
+        <w:tabs>
+          <w:tab w:val="center" w:pos="4513"/>
+        </w:tabs>
+      </w:pPr>
+    </w:p>
+    <w:tbl>
+      <w:tblPr>
+        <w:tblStyle w:val="TableGrid"/>
+        <w:tblW w:w="0" w:type="auto"/>
+        <w:tblLook w:val="04A0" w:firstRow="1" w:lastRow="0" w:firstColumn="1" w:lastColumn="0" w:noHBand="0" w:noVBand="1"/>
+      </w:tblPr>
+      <w:tblGrid>
+        <w:gridCol w:w="1668"/>
+        <w:gridCol w:w="1932"/>
+        <w:gridCol w:w="1888"/>
+        <w:gridCol w:w="1898"/>
+        <w:gridCol w:w="1630"/>
+      </w:tblGrid>
+      <w:tr>
+        <w:tc>
+          <w:tcPr>
+            <w:tcW w:w="1668" w:type="dxa"/>
+          </w:tcPr>
+          <w:p>
+            <w:pPr>
+              <w:tabs>
+                <w:tab w:val="center" w:pos="4513"/>
+              </w:tabs>
+            </w:pPr>
+            <w:r>
+              <w:t>Stage</w:t>
+            </w:r>
+          </w:p>
+        </w:tc>
+        <w:tc>
+          <w:tcPr>
+            <w:tcW w:w="1932" w:type="dxa"/>
+          </w:tcPr>
+          <w:p>
+            <w:pPr>
+              <w:tabs>
+                <w:tab w:val="center" w:pos="4513"/>
+              </w:tabs>
+            </w:pPr>
+            <w:r>
+              <w:t>Feature</w:t>
+            </w:r>
+          </w:p>
+        </w:tc>
+        <w:tc>
+          <w:tcPr>
+            <w:tcW w:w="1888" w:type="dxa"/>
+          </w:tcPr>
+          <w:p>
+            <w:pPr>
+              <w:tabs>
+                <w:tab w:val="center" w:pos="4513"/>
+              </w:tabs>
+            </w:pPr>
+            <w:r>
+              <w:t>Test</w:t>
+            </w:r>
+          </w:p>
+        </w:tc>
+        <w:tc>
+          <w:tcPr>
+            <w:tcW w:w="1898" w:type="dxa"/>
+          </w:tcPr>
+          <w:p>
+            <w:pPr>
+              <w:tabs>
+                <w:tab w:val="center" w:pos="4513"/>
+              </w:tabs>
+            </w:pPr>
+            <w:r>
+              <w:t>Expected result</w:t>
+            </w:r>
+          </w:p>
+        </w:tc>
+        <w:tc>
+          <w:tcPr>
+            <w:tcW w:w="1630" w:type="dxa"/>
+          </w:tcPr>
+          <w:p>
+            <w:pPr>
+              <w:tabs>
+                <w:tab w:val="center" w:pos="4513"/>
+              </w:tabs>
+            </w:pPr>
+            <w:r>
+              <w:t>Actual Result</w:t>
+            </w:r>
+          </w:p>
+        </w:tc>
+      </w:tr>
+      <w:tr>
+        <w:tc>
+          <w:tcPr>
+            <w:tcW w:w="1668" w:type="dxa"/>
+          </w:tcPr>
+          <w:p>
+            <w:pPr>
+              <w:tabs>
+                <w:tab w:val="center" w:pos="4513"/>
+              </w:tabs>
+            </w:pPr>
+            <w:r>
+              <w:t>5</w:t>
+            </w:r>
+          </w:p>
+        </w:tc>
+        <w:tc>
+          <w:tcPr>
+            <w:tcW w:w="1932" w:type="dxa"/>
+          </w:tcPr>
+          <w:p>
+            <w:pPr>
+              <w:tabs>
+                <w:tab w:val="center" w:pos="4513"/>
+              </w:tabs>
+            </w:pPr>
+            <w:r>
+              <w:t>Food spawning</w:t>
+            </w:r>
+          </w:p>
+        </w:tc>
+        <w:tc>
+          <w:tcPr>
+            <w:tcW w:w="1888" w:type="dxa"/>
+          </w:tcPr>
+          <w:p>
+            <w:pPr>
+              <w:tabs>
+                <w:tab w:val="center" w:pos="4513"/>
+              </w:tabs>
+            </w:pPr>
+            <w:r>
+              <w:t>Run the game and see where food appears</w:t>
+            </w:r>
+          </w:p>
+        </w:tc>
+        <w:tc>
+          <w:tcPr>
+            <w:tcW w:w="1898" w:type="dxa"/>
+          </w:tcPr>
+          <w:p>
+            <w:pPr>
+              <w:tabs>
+                <w:tab w:val="center" w:pos="4513"/>
+              </w:tabs>
+            </w:pPr>
+            <w:r>
+              <w:t>It spawns in a random location which is different each time the game runs</w:t>
+            </w:r>
+          </w:p>
+        </w:tc>
+        <w:tc>
+          <w:tcPr>
+            <w:tcW w:w="1630" w:type="dxa"/>
+          </w:tcPr>
+          <w:p>
+            <w:pPr>
+              <w:tabs>
+                <w:tab w:val="center" w:pos="4513"/>
+              </w:tabs>
+              <w:rPr>
+                <w:u w:val="single"/>
+              </w:rPr>
+            </w:pPr>
+            <w:r>
+              <w:rPr>
+                <w:u w:val="single"/>
+              </w:rPr>
+              <w:t>Pass</w:t>
+            </w:r>
+          </w:p>
+          <w:p>
+            <w:pPr>
+              <w:tabs>
+                <w:tab w:val="center" w:pos="4513"/>
+              </w:tabs>
+            </w:pPr>
+            <w:r>
+              <w:t>Food will spawn in random locations. It appears faster on easier difficulties</w:t>
+            </w:r>
+          </w:p>
+        </w:tc>
+      </w:tr>
+    </w:tbl>
+    <w:p>
+      <w:pPr>
+        <w:tabs>
+          <w:tab w:val="center" w:pos="4513"/>
+        </w:tabs>
+      </w:pPr>
+    </w:p>
+    <w:p>
+      <w:pPr>
+        <w:tabs>
+          <w:tab w:val="center" w:pos="4513"/>
+        </w:tabs>
+      </w:pPr>
+    </w:p>
+    <w:p>
+      <w:pPr>
+        <w:tabs>
+          <w:tab w:val="center" w:pos="4513"/>
+        </w:tabs>
+      </w:pPr>
+      <w:r>
+        <w:t>Stage 6 – Pheromones</w:t>
+      </w:r>
+    </w:p>
+    <w:p>
+      <w:pPr>
+        <w:tabs>
+          <w:tab w:val="center" w:pos="4513"/>
+        </w:tabs>
+      </w:pPr>
+    </w:p>
+    <w:p>
+      <w:pPr>
+        <w:tabs>
+          <w:tab w:val="center" w:pos="4513"/>
+        </w:tabs>
+      </w:pPr>
+      <w:r>
+        <w:lastRenderedPageBreak/>
+        <w:t xml:space="preserve">The player should be able to place a pheromone at their ant’s location, so that a trail is left as they move. </w:t>
+      </w:r>
+    </w:p>
+    <w:p>
+      <w:pPr>
+        <w:tabs>
+          <w:tab w:val="center" w:pos="4513"/>
+        </w:tabs>
+      </w:pPr>
+      <w:r>
+        <w:t>When making a pheromone, we need to know the previous two directions that the ant has moved. E.g. if it moves up then right, we will need a corner.</w:t>
+      </w:r>
+    </w:p>
+    <w:p>
+      <w:pPr>
+        <w:tabs>
+          <w:tab w:val="center" w:pos="4513"/>
+        </w:tabs>
+      </w:pPr>
+    </w:p>
+    <w:p>
+      <w:pPr>
+        <w:tabs>
+          <w:tab w:val="center" w:pos="4513"/>
+        </w:tabs>
+      </w:pPr>
+    </w:p>
+    <w:p>
+      <w:pPr>
+        <w:tabs>
+          <w:tab w:val="center" w:pos="4513"/>
+        </w:tabs>
+      </w:pPr>
     </w:p>
     <w:sectPr>
       <w:pgSz w:w="11906" w:h="16838"/>

--- a/Coursework.docx
+++ b/Coursework.docx
@@ -291,15 +291,7 @@
         <w:t>want</w:t>
       </w:r>
       <w:r>
-        <w:t xml:space="preserve"> to describe how a brain made of simple components such as neurons is capable of </w:t>
-      </w:r>
-      <w:proofErr w:type="gramStart"/>
-      <w:r>
-        <w:t>high level</w:t>
-      </w:r>
-      <w:proofErr w:type="gramEnd"/>
-      <w:r>
-        <w:t xml:space="preserve"> thought.</w:t>
+        <w:t xml:space="preserve"> to describe how a brain made of simple components such as neurons is capable of high level thought.</w:t>
       </w:r>
     </w:p>
     <w:p/>
@@ -627,18 +619,10 @@
           </w:tcPr>
           <w:p>
             <w:r>
-              <w:t xml:space="preserve">Underground and Overground parts of </w:t>
-            </w:r>
-            <w:proofErr w:type="gramStart"/>
-            <w:r>
-              <w:t>map</w:t>
-            </w:r>
-            <w:r>
-              <w:t>(</w:t>
-            </w:r>
-            <w:proofErr w:type="gramEnd"/>
-            <w:r>
-              <w:t>first 2 screenshots)</w:t>
+              <w:t>Underground and Overground parts of map</w:t>
+            </w:r>
+            <w:r>
+              <w:t>(first 2 screenshots)</w:t>
             </w:r>
           </w:p>
           <w:p>
@@ -986,15 +970,7 @@
               <w:t xml:space="preserve"> my sandbox mode, as the player will be able to place walls, pheromone trails</w:t>
             </w:r>
             <w:r>
-              <w:t xml:space="preserve">, food, </w:t>
-            </w:r>
-            <w:proofErr w:type="spellStart"/>
-            <w:r>
-              <w:t>ants</w:t>
-            </w:r>
-            <w:proofErr w:type="spellEnd"/>
-            <w:r>
-              <w:t xml:space="preserve"> and other objects</w:t>
+              <w:t>, food, ants and other objects</w:t>
             </w:r>
             <w:r>
               <w:t xml:space="preserve"> which will allow them to experiment with different strategies without consequences if they aren’t effective.</w:t>
@@ -1163,13 +1139,8 @@
             </w:r>
           </w:p>
           <w:p>
-            <w:proofErr w:type="gramStart"/>
-            <w:r>
-              <w:t>The majority of</w:t>
-            </w:r>
-            <w:proofErr w:type="gramEnd"/>
-            <w:r>
-              <w:t xml:space="preserve"> controls in the game involve double clicking with a mouse to select an area to travel to. While this is an intuitive and easy to learn </w:t>
+            <w:r>
+              <w:t xml:space="preserve">The majority of controls in the game involve double clicking with a mouse to select an area to travel to. While this is an intuitive and easy to learn </w:t>
             </w:r>
             <w:r>
               <w:t>method for beginners, it can become tiring and inconvenient after only a few minutes of gameplay.</w:t>
@@ -1195,15 +1166,7 @@
               <w:t xml:space="preserve"> in gaming</w:t>
             </w:r>
             <w:r>
-              <w:t xml:space="preserve">, such as using the </w:t>
-            </w:r>
-            <w:proofErr w:type="spellStart"/>
-            <w:r>
-              <w:t>wasd</w:t>
-            </w:r>
-            <w:proofErr w:type="spellEnd"/>
-            <w:r>
-              <w:t xml:space="preserve"> keys for movement.</w:t>
+              <w:t>, such as using the wasd keys for movement.</w:t>
             </w:r>
             <w:r>
               <w:t xml:space="preserve"> Keyboard controls will be optimal as they will allow for more complex control without straining the user over a long game.</w:t>
@@ -1651,43 +1614,19 @@
               <w:t xml:space="preserve">think the style of graphics used in spore would be the ideal style for my project. A </w:t>
             </w:r>
             <w:r>
-              <w:t xml:space="preserve">2d </w:t>
-            </w:r>
-            <w:proofErr w:type="gramStart"/>
-            <w:r>
-              <w:t>top down</w:t>
-            </w:r>
-            <w:proofErr w:type="gramEnd"/>
-            <w:r>
-              <w:t xml:space="preserve"> view is </w:t>
-            </w:r>
-            <w:proofErr w:type="gramStart"/>
-            <w:r>
-              <w:t>used</w:t>
-            </w:r>
-            <w:r>
-              <w:t>, and</w:t>
-            </w:r>
-            <w:proofErr w:type="gramEnd"/>
-            <w:r>
-              <w:t xml:space="preserve"> scrolls to follow the movement of the user. This</w:t>
+              <w:t>2d top down view is used</w:t>
+            </w:r>
+            <w:r>
+              <w:t>, and scrolls to follow the movement of the user. This</w:t>
             </w:r>
             <w:r>
               <w:t xml:space="preserve"> would be </w:t>
             </w:r>
             <w:r>
-              <w:t xml:space="preserve">relatively simple to implement compared to other styles such as the use of 3d or isometric </w:t>
-            </w:r>
-            <w:proofErr w:type="gramStart"/>
-            <w:r>
-              <w:t>graphics</w:t>
-            </w:r>
-            <w:r>
-              <w:t>, and</w:t>
-            </w:r>
-            <w:proofErr w:type="gramEnd"/>
-            <w:r>
-              <w:t xml:space="preserve"> is very visually appealing.</w:t>
+              <w:t>relatively simple to implement compared to other styles such as the use of 3d or isometric graphics</w:t>
+            </w:r>
+            <w:r>
+              <w:t>, and is very visually appealing.</w:t>
             </w:r>
           </w:p>
         </w:tc>
@@ -1705,26 +1644,10 @@
               <w:t xml:space="preserve">At the start of the </w:t>
             </w:r>
             <w:r>
-              <w:t xml:space="preserve">creature stage, the user </w:t>
-            </w:r>
-            <w:proofErr w:type="gramStart"/>
-            <w:r>
-              <w:t>is able to</w:t>
-            </w:r>
-            <w:proofErr w:type="gramEnd"/>
-            <w:r>
-              <w:t xml:space="preserve"> create their own customised creature to control. This provides </w:t>
-            </w:r>
-            <w:r>
-              <w:t xml:space="preserve">more interactivity to the </w:t>
-            </w:r>
-            <w:proofErr w:type="gramStart"/>
-            <w:r>
-              <w:t>game,</w:t>
-            </w:r>
-            <w:proofErr w:type="gramEnd"/>
-            <w:r>
-              <w:t xml:space="preserve"> however it will not be used in my game.</w:t>
+              <w:t xml:space="preserve">creature stage, the user is able to create their own customised creature to control. This provides </w:t>
+            </w:r>
+            <w:r>
+              <w:t>more interactivity to the game, however it will not be used in my game.</w:t>
             </w:r>
           </w:p>
           <w:p>
@@ -1802,15 +1725,7 @@
               <w:t>, especially if additional abilities were granted as rewards.</w:t>
             </w:r>
             <w:r>
-              <w:t xml:space="preserve"> I believe it will be better to keep the core gameplay mechanics </w:t>
-            </w:r>
-            <w:proofErr w:type="gramStart"/>
-            <w:r>
-              <w:t>simple, but</w:t>
-            </w:r>
-            <w:proofErr w:type="gramEnd"/>
-            <w:r>
-              <w:t xml:space="preserve"> demanding of the user to act quickly and effectively for a more engaging experience.</w:t>
+              <w:t xml:space="preserve"> I believe it will be better to keep the core gameplay mechanics simple, but demanding of the user to act quickly and effectively for a more engaging experience.</w:t>
             </w:r>
           </w:p>
         </w:tc>
@@ -1939,15 +1854,7 @@
         <w:t xml:space="preserve">more </w:t>
       </w:r>
       <w:r>
-        <w:t xml:space="preserve">likely to find the gameplay difficult, as they would be inexperienced with fast paced digital games and may find it hard to </w:t>
-      </w:r>
-      <w:proofErr w:type="spellStart"/>
-      <w:r>
-        <w:t>pickup</w:t>
-      </w:r>
-      <w:proofErr w:type="spellEnd"/>
-      <w:r>
-        <w:t xml:space="preserve"> controls without </w:t>
+        <w:t xml:space="preserve">likely to find the gameplay difficult, as they would be inexperienced with fast paced digital games and may find it hard to pickup controls without </w:t>
       </w:r>
       <w:r>
         <w:t>playing for a</w:t>
@@ -1965,15 +1872,7 @@
         <w:t xml:space="preserve">be somewhat educational, so the users should be interested in the concept of </w:t>
       </w:r>
       <w:r>
-        <w:t xml:space="preserve">the game, how ant </w:t>
-      </w:r>
-      <w:proofErr w:type="gramStart"/>
-      <w:r>
-        <w:t>colonies</w:t>
-      </w:r>
-      <w:proofErr w:type="gramEnd"/>
-      <w:r>
-        <w:t xml:space="preserve"> function, to get the most benefit from it.</w:t>
+        <w:t>the game, how ant colonies function, to get the most benefit from it.</w:t>
       </w:r>
       <w:r>
         <w:t xml:space="preserve"> </w:t>
@@ -2296,15 +2195,7 @@
         <w:t>Wide range</w:t>
       </w:r>
       <w:r>
-        <w:t xml:space="preserve">, </w:t>
-      </w:r>
-      <w:proofErr w:type="gramStart"/>
-      <w:r>
-        <w:t>however</w:t>
-      </w:r>
-      <w:proofErr w:type="gramEnd"/>
-      <w:r>
-        <w:t xml:space="preserve"> generally lower than the scores for gameplay</w:t>
+        <w:t>, however generally lower than the scores for gameplay</w:t>
       </w:r>
     </w:p>
     <w:p>
@@ -2368,15 +2259,7 @@
         <w:t xml:space="preserve">Very high scores, implying that the gameplay is a very important aspect, and should </w:t>
       </w:r>
       <w:r>
-        <w:t xml:space="preserve">be the </w:t>
-      </w:r>
-      <w:proofErr w:type="gramStart"/>
-      <w:r>
-        <w:t>main focus</w:t>
-      </w:r>
-      <w:proofErr w:type="gramEnd"/>
-      <w:r>
-        <w:t xml:space="preserve"> of my time developing</w:t>
+        <w:t>be the main focus of my time developing</w:t>
       </w:r>
     </w:p>
     <w:p>
@@ -2938,15 +2821,7 @@
           </w:tcPr>
           <w:p>
             <w:r>
-              <w:t xml:space="preserve">This gives the user input to the </w:t>
-            </w:r>
-            <w:proofErr w:type="gramStart"/>
-            <w:r>
-              <w:t>game, and</w:t>
-            </w:r>
-            <w:proofErr w:type="gramEnd"/>
-            <w:r>
-              <w:t xml:space="preserve"> is how they will interact with the surroundings.</w:t>
+              <w:t>This gives the user input to the game, and is how they will interact with the surroundings.</w:t>
             </w:r>
           </w:p>
         </w:tc>
@@ -2991,18 +2866,10 @@
           </w:tcPr>
           <w:p>
             <w:r>
-              <w:t xml:space="preserve">This allows the user to operate at a higher </w:t>
-            </w:r>
-            <w:proofErr w:type="gramStart"/>
-            <w:r>
-              <w:t>level</w:t>
-            </w:r>
-            <w:r>
-              <w:t>, and</w:t>
-            </w:r>
-            <w:proofErr w:type="gramEnd"/>
-            <w:r>
-              <w:t xml:space="preserve"> see the influence of their behaviour on the colony at a larger scale.</w:t>
+              <w:t>This allows the user to operate at a higher level</w:t>
+            </w:r>
+            <w:r>
+              <w:t>, and see the influence of their behaviour on the colony at a larger scale.</w:t>
             </w:r>
           </w:p>
         </w:tc>
@@ -3243,13 +3110,8 @@
             <w:r>
               <w:t xml:space="preserve">more </w:t>
             </w:r>
-            <w:proofErr w:type="gramStart"/>
-            <w:r>
-              <w:t>skill based</w:t>
-            </w:r>
-            <w:proofErr w:type="gramEnd"/>
-            <w:r>
-              <w:t xml:space="preserve"> game.</w:t>
+            <w:r>
+              <w:t>skill based game.</w:t>
             </w:r>
           </w:p>
         </w:tc>
@@ -3365,23 +3227,7 @@
           </w:tcPr>
           <w:p>
             <w:r>
-              <w:t xml:space="preserve">Eliminating </w:t>
-            </w:r>
-            <w:proofErr w:type="gramStart"/>
-            <w:r>
-              <w:t>all of</w:t>
-            </w:r>
-            <w:proofErr w:type="gramEnd"/>
-            <w:r>
-              <w:t xml:space="preserve"> the rival ant colonies will give the player a </w:t>
-            </w:r>
-            <w:proofErr w:type="gramStart"/>
-            <w:r>
-              <w:t>win, and</w:t>
-            </w:r>
-            <w:proofErr w:type="gramEnd"/>
-            <w:r>
-              <w:t xml:space="preserve"> end the game.</w:t>
+              <w:t>Eliminating all of the rival ant colonies will give the player a win, and end the game.</w:t>
             </w:r>
           </w:p>
         </w:tc>
@@ -3390,13 +3236,8 @@
             <w:tcW w:w="3827" w:type="dxa"/>
           </w:tcPr>
           <w:p>
-            <w:proofErr w:type="gramStart"/>
-            <w:r>
-              <w:t>The majority of</w:t>
-            </w:r>
-            <w:proofErr w:type="gramEnd"/>
-            <w:r>
-              <w:t xml:space="preserve"> survey respondents preferred this option over a game which lasts indefinitely, until the player has no resources. This will also provide a sense of accomplishment to the user if they manage to win after a close game, or on a high difficulty.</w:t>
+            <w:r>
+              <w:t>The majority of survey respondents preferred this option over a game which lasts indefinitely, until the player has no resources. This will also provide a sense of accomplishment to the user if they manage to win after a close game, or on a high difficulty.</w:t>
             </w:r>
           </w:p>
         </w:tc>
@@ -3431,23 +3272,7 @@
           </w:tcPr>
           <w:p>
             <w:r>
-              <w:t xml:space="preserve">No win </w:t>
-            </w:r>
-            <w:proofErr w:type="gramStart"/>
-            <w:r>
-              <w:t>condition;</w:t>
-            </w:r>
-            <w:proofErr w:type="gramEnd"/>
-            <w:r>
-              <w:t xml:space="preserve"> the player </w:t>
-            </w:r>
-            <w:proofErr w:type="gramStart"/>
-            <w:r>
-              <w:t>is able to</w:t>
-            </w:r>
-            <w:proofErr w:type="gramEnd"/>
-            <w:r>
-              <w:t xml:space="preserve"> keep playing as long as they survive. Difficulty will increase over time to ensure a reasonable time frame.</w:t>
+              <w:t>No win condition; the player is able to keep playing as long as they survive. Difficulty will increase over time to ensure a reasonable time frame.</w:t>
             </w:r>
           </w:p>
         </w:tc>
@@ -3457,15 +3282,7 @@
           </w:tcPr>
           <w:p>
             <w:r>
-              <w:t xml:space="preserve">My audience were closely split on the issue of whether there should be a win condition, so it may be worthwhile to implement both options. </w:t>
-            </w:r>
-            <w:proofErr w:type="gramStart"/>
-            <w:r>
-              <w:t>All of</w:t>
-            </w:r>
-            <w:proofErr w:type="gramEnd"/>
-            <w:r>
-              <w:t xml:space="preserve"> the respondents who wanted this option voted for increasing difficulty over time.</w:t>
+              <w:t>My audience were closely split on the issue of whether there should be a win condition, so it may be worthwhile to implement both options. All of the respondents who wanted this option voted for increasing difficulty over time.</w:t>
             </w:r>
           </w:p>
         </w:tc>
@@ -3550,15 +3367,7 @@
           </w:tcPr>
           <w:p>
             <w:r>
-              <w:t xml:space="preserve">My survey has shown a range in the wants of my audience (questions 2 and 6). I believe settings should be feasible to implement within a reasonable time </w:t>
-            </w:r>
-            <w:proofErr w:type="gramStart"/>
-            <w:r>
-              <w:t>frame, and</w:t>
-            </w:r>
-            <w:proofErr w:type="gramEnd"/>
-            <w:r>
-              <w:t xml:space="preserve"> will make the game accessible and engaging to a larger number of people.</w:t>
+              <w:t>My survey has shown a range in the wants of my audience (questions 2 and 6). I believe settings should be feasible to implement within a reasonable time frame, and will make the game accessible and engaging to a larger number of people.</w:t>
             </w:r>
           </w:p>
         </w:tc>
@@ -3697,23 +3506,7 @@
               <w:t>, and the difficulties that they wanted (questions 6 and 2)</w:t>
             </w:r>
             <w:r>
-              <w:t xml:space="preserve">. Increasing the difficulty will make it harder to </w:t>
-            </w:r>
-            <w:proofErr w:type="gramStart"/>
-            <w:r>
-              <w:t>survive, and</w:t>
-            </w:r>
-            <w:proofErr w:type="gramEnd"/>
-            <w:r>
-              <w:t xml:space="preserve"> therefore decrease the length of the game and </w:t>
-            </w:r>
-            <w:proofErr w:type="spellStart"/>
-            <w:r>
-              <w:t>visa</w:t>
-            </w:r>
-            <w:proofErr w:type="spellEnd"/>
-            <w:r>
-              <w:t xml:space="preserve"> versa.</w:t>
+              <w:t>. Increasing the difficulty will make it harder to survive, and therefore decrease the length of the game and visa versa.</w:t>
             </w:r>
           </w:p>
         </w:tc>
@@ -3735,15 +3528,7 @@
           </w:tcPr>
           <w:p>
             <w:r>
-              <w:t xml:space="preserve">Keyboard controls using </w:t>
-            </w:r>
-            <w:proofErr w:type="spellStart"/>
-            <w:r>
-              <w:t>wasd</w:t>
-            </w:r>
-            <w:proofErr w:type="spellEnd"/>
-            <w:r>
-              <w:t xml:space="preserve"> keys</w:t>
+              <w:t>Keyboard controls using wasd keys</w:t>
             </w:r>
           </w:p>
         </w:tc>
@@ -3753,15 +3538,7 @@
           </w:tcPr>
           <w:p>
             <w:r>
-              <w:t xml:space="preserve">Control of movement in each of the 4 directions using the keys </w:t>
-            </w:r>
-            <w:proofErr w:type="gramStart"/>
-            <w:r>
-              <w:t>W,A</w:t>
-            </w:r>
-            <w:proofErr w:type="gramEnd"/>
-            <w:r>
-              <w:t>,S and D</w:t>
+              <w:t>Control of movement in each of the 4 directions using the keys W,A,S and D</w:t>
             </w:r>
           </w:p>
         </w:tc>
@@ -3803,23 +3580,7 @@
           </w:tcPr>
           <w:p>
             <w:r>
-              <w:t xml:space="preserve">High quality aesthetics which </w:t>
-            </w:r>
-            <w:proofErr w:type="gramStart"/>
-            <w:r>
-              <w:t>make</w:t>
-            </w:r>
-            <w:proofErr w:type="gramEnd"/>
-            <w:r>
-              <w:t xml:space="preserve"> the game more visually appealing. The game is likely to be shown from a </w:t>
-            </w:r>
-            <w:proofErr w:type="gramStart"/>
-            <w:r>
-              <w:t>top down</w:t>
-            </w:r>
-            <w:proofErr w:type="gramEnd"/>
-            <w:r>
-              <w:t xml:space="preserve"> view, with 2 dimensional assets</w:t>
+              <w:t>High quality aesthetics which make the game more visually appealing. The game is likely to be shown from a top down view, with 2 dimensional assets</w:t>
             </w:r>
           </w:p>
         </w:tc>
@@ -3866,15 +3627,7 @@
           </w:tcPr>
           <w:p>
             <w:r>
-              <w:t xml:space="preserve">A set of different settings which the player can select from. These may have slightly differing </w:t>
-            </w:r>
-            <w:proofErr w:type="gramStart"/>
-            <w:r>
-              <w:t>gameplay, and</w:t>
-            </w:r>
-            <w:proofErr w:type="gramEnd"/>
-            <w:r>
-              <w:t xml:space="preserve"> will have different graphics. These could include a forest, desert and urban area.</w:t>
+              <w:t>A set of different settings which the player can select from. These may have slightly differing gameplay, and will have different graphics. These could include a forest, desert and urban area.</w:t>
             </w:r>
           </w:p>
         </w:tc>
@@ -3884,23 +3637,7 @@
           </w:tcPr>
           <w:p>
             <w:r>
-              <w:t xml:space="preserve">This will add a slight variation to the game, allowing players to try different maps to avoid gameplay becoming repetitive or boring. Many users want this feature, with 57% of responses voting for 3 or more maps. On the other hand, this is likely to be relatively time </w:t>
-            </w:r>
-            <w:proofErr w:type="gramStart"/>
-            <w:r>
-              <w:t>consuming, and</w:t>
-            </w:r>
-            <w:proofErr w:type="gramEnd"/>
-            <w:r>
-              <w:t xml:space="preserve"> add comparably low amounts of content to some features. </w:t>
-            </w:r>
-            <w:proofErr w:type="gramStart"/>
-            <w:r>
-              <w:t>Therefore</w:t>
-            </w:r>
-            <w:proofErr w:type="gramEnd"/>
-            <w:r>
-              <w:t xml:space="preserve"> it is important, but not essential.</w:t>
+              <w:t>This will add a slight variation to the game, allowing players to try different maps to avoid gameplay becoming repetitive or boring. Many users want this feature, with 57% of responses voting for 3 or more maps. On the other hand, this is likely to be relatively time consuming, and add comparably low amounts of content to some features. Therefore it is important, but not essential.</w:t>
             </w:r>
           </w:p>
         </w:tc>
@@ -3994,15 +3731,7 @@
           </w:tcPr>
           <w:p>
             <w:r>
-              <w:t xml:space="preserve">The option to stop the game midway </w:t>
-            </w:r>
-            <w:proofErr w:type="gramStart"/>
-            <w:r>
-              <w:t>through, and</w:t>
-            </w:r>
-            <w:proofErr w:type="gramEnd"/>
-            <w:r>
-              <w:t xml:space="preserve"> continue it later.</w:t>
+              <w:t>The option to stop the game midway through, and continue it later.</w:t>
             </w:r>
           </w:p>
         </w:tc>
@@ -4101,25 +3830,7 @@
         <w:t xml:space="preserve">As a solo developer, </w:t>
       </w:r>
       <w:r>
-        <w:t xml:space="preserve">I </w:t>
-      </w:r>
-      <w:proofErr w:type="spellStart"/>
-      <w:proofErr w:type="gramStart"/>
-      <w:r>
-        <w:t>wont</w:t>
-      </w:r>
-      <w:proofErr w:type="spellEnd"/>
-      <w:proofErr w:type="gramEnd"/>
-      <w:r>
-        <w:t xml:space="preserve"> be able to implement every feature that is labelled as desirable. Therefore, I will prioritise the essential features </w:t>
-      </w:r>
-      <w:proofErr w:type="gramStart"/>
-      <w:r>
-        <w:t>first, and</w:t>
-      </w:r>
-      <w:proofErr w:type="gramEnd"/>
-      <w:r>
-        <w:t xml:space="preserve"> focus my attention to the </w:t>
+        <w:t xml:space="preserve">I wont be able to implement every feature that is labelled as desirable. Therefore, I will prioritise the essential features first, and focus my attention to the </w:t>
       </w:r>
       <w:r>
         <w:t>aspects which stakeholders value most.</w:t>
@@ -4248,23 +3959,7 @@
           </w:tcPr>
           <w:p>
             <w:r>
-              <w:t xml:space="preserve">My game may be unable to </w:t>
-            </w:r>
-            <w:proofErr w:type="gramStart"/>
-            <w:r>
-              <w:t>run on low end</w:t>
-            </w:r>
-            <w:proofErr w:type="gramEnd"/>
-            <w:r>
-              <w:t xml:space="preserve"> computers, as it is simulating </w:t>
-            </w:r>
-            <w:proofErr w:type="gramStart"/>
-            <w:r>
-              <w:t>a large number of</w:t>
-            </w:r>
-            <w:proofErr w:type="gramEnd"/>
-            <w:r>
-              <w:t xml:space="preserve"> ants at once,</w:t>
+              <w:t>My game may be unable to run on low end computers, as it is simulating a large number of ants at once,</w:t>
             </w:r>
             <w:r>
               <w:t xml:space="preserve"> which is likely to take up a significant amount of memory to store all their data. I will try to optimise </w:t>
@@ -4720,15 +4415,7 @@
         <w:t xml:space="preserve">s and other </w:t>
       </w:r>
       <w:r>
-        <w:t xml:space="preserve">objects will be simulated at </w:t>
-      </w:r>
-      <w:proofErr w:type="gramStart"/>
-      <w:r>
-        <w:t>once,</w:t>
-      </w:r>
-      <w:proofErr w:type="gramEnd"/>
-      <w:r>
-        <w:t xml:space="preserve"> therefore a computer </w:t>
+        <w:t xml:space="preserve">objects will be simulated at once, therefore a computer </w:t>
       </w:r>
       <w:r>
         <w:t xml:space="preserve">will be </w:t>
@@ -4761,13 +4448,8 @@
         <w:t xml:space="preserve"> which would take a significant</w:t>
       </w:r>
       <w:r>
-        <w:t xml:space="preserve"> </w:t>
-      </w:r>
-      <w:proofErr w:type="gramStart"/>
-      <w:r>
-        <w:t>amount</w:t>
-      </w:r>
-      <w:proofErr w:type="gramEnd"/>
+        <w:t xml:space="preserve"> amount</w:t>
+      </w:r>
       <w:r>
         <w:t xml:space="preserve"> of resources</w:t>
       </w:r>
@@ -4796,15 +4478,7 @@
         <w:t xml:space="preserve">OOP - </w:t>
       </w:r>
       <w:r>
-        <w:t xml:space="preserve">The project is suitable for an </w:t>
-      </w:r>
-      <w:proofErr w:type="gramStart"/>
-      <w:r>
-        <w:t>object oriented</w:t>
-      </w:r>
-      <w:proofErr w:type="gramEnd"/>
-      <w:r>
-        <w:t xml:space="preserve"> language, since I can </w:t>
+        <w:t xml:space="preserve">The project is suitable for an object oriented language, since I can </w:t>
       </w:r>
       <w:r>
         <w:t>use inheritance to make many similar</w:t>
@@ -4855,15 +4529,7 @@
         </w:tabs>
       </w:pPr>
       <w:r>
-        <w:t xml:space="preserve">Visualisation – A GUI will be used to display the gameplay in real time to the user, by rendering </w:t>
-      </w:r>
-      <w:proofErr w:type="gramStart"/>
-      <w:r>
-        <w:t>all of</w:t>
-      </w:r>
-      <w:proofErr w:type="gramEnd"/>
-      <w:r>
-        <w:t xml:space="preserve"> the relevant objects such as food and ants near to them, and a map.</w:t>
+        <w:t>Visualisation – A GUI will be used to display the gameplay in real time to the user, by rendering all of the relevant objects such as food and ants near to them, and a map.</w:t>
       </w:r>
     </w:p>
     <w:p>
@@ -5026,15 +4692,7 @@
         </w:tabs>
       </w:pPr>
       <w:r>
-        <w:t xml:space="preserve"> 3.Initial map design and creating assets: Basic map designs for locations such as a forest, desert, or city as well as sprites for food, </w:t>
-      </w:r>
-      <w:proofErr w:type="spellStart"/>
-      <w:r>
-        <w:t>ants</w:t>
-      </w:r>
-      <w:proofErr w:type="spellEnd"/>
-      <w:r>
-        <w:t xml:space="preserve"> and pheromones </w:t>
+        <w:t xml:space="preserve"> 3.Initial map design and creating assets: Basic map designs for locations such as a forest, desert, or city as well as sprites for food, ants and pheromones </w:t>
       </w:r>
     </w:p>
     <w:p>
@@ -5091,7 +4749,6 @@
       <w:r>
         <w:t xml:space="preserve">: These should be easier to develop with the player ants as a starting </w:t>
       </w:r>
-      <w:proofErr w:type="gramStart"/>
       <w:r>
         <w:t>point</w:t>
       </w:r>
@@ -5101,7 +4758,6 @@
       <w:r>
         <w:t xml:space="preserve"> but</w:t>
       </w:r>
-      <w:proofErr w:type="gramEnd"/>
       <w:r>
         <w:t xml:space="preserve"> will require logic to make decisions automatically</w:t>
       </w:r>
@@ -5125,11 +4781,9 @@
         <w:lastRenderedPageBreak/>
         <w:t xml:space="preserve">8. Population system: Population should grow when the player has enough resources and passively </w:t>
       </w:r>
-      <w:proofErr w:type="gramStart"/>
       <w:r>
         <w:t>shrink</w:t>
       </w:r>
-      <w:proofErr w:type="gramEnd"/>
       <w:r>
         <w:t xml:space="preserve"> at a slow rate otherwise. This will require food and ants to be functional first for testing. </w:t>
       </w:r>
@@ -5151,17 +4805,8 @@
         </w:tabs>
       </w:pPr>
       <w:r>
-        <w:t xml:space="preserve">10. Sandbox mode: Player </w:t>
-      </w:r>
-      <w:proofErr w:type="gramStart"/>
-      <w:r>
-        <w:t>has the ability to</w:t>
-      </w:r>
-      <w:proofErr w:type="gramEnd"/>
-      <w:r>
-        <w:t xml:space="preserve"> spawn in resources or </w:t>
-      </w:r>
-      <w:proofErr w:type="gramStart"/>
+        <w:t xml:space="preserve">10. Sandbox mode: Player has the ability to spawn in resources or </w:t>
+      </w:r>
       <w:r>
         <w:t>ants</w:t>
       </w:r>
@@ -5171,7 +4816,6 @@
       <w:r>
         <w:t xml:space="preserve"> and</w:t>
       </w:r>
-      <w:proofErr w:type="gramEnd"/>
       <w:r>
         <w:t xml:space="preserve"> can experiment with the game and different strategies. </w:t>
       </w:r>
@@ -5513,23 +5157,7 @@
               <w:t>The</w:t>
             </w:r>
             <w:r>
-              <w:t xml:space="preserve"> setting should reach a final </w:t>
-            </w:r>
-            <w:proofErr w:type="gramStart"/>
-            <w:r>
-              <w:t>state</w:t>
-            </w:r>
-            <w:proofErr w:type="gramEnd"/>
-            <w:r>
-              <w:t xml:space="preserve"> and the arrow will be </w:t>
-            </w:r>
-            <w:proofErr w:type="spellStart"/>
-            <w:r>
-              <w:t>grayed</w:t>
-            </w:r>
-            <w:proofErr w:type="spellEnd"/>
-            <w:r>
-              <w:t xml:space="preserve"> out</w:t>
+              <w:t xml:space="preserve"> setting should reach a final state and the arrow will be grayed out</w:t>
             </w:r>
             <w:r>
               <w:t xml:space="preserve"> </w:t>
@@ -5855,15 +5483,7 @@
               </w:tabs>
             </w:pPr>
             <w:r>
-              <w:t xml:space="preserve">The food will </w:t>
-            </w:r>
-            <w:proofErr w:type="gramStart"/>
-            <w:r>
-              <w:t>disappear</w:t>
-            </w:r>
-            <w:proofErr w:type="gramEnd"/>
-            <w:r>
-              <w:t xml:space="preserve"> and the players food </w:t>
+              <w:t xml:space="preserve">The food will disappear and the players food </w:t>
             </w:r>
             <w:r>
               <w:t>variable should increment</w:t>
@@ -5943,15 +5563,7 @@
               <w:t>They should both automatically act to collect food and wander around</w:t>
             </w:r>
             <w:r>
-              <w:t xml:space="preserve">. If the player takes control of their </w:t>
-            </w:r>
-            <w:proofErr w:type="gramStart"/>
-            <w:r>
-              <w:t>ant</w:t>
-            </w:r>
-            <w:proofErr w:type="gramEnd"/>
-            <w:r>
-              <w:t xml:space="preserve"> it will stop moving on its own.</w:t>
+              <w:t>. If the player takes control of their ant it will stop moving on its own.</w:t>
             </w:r>
           </w:p>
         </w:tc>
@@ -6596,15 +6208,7 @@
               </w:tabs>
             </w:pPr>
             <w:r>
-              <w:t xml:space="preserve">A save should be created with </w:t>
-            </w:r>
-            <w:proofErr w:type="gramStart"/>
-            <w:r>
-              <w:t>all of</w:t>
-            </w:r>
-            <w:proofErr w:type="gramEnd"/>
-            <w:r>
-              <w:t xml:space="preserve"> the current data</w:t>
+              <w:t>A save should be created with all of the current data</w:t>
             </w:r>
           </w:p>
         </w:tc>
@@ -6876,15 +6480,7 @@
         </w:tabs>
       </w:pPr>
       <w:r>
-        <w:t xml:space="preserve">Arrows are used for the settings, so that the user can easily cycle through the options. The difficulty arrow will be </w:t>
-      </w:r>
-      <w:proofErr w:type="spellStart"/>
-      <w:r>
-        <w:t>grayed</w:t>
-      </w:r>
-      <w:proofErr w:type="spellEnd"/>
-      <w:r>
-        <w:t xml:space="preserve"> when it is equal to 1 or 10, as these are the lowest and highest values</w:t>
+        <w:t>Arrows are used for the settings, so that the user can easily cycle through the options. The difficulty arrow will be grayed when it is equal to 1 or 10, as these are the lowest and highest values</w:t>
       </w:r>
       <w:r>
         <w:t>, so the user should not be able to use the arrows further</w:t>
@@ -6994,11 +6590,9 @@
       <w:r>
         <w:t xml:space="preserve">Information is displayed around the edge of the gameplay screen so that it is not </w:t>
       </w:r>
-      <w:proofErr w:type="gramStart"/>
       <w:r>
         <w:t>distracting, but</w:t>
       </w:r>
-      <w:proofErr w:type="gramEnd"/>
       <w:r>
         <w:t xml:space="preserve"> can still be easily checked by the user.</w:t>
       </w:r>
@@ -7280,21 +6874,8 @@
                 <w:tab w:val="center" w:pos="4513"/>
               </w:tabs>
             </w:pPr>
-            <w:proofErr w:type="spellStart"/>
-            <w:r>
-              <w:t>Arraylist</w:t>
-            </w:r>
-            <w:proofErr w:type="spellEnd"/>
-            <w:r>
-              <w:t>&lt;</w:t>
-            </w:r>
-            <w:proofErr w:type="spellStart"/>
-            <w:r>
-              <w:t>JFrame</w:t>
-            </w:r>
-            <w:proofErr w:type="spellEnd"/>
-            <w:r>
-              <w:t>&gt;</w:t>
+            <w:r>
+              <w:t>Arraylist&lt;JFrame&gt;</w:t>
             </w:r>
           </w:p>
         </w:tc>
@@ -7324,20 +6905,7 @@
               </w:tabs>
             </w:pPr>
             <w:r>
-              <w:t xml:space="preserve">Stores the 4 menus so that they can be accessed by the function </w:t>
-            </w:r>
-            <w:proofErr w:type="spellStart"/>
-            <w:proofErr w:type="gramStart"/>
-            <w:r>
-              <w:t>getFrames</w:t>
-            </w:r>
-            <w:proofErr w:type="spellEnd"/>
-            <w:r>
-              <w:t>(</w:t>
-            </w:r>
-            <w:proofErr w:type="gramEnd"/>
-            <w:r>
-              <w:t>)</w:t>
+              <w:t>Stores the 4 menus so that they can be accessed by the function getFrames()</w:t>
             </w:r>
           </w:p>
         </w:tc>
@@ -7415,11 +6983,9 @@
                 <w:tab w:val="center" w:pos="4513"/>
               </w:tabs>
             </w:pPr>
-            <w:proofErr w:type="spellStart"/>
             <w:r>
               <w:t>gamemode</w:t>
             </w:r>
-            <w:proofErr w:type="spellEnd"/>
           </w:p>
         </w:tc>
         <w:tc>
@@ -7596,11 +7162,9 @@
                 <w:tab w:val="center" w:pos="4513"/>
               </w:tabs>
             </w:pPr>
-            <w:proofErr w:type="spellStart"/>
             <w:r>
               <w:t>boolean</w:t>
             </w:r>
-            <w:proofErr w:type="spellEnd"/>
           </w:p>
         </w:tc>
         <w:tc>
@@ -7639,15 +7203,7 @@
               </w:tabs>
             </w:pPr>
             <w:r>
-              <w:t xml:space="preserve">Whether the game is paused. Food will not </w:t>
-            </w:r>
-            <w:proofErr w:type="gramStart"/>
-            <w:r>
-              <w:t>spawn</w:t>
-            </w:r>
-            <w:proofErr w:type="gramEnd"/>
-            <w:r>
-              <w:t xml:space="preserve"> and ants </w:t>
+              <w:t xml:space="preserve">Whether the game is paused. Food will not spawn and ants </w:t>
             </w:r>
             <w:r>
               <w:lastRenderedPageBreak/>
@@ -7684,13 +7240,8 @@
           <w:tab w:val="center" w:pos="4513"/>
         </w:tabs>
       </w:pPr>
-      <w:proofErr w:type="spellStart"/>
-      <w:r>
-        <w:t>GameplayGrid</w:t>
-      </w:r>
-      <w:proofErr w:type="spellEnd"/>
-      <w:r>
-        <w:t xml:space="preserve"> – Panel used to display gameplay</w:t>
+      <w:r>
+        <w:t>GameplayGrid – Panel used to display gameplay</w:t>
       </w:r>
     </w:p>
     <w:tbl>
@@ -7731,21 +7282,8 @@
                 <w:tab w:val="center" w:pos="4513"/>
               </w:tabs>
             </w:pPr>
-            <w:proofErr w:type="spellStart"/>
-            <w:r>
-              <w:t>Arraylist</w:t>
-            </w:r>
-            <w:proofErr w:type="spellEnd"/>
-            <w:r>
-              <w:t>&lt;</w:t>
-            </w:r>
-            <w:proofErr w:type="spellStart"/>
-            <w:r>
-              <w:t>JPanel</w:t>
-            </w:r>
-            <w:proofErr w:type="spellEnd"/>
-            <w:r>
-              <w:t>&gt;</w:t>
+            <w:r>
+              <w:t>Arraylist&lt;JPanel&gt;</w:t>
             </w:r>
           </w:p>
         </w:tc>
@@ -7815,25 +7353,7 @@
               </w:tabs>
             </w:pPr>
             <w:r>
-              <w:t>To access a tile at (</w:t>
-            </w:r>
-            <w:proofErr w:type="spellStart"/>
-            <w:proofErr w:type="gramStart"/>
-            <w:r>
-              <w:t>x,y</w:t>
-            </w:r>
-            <w:proofErr w:type="spellEnd"/>
-            <w:proofErr w:type="gramEnd"/>
-            <w:r>
-              <w:t>), the index is width*</w:t>
-            </w:r>
-            <w:proofErr w:type="spellStart"/>
-            <w:r>
-              <w:t>y+x</w:t>
-            </w:r>
-            <w:proofErr w:type="spellEnd"/>
-            <w:r>
-              <w:t xml:space="preserve"> </w:t>
+              <w:t xml:space="preserve">To access a tile at (x,y), the index is width*y+x </w:t>
             </w:r>
           </w:p>
         </w:tc>
@@ -7973,11 +7493,9 @@
                 <w:tab w:val="center" w:pos="4513"/>
               </w:tabs>
             </w:pPr>
-            <w:proofErr w:type="spellStart"/>
             <w:r>
               <w:t>CornerX</w:t>
             </w:r>
-            <w:proofErr w:type="spellEnd"/>
           </w:p>
         </w:tc>
         <w:tc>
@@ -8059,11 +7577,9 @@
                 <w:tab w:val="center" w:pos="4513"/>
               </w:tabs>
             </w:pPr>
-            <w:proofErr w:type="spellStart"/>
             <w:r>
               <w:t>CornerY</w:t>
             </w:r>
-            <w:proofErr w:type="spellEnd"/>
           </w:p>
         </w:tc>
         <w:tc>
@@ -8138,50 +7654,38 @@
                 <w:tab w:val="center" w:pos="4513"/>
               </w:tabs>
             </w:pPr>
-            <w:proofErr w:type="spellStart"/>
             <w:r>
               <w:t>GameMenu</w:t>
             </w:r>
-            <w:proofErr w:type="spellEnd"/>
-          </w:p>
-        </w:tc>
-        <w:tc>
-          <w:tcPr>
-            <w:tcW w:w="2254" w:type="dxa"/>
-          </w:tcPr>
-          <w:p>
-            <w:pPr>
-              <w:tabs>
-                <w:tab w:val="center" w:pos="4513"/>
-              </w:tabs>
-            </w:pPr>
-            <w:proofErr w:type="spellStart"/>
+          </w:p>
+        </w:tc>
+        <w:tc>
+          <w:tcPr>
+            <w:tcW w:w="2254" w:type="dxa"/>
+          </w:tcPr>
+          <w:p>
+            <w:pPr>
+              <w:tabs>
+                <w:tab w:val="center" w:pos="4513"/>
+              </w:tabs>
+            </w:pPr>
             <w:r>
               <w:t>GameMenu</w:t>
             </w:r>
-            <w:proofErr w:type="spellEnd"/>
-          </w:p>
-        </w:tc>
-        <w:tc>
-          <w:tcPr>
-            <w:tcW w:w="2254" w:type="dxa"/>
-          </w:tcPr>
-          <w:p>
-            <w:pPr>
-              <w:tabs>
-                <w:tab w:val="center" w:pos="4513"/>
-              </w:tabs>
-            </w:pPr>
-            <w:r>
-              <w:t xml:space="preserve">The </w:t>
-            </w:r>
-            <w:proofErr w:type="spellStart"/>
-            <w:r>
-              <w:t>GameMenu</w:t>
-            </w:r>
-            <w:proofErr w:type="spellEnd"/>
-            <w:r>
-              <w:t xml:space="preserve"> which contains the grid</w:t>
+          </w:p>
+        </w:tc>
+        <w:tc>
+          <w:tcPr>
+            <w:tcW w:w="2254" w:type="dxa"/>
+          </w:tcPr>
+          <w:p>
+            <w:pPr>
+              <w:tabs>
+                <w:tab w:val="center" w:pos="4513"/>
+              </w:tabs>
+            </w:pPr>
+            <w:r>
+              <w:t>The GameMenu which contains the grid</w:t>
             </w:r>
           </w:p>
         </w:tc>
@@ -8344,13 +7848,8 @@
           <w:tab w:val="center" w:pos="4513"/>
         </w:tabs>
       </w:pPr>
-      <w:proofErr w:type="spellStart"/>
-      <w:r>
-        <w:t>GameMenu</w:t>
-      </w:r>
-      <w:proofErr w:type="spellEnd"/>
-      <w:r>
-        <w:t xml:space="preserve"> – Menu used to display gameplay as well as pause menu and information</w:t>
+      <w:r>
+        <w:t>GameMenu – Menu used to display gameplay as well as pause menu and information</w:t>
       </w:r>
     </w:p>
     <w:p>
@@ -8461,13 +7960,8 @@
                 <w:tab w:val="center" w:pos="4513"/>
               </w:tabs>
             </w:pPr>
-            <w:proofErr w:type="spellStart"/>
-            <w:r>
-              <w:t>Arraylist</w:t>
-            </w:r>
-            <w:proofErr w:type="spellEnd"/>
-            <w:r>
-              <w:t>&lt;Ant&gt;</w:t>
+            <w:r>
+              <w:t>Arraylist&lt;Ant&gt;</w:t>
             </w:r>
           </w:p>
         </w:tc>
@@ -8513,30 +8007,23 @@
                 <w:tab w:val="center" w:pos="4513"/>
               </w:tabs>
             </w:pPr>
-            <w:proofErr w:type="spellStart"/>
             <w:r>
               <w:t>newants</w:t>
             </w:r>
-            <w:proofErr w:type="spellEnd"/>
-          </w:p>
-        </w:tc>
-        <w:tc>
-          <w:tcPr>
-            <w:tcW w:w="2254" w:type="dxa"/>
-          </w:tcPr>
-          <w:p>
-            <w:pPr>
-              <w:tabs>
-                <w:tab w:val="center" w:pos="4513"/>
-              </w:tabs>
-            </w:pPr>
-            <w:proofErr w:type="spellStart"/>
-            <w:r>
-              <w:t>Arraylist</w:t>
-            </w:r>
-            <w:proofErr w:type="spellEnd"/>
-            <w:r>
-              <w:t>&lt;Ant&gt;</w:t>
+          </w:p>
+        </w:tc>
+        <w:tc>
+          <w:tcPr>
+            <w:tcW w:w="2254" w:type="dxa"/>
+          </w:tcPr>
+          <w:p>
+            <w:pPr>
+              <w:tabs>
+                <w:tab w:val="center" w:pos="4513"/>
+              </w:tabs>
+            </w:pPr>
+            <w:r>
+              <w:t>Arraylist&lt;Ant&gt;</w:t>
             </w:r>
           </w:p>
         </w:tc>
@@ -8597,28 +8084,24 @@
                 <w:tab w:val="center" w:pos="4513"/>
               </w:tabs>
             </w:pPr>
-            <w:proofErr w:type="spellStart"/>
             <w:r>
               <w:t>GameplayGrid</w:t>
             </w:r>
-            <w:proofErr w:type="spellEnd"/>
-          </w:p>
-        </w:tc>
-        <w:tc>
-          <w:tcPr>
-            <w:tcW w:w="2254" w:type="dxa"/>
-          </w:tcPr>
-          <w:p>
-            <w:pPr>
-              <w:tabs>
-                <w:tab w:val="center" w:pos="4513"/>
-              </w:tabs>
-            </w:pPr>
-            <w:proofErr w:type="spellStart"/>
+          </w:p>
+        </w:tc>
+        <w:tc>
+          <w:tcPr>
+            <w:tcW w:w="2254" w:type="dxa"/>
+          </w:tcPr>
+          <w:p>
+            <w:pPr>
+              <w:tabs>
+                <w:tab w:val="center" w:pos="4513"/>
+              </w:tabs>
+            </w:pPr>
             <w:r>
               <w:t>GameplayGrid</w:t>
             </w:r>
-            <w:proofErr w:type="spellEnd"/>
           </w:p>
         </w:tc>
         <w:tc>
@@ -8710,11 +8193,9 @@
                 <w:tab w:val="center" w:pos="4513"/>
               </w:tabs>
             </w:pPr>
-            <w:proofErr w:type="spellStart"/>
             <w:r>
               <w:t>mainAnt</w:t>
             </w:r>
-            <w:proofErr w:type="spellEnd"/>
           </w:p>
         </w:tc>
         <w:tc>
@@ -9044,63 +8525,38 @@
                 <w:tab w:val="center" w:pos="4513"/>
               </w:tabs>
             </w:pPr>
-            <w:proofErr w:type="spellStart"/>
             <w:r>
               <w:t>GameMenu</w:t>
             </w:r>
-            <w:proofErr w:type="spellEnd"/>
-          </w:p>
-        </w:tc>
-        <w:tc>
-          <w:tcPr>
-            <w:tcW w:w="2254" w:type="dxa"/>
-          </w:tcPr>
-          <w:p>
-            <w:pPr>
-              <w:tabs>
-                <w:tab w:val="center" w:pos="4513"/>
-              </w:tabs>
-            </w:pPr>
-            <w:proofErr w:type="spellStart"/>
+          </w:p>
+        </w:tc>
+        <w:tc>
+          <w:tcPr>
+            <w:tcW w:w="2254" w:type="dxa"/>
+          </w:tcPr>
+          <w:p>
+            <w:pPr>
+              <w:tabs>
+                <w:tab w:val="center" w:pos="4513"/>
+              </w:tabs>
+            </w:pPr>
             <w:r>
               <w:t>GameMenu</w:t>
             </w:r>
-            <w:proofErr w:type="spellEnd"/>
-          </w:p>
-        </w:tc>
-        <w:tc>
-          <w:tcPr>
-            <w:tcW w:w="2254" w:type="dxa"/>
-          </w:tcPr>
-          <w:p>
-            <w:pPr>
-              <w:tabs>
-                <w:tab w:val="center" w:pos="4513"/>
-              </w:tabs>
-            </w:pPr>
-            <w:r>
-              <w:t xml:space="preserve">The </w:t>
-            </w:r>
-            <w:proofErr w:type="spellStart"/>
-            <w:r>
-              <w:t>GameMenu</w:t>
-            </w:r>
-            <w:proofErr w:type="spellEnd"/>
-            <w:r>
-              <w:t xml:space="preserve"> – needed to use methods such as </w:t>
-            </w:r>
-            <w:proofErr w:type="spellStart"/>
-            <w:proofErr w:type="gramStart"/>
-            <w:r>
-              <w:t>addAnt</w:t>
-            </w:r>
-            <w:proofErr w:type="spellEnd"/>
-            <w:r>
-              <w:t>(</w:t>
-            </w:r>
-            <w:proofErr w:type="gramEnd"/>
-            <w:r>
-              <w:t>) to keep track of all ants.</w:t>
+          </w:p>
+        </w:tc>
+        <w:tc>
+          <w:tcPr>
+            <w:tcW w:w="2254" w:type="dxa"/>
+          </w:tcPr>
+          <w:p>
+            <w:pPr>
+              <w:tabs>
+                <w:tab w:val="center" w:pos="4513"/>
+              </w:tabs>
+            </w:pPr>
+            <w:r>
+              <w:t>The GameMenu – needed to use methods such as addAnt() to keep track of all ants.</w:t>
             </w:r>
           </w:p>
         </w:tc>
@@ -9131,28 +8587,24 @@
                 <w:tab w:val="center" w:pos="4513"/>
               </w:tabs>
             </w:pPr>
-            <w:proofErr w:type="spellStart"/>
             <w:r>
               <w:t>GameplayGrid</w:t>
             </w:r>
-            <w:proofErr w:type="spellEnd"/>
-          </w:p>
-        </w:tc>
-        <w:tc>
-          <w:tcPr>
-            <w:tcW w:w="2254" w:type="dxa"/>
-          </w:tcPr>
-          <w:p>
-            <w:pPr>
-              <w:tabs>
-                <w:tab w:val="center" w:pos="4513"/>
-              </w:tabs>
-            </w:pPr>
-            <w:proofErr w:type="spellStart"/>
+          </w:p>
+        </w:tc>
+        <w:tc>
+          <w:tcPr>
+            <w:tcW w:w="2254" w:type="dxa"/>
+          </w:tcPr>
+          <w:p>
+            <w:pPr>
+              <w:tabs>
+                <w:tab w:val="center" w:pos="4513"/>
+              </w:tabs>
+            </w:pPr>
             <w:r>
               <w:t>GameplayGrid</w:t>
             </w:r>
-            <w:proofErr w:type="spellEnd"/>
           </w:p>
         </w:tc>
         <w:tc>
@@ -9445,11 +8897,9 @@
                 <w:tab w:val="center" w:pos="4513"/>
               </w:tabs>
             </w:pPr>
-            <w:proofErr w:type="spellStart"/>
             <w:r>
               <w:t>ImageIcon</w:t>
             </w:r>
-            <w:proofErr w:type="spellEnd"/>
           </w:p>
         </w:tc>
         <w:tc>
@@ -9480,15 +8930,7 @@
               </w:tabs>
             </w:pPr>
             <w:r>
-              <w:t xml:space="preserve">new </w:t>
-            </w:r>
-            <w:proofErr w:type="spellStart"/>
-            <w:r>
-              <w:t>ImageIcon</w:t>
-            </w:r>
-            <w:proofErr w:type="spellEnd"/>
-            <w:r>
-              <w:t>(file)</w:t>
+              <w:t>new ImageIcon(file)</w:t>
             </w:r>
           </w:p>
           <w:p>
@@ -9514,11 +8956,9 @@
                 <w:tab w:val="center" w:pos="4513"/>
               </w:tabs>
             </w:pPr>
-            <w:proofErr w:type="spellStart"/>
             <w:r>
               <w:t>PheromoneTopRight</w:t>
             </w:r>
-            <w:proofErr w:type="spellEnd"/>
           </w:p>
           <w:p>
             <w:pPr>
@@ -9536,35 +8976,29 @@
                 <w:tab w:val="center" w:pos="4513"/>
               </w:tabs>
             </w:pPr>
-            <w:proofErr w:type="spellStart"/>
             <w:r>
               <w:t>PheromoneTopLeft</w:t>
             </w:r>
-            <w:proofErr w:type="spellEnd"/>
-          </w:p>
-          <w:p>
-            <w:pPr>
-              <w:tabs>
-                <w:tab w:val="center" w:pos="4513"/>
-              </w:tabs>
-            </w:pPr>
-            <w:proofErr w:type="spellStart"/>
+          </w:p>
+          <w:p>
+            <w:pPr>
+              <w:tabs>
+                <w:tab w:val="center" w:pos="4513"/>
+              </w:tabs>
+            </w:pPr>
             <w:r>
               <w:t>PheromoneBottomRight</w:t>
             </w:r>
-            <w:proofErr w:type="spellEnd"/>
-          </w:p>
-          <w:p>
-            <w:pPr>
-              <w:tabs>
-                <w:tab w:val="center" w:pos="4513"/>
-              </w:tabs>
-            </w:pPr>
-            <w:proofErr w:type="spellStart"/>
+          </w:p>
+          <w:p>
+            <w:pPr>
+              <w:tabs>
+                <w:tab w:val="center" w:pos="4513"/>
+              </w:tabs>
+            </w:pPr>
             <w:r>
               <w:t>PheromoneHorizontal</w:t>
             </w:r>
-            <w:proofErr w:type="spellEnd"/>
           </w:p>
           <w:p>
             <w:pPr>
@@ -9989,15 +9423,7 @@
         </w:tabs>
       </w:pPr>
       <w:r>
-        <w:t xml:space="preserve">Encountered an error trying to add an image to a </w:t>
-      </w:r>
-      <w:proofErr w:type="spellStart"/>
-      <w:r>
-        <w:t>JPanel</w:t>
-      </w:r>
-      <w:proofErr w:type="spellEnd"/>
-      <w:r>
-        <w:t>.</w:t>
+        <w:t>Encountered an error trying to add an image to a JPanel.</w:t>
       </w:r>
     </w:p>
     <w:p>
@@ -10010,13 +9436,8 @@
         <w:t xml:space="preserve">Fixed by switching its layout manager to </w:t>
       </w:r>
       <w:r>
-        <w:t xml:space="preserve">a </w:t>
-      </w:r>
-      <w:proofErr w:type="spellStart"/>
-      <w:r>
-        <w:t>FlowLayout</w:t>
-      </w:r>
-      <w:proofErr w:type="spellEnd"/>
+        <w:t>a FlowLayout</w:t>
+      </w:r>
     </w:p>
     <w:p>
       <w:pPr>
@@ -10256,17 +9677,7 @@
         <w:t>int difficulty</w:t>
       </w:r>
       <w:r>
-        <w:t xml:space="preserve"> = </w:t>
-      </w:r>
-      <w:proofErr w:type="spellStart"/>
-      <w:proofErr w:type="gramStart"/>
-      <w:r>
-        <w:t>game.getDifficulty</w:t>
-      </w:r>
-      <w:proofErr w:type="spellEnd"/>
-      <w:proofErr w:type="gramEnd"/>
-      <w:r>
-        <w:t>()</w:t>
+        <w:t xml:space="preserve"> = game.getDifficulty()</w:t>
       </w:r>
     </w:p>
     <w:p>
@@ -10279,17 +9690,7 @@
         <w:t>int mode</w:t>
       </w:r>
       <w:r>
-        <w:t xml:space="preserve"> = </w:t>
-      </w:r>
-      <w:proofErr w:type="spellStart"/>
-      <w:proofErr w:type="gramStart"/>
-      <w:r>
-        <w:t>game.getMode</w:t>
-      </w:r>
-      <w:proofErr w:type="spellEnd"/>
-      <w:proofErr w:type="gramEnd"/>
-      <w:r>
-        <w:t>()</w:t>
+        <w:t xml:space="preserve"> = game.getMode()</w:t>
       </w:r>
     </w:p>
     <w:p>
@@ -10302,17 +9703,7 @@
         <w:t>int map</w:t>
       </w:r>
       <w:r>
-        <w:t xml:space="preserve"> = </w:t>
-      </w:r>
-      <w:proofErr w:type="spellStart"/>
-      <w:proofErr w:type="gramStart"/>
-      <w:r>
-        <w:t>game.getMap</w:t>
-      </w:r>
-      <w:proofErr w:type="spellEnd"/>
-      <w:proofErr w:type="gramEnd"/>
-      <w:r>
-        <w:t>()</w:t>
+        <w:t xml:space="preserve"> = game.getMap()</w:t>
       </w:r>
     </w:p>
     <w:p>
@@ -10328,14 +9719,12 @@
           <w:tab w:val="left" w:pos="3240"/>
         </w:tabs>
       </w:pPr>
-      <w:proofErr w:type="spellStart"/>
       <w:r>
         <w:t>Array</w:t>
       </w:r>
       <w:r>
         <w:t>list</w:t>
       </w:r>
-      <w:proofErr w:type="spellEnd"/>
       <w:r>
         <w:t xml:space="preserve"> </w:t>
       </w:r>
@@ -10343,21 +9732,14 @@
         <w:t>A</w:t>
       </w:r>
       <w:r>
-        <w:t xml:space="preserve">rrows= new </w:t>
-      </w:r>
-      <w:proofErr w:type="spellStart"/>
-      <w:proofErr w:type="gramStart"/>
-      <w:r>
-        <w:t>Array</w:t>
+        <w:t>rrows= new Array</w:t>
       </w:r>
       <w:r>
         <w:t>list</w:t>
       </w:r>
-      <w:proofErr w:type="spellEnd"/>
       <w:r>
         <w:t>(</w:t>
       </w:r>
-      <w:proofErr w:type="gramEnd"/>
       <w:r>
         <w:t>Button)</w:t>
       </w:r>
@@ -10368,13 +9750,8 @@
           <w:tab w:val="left" w:pos="3240"/>
         </w:tabs>
       </w:pPr>
-      <w:proofErr w:type="spellStart"/>
-      <w:r>
-        <w:t>difficultyUp</w:t>
-      </w:r>
-      <w:proofErr w:type="spellEnd"/>
-      <w:r>
-        <w:t xml:space="preserve"> =</w:t>
+      <w:r>
+        <w:t>difficultyUp =</w:t>
       </w:r>
       <w:r>
         <w:t xml:space="preserve"> New</w:t>
@@ -10395,19 +9772,71 @@
           <w:tab w:val="left" w:pos="3240"/>
         </w:tabs>
       </w:pPr>
-      <w:proofErr w:type="spellStart"/>
-      <w:r>
-        <w:t>Arrows.add</w:t>
-      </w:r>
-      <w:proofErr w:type="spellEnd"/>
+      <w:r>
+        <w:t>Arrows.add difficultyUp</w:t>
+      </w:r>
+    </w:p>
+    <w:p>
+      <w:pPr>
+        <w:tabs>
+          <w:tab w:val="left" w:pos="3240"/>
+        </w:tabs>
+      </w:pPr>
+      <w:r>
+        <w:t>gameModeUp= New Button(“GameMode”)</w:t>
+      </w:r>
+    </w:p>
+    <w:p>
+      <w:pPr>
+        <w:tabs>
+          <w:tab w:val="left" w:pos="3240"/>
+        </w:tabs>
+      </w:pPr>
+      <w:r>
+        <w:t xml:space="preserve">Arrows.add </w:t>
+      </w:r>
+      <w:r>
+        <w:t>gameModeUp</w:t>
+      </w:r>
+    </w:p>
+    <w:p>
+      <w:pPr>
+        <w:tabs>
+          <w:tab w:val="left" w:pos="3240"/>
+        </w:tabs>
+      </w:pPr>
+      <w:r>
+        <w:t>mapUp= New Button(“Map”)</w:t>
+      </w:r>
+    </w:p>
+    <w:p>
+      <w:pPr>
+        <w:tabs>
+          <w:tab w:val="left" w:pos="3240"/>
+        </w:tabs>
+      </w:pPr>
+      <w:r>
+        <w:t xml:space="preserve">Arrows.add </w:t>
+      </w:r>
+      <w:r>
+        <w:t>mapUp</w:t>
+      </w:r>
+    </w:p>
+    <w:p>
+      <w:pPr>
+        <w:tabs>
+          <w:tab w:val="left" w:pos="3240"/>
+        </w:tabs>
+      </w:pPr>
+      <w:r>
+        <w:t>difficultyDown=</w:t>
+      </w:r>
       <w:r>
         <w:t xml:space="preserve"> </w:t>
       </w:r>
-      <w:proofErr w:type="spellStart"/>
-      <w:r>
-        <w:t>difficultyUp</w:t>
-      </w:r>
-      <w:proofErr w:type="spellEnd"/>
+      <w:r>
+        <w:t>New Button(“Difficulty”)</w:t>
+      </w:r>
     </w:p>
     <w:p>
       <w:pPr>
@@ -10415,21 +9844,11 @@
           <w:tab w:val="left" w:pos="3240"/>
         </w:tabs>
       </w:pPr>
-      <w:proofErr w:type="spellStart"/>
-      <w:r>
-        <w:t>gameModeUp</w:t>
-      </w:r>
-      <w:proofErr w:type="spellEnd"/>
-      <w:r>
-        <w:t>= New Button(“</w:t>
-      </w:r>
-      <w:proofErr w:type="spellStart"/>
-      <w:r>
-        <w:t>GameMode</w:t>
-      </w:r>
-      <w:proofErr w:type="spellEnd"/>
-      <w:r>
-        <w:t>”)</w:t>
+      <w:r>
+        <w:t xml:space="preserve">Arrows.add </w:t>
+      </w:r>
+      <w:r>
+        <w:t>difficultyDown</w:t>
       </w:r>
     </w:p>
     <w:p>
@@ -10438,19 +9857,15 @@
           <w:tab w:val="left" w:pos="3240"/>
         </w:tabs>
       </w:pPr>
-      <w:proofErr w:type="spellStart"/>
-      <w:r>
-        <w:t>Arrows.add</w:t>
-      </w:r>
-      <w:proofErr w:type="spellEnd"/>
+      <w:r>
+        <w:t>gameModeDown=</w:t>
+      </w:r>
       <w:r>
         <w:t xml:space="preserve"> </w:t>
       </w:r>
-      <w:proofErr w:type="spellStart"/>
-      <w:r>
-        <w:t>gameModeUp</w:t>
-      </w:r>
-      <w:proofErr w:type="spellEnd"/>
+      <w:r>
+        <w:t>New Button(“GameMode”)</w:t>
+      </w:r>
     </w:p>
     <w:p>
       <w:pPr>
@@ -10458,13 +9873,11 @@
           <w:tab w:val="left" w:pos="3240"/>
         </w:tabs>
       </w:pPr>
-      <w:proofErr w:type="spellStart"/>
-      <w:r>
-        <w:t>mapUp</w:t>
-      </w:r>
-      <w:proofErr w:type="spellEnd"/>
-      <w:r>
-        <w:t>= New Button(“Map”)</w:t>
+      <w:r>
+        <w:t xml:space="preserve">Arrows.add </w:t>
+      </w:r>
+      <w:r>
+        <w:t>gameModeDown</w:t>
       </w:r>
     </w:p>
     <w:p>
@@ -10473,19 +9886,15 @@
           <w:tab w:val="left" w:pos="3240"/>
         </w:tabs>
       </w:pPr>
-      <w:proofErr w:type="spellStart"/>
-      <w:r>
-        <w:t>Arrows.add</w:t>
-      </w:r>
-      <w:proofErr w:type="spellEnd"/>
+      <w:r>
+        <w:t>mapDown=</w:t>
+      </w:r>
       <w:r>
         <w:t xml:space="preserve"> </w:t>
       </w:r>
-      <w:proofErr w:type="spellStart"/>
-      <w:r>
-        <w:t>mapUp</w:t>
-      </w:r>
-      <w:proofErr w:type="spellEnd"/>
+      <w:r>
+        <w:t>New Button(“Map”)</w:t>
+      </w:r>
     </w:p>
     <w:p>
       <w:pPr>
@@ -10493,19 +9902,11 @@
           <w:tab w:val="left" w:pos="3240"/>
         </w:tabs>
       </w:pPr>
-      <w:proofErr w:type="spellStart"/>
-      <w:r>
-        <w:t>difficultyDown</w:t>
-      </w:r>
-      <w:proofErr w:type="spellEnd"/>
-      <w:r>
-        <w:t>=</w:t>
-      </w:r>
-      <w:r>
-        <w:t xml:space="preserve"> </w:t>
-      </w:r>
-      <w:r>
-        <w:t>New Button(“Difficulty”)</w:t>
+      <w:r>
+        <w:t xml:space="preserve">Arrows.add </w:t>
+      </w:r>
+      <w:r>
+        <w:t>mapDown</w:t>
       </w:r>
     </w:p>
     <w:p>
@@ -10514,19 +9915,9 @@
           <w:tab w:val="left" w:pos="3240"/>
         </w:tabs>
       </w:pPr>
-      <w:proofErr w:type="spellStart"/>
-      <w:r>
-        <w:t>Arrows.add</w:t>
-      </w:r>
-      <w:proofErr w:type="spellEnd"/>
-      <w:r>
-        <w:t xml:space="preserve"> </w:t>
-      </w:r>
-      <w:proofErr w:type="spellStart"/>
-      <w:r>
-        <w:t>difficultyDown</w:t>
-      </w:r>
-      <w:proofErr w:type="spellEnd"/>
+      <w:r>
+        <w:t>method update():</w:t>
+      </w:r>
     </w:p>
     <w:p>
       <w:pPr>
@@ -10534,27 +9925,17 @@
           <w:tab w:val="left" w:pos="3240"/>
         </w:tabs>
       </w:pPr>
-      <w:proofErr w:type="spellStart"/>
-      <w:r>
-        <w:t>gameModeDown</w:t>
-      </w:r>
-      <w:proofErr w:type="spellEnd"/>
-      <w:r>
-        <w:t>=</w:t>
-      </w:r>
-      <w:r>
-        <w:t xml:space="preserve"> </w:t>
-      </w:r>
-      <w:r>
-        <w:t>New Button(“</w:t>
-      </w:r>
-      <w:proofErr w:type="spellStart"/>
-      <w:r>
-        <w:t>GameMode</w:t>
-      </w:r>
-      <w:proofErr w:type="spellEnd"/>
-      <w:r>
-        <w:t>”)</w:t>
+      <w:r>
+        <w:t>F</w:t>
+      </w:r>
+      <w:r>
+        <w:t>OR</w:t>
+      </w:r>
+      <w:r>
+        <w:t xml:space="preserve"> button in Arrows</w:t>
+      </w:r>
+      <w:r>
+        <w:t>:</w:t>
       </w:r>
     </w:p>
     <w:p>
@@ -10563,19 +9944,9 @@
           <w:tab w:val="left" w:pos="3240"/>
         </w:tabs>
       </w:pPr>
-      <w:proofErr w:type="spellStart"/>
-      <w:r>
-        <w:t>Arrows.add</w:t>
-      </w:r>
-      <w:proofErr w:type="spellEnd"/>
-      <w:r>
-        <w:t xml:space="preserve"> </w:t>
-      </w:r>
-      <w:proofErr w:type="spellStart"/>
-      <w:r>
-        <w:t>gameModeDown</w:t>
-      </w:r>
-      <w:proofErr w:type="spellEnd"/>
+      <w:r>
+        <w:t>Button.setGray(false)</w:t>
+      </w:r>
     </w:p>
     <w:p>
       <w:pPr>
@@ -10583,19 +9954,8 @@
           <w:tab w:val="left" w:pos="3240"/>
         </w:tabs>
       </w:pPr>
-      <w:proofErr w:type="spellStart"/>
-      <w:r>
-        <w:t>mapDown</w:t>
-      </w:r>
-      <w:proofErr w:type="spellEnd"/>
-      <w:r>
-        <w:t>=</w:t>
-      </w:r>
-      <w:r>
-        <w:t xml:space="preserve"> </w:t>
-      </w:r>
-      <w:r>
-        <w:t>New Button(“Map”)</w:t>
+      <w:r>
+        <w:t>NEXT button</w:t>
       </w:r>
     </w:p>
     <w:p>
@@ -10604,19 +9964,12 @@
           <w:tab w:val="left" w:pos="3240"/>
         </w:tabs>
       </w:pPr>
-      <w:proofErr w:type="spellStart"/>
-      <w:r>
-        <w:t>Arrows.add</w:t>
-      </w:r>
-      <w:proofErr w:type="spellEnd"/>
-      <w:r>
-        <w:t xml:space="preserve"> </w:t>
-      </w:r>
-      <w:proofErr w:type="spellStart"/>
-      <w:r>
-        <w:t>mapDown</w:t>
-      </w:r>
-      <w:proofErr w:type="spellEnd"/>
+      <w:r>
+        <w:t>if(difficulty=9):difficulty</w:t>
+      </w:r>
+      <w:r>
+        <w:t>Up.setGray(true)</w:t>
+      </w:r>
     </w:p>
     <w:p>
       <w:pPr>
@@ -10625,15 +9978,7 @@
         </w:tabs>
       </w:pPr>
       <w:r>
-        <w:t xml:space="preserve">method </w:t>
-      </w:r>
-      <w:proofErr w:type="gramStart"/>
-      <w:r>
-        <w:t>update(</w:t>
-      </w:r>
-      <w:proofErr w:type="gramEnd"/>
-      <w:r>
-        <w:t>):</w:t>
+        <w:t>if(difficulty=0): difficultyDown.setGray(true)</w:t>
       </w:r>
     </w:p>
     <w:p>
@@ -10643,16 +9988,7 @@
         </w:tabs>
       </w:pPr>
       <w:r>
-        <w:t>F</w:t>
-      </w:r>
-      <w:r>
-        <w:t>OR</w:t>
-      </w:r>
-      <w:r>
-        <w:t xml:space="preserve"> button in Arrows</w:t>
-      </w:r>
-      <w:r>
-        <w:t>:</w:t>
+        <w:t>if(map=2): mapUp.setGray(true)</w:t>
       </w:r>
     </w:p>
     <w:p>
@@ -10661,13 +9997,8 @@
           <w:tab w:val="left" w:pos="3240"/>
         </w:tabs>
       </w:pPr>
-      <w:proofErr w:type="spellStart"/>
-      <w:r>
-        <w:t>Button.setGray</w:t>
-      </w:r>
-      <w:proofErr w:type="spellEnd"/>
-      <w:r>
-        <w:t>(false)</w:t>
+      <w:r>
+        <w:t>if(map=0): mapDown.setGray(true)</w:t>
       </w:r>
     </w:p>
     <w:p>
@@ -10677,7 +10008,10 @@
         </w:tabs>
       </w:pPr>
       <w:r>
-        <w:t>NEXT button</w:t>
+        <w:t>if(mode=</w:t>
+      </w:r>
+      <w:r>
+        <w:t>2):gameModeUp.setGray(true)</w:t>
       </w:r>
     </w:p>
     <w:p>
@@ -10687,127 +10021,8 @@
         </w:tabs>
       </w:pPr>
       <w:r>
-        <w:t>if(difficulty=9</w:t>
-      </w:r>
-      <w:proofErr w:type="gramStart"/>
-      <w:r>
-        <w:t>):</w:t>
-      </w:r>
-      <w:proofErr w:type="spellStart"/>
-      <w:r>
-        <w:t>difficulty</w:t>
-      </w:r>
-      <w:r>
-        <w:t>Up.setGray</w:t>
-      </w:r>
-      <w:proofErr w:type="spellEnd"/>
-      <w:proofErr w:type="gramEnd"/>
-      <w:r>
-        <w:t>(true)</w:t>
-      </w:r>
-    </w:p>
-    <w:p>
-      <w:pPr>
-        <w:tabs>
-          <w:tab w:val="left" w:pos="3240"/>
-        </w:tabs>
-      </w:pPr>
-      <w:r>
-        <w:t xml:space="preserve">if(difficulty=0): </w:t>
-      </w:r>
-      <w:proofErr w:type="spellStart"/>
-      <w:r>
-        <w:t>difficultyDown.setGray</w:t>
-      </w:r>
-      <w:proofErr w:type="spellEnd"/>
-      <w:r>
-        <w:t>(true)</w:t>
-      </w:r>
-    </w:p>
-    <w:p>
-      <w:pPr>
-        <w:tabs>
-          <w:tab w:val="left" w:pos="3240"/>
-        </w:tabs>
-      </w:pPr>
-      <w:r>
-        <w:t xml:space="preserve">if(map=2): </w:t>
-      </w:r>
-      <w:proofErr w:type="spellStart"/>
-      <w:r>
-        <w:t>mapUp.setGray</w:t>
-      </w:r>
-      <w:proofErr w:type="spellEnd"/>
-      <w:r>
-        <w:t>(true)</w:t>
-      </w:r>
-    </w:p>
-    <w:p>
-      <w:pPr>
-        <w:tabs>
-          <w:tab w:val="left" w:pos="3240"/>
-        </w:tabs>
-      </w:pPr>
-      <w:r>
-        <w:t xml:space="preserve">if(map=0): </w:t>
-      </w:r>
-      <w:proofErr w:type="spellStart"/>
-      <w:r>
-        <w:t>mapDown.setGray</w:t>
-      </w:r>
-      <w:proofErr w:type="spellEnd"/>
-      <w:r>
-        <w:t>(true)</w:t>
-      </w:r>
-    </w:p>
-    <w:p>
-      <w:pPr>
-        <w:tabs>
-          <w:tab w:val="left" w:pos="3240"/>
-        </w:tabs>
-      </w:pPr>
-      <w:r>
-        <w:t>if(mode=</w:t>
-      </w:r>
-      <w:r>
-        <w:t>2</w:t>
-      </w:r>
-      <w:proofErr w:type="gramStart"/>
-      <w:r>
-        <w:t>):</w:t>
-      </w:r>
-      <w:proofErr w:type="spellStart"/>
-      <w:r>
-        <w:t>gameModeUp.setGray</w:t>
-      </w:r>
-      <w:proofErr w:type="spellEnd"/>
-      <w:proofErr w:type="gramEnd"/>
-      <w:r>
-        <w:t>(true)</w:t>
-      </w:r>
-    </w:p>
-    <w:p>
-      <w:pPr>
-        <w:tabs>
-          <w:tab w:val="left" w:pos="3240"/>
-        </w:tabs>
-      </w:pPr>
-      <w:r>
         <w:lastRenderedPageBreak/>
-        <w:t>if(mode=0</w:t>
-      </w:r>
-      <w:proofErr w:type="gramStart"/>
-      <w:r>
-        <w:t>):</w:t>
-      </w:r>
-      <w:proofErr w:type="spellStart"/>
-      <w:r>
-        <w:t>gameModeDown.setGray</w:t>
-      </w:r>
-      <w:proofErr w:type="spellEnd"/>
-      <w:proofErr w:type="gramEnd"/>
-      <w:r>
-        <w:t>(true)</w:t>
+        <w:t>if(mode=0):gameModeDown.setGray(true)</w:t>
       </w:r>
     </w:p>
     <w:p>
@@ -10911,15 +10126,7 @@
         </w:tabs>
       </w:pPr>
       <w:r>
-        <w:t xml:space="preserve">This was fixed by passing the game as a parameter to the </w:t>
-      </w:r>
-      <w:proofErr w:type="spellStart"/>
-      <w:r>
-        <w:t>settingsMenu</w:t>
-      </w:r>
-      <w:proofErr w:type="spellEnd"/>
-      <w:r>
-        <w:t xml:space="preserve"> constructor</w:t>
+        <w:t>This was fixed by passing the game as a parameter to the settingsMenu constructor</w:t>
       </w:r>
       <w:r>
         <w:t xml:space="preserve"> rather than accessing it from a static context</w:t>
@@ -11156,15 +10363,7 @@
               </w:tabs>
             </w:pPr>
             <w:r>
-              <w:t xml:space="preserve">The value is </w:t>
-            </w:r>
-            <w:proofErr w:type="gramStart"/>
-            <w:r>
-              <w:t>changed</w:t>
-            </w:r>
-            <w:proofErr w:type="gramEnd"/>
-            <w:r>
-              <w:t xml:space="preserve"> and the new result is displayed to the user</w:t>
+              <w:t>The value is changed and the new result is displayed to the user</w:t>
             </w:r>
           </w:p>
         </w:tc>
@@ -11226,23 +10425,7 @@
               </w:tabs>
             </w:pPr>
             <w:r>
-              <w:t xml:space="preserve">The setting should reach a final </w:t>
-            </w:r>
-            <w:proofErr w:type="gramStart"/>
-            <w:r>
-              <w:t>state</w:t>
-            </w:r>
-            <w:proofErr w:type="gramEnd"/>
-            <w:r>
-              <w:t xml:space="preserve"> and the arrow will be </w:t>
-            </w:r>
-            <w:proofErr w:type="spellStart"/>
-            <w:r>
-              <w:t>grayed</w:t>
-            </w:r>
-            <w:proofErr w:type="spellEnd"/>
-            <w:r>
-              <w:t xml:space="preserve"> out </w:t>
+              <w:t xml:space="preserve">The setting should reach a final state and the arrow will be grayed out </w:t>
             </w:r>
           </w:p>
         </w:tc>
@@ -11273,15 +10456,7 @@
               </w:tabs>
             </w:pPr>
             <w:r>
-              <w:t xml:space="preserve">The arrow turns </w:t>
-            </w:r>
-            <w:proofErr w:type="spellStart"/>
-            <w:r>
-              <w:t>gray</w:t>
-            </w:r>
-            <w:proofErr w:type="spellEnd"/>
-            <w:r>
-              <w:t xml:space="preserve"> at the limiting value, and reverts to black when the setting is changed back</w:t>
+              <w:t>The arrow turns gray at the limiting value, and reverts to black when the setting is changed back</w:t>
             </w:r>
           </w:p>
         </w:tc>
@@ -11321,15 +10496,7 @@
         <w:t>brown colour for the background to look like dirt</w:t>
       </w:r>
       <w:r>
-        <w:t xml:space="preserve">, specified with the </w:t>
-      </w:r>
-      <w:proofErr w:type="spellStart"/>
-      <w:r>
-        <w:t>rgb</w:t>
-      </w:r>
-      <w:proofErr w:type="spellEnd"/>
-      <w:r>
-        <w:t xml:space="preserve"> values: 150,75,0</w:t>
+        <w:t>, specified with the rgb values: 150,75,0</w:t>
       </w:r>
     </w:p>
     <w:p>
@@ -11444,15 +10611,7 @@
       </w:pPr>
       <w:r>
         <w:lastRenderedPageBreak/>
-        <w:t xml:space="preserve">Initialising the </w:t>
-      </w:r>
-      <w:proofErr w:type="spellStart"/>
-      <w:r>
-        <w:t>gamePlay</w:t>
-      </w:r>
-      <w:proofErr w:type="spellEnd"/>
-      <w:r>
-        <w:t xml:space="preserve"> grid as 10x10</w:t>
+        <w:t>Initialising the gamePlay grid as 10x10</w:t>
       </w:r>
       <w:r>
         <w:rPr>
@@ -12235,15 +11394,7 @@
         </w:tabs>
       </w:pPr>
       <w:r>
-        <w:t xml:space="preserve">The movement now works as </w:t>
-      </w:r>
-      <w:proofErr w:type="gramStart"/>
-      <w:r>
-        <w:t>intended, but</w:t>
-      </w:r>
-      <w:proofErr w:type="gramEnd"/>
-      <w:r>
-        <w:t xml:space="preserve"> throws an error when trying to move past the top left corner. </w:t>
+        <w:t xml:space="preserve">The movement now works as intended, but throws an error when trying to move past the top left corner. </w:t>
       </w:r>
     </w:p>
     <w:p>
@@ -12300,20 +11451,7 @@
         </w:tabs>
       </w:pPr>
       <w:r>
-        <w:t xml:space="preserve">This was fixed by adding a try catch loop to the </w:t>
-      </w:r>
-      <w:proofErr w:type="spellStart"/>
-      <w:proofErr w:type="gramStart"/>
-      <w:r>
-        <w:t>getTile</w:t>
-      </w:r>
-      <w:proofErr w:type="spellEnd"/>
-      <w:r>
-        <w:t>(</w:t>
-      </w:r>
-      <w:proofErr w:type="gramEnd"/>
-      <w:r>
-        <w:t>) function</w:t>
+        <w:t>This was fixed by adding a try catch loop to the getTile() function</w:t>
       </w:r>
     </w:p>
     <w:p>
@@ -12641,6 +11779,9 @@
         </w:tabs>
       </w:pPr>
       <w:r>
+        <w:rPr>
+          <w:noProof/>
+        </w:rPr>
         <w:drawing>
           <wp:inline distT="0" distB="0" distL="0" distR="0" wp14:anchorId="0D9D3DF6" wp14:editId="645ED03F">
             <wp:extent cx="5439534" cy="3791479"/>
@@ -12694,27 +11835,20 @@
           <w:tab w:val="center" w:pos="4513"/>
         </w:tabs>
       </w:pPr>
-      <w:proofErr w:type="spellStart"/>
-      <w:proofErr w:type="gramStart"/>
-      <w:r>
-        <w:t>addRandomFood</w:t>
-      </w:r>
-      <w:proofErr w:type="spellEnd"/>
-      <w:r>
-        <w:t>(</w:t>
-      </w:r>
-      <w:proofErr w:type="gramEnd"/>
-      <w:r>
-        <w:t>) method:</w:t>
-      </w:r>
-    </w:p>
-    <w:p>
-      <w:pPr>
-        <w:tabs>
-          <w:tab w:val="center" w:pos="4513"/>
-        </w:tabs>
-      </w:pPr>
-      <w:r>
+      <w:r>
+        <w:t>addRandomFood() method:</w:t>
+      </w:r>
+    </w:p>
+    <w:p>
+      <w:pPr>
+        <w:tabs>
+          <w:tab w:val="center" w:pos="4513"/>
+        </w:tabs>
+      </w:pPr>
+      <w:r>
+        <w:rPr>
+          <w:noProof/>
+        </w:rPr>
         <w:drawing>
           <wp:inline distT="0" distB="0" distL="0" distR="0" wp14:anchorId="23D6157D" wp14:editId="2F0E5D5D">
             <wp:extent cx="5731510" cy="2929255"/>
@@ -12780,59 +11914,27 @@
         <w:t>empty</w:t>
       </w:r>
       <w:r>
-        <w:t xml:space="preserve"> tile will take 5000 method calls to be replaced by a food tile at the highest </w:t>
-      </w:r>
-      <w:proofErr w:type="gramStart"/>
-      <w:r>
-        <w:t>difficulty(</w:t>
-      </w:r>
-      <w:proofErr w:type="gramEnd"/>
-      <w:r>
-        <w:t xml:space="preserve">9), and only 500 calls at the lowest </w:t>
-      </w:r>
-      <w:proofErr w:type="gramStart"/>
-      <w:r>
-        <w:t>difficulty(</w:t>
-      </w:r>
-      <w:proofErr w:type="gramEnd"/>
-      <w:r>
-        <w:t>0).</w:t>
-      </w:r>
-    </w:p>
-    <w:p>
-      <w:pPr>
-        <w:tabs>
-          <w:tab w:val="center" w:pos="4513"/>
-        </w:tabs>
-      </w:pPr>
-      <w:r>
-        <w:t xml:space="preserve">Since each tick is 100 </w:t>
-      </w:r>
-      <w:proofErr w:type="spellStart"/>
-      <w:r>
-        <w:t>ms</w:t>
-      </w:r>
-      <w:proofErr w:type="spellEnd"/>
-      <w:r>
-        <w:t>, this means that it will take from 50 seconds to 500 seconds on average for an empty tile to generate food, depending on the difficulty as I believe this is a balanced spawning rate.</w:t>
-      </w:r>
-    </w:p>
-    <w:p>
-      <w:pPr>
-        <w:tabs>
-          <w:tab w:val="center" w:pos="4513"/>
-        </w:tabs>
-      </w:pPr>
-      <w:r>
-        <w:t xml:space="preserve">Only empty tiles can be replaced with </w:t>
-      </w:r>
-      <w:proofErr w:type="gramStart"/>
-      <w:r>
-        <w:t>food,</w:t>
-      </w:r>
-      <w:proofErr w:type="gramEnd"/>
-      <w:r>
-        <w:t xml:space="preserve"> any other tiles will be left the same as before.</w:t>
+        <w:t xml:space="preserve"> tile will take 5000 method calls to be replaced by a food tile at the highest difficulty(9), and only 500 calls at the lowest difficulty(0).</w:t>
+      </w:r>
+    </w:p>
+    <w:p>
+      <w:pPr>
+        <w:tabs>
+          <w:tab w:val="center" w:pos="4513"/>
+        </w:tabs>
+      </w:pPr>
+      <w:r>
+        <w:t>Since each tick is 100 ms, this means that it will take from 50 seconds to 500 seconds on average for an empty tile to generate food, depending on the difficulty as I believe this is a balanced spawning rate.</w:t>
+      </w:r>
+    </w:p>
+    <w:p>
+      <w:pPr>
+        <w:tabs>
+          <w:tab w:val="center" w:pos="4513"/>
+        </w:tabs>
+      </w:pPr>
+      <w:r>
+        <w:t>Only empty tiles can be replaced with food, any other tiles will be left the same as before.</w:t>
       </w:r>
     </w:p>
     <w:p>
@@ -12869,6 +11971,9 @@
         </w:tabs>
       </w:pPr>
       <w:r>
+        <w:rPr>
+          <w:noProof/>
+        </w:rPr>
         <w:drawing>
           <wp:inline distT="0" distB="0" distL="0" distR="0" wp14:anchorId="5CCDF3C6" wp14:editId="0374F0B6">
             <wp:extent cx="3667637" cy="1314633"/>
@@ -13149,6 +12254,16 @@
       </w:pPr>
       <w:r>
         <w:lastRenderedPageBreak/>
+        <w:t>Before implementing pheromones, I decided to adjust food spawning, so that food spawns in clusters of 10, and to limit the rate that ants can pick up food, to make pheromones worthwhile to use.</w:t>
+      </w:r>
+    </w:p>
+    <w:p>
+      <w:pPr>
+        <w:tabs>
+          <w:tab w:val="center" w:pos="4513"/>
+        </w:tabs>
+      </w:pPr>
+      <w:r>
         <w:t xml:space="preserve">The player should be able to place a pheromone at their ant’s location, so that a trail is left as they move. </w:t>
       </w:r>
     </w:p>
@@ -13175,13 +12290,451 @@
           <w:tab w:val="center" w:pos="4513"/>
         </w:tabs>
       </w:pPr>
-    </w:p>
-    <w:p>
-      <w:pPr>
-        <w:tabs>
-          <w:tab w:val="center" w:pos="4513"/>
-        </w:tabs>
-      </w:pPr>
+      <w:r>
+        <w:t>Pseudocode:</w:t>
+      </w:r>
+    </w:p>
+    <w:p>
+      <w:pPr>
+        <w:tabs>
+          <w:tab w:val="center" w:pos="4513"/>
+        </w:tabs>
+      </w:pPr>
+      <w:r>
+        <w:t>Int directionMoved</w:t>
+      </w:r>
+    </w:p>
+    <w:p>
+      <w:pPr>
+        <w:tabs>
+          <w:tab w:val="center" w:pos="4513"/>
+        </w:tabs>
+      </w:pPr>
+      <w:r>
+        <w:t>Int previousDirection</w:t>
+      </w:r>
+    </w:p>
+    <w:p>
+      <w:pPr>
+        <w:tabs>
+          <w:tab w:val="center" w:pos="4513"/>
+        </w:tabs>
+      </w:pPr>
+      <w:r>
+        <w:t>Boolean leaveTrail</w:t>
+      </w:r>
+    </w:p>
+    <w:p>
+      <w:pPr>
+        <w:tabs>
+          <w:tab w:val="center" w:pos="4513"/>
+        </w:tabs>
+      </w:pPr>
+      <w:r>
+        <w:t>IF(spacePressed())</w:t>
+      </w:r>
+    </w:p>
+    <w:p>
+      <w:pPr>
+        <w:tabs>
+          <w:tab w:val="center" w:pos="4513"/>
+        </w:tabs>
+      </w:pPr>
+      <w:r>
+        <w:t>leaveTrail=!leaveTrail</w:t>
+      </w:r>
+    </w:p>
+    <w:p>
+      <w:pPr>
+        <w:tabs>
+          <w:tab w:val="center" w:pos="4513"/>
+        </w:tabs>
+      </w:pPr>
+      <w:r>
+        <w:t>ENDIF</w:t>
+      </w:r>
+    </w:p>
+    <w:p>
+      <w:pPr>
+        <w:tabs>
+          <w:tab w:val="center" w:pos="4513"/>
+        </w:tabs>
+      </w:pPr>
+      <w:r>
+        <w:t>Function move(int direction)</w:t>
+      </w:r>
+    </w:p>
+    <w:p>
+      <w:pPr>
+        <w:tabs>
+          <w:tab w:val="center" w:pos="4513"/>
+        </w:tabs>
+      </w:pPr>
+      <w:r>
+        <w:t xml:space="preserve">       //movement code</w:t>
+      </w:r>
+    </w:p>
+    <w:p>
+      <w:pPr>
+        <w:tabs>
+          <w:tab w:val="center" w:pos="4513"/>
+        </w:tabs>
+      </w:pPr>
+      <w:r>
+        <w:t>…</w:t>
+      </w:r>
+    </w:p>
+    <w:p>
+      <w:pPr>
+        <w:tabs>
+          <w:tab w:val="center" w:pos="4513"/>
+        </w:tabs>
+      </w:pPr>
+      <w:r>
+        <w:t xml:space="preserve">         if</w:t>
+      </w:r>
+      <w:r>
+        <w:t>(x+dx&gt;=0</w:t>
+      </w:r>
+      <w:r>
+        <w:t xml:space="preserve"> AND</w:t>
+      </w:r>
+      <w:r>
+        <w:t xml:space="preserve"> y+dy&gt;=0)</w:t>
+      </w:r>
+    </w:p>
+    <w:p>
+      <w:pPr>
+        <w:tabs>
+          <w:tab w:val="center" w:pos="4513"/>
+        </w:tabs>
+      </w:pPr>
+      <w:r>
+        <w:t xml:space="preserve">                </w:t>
+      </w:r>
+      <w:r>
+        <w:t>previousDirection=directionMoved</w:t>
+      </w:r>
+    </w:p>
+    <w:p>
+      <w:pPr>
+        <w:tabs>
+          <w:tab w:val="center" w:pos="4513"/>
+        </w:tabs>
+      </w:pPr>
+      <w:r>
+        <w:t xml:space="preserve">               </w:t>
+      </w:r>
+      <w:r>
+        <w:t>directionMoved=</w:t>
+      </w:r>
+      <w:r>
+        <w:t>direction</w:t>
+      </w:r>
+    </w:p>
+    <w:p>
+      <w:pPr>
+        <w:tabs>
+          <w:tab w:val="center" w:pos="4513"/>
+        </w:tabs>
+      </w:pPr>
+      <w:r>
+        <w:t xml:space="preserve">              IF(leaveTrail)</w:t>
+      </w:r>
+    </w:p>
+    <w:p>
+      <w:pPr>
+        <w:tabs>
+          <w:tab w:val="center" w:pos="4513"/>
+        </w:tabs>
+      </w:pPr>
+      <w:r>
+        <w:t xml:space="preserve">               Try{</w:t>
+      </w:r>
+      <w:r>
+        <w:br/>
+        <w:t xml:space="preserve"> </w:t>
+      </w:r>
+      <w:r>
+        <w:tab/>
+        <w:t xml:space="preserve">                     </w:t>
+      </w:r>
+      <w:r>
+        <w:t xml:space="preserve">   menu.setTile(x,y,new </w:t>
+      </w:r>
+      <w:r>
+        <w:t>pheromone(previousDirection+2, directionMoved)</w:t>
+      </w:r>
+      <w:r>
+        <w:t>)</w:t>
+      </w:r>
+    </w:p>
+    <w:p>
+      <w:pPr>
+        <w:tabs>
+          <w:tab w:val="center" w:pos="4513"/>
+        </w:tabs>
+      </w:pPr>
+      <w:r>
+        <w:t xml:space="preserve">               //Edges are equal when doing a 180 degree turn, so </w:t>
+      </w:r>
+      <w:r>
+        <w:t>causes error</w:t>
+      </w:r>
+      <w:r>
+        <w:t xml:space="preserve"> </w:t>
+      </w:r>
+    </w:p>
+    <w:p>
+      <w:pPr>
+        <w:tabs>
+          <w:tab w:val="center" w:pos="4513"/>
+        </w:tabs>
+      </w:pPr>
+      <w:r>
+        <w:t xml:space="preserve">                            </w:t>
+      </w:r>
+      <w:r>
+        <w:t>Catch(error e)</w:t>
+      </w:r>
+      <w:r>
+        <w:t>{ return}</w:t>
+      </w:r>
+    </w:p>
+    <w:p>
+      <w:pPr>
+        <w:tabs>
+          <w:tab w:val="center" w:pos="4513"/>
+        </w:tabs>
+      </w:pPr>
+    </w:p>
+    <w:p>
+      <w:pPr>
+        <w:tabs>
+          <w:tab w:val="center" w:pos="4513"/>
+        </w:tabs>
+      </w:pPr>
+      <w:r>
+        <w:t xml:space="preserve">              ELSE(</w:t>
+      </w:r>
+    </w:p>
+    <w:p>
+      <w:pPr>
+        <w:tabs>
+          <w:tab w:val="center" w:pos="4513"/>
+        </w:tabs>
+      </w:pPr>
+      <w:r>
+        <w:t xml:space="preserve">                         </w:t>
+      </w:r>
+      <w:r>
+        <w:t>menu.setTile(x,y,new</w:t>
+      </w:r>
+      <w:r>
+        <w:t xml:space="preserve"> emptyTile()</w:t>
+      </w:r>
+      <w:r>
+        <w:t>)</w:t>
+      </w:r>
+    </w:p>
+    <w:p>
+      <w:pPr>
+        <w:tabs>
+          <w:tab w:val="center" w:pos="4513"/>
+        </w:tabs>
+      </w:pPr>
+      <w:r>
+        <w:lastRenderedPageBreak/>
+        <w:t xml:space="preserve">              ENDIF</w:t>
+      </w:r>
+      <w:r>
+        <w:br/>
+        <w:t xml:space="preserve">  </w:t>
+      </w:r>
+      <w:r>
+        <w:t xml:space="preserve">                      </w:t>
+      </w:r>
+      <w:r>
+        <w:t xml:space="preserve">  x=x+dx</w:t>
+      </w:r>
+      <w:r>
+        <w:br/>
+        <w:t xml:space="preserve">   </w:t>
+      </w:r>
+      <w:r>
+        <w:t xml:space="preserve">                      </w:t>
+      </w:r>
+      <w:r>
+        <w:t xml:space="preserve"> y=y+dy</w:t>
+      </w:r>
+    </w:p>
+    <w:p>
+      <w:pPr>
+        <w:tabs>
+          <w:tab w:val="center" w:pos="4513"/>
+        </w:tabs>
+      </w:pPr>
+      <w:r>
+        <w:t xml:space="preserve">                         </w:t>
+      </w:r>
+      <w:r>
+        <w:t>menu.setTile(x,y,this);</w:t>
+      </w:r>
+    </w:p>
+    <w:p>
+      <w:pPr>
+        <w:tabs>
+          <w:tab w:val="center" w:pos="4513"/>
+        </w:tabs>
+      </w:pPr>
+      <w:r>
+        <w:t xml:space="preserve">           ENDIF</w:t>
+      </w:r>
+    </w:p>
+    <w:p>
+      <w:pPr>
+        <w:tabs>
+          <w:tab w:val="center" w:pos="4513"/>
+        </w:tabs>
+      </w:pPr>
+      <w:r>
+        <w:t>…</w:t>
+      </w:r>
+    </w:p>
+    <w:p>
+      <w:pPr>
+        <w:tabs>
+          <w:tab w:val="center" w:pos="4513"/>
+        </w:tabs>
+      </w:pPr>
+      <w:r>
+        <w:t xml:space="preserve">endfunction </w:t>
+      </w:r>
+    </w:p>
+    <w:p>
+      <w:pPr>
+        <w:tabs>
+          <w:tab w:val="center" w:pos="4513"/>
+        </w:tabs>
+      </w:pPr>
+    </w:p>
+    <w:p>
+      <w:pPr>
+        <w:tabs>
+          <w:tab w:val="center" w:pos="4513"/>
+        </w:tabs>
+      </w:pPr>
+      <w:r>
+        <w:t>The code functioned well, however multiple ants were able to make a trail simultaneously, instead of just the mainAnt (most recently clicked)</w:t>
+      </w:r>
+    </w:p>
+    <w:p>
+      <w:pPr>
+        <w:tabs>
+          <w:tab w:val="center" w:pos="4513"/>
+        </w:tabs>
+      </w:pPr>
+      <w:r>
+        <w:t>To fix this, I set the current mainAnt to not leave a trail each time it is changed.</w:t>
+      </w:r>
+    </w:p>
+    <w:p>
+      <w:pPr>
+        <w:tabs>
+          <w:tab w:val="center" w:pos="4513"/>
+        </w:tabs>
+      </w:pPr>
+      <w:r>
+        <w:drawing>
+          <wp:inline distT="0" distB="0" distL="0" distR="0" wp14:anchorId="77375F64" wp14:editId="225372DF">
+            <wp:extent cx="4143953" cy="2000529"/>
+            <wp:effectExtent l="0" t="0" r="9525" b="0"/>
+            <wp:docPr id="206907846" name="Picture 1"/>
+            <wp:cNvGraphicFramePr>
+              <a:graphicFrameLocks xmlns:a="http://schemas.openxmlformats.org/drawingml/2006/main" noChangeAspect="1"/>
+            </wp:cNvGraphicFramePr>
+            <a:graphic xmlns:a="http://schemas.openxmlformats.org/drawingml/2006/main">
+              <a:graphicData uri="http://schemas.openxmlformats.org/drawingml/2006/picture">
+                <pic:pic xmlns:pic="http://schemas.openxmlformats.org/drawingml/2006/picture">
+                  <pic:nvPicPr>
+                    <pic:cNvPr id="206907846" name=""/>
+                    <pic:cNvPicPr/>
+                  </pic:nvPicPr>
+                  <pic:blipFill>
+                    <a:blip r:embed="rId59"/>
+                    <a:stretch>
+                      <a:fillRect/>
+                    </a:stretch>
+                  </pic:blipFill>
+                  <pic:spPr>
+                    <a:xfrm>
+                      <a:off x="0" y="0"/>
+                      <a:ext cx="4143953" cy="2000529"/>
+                    </a:xfrm>
+                    <a:prstGeom prst="rect">
+                      <a:avLst/>
+                    </a:prstGeom>
+                  </pic:spPr>
+                </pic:pic>
+              </a:graphicData>
+            </a:graphic>
+          </wp:inline>
+        </w:drawing>
+      </w:r>
+    </w:p>
+    <w:p>
+      <w:pPr>
+        <w:tabs>
+          <w:tab w:val="center" w:pos="4513"/>
+        </w:tabs>
+      </w:pPr>
+      <w:r>
+        <w:drawing>
+          <wp:inline distT="0" distB="0" distL="0" distR="0" wp14:anchorId="641A166D" wp14:editId="65D1239C">
+            <wp:extent cx="5731510" cy="544830"/>
+            <wp:effectExtent l="0" t="0" r="2540" b="7620"/>
+            <wp:docPr id="556891425" name="Picture 1"/>
+            <wp:cNvGraphicFramePr>
+              <a:graphicFrameLocks xmlns:a="http://schemas.openxmlformats.org/drawingml/2006/main" noChangeAspect="1"/>
+            </wp:cNvGraphicFramePr>
+            <a:graphic xmlns:a="http://schemas.openxmlformats.org/drawingml/2006/main">
+              <a:graphicData uri="http://schemas.openxmlformats.org/drawingml/2006/picture">
+                <pic:pic xmlns:pic="http://schemas.openxmlformats.org/drawingml/2006/picture">
+                  <pic:nvPicPr>
+                    <pic:cNvPr id="556891425" name=""/>
+                    <pic:cNvPicPr/>
+                  </pic:nvPicPr>
+                  <pic:blipFill>
+                    <a:blip r:embed="rId60"/>
+                    <a:stretch>
+                      <a:fillRect/>
+                    </a:stretch>
+                  </pic:blipFill>
+                  <pic:spPr>
+                    <a:xfrm>
+                      <a:off x="0" y="0"/>
+                      <a:ext cx="5731510" cy="544830"/>
+                    </a:xfrm>
+                    <a:prstGeom prst="rect">
+                      <a:avLst/>
+                    </a:prstGeom>
+                  </pic:spPr>
+                </pic:pic>
+              </a:graphicData>
+            </a:graphic>
+          </wp:inline>
+        </w:drawing>
+      </w:r>
+    </w:p>
+    <w:p>
+      <w:pPr>
+        <w:tabs>
+          <w:tab w:val="center" w:pos="4513"/>
+        </w:tabs>
+      </w:pPr>
+      <w:r>
+        <w:t>Running the game with this code caused me to be unable to move ants, as the mainAnt is not initialised at the start. To fix this, I first check if it is not null before attempting to edit the trail Boolean.</w:t>
+      </w:r>
     </w:p>
     <w:sectPr>
       <w:pgSz w:w="11906" w:h="16838"/>
@@ -14101,7 +13654,6 @@
   <w:style w:type="character" w:default="1" w:styleId="DefaultParagraphFont">
     <w:name w:val="Default Paragraph Font"/>
     <w:uiPriority w:val="1"/>
-    <w:semiHidden/>
     <w:unhideWhenUsed/>
   </w:style>
   <w:style w:type="table" w:default="1" w:styleId="TableNormal">
@@ -14468,6 +14020,36 @@
         <w:insideV w:val="single" w:sz="4" w:space="0" w:color="auto"/>
       </w:tblBorders>
     </w:tblPr>
+  </w:style>
+  <w:style w:type="paragraph" w:styleId="HTMLPreformatted">
+    <w:name w:val="HTML Preformatted"/>
+    <w:basedOn w:val="Normal"/>
+    <w:link w:val="HTMLPreformattedChar"/>
+    <w:uiPriority w:val="99"/>
+    <w:semiHidden/>
+    <w:unhideWhenUsed/>
+    <w:rsid w:val="00E31FF8"/>
+    <w:pPr>
+      <w:spacing w:after="0" w:line="240" w:lineRule="auto"/>
+    </w:pPr>
+    <w:rPr>
+      <w:rFonts w:ascii="Consolas" w:hAnsi="Consolas"/>
+      <w:sz w:val="20"/>
+      <w:szCs w:val="20"/>
+    </w:rPr>
+  </w:style>
+  <w:style w:type="character" w:customStyle="1" w:styleId="HTMLPreformattedChar">
+    <w:name w:val="HTML Preformatted Char"/>
+    <w:basedOn w:val="DefaultParagraphFont"/>
+    <w:link w:val="HTMLPreformatted"/>
+    <w:uiPriority w:val="99"/>
+    <w:semiHidden/>
+    <w:rsid w:val="00E31FF8"/>
+    <w:rPr>
+      <w:rFonts w:ascii="Consolas" w:hAnsi="Consolas"/>
+      <w:sz w:val="20"/>
+      <w:szCs w:val="20"/>
+    </w:rPr>
   </w:style>
 </w:styles>
 </file>

--- a/Coursework.docx
+++ b/Coursework.docx
@@ -10610,8 +10610,14 @@
         </w:tabs>
       </w:pPr>
       <w:r>
+        <w:t>Initialising the gamePlay grid as 10x10</w:t>
+      </w:r>
+      <w:r>
+        <w:t xml:space="preserve">. An arraylist is used to store tiles. I did not use a 2d array, as there are likely to be a large number of rows, so it may be more efficient to </w:t>
+      </w:r>
+      <w:r>
         <w:lastRenderedPageBreak/>
-        <w:t>Initialising the gamePlay grid as 10x10</w:t>
+        <w:t>avoid instantiating and accessing an array for each row individually. All rows will have the same number of tiles, therefore a dynamic implementation is not needed for each one.</w:t>
       </w:r>
       <w:r>
         <w:rPr>
@@ -10775,7 +10781,11 @@
         </w:tabs>
       </w:pPr>
       <w:r>
-        <w:t xml:space="preserve">The pheromone class has 6 possible assets as it leads between two distinct edges out of the four possible, and direction can be ignored. The edge data is first validated so that they are </w:t>
+        <w:t xml:space="preserve">The pheromone class has 6 possible assets as it leads between two distinct edges out of the four possible, and direction can be ignored. The edge data is first validated so that </w:t>
+      </w:r>
+      <w:r>
+        <w:lastRenderedPageBreak/>
+        <w:t xml:space="preserve">they are </w:t>
       </w:r>
       <w:r>
         <w:t xml:space="preserve">both between 0 and 3, </w:t>
@@ -10794,7 +10804,6 @@
         <w:rPr>
           <w:noProof/>
         </w:rPr>
-        <w:lastRenderedPageBreak/>
         <w:drawing>
           <wp:inline distT="0" distB="0" distL="0" distR="0" wp14:anchorId="30E65CA7" wp14:editId="4F9392A3">
             <wp:extent cx="5731510" cy="2801620"/>
@@ -12410,26 +12419,17 @@
         </w:tabs>
       </w:pPr>
       <w:r>
-        <w:t xml:space="preserve">                </w:t>
-      </w:r>
-      <w:r>
-        <w:t>previousDirection=directionMoved</w:t>
-      </w:r>
-    </w:p>
-    <w:p>
-      <w:pPr>
-        <w:tabs>
-          <w:tab w:val="center" w:pos="4513"/>
-        </w:tabs>
-      </w:pPr>
-      <w:r>
-        <w:t xml:space="preserve">               </w:t>
-      </w:r>
-      <w:r>
-        <w:t>directionMoved=</w:t>
-      </w:r>
-      <w:r>
-        <w:t>direction</w:t>
+        <w:t xml:space="preserve">                previousDirection=directionMoved</w:t>
+      </w:r>
+    </w:p>
+    <w:p>
+      <w:pPr>
+        <w:tabs>
+          <w:tab w:val="center" w:pos="4513"/>
+        </w:tabs>
+      </w:pPr>
+      <w:r>
+        <w:t xml:space="preserve">               directionMoved=direction</w:t>
       </w:r>
     </w:p>
     <w:p>
@@ -12645,6 +12645,9 @@
         </w:tabs>
       </w:pPr>
       <w:r>
+        <w:rPr>
+          <w:noProof/>
+        </w:rPr>
         <w:drawing>
           <wp:inline distT="0" distB="0" distL="0" distR="0" wp14:anchorId="77375F64" wp14:editId="225372DF">
             <wp:extent cx="4143953" cy="2000529"/>
@@ -12689,6 +12692,9 @@
         </w:tabs>
       </w:pPr>
       <w:r>
+        <w:rPr>
+          <w:noProof/>
+        </w:rPr>
         <w:drawing>
           <wp:inline distT="0" distB="0" distL="0" distR="0" wp14:anchorId="641A166D" wp14:editId="65D1239C">
             <wp:extent cx="5731510" cy="544830"/>
@@ -12734,6 +12740,138 @@
       </w:pPr>
       <w:r>
         <w:t>Running the game with this code caused me to be unable to move ants, as the mainAnt is not initialised at the start. To fix this, I first check if it is not null before attempting to edit the trail Boolean.</w:t>
+      </w:r>
+    </w:p>
+    <w:p>
+      <w:pPr>
+        <w:tabs>
+          <w:tab w:val="center" w:pos="4513"/>
+        </w:tabs>
+      </w:pPr>
+    </w:p>
+    <w:p>
+      <w:pPr>
+        <w:tabs>
+          <w:tab w:val="center" w:pos="4513"/>
+        </w:tabs>
+      </w:pPr>
+      <w:r>
+        <w:t xml:space="preserve">Next, I decided to add ant behaviour for wandering around and collecting food, despite this initially being part of stage 7. I believe it will be easier to test pheromone behaviour after this is implemented and also stage 7 already includes a lot of features, making it slightly larger than others. </w:t>
+      </w:r>
+    </w:p>
+    <w:p>
+      <w:pPr>
+        <w:tabs>
+          <w:tab w:val="center" w:pos="4513"/>
+        </w:tabs>
+      </w:pPr>
+    </w:p>
+    <w:p>
+      <w:pPr>
+        <w:tabs>
+          <w:tab w:val="center" w:pos="4513"/>
+        </w:tabs>
+      </w:pPr>
+      <w:r>
+        <w:t>This feature worked relatively well when implemented, although random tiles would occasionally turn empty</w:t>
+      </w:r>
+    </w:p>
+    <w:p>
+      <w:pPr>
+        <w:tabs>
+          <w:tab w:val="center" w:pos="4513"/>
+        </w:tabs>
+      </w:pPr>
+      <w:r>
+        <w:lastRenderedPageBreak/>
+        <w:t>Screenshot of missing tiles.</w:t>
+      </w:r>
+    </w:p>
+    <w:p>
+      <w:pPr>
+        <w:tabs>
+          <w:tab w:val="center" w:pos="4513"/>
+        </w:tabs>
+      </w:pPr>
+      <w:r>
+        <w:drawing>
+          <wp:inline distT="0" distB="0" distL="0" distR="0" wp14:anchorId="78937A53" wp14:editId="7B8A2005">
+            <wp:extent cx="4248743" cy="3810532"/>
+            <wp:effectExtent l="0" t="0" r="0" b="0"/>
+            <wp:docPr id="1935312488" name="Picture 1" descr="A screenshot of a game&#10;&#10;AI-generated content may be incorrect."/>
+            <wp:cNvGraphicFramePr>
+              <a:graphicFrameLocks xmlns:a="http://schemas.openxmlformats.org/drawingml/2006/main" noChangeAspect="1"/>
+            </wp:cNvGraphicFramePr>
+            <a:graphic xmlns:a="http://schemas.openxmlformats.org/drawingml/2006/main">
+              <a:graphicData uri="http://schemas.openxmlformats.org/drawingml/2006/picture">
+                <pic:pic xmlns:pic="http://schemas.openxmlformats.org/drawingml/2006/picture">
+                  <pic:nvPicPr>
+                    <pic:cNvPr id="1935312488" name="Picture 1" descr="A screenshot of a game&#10;&#10;AI-generated content may be incorrect."/>
+                    <pic:cNvPicPr/>
+                  </pic:nvPicPr>
+                  <pic:blipFill>
+                    <a:blip r:embed="rId61"/>
+                    <a:stretch>
+                      <a:fillRect/>
+                    </a:stretch>
+                  </pic:blipFill>
+                  <pic:spPr>
+                    <a:xfrm>
+                      <a:off x="0" y="0"/>
+                      <a:ext cx="4248743" cy="3810532"/>
+                    </a:xfrm>
+                    <a:prstGeom prst="rect">
+                      <a:avLst/>
+                    </a:prstGeom>
+                  </pic:spPr>
+                </pic:pic>
+              </a:graphicData>
+            </a:graphic>
+          </wp:inline>
+        </w:drawing>
+      </w:r>
+    </w:p>
+    <w:p>
+      <w:pPr>
+        <w:tabs>
+          <w:tab w:val="center" w:pos="4513"/>
+        </w:tabs>
+      </w:pPr>
+      <w:r>
+        <w:t xml:space="preserve">After many attempts to fix this issue, it proved difficult to identify the cause. Instead, I will check for any within the visible area of the grid, and replace them as they are reached by the user. </w:t>
+      </w:r>
+    </w:p>
+    <w:p>
+      <w:pPr>
+        <w:tabs>
+          <w:tab w:val="center" w:pos="4513"/>
+        </w:tabs>
+      </w:pPr>
+      <w:r>
+        <w:t>I believe this is justified, as it is a minor issue and conducting a test, there were 1016 missing tiles generated in a 738 * 744 grid, equal to just 0.19% of tiles.</w:t>
+      </w:r>
+      <w:r>
+        <w:t xml:space="preserve"> During this test, I also noticed that generating new rows is much more efficient than new columns. This is most likely because new tiles are appended to the end of the arraylist, meaning that the contents do not need to be shifted</w:t>
+      </w:r>
+      <w:r>
+        <w:t>.</w:t>
+      </w:r>
+    </w:p>
+    <w:p>
+      <w:pPr>
+        <w:tabs>
+          <w:tab w:val="center" w:pos="4513"/>
+        </w:tabs>
+      </w:pPr>
+    </w:p>
+    <w:p>
+      <w:pPr>
+        <w:tabs>
+          <w:tab w:val="center" w:pos="4513"/>
+        </w:tabs>
+      </w:pPr>
+      <w:r>
+        <w:t>I decided to optimise this process, by instead recreating the arraylist as a new one, in order to avoid shifting contents repeatedly. Also, I switched to a static imageIcon for each type of tile, rather than instantiating new ones. This allowed me to handle up to a 1200x3000 grid before running out of memory with 8 GB allocated. At this size, expanding the grid becomes very slow and memory intensive, but exploring the pre-generated grid is still efficient.</w:t>
       </w:r>
     </w:p>
     <w:sectPr>
@@ -13654,6 +13792,7 @@
   <w:style w:type="character" w:default="1" w:styleId="DefaultParagraphFont">
     <w:name w:val="Default Paragraph Font"/>
     <w:uiPriority w:val="1"/>
+    <w:semiHidden/>
     <w:unhideWhenUsed/>
   </w:style>
   <w:style w:type="table" w:default="1" w:styleId="TableNormal">

--- a/Coursework.docx
+++ b/Coursework.docx
@@ -12794,6 +12794,9 @@
         </w:tabs>
       </w:pPr>
       <w:r>
+        <w:rPr>
+          <w:noProof/>
+        </w:rPr>
         <w:drawing>
           <wp:inline distT="0" distB="0" distL="0" distR="0" wp14:anchorId="78937A53" wp14:editId="7B8A2005">
             <wp:extent cx="4248743" cy="3810532"/>
@@ -12872,6 +12875,579 @@
       </w:pPr>
       <w:r>
         <w:t>I decided to optimise this process, by instead recreating the arraylist as a new one, in order to avoid shifting contents repeatedly. Also, I switched to a static imageIcon for each type of tile, rather than instantiating new ones. This allowed me to handle up to a 1200x3000 grid before running out of memory with 8 GB allocated. At this size, expanding the grid becomes very slow and memory intensive, but exploring the pre-generated grid is still efficient.</w:t>
+      </w:r>
+    </w:p>
+    <w:p>
+      <w:pPr>
+        <w:tabs>
+          <w:tab w:val="center" w:pos="4513"/>
+        </w:tabs>
+      </w:pPr>
+    </w:p>
+    <w:p>
+      <w:pPr>
+        <w:tabs>
+          <w:tab w:val="center" w:pos="4513"/>
+        </w:tabs>
+      </w:pPr>
+    </w:p>
+    <w:p>
+      <w:pPr>
+        <w:tabs>
+          <w:tab w:val="center" w:pos="4513"/>
+        </w:tabs>
+      </w:pPr>
+    </w:p>
+    <w:p>
+      <w:pPr>
+        <w:tabs>
+          <w:tab w:val="center" w:pos="4513"/>
+        </w:tabs>
+      </w:pPr>
+      <w:r>
+        <w:lastRenderedPageBreak/>
+        <w:t>Ant code for automatic movement. The highest priority is to move towards adjacent food. If there is no adjacent food, the ant will try to follow a pheromone – although it does not know whether it is moving towards the start or end of the trail. If both checks fail, it will pick a random direction.</w:t>
+      </w:r>
+    </w:p>
+    <w:p>
+      <w:pPr>
+        <w:tabs>
+          <w:tab w:val="center" w:pos="4513"/>
+        </w:tabs>
+      </w:pPr>
+      <w:r>
+        <w:drawing>
+          <wp:inline distT="0" distB="0" distL="0" distR="0" wp14:anchorId="4AE5A2C4" wp14:editId="651040F6">
+            <wp:extent cx="5731510" cy="3513455"/>
+            <wp:effectExtent l="0" t="0" r="2540" b="0"/>
+            <wp:docPr id="826045127" name="Picture 1"/>
+            <wp:cNvGraphicFramePr>
+              <a:graphicFrameLocks xmlns:a="http://schemas.openxmlformats.org/drawingml/2006/main" noChangeAspect="1"/>
+            </wp:cNvGraphicFramePr>
+            <a:graphic xmlns:a="http://schemas.openxmlformats.org/drawingml/2006/main">
+              <a:graphicData uri="http://schemas.openxmlformats.org/drawingml/2006/picture">
+                <pic:pic xmlns:pic="http://schemas.openxmlformats.org/drawingml/2006/picture">
+                  <pic:nvPicPr>
+                    <pic:cNvPr id="826045127" name=""/>
+                    <pic:cNvPicPr/>
+                  </pic:nvPicPr>
+                  <pic:blipFill>
+                    <a:blip r:embed="rId62"/>
+                    <a:stretch>
+                      <a:fillRect/>
+                    </a:stretch>
+                  </pic:blipFill>
+                  <pic:spPr>
+                    <a:xfrm>
+                      <a:off x="0" y="0"/>
+                      <a:ext cx="5731510" cy="3513455"/>
+                    </a:xfrm>
+                    <a:prstGeom prst="rect">
+                      <a:avLst/>
+                    </a:prstGeom>
+                  </pic:spPr>
+                </pic:pic>
+              </a:graphicData>
+            </a:graphic>
+          </wp:inline>
+        </w:drawing>
+      </w:r>
+    </w:p>
+    <w:p>
+      <w:pPr>
+        <w:tabs>
+          <w:tab w:val="center" w:pos="4513"/>
+        </w:tabs>
+      </w:pPr>
+      <w:r>
+        <w:drawing>
+          <wp:inline distT="0" distB="0" distL="0" distR="0" wp14:anchorId="4C0B9967" wp14:editId="14688E76">
+            <wp:extent cx="2924583" cy="2514951"/>
+            <wp:effectExtent l="0" t="0" r="9525" b="0"/>
+            <wp:docPr id="962610776" name="Picture 1" descr="A screen shot of a computer code&#10;&#10;AI-generated content may be incorrect."/>
+            <wp:cNvGraphicFramePr>
+              <a:graphicFrameLocks xmlns:a="http://schemas.openxmlformats.org/drawingml/2006/main" noChangeAspect="1"/>
+            </wp:cNvGraphicFramePr>
+            <a:graphic xmlns:a="http://schemas.openxmlformats.org/drawingml/2006/main">
+              <a:graphicData uri="http://schemas.openxmlformats.org/drawingml/2006/picture">
+                <pic:pic xmlns:pic="http://schemas.openxmlformats.org/drawingml/2006/picture">
+                  <pic:nvPicPr>
+                    <pic:cNvPr id="962610776" name="Picture 1" descr="A screen shot of a computer code&#10;&#10;AI-generated content may be incorrect."/>
+                    <pic:cNvPicPr/>
+                  </pic:nvPicPr>
+                  <pic:blipFill>
+                    <a:blip r:embed="rId63"/>
+                    <a:stretch>
+                      <a:fillRect/>
+                    </a:stretch>
+                  </pic:blipFill>
+                  <pic:spPr>
+                    <a:xfrm>
+                      <a:off x="0" y="0"/>
+                      <a:ext cx="2924583" cy="2514951"/>
+                    </a:xfrm>
+                    <a:prstGeom prst="rect">
+                      <a:avLst/>
+                    </a:prstGeom>
+                  </pic:spPr>
+                </pic:pic>
+              </a:graphicData>
+            </a:graphic>
+          </wp:inline>
+        </w:drawing>
+      </w:r>
+    </w:p>
+    <w:p>
+      <w:pPr>
+        <w:tabs>
+          <w:tab w:val="center" w:pos="4513"/>
+        </w:tabs>
+      </w:pPr>
+    </w:p>
+    <w:p>
+      <w:pPr>
+        <w:tabs>
+          <w:tab w:val="center" w:pos="4513"/>
+        </w:tabs>
+      </w:pPr>
+    </w:p>
+    <w:p>
+      <w:pPr>
+        <w:tabs>
+          <w:tab w:val="center" w:pos="4513"/>
+        </w:tabs>
+      </w:pPr>
+    </w:p>
+    <w:p>
+      <w:pPr>
+        <w:tabs>
+          <w:tab w:val="center" w:pos="4513"/>
+        </w:tabs>
+      </w:pPr>
+    </w:p>
+    <w:p>
+      <w:pPr>
+        <w:tabs>
+          <w:tab w:val="center" w:pos="4513"/>
+        </w:tabs>
+      </w:pPr>
+    </w:p>
+    <w:tbl>
+      <w:tblPr>
+        <w:tblStyle w:val="TableGrid"/>
+        <w:tblW w:w="9493" w:type="dxa"/>
+        <w:tblLook w:val="04A0" w:firstRow="1" w:lastRow="0" w:firstColumn="1" w:lastColumn="0" w:noHBand="0" w:noVBand="1"/>
+      </w:tblPr>
+      <w:tblGrid>
+        <w:gridCol w:w="1629"/>
+        <w:gridCol w:w="1945"/>
+        <w:gridCol w:w="1945"/>
+        <w:gridCol w:w="1894"/>
+        <w:gridCol w:w="2080"/>
+      </w:tblGrid>
+      <w:tr>
+        <w:tc>
+          <w:tcPr>
+            <w:tcW w:w="1629" w:type="dxa"/>
+          </w:tcPr>
+          <w:p>
+            <w:pPr>
+              <w:tabs>
+                <w:tab w:val="center" w:pos="4513"/>
+              </w:tabs>
+            </w:pPr>
+            <w:r>
+              <w:lastRenderedPageBreak/>
+              <w:t>Stage</w:t>
+            </w:r>
+          </w:p>
+        </w:tc>
+        <w:tc>
+          <w:tcPr>
+            <w:tcW w:w="1945" w:type="dxa"/>
+          </w:tcPr>
+          <w:p>
+            <w:pPr>
+              <w:tabs>
+                <w:tab w:val="center" w:pos="4513"/>
+              </w:tabs>
+            </w:pPr>
+            <w:r>
+              <w:t>Feature</w:t>
+            </w:r>
+          </w:p>
+        </w:tc>
+        <w:tc>
+          <w:tcPr>
+            <w:tcW w:w="1945" w:type="dxa"/>
+          </w:tcPr>
+          <w:p>
+            <w:pPr>
+              <w:tabs>
+                <w:tab w:val="center" w:pos="4513"/>
+              </w:tabs>
+            </w:pPr>
+            <w:r>
+              <w:t>Test</w:t>
+            </w:r>
+          </w:p>
+        </w:tc>
+        <w:tc>
+          <w:tcPr>
+            <w:tcW w:w="1894" w:type="dxa"/>
+          </w:tcPr>
+          <w:p>
+            <w:pPr>
+              <w:tabs>
+                <w:tab w:val="center" w:pos="4513"/>
+              </w:tabs>
+            </w:pPr>
+            <w:r>
+              <w:t>Expected result</w:t>
+            </w:r>
+          </w:p>
+        </w:tc>
+        <w:tc>
+          <w:tcPr>
+            <w:tcW w:w="2080" w:type="dxa"/>
+          </w:tcPr>
+          <w:p>
+            <w:pPr>
+              <w:tabs>
+                <w:tab w:val="center" w:pos="4513"/>
+              </w:tabs>
+            </w:pPr>
+            <w:r>
+              <w:t>Actual result</w:t>
+            </w:r>
+          </w:p>
+        </w:tc>
+      </w:tr>
+      <w:tr>
+        <w:tc>
+          <w:tcPr>
+            <w:tcW w:w="1629" w:type="dxa"/>
+          </w:tcPr>
+          <w:p>
+            <w:pPr>
+              <w:tabs>
+                <w:tab w:val="center" w:pos="4513"/>
+              </w:tabs>
+            </w:pPr>
+            <w:r>
+              <w:t>6</w:t>
+            </w:r>
+          </w:p>
+        </w:tc>
+        <w:tc>
+          <w:tcPr>
+            <w:tcW w:w="1945" w:type="dxa"/>
+          </w:tcPr>
+          <w:p>
+            <w:pPr>
+              <w:tabs>
+                <w:tab w:val="center" w:pos="4513"/>
+              </w:tabs>
+            </w:pPr>
+            <w:r>
+              <w:t>Placing Pheromones</w:t>
+            </w:r>
+          </w:p>
+        </w:tc>
+        <w:tc>
+          <w:tcPr>
+            <w:tcW w:w="1945" w:type="dxa"/>
+          </w:tcPr>
+          <w:p>
+            <w:pPr>
+              <w:tabs>
+                <w:tab w:val="center" w:pos="4513"/>
+              </w:tabs>
+            </w:pPr>
+            <w:r>
+              <w:t>Select an ant and use the associated key for pheromones (spacebar)</w:t>
+            </w:r>
+          </w:p>
+        </w:tc>
+        <w:tc>
+          <w:tcPr>
+            <w:tcW w:w="1894" w:type="dxa"/>
+          </w:tcPr>
+          <w:p>
+            <w:pPr>
+              <w:tabs>
+                <w:tab w:val="center" w:pos="4513"/>
+              </w:tabs>
+            </w:pPr>
+            <w:r>
+              <w:t>A pheromone will be placed at the ant’s location</w:t>
+            </w:r>
+          </w:p>
+        </w:tc>
+        <w:tc>
+          <w:tcPr>
+            <w:tcW w:w="2080" w:type="dxa"/>
+          </w:tcPr>
+          <w:p>
+            <w:pPr>
+              <w:tabs>
+                <w:tab w:val="center" w:pos="4513"/>
+              </w:tabs>
+              <w:rPr>
+                <w:u w:val="single"/>
+              </w:rPr>
+            </w:pPr>
+            <w:r>
+              <w:rPr>
+                <w:u w:val="single"/>
+              </w:rPr>
+              <w:t>Pass</w:t>
+            </w:r>
+          </w:p>
+          <w:p>
+            <w:pPr>
+              <w:tabs>
+                <w:tab w:val="center" w:pos="4513"/>
+              </w:tabs>
+            </w:pPr>
+            <w:r>
+              <w:t>Pressing space will toggle leaving a trail</w:t>
+            </w:r>
+          </w:p>
+        </w:tc>
+      </w:tr>
+      <w:tr>
+        <w:tc>
+          <w:tcPr>
+            <w:tcW w:w="1629" w:type="dxa"/>
+          </w:tcPr>
+          <w:p>
+            <w:pPr>
+              <w:tabs>
+                <w:tab w:val="center" w:pos="4513"/>
+              </w:tabs>
+            </w:pPr>
+            <w:r>
+              <w:t>6</w:t>
+            </w:r>
+          </w:p>
+        </w:tc>
+        <w:tc>
+          <w:tcPr>
+            <w:tcW w:w="1945" w:type="dxa"/>
+          </w:tcPr>
+          <w:p>
+            <w:pPr>
+              <w:tabs>
+                <w:tab w:val="center" w:pos="4513"/>
+              </w:tabs>
+            </w:pPr>
+            <w:r>
+              <w:t>Pheromones affecting behaviour</w:t>
+            </w:r>
+          </w:p>
+        </w:tc>
+        <w:tc>
+          <w:tcPr>
+            <w:tcW w:w="1945" w:type="dxa"/>
+          </w:tcPr>
+          <w:p>
+            <w:pPr>
+              <w:tabs>
+                <w:tab w:val="center" w:pos="4513"/>
+              </w:tabs>
+            </w:pPr>
+            <w:r>
+              <w:t xml:space="preserve">Place a pheromone near to ants </w:t>
+            </w:r>
+          </w:p>
+        </w:tc>
+        <w:tc>
+          <w:tcPr>
+            <w:tcW w:w="1894" w:type="dxa"/>
+          </w:tcPr>
+          <w:p>
+            <w:pPr>
+              <w:tabs>
+                <w:tab w:val="center" w:pos="4513"/>
+              </w:tabs>
+            </w:pPr>
+            <w:r>
+              <w:t>They should follow or move away from it depending on the type of pheromone</w:t>
+            </w:r>
+          </w:p>
+        </w:tc>
+        <w:tc>
+          <w:tcPr>
+            <w:tcW w:w="2080" w:type="dxa"/>
+          </w:tcPr>
+          <w:p>
+            <w:pPr>
+              <w:tabs>
+                <w:tab w:val="center" w:pos="4513"/>
+              </w:tabs>
+              <w:rPr>
+                <w:u w:val="single"/>
+              </w:rPr>
+            </w:pPr>
+            <w:r>
+              <w:rPr>
+                <w:u w:val="single"/>
+              </w:rPr>
+              <w:t>Pass</w:t>
+            </w:r>
+          </w:p>
+          <w:p>
+            <w:pPr>
+              <w:tabs>
+                <w:tab w:val="center" w:pos="4513"/>
+              </w:tabs>
+            </w:pPr>
+            <w:r>
+              <w:t>However, I only implemented 1 type of pheromone which the player can place and ants will follow</w:t>
+            </w:r>
+          </w:p>
+        </w:tc>
+      </w:tr>
+      <w:tr>
+        <w:tc>
+          <w:tcPr>
+            <w:tcW w:w="1629" w:type="dxa"/>
+          </w:tcPr>
+          <w:p>
+            <w:pPr>
+              <w:tabs>
+                <w:tab w:val="center" w:pos="4513"/>
+              </w:tabs>
+            </w:pPr>
+            <w:r>
+              <w:t>6</w:t>
+            </w:r>
+          </w:p>
+        </w:tc>
+        <w:tc>
+          <w:tcPr>
+            <w:tcW w:w="1945" w:type="dxa"/>
+          </w:tcPr>
+          <w:p>
+            <w:pPr>
+              <w:tabs>
+                <w:tab w:val="center" w:pos="4513"/>
+              </w:tabs>
+            </w:pPr>
+            <w:r>
+              <w:t>Collecting food</w:t>
+            </w:r>
+          </w:p>
+        </w:tc>
+        <w:tc>
+          <w:tcPr>
+            <w:tcW w:w="1945" w:type="dxa"/>
+          </w:tcPr>
+          <w:p>
+            <w:pPr>
+              <w:tabs>
+                <w:tab w:val="center" w:pos="4513"/>
+              </w:tabs>
+            </w:pPr>
+            <w:r>
+              <w:t>Control an ant to walk towards a piece of food</w:t>
+            </w:r>
+          </w:p>
+        </w:tc>
+        <w:tc>
+          <w:tcPr>
+            <w:tcW w:w="1894" w:type="dxa"/>
+          </w:tcPr>
+          <w:p>
+            <w:pPr>
+              <w:tabs>
+                <w:tab w:val="center" w:pos="4513"/>
+              </w:tabs>
+            </w:pPr>
+            <w:r>
+              <w:t>The food will disappear and the players food variable should increment</w:t>
+            </w:r>
+          </w:p>
+        </w:tc>
+        <w:tc>
+          <w:tcPr>
+            <w:tcW w:w="2080" w:type="dxa"/>
+          </w:tcPr>
+          <w:p>
+            <w:pPr>
+              <w:tabs>
+                <w:tab w:val="center" w:pos="4513"/>
+              </w:tabs>
+              <w:rPr>
+                <w:u w:val="single"/>
+              </w:rPr>
+            </w:pPr>
+            <w:r>
+              <w:rPr>
+                <w:u w:val="single"/>
+              </w:rPr>
+              <w:t>Pass</w:t>
+            </w:r>
+          </w:p>
+          <w:p>
+            <w:pPr>
+              <w:tabs>
+                <w:tab w:val="center" w:pos="4513"/>
+              </w:tabs>
+            </w:pPr>
+            <w:r>
+              <w:t>Ants can pick up food, but a limit was added, so that they cannot eat too quickly</w:t>
+            </w:r>
+          </w:p>
+        </w:tc>
+      </w:tr>
+    </w:tbl>
+    <w:p>
+      <w:pPr>
+        <w:tabs>
+          <w:tab w:val="center" w:pos="4513"/>
+        </w:tabs>
+      </w:pPr>
+    </w:p>
+    <w:p>
+      <w:pPr>
+        <w:tabs>
+          <w:tab w:val="center" w:pos="4513"/>
+        </w:tabs>
+      </w:pPr>
+      <w:r>
+        <w:t xml:space="preserve">I also noticed that sometimes ants would stop following the trail at a corner, however this is not a major issue as the player can still roughly guide ants, and they will wander onto trails </w:t>
+      </w:r>
+    </w:p>
+    <w:p>
+      <w:pPr>
+        <w:tabs>
+          <w:tab w:val="center" w:pos="4513"/>
+        </w:tabs>
+      </w:pPr>
+      <w:r>
+        <w:t>Stage 7 – Enemy ants</w:t>
+      </w:r>
+      <w:r>
+        <w:t>(essential) and different variants(desirable)</w:t>
+      </w:r>
+    </w:p>
+    <w:p>
+      <w:pPr>
+        <w:tabs>
+          <w:tab w:val="center" w:pos="4513"/>
+        </w:tabs>
+      </w:pPr>
+    </w:p>
+    <w:p>
+      <w:pPr>
+        <w:tabs>
+          <w:tab w:val="center" w:pos="4513"/>
+        </w:tabs>
+      </w:pPr>
+      <w:r>
+        <w:t>I need to add enemy ants which will be shown in red, and will</w:t>
       </w:r>
     </w:p>
     <w:sectPr>

--- a/Coursework.docx
+++ b/Coursework.docx
@@ -291,7 +291,15 @@
         <w:t>want</w:t>
       </w:r>
       <w:r>
-        <w:t xml:space="preserve"> to describe how a brain made of simple components such as neurons is capable of high level thought.</w:t>
+        <w:t xml:space="preserve"> to describe how a brain made of simple components such as neurons is capable of </w:t>
+      </w:r>
+      <w:proofErr w:type="gramStart"/>
+      <w:r>
+        <w:t>high level</w:t>
+      </w:r>
+      <w:proofErr w:type="gramEnd"/>
+      <w:r>
+        <w:t xml:space="preserve"> thought.</w:t>
       </w:r>
     </w:p>
     <w:p/>
@@ -619,10 +627,18 @@
           </w:tcPr>
           <w:p>
             <w:r>
-              <w:t>Underground and Overground parts of map</w:t>
-            </w:r>
-            <w:r>
-              <w:t>(first 2 screenshots)</w:t>
+              <w:t xml:space="preserve">Underground and Overground parts of </w:t>
+            </w:r>
+            <w:proofErr w:type="gramStart"/>
+            <w:r>
+              <w:t>map</w:t>
+            </w:r>
+            <w:r>
+              <w:t>(</w:t>
+            </w:r>
+            <w:proofErr w:type="gramEnd"/>
+            <w:r>
+              <w:t>first 2 screenshots)</w:t>
             </w:r>
           </w:p>
           <w:p>
@@ -970,7 +986,15 @@
               <w:t xml:space="preserve"> my sandbox mode, as the player will be able to place walls, pheromone trails</w:t>
             </w:r>
             <w:r>
-              <w:t>, food, ants and other objects</w:t>
+              <w:t xml:space="preserve">, food, </w:t>
+            </w:r>
+            <w:proofErr w:type="spellStart"/>
+            <w:r>
+              <w:t>ants</w:t>
+            </w:r>
+            <w:proofErr w:type="spellEnd"/>
+            <w:r>
+              <w:t xml:space="preserve"> and other objects</w:t>
             </w:r>
             <w:r>
               <w:t xml:space="preserve"> which will allow them to experiment with different strategies without consequences if they aren’t effective.</w:t>
@@ -1139,8 +1163,13 @@
             </w:r>
           </w:p>
           <w:p>
-            <w:r>
-              <w:t xml:space="preserve">The majority of controls in the game involve double clicking with a mouse to select an area to travel to. While this is an intuitive and easy to learn </w:t>
+            <w:proofErr w:type="gramStart"/>
+            <w:r>
+              <w:t>The majority of</w:t>
+            </w:r>
+            <w:proofErr w:type="gramEnd"/>
+            <w:r>
+              <w:t xml:space="preserve"> controls in the game involve double clicking with a mouse to select an area to travel to. While this is an intuitive and easy to learn </w:t>
             </w:r>
             <w:r>
               <w:t>method for beginners, it can become tiring and inconvenient after only a few minutes of gameplay.</w:t>
@@ -1166,7 +1195,15 @@
               <w:t xml:space="preserve"> in gaming</w:t>
             </w:r>
             <w:r>
-              <w:t>, such as using the wasd keys for movement.</w:t>
+              <w:t xml:space="preserve">, such as using the </w:t>
+            </w:r>
+            <w:proofErr w:type="spellStart"/>
+            <w:r>
+              <w:t>wasd</w:t>
+            </w:r>
+            <w:proofErr w:type="spellEnd"/>
+            <w:r>
+              <w:t xml:space="preserve"> keys for movement.</w:t>
             </w:r>
             <w:r>
               <w:t xml:space="preserve"> Keyboard controls will be optimal as they will allow for more complex control without straining the user over a long game.</w:t>
@@ -1614,19 +1651,43 @@
               <w:t xml:space="preserve">think the style of graphics used in spore would be the ideal style for my project. A </w:t>
             </w:r>
             <w:r>
-              <w:t>2d top down view is used</w:t>
-            </w:r>
-            <w:r>
-              <w:t>, and scrolls to follow the movement of the user. This</w:t>
+              <w:t xml:space="preserve">2d </w:t>
+            </w:r>
+            <w:proofErr w:type="gramStart"/>
+            <w:r>
+              <w:t>top down</w:t>
+            </w:r>
+            <w:proofErr w:type="gramEnd"/>
+            <w:r>
+              <w:t xml:space="preserve"> view is </w:t>
+            </w:r>
+            <w:proofErr w:type="gramStart"/>
+            <w:r>
+              <w:t>used</w:t>
+            </w:r>
+            <w:r>
+              <w:t>, and</w:t>
+            </w:r>
+            <w:proofErr w:type="gramEnd"/>
+            <w:r>
+              <w:t xml:space="preserve"> scrolls to follow the movement of the user. This</w:t>
             </w:r>
             <w:r>
               <w:t xml:space="preserve"> would be </w:t>
             </w:r>
             <w:r>
-              <w:t>relatively simple to implement compared to other styles such as the use of 3d or isometric graphics</w:t>
-            </w:r>
-            <w:r>
-              <w:t>, and is very visually appealing.</w:t>
+              <w:t xml:space="preserve">relatively simple to implement compared to other styles such as the use of 3d or isometric </w:t>
+            </w:r>
+            <w:proofErr w:type="gramStart"/>
+            <w:r>
+              <w:t>graphics</w:t>
+            </w:r>
+            <w:r>
+              <w:t>, and</w:t>
+            </w:r>
+            <w:proofErr w:type="gramEnd"/>
+            <w:r>
+              <w:t xml:space="preserve"> is very visually appealing.</w:t>
             </w:r>
           </w:p>
         </w:tc>
@@ -1644,10 +1705,26 @@
               <w:t xml:space="preserve">At the start of the </w:t>
             </w:r>
             <w:r>
-              <w:t xml:space="preserve">creature stage, the user is able to create their own customised creature to control. This provides </w:t>
-            </w:r>
-            <w:r>
-              <w:t>more interactivity to the game, however it will not be used in my game.</w:t>
+              <w:t xml:space="preserve">creature stage, the user </w:t>
+            </w:r>
+            <w:proofErr w:type="gramStart"/>
+            <w:r>
+              <w:t>is able to</w:t>
+            </w:r>
+            <w:proofErr w:type="gramEnd"/>
+            <w:r>
+              <w:t xml:space="preserve"> create their own customised creature to control. This provides </w:t>
+            </w:r>
+            <w:r>
+              <w:t xml:space="preserve">more interactivity to the </w:t>
+            </w:r>
+            <w:proofErr w:type="gramStart"/>
+            <w:r>
+              <w:t>game,</w:t>
+            </w:r>
+            <w:proofErr w:type="gramEnd"/>
+            <w:r>
+              <w:t xml:space="preserve"> however it will not be used in my game.</w:t>
             </w:r>
           </w:p>
           <w:p>
@@ -1725,7 +1802,15 @@
               <w:t>, especially if additional abilities were granted as rewards.</w:t>
             </w:r>
             <w:r>
-              <w:t xml:space="preserve"> I believe it will be better to keep the core gameplay mechanics simple, but demanding of the user to act quickly and effectively for a more engaging experience.</w:t>
+              <w:t xml:space="preserve"> I believe it will be better to keep the core gameplay mechanics </w:t>
+            </w:r>
+            <w:proofErr w:type="gramStart"/>
+            <w:r>
+              <w:t>simple, but</w:t>
+            </w:r>
+            <w:proofErr w:type="gramEnd"/>
+            <w:r>
+              <w:t xml:space="preserve"> demanding of the user to act quickly and effectively for a more engaging experience.</w:t>
             </w:r>
           </w:p>
         </w:tc>
@@ -1854,7 +1939,15 @@
         <w:t xml:space="preserve">more </w:t>
       </w:r>
       <w:r>
-        <w:t xml:space="preserve">likely to find the gameplay difficult, as they would be inexperienced with fast paced digital games and may find it hard to pickup controls without </w:t>
+        <w:t xml:space="preserve">likely to find the gameplay difficult, as they would be inexperienced with fast paced digital games and may find it hard to </w:t>
+      </w:r>
+      <w:proofErr w:type="spellStart"/>
+      <w:r>
+        <w:t>pickup</w:t>
+      </w:r>
+      <w:proofErr w:type="spellEnd"/>
+      <w:r>
+        <w:t xml:space="preserve"> controls without </w:t>
       </w:r>
       <w:r>
         <w:t>playing for a</w:t>
@@ -1872,7 +1965,15 @@
         <w:t xml:space="preserve">be somewhat educational, so the users should be interested in the concept of </w:t>
       </w:r>
       <w:r>
-        <w:t>the game, how ant colonies function, to get the most benefit from it.</w:t>
+        <w:t xml:space="preserve">the game, how ant </w:t>
+      </w:r>
+      <w:proofErr w:type="gramStart"/>
+      <w:r>
+        <w:t>colonies</w:t>
+      </w:r>
+      <w:proofErr w:type="gramEnd"/>
+      <w:r>
+        <w:t xml:space="preserve"> function, to get the most benefit from it.</w:t>
       </w:r>
       <w:r>
         <w:t xml:space="preserve"> </w:t>
@@ -2195,7 +2296,15 @@
         <w:t>Wide range</w:t>
       </w:r>
       <w:r>
-        <w:t>, however generally lower than the scores for gameplay</w:t>
+        <w:t xml:space="preserve">, </w:t>
+      </w:r>
+      <w:proofErr w:type="gramStart"/>
+      <w:r>
+        <w:t>however</w:t>
+      </w:r>
+      <w:proofErr w:type="gramEnd"/>
+      <w:r>
+        <w:t xml:space="preserve"> generally lower than the scores for gameplay</w:t>
       </w:r>
     </w:p>
     <w:p>
@@ -2259,7 +2368,15 @@
         <w:t xml:space="preserve">Very high scores, implying that the gameplay is a very important aspect, and should </w:t>
       </w:r>
       <w:r>
-        <w:t>be the main focus of my time developing</w:t>
+        <w:t xml:space="preserve">be the </w:t>
+      </w:r>
+      <w:proofErr w:type="gramStart"/>
+      <w:r>
+        <w:t>main focus</w:t>
+      </w:r>
+      <w:proofErr w:type="gramEnd"/>
+      <w:r>
+        <w:t xml:space="preserve"> of my time developing</w:t>
       </w:r>
     </w:p>
     <w:p>
@@ -2821,7 +2938,15 @@
           </w:tcPr>
           <w:p>
             <w:r>
-              <w:t>This gives the user input to the game, and is how they will interact with the surroundings.</w:t>
+              <w:t xml:space="preserve">This gives the user input to the </w:t>
+            </w:r>
+            <w:proofErr w:type="gramStart"/>
+            <w:r>
+              <w:t>game, and</w:t>
+            </w:r>
+            <w:proofErr w:type="gramEnd"/>
+            <w:r>
+              <w:t xml:space="preserve"> is how they will interact with the surroundings.</w:t>
             </w:r>
           </w:p>
         </w:tc>
@@ -2866,10 +2991,18 @@
           </w:tcPr>
           <w:p>
             <w:r>
-              <w:t>This allows the user to operate at a higher level</w:t>
-            </w:r>
-            <w:r>
-              <w:t>, and see the influence of their behaviour on the colony at a larger scale.</w:t>
+              <w:t xml:space="preserve">This allows the user to operate at a higher </w:t>
+            </w:r>
+            <w:proofErr w:type="gramStart"/>
+            <w:r>
+              <w:t>level</w:t>
+            </w:r>
+            <w:r>
+              <w:t>, and</w:t>
+            </w:r>
+            <w:proofErr w:type="gramEnd"/>
+            <w:r>
+              <w:t xml:space="preserve"> see the influence of their behaviour on the colony at a larger scale.</w:t>
             </w:r>
           </w:p>
         </w:tc>
@@ -3110,8 +3243,13 @@
             <w:r>
               <w:t xml:space="preserve">more </w:t>
             </w:r>
-            <w:r>
-              <w:t>skill based game.</w:t>
+            <w:proofErr w:type="gramStart"/>
+            <w:r>
+              <w:t>skill based</w:t>
+            </w:r>
+            <w:proofErr w:type="gramEnd"/>
+            <w:r>
+              <w:t xml:space="preserve"> game.</w:t>
             </w:r>
           </w:p>
         </w:tc>
@@ -3227,7 +3365,23 @@
           </w:tcPr>
           <w:p>
             <w:r>
-              <w:t>Eliminating all of the rival ant colonies will give the player a win, and end the game.</w:t>
+              <w:t xml:space="preserve">Eliminating </w:t>
+            </w:r>
+            <w:proofErr w:type="gramStart"/>
+            <w:r>
+              <w:t>all of</w:t>
+            </w:r>
+            <w:proofErr w:type="gramEnd"/>
+            <w:r>
+              <w:t xml:space="preserve"> the rival ant colonies will give the player a </w:t>
+            </w:r>
+            <w:proofErr w:type="gramStart"/>
+            <w:r>
+              <w:t>win, and</w:t>
+            </w:r>
+            <w:proofErr w:type="gramEnd"/>
+            <w:r>
+              <w:t xml:space="preserve"> end the game.</w:t>
             </w:r>
           </w:p>
         </w:tc>
@@ -3236,8 +3390,13 @@
             <w:tcW w:w="3827" w:type="dxa"/>
           </w:tcPr>
           <w:p>
-            <w:r>
-              <w:t>The majority of survey respondents preferred this option over a game which lasts indefinitely, until the player has no resources. This will also provide a sense of accomplishment to the user if they manage to win after a close game, or on a high difficulty.</w:t>
+            <w:proofErr w:type="gramStart"/>
+            <w:r>
+              <w:t>The majority of</w:t>
+            </w:r>
+            <w:proofErr w:type="gramEnd"/>
+            <w:r>
+              <w:t xml:space="preserve"> survey respondents preferred this option over a game which lasts indefinitely, until the player has no resources. This will also provide a sense of accomplishment to the user if they manage to win after a close game, or on a high difficulty.</w:t>
             </w:r>
           </w:p>
         </w:tc>
@@ -3272,7 +3431,23 @@
           </w:tcPr>
           <w:p>
             <w:r>
-              <w:t>No win condition; the player is able to keep playing as long as they survive. Difficulty will increase over time to ensure a reasonable time frame.</w:t>
+              <w:t xml:space="preserve">No win </w:t>
+            </w:r>
+            <w:proofErr w:type="gramStart"/>
+            <w:r>
+              <w:t>condition;</w:t>
+            </w:r>
+            <w:proofErr w:type="gramEnd"/>
+            <w:r>
+              <w:t xml:space="preserve"> the player </w:t>
+            </w:r>
+            <w:proofErr w:type="gramStart"/>
+            <w:r>
+              <w:t>is able to</w:t>
+            </w:r>
+            <w:proofErr w:type="gramEnd"/>
+            <w:r>
+              <w:t xml:space="preserve"> keep playing as long as they survive. Difficulty will increase over time to ensure a reasonable time frame.</w:t>
             </w:r>
           </w:p>
         </w:tc>
@@ -3282,7 +3457,15 @@
           </w:tcPr>
           <w:p>
             <w:r>
-              <w:t>My audience were closely split on the issue of whether there should be a win condition, so it may be worthwhile to implement both options. All of the respondents who wanted this option voted for increasing difficulty over time.</w:t>
+              <w:t xml:space="preserve">My audience were closely split on the issue of whether there should be a win condition, so it may be worthwhile to implement both options. </w:t>
+            </w:r>
+            <w:proofErr w:type="gramStart"/>
+            <w:r>
+              <w:t>All of</w:t>
+            </w:r>
+            <w:proofErr w:type="gramEnd"/>
+            <w:r>
+              <w:t xml:space="preserve"> the respondents who wanted this option voted for increasing difficulty over time.</w:t>
             </w:r>
           </w:p>
         </w:tc>
@@ -3367,7 +3550,15 @@
           </w:tcPr>
           <w:p>
             <w:r>
-              <w:t>My survey has shown a range in the wants of my audience (questions 2 and 6). I believe settings should be feasible to implement within a reasonable time frame, and will make the game accessible and engaging to a larger number of people.</w:t>
+              <w:t xml:space="preserve">My survey has shown a range in the wants of my audience (questions 2 and 6). I believe settings should be feasible to implement within a reasonable time </w:t>
+            </w:r>
+            <w:proofErr w:type="gramStart"/>
+            <w:r>
+              <w:t>frame, and</w:t>
+            </w:r>
+            <w:proofErr w:type="gramEnd"/>
+            <w:r>
+              <w:t xml:space="preserve"> will make the game accessible and engaging to a larger number of people.</w:t>
             </w:r>
           </w:p>
         </w:tc>
@@ -3506,7 +3697,23 @@
               <w:t>, and the difficulties that they wanted (questions 6 and 2)</w:t>
             </w:r>
             <w:r>
-              <w:t>. Increasing the difficulty will make it harder to survive, and therefore decrease the length of the game and visa versa.</w:t>
+              <w:t xml:space="preserve">. Increasing the difficulty will make it harder to </w:t>
+            </w:r>
+            <w:proofErr w:type="gramStart"/>
+            <w:r>
+              <w:t>survive, and</w:t>
+            </w:r>
+            <w:proofErr w:type="gramEnd"/>
+            <w:r>
+              <w:t xml:space="preserve"> therefore decrease the length of the game and </w:t>
+            </w:r>
+            <w:proofErr w:type="spellStart"/>
+            <w:r>
+              <w:t>visa</w:t>
+            </w:r>
+            <w:proofErr w:type="spellEnd"/>
+            <w:r>
+              <w:t xml:space="preserve"> versa.</w:t>
             </w:r>
           </w:p>
         </w:tc>
@@ -3528,7 +3735,15 @@
           </w:tcPr>
           <w:p>
             <w:r>
-              <w:t>Keyboard controls using wasd keys</w:t>
+              <w:t xml:space="preserve">Keyboard controls using </w:t>
+            </w:r>
+            <w:proofErr w:type="spellStart"/>
+            <w:r>
+              <w:t>wasd</w:t>
+            </w:r>
+            <w:proofErr w:type="spellEnd"/>
+            <w:r>
+              <w:t xml:space="preserve"> keys</w:t>
             </w:r>
           </w:p>
         </w:tc>
@@ -3538,7 +3753,15 @@
           </w:tcPr>
           <w:p>
             <w:r>
-              <w:t>Control of movement in each of the 4 directions using the keys W,A,S and D</w:t>
+              <w:t xml:space="preserve">Control of movement in each of the 4 directions using the keys </w:t>
+            </w:r>
+            <w:proofErr w:type="gramStart"/>
+            <w:r>
+              <w:t>W,A</w:t>
+            </w:r>
+            <w:proofErr w:type="gramEnd"/>
+            <w:r>
+              <w:t>,S and D</w:t>
             </w:r>
           </w:p>
         </w:tc>
@@ -3580,7 +3803,23 @@
           </w:tcPr>
           <w:p>
             <w:r>
-              <w:t>High quality aesthetics which make the game more visually appealing. The game is likely to be shown from a top down view, with 2 dimensional assets</w:t>
+              <w:t xml:space="preserve">High quality aesthetics which </w:t>
+            </w:r>
+            <w:proofErr w:type="gramStart"/>
+            <w:r>
+              <w:t>make</w:t>
+            </w:r>
+            <w:proofErr w:type="gramEnd"/>
+            <w:r>
+              <w:t xml:space="preserve"> the game more visually appealing. The game is likely to be shown from a </w:t>
+            </w:r>
+            <w:proofErr w:type="gramStart"/>
+            <w:r>
+              <w:t>top down</w:t>
+            </w:r>
+            <w:proofErr w:type="gramEnd"/>
+            <w:r>
+              <w:t xml:space="preserve"> view, with 2 dimensional assets</w:t>
             </w:r>
           </w:p>
         </w:tc>
@@ -3627,7 +3866,15 @@
           </w:tcPr>
           <w:p>
             <w:r>
-              <w:t>A set of different settings which the player can select from. These may have slightly differing gameplay, and will have different graphics. These could include a forest, desert and urban area.</w:t>
+              <w:t xml:space="preserve">A set of different settings which the player can select from. These may have slightly differing </w:t>
+            </w:r>
+            <w:proofErr w:type="gramStart"/>
+            <w:r>
+              <w:t>gameplay, and</w:t>
+            </w:r>
+            <w:proofErr w:type="gramEnd"/>
+            <w:r>
+              <w:t xml:space="preserve"> will have different graphics. These could include a forest, desert and urban area.</w:t>
             </w:r>
           </w:p>
         </w:tc>
@@ -3637,7 +3884,23 @@
           </w:tcPr>
           <w:p>
             <w:r>
-              <w:t>This will add a slight variation to the game, allowing players to try different maps to avoid gameplay becoming repetitive or boring. Many users want this feature, with 57% of responses voting for 3 or more maps. On the other hand, this is likely to be relatively time consuming, and add comparably low amounts of content to some features. Therefore it is important, but not essential.</w:t>
+              <w:t xml:space="preserve">This will add a slight variation to the game, allowing players to try different maps to avoid gameplay becoming repetitive or boring. Many users want this feature, with 57% of responses voting for 3 or more maps. On the other hand, this is likely to be relatively time </w:t>
+            </w:r>
+            <w:proofErr w:type="gramStart"/>
+            <w:r>
+              <w:t>consuming, and</w:t>
+            </w:r>
+            <w:proofErr w:type="gramEnd"/>
+            <w:r>
+              <w:t xml:space="preserve"> add comparably low amounts of content to some features. </w:t>
+            </w:r>
+            <w:proofErr w:type="gramStart"/>
+            <w:r>
+              <w:t>Therefore</w:t>
+            </w:r>
+            <w:proofErr w:type="gramEnd"/>
+            <w:r>
+              <w:t xml:space="preserve"> it is important, but not essential.</w:t>
             </w:r>
           </w:p>
         </w:tc>
@@ -3731,7 +3994,15 @@
           </w:tcPr>
           <w:p>
             <w:r>
-              <w:t>The option to stop the game midway through, and continue it later.</w:t>
+              <w:t xml:space="preserve">The option to stop the game midway </w:t>
+            </w:r>
+            <w:proofErr w:type="gramStart"/>
+            <w:r>
+              <w:t>through, and</w:t>
+            </w:r>
+            <w:proofErr w:type="gramEnd"/>
+            <w:r>
+              <w:t xml:space="preserve"> continue it later.</w:t>
             </w:r>
           </w:p>
         </w:tc>
@@ -3830,7 +4101,25 @@
         <w:t xml:space="preserve">As a solo developer, </w:t>
       </w:r>
       <w:r>
-        <w:t xml:space="preserve">I wont be able to implement every feature that is labelled as desirable. Therefore, I will prioritise the essential features first, and focus my attention to the </w:t>
+        <w:t xml:space="preserve">I </w:t>
+      </w:r>
+      <w:proofErr w:type="spellStart"/>
+      <w:proofErr w:type="gramStart"/>
+      <w:r>
+        <w:t>wont</w:t>
+      </w:r>
+      <w:proofErr w:type="spellEnd"/>
+      <w:proofErr w:type="gramEnd"/>
+      <w:r>
+        <w:t xml:space="preserve"> be able to implement every feature that is labelled as desirable. Therefore, I will prioritise the essential features </w:t>
+      </w:r>
+      <w:proofErr w:type="gramStart"/>
+      <w:r>
+        <w:t>first, and</w:t>
+      </w:r>
+      <w:proofErr w:type="gramEnd"/>
+      <w:r>
+        <w:t xml:space="preserve"> focus my attention to the </w:t>
       </w:r>
       <w:r>
         <w:t>aspects which stakeholders value most.</w:t>
@@ -3959,7 +4248,23 @@
           </w:tcPr>
           <w:p>
             <w:r>
-              <w:t>My game may be unable to run on low end computers, as it is simulating a large number of ants at once,</w:t>
+              <w:t xml:space="preserve">My game may be unable to </w:t>
+            </w:r>
+            <w:proofErr w:type="gramStart"/>
+            <w:r>
+              <w:t>run on low end</w:t>
+            </w:r>
+            <w:proofErr w:type="gramEnd"/>
+            <w:r>
+              <w:t xml:space="preserve"> computers, as it is simulating </w:t>
+            </w:r>
+            <w:proofErr w:type="gramStart"/>
+            <w:r>
+              <w:t>a large number of</w:t>
+            </w:r>
+            <w:proofErr w:type="gramEnd"/>
+            <w:r>
+              <w:t xml:space="preserve"> ants at once,</w:t>
             </w:r>
             <w:r>
               <w:t xml:space="preserve"> which is likely to take up a significant amount of memory to store all their data. I will try to optimise </w:t>
@@ -4142,7 +4447,15 @@
               <w:t xml:space="preserve">The game will not be able to run on mobile, as its large variety of controls would be difficult to implement intuitively with only a touchscreen, and it would </w:t>
             </w:r>
             <w:r>
-              <w:t>require all of the code to be made in a way that is compatible with mobile devices.</w:t>
+              <w:t xml:space="preserve">require </w:t>
+            </w:r>
+            <w:proofErr w:type="gramStart"/>
+            <w:r>
+              <w:t>all of</w:t>
+            </w:r>
+            <w:proofErr w:type="gramEnd"/>
+            <w:r>
+              <w:t xml:space="preserve"> the code to be made in a way that is compatible with mobile devices.</w:t>
             </w:r>
           </w:p>
         </w:tc>
@@ -4415,7 +4728,15 @@
         <w:t xml:space="preserve">s and other </w:t>
       </w:r>
       <w:r>
-        <w:t xml:space="preserve">objects will be simulated at once, therefore a computer </w:t>
+        <w:t xml:space="preserve">objects will be simulated at </w:t>
+      </w:r>
+      <w:proofErr w:type="gramStart"/>
+      <w:r>
+        <w:t>once,</w:t>
+      </w:r>
+      <w:proofErr w:type="gramEnd"/>
+      <w:r>
+        <w:t xml:space="preserve"> therefore a computer </w:t>
       </w:r>
       <w:r>
         <w:t xml:space="preserve">will be </w:t>
@@ -4448,8 +4769,13 @@
         <w:t xml:space="preserve"> which would take a significant</w:t>
       </w:r>
       <w:r>
-        <w:t xml:space="preserve"> amount</w:t>
-      </w:r>
+        <w:t xml:space="preserve"> </w:t>
+      </w:r>
+      <w:proofErr w:type="gramStart"/>
+      <w:r>
+        <w:t>amount</w:t>
+      </w:r>
+      <w:proofErr w:type="gramEnd"/>
       <w:r>
         <w:t xml:space="preserve"> of resources</w:t>
       </w:r>
@@ -4478,7 +4804,15 @@
         <w:t xml:space="preserve">OOP - </w:t>
       </w:r>
       <w:r>
-        <w:t xml:space="preserve">The project is suitable for an object oriented language, since I can </w:t>
+        <w:t xml:space="preserve">The project is suitable for an </w:t>
+      </w:r>
+      <w:proofErr w:type="gramStart"/>
+      <w:r>
+        <w:t>object oriented</w:t>
+      </w:r>
+      <w:proofErr w:type="gramEnd"/>
+      <w:r>
+        <w:t xml:space="preserve"> language, since I can </w:t>
       </w:r>
       <w:r>
         <w:t>use inheritance to make many similar</w:t>
@@ -4529,7 +4863,15 @@
         </w:tabs>
       </w:pPr>
       <w:r>
-        <w:t>Visualisation – A GUI will be used to display the gameplay in real time to the user, by rendering all of the relevant objects such as food and ants near to them, and a map.</w:t>
+        <w:t xml:space="preserve">Visualisation – A GUI will be used to display the gameplay in real time to the user, by rendering </w:t>
+      </w:r>
+      <w:proofErr w:type="gramStart"/>
+      <w:r>
+        <w:t>all of</w:t>
+      </w:r>
+      <w:proofErr w:type="gramEnd"/>
+      <w:r>
+        <w:t xml:space="preserve"> the relevant objects such as food and ants near to them, and a map.</w:t>
       </w:r>
     </w:p>
     <w:p>
@@ -4692,7 +5034,15 @@
         </w:tabs>
       </w:pPr>
       <w:r>
-        <w:t xml:space="preserve"> 3.Initial map design and creating assets: Basic map designs for locations such as a forest, desert, or city as well as sprites for food, ants and pheromones </w:t>
+        <w:t xml:space="preserve"> 3.Initial map design and creating assets: Basic map designs for locations such as a forest, desert, or city as well as sprites for food, </w:t>
+      </w:r>
+      <w:proofErr w:type="spellStart"/>
+      <w:r>
+        <w:t>ants</w:t>
+      </w:r>
+      <w:proofErr w:type="spellEnd"/>
+      <w:r>
+        <w:t xml:space="preserve"> and pheromones </w:t>
       </w:r>
     </w:p>
     <w:p>
@@ -4749,6 +5099,7 @@
       <w:r>
         <w:t xml:space="preserve">: These should be easier to develop with the player ants as a starting </w:t>
       </w:r>
+      <w:proofErr w:type="gramStart"/>
       <w:r>
         <w:t>point</w:t>
       </w:r>
@@ -4758,6 +5109,7 @@
       <w:r>
         <w:t xml:space="preserve"> but</w:t>
       </w:r>
+      <w:proofErr w:type="gramEnd"/>
       <w:r>
         <w:t xml:space="preserve"> will require logic to make decisions automatically</w:t>
       </w:r>
@@ -4781,9 +5133,11 @@
         <w:lastRenderedPageBreak/>
         <w:t xml:space="preserve">8. Population system: Population should grow when the player has enough resources and passively </w:t>
       </w:r>
+      <w:proofErr w:type="gramStart"/>
       <w:r>
         <w:t>shrink</w:t>
       </w:r>
+      <w:proofErr w:type="gramEnd"/>
       <w:r>
         <w:t xml:space="preserve"> at a slow rate otherwise. This will require food and ants to be functional first for testing. </w:t>
       </w:r>
@@ -4805,8 +5159,17 @@
         </w:tabs>
       </w:pPr>
       <w:r>
-        <w:t xml:space="preserve">10. Sandbox mode: Player has the ability to spawn in resources or </w:t>
-      </w:r>
+        <w:t xml:space="preserve">10. Sandbox mode: Player </w:t>
+      </w:r>
+      <w:proofErr w:type="gramStart"/>
+      <w:r>
+        <w:t>has the ability to</w:t>
+      </w:r>
+      <w:proofErr w:type="gramEnd"/>
+      <w:r>
+        <w:t xml:space="preserve"> spawn in resources or </w:t>
+      </w:r>
+      <w:proofErr w:type="gramStart"/>
       <w:r>
         <w:t>ants</w:t>
       </w:r>
@@ -4816,6 +5179,7 @@
       <w:r>
         <w:t xml:space="preserve"> and</w:t>
       </w:r>
+      <w:proofErr w:type="gramEnd"/>
       <w:r>
         <w:t xml:space="preserve"> can experiment with the game and different strategies. </w:t>
       </w:r>
@@ -5157,7 +5521,23 @@
               <w:t>The</w:t>
             </w:r>
             <w:r>
-              <w:t xml:space="preserve"> setting should reach a final state and the arrow will be grayed out</w:t>
+              <w:t xml:space="preserve"> setting should reach a final </w:t>
+            </w:r>
+            <w:proofErr w:type="gramStart"/>
+            <w:r>
+              <w:t>state</w:t>
+            </w:r>
+            <w:proofErr w:type="gramEnd"/>
+            <w:r>
+              <w:t xml:space="preserve"> and the arrow will be </w:t>
+            </w:r>
+            <w:proofErr w:type="spellStart"/>
+            <w:r>
+              <w:t>grayed</w:t>
+            </w:r>
+            <w:proofErr w:type="spellEnd"/>
+            <w:r>
+              <w:t xml:space="preserve"> out</w:t>
             </w:r>
             <w:r>
               <w:t xml:space="preserve"> </w:t>
@@ -5483,7 +5863,15 @@
               </w:tabs>
             </w:pPr>
             <w:r>
-              <w:t xml:space="preserve">The food will disappear and the players food </w:t>
+              <w:t xml:space="preserve">The food will </w:t>
+            </w:r>
+            <w:proofErr w:type="gramStart"/>
+            <w:r>
+              <w:t>disappear</w:t>
+            </w:r>
+            <w:proofErr w:type="gramEnd"/>
+            <w:r>
+              <w:t xml:space="preserve"> and the players food </w:t>
             </w:r>
             <w:r>
               <w:t>variable should increment</w:t>
@@ -5563,7 +5951,15 @@
               <w:t>They should both automatically act to collect food and wander around</w:t>
             </w:r>
             <w:r>
-              <w:t>. If the player takes control of their ant it will stop moving on its own.</w:t>
+              <w:t xml:space="preserve">. If the player takes control of their </w:t>
+            </w:r>
+            <w:proofErr w:type="gramStart"/>
+            <w:r>
+              <w:t>ant</w:t>
+            </w:r>
+            <w:proofErr w:type="gramEnd"/>
+            <w:r>
+              <w:t xml:space="preserve"> it will stop moving on its own.</w:t>
             </w:r>
           </w:p>
         </w:tc>
@@ -6208,7 +6604,15 @@
               </w:tabs>
             </w:pPr>
             <w:r>
-              <w:t>A save should be created with all of the current data</w:t>
+              <w:t xml:space="preserve">A save should be created with </w:t>
+            </w:r>
+            <w:proofErr w:type="gramStart"/>
+            <w:r>
+              <w:t>all of</w:t>
+            </w:r>
+            <w:proofErr w:type="gramEnd"/>
+            <w:r>
+              <w:t xml:space="preserve"> the current data</w:t>
             </w:r>
           </w:p>
         </w:tc>
@@ -6480,7 +6884,15 @@
         </w:tabs>
       </w:pPr>
       <w:r>
-        <w:t>Arrows are used for the settings, so that the user can easily cycle through the options. The difficulty arrow will be grayed when it is equal to 1 or 10, as these are the lowest and highest values</w:t>
+        <w:t xml:space="preserve">Arrows are used for the settings, so that the user can easily cycle through the options. The difficulty arrow will be </w:t>
+      </w:r>
+      <w:proofErr w:type="spellStart"/>
+      <w:r>
+        <w:t>grayed</w:t>
+      </w:r>
+      <w:proofErr w:type="spellEnd"/>
+      <w:r>
+        <w:t xml:space="preserve"> when it is equal to 1 or 10, as these are the lowest and highest values</w:t>
       </w:r>
       <w:r>
         <w:t>, so the user should not be able to use the arrows further</w:t>
@@ -6590,9 +7002,11 @@
       <w:r>
         <w:t xml:space="preserve">Information is displayed around the edge of the gameplay screen so that it is not </w:t>
       </w:r>
+      <w:proofErr w:type="gramStart"/>
       <w:r>
         <w:t>distracting, but</w:t>
       </w:r>
+      <w:proofErr w:type="gramEnd"/>
       <w:r>
         <w:t xml:space="preserve"> can still be easily checked by the user.</w:t>
       </w:r>
@@ -6874,8 +7288,21 @@
                 <w:tab w:val="center" w:pos="4513"/>
               </w:tabs>
             </w:pPr>
-            <w:r>
-              <w:t>Arraylist&lt;JFrame&gt;</w:t>
+            <w:proofErr w:type="spellStart"/>
+            <w:r>
+              <w:t>Arraylist</w:t>
+            </w:r>
+            <w:proofErr w:type="spellEnd"/>
+            <w:r>
+              <w:t>&lt;</w:t>
+            </w:r>
+            <w:proofErr w:type="spellStart"/>
+            <w:r>
+              <w:t>JFrame</w:t>
+            </w:r>
+            <w:proofErr w:type="spellEnd"/>
+            <w:r>
+              <w:t>&gt;</w:t>
             </w:r>
           </w:p>
         </w:tc>
@@ -6905,7 +7332,20 @@
               </w:tabs>
             </w:pPr>
             <w:r>
-              <w:t>Stores the 4 menus so that they can be accessed by the function getFrames()</w:t>
+              <w:t xml:space="preserve">Stores the 4 menus so that they can be accessed by the function </w:t>
+            </w:r>
+            <w:proofErr w:type="spellStart"/>
+            <w:proofErr w:type="gramStart"/>
+            <w:r>
+              <w:t>getFrames</w:t>
+            </w:r>
+            <w:proofErr w:type="spellEnd"/>
+            <w:r>
+              <w:t>(</w:t>
+            </w:r>
+            <w:proofErr w:type="gramEnd"/>
+            <w:r>
+              <w:t>)</w:t>
             </w:r>
           </w:p>
         </w:tc>
@@ -6983,9 +7423,11 @@
                 <w:tab w:val="center" w:pos="4513"/>
               </w:tabs>
             </w:pPr>
+            <w:proofErr w:type="spellStart"/>
             <w:r>
               <w:t>gamemode</w:t>
             </w:r>
+            <w:proofErr w:type="spellEnd"/>
           </w:p>
         </w:tc>
         <w:tc>
@@ -7162,9 +7604,11 @@
                 <w:tab w:val="center" w:pos="4513"/>
               </w:tabs>
             </w:pPr>
+            <w:proofErr w:type="spellStart"/>
             <w:r>
               <w:t>boolean</w:t>
             </w:r>
+            <w:proofErr w:type="spellEnd"/>
           </w:p>
         </w:tc>
         <w:tc>
@@ -7203,7 +7647,15 @@
               </w:tabs>
             </w:pPr>
             <w:r>
-              <w:t xml:space="preserve">Whether the game is paused. Food will not spawn and ants </w:t>
+              <w:t xml:space="preserve">Whether the game is paused. Food will not </w:t>
+            </w:r>
+            <w:proofErr w:type="gramStart"/>
+            <w:r>
+              <w:t>spawn</w:t>
+            </w:r>
+            <w:proofErr w:type="gramEnd"/>
+            <w:r>
+              <w:t xml:space="preserve"> and ants </w:t>
             </w:r>
             <w:r>
               <w:lastRenderedPageBreak/>
@@ -7240,8 +7692,13 @@
           <w:tab w:val="center" w:pos="4513"/>
         </w:tabs>
       </w:pPr>
-      <w:r>
-        <w:t>GameplayGrid – Panel used to display gameplay</w:t>
+      <w:proofErr w:type="spellStart"/>
+      <w:r>
+        <w:t>GameplayGrid</w:t>
+      </w:r>
+      <w:proofErr w:type="spellEnd"/>
+      <w:r>
+        <w:t xml:space="preserve"> – Panel used to display gameplay</w:t>
       </w:r>
     </w:p>
     <w:tbl>
@@ -7282,8 +7739,21 @@
                 <w:tab w:val="center" w:pos="4513"/>
               </w:tabs>
             </w:pPr>
-            <w:r>
-              <w:t>Arraylist&lt;JPanel&gt;</w:t>
+            <w:proofErr w:type="spellStart"/>
+            <w:r>
+              <w:t>Arraylist</w:t>
+            </w:r>
+            <w:proofErr w:type="spellEnd"/>
+            <w:r>
+              <w:t>&lt;</w:t>
+            </w:r>
+            <w:proofErr w:type="spellStart"/>
+            <w:r>
+              <w:t>JPanel</w:t>
+            </w:r>
+            <w:proofErr w:type="spellEnd"/>
+            <w:r>
+              <w:t>&gt;</w:t>
             </w:r>
           </w:p>
         </w:tc>
@@ -7353,7 +7823,25 @@
               </w:tabs>
             </w:pPr>
             <w:r>
-              <w:t xml:space="preserve">To access a tile at (x,y), the index is width*y+x </w:t>
+              <w:t>To access a tile at (</w:t>
+            </w:r>
+            <w:proofErr w:type="spellStart"/>
+            <w:proofErr w:type="gramStart"/>
+            <w:r>
+              <w:t>x,y</w:t>
+            </w:r>
+            <w:proofErr w:type="spellEnd"/>
+            <w:proofErr w:type="gramEnd"/>
+            <w:r>
+              <w:t>), the index is width*</w:t>
+            </w:r>
+            <w:proofErr w:type="spellStart"/>
+            <w:r>
+              <w:t>y+x</w:t>
+            </w:r>
+            <w:proofErr w:type="spellEnd"/>
+            <w:r>
+              <w:t xml:space="preserve"> </w:t>
             </w:r>
           </w:p>
         </w:tc>
@@ -7493,9 +7981,11 @@
                 <w:tab w:val="center" w:pos="4513"/>
               </w:tabs>
             </w:pPr>
+            <w:proofErr w:type="spellStart"/>
             <w:r>
               <w:t>CornerX</w:t>
             </w:r>
+            <w:proofErr w:type="spellEnd"/>
           </w:p>
         </w:tc>
         <w:tc>
@@ -7577,9 +8067,11 @@
                 <w:tab w:val="center" w:pos="4513"/>
               </w:tabs>
             </w:pPr>
+            <w:proofErr w:type="spellStart"/>
             <w:r>
               <w:t>CornerY</w:t>
             </w:r>
+            <w:proofErr w:type="spellEnd"/>
           </w:p>
         </w:tc>
         <w:tc>
@@ -7654,38 +8146,50 @@
                 <w:tab w:val="center" w:pos="4513"/>
               </w:tabs>
             </w:pPr>
+            <w:proofErr w:type="spellStart"/>
             <w:r>
               <w:t>GameMenu</w:t>
             </w:r>
-          </w:p>
-        </w:tc>
-        <w:tc>
-          <w:tcPr>
-            <w:tcW w:w="2254" w:type="dxa"/>
-          </w:tcPr>
-          <w:p>
-            <w:pPr>
-              <w:tabs>
-                <w:tab w:val="center" w:pos="4513"/>
-              </w:tabs>
-            </w:pPr>
+            <w:proofErr w:type="spellEnd"/>
+          </w:p>
+        </w:tc>
+        <w:tc>
+          <w:tcPr>
+            <w:tcW w:w="2254" w:type="dxa"/>
+          </w:tcPr>
+          <w:p>
+            <w:pPr>
+              <w:tabs>
+                <w:tab w:val="center" w:pos="4513"/>
+              </w:tabs>
+            </w:pPr>
+            <w:proofErr w:type="spellStart"/>
             <w:r>
               <w:t>GameMenu</w:t>
             </w:r>
-          </w:p>
-        </w:tc>
-        <w:tc>
-          <w:tcPr>
-            <w:tcW w:w="2254" w:type="dxa"/>
-          </w:tcPr>
-          <w:p>
-            <w:pPr>
-              <w:tabs>
-                <w:tab w:val="center" w:pos="4513"/>
-              </w:tabs>
-            </w:pPr>
-            <w:r>
-              <w:t>The GameMenu which contains the grid</w:t>
+            <w:proofErr w:type="spellEnd"/>
+          </w:p>
+        </w:tc>
+        <w:tc>
+          <w:tcPr>
+            <w:tcW w:w="2254" w:type="dxa"/>
+          </w:tcPr>
+          <w:p>
+            <w:pPr>
+              <w:tabs>
+                <w:tab w:val="center" w:pos="4513"/>
+              </w:tabs>
+            </w:pPr>
+            <w:r>
+              <w:t xml:space="preserve">The </w:t>
+            </w:r>
+            <w:proofErr w:type="spellStart"/>
+            <w:r>
+              <w:t>GameMenu</w:t>
+            </w:r>
+            <w:proofErr w:type="spellEnd"/>
+            <w:r>
+              <w:t xml:space="preserve"> which contains the grid</w:t>
             </w:r>
           </w:p>
         </w:tc>
@@ -7848,8 +8352,13 @@
           <w:tab w:val="center" w:pos="4513"/>
         </w:tabs>
       </w:pPr>
-      <w:r>
-        <w:t>GameMenu – Menu used to display gameplay as well as pause menu and information</w:t>
+      <w:proofErr w:type="spellStart"/>
+      <w:r>
+        <w:t>GameMenu</w:t>
+      </w:r>
+      <w:proofErr w:type="spellEnd"/>
+      <w:r>
+        <w:t xml:space="preserve"> – Menu used to display gameplay as well as pause menu and information</w:t>
       </w:r>
     </w:p>
     <w:p>
@@ -7960,8 +8469,13 @@
                 <w:tab w:val="center" w:pos="4513"/>
               </w:tabs>
             </w:pPr>
-            <w:r>
-              <w:t>Arraylist&lt;Ant&gt;</w:t>
+            <w:proofErr w:type="spellStart"/>
+            <w:r>
+              <w:t>Arraylist</w:t>
+            </w:r>
+            <w:proofErr w:type="spellEnd"/>
+            <w:r>
+              <w:t>&lt;Ant&gt;</w:t>
             </w:r>
           </w:p>
         </w:tc>
@@ -8007,23 +8521,30 @@
                 <w:tab w:val="center" w:pos="4513"/>
               </w:tabs>
             </w:pPr>
+            <w:proofErr w:type="spellStart"/>
             <w:r>
               <w:t>newants</w:t>
             </w:r>
-          </w:p>
-        </w:tc>
-        <w:tc>
-          <w:tcPr>
-            <w:tcW w:w="2254" w:type="dxa"/>
-          </w:tcPr>
-          <w:p>
-            <w:pPr>
-              <w:tabs>
-                <w:tab w:val="center" w:pos="4513"/>
-              </w:tabs>
-            </w:pPr>
-            <w:r>
-              <w:t>Arraylist&lt;Ant&gt;</w:t>
+            <w:proofErr w:type="spellEnd"/>
+          </w:p>
+        </w:tc>
+        <w:tc>
+          <w:tcPr>
+            <w:tcW w:w="2254" w:type="dxa"/>
+          </w:tcPr>
+          <w:p>
+            <w:pPr>
+              <w:tabs>
+                <w:tab w:val="center" w:pos="4513"/>
+              </w:tabs>
+            </w:pPr>
+            <w:proofErr w:type="spellStart"/>
+            <w:r>
+              <w:t>Arraylist</w:t>
+            </w:r>
+            <w:proofErr w:type="spellEnd"/>
+            <w:r>
+              <w:t>&lt;Ant&gt;</w:t>
             </w:r>
           </w:p>
         </w:tc>
@@ -8084,24 +8605,28 @@
                 <w:tab w:val="center" w:pos="4513"/>
               </w:tabs>
             </w:pPr>
+            <w:proofErr w:type="spellStart"/>
             <w:r>
               <w:t>GameplayGrid</w:t>
             </w:r>
-          </w:p>
-        </w:tc>
-        <w:tc>
-          <w:tcPr>
-            <w:tcW w:w="2254" w:type="dxa"/>
-          </w:tcPr>
-          <w:p>
-            <w:pPr>
-              <w:tabs>
-                <w:tab w:val="center" w:pos="4513"/>
-              </w:tabs>
-            </w:pPr>
+            <w:proofErr w:type="spellEnd"/>
+          </w:p>
+        </w:tc>
+        <w:tc>
+          <w:tcPr>
+            <w:tcW w:w="2254" w:type="dxa"/>
+          </w:tcPr>
+          <w:p>
+            <w:pPr>
+              <w:tabs>
+                <w:tab w:val="center" w:pos="4513"/>
+              </w:tabs>
+            </w:pPr>
+            <w:proofErr w:type="spellStart"/>
             <w:r>
               <w:t>GameplayGrid</w:t>
             </w:r>
+            <w:proofErr w:type="spellEnd"/>
           </w:p>
         </w:tc>
         <w:tc>
@@ -8193,9 +8718,11 @@
                 <w:tab w:val="center" w:pos="4513"/>
               </w:tabs>
             </w:pPr>
+            <w:proofErr w:type="spellStart"/>
             <w:r>
               <w:t>mainAnt</w:t>
             </w:r>
+            <w:proofErr w:type="spellEnd"/>
           </w:p>
         </w:tc>
         <w:tc>
@@ -8451,6 +8978,24 @@
               <w:t>playing</w:t>
             </w:r>
           </w:p>
+          <w:p>
+            <w:pPr>
+              <w:tabs>
+                <w:tab w:val="center" w:pos="4513"/>
+              </w:tabs>
+            </w:pPr>
+            <w:r>
+              <w:t xml:space="preserve">(Only </w:t>
+            </w:r>
+            <w:proofErr w:type="spellStart"/>
+            <w:r>
+              <w:t>PlayerAnt</w:t>
+            </w:r>
+            <w:proofErr w:type="spellEnd"/>
+            <w:r>
+              <w:t>)</w:t>
+            </w:r>
+          </w:p>
         </w:tc>
         <w:tc>
           <w:tcPr>
@@ -8525,38 +9070,63 @@
                 <w:tab w:val="center" w:pos="4513"/>
               </w:tabs>
             </w:pPr>
+            <w:proofErr w:type="spellStart"/>
             <w:r>
               <w:t>GameMenu</w:t>
             </w:r>
-          </w:p>
-        </w:tc>
-        <w:tc>
-          <w:tcPr>
-            <w:tcW w:w="2254" w:type="dxa"/>
-          </w:tcPr>
-          <w:p>
-            <w:pPr>
-              <w:tabs>
-                <w:tab w:val="center" w:pos="4513"/>
-              </w:tabs>
-            </w:pPr>
+            <w:proofErr w:type="spellEnd"/>
+          </w:p>
+        </w:tc>
+        <w:tc>
+          <w:tcPr>
+            <w:tcW w:w="2254" w:type="dxa"/>
+          </w:tcPr>
+          <w:p>
+            <w:pPr>
+              <w:tabs>
+                <w:tab w:val="center" w:pos="4513"/>
+              </w:tabs>
+            </w:pPr>
+            <w:proofErr w:type="spellStart"/>
             <w:r>
               <w:t>GameMenu</w:t>
             </w:r>
-          </w:p>
-        </w:tc>
-        <w:tc>
-          <w:tcPr>
-            <w:tcW w:w="2254" w:type="dxa"/>
-          </w:tcPr>
-          <w:p>
-            <w:pPr>
-              <w:tabs>
-                <w:tab w:val="center" w:pos="4513"/>
-              </w:tabs>
-            </w:pPr>
-            <w:r>
-              <w:t>The GameMenu – needed to use methods such as addAnt() to keep track of all ants.</w:t>
+            <w:proofErr w:type="spellEnd"/>
+          </w:p>
+        </w:tc>
+        <w:tc>
+          <w:tcPr>
+            <w:tcW w:w="2254" w:type="dxa"/>
+          </w:tcPr>
+          <w:p>
+            <w:pPr>
+              <w:tabs>
+                <w:tab w:val="center" w:pos="4513"/>
+              </w:tabs>
+            </w:pPr>
+            <w:r>
+              <w:t xml:space="preserve">The </w:t>
+            </w:r>
+            <w:proofErr w:type="spellStart"/>
+            <w:r>
+              <w:t>GameMenu</w:t>
+            </w:r>
+            <w:proofErr w:type="spellEnd"/>
+            <w:r>
+              <w:t xml:space="preserve"> – needed to use methods such as </w:t>
+            </w:r>
+            <w:proofErr w:type="spellStart"/>
+            <w:proofErr w:type="gramStart"/>
+            <w:r>
+              <w:t>addAnt</w:t>
+            </w:r>
+            <w:proofErr w:type="spellEnd"/>
+            <w:r>
+              <w:t>(</w:t>
+            </w:r>
+            <w:proofErr w:type="gramEnd"/>
+            <w:r>
+              <w:t>) to keep track of all ants.</w:t>
             </w:r>
           </w:p>
         </w:tc>
@@ -8587,24 +9157,28 @@
                 <w:tab w:val="center" w:pos="4513"/>
               </w:tabs>
             </w:pPr>
+            <w:proofErr w:type="spellStart"/>
             <w:r>
               <w:t>GameplayGrid</w:t>
             </w:r>
-          </w:p>
-        </w:tc>
-        <w:tc>
-          <w:tcPr>
-            <w:tcW w:w="2254" w:type="dxa"/>
-          </w:tcPr>
-          <w:p>
-            <w:pPr>
-              <w:tabs>
-                <w:tab w:val="center" w:pos="4513"/>
-              </w:tabs>
-            </w:pPr>
+            <w:proofErr w:type="spellEnd"/>
+          </w:p>
+        </w:tc>
+        <w:tc>
+          <w:tcPr>
+            <w:tcW w:w="2254" w:type="dxa"/>
+          </w:tcPr>
+          <w:p>
+            <w:pPr>
+              <w:tabs>
+                <w:tab w:val="center" w:pos="4513"/>
+              </w:tabs>
+            </w:pPr>
+            <w:proofErr w:type="spellStart"/>
             <w:r>
               <w:t>GameplayGrid</w:t>
             </w:r>
+            <w:proofErr w:type="spellEnd"/>
           </w:p>
         </w:tc>
         <w:tc>
@@ -8897,9 +9471,11 @@
                 <w:tab w:val="center" w:pos="4513"/>
               </w:tabs>
             </w:pPr>
+            <w:proofErr w:type="spellStart"/>
             <w:r>
               <w:t>ImageIcon</w:t>
             </w:r>
+            <w:proofErr w:type="spellEnd"/>
           </w:p>
         </w:tc>
         <w:tc>
@@ -8930,7 +9506,15 @@
               </w:tabs>
             </w:pPr>
             <w:r>
-              <w:t>new ImageIcon(file)</w:t>
+              <w:t xml:space="preserve">new </w:t>
+            </w:r>
+            <w:proofErr w:type="spellStart"/>
+            <w:r>
+              <w:t>ImageIcon</w:t>
+            </w:r>
+            <w:proofErr w:type="spellEnd"/>
+            <w:r>
+              <w:t>(file)</w:t>
             </w:r>
           </w:p>
           <w:p>
@@ -8956,9 +9540,11 @@
                 <w:tab w:val="center" w:pos="4513"/>
               </w:tabs>
             </w:pPr>
+            <w:proofErr w:type="spellStart"/>
             <w:r>
               <w:t>PheromoneTopRight</w:t>
             </w:r>
+            <w:proofErr w:type="spellEnd"/>
           </w:p>
           <w:p>
             <w:pPr>
@@ -8976,39 +9562,47 @@
                 <w:tab w:val="center" w:pos="4513"/>
               </w:tabs>
             </w:pPr>
+            <w:proofErr w:type="spellStart"/>
             <w:r>
               <w:t>PheromoneTopLeft</w:t>
             </w:r>
-          </w:p>
-          <w:p>
-            <w:pPr>
-              <w:tabs>
-                <w:tab w:val="center" w:pos="4513"/>
-              </w:tabs>
-            </w:pPr>
+            <w:proofErr w:type="spellEnd"/>
+          </w:p>
+          <w:p>
+            <w:pPr>
+              <w:tabs>
+                <w:tab w:val="center" w:pos="4513"/>
+              </w:tabs>
+            </w:pPr>
+            <w:proofErr w:type="spellStart"/>
             <w:r>
               <w:t>PheromoneBottomRight</w:t>
             </w:r>
-          </w:p>
-          <w:p>
-            <w:pPr>
-              <w:tabs>
-                <w:tab w:val="center" w:pos="4513"/>
-              </w:tabs>
-            </w:pPr>
+            <w:proofErr w:type="spellEnd"/>
+          </w:p>
+          <w:p>
+            <w:pPr>
+              <w:tabs>
+                <w:tab w:val="center" w:pos="4513"/>
+              </w:tabs>
+            </w:pPr>
+            <w:proofErr w:type="spellStart"/>
             <w:r>
               <w:t>PheromoneHorizontal</w:t>
             </w:r>
-          </w:p>
-          <w:p>
-            <w:pPr>
-              <w:tabs>
-                <w:tab w:val="center" w:pos="4513"/>
-              </w:tabs>
-            </w:pPr>
+            <w:proofErr w:type="spellEnd"/>
+          </w:p>
+          <w:p>
+            <w:pPr>
+              <w:tabs>
+                <w:tab w:val="center" w:pos="4513"/>
+              </w:tabs>
+            </w:pPr>
+            <w:proofErr w:type="spellStart"/>
             <w:r>
               <w:t>PheromoneBottomLeft</w:t>
             </w:r>
+            <w:proofErr w:type="spellEnd"/>
           </w:p>
         </w:tc>
         <w:tc>
@@ -9423,7 +10017,15 @@
         </w:tabs>
       </w:pPr>
       <w:r>
-        <w:t>Encountered an error trying to add an image to a JPanel.</w:t>
+        <w:t xml:space="preserve">Encountered an error trying to add an image to a </w:t>
+      </w:r>
+      <w:proofErr w:type="spellStart"/>
+      <w:r>
+        <w:t>JPanel</w:t>
+      </w:r>
+      <w:proofErr w:type="spellEnd"/>
+      <w:r>
+        <w:t>.</w:t>
       </w:r>
     </w:p>
     <w:p>
@@ -9436,8 +10038,13 @@
         <w:t xml:space="preserve">Fixed by switching its layout manager to </w:t>
       </w:r>
       <w:r>
-        <w:t>a FlowLayout</w:t>
-      </w:r>
+        <w:t xml:space="preserve">a </w:t>
+      </w:r>
+      <w:proofErr w:type="spellStart"/>
+      <w:r>
+        <w:t>FlowLayout</w:t>
+      </w:r>
+      <w:proofErr w:type="spellEnd"/>
     </w:p>
     <w:p>
       <w:pPr>
@@ -9677,7 +10284,17 @@
         <w:t>int difficulty</w:t>
       </w:r>
       <w:r>
-        <w:t xml:space="preserve"> = game.getDifficulty()</w:t>
+        <w:t xml:space="preserve"> = </w:t>
+      </w:r>
+      <w:proofErr w:type="spellStart"/>
+      <w:proofErr w:type="gramStart"/>
+      <w:r>
+        <w:t>game.getDifficulty</w:t>
+      </w:r>
+      <w:proofErr w:type="spellEnd"/>
+      <w:proofErr w:type="gramEnd"/>
+      <w:r>
+        <w:t>()</w:t>
       </w:r>
     </w:p>
     <w:p>
@@ -9690,7 +10307,17 @@
         <w:t>int mode</w:t>
       </w:r>
       <w:r>
-        <w:t xml:space="preserve"> = game.getMode()</w:t>
+        <w:t xml:space="preserve"> = </w:t>
+      </w:r>
+      <w:proofErr w:type="spellStart"/>
+      <w:proofErr w:type="gramStart"/>
+      <w:r>
+        <w:t>game.getMode</w:t>
+      </w:r>
+      <w:proofErr w:type="spellEnd"/>
+      <w:proofErr w:type="gramEnd"/>
+      <w:r>
+        <w:t>()</w:t>
       </w:r>
     </w:p>
     <w:p>
@@ -9703,7 +10330,17 @@
         <w:t>int map</w:t>
       </w:r>
       <w:r>
-        <w:t xml:space="preserve"> = game.getMap()</w:t>
+        <w:t xml:space="preserve"> = </w:t>
+      </w:r>
+      <w:proofErr w:type="spellStart"/>
+      <w:proofErr w:type="gramStart"/>
+      <w:r>
+        <w:t>game.getMap</w:t>
+      </w:r>
+      <w:proofErr w:type="spellEnd"/>
+      <w:proofErr w:type="gramEnd"/>
+      <w:r>
+        <w:t>()</w:t>
       </w:r>
     </w:p>
     <w:p>
@@ -9719,12 +10356,14 @@
           <w:tab w:val="left" w:pos="3240"/>
         </w:tabs>
       </w:pPr>
+      <w:proofErr w:type="spellStart"/>
       <w:r>
         <w:t>Array</w:t>
       </w:r>
       <w:r>
         <w:t>list</w:t>
       </w:r>
+      <w:proofErr w:type="spellEnd"/>
       <w:r>
         <w:t xml:space="preserve"> </w:t>
       </w:r>
@@ -9732,14 +10371,21 @@
         <w:t>A</w:t>
       </w:r>
       <w:r>
-        <w:t>rrows= new Array</w:t>
+        <w:t xml:space="preserve">rrows= new </w:t>
+      </w:r>
+      <w:proofErr w:type="spellStart"/>
+      <w:proofErr w:type="gramStart"/>
+      <w:r>
+        <w:t>Array</w:t>
       </w:r>
       <w:r>
         <w:t>list</w:t>
       </w:r>
+      <w:proofErr w:type="spellEnd"/>
       <w:r>
         <w:t>(</w:t>
       </w:r>
+      <w:proofErr w:type="gramEnd"/>
       <w:r>
         <w:t>Button)</w:t>
       </w:r>
@@ -9750,8 +10396,13 @@
           <w:tab w:val="left" w:pos="3240"/>
         </w:tabs>
       </w:pPr>
-      <w:r>
-        <w:t>difficultyUp =</w:t>
+      <w:proofErr w:type="spellStart"/>
+      <w:r>
+        <w:t>difficultyUp</w:t>
+      </w:r>
+      <w:proofErr w:type="spellEnd"/>
+      <w:r>
+        <w:t xml:space="preserve"> =</w:t>
       </w:r>
       <w:r>
         <w:t xml:space="preserve"> New</w:t>
@@ -9772,9 +10423,19 @@
           <w:tab w:val="left" w:pos="3240"/>
         </w:tabs>
       </w:pPr>
-      <w:r>
-        <w:t>Arrows.add difficultyUp</w:t>
-      </w:r>
+      <w:proofErr w:type="spellStart"/>
+      <w:r>
+        <w:t>Arrows.add</w:t>
+      </w:r>
+      <w:proofErr w:type="spellEnd"/>
+      <w:r>
+        <w:t xml:space="preserve"> </w:t>
+      </w:r>
+      <w:proofErr w:type="spellStart"/>
+      <w:r>
+        <w:t>difficultyUp</w:t>
+      </w:r>
+      <w:proofErr w:type="spellEnd"/>
     </w:p>
     <w:p>
       <w:pPr>
@@ -9782,8 +10443,21 @@
           <w:tab w:val="left" w:pos="3240"/>
         </w:tabs>
       </w:pPr>
-      <w:r>
-        <w:t>gameModeUp= New Button(“GameMode”)</w:t>
+      <w:proofErr w:type="spellStart"/>
+      <w:r>
+        <w:t>gameModeUp</w:t>
+      </w:r>
+      <w:proofErr w:type="spellEnd"/>
+      <w:r>
+        <w:t>= New Button(“</w:t>
+      </w:r>
+      <w:proofErr w:type="spellStart"/>
+      <w:r>
+        <w:t>GameMode</w:t>
+      </w:r>
+      <w:proofErr w:type="spellEnd"/>
+      <w:r>
+        <w:t>”)</w:t>
       </w:r>
     </w:p>
     <w:p>
@@ -9792,12 +10466,19 @@
           <w:tab w:val="left" w:pos="3240"/>
         </w:tabs>
       </w:pPr>
-      <w:r>
-        <w:t xml:space="preserve">Arrows.add </w:t>
-      </w:r>
+      <w:proofErr w:type="spellStart"/>
+      <w:r>
+        <w:t>Arrows.add</w:t>
+      </w:r>
+      <w:proofErr w:type="spellEnd"/>
+      <w:r>
+        <w:t xml:space="preserve"> </w:t>
+      </w:r>
+      <w:proofErr w:type="spellStart"/>
       <w:r>
         <w:t>gameModeUp</w:t>
       </w:r>
+      <w:proofErr w:type="spellEnd"/>
     </w:p>
     <w:p>
       <w:pPr>
@@ -9805,8 +10486,13 @@
           <w:tab w:val="left" w:pos="3240"/>
         </w:tabs>
       </w:pPr>
-      <w:r>
-        <w:t>mapUp= New Button(“Map”)</w:t>
+      <w:proofErr w:type="spellStart"/>
+      <w:r>
+        <w:t>mapUp</w:t>
+      </w:r>
+      <w:proofErr w:type="spellEnd"/>
+      <w:r>
+        <w:t>= New Button(“Map”)</w:t>
       </w:r>
     </w:p>
     <w:p>
@@ -9815,12 +10501,19 @@
           <w:tab w:val="left" w:pos="3240"/>
         </w:tabs>
       </w:pPr>
-      <w:r>
-        <w:t xml:space="preserve">Arrows.add </w:t>
-      </w:r>
+      <w:proofErr w:type="spellStart"/>
+      <w:r>
+        <w:t>Arrows.add</w:t>
+      </w:r>
+      <w:proofErr w:type="spellEnd"/>
+      <w:r>
+        <w:t xml:space="preserve"> </w:t>
+      </w:r>
+      <w:proofErr w:type="spellStart"/>
       <w:r>
         <w:t>mapUp</w:t>
       </w:r>
+      <w:proofErr w:type="spellEnd"/>
     </w:p>
     <w:p>
       <w:pPr>
@@ -9828,8 +10521,13 @@
           <w:tab w:val="left" w:pos="3240"/>
         </w:tabs>
       </w:pPr>
-      <w:r>
-        <w:t>difficultyDown=</w:t>
+      <w:proofErr w:type="spellStart"/>
+      <w:r>
+        <w:t>difficultyDown</w:t>
+      </w:r>
+      <w:proofErr w:type="spellEnd"/>
+      <w:r>
+        <w:t>=</w:t>
       </w:r>
       <w:r>
         <w:t xml:space="preserve"> </w:t>
@@ -9844,12 +10542,19 @@
           <w:tab w:val="left" w:pos="3240"/>
         </w:tabs>
       </w:pPr>
-      <w:r>
-        <w:t xml:space="preserve">Arrows.add </w:t>
-      </w:r>
+      <w:proofErr w:type="spellStart"/>
+      <w:r>
+        <w:t>Arrows.add</w:t>
+      </w:r>
+      <w:proofErr w:type="spellEnd"/>
+      <w:r>
+        <w:t xml:space="preserve"> </w:t>
+      </w:r>
+      <w:proofErr w:type="spellStart"/>
       <w:r>
         <w:t>difficultyDown</w:t>
       </w:r>
+      <w:proofErr w:type="spellEnd"/>
     </w:p>
     <w:p>
       <w:pPr>
@@ -9857,14 +10562,27 @@
           <w:tab w:val="left" w:pos="3240"/>
         </w:tabs>
       </w:pPr>
-      <w:r>
-        <w:t>gameModeDown=</w:t>
+      <w:proofErr w:type="spellStart"/>
+      <w:r>
+        <w:t>gameModeDown</w:t>
+      </w:r>
+      <w:proofErr w:type="spellEnd"/>
+      <w:r>
+        <w:t>=</w:t>
       </w:r>
       <w:r>
         <w:t xml:space="preserve"> </w:t>
       </w:r>
       <w:r>
-        <w:t>New Button(“GameMode”)</w:t>
+        <w:t>New Button(“</w:t>
+      </w:r>
+      <w:proofErr w:type="spellStart"/>
+      <w:r>
+        <w:t>GameMode</w:t>
+      </w:r>
+      <w:proofErr w:type="spellEnd"/>
+      <w:r>
+        <w:t>”)</w:t>
       </w:r>
     </w:p>
     <w:p>
@@ -9873,12 +10591,19 @@
           <w:tab w:val="left" w:pos="3240"/>
         </w:tabs>
       </w:pPr>
-      <w:r>
-        <w:t xml:space="preserve">Arrows.add </w:t>
-      </w:r>
+      <w:proofErr w:type="spellStart"/>
+      <w:r>
+        <w:t>Arrows.add</w:t>
+      </w:r>
+      <w:proofErr w:type="spellEnd"/>
+      <w:r>
+        <w:t xml:space="preserve"> </w:t>
+      </w:r>
+      <w:proofErr w:type="spellStart"/>
       <w:r>
         <w:t>gameModeDown</w:t>
       </w:r>
+      <w:proofErr w:type="spellEnd"/>
     </w:p>
     <w:p>
       <w:pPr>
@@ -9886,8 +10611,13 @@
           <w:tab w:val="left" w:pos="3240"/>
         </w:tabs>
       </w:pPr>
-      <w:r>
-        <w:t>mapDown=</w:t>
+      <w:proofErr w:type="spellStart"/>
+      <w:r>
+        <w:t>mapDown</w:t>
+      </w:r>
+      <w:proofErr w:type="spellEnd"/>
+      <w:r>
+        <w:t>=</w:t>
       </w:r>
       <w:r>
         <w:t xml:space="preserve"> </w:t>
@@ -9902,12 +10632,19 @@
           <w:tab w:val="left" w:pos="3240"/>
         </w:tabs>
       </w:pPr>
-      <w:r>
-        <w:t xml:space="preserve">Arrows.add </w:t>
-      </w:r>
+      <w:proofErr w:type="spellStart"/>
+      <w:r>
+        <w:t>Arrows.add</w:t>
+      </w:r>
+      <w:proofErr w:type="spellEnd"/>
+      <w:r>
+        <w:t xml:space="preserve"> </w:t>
+      </w:r>
+      <w:proofErr w:type="spellStart"/>
       <w:r>
         <w:t>mapDown</w:t>
       </w:r>
+      <w:proofErr w:type="spellEnd"/>
     </w:p>
     <w:p>
       <w:pPr>
@@ -9916,7 +10653,15 @@
         </w:tabs>
       </w:pPr>
       <w:r>
-        <w:t>method update():</w:t>
+        <w:t xml:space="preserve">method </w:t>
+      </w:r>
+      <w:proofErr w:type="gramStart"/>
+      <w:r>
+        <w:t>update(</w:t>
+      </w:r>
+      <w:proofErr w:type="gramEnd"/>
+      <w:r>
+        <w:t>):</w:t>
       </w:r>
     </w:p>
     <w:p>
@@ -9944,8 +10689,13 @@
           <w:tab w:val="left" w:pos="3240"/>
         </w:tabs>
       </w:pPr>
-      <w:r>
-        <w:t>Button.setGray(false)</w:t>
+      <w:proofErr w:type="spellStart"/>
+      <w:r>
+        <w:t>Button.setGray</w:t>
+      </w:r>
+      <w:proofErr w:type="spellEnd"/>
+      <w:r>
+        <w:t>(false)</w:t>
       </w:r>
     </w:p>
     <w:p>
@@ -9965,10 +10715,23 @@
         </w:tabs>
       </w:pPr>
       <w:r>
-        <w:t>if(difficulty=9):difficulty</w:t>
-      </w:r>
-      <w:r>
-        <w:t>Up.setGray(true)</w:t>
+        <w:t>if(difficulty=9</w:t>
+      </w:r>
+      <w:proofErr w:type="gramStart"/>
+      <w:r>
+        <w:t>):</w:t>
+      </w:r>
+      <w:proofErr w:type="spellStart"/>
+      <w:r>
+        <w:t>difficulty</w:t>
+      </w:r>
+      <w:r>
+        <w:t>Up.setGray</w:t>
+      </w:r>
+      <w:proofErr w:type="spellEnd"/>
+      <w:proofErr w:type="gramEnd"/>
+      <w:r>
+        <w:t>(true)</w:t>
       </w:r>
     </w:p>
     <w:p>
@@ -9978,7 +10741,15 @@
         </w:tabs>
       </w:pPr>
       <w:r>
-        <w:t>if(difficulty=0): difficultyDown.setGray(true)</w:t>
+        <w:t xml:space="preserve">if(difficulty=0): </w:t>
+      </w:r>
+      <w:proofErr w:type="spellStart"/>
+      <w:r>
+        <w:t>difficultyDown.setGray</w:t>
+      </w:r>
+      <w:proofErr w:type="spellEnd"/>
+      <w:r>
+        <w:t>(true)</w:t>
       </w:r>
     </w:p>
     <w:p>
@@ -9988,7 +10759,15 @@
         </w:tabs>
       </w:pPr>
       <w:r>
-        <w:t>if(map=2): mapUp.setGray(true)</w:t>
+        <w:t xml:space="preserve">if(map=2): </w:t>
+      </w:r>
+      <w:proofErr w:type="spellStart"/>
+      <w:r>
+        <w:t>mapUp.setGray</w:t>
+      </w:r>
+      <w:proofErr w:type="spellEnd"/>
+      <w:r>
+        <w:t>(true)</w:t>
       </w:r>
     </w:p>
     <w:p>
@@ -9998,7 +10777,15 @@
         </w:tabs>
       </w:pPr>
       <w:r>
-        <w:t>if(map=0): mapDown.setGray(true)</w:t>
+        <w:t xml:space="preserve">if(map=0): </w:t>
+      </w:r>
+      <w:proofErr w:type="spellStart"/>
+      <w:r>
+        <w:t>mapDown.setGray</w:t>
+      </w:r>
+      <w:proofErr w:type="spellEnd"/>
+      <w:r>
+        <w:t>(true)</w:t>
       </w:r>
     </w:p>
     <w:p>
@@ -10011,7 +10798,20 @@
         <w:t>if(mode=</w:t>
       </w:r>
       <w:r>
-        <w:t>2):gameModeUp.setGray(true)</w:t>
+        <w:t>2</w:t>
+      </w:r>
+      <w:proofErr w:type="gramStart"/>
+      <w:r>
+        <w:t>):</w:t>
+      </w:r>
+      <w:proofErr w:type="spellStart"/>
+      <w:r>
+        <w:t>gameModeUp.setGray</w:t>
+      </w:r>
+      <w:proofErr w:type="spellEnd"/>
+      <w:proofErr w:type="gramEnd"/>
+      <w:r>
+        <w:t>(true)</w:t>
       </w:r>
     </w:p>
     <w:p>
@@ -10022,7 +10822,20 @@
       </w:pPr>
       <w:r>
         <w:lastRenderedPageBreak/>
-        <w:t>if(mode=0):gameModeDown.setGray(true)</w:t>
+        <w:t>if(mode=0</w:t>
+      </w:r>
+      <w:proofErr w:type="gramStart"/>
+      <w:r>
+        <w:t>):</w:t>
+      </w:r>
+      <w:proofErr w:type="spellStart"/>
+      <w:r>
+        <w:t>gameModeDown.setGray</w:t>
+      </w:r>
+      <w:proofErr w:type="spellEnd"/>
+      <w:proofErr w:type="gramEnd"/>
+      <w:r>
+        <w:t>(true)</w:t>
       </w:r>
     </w:p>
     <w:p>
@@ -10126,7 +10939,15 @@
         </w:tabs>
       </w:pPr>
       <w:r>
-        <w:t>This was fixed by passing the game as a parameter to the settingsMenu constructor</w:t>
+        <w:t xml:space="preserve">This was fixed by passing the game as a parameter to the </w:t>
+      </w:r>
+      <w:proofErr w:type="spellStart"/>
+      <w:r>
+        <w:t>settingsMenu</w:t>
+      </w:r>
+      <w:proofErr w:type="spellEnd"/>
+      <w:r>
+        <w:t xml:space="preserve"> constructor</w:t>
       </w:r>
       <w:r>
         <w:t xml:space="preserve"> rather than accessing it from a static context</w:t>
@@ -10363,7 +11184,15 @@
               </w:tabs>
             </w:pPr>
             <w:r>
-              <w:t>The value is changed and the new result is displayed to the user</w:t>
+              <w:t xml:space="preserve">The value is </w:t>
+            </w:r>
+            <w:proofErr w:type="gramStart"/>
+            <w:r>
+              <w:t>changed</w:t>
+            </w:r>
+            <w:proofErr w:type="gramEnd"/>
+            <w:r>
+              <w:t xml:space="preserve"> and the new result is displayed to the user</w:t>
             </w:r>
           </w:p>
         </w:tc>
@@ -10425,7 +11254,23 @@
               </w:tabs>
             </w:pPr>
             <w:r>
-              <w:t xml:space="preserve">The setting should reach a final state and the arrow will be grayed out </w:t>
+              <w:t xml:space="preserve">The setting should reach a final </w:t>
+            </w:r>
+            <w:proofErr w:type="gramStart"/>
+            <w:r>
+              <w:t>state</w:t>
+            </w:r>
+            <w:proofErr w:type="gramEnd"/>
+            <w:r>
+              <w:t xml:space="preserve"> and the arrow will be </w:t>
+            </w:r>
+            <w:proofErr w:type="spellStart"/>
+            <w:r>
+              <w:t>grayed</w:t>
+            </w:r>
+            <w:proofErr w:type="spellEnd"/>
+            <w:r>
+              <w:t xml:space="preserve"> out </w:t>
             </w:r>
           </w:p>
         </w:tc>
@@ -10456,7 +11301,15 @@
               </w:tabs>
             </w:pPr>
             <w:r>
-              <w:t>The arrow turns gray at the limiting value, and reverts to black when the setting is changed back</w:t>
+              <w:t xml:space="preserve">The arrow turns </w:t>
+            </w:r>
+            <w:proofErr w:type="spellStart"/>
+            <w:r>
+              <w:t>gray</w:t>
+            </w:r>
+            <w:proofErr w:type="spellEnd"/>
+            <w:r>
+              <w:t xml:space="preserve"> at the limiting value, and reverts to black when the setting is changed back</w:t>
             </w:r>
           </w:p>
         </w:tc>
@@ -10496,7 +11349,15 @@
         <w:t>brown colour for the background to look like dirt</w:t>
       </w:r>
       <w:r>
-        <w:t>, specified with the rgb values: 150,75,0</w:t>
+        <w:t xml:space="preserve">, specified with the </w:t>
+      </w:r>
+      <w:proofErr w:type="spellStart"/>
+      <w:r>
+        <w:t>rgb</w:t>
+      </w:r>
+      <w:proofErr w:type="spellEnd"/>
+      <w:r>
+        <w:t xml:space="preserve"> values: 150,75,0</w:t>
       </w:r>
     </w:p>
     <w:p>
@@ -10610,14 +11471,46 @@
         </w:tabs>
       </w:pPr>
       <w:r>
-        <w:t>Initialising the gamePlay grid as 10x10</w:t>
-      </w:r>
-      <w:r>
-        <w:t xml:space="preserve">. An arraylist is used to store tiles. I did not use a 2d array, as there are likely to be a large number of rows, so it may be more efficient to </w:t>
+        <w:t xml:space="preserve">Initialising the </w:t>
+      </w:r>
+      <w:proofErr w:type="spellStart"/>
+      <w:r>
+        <w:t>gamePlay</w:t>
+      </w:r>
+      <w:proofErr w:type="spellEnd"/>
+      <w:r>
+        <w:t xml:space="preserve"> grid as 10x10</w:t>
+      </w:r>
+      <w:r>
+        <w:t xml:space="preserve">. An </w:t>
+      </w:r>
+      <w:proofErr w:type="spellStart"/>
+      <w:r>
+        <w:t>arraylist</w:t>
+      </w:r>
+      <w:proofErr w:type="spellEnd"/>
+      <w:r>
+        <w:t xml:space="preserve"> is used to store tiles. I did not use a 2d array, as there are likely to be </w:t>
+      </w:r>
+      <w:proofErr w:type="gramStart"/>
+      <w:r>
+        <w:t>a large number of</w:t>
+      </w:r>
+      <w:proofErr w:type="gramEnd"/>
+      <w:r>
+        <w:t xml:space="preserve"> rows, so it may be more efficient to </w:t>
       </w:r>
       <w:r>
         <w:lastRenderedPageBreak/>
-        <w:t>avoid instantiating and accessing an array for each row individually. All rows will have the same number of tiles, therefore a dynamic implementation is not needed for each one.</w:t>
+        <w:t xml:space="preserve">avoid instantiating and accessing an array for each row individually. All rows will have the same number of </w:t>
+      </w:r>
+      <w:proofErr w:type="gramStart"/>
+      <w:r>
+        <w:t>tiles,</w:t>
+      </w:r>
+      <w:proofErr w:type="gramEnd"/>
+      <w:r>
+        <w:t xml:space="preserve"> therefore a dynamic implementation is not needed for each one.</w:t>
       </w:r>
       <w:r>
         <w:rPr>
@@ -11403,7 +12296,15 @@
         </w:tabs>
       </w:pPr>
       <w:r>
-        <w:t xml:space="preserve">The movement now works as intended, but throws an error when trying to move past the top left corner. </w:t>
+        <w:t xml:space="preserve">The movement now works as </w:t>
+      </w:r>
+      <w:proofErr w:type="gramStart"/>
+      <w:r>
+        <w:t>intended, but</w:t>
+      </w:r>
+      <w:proofErr w:type="gramEnd"/>
+      <w:r>
+        <w:t xml:space="preserve"> throws an error when trying to move past the top left corner. </w:t>
       </w:r>
     </w:p>
     <w:p>
@@ -11460,7 +12361,20 @@
         </w:tabs>
       </w:pPr>
       <w:r>
-        <w:t>This was fixed by adding a try catch loop to the getTile() function</w:t>
+        <w:t xml:space="preserve">This was fixed by adding a try catch loop to the </w:t>
+      </w:r>
+      <w:proofErr w:type="spellStart"/>
+      <w:proofErr w:type="gramStart"/>
+      <w:r>
+        <w:t>getTile</w:t>
+      </w:r>
+      <w:proofErr w:type="spellEnd"/>
+      <w:r>
+        <w:t>(</w:t>
+      </w:r>
+      <w:proofErr w:type="gramEnd"/>
+      <w:r>
+        <w:t>) function</w:t>
       </w:r>
     </w:p>
     <w:p>
@@ -11844,8 +12758,18 @@
           <w:tab w:val="center" w:pos="4513"/>
         </w:tabs>
       </w:pPr>
-      <w:r>
-        <w:t>addRandomFood() method:</w:t>
+      <w:proofErr w:type="spellStart"/>
+      <w:proofErr w:type="gramStart"/>
+      <w:r>
+        <w:t>addRandomFood</w:t>
+      </w:r>
+      <w:proofErr w:type="spellEnd"/>
+      <w:r>
+        <w:t>(</w:t>
+      </w:r>
+      <w:proofErr w:type="gramEnd"/>
+      <w:r>
+        <w:t>) method:</w:t>
       </w:r>
     </w:p>
     <w:p>
@@ -11923,27 +12847,59 @@
         <w:t>empty</w:t>
       </w:r>
       <w:r>
-        <w:t xml:space="preserve"> tile will take 5000 method calls to be replaced by a food tile at the highest difficulty(9), and only 500 calls at the lowest difficulty(0).</w:t>
-      </w:r>
-    </w:p>
-    <w:p>
-      <w:pPr>
-        <w:tabs>
-          <w:tab w:val="center" w:pos="4513"/>
-        </w:tabs>
-      </w:pPr>
-      <w:r>
-        <w:t>Since each tick is 100 ms, this means that it will take from 50 seconds to 500 seconds on average for an empty tile to generate food, depending on the difficulty as I believe this is a balanced spawning rate.</w:t>
-      </w:r>
-    </w:p>
-    <w:p>
-      <w:pPr>
-        <w:tabs>
-          <w:tab w:val="center" w:pos="4513"/>
-        </w:tabs>
-      </w:pPr>
-      <w:r>
-        <w:t>Only empty tiles can be replaced with food, any other tiles will be left the same as before.</w:t>
+        <w:t xml:space="preserve"> tile will take 5000 method calls to be replaced by a food tile at the highest </w:t>
+      </w:r>
+      <w:proofErr w:type="gramStart"/>
+      <w:r>
+        <w:t>difficulty(</w:t>
+      </w:r>
+      <w:proofErr w:type="gramEnd"/>
+      <w:r>
+        <w:t xml:space="preserve">9), and only 500 calls at the lowest </w:t>
+      </w:r>
+      <w:proofErr w:type="gramStart"/>
+      <w:r>
+        <w:t>difficulty(</w:t>
+      </w:r>
+      <w:proofErr w:type="gramEnd"/>
+      <w:r>
+        <w:t>0).</w:t>
+      </w:r>
+    </w:p>
+    <w:p>
+      <w:pPr>
+        <w:tabs>
+          <w:tab w:val="center" w:pos="4513"/>
+        </w:tabs>
+      </w:pPr>
+      <w:r>
+        <w:t xml:space="preserve">Since each tick is 100 </w:t>
+      </w:r>
+      <w:proofErr w:type="spellStart"/>
+      <w:r>
+        <w:t>ms</w:t>
+      </w:r>
+      <w:proofErr w:type="spellEnd"/>
+      <w:r>
+        <w:t>, this means that it will take from 50 seconds to 500 seconds on average for an empty tile to generate food, depending on the difficulty as I believe this is a balanced spawning rate.</w:t>
+      </w:r>
+    </w:p>
+    <w:p>
+      <w:pPr>
+        <w:tabs>
+          <w:tab w:val="center" w:pos="4513"/>
+        </w:tabs>
+      </w:pPr>
+      <w:r>
+        <w:t xml:space="preserve">Only empty tiles can be replaced with </w:t>
+      </w:r>
+      <w:proofErr w:type="gramStart"/>
+      <w:r>
+        <w:t>food,</w:t>
+      </w:r>
+      <w:proofErr w:type="gramEnd"/>
+      <w:r>
+        <w:t xml:space="preserve"> any other tiles will be left the same as before.</w:t>
       </w:r>
     </w:p>
     <w:p>
@@ -12310,48 +13266,88 @@
         </w:tabs>
       </w:pPr>
       <w:r>
-        <w:t>Int directionMoved</w:t>
-      </w:r>
-    </w:p>
-    <w:p>
-      <w:pPr>
-        <w:tabs>
-          <w:tab w:val="center" w:pos="4513"/>
-        </w:tabs>
-      </w:pPr>
-      <w:r>
-        <w:t>Int previousDirection</w:t>
-      </w:r>
-    </w:p>
-    <w:p>
-      <w:pPr>
-        <w:tabs>
-          <w:tab w:val="center" w:pos="4513"/>
-        </w:tabs>
-      </w:pPr>
-      <w:r>
-        <w:t>Boolean leaveTrail</w:t>
-      </w:r>
-    </w:p>
-    <w:p>
-      <w:pPr>
-        <w:tabs>
-          <w:tab w:val="center" w:pos="4513"/>
-        </w:tabs>
-      </w:pPr>
-      <w:r>
-        <w:t>IF(spacePressed())</w:t>
-      </w:r>
-    </w:p>
-    <w:p>
-      <w:pPr>
-        <w:tabs>
-          <w:tab w:val="center" w:pos="4513"/>
-        </w:tabs>
-      </w:pPr>
-      <w:r>
-        <w:t>leaveTrail=!leaveTrail</w:t>
-      </w:r>
+        <w:t xml:space="preserve">Int </w:t>
+      </w:r>
+      <w:proofErr w:type="spellStart"/>
+      <w:r>
+        <w:t>directionMoved</w:t>
+      </w:r>
+      <w:proofErr w:type="spellEnd"/>
+    </w:p>
+    <w:p>
+      <w:pPr>
+        <w:tabs>
+          <w:tab w:val="center" w:pos="4513"/>
+        </w:tabs>
+      </w:pPr>
+      <w:r>
+        <w:t xml:space="preserve">Int </w:t>
+      </w:r>
+      <w:proofErr w:type="spellStart"/>
+      <w:r>
+        <w:t>previousDirection</w:t>
+      </w:r>
+      <w:proofErr w:type="spellEnd"/>
+    </w:p>
+    <w:p>
+      <w:pPr>
+        <w:tabs>
+          <w:tab w:val="center" w:pos="4513"/>
+        </w:tabs>
+      </w:pPr>
+      <w:r>
+        <w:t xml:space="preserve">Boolean </w:t>
+      </w:r>
+      <w:proofErr w:type="spellStart"/>
+      <w:r>
+        <w:t>leaveTrail</w:t>
+      </w:r>
+      <w:proofErr w:type="spellEnd"/>
+    </w:p>
+    <w:p>
+      <w:pPr>
+        <w:tabs>
+          <w:tab w:val="center" w:pos="4513"/>
+        </w:tabs>
+      </w:pPr>
+      <w:proofErr w:type="gramStart"/>
+      <w:r>
+        <w:t>IF(</w:t>
+      </w:r>
+      <w:proofErr w:type="spellStart"/>
+      <w:r>
+        <w:t>spacePressed</w:t>
+      </w:r>
+      <w:proofErr w:type="spellEnd"/>
+      <w:r>
+        <w:t>(</w:t>
+      </w:r>
+      <w:proofErr w:type="gramEnd"/>
+      <w:r>
+        <w:t>))</w:t>
+      </w:r>
+    </w:p>
+    <w:p>
+      <w:pPr>
+        <w:tabs>
+          <w:tab w:val="center" w:pos="4513"/>
+        </w:tabs>
+      </w:pPr>
+      <w:proofErr w:type="spellStart"/>
+      <w:r>
+        <w:t>leaveTrail</w:t>
+      </w:r>
+      <w:proofErr w:type="spellEnd"/>
+      <w:proofErr w:type="gramStart"/>
+      <w:r>
+        <w:t>=!</w:t>
+      </w:r>
+      <w:proofErr w:type="spellStart"/>
+      <w:r>
+        <w:t>leaveTrail</w:t>
+      </w:r>
+      <w:proofErr w:type="spellEnd"/>
+      <w:proofErr w:type="gramEnd"/>
     </w:p>
     <w:p>
       <w:pPr>
@@ -12370,7 +13366,15 @@
         </w:tabs>
       </w:pPr>
       <w:r>
-        <w:t>Function move(int direction)</w:t>
+        <w:t xml:space="preserve">Function </w:t>
+      </w:r>
+      <w:proofErr w:type="gramStart"/>
+      <w:r>
+        <w:t>move(</w:t>
+      </w:r>
+      <w:proofErr w:type="gramEnd"/>
+      <w:r>
+        <w:t>int direction)</w:t>
       </w:r>
     </w:p>
     <w:p>
@@ -12403,54 +13407,109 @@
         <w:t xml:space="preserve">         if</w:t>
       </w:r>
       <w:r>
-        <w:t>(x+dx&gt;=0</w:t>
+        <w:t>(</w:t>
+      </w:r>
+      <w:proofErr w:type="spellStart"/>
+      <w:r>
+        <w:t>x+dx</w:t>
+      </w:r>
+      <w:proofErr w:type="spellEnd"/>
+      <w:r>
+        <w:t>&gt;=0</w:t>
       </w:r>
       <w:r>
         <w:t xml:space="preserve"> AND</w:t>
       </w:r>
       <w:r>
-        <w:t xml:space="preserve"> y+dy&gt;=0)</w:t>
-      </w:r>
-    </w:p>
-    <w:p>
-      <w:pPr>
-        <w:tabs>
-          <w:tab w:val="center" w:pos="4513"/>
-        </w:tabs>
-      </w:pPr>
-      <w:r>
-        <w:t xml:space="preserve">                previousDirection=directionMoved</w:t>
-      </w:r>
-    </w:p>
-    <w:p>
-      <w:pPr>
-        <w:tabs>
-          <w:tab w:val="center" w:pos="4513"/>
-        </w:tabs>
-      </w:pPr>
-      <w:r>
-        <w:t xml:space="preserve">               directionMoved=direction</w:t>
-      </w:r>
-    </w:p>
-    <w:p>
-      <w:pPr>
-        <w:tabs>
-          <w:tab w:val="center" w:pos="4513"/>
-        </w:tabs>
-      </w:pPr>
-      <w:r>
-        <w:t xml:space="preserve">              IF(leaveTrail)</w:t>
-      </w:r>
-    </w:p>
-    <w:p>
-      <w:pPr>
-        <w:tabs>
-          <w:tab w:val="center" w:pos="4513"/>
-        </w:tabs>
-      </w:pPr>
-      <w:r>
-        <w:t xml:space="preserve">               Try{</w:t>
-      </w:r>
+        <w:t xml:space="preserve"> </w:t>
+      </w:r>
+      <w:proofErr w:type="spellStart"/>
+      <w:r>
+        <w:t>y+dy</w:t>
+      </w:r>
+      <w:proofErr w:type="spellEnd"/>
+      <w:r>
+        <w:t>&gt;=0)</w:t>
+      </w:r>
+    </w:p>
+    <w:p>
+      <w:pPr>
+        <w:tabs>
+          <w:tab w:val="center" w:pos="4513"/>
+        </w:tabs>
+      </w:pPr>
+      <w:r>
+        <w:t xml:space="preserve">                </w:t>
+      </w:r>
+      <w:proofErr w:type="spellStart"/>
+      <w:r>
+        <w:t>previousDirection</w:t>
+      </w:r>
+      <w:proofErr w:type="spellEnd"/>
+      <w:r>
+        <w:t>=</w:t>
+      </w:r>
+      <w:proofErr w:type="spellStart"/>
+      <w:r>
+        <w:t>directionMoved</w:t>
+      </w:r>
+      <w:proofErr w:type="spellEnd"/>
+    </w:p>
+    <w:p>
+      <w:pPr>
+        <w:tabs>
+          <w:tab w:val="center" w:pos="4513"/>
+        </w:tabs>
+      </w:pPr>
+      <w:r>
+        <w:t xml:space="preserve">               </w:t>
+      </w:r>
+      <w:proofErr w:type="spellStart"/>
+      <w:r>
+        <w:t>directionMoved</w:t>
+      </w:r>
+      <w:proofErr w:type="spellEnd"/>
+      <w:r>
+        <w:t>=direction</w:t>
+      </w:r>
+    </w:p>
+    <w:p>
+      <w:pPr>
+        <w:tabs>
+          <w:tab w:val="center" w:pos="4513"/>
+        </w:tabs>
+      </w:pPr>
+      <w:r>
+        <w:t xml:space="preserve">              </w:t>
+      </w:r>
+      <w:proofErr w:type="gramStart"/>
+      <w:r>
+        <w:t>IF(</w:t>
+      </w:r>
+      <w:proofErr w:type="spellStart"/>
+      <w:proofErr w:type="gramEnd"/>
+      <w:r>
+        <w:t>leaveTrail</w:t>
+      </w:r>
+      <w:proofErr w:type="spellEnd"/>
+      <w:r>
+        <w:t>)</w:t>
+      </w:r>
+    </w:p>
+    <w:p>
+      <w:pPr>
+        <w:tabs>
+          <w:tab w:val="center" w:pos="4513"/>
+        </w:tabs>
+      </w:pPr>
+      <w:r>
+        <w:t xml:space="preserve">               </w:t>
+      </w:r>
+      <w:proofErr w:type="gramStart"/>
+      <w:r>
+        <w:t>Try{</w:t>
+      </w:r>
+      <w:proofErr w:type="gramEnd"/>
       <w:r>
         <w:br/>
         <w:t xml:space="preserve"> </w:t>
@@ -12460,23 +13519,67 @@
         <w:t xml:space="preserve">                     </w:t>
       </w:r>
       <w:r>
-        <w:t xml:space="preserve">   menu.setTile(x,y,new </w:t>
-      </w:r>
-      <w:r>
-        <w:t>pheromone(previousDirection+2, directionMoved)</w:t>
-      </w:r>
+        <w:t xml:space="preserve">   </w:t>
+      </w:r>
+      <w:proofErr w:type="spellStart"/>
+      <w:proofErr w:type="gramStart"/>
+      <w:r>
+        <w:t>menu.setTile</w:t>
+      </w:r>
+      <w:proofErr w:type="spellEnd"/>
+      <w:proofErr w:type="gramEnd"/>
+      <w:r>
+        <w:t>(</w:t>
+      </w:r>
+      <w:proofErr w:type="spellStart"/>
+      <w:proofErr w:type="gramStart"/>
+      <w:r>
+        <w:t>x,y</w:t>
+      </w:r>
+      <w:proofErr w:type="gramEnd"/>
+      <w:r>
+        <w:t>,new</w:t>
+      </w:r>
+      <w:proofErr w:type="spellEnd"/>
+      <w:r>
+        <w:t xml:space="preserve"> </w:t>
+      </w:r>
+      <w:proofErr w:type="gramStart"/>
+      <w:r>
+        <w:t>pheromone(</w:t>
+      </w:r>
+      <w:proofErr w:type="gramEnd"/>
+      <w:r>
+        <w:t xml:space="preserve">previousDirection+2, </w:t>
+      </w:r>
+      <w:proofErr w:type="spellStart"/>
+      <w:r>
+        <w:t>directionMoved</w:t>
+      </w:r>
+      <w:proofErr w:type="spellEnd"/>
       <w:r>
         <w:t>)</w:t>
       </w:r>
-    </w:p>
-    <w:p>
-      <w:pPr>
-        <w:tabs>
-          <w:tab w:val="center" w:pos="4513"/>
-        </w:tabs>
-      </w:pPr>
-      <w:r>
-        <w:t xml:space="preserve">               //Edges are equal when doing a 180 degree turn, so </w:t>
+      <w:r>
+        <w:t>)</w:t>
+      </w:r>
+    </w:p>
+    <w:p>
+      <w:pPr>
+        <w:tabs>
+          <w:tab w:val="center" w:pos="4513"/>
+        </w:tabs>
+      </w:pPr>
+      <w:r>
+        <w:t xml:space="preserve">               //Edges are equal when doing a </w:t>
+      </w:r>
+      <w:proofErr w:type="gramStart"/>
+      <w:r>
+        <w:t>180 degree</w:t>
+      </w:r>
+      <w:proofErr w:type="gramEnd"/>
+      <w:r>
+        <w:t xml:space="preserve"> turn, so </w:t>
       </w:r>
       <w:r>
         <w:t>causes error</w:t>
@@ -12494,29 +13597,47 @@
       <w:r>
         <w:t xml:space="preserve">                            </w:t>
       </w:r>
-      <w:r>
-        <w:t>Catch(error e)</w:t>
-      </w:r>
-      <w:r>
-        <w:t>{ return}</w:t>
-      </w:r>
-    </w:p>
-    <w:p>
-      <w:pPr>
-        <w:tabs>
-          <w:tab w:val="center" w:pos="4513"/>
-        </w:tabs>
-      </w:pPr>
-    </w:p>
-    <w:p>
-      <w:pPr>
-        <w:tabs>
-          <w:tab w:val="center" w:pos="4513"/>
-        </w:tabs>
-      </w:pPr>
-      <w:r>
-        <w:t xml:space="preserve">              ELSE(</w:t>
-      </w:r>
+      <w:proofErr w:type="gramStart"/>
+      <w:r>
+        <w:t>Catch(</w:t>
+      </w:r>
+      <w:proofErr w:type="gramEnd"/>
+      <w:r>
+        <w:t xml:space="preserve">error </w:t>
+      </w:r>
+      <w:proofErr w:type="gramStart"/>
+      <w:r>
+        <w:t>e)</w:t>
+      </w:r>
+      <w:r>
+        <w:t>{</w:t>
+      </w:r>
+      <w:proofErr w:type="gramEnd"/>
+      <w:r>
+        <w:t xml:space="preserve"> return}</w:t>
+      </w:r>
+    </w:p>
+    <w:p>
+      <w:pPr>
+        <w:tabs>
+          <w:tab w:val="center" w:pos="4513"/>
+        </w:tabs>
+      </w:pPr>
+    </w:p>
+    <w:p>
+      <w:pPr>
+        <w:tabs>
+          <w:tab w:val="center" w:pos="4513"/>
+        </w:tabs>
+      </w:pPr>
+      <w:r>
+        <w:t xml:space="preserve">              </w:t>
+      </w:r>
+      <w:proofErr w:type="gramStart"/>
+      <w:r>
+        <w:t>ELSE(</w:t>
+      </w:r>
+      <w:proofErr w:type="gramEnd"/>
     </w:p>
     <w:p>
       <w:pPr>
@@ -12527,11 +13648,41 @@
       <w:r>
         <w:t xml:space="preserve">                         </w:t>
       </w:r>
-      <w:r>
-        <w:t>menu.setTile(x,y,new</w:t>
-      </w:r>
-      <w:r>
-        <w:t xml:space="preserve"> emptyTile()</w:t>
+      <w:proofErr w:type="spellStart"/>
+      <w:proofErr w:type="gramStart"/>
+      <w:r>
+        <w:t>menu.setTile</w:t>
+      </w:r>
+      <w:proofErr w:type="spellEnd"/>
+      <w:proofErr w:type="gramEnd"/>
+      <w:r>
+        <w:t>(</w:t>
+      </w:r>
+      <w:proofErr w:type="spellStart"/>
+      <w:proofErr w:type="gramStart"/>
+      <w:r>
+        <w:t>x,y</w:t>
+      </w:r>
+      <w:proofErr w:type="gramEnd"/>
+      <w:r>
+        <w:t>,new</w:t>
+      </w:r>
+      <w:proofErr w:type="spellEnd"/>
+      <w:r>
+        <w:t xml:space="preserve"> </w:t>
+      </w:r>
+      <w:proofErr w:type="spellStart"/>
+      <w:proofErr w:type="gramStart"/>
+      <w:r>
+        <w:t>emptyTile</w:t>
+      </w:r>
+      <w:proofErr w:type="spellEnd"/>
+      <w:r>
+        <w:t>(</w:t>
+      </w:r>
+      <w:proofErr w:type="gramEnd"/>
+      <w:r>
+        <w:t>)</w:t>
       </w:r>
       <w:r>
         <w:t>)</w:t>
@@ -12555,8 +13706,13 @@
         <w:t xml:space="preserve">                      </w:t>
       </w:r>
       <w:r>
-        <w:t xml:space="preserve">  x=x+dx</w:t>
-      </w:r>
+        <w:t xml:space="preserve">  x=</w:t>
+      </w:r>
+      <w:proofErr w:type="spellStart"/>
+      <w:r>
+        <w:t>x+dx</w:t>
+      </w:r>
+      <w:proofErr w:type="spellEnd"/>
       <w:r>
         <w:br/>
         <w:t xml:space="preserve">   </w:t>
@@ -12565,8 +13721,13 @@
         <w:t xml:space="preserve">                      </w:t>
       </w:r>
       <w:r>
-        <w:t xml:space="preserve"> y=y+dy</w:t>
-      </w:r>
+        <w:t xml:space="preserve"> y=</w:t>
+      </w:r>
+      <w:proofErr w:type="spellStart"/>
+      <w:r>
+        <w:t>y+dy</w:t>
+      </w:r>
+      <w:proofErr w:type="spellEnd"/>
     </w:p>
     <w:p>
       <w:pPr>
@@ -12577,9 +13738,31 @@
       <w:r>
         <w:t xml:space="preserve">                         </w:t>
       </w:r>
-      <w:r>
-        <w:t>menu.setTile(x,y,this);</w:t>
-      </w:r>
+      <w:proofErr w:type="spellStart"/>
+      <w:proofErr w:type="gramStart"/>
+      <w:r>
+        <w:t>menu.setTile</w:t>
+      </w:r>
+      <w:proofErr w:type="spellEnd"/>
+      <w:proofErr w:type="gramEnd"/>
+      <w:r>
+        <w:t>(</w:t>
+      </w:r>
+      <w:proofErr w:type="spellStart"/>
+      <w:proofErr w:type="gramStart"/>
+      <w:r>
+        <w:t>x,y</w:t>
+      </w:r>
+      <w:proofErr w:type="gramEnd"/>
+      <w:r>
+        <w:t>,this</w:t>
+      </w:r>
+      <w:proofErr w:type="spellEnd"/>
+      <w:proofErr w:type="gramStart"/>
+      <w:r>
+        <w:t>);</w:t>
+      </w:r>
+      <w:proofErr w:type="gramEnd"/>
     </w:p>
     <w:p>
       <w:pPr>
@@ -12607,35 +13790,56 @@
           <w:tab w:val="center" w:pos="4513"/>
         </w:tabs>
       </w:pPr>
-      <w:r>
-        <w:t xml:space="preserve">endfunction </w:t>
-      </w:r>
-    </w:p>
-    <w:p>
-      <w:pPr>
-        <w:tabs>
-          <w:tab w:val="center" w:pos="4513"/>
-        </w:tabs>
-      </w:pPr>
-    </w:p>
-    <w:p>
-      <w:pPr>
-        <w:tabs>
-          <w:tab w:val="center" w:pos="4513"/>
-        </w:tabs>
-      </w:pPr>
-      <w:r>
-        <w:t>The code functioned well, however multiple ants were able to make a trail simultaneously, instead of just the mainAnt (most recently clicked)</w:t>
-      </w:r>
-    </w:p>
-    <w:p>
-      <w:pPr>
-        <w:tabs>
-          <w:tab w:val="center" w:pos="4513"/>
-        </w:tabs>
-      </w:pPr>
-      <w:r>
-        <w:t>To fix this, I set the current mainAnt to not leave a trail each time it is changed.</w:t>
+      <w:proofErr w:type="spellStart"/>
+      <w:r>
+        <w:t>endfunction</w:t>
+      </w:r>
+      <w:proofErr w:type="spellEnd"/>
+      <w:r>
+        <w:t xml:space="preserve"> </w:t>
+      </w:r>
+    </w:p>
+    <w:p>
+      <w:pPr>
+        <w:tabs>
+          <w:tab w:val="center" w:pos="4513"/>
+        </w:tabs>
+      </w:pPr>
+    </w:p>
+    <w:p>
+      <w:pPr>
+        <w:tabs>
+          <w:tab w:val="center" w:pos="4513"/>
+        </w:tabs>
+      </w:pPr>
+      <w:r>
+        <w:t xml:space="preserve">The code functioned well, however multiple ants were able to make a trail simultaneously, instead of just the </w:t>
+      </w:r>
+      <w:proofErr w:type="spellStart"/>
+      <w:r>
+        <w:t>mainAnt</w:t>
+      </w:r>
+      <w:proofErr w:type="spellEnd"/>
+      <w:r>
+        <w:t xml:space="preserve"> (most recently clicked)</w:t>
+      </w:r>
+    </w:p>
+    <w:p>
+      <w:pPr>
+        <w:tabs>
+          <w:tab w:val="center" w:pos="4513"/>
+        </w:tabs>
+      </w:pPr>
+      <w:r>
+        <w:t xml:space="preserve">To fix this, I set the current </w:t>
+      </w:r>
+      <w:proofErr w:type="spellStart"/>
+      <w:r>
+        <w:t>mainAnt</w:t>
+      </w:r>
+      <w:proofErr w:type="spellEnd"/>
+      <w:r>
+        <w:t xml:space="preserve"> to not leave a trail each time it is changed.</w:t>
       </w:r>
     </w:p>
     <w:p>
@@ -12739,24 +13943,40 @@
         </w:tabs>
       </w:pPr>
       <w:r>
-        <w:t>Running the game with this code caused me to be unable to move ants, as the mainAnt is not initialised at the start. To fix this, I first check if it is not null before attempting to edit the trail Boolean.</w:t>
-      </w:r>
-    </w:p>
-    <w:p>
-      <w:pPr>
-        <w:tabs>
-          <w:tab w:val="center" w:pos="4513"/>
-        </w:tabs>
-      </w:pPr>
-    </w:p>
-    <w:p>
-      <w:pPr>
-        <w:tabs>
-          <w:tab w:val="center" w:pos="4513"/>
-        </w:tabs>
-      </w:pPr>
-      <w:r>
-        <w:t xml:space="preserve">Next, I decided to add ant behaviour for wandering around and collecting food, despite this initially being part of stage 7. I believe it will be easier to test pheromone behaviour after this is implemented and also stage 7 already includes a lot of features, making it slightly larger than others. </w:t>
+        <w:t xml:space="preserve">Running the game with this code caused me to be unable to move ants, as the </w:t>
+      </w:r>
+      <w:proofErr w:type="spellStart"/>
+      <w:r>
+        <w:t>mainAnt</w:t>
+      </w:r>
+      <w:proofErr w:type="spellEnd"/>
+      <w:r>
+        <w:t xml:space="preserve"> is not initialised at the start. To fix this, I first check if it is not null before attempting to edit the trail Boolean.</w:t>
+      </w:r>
+    </w:p>
+    <w:p>
+      <w:pPr>
+        <w:tabs>
+          <w:tab w:val="center" w:pos="4513"/>
+        </w:tabs>
+      </w:pPr>
+    </w:p>
+    <w:p>
+      <w:pPr>
+        <w:tabs>
+          <w:tab w:val="center" w:pos="4513"/>
+        </w:tabs>
+      </w:pPr>
+      <w:r>
+        <w:t xml:space="preserve">Next, I decided to add ant behaviour for wandering around and collecting food, despite this initially being part of stage 7. I believe it will be easier to test pheromone behaviour after this is implemented </w:t>
+      </w:r>
+      <w:proofErr w:type="gramStart"/>
+      <w:r>
+        <w:t>and also</w:t>
+      </w:r>
+      <w:proofErr w:type="gramEnd"/>
+      <w:r>
+        <w:t xml:space="preserve"> stage 7 already includes a lot of features, making it slightly larger than others. </w:t>
       </w:r>
     </w:p>
     <w:p>
@@ -12841,7 +14061,15 @@
         </w:tabs>
       </w:pPr>
       <w:r>
-        <w:t xml:space="preserve">After many attempts to fix this issue, it proved difficult to identify the cause. Instead, I will check for any within the visible area of the grid, and replace them as they are reached by the user. </w:t>
+        <w:t xml:space="preserve">After many attempts to fix this issue, it proved difficult to identify the cause. Instead, I will check for any within the visible area of the </w:t>
+      </w:r>
+      <w:proofErr w:type="gramStart"/>
+      <w:r>
+        <w:t>grid, and</w:t>
+      </w:r>
+      <w:proofErr w:type="gramEnd"/>
+      <w:r>
+        <w:t xml:space="preserve"> replace them as they are reached by the user. </w:t>
       </w:r>
     </w:p>
     <w:p>
@@ -12854,7 +14082,15 @@
         <w:t>I believe this is justified, as it is a minor issue and conducting a test, there were 1016 missing tiles generated in a 738 * 744 grid, equal to just 0.19% of tiles.</w:t>
       </w:r>
       <w:r>
-        <w:t xml:space="preserve"> During this test, I also noticed that generating new rows is much more efficient than new columns. This is most likely because new tiles are appended to the end of the arraylist, meaning that the contents do not need to be shifted</w:t>
+        <w:t xml:space="preserve"> During this test, I also noticed that generating new rows is much more efficient than new columns. This is most likely because new tiles are appended to the end of the </w:t>
+      </w:r>
+      <w:proofErr w:type="spellStart"/>
+      <w:r>
+        <w:t>arraylist</w:t>
+      </w:r>
+      <w:proofErr w:type="spellEnd"/>
+      <w:r>
+        <w:t>, meaning that the contents do not need to be shifted</w:t>
       </w:r>
       <w:r>
         <w:t>.</w:t>
@@ -12874,7 +14110,31 @@
         </w:tabs>
       </w:pPr>
       <w:r>
-        <w:t>I decided to optimise this process, by instead recreating the arraylist as a new one, in order to avoid shifting contents repeatedly. Also, I switched to a static imageIcon for each type of tile, rather than instantiating new ones. This allowed me to handle up to a 1200x3000 grid before running out of memory with 8 GB allocated. At this size, expanding the grid becomes very slow and memory intensive, but exploring the pre-generated grid is still efficient.</w:t>
+        <w:t xml:space="preserve">I decided to optimise this process, by instead recreating the </w:t>
+      </w:r>
+      <w:proofErr w:type="spellStart"/>
+      <w:r>
+        <w:t>arraylist</w:t>
+      </w:r>
+      <w:proofErr w:type="spellEnd"/>
+      <w:r>
+        <w:t xml:space="preserve"> as a new one, </w:t>
+      </w:r>
+      <w:proofErr w:type="gramStart"/>
+      <w:r>
+        <w:t>in order to</w:t>
+      </w:r>
+      <w:proofErr w:type="gramEnd"/>
+      <w:r>
+        <w:t xml:space="preserve"> avoid shifting contents repeatedly. Also, I switched to a static </w:t>
+      </w:r>
+      <w:proofErr w:type="spellStart"/>
+      <w:r>
+        <w:t>imageIcon</w:t>
+      </w:r>
+      <w:proofErr w:type="spellEnd"/>
+      <w:r>
+        <w:t xml:space="preserve"> for each type of tile, rather than instantiating new ones. This allowed me to handle up to a 1200x3000 grid before running out of memory with 8 GB allocated. At this size, expanding the grid becomes very slow and memory intensive, but exploring the pre-generated grid is still efficient.</w:t>
       </w:r>
     </w:p>
     <w:p>
@@ -12916,6 +14176,9 @@
         </w:tabs>
       </w:pPr>
       <w:r>
+        <w:rPr>
+          <w:noProof/>
+        </w:rPr>
         <w:drawing>
           <wp:inline distT="0" distB="0" distL="0" distR="0" wp14:anchorId="4AE5A2C4" wp14:editId="651040F6">
             <wp:extent cx="5731510" cy="3513455"/>
@@ -12960,6 +14223,9 @@
         </w:tabs>
       </w:pPr>
       <w:r>
+        <w:rPr>
+          <w:noProof/>
+        </w:rPr>
         <w:drawing>
           <wp:inline distT="0" distB="0" distL="0" distR="0" wp14:anchorId="4C0B9967" wp14:editId="14688E76">
             <wp:extent cx="2924583" cy="2514951"/>
@@ -13366,7 +14632,15 @@
               </w:tabs>
             </w:pPr>
             <w:r>
-              <w:t>The food will disappear and the players food variable should increment</w:t>
+              <w:t xml:space="preserve">The food will </w:t>
+            </w:r>
+            <w:proofErr w:type="gramStart"/>
+            <w:r>
+              <w:t>disappear</w:t>
+            </w:r>
+            <w:proofErr w:type="gramEnd"/>
+            <w:r>
+              <w:t xml:space="preserve"> and the players food variable should increment</w:t>
             </w:r>
           </w:p>
         </w:tc>
@@ -13447,7 +14721,470 @@
         </w:tabs>
       </w:pPr>
       <w:r>
-        <w:t>I need to add enemy ants which will be shown in red, and will</w:t>
+        <w:t xml:space="preserve">I need to add enemy ants which will be shown in </w:t>
+      </w:r>
+      <w:proofErr w:type="gramStart"/>
+      <w:r>
+        <w:t>red, and</w:t>
+      </w:r>
+      <w:proofErr w:type="gramEnd"/>
+      <w:r>
+        <w:t xml:space="preserve"> will</w:t>
+      </w:r>
+      <w:r>
+        <w:t xml:space="preserve"> collect food which is separately counted. To do this, I split the Ant class into subclasses of </w:t>
+      </w:r>
+      <w:proofErr w:type="spellStart"/>
+      <w:r>
+        <w:t>PlayerAnt</w:t>
+      </w:r>
+      <w:proofErr w:type="spellEnd"/>
+      <w:r>
+        <w:t xml:space="preserve">, and Enemy, which both override the food related methods in the parent class </w:t>
+      </w:r>
+      <w:proofErr w:type="gramStart"/>
+      <w:r>
+        <w:t>in order to</w:t>
+      </w:r>
+      <w:proofErr w:type="gramEnd"/>
+      <w:r>
+        <w:t xml:space="preserve"> add to a separate food counter</w:t>
+      </w:r>
+    </w:p>
+    <w:p>
+      <w:pPr>
+        <w:tabs>
+          <w:tab w:val="center" w:pos="4513"/>
+        </w:tabs>
+      </w:pPr>
+    </w:p>
+    <w:p>
+      <w:pPr>
+        <w:tabs>
+          <w:tab w:val="center" w:pos="4513"/>
+        </w:tabs>
+      </w:pPr>
+      <w:r>
+        <w:t>Ant class:</w:t>
+      </w:r>
+    </w:p>
+    <w:p>
+      <w:pPr>
+        <w:tabs>
+          <w:tab w:val="center" w:pos="4513"/>
+        </w:tabs>
+      </w:pPr>
+      <w:r>
+        <w:drawing>
+          <wp:inline distT="0" distB="0" distL="0" distR="0" wp14:anchorId="268E4B6D" wp14:editId="0DA20037">
+            <wp:extent cx="3801005" cy="695422"/>
+            <wp:effectExtent l="0" t="0" r="9525" b="9525"/>
+            <wp:docPr id="1511180756" name="Picture 1" descr="A black screen with white text&#10;&#10;AI-generated content may be incorrect."/>
+            <wp:cNvGraphicFramePr>
+              <a:graphicFrameLocks xmlns:a="http://schemas.openxmlformats.org/drawingml/2006/main" noChangeAspect="1"/>
+            </wp:cNvGraphicFramePr>
+            <a:graphic xmlns:a="http://schemas.openxmlformats.org/drawingml/2006/main">
+              <a:graphicData uri="http://schemas.openxmlformats.org/drawingml/2006/picture">
+                <pic:pic xmlns:pic="http://schemas.openxmlformats.org/drawingml/2006/picture">
+                  <pic:nvPicPr>
+                    <pic:cNvPr id="1511180756" name="Picture 1" descr="A black screen with white text&#10;&#10;AI-generated content may be incorrect."/>
+                    <pic:cNvPicPr/>
+                  </pic:nvPicPr>
+                  <pic:blipFill>
+                    <a:blip r:embed="rId64"/>
+                    <a:stretch>
+                      <a:fillRect/>
+                    </a:stretch>
+                  </pic:blipFill>
+                  <pic:spPr>
+                    <a:xfrm>
+                      <a:off x="0" y="0"/>
+                      <a:ext cx="3801005" cy="695422"/>
+                    </a:xfrm>
+                    <a:prstGeom prst="rect">
+                      <a:avLst/>
+                    </a:prstGeom>
+                  </pic:spPr>
+                </pic:pic>
+              </a:graphicData>
+            </a:graphic>
+          </wp:inline>
+        </w:drawing>
+      </w:r>
+    </w:p>
+    <w:p>
+      <w:pPr>
+        <w:tabs>
+          <w:tab w:val="center" w:pos="4513"/>
+        </w:tabs>
+      </w:pPr>
+      <w:proofErr w:type="spellStart"/>
+      <w:r>
+        <w:t>PlayerAnt</w:t>
+      </w:r>
+      <w:proofErr w:type="spellEnd"/>
+      <w:r>
+        <w:t>:</w:t>
+      </w:r>
+    </w:p>
+    <w:p>
+      <w:pPr>
+        <w:tabs>
+          <w:tab w:val="center" w:pos="4513"/>
+        </w:tabs>
+      </w:pPr>
+    </w:p>
+    <w:p>
+      <w:pPr>
+        <w:tabs>
+          <w:tab w:val="center" w:pos="4513"/>
+        </w:tabs>
+      </w:pPr>
+    </w:p>
+    <w:p>
+      <w:pPr>
+        <w:tabs>
+          <w:tab w:val="center" w:pos="4513"/>
+        </w:tabs>
+      </w:pPr>
+      <w:r>
+        <w:lastRenderedPageBreak/>
+        <w:t xml:space="preserve">Uses </w:t>
+      </w:r>
+      <w:proofErr w:type="spellStart"/>
+      <w:proofErr w:type="gramStart"/>
+      <w:r>
+        <w:t>addFood</w:t>
+      </w:r>
+      <w:proofErr w:type="spellEnd"/>
+      <w:r>
+        <w:t>(</w:t>
+      </w:r>
+      <w:proofErr w:type="gramEnd"/>
+      <w:r>
+        <w:t xml:space="preserve">) method in </w:t>
+      </w:r>
+      <w:proofErr w:type="spellStart"/>
+      <w:r>
+        <w:t>GameMenu</w:t>
+      </w:r>
+      <w:proofErr w:type="spellEnd"/>
+      <w:r>
+        <w:t xml:space="preserve"> to update player food count</w:t>
+      </w:r>
+    </w:p>
+    <w:p>
+      <w:pPr>
+        <w:tabs>
+          <w:tab w:val="center" w:pos="4513"/>
+        </w:tabs>
+      </w:pPr>
+      <w:r>
+        <w:drawing>
+          <wp:inline distT="0" distB="0" distL="0" distR="0" wp14:anchorId="2E06ECE3" wp14:editId="5ABA8386">
+            <wp:extent cx="3200847" cy="647790"/>
+            <wp:effectExtent l="0" t="0" r="0" b="0"/>
+            <wp:docPr id="1911060039" name="Picture 1"/>
+            <wp:cNvGraphicFramePr>
+              <a:graphicFrameLocks xmlns:a="http://schemas.openxmlformats.org/drawingml/2006/main" noChangeAspect="1"/>
+            </wp:cNvGraphicFramePr>
+            <a:graphic xmlns:a="http://schemas.openxmlformats.org/drawingml/2006/main">
+              <a:graphicData uri="http://schemas.openxmlformats.org/drawingml/2006/picture">
+                <pic:pic xmlns:pic="http://schemas.openxmlformats.org/drawingml/2006/picture">
+                  <pic:nvPicPr>
+                    <pic:cNvPr id="1911060039" name=""/>
+                    <pic:cNvPicPr/>
+                  </pic:nvPicPr>
+                  <pic:blipFill>
+                    <a:blip r:embed="rId65"/>
+                    <a:stretch>
+                      <a:fillRect/>
+                    </a:stretch>
+                  </pic:blipFill>
+                  <pic:spPr>
+                    <a:xfrm>
+                      <a:off x="0" y="0"/>
+                      <a:ext cx="3200847" cy="647790"/>
+                    </a:xfrm>
+                    <a:prstGeom prst="rect">
+                      <a:avLst/>
+                    </a:prstGeom>
+                  </pic:spPr>
+                </pic:pic>
+              </a:graphicData>
+            </a:graphic>
+          </wp:inline>
+        </w:drawing>
+      </w:r>
+    </w:p>
+    <w:p>
+      <w:pPr>
+        <w:tabs>
+          <w:tab w:val="center" w:pos="4513"/>
+        </w:tabs>
+      </w:pPr>
+      <w:r>
+        <w:drawing>
+          <wp:inline distT="0" distB="0" distL="0" distR="0" wp14:anchorId="63617A3F" wp14:editId="2D9BBDC5">
+            <wp:extent cx="1781424" cy="809738"/>
+            <wp:effectExtent l="0" t="0" r="9525" b="9525"/>
+            <wp:docPr id="507773572" name="Picture 1"/>
+            <wp:cNvGraphicFramePr>
+              <a:graphicFrameLocks xmlns:a="http://schemas.openxmlformats.org/drawingml/2006/main" noChangeAspect="1"/>
+            </wp:cNvGraphicFramePr>
+            <a:graphic xmlns:a="http://schemas.openxmlformats.org/drawingml/2006/main">
+              <a:graphicData uri="http://schemas.openxmlformats.org/drawingml/2006/picture">
+                <pic:pic xmlns:pic="http://schemas.openxmlformats.org/drawingml/2006/picture">
+                  <pic:nvPicPr>
+                    <pic:cNvPr id="507773572" name=""/>
+                    <pic:cNvPicPr/>
+                  </pic:nvPicPr>
+                  <pic:blipFill>
+                    <a:blip r:embed="rId66"/>
+                    <a:stretch>
+                      <a:fillRect/>
+                    </a:stretch>
+                  </pic:blipFill>
+                  <pic:spPr>
+                    <a:xfrm>
+                      <a:off x="0" y="0"/>
+                      <a:ext cx="1781424" cy="809738"/>
+                    </a:xfrm>
+                    <a:prstGeom prst="rect">
+                      <a:avLst/>
+                    </a:prstGeom>
+                  </pic:spPr>
+                </pic:pic>
+              </a:graphicData>
+            </a:graphic>
+          </wp:inline>
+        </w:drawing>
+      </w:r>
+    </w:p>
+    <w:p>
+      <w:pPr>
+        <w:tabs>
+          <w:tab w:val="center" w:pos="4513"/>
+        </w:tabs>
+      </w:pPr>
+      <w:r>
+        <w:t>Enemy:</w:t>
+      </w:r>
+    </w:p>
+    <w:p>
+      <w:pPr>
+        <w:tabs>
+          <w:tab w:val="center" w:pos="4513"/>
+        </w:tabs>
+      </w:pPr>
+      <w:r>
+        <w:t xml:space="preserve">Uses </w:t>
+      </w:r>
+      <w:proofErr w:type="spellStart"/>
+      <w:proofErr w:type="gramStart"/>
+      <w:r>
+        <w:t>addEnemyFood</w:t>
+      </w:r>
+      <w:proofErr w:type="spellEnd"/>
+      <w:r>
+        <w:t>(</w:t>
+      </w:r>
+      <w:proofErr w:type="gramEnd"/>
+      <w:r>
+        <w:t xml:space="preserve">) method in </w:t>
+      </w:r>
+      <w:proofErr w:type="spellStart"/>
+      <w:r>
+        <w:t>GameMenu</w:t>
+      </w:r>
+      <w:proofErr w:type="spellEnd"/>
+      <w:r>
+        <w:t xml:space="preserve"> to update enemy food count</w:t>
+      </w:r>
+    </w:p>
+    <w:p>
+      <w:pPr>
+        <w:tabs>
+          <w:tab w:val="center" w:pos="4513"/>
+        </w:tabs>
+      </w:pPr>
+      <w:r>
+        <w:drawing>
+          <wp:inline distT="0" distB="0" distL="0" distR="0" wp14:anchorId="0023E3B0" wp14:editId="7BE27821">
+            <wp:extent cx="2114845" cy="609685"/>
+            <wp:effectExtent l="0" t="0" r="0" b="0"/>
+            <wp:docPr id="1812070469" name="Picture 1"/>
+            <wp:cNvGraphicFramePr>
+              <a:graphicFrameLocks xmlns:a="http://schemas.openxmlformats.org/drawingml/2006/main" noChangeAspect="1"/>
+            </wp:cNvGraphicFramePr>
+            <a:graphic xmlns:a="http://schemas.openxmlformats.org/drawingml/2006/main">
+              <a:graphicData uri="http://schemas.openxmlformats.org/drawingml/2006/picture">
+                <pic:pic xmlns:pic="http://schemas.openxmlformats.org/drawingml/2006/picture">
+                  <pic:nvPicPr>
+                    <pic:cNvPr id="1812070469" name=""/>
+                    <pic:cNvPicPr/>
+                  </pic:nvPicPr>
+                  <pic:blipFill>
+                    <a:blip r:embed="rId67"/>
+                    <a:stretch>
+                      <a:fillRect/>
+                    </a:stretch>
+                  </pic:blipFill>
+                  <pic:spPr>
+                    <a:xfrm>
+                      <a:off x="0" y="0"/>
+                      <a:ext cx="2114845" cy="609685"/>
+                    </a:xfrm>
+                    <a:prstGeom prst="rect">
+                      <a:avLst/>
+                    </a:prstGeom>
+                  </pic:spPr>
+                </pic:pic>
+              </a:graphicData>
+            </a:graphic>
+          </wp:inline>
+        </w:drawing>
+      </w:r>
+    </w:p>
+    <w:p>
+      <w:pPr>
+        <w:tabs>
+          <w:tab w:val="center" w:pos="4513"/>
+        </w:tabs>
+      </w:pPr>
+      <w:r>
+        <w:drawing>
+          <wp:inline distT="0" distB="0" distL="0" distR="0" wp14:anchorId="53C29808" wp14:editId="6B4F5D9F">
+            <wp:extent cx="2210108" cy="876422"/>
+            <wp:effectExtent l="0" t="0" r="0" b="0"/>
+            <wp:docPr id="49390827" name="Picture 1"/>
+            <wp:cNvGraphicFramePr>
+              <a:graphicFrameLocks xmlns:a="http://schemas.openxmlformats.org/drawingml/2006/main" noChangeAspect="1"/>
+            </wp:cNvGraphicFramePr>
+            <a:graphic xmlns:a="http://schemas.openxmlformats.org/drawingml/2006/main">
+              <a:graphicData uri="http://schemas.openxmlformats.org/drawingml/2006/picture">
+                <pic:pic xmlns:pic="http://schemas.openxmlformats.org/drawingml/2006/picture">
+                  <pic:nvPicPr>
+                    <pic:cNvPr id="49390827" name=""/>
+                    <pic:cNvPicPr/>
+                  </pic:nvPicPr>
+                  <pic:blipFill>
+                    <a:blip r:embed="rId68"/>
+                    <a:stretch>
+                      <a:fillRect/>
+                    </a:stretch>
+                  </pic:blipFill>
+                  <pic:spPr>
+                    <a:xfrm>
+                      <a:off x="0" y="0"/>
+                      <a:ext cx="2210108" cy="876422"/>
+                    </a:xfrm>
+                    <a:prstGeom prst="rect">
+                      <a:avLst/>
+                    </a:prstGeom>
+                  </pic:spPr>
+                </pic:pic>
+              </a:graphicData>
+            </a:graphic>
+          </wp:inline>
+        </w:drawing>
+      </w:r>
+    </w:p>
+    <w:p>
+      <w:pPr>
+        <w:tabs>
+          <w:tab w:val="center" w:pos="4513"/>
+        </w:tabs>
+      </w:pPr>
+    </w:p>
+    <w:p>
+      <w:pPr>
+        <w:tabs>
+          <w:tab w:val="center" w:pos="4513"/>
+        </w:tabs>
+      </w:pPr>
+      <w:r>
+        <w:t xml:space="preserve">While creating these classes I realised why ants would get stuck on corners when following a pheromone, as the </w:t>
+      </w:r>
+      <w:proofErr w:type="spellStart"/>
+      <w:r>
+        <w:t>previousDirection</w:t>
+      </w:r>
+      <w:proofErr w:type="spellEnd"/>
+      <w:r>
+        <w:t xml:space="preserve"> attribute was not correctly updated after moving, so was able to fix it.</w:t>
+      </w:r>
+    </w:p>
+    <w:p>
+      <w:pPr>
+        <w:tabs>
+          <w:tab w:val="center" w:pos="4513"/>
+        </w:tabs>
+      </w:pPr>
+      <w:r>
+        <w:t xml:space="preserve">Since the enemy ants follow pheromones, the player </w:t>
+      </w:r>
+      <w:proofErr w:type="gramStart"/>
+      <w:r>
+        <w:t>is able to</w:t>
+      </w:r>
+      <w:proofErr w:type="gramEnd"/>
+      <w:r>
+        <w:t xml:space="preserve"> trap them temporarily using a loop</w:t>
+      </w:r>
+    </w:p>
+    <w:p>
+      <w:pPr>
+        <w:tabs>
+          <w:tab w:val="center" w:pos="4513"/>
+        </w:tabs>
+      </w:pPr>
+      <w:r>
+        <w:drawing>
+          <wp:inline distT="0" distB="0" distL="0" distR="0" wp14:anchorId="38E4C9EC" wp14:editId="3C233C33">
+            <wp:extent cx="933580" cy="1047896"/>
+            <wp:effectExtent l="0" t="0" r="0" b="0"/>
+            <wp:docPr id="475494723" name="Picture 1"/>
+            <wp:cNvGraphicFramePr>
+              <a:graphicFrameLocks xmlns:a="http://schemas.openxmlformats.org/drawingml/2006/main" noChangeAspect="1"/>
+            </wp:cNvGraphicFramePr>
+            <a:graphic xmlns:a="http://schemas.openxmlformats.org/drawingml/2006/main">
+              <a:graphicData uri="http://schemas.openxmlformats.org/drawingml/2006/picture">
+                <pic:pic xmlns:pic="http://schemas.openxmlformats.org/drawingml/2006/picture">
+                  <pic:nvPicPr>
+                    <pic:cNvPr id="475494723" name=""/>
+                    <pic:cNvPicPr/>
+                  </pic:nvPicPr>
+                  <pic:blipFill>
+                    <a:blip r:embed="rId69"/>
+                    <a:stretch>
+                      <a:fillRect/>
+                    </a:stretch>
+                  </pic:blipFill>
+                  <pic:spPr>
+                    <a:xfrm>
+                      <a:off x="0" y="0"/>
+                      <a:ext cx="933580" cy="1047896"/>
+                    </a:xfrm>
+                    <a:prstGeom prst="rect">
+                      <a:avLst/>
+                    </a:prstGeom>
+                  </pic:spPr>
+                </pic:pic>
+              </a:graphicData>
+            </a:graphic>
+          </wp:inline>
+        </w:drawing>
+      </w:r>
+    </w:p>
+    <w:p>
+      <w:pPr>
+        <w:tabs>
+          <w:tab w:val="center" w:pos="4513"/>
+        </w:tabs>
+      </w:pPr>
+      <w:r>
+        <w:t>This will stop the enemy ant from exploring anywhere else as it will continue to follow the pheromone until it is interrupted, either by a different ant wandering onto the trail, or food spawning next to it, which the ant will prioritise.</w:t>
       </w:r>
     </w:p>
     <w:sectPr>

--- a/Coursework.docx
+++ b/Coursework.docx
@@ -14775,6 +14775,9 @@
         </w:tabs>
       </w:pPr>
       <w:r>
+        <w:rPr>
+          <w:noProof/>
+        </w:rPr>
         <w:drawing>
           <wp:inline distT="0" distB="0" distL="0" distR="0" wp14:anchorId="268E4B6D" wp14:editId="0DA20037">
             <wp:extent cx="3801005" cy="695422"/>
@@ -14880,6 +14883,9 @@
         </w:tabs>
       </w:pPr>
       <w:r>
+        <w:rPr>
+          <w:noProof/>
+        </w:rPr>
         <w:drawing>
           <wp:inline distT="0" distB="0" distL="0" distR="0" wp14:anchorId="2E06ECE3" wp14:editId="5ABA8386">
             <wp:extent cx="3200847" cy="647790"/>
@@ -14924,6 +14930,9 @@
         </w:tabs>
       </w:pPr>
       <w:r>
+        <w:rPr>
+          <w:noProof/>
+        </w:rPr>
         <w:drawing>
           <wp:inline distT="0" distB="0" distL="0" distR="0" wp14:anchorId="63617A3F" wp14:editId="2D9BBDC5">
             <wp:extent cx="1781424" cy="809738"/>
@@ -15009,6 +15018,9 @@
         </w:tabs>
       </w:pPr>
       <w:r>
+        <w:rPr>
+          <w:noProof/>
+        </w:rPr>
         <w:drawing>
           <wp:inline distT="0" distB="0" distL="0" distR="0" wp14:anchorId="0023E3B0" wp14:editId="7BE27821">
             <wp:extent cx="2114845" cy="609685"/>
@@ -15053,6 +15065,9 @@
         </w:tabs>
       </w:pPr>
       <w:r>
+        <w:rPr>
+          <w:noProof/>
+        </w:rPr>
         <w:drawing>
           <wp:inline distT="0" distB="0" distL="0" distR="0" wp14:anchorId="53C29808" wp14:editId="6B4F5D9F">
             <wp:extent cx="2210108" cy="876422"/>
@@ -15140,6 +15155,9 @@
         </w:tabs>
       </w:pPr>
       <w:r>
+        <w:rPr>
+          <w:noProof/>
+        </w:rPr>
         <w:drawing>
           <wp:inline distT="0" distB="0" distL="0" distR="0" wp14:anchorId="38E4C9EC" wp14:editId="3C233C33">
             <wp:extent cx="933580" cy="1047896"/>
@@ -15185,6 +15203,330 @@
       </w:pPr>
       <w:r>
         <w:t>This will stop the enemy ant from exploring anywhere else as it will continue to follow the pheromone until it is interrupted, either by a different ant wandering onto the trail, or food spawning next to it, which the ant will prioritise.</w:t>
+      </w:r>
+    </w:p>
+    <w:p>
+      <w:pPr>
+        <w:tabs>
+          <w:tab w:val="center" w:pos="4513"/>
+        </w:tabs>
+      </w:pPr>
+    </w:p>
+    <w:p>
+      <w:pPr>
+        <w:tabs>
+          <w:tab w:val="center" w:pos="4513"/>
+        </w:tabs>
+      </w:pPr>
+      <w:r>
+        <w:t>Stage 8 – Population growth/decay</w:t>
+      </w:r>
+    </w:p>
+    <w:p>
+      <w:pPr>
+        <w:tabs>
+          <w:tab w:val="center" w:pos="4513"/>
+        </w:tabs>
+      </w:pPr>
+      <w:r>
+        <w:lastRenderedPageBreak/>
+        <w:br/>
+        <w:t>Before adding these features, I added the current population of player and enemy ants to the stats panel, so that I know how many are in the grid, with methods to count the current population</w:t>
+      </w:r>
+    </w:p>
+    <w:p>
+      <w:pPr>
+        <w:tabs>
+          <w:tab w:val="center" w:pos="4513"/>
+        </w:tabs>
+      </w:pPr>
+      <w:r>
+        <w:drawing>
+          <wp:inline distT="0" distB="0" distL="0" distR="0" wp14:anchorId="5F530B80" wp14:editId="13144838">
+            <wp:extent cx="3219899" cy="3848637"/>
+            <wp:effectExtent l="0" t="0" r="0" b="0"/>
+            <wp:docPr id="1338645191" name="Picture 1" descr="A screen shot of a computer code&#10;&#10;AI-generated content may be incorrect."/>
+            <wp:cNvGraphicFramePr>
+              <a:graphicFrameLocks xmlns:a="http://schemas.openxmlformats.org/drawingml/2006/main" noChangeAspect="1"/>
+            </wp:cNvGraphicFramePr>
+            <a:graphic xmlns:a="http://schemas.openxmlformats.org/drawingml/2006/main">
+              <a:graphicData uri="http://schemas.openxmlformats.org/drawingml/2006/picture">
+                <pic:pic xmlns:pic="http://schemas.openxmlformats.org/drawingml/2006/picture">
+                  <pic:nvPicPr>
+                    <pic:cNvPr id="1338645191" name="Picture 1" descr="A screen shot of a computer code&#10;&#10;AI-generated content may be incorrect."/>
+                    <pic:cNvPicPr/>
+                  </pic:nvPicPr>
+                  <pic:blipFill>
+                    <a:blip r:embed="rId70"/>
+                    <a:stretch>
+                      <a:fillRect/>
+                    </a:stretch>
+                  </pic:blipFill>
+                  <pic:spPr>
+                    <a:xfrm>
+                      <a:off x="0" y="0"/>
+                      <a:ext cx="3219899" cy="3848637"/>
+                    </a:xfrm>
+                    <a:prstGeom prst="rect">
+                      <a:avLst/>
+                    </a:prstGeom>
+                  </pic:spPr>
+                </pic:pic>
+              </a:graphicData>
+            </a:graphic>
+          </wp:inline>
+        </w:drawing>
+      </w:r>
+    </w:p>
+    <w:p>
+      <w:pPr>
+        <w:tabs>
+          <w:tab w:val="center" w:pos="4513"/>
+        </w:tabs>
+      </w:pPr>
+      <w:r>
+        <w:t>Method to add ants in random position, reusing similar code from the adding food method</w:t>
+      </w:r>
+    </w:p>
+    <w:p>
+      <w:pPr>
+        <w:tabs>
+          <w:tab w:val="center" w:pos="4513"/>
+        </w:tabs>
+      </w:pPr>
+      <w:r>
+        <w:lastRenderedPageBreak/>
+        <w:drawing>
+          <wp:inline distT="0" distB="0" distL="0" distR="0" wp14:anchorId="4E60D38B" wp14:editId="5E2F66D3">
+            <wp:extent cx="5731510" cy="3855085"/>
+            <wp:effectExtent l="0" t="0" r="2540" b="0"/>
+            <wp:docPr id="157358963" name="Picture 1" descr="A screen shot of a computer program&#10;&#10;AI-generated content may be incorrect."/>
+            <wp:cNvGraphicFramePr>
+              <a:graphicFrameLocks xmlns:a="http://schemas.openxmlformats.org/drawingml/2006/main" noChangeAspect="1"/>
+            </wp:cNvGraphicFramePr>
+            <a:graphic xmlns:a="http://schemas.openxmlformats.org/drawingml/2006/main">
+              <a:graphicData uri="http://schemas.openxmlformats.org/drawingml/2006/picture">
+                <pic:pic xmlns:pic="http://schemas.openxmlformats.org/drawingml/2006/picture">
+                  <pic:nvPicPr>
+                    <pic:cNvPr id="157358963" name="Picture 1" descr="A screen shot of a computer program&#10;&#10;AI-generated content may be incorrect."/>
+                    <pic:cNvPicPr/>
+                  </pic:nvPicPr>
+                  <pic:blipFill>
+                    <a:blip r:embed="rId71"/>
+                    <a:stretch>
+                      <a:fillRect/>
+                    </a:stretch>
+                  </pic:blipFill>
+                  <pic:spPr>
+                    <a:xfrm>
+                      <a:off x="0" y="0"/>
+                      <a:ext cx="5731510" cy="3855085"/>
+                    </a:xfrm>
+                    <a:prstGeom prst="rect">
+                      <a:avLst/>
+                    </a:prstGeom>
+                  </pic:spPr>
+                </pic:pic>
+              </a:graphicData>
+            </a:graphic>
+          </wp:inline>
+        </w:drawing>
+      </w:r>
+    </w:p>
+    <w:p>
+      <w:pPr>
+        <w:tabs>
+          <w:tab w:val="center" w:pos="4513"/>
+        </w:tabs>
+      </w:pPr>
+      <w:r>
+        <w:drawing>
+          <wp:inline distT="0" distB="0" distL="0" distR="0" wp14:anchorId="6B29E9EE" wp14:editId="1DEF8F21">
+            <wp:extent cx="5731510" cy="2429510"/>
+            <wp:effectExtent l="0" t="0" r="2540" b="8890"/>
+            <wp:docPr id="349421946" name="Picture 1" descr="A computer screen shot of text&#10;&#10;AI-generated content may be incorrect."/>
+            <wp:cNvGraphicFramePr>
+              <a:graphicFrameLocks xmlns:a="http://schemas.openxmlformats.org/drawingml/2006/main" noChangeAspect="1"/>
+            </wp:cNvGraphicFramePr>
+            <a:graphic xmlns:a="http://schemas.openxmlformats.org/drawingml/2006/main">
+              <a:graphicData uri="http://schemas.openxmlformats.org/drawingml/2006/picture">
+                <pic:pic xmlns:pic="http://schemas.openxmlformats.org/drawingml/2006/picture">
+                  <pic:nvPicPr>
+                    <pic:cNvPr id="349421946" name="Picture 1" descr="A computer screen shot of text&#10;&#10;AI-generated content may be incorrect."/>
+                    <pic:cNvPicPr/>
+                  </pic:nvPicPr>
+                  <pic:blipFill>
+                    <a:blip r:embed="rId72"/>
+                    <a:stretch>
+                      <a:fillRect/>
+                    </a:stretch>
+                  </pic:blipFill>
+                  <pic:spPr>
+                    <a:xfrm>
+                      <a:off x="0" y="0"/>
+                      <a:ext cx="5731510" cy="2429510"/>
+                    </a:xfrm>
+                    <a:prstGeom prst="rect">
+                      <a:avLst/>
+                    </a:prstGeom>
+                  </pic:spPr>
+                </pic:pic>
+              </a:graphicData>
+            </a:graphic>
+          </wp:inline>
+        </w:drawing>
+      </w:r>
+    </w:p>
+    <w:p>
+      <w:pPr>
+        <w:tabs>
+          <w:tab w:val="center" w:pos="4513"/>
+        </w:tabs>
+      </w:pPr>
+      <w:r>
+        <w:t xml:space="preserve">This adds ants for both the player and enemy in random positions. Each ant added will consume 5 </w:t>
+      </w:r>
+      <w:proofErr w:type="gramStart"/>
+      <w:r>
+        <w:t>food</w:t>
+      </w:r>
+      <w:proofErr w:type="gramEnd"/>
+      <w:r>
+        <w:t>, and spawning will only be attempted when the player has more food than their current population, to ensure they have enough food for movement.</w:t>
+      </w:r>
+    </w:p>
+    <w:p>
+      <w:pPr>
+        <w:tabs>
+          <w:tab w:val="center" w:pos="4513"/>
+        </w:tabs>
+      </w:pPr>
+    </w:p>
+    <w:p>
+      <w:pPr>
+        <w:tabs>
+          <w:tab w:val="center" w:pos="4513"/>
+        </w:tabs>
+      </w:pPr>
+      <w:r>
+        <w:t>To cause population decay, I gave each ant a small chance to die in each tick, with an average lifetime of 1000 seconds (16 minutes).</w:t>
+      </w:r>
+    </w:p>
+    <w:p>
+      <w:pPr>
+        <w:tabs>
+          <w:tab w:val="center" w:pos="4513"/>
+        </w:tabs>
+      </w:pPr>
+      <w:r>
+        <w:drawing>
+          <wp:inline distT="0" distB="0" distL="0" distR="0" wp14:anchorId="0D47429F" wp14:editId="14A0FA2E">
+            <wp:extent cx="5731510" cy="574040"/>
+            <wp:effectExtent l="0" t="0" r="2540" b="0"/>
+            <wp:docPr id="882592933" name="Picture 1"/>
+            <wp:cNvGraphicFramePr>
+              <a:graphicFrameLocks xmlns:a="http://schemas.openxmlformats.org/drawingml/2006/main" noChangeAspect="1"/>
+            </wp:cNvGraphicFramePr>
+            <a:graphic xmlns:a="http://schemas.openxmlformats.org/drawingml/2006/main">
+              <a:graphicData uri="http://schemas.openxmlformats.org/drawingml/2006/picture">
+                <pic:pic xmlns:pic="http://schemas.openxmlformats.org/drawingml/2006/picture">
+                  <pic:nvPicPr>
+                    <pic:cNvPr id="882592933" name=""/>
+                    <pic:cNvPicPr/>
+                  </pic:nvPicPr>
+                  <pic:blipFill>
+                    <a:blip r:embed="rId73"/>
+                    <a:stretch>
+                      <a:fillRect/>
+                    </a:stretch>
+                  </pic:blipFill>
+                  <pic:spPr>
+                    <a:xfrm>
+                      <a:off x="0" y="0"/>
+                      <a:ext cx="5731510" cy="574040"/>
+                    </a:xfrm>
+                    <a:prstGeom prst="rect">
+                      <a:avLst/>
+                    </a:prstGeom>
+                  </pic:spPr>
+                </pic:pic>
+              </a:graphicData>
+            </a:graphic>
+          </wp:inline>
+        </w:drawing>
+      </w:r>
+    </w:p>
+    <w:p>
+      <w:pPr>
+        <w:tabs>
+          <w:tab w:val="center" w:pos="4513"/>
+        </w:tabs>
+      </w:pPr>
+      <w:r>
+        <w:lastRenderedPageBreak/>
+        <w:t>This caused unexpected behaviour</w:t>
+      </w:r>
+      <w:r>
+        <w:t xml:space="preserve">, as I did not include a return statement, so the ant would still attempt to tick after it had been </w:t>
+      </w:r>
+      <w:proofErr w:type="gramStart"/>
+      <w:r>
+        <w:t>deleted, and</w:t>
+      </w:r>
+      <w:proofErr w:type="gramEnd"/>
+      <w:r>
+        <w:t xml:space="preserve"> could move to an adjacent tile. Adding a return statement fixed this issue.</w:t>
+      </w:r>
+    </w:p>
+    <w:p>
+      <w:pPr>
+        <w:tabs>
+          <w:tab w:val="center" w:pos="4513"/>
+        </w:tabs>
+      </w:pPr>
+    </w:p>
+    <w:p>
+      <w:pPr>
+        <w:tabs>
+          <w:tab w:val="center" w:pos="4513"/>
+        </w:tabs>
+      </w:pPr>
+      <w:r>
+        <w:t xml:space="preserve">When running the game with these features, it would slow down significantly for large grids, every few ticks. I identified this to be caused by the </w:t>
+      </w:r>
+      <w:proofErr w:type="spellStart"/>
+      <w:proofErr w:type="gramStart"/>
+      <w:r>
+        <w:t>addRandomAnts</w:t>
+      </w:r>
+      <w:proofErr w:type="spellEnd"/>
+      <w:r>
+        <w:t>(</w:t>
+      </w:r>
+      <w:proofErr w:type="gramEnd"/>
+      <w:r>
+        <w:t xml:space="preserve">) method, as it is the only random event in each tick. The method was calling </w:t>
+      </w:r>
+      <w:proofErr w:type="spellStart"/>
+      <w:proofErr w:type="gramStart"/>
+      <w:r>
+        <w:t>getPopulation</w:t>
+      </w:r>
+      <w:proofErr w:type="spellEnd"/>
+      <w:r>
+        <w:t>(</w:t>
+      </w:r>
+      <w:proofErr w:type="gramEnd"/>
+      <w:r>
+        <w:t xml:space="preserve">) multiple times, which would count ants in the array each time. To fix this, I store the population as a variable in the </w:t>
+      </w:r>
+      <w:proofErr w:type="gramStart"/>
+      <w:r>
+        <w:t>menu, and</w:t>
+      </w:r>
+      <w:proofErr w:type="gramEnd"/>
+      <w:r>
+        <w:t xml:space="preserve"> update its value once every tick. This allowed the game to run at the normal 10 ticks per second</w:t>
       </w:r>
     </w:p>
     <w:sectPr>

--- a/Coursework.docx
+++ b/Coursework.docx
@@ -22,18 +22,9 @@
     <w:p/>
     <w:p>
       <w:pPr>
-        <w:rPr>
-          <w:sz w:val="36"/>
-          <w:szCs w:val="36"/>
-          <w:u w:val="single"/>
-        </w:rPr>
-      </w:pPr>
-      <w:r>
-        <w:rPr>
-          <w:sz w:val="36"/>
-          <w:szCs w:val="36"/>
-          <w:u w:val="single"/>
-        </w:rPr>
+        <w:pStyle w:val="Heading1"/>
+      </w:pPr>
+      <w:r>
         <w:t>Analysis</w:t>
       </w:r>
     </w:p>
@@ -45,6 +36,9 @@
       </w:pPr>
     </w:p>
     <w:p>
+      <w:pPr>
+        <w:pStyle w:val="Heading2"/>
+      </w:pPr>
       <w:r>
         <w:t xml:space="preserve">Idea: </w:t>
       </w:r>
@@ -212,6 +206,7 @@
     </w:p>
     <w:p>
       <w:r>
+        <w:lastRenderedPageBreak/>
         <w:t xml:space="preserve">I would </w:t>
       </w:r>
       <w:r>
@@ -227,11 +222,7 @@
         <w:t>predictable actions</w:t>
       </w:r>
       <w:r>
-        <w:t xml:space="preserve"> on a </w:t>
-      </w:r>
-      <w:r>
-        <w:lastRenderedPageBreak/>
-        <w:t>small scale</w:t>
+        <w:t xml:space="preserve"> on a small scale</w:t>
       </w:r>
       <w:r>
         <w:t xml:space="preserve"> can act together to</w:t>
@@ -291,19 +282,14 @@
         <w:t>want</w:t>
       </w:r>
       <w:r>
-        <w:t xml:space="preserve"> to describe how a brain made of simple components such as neurons is capable of </w:t>
-      </w:r>
-      <w:proofErr w:type="gramStart"/>
-      <w:r>
-        <w:t>high level</w:t>
-      </w:r>
-      <w:proofErr w:type="gramEnd"/>
-      <w:r>
-        <w:t xml:space="preserve"> thought.</w:t>
+        <w:t xml:space="preserve"> to describe how a brain made of simple components such as neurons is capable of high level thought.</w:t>
       </w:r>
     </w:p>
     <w:p/>
     <w:p>
+      <w:pPr>
+        <w:pStyle w:val="Heading2"/>
+      </w:pPr>
       <w:r>
         <w:t>Research:</w:t>
       </w:r>
@@ -627,18 +613,10 @@
           </w:tcPr>
           <w:p>
             <w:r>
-              <w:t xml:space="preserve">Underground and Overground parts of </w:t>
-            </w:r>
-            <w:proofErr w:type="gramStart"/>
-            <w:r>
-              <w:t>map</w:t>
-            </w:r>
-            <w:r>
-              <w:t>(</w:t>
-            </w:r>
-            <w:proofErr w:type="gramEnd"/>
-            <w:r>
-              <w:t>first 2 screenshots)</w:t>
+              <w:t>Underground and Overground parts of map</w:t>
+            </w:r>
+            <w:r>
+              <w:t>(first 2 screenshots)</w:t>
             </w:r>
           </w:p>
           <w:p>
@@ -986,15 +964,7 @@
               <w:t xml:space="preserve"> my sandbox mode, as the player will be able to place walls, pheromone trails</w:t>
             </w:r>
             <w:r>
-              <w:t xml:space="preserve">, food, </w:t>
-            </w:r>
-            <w:proofErr w:type="spellStart"/>
-            <w:r>
-              <w:t>ants</w:t>
-            </w:r>
-            <w:proofErr w:type="spellEnd"/>
-            <w:r>
-              <w:t xml:space="preserve"> and other objects</w:t>
+              <w:t>, food, ants and other objects</w:t>
             </w:r>
             <w:r>
               <w:t xml:space="preserve"> which will allow them to experiment with different strategies without consequences if they aren’t effective.</w:t>
@@ -1163,13 +1133,8 @@
             </w:r>
           </w:p>
           <w:p>
-            <w:proofErr w:type="gramStart"/>
-            <w:r>
-              <w:t>The majority of</w:t>
-            </w:r>
-            <w:proofErr w:type="gramEnd"/>
-            <w:r>
-              <w:t xml:space="preserve"> controls in the game involve double clicking with a mouse to select an area to travel to. While this is an intuitive and easy to learn </w:t>
+            <w:r>
+              <w:t xml:space="preserve">The majority of controls in the game involve double clicking with a mouse to select an area to travel to. While this is an intuitive and easy to learn </w:t>
             </w:r>
             <w:r>
               <w:t>method for beginners, it can become tiring and inconvenient after only a few minutes of gameplay.</w:t>
@@ -1195,15 +1160,7 @@
               <w:t xml:space="preserve"> in gaming</w:t>
             </w:r>
             <w:r>
-              <w:t xml:space="preserve">, such as using the </w:t>
-            </w:r>
-            <w:proofErr w:type="spellStart"/>
-            <w:r>
-              <w:t>wasd</w:t>
-            </w:r>
-            <w:proofErr w:type="spellEnd"/>
-            <w:r>
-              <w:t xml:space="preserve"> keys for movement.</w:t>
+              <w:t>, such as using the wasd keys for movement.</w:t>
             </w:r>
             <w:r>
               <w:t xml:space="preserve"> Keyboard controls will be optimal as they will allow for more complex control without straining the user over a long game.</w:t>
@@ -1651,43 +1608,19 @@
               <w:t xml:space="preserve">think the style of graphics used in spore would be the ideal style for my project. A </w:t>
             </w:r>
             <w:r>
-              <w:t xml:space="preserve">2d </w:t>
-            </w:r>
-            <w:proofErr w:type="gramStart"/>
-            <w:r>
-              <w:t>top down</w:t>
-            </w:r>
-            <w:proofErr w:type="gramEnd"/>
-            <w:r>
-              <w:t xml:space="preserve"> view is </w:t>
-            </w:r>
-            <w:proofErr w:type="gramStart"/>
-            <w:r>
-              <w:t>used</w:t>
-            </w:r>
-            <w:r>
-              <w:t>, and</w:t>
-            </w:r>
-            <w:proofErr w:type="gramEnd"/>
-            <w:r>
-              <w:t xml:space="preserve"> scrolls to follow the movement of the user. This</w:t>
+              <w:t>2d top down view is used</w:t>
+            </w:r>
+            <w:r>
+              <w:t>, and scrolls to follow the movement of the user. This</w:t>
             </w:r>
             <w:r>
               <w:t xml:space="preserve"> would be </w:t>
             </w:r>
             <w:r>
-              <w:t xml:space="preserve">relatively simple to implement compared to other styles such as the use of 3d or isometric </w:t>
-            </w:r>
-            <w:proofErr w:type="gramStart"/>
-            <w:r>
-              <w:t>graphics</w:t>
-            </w:r>
-            <w:r>
-              <w:t>, and</w:t>
-            </w:r>
-            <w:proofErr w:type="gramEnd"/>
-            <w:r>
-              <w:t xml:space="preserve"> is very visually appealing.</w:t>
+              <w:t>relatively simple to implement compared to other styles such as the use of 3d or isometric graphics</w:t>
+            </w:r>
+            <w:r>
+              <w:t>, and is very visually appealing.</w:t>
             </w:r>
           </w:p>
         </w:tc>
@@ -1705,26 +1638,10 @@
               <w:t xml:space="preserve">At the start of the </w:t>
             </w:r>
             <w:r>
-              <w:t xml:space="preserve">creature stage, the user </w:t>
-            </w:r>
-            <w:proofErr w:type="gramStart"/>
-            <w:r>
-              <w:t>is able to</w:t>
-            </w:r>
-            <w:proofErr w:type="gramEnd"/>
-            <w:r>
-              <w:t xml:space="preserve"> create their own customised creature to control. This provides </w:t>
-            </w:r>
-            <w:r>
-              <w:t xml:space="preserve">more interactivity to the </w:t>
-            </w:r>
-            <w:proofErr w:type="gramStart"/>
-            <w:r>
-              <w:t>game,</w:t>
-            </w:r>
-            <w:proofErr w:type="gramEnd"/>
-            <w:r>
-              <w:t xml:space="preserve"> however it will not be used in my game.</w:t>
+              <w:t xml:space="preserve">creature stage, the user is able to create their own customised creature to control. This provides </w:t>
+            </w:r>
+            <w:r>
+              <w:t>more interactivity to the game, however it will not be used in my game.</w:t>
             </w:r>
           </w:p>
           <w:p>
@@ -1802,15 +1719,7 @@
               <w:t>, especially if additional abilities were granted as rewards.</w:t>
             </w:r>
             <w:r>
-              <w:t xml:space="preserve"> I believe it will be better to keep the core gameplay mechanics </w:t>
-            </w:r>
-            <w:proofErr w:type="gramStart"/>
-            <w:r>
-              <w:t>simple, but</w:t>
-            </w:r>
-            <w:proofErr w:type="gramEnd"/>
-            <w:r>
-              <w:t xml:space="preserve"> demanding of the user to act quickly and effectively for a more engaging experience.</w:t>
+              <w:t xml:space="preserve"> I believe it will be better to keep the core gameplay mechanics simple, but demanding of the user to act quickly and effectively for a more engaging experience.</w:t>
             </w:r>
           </w:p>
         </w:tc>
@@ -1863,6 +1772,9 @@
     </w:tbl>
     <w:p/>
     <w:p>
+      <w:pPr>
+        <w:pStyle w:val="Heading2"/>
+      </w:pPr>
       <w:r>
         <w:t>Stakeholders:</w:t>
       </w:r>
@@ -1939,15 +1851,7 @@
         <w:t xml:space="preserve">more </w:t>
       </w:r>
       <w:r>
-        <w:t xml:space="preserve">likely to find the gameplay difficult, as they would be inexperienced with fast paced digital games and may find it hard to </w:t>
-      </w:r>
-      <w:proofErr w:type="spellStart"/>
-      <w:r>
-        <w:t>pickup</w:t>
-      </w:r>
-      <w:proofErr w:type="spellEnd"/>
-      <w:r>
-        <w:t xml:space="preserve"> controls without </w:t>
+        <w:t xml:space="preserve">likely to find the gameplay difficult, as they would be inexperienced with fast paced digital games and may find it hard to pickup controls without </w:t>
       </w:r>
       <w:r>
         <w:t>playing for a</w:t>
@@ -1965,15 +1869,7 @@
         <w:t xml:space="preserve">be somewhat educational, so the users should be interested in the concept of </w:t>
       </w:r>
       <w:r>
-        <w:t xml:space="preserve">the game, how ant </w:t>
-      </w:r>
-      <w:proofErr w:type="gramStart"/>
-      <w:r>
-        <w:t>colonies</w:t>
-      </w:r>
-      <w:proofErr w:type="gramEnd"/>
-      <w:r>
-        <w:t xml:space="preserve"> function, to get the most benefit from it.</w:t>
+        <w:t>the game, how ant colonies function, to get the most benefit from it.</w:t>
       </w:r>
       <w:r>
         <w:t xml:space="preserve"> </w:t>
@@ -2296,15 +2192,7 @@
         <w:t>Wide range</w:t>
       </w:r>
       <w:r>
-        <w:t xml:space="preserve">, </w:t>
-      </w:r>
-      <w:proofErr w:type="gramStart"/>
-      <w:r>
-        <w:t>however</w:t>
-      </w:r>
-      <w:proofErr w:type="gramEnd"/>
-      <w:r>
-        <w:t xml:space="preserve"> generally lower than the scores for gameplay</w:t>
+        <w:t>, however generally lower than the scores for gameplay</w:t>
       </w:r>
     </w:p>
     <w:p>
@@ -2368,15 +2256,7 @@
         <w:t xml:space="preserve">Very high scores, implying that the gameplay is a very important aspect, and should </w:t>
       </w:r>
       <w:r>
-        <w:t xml:space="preserve">be the </w:t>
-      </w:r>
-      <w:proofErr w:type="gramStart"/>
-      <w:r>
-        <w:t>main focus</w:t>
-      </w:r>
-      <w:proofErr w:type="gramEnd"/>
-      <w:r>
-        <w:t xml:space="preserve"> of my time developing</w:t>
+        <w:t>be the main focus of my time developing</w:t>
       </w:r>
     </w:p>
     <w:p>
@@ -2791,7 +2671,7 @@
     </w:p>
     <w:p>
       <w:pPr>
-        <w:ind w:left="360"/>
+        <w:pStyle w:val="Heading2"/>
       </w:pPr>
       <w:r>
         <w:t>Requirements:</w:t>
@@ -2938,15 +2818,7 @@
           </w:tcPr>
           <w:p>
             <w:r>
-              <w:t xml:space="preserve">This gives the user input to the </w:t>
-            </w:r>
-            <w:proofErr w:type="gramStart"/>
-            <w:r>
-              <w:t>game, and</w:t>
-            </w:r>
-            <w:proofErr w:type="gramEnd"/>
-            <w:r>
-              <w:t xml:space="preserve"> is how they will interact with the surroundings.</w:t>
+              <w:t>This gives the user input to the game, and is how they will interact with the surroundings.</w:t>
             </w:r>
           </w:p>
         </w:tc>
@@ -2991,18 +2863,10 @@
           </w:tcPr>
           <w:p>
             <w:r>
-              <w:t xml:space="preserve">This allows the user to operate at a higher </w:t>
-            </w:r>
-            <w:proofErr w:type="gramStart"/>
-            <w:r>
-              <w:t>level</w:t>
-            </w:r>
-            <w:r>
-              <w:t>, and</w:t>
-            </w:r>
-            <w:proofErr w:type="gramEnd"/>
-            <w:r>
-              <w:t xml:space="preserve"> see the influence of their behaviour on the colony at a larger scale.</w:t>
+              <w:t>This allows the user to operate at a higher level</w:t>
+            </w:r>
+            <w:r>
+              <w:t>, and see the influence of their behaviour on the colony at a larger scale.</w:t>
             </w:r>
           </w:p>
         </w:tc>
@@ -3243,13 +3107,8 @@
             <w:r>
               <w:t xml:space="preserve">more </w:t>
             </w:r>
-            <w:proofErr w:type="gramStart"/>
-            <w:r>
-              <w:t>skill based</w:t>
-            </w:r>
-            <w:proofErr w:type="gramEnd"/>
-            <w:r>
-              <w:t xml:space="preserve"> game.</w:t>
+            <w:r>
+              <w:t>skill based game.</w:t>
             </w:r>
           </w:p>
         </w:tc>
@@ -3365,23 +3224,7 @@
           </w:tcPr>
           <w:p>
             <w:r>
-              <w:t xml:space="preserve">Eliminating </w:t>
-            </w:r>
-            <w:proofErr w:type="gramStart"/>
-            <w:r>
-              <w:t>all of</w:t>
-            </w:r>
-            <w:proofErr w:type="gramEnd"/>
-            <w:r>
-              <w:t xml:space="preserve"> the rival ant colonies will give the player a </w:t>
-            </w:r>
-            <w:proofErr w:type="gramStart"/>
-            <w:r>
-              <w:t>win, and</w:t>
-            </w:r>
-            <w:proofErr w:type="gramEnd"/>
-            <w:r>
-              <w:t xml:space="preserve"> end the game.</w:t>
+              <w:t>Eliminating all of the rival ant colonies will give the player a win, and end the game.</w:t>
             </w:r>
           </w:p>
         </w:tc>
@@ -3390,13 +3233,8 @@
             <w:tcW w:w="3827" w:type="dxa"/>
           </w:tcPr>
           <w:p>
-            <w:proofErr w:type="gramStart"/>
-            <w:r>
-              <w:t>The majority of</w:t>
-            </w:r>
-            <w:proofErr w:type="gramEnd"/>
-            <w:r>
-              <w:t xml:space="preserve"> survey respondents preferred this option over a game which lasts indefinitely, until the player has no resources. This will also provide a sense of accomplishment to the user if they manage to win after a close game, or on a high difficulty.</w:t>
+            <w:r>
+              <w:t>The majority of survey respondents preferred this option over a game which lasts indefinitely, until the player has no resources. This will also provide a sense of accomplishment to the user if they manage to win after a close game, or on a high difficulty.</w:t>
             </w:r>
           </w:p>
         </w:tc>
@@ -3431,23 +3269,7 @@
           </w:tcPr>
           <w:p>
             <w:r>
-              <w:t xml:space="preserve">No win </w:t>
-            </w:r>
-            <w:proofErr w:type="gramStart"/>
-            <w:r>
-              <w:t>condition;</w:t>
-            </w:r>
-            <w:proofErr w:type="gramEnd"/>
-            <w:r>
-              <w:t xml:space="preserve"> the player </w:t>
-            </w:r>
-            <w:proofErr w:type="gramStart"/>
-            <w:r>
-              <w:t>is able to</w:t>
-            </w:r>
-            <w:proofErr w:type="gramEnd"/>
-            <w:r>
-              <w:t xml:space="preserve"> keep playing as long as they survive. Difficulty will increase over time to ensure a reasonable time frame.</w:t>
+              <w:t>No win condition; the player is able to keep playing as long as they survive. Difficulty will increase over time to ensure a reasonable time frame.</w:t>
             </w:r>
           </w:p>
         </w:tc>
@@ -3457,15 +3279,7 @@
           </w:tcPr>
           <w:p>
             <w:r>
-              <w:t xml:space="preserve">My audience were closely split on the issue of whether there should be a win condition, so it may be worthwhile to implement both options. </w:t>
-            </w:r>
-            <w:proofErr w:type="gramStart"/>
-            <w:r>
-              <w:t>All of</w:t>
-            </w:r>
-            <w:proofErr w:type="gramEnd"/>
-            <w:r>
-              <w:t xml:space="preserve"> the respondents who wanted this option voted for increasing difficulty over time.</w:t>
+              <w:t>My audience were closely split on the issue of whether there should be a win condition, so it may be worthwhile to implement both options. All of the respondents who wanted this option voted for increasing difficulty over time.</w:t>
             </w:r>
           </w:p>
         </w:tc>
@@ -3550,15 +3364,7 @@
           </w:tcPr>
           <w:p>
             <w:r>
-              <w:t xml:space="preserve">My survey has shown a range in the wants of my audience (questions 2 and 6). I believe settings should be feasible to implement within a reasonable time </w:t>
-            </w:r>
-            <w:proofErr w:type="gramStart"/>
-            <w:r>
-              <w:t>frame, and</w:t>
-            </w:r>
-            <w:proofErr w:type="gramEnd"/>
-            <w:r>
-              <w:t xml:space="preserve"> will make the game accessible and engaging to a larger number of people.</w:t>
+              <w:t>My survey has shown a range in the wants of my audience (questions 2 and 6). I believe settings should be feasible to implement within a reasonable time frame, and will make the game accessible and engaging to a larger number of people.</w:t>
             </w:r>
           </w:p>
         </w:tc>
@@ -3697,23 +3503,7 @@
               <w:t>, and the difficulties that they wanted (questions 6 and 2)</w:t>
             </w:r>
             <w:r>
-              <w:t xml:space="preserve">. Increasing the difficulty will make it harder to </w:t>
-            </w:r>
-            <w:proofErr w:type="gramStart"/>
-            <w:r>
-              <w:t>survive, and</w:t>
-            </w:r>
-            <w:proofErr w:type="gramEnd"/>
-            <w:r>
-              <w:t xml:space="preserve"> therefore decrease the length of the game and </w:t>
-            </w:r>
-            <w:proofErr w:type="spellStart"/>
-            <w:r>
-              <w:t>visa</w:t>
-            </w:r>
-            <w:proofErr w:type="spellEnd"/>
-            <w:r>
-              <w:t xml:space="preserve"> versa.</w:t>
+              <w:t>. Increasing the difficulty will make it harder to survive, and therefore decrease the length of the game and visa versa.</w:t>
             </w:r>
           </w:p>
         </w:tc>
@@ -3735,15 +3525,7 @@
           </w:tcPr>
           <w:p>
             <w:r>
-              <w:t xml:space="preserve">Keyboard controls using </w:t>
-            </w:r>
-            <w:proofErr w:type="spellStart"/>
-            <w:r>
-              <w:t>wasd</w:t>
-            </w:r>
-            <w:proofErr w:type="spellEnd"/>
-            <w:r>
-              <w:t xml:space="preserve"> keys</w:t>
+              <w:t>Keyboard controls using wasd keys</w:t>
             </w:r>
           </w:p>
         </w:tc>
@@ -3753,15 +3535,7 @@
           </w:tcPr>
           <w:p>
             <w:r>
-              <w:t xml:space="preserve">Control of movement in each of the 4 directions using the keys </w:t>
-            </w:r>
-            <w:proofErr w:type="gramStart"/>
-            <w:r>
-              <w:t>W,A</w:t>
-            </w:r>
-            <w:proofErr w:type="gramEnd"/>
-            <w:r>
-              <w:t>,S and D</w:t>
+              <w:t>Control of movement in each of the 4 directions using the keys W,A,S and D</w:t>
             </w:r>
           </w:p>
         </w:tc>
@@ -3803,23 +3577,7 @@
           </w:tcPr>
           <w:p>
             <w:r>
-              <w:t xml:space="preserve">High quality aesthetics which </w:t>
-            </w:r>
-            <w:proofErr w:type="gramStart"/>
-            <w:r>
-              <w:t>make</w:t>
-            </w:r>
-            <w:proofErr w:type="gramEnd"/>
-            <w:r>
-              <w:t xml:space="preserve"> the game more visually appealing. The game is likely to be shown from a </w:t>
-            </w:r>
-            <w:proofErr w:type="gramStart"/>
-            <w:r>
-              <w:t>top down</w:t>
-            </w:r>
-            <w:proofErr w:type="gramEnd"/>
-            <w:r>
-              <w:t xml:space="preserve"> view, with 2 dimensional assets</w:t>
+              <w:t>High quality aesthetics which make the game more visually appealing. The game is likely to be shown from a top down view, with 2 dimensional assets</w:t>
             </w:r>
           </w:p>
         </w:tc>
@@ -3866,15 +3624,7 @@
           </w:tcPr>
           <w:p>
             <w:r>
-              <w:t xml:space="preserve">A set of different settings which the player can select from. These may have slightly differing </w:t>
-            </w:r>
-            <w:proofErr w:type="gramStart"/>
-            <w:r>
-              <w:t>gameplay, and</w:t>
-            </w:r>
-            <w:proofErr w:type="gramEnd"/>
-            <w:r>
-              <w:t xml:space="preserve"> will have different graphics. These could include a forest, desert and urban area.</w:t>
+              <w:t>A set of different settings which the player can select from. These may have slightly differing gameplay, and will have different graphics. These could include a forest, desert and urban area.</w:t>
             </w:r>
           </w:p>
         </w:tc>
@@ -3884,23 +3634,7 @@
           </w:tcPr>
           <w:p>
             <w:r>
-              <w:t xml:space="preserve">This will add a slight variation to the game, allowing players to try different maps to avoid gameplay becoming repetitive or boring. Many users want this feature, with 57% of responses voting for 3 or more maps. On the other hand, this is likely to be relatively time </w:t>
-            </w:r>
-            <w:proofErr w:type="gramStart"/>
-            <w:r>
-              <w:t>consuming, and</w:t>
-            </w:r>
-            <w:proofErr w:type="gramEnd"/>
-            <w:r>
-              <w:t xml:space="preserve"> add comparably low amounts of content to some features. </w:t>
-            </w:r>
-            <w:proofErr w:type="gramStart"/>
-            <w:r>
-              <w:t>Therefore</w:t>
-            </w:r>
-            <w:proofErr w:type="gramEnd"/>
-            <w:r>
-              <w:t xml:space="preserve"> it is important, but not essential.</w:t>
+              <w:t>This will add a slight variation to the game, allowing players to try different maps to avoid gameplay becoming repetitive or boring. Many users want this feature, with 57% of responses voting for 3 or more maps. On the other hand, this is likely to be relatively time consuming, and add comparably low amounts of content to some features. Therefore it is important, but not essential.</w:t>
             </w:r>
           </w:p>
         </w:tc>
@@ -3994,15 +3728,7 @@
           </w:tcPr>
           <w:p>
             <w:r>
-              <w:t xml:space="preserve">The option to stop the game midway </w:t>
-            </w:r>
-            <w:proofErr w:type="gramStart"/>
-            <w:r>
-              <w:t>through, and</w:t>
-            </w:r>
-            <w:proofErr w:type="gramEnd"/>
-            <w:r>
-              <w:t xml:space="preserve"> continue it later.</w:t>
+              <w:t>The option to stop the game midway through, and continue it later.</w:t>
             </w:r>
           </w:p>
         </w:tc>
@@ -4091,6 +3817,9 @@
       </w:pPr>
     </w:p>
     <w:p>
+      <w:pPr>
+        <w:pStyle w:val="Heading2"/>
+      </w:pPr>
       <w:r>
         <w:t>Limitations:</w:t>
       </w:r>
@@ -4101,25 +3830,7 @@
         <w:t xml:space="preserve">As a solo developer, </w:t>
       </w:r>
       <w:r>
-        <w:t xml:space="preserve">I </w:t>
-      </w:r>
-      <w:proofErr w:type="spellStart"/>
-      <w:proofErr w:type="gramStart"/>
-      <w:r>
-        <w:t>wont</w:t>
-      </w:r>
-      <w:proofErr w:type="spellEnd"/>
-      <w:proofErr w:type="gramEnd"/>
-      <w:r>
-        <w:t xml:space="preserve"> be able to implement every feature that is labelled as desirable. Therefore, I will prioritise the essential features </w:t>
-      </w:r>
-      <w:proofErr w:type="gramStart"/>
-      <w:r>
-        <w:t>first, and</w:t>
-      </w:r>
-      <w:proofErr w:type="gramEnd"/>
-      <w:r>
-        <w:t xml:space="preserve"> focus my attention to the </w:t>
+        <w:t xml:space="preserve">I wont be able to implement every feature that is labelled as desirable. Therefore, I will prioritise the essential features first, and focus my attention to the </w:t>
       </w:r>
       <w:r>
         <w:t>aspects which stakeholders value most.</w:t>
@@ -4248,23 +3959,7 @@
           </w:tcPr>
           <w:p>
             <w:r>
-              <w:t xml:space="preserve">My game may be unable to </w:t>
-            </w:r>
-            <w:proofErr w:type="gramStart"/>
-            <w:r>
-              <w:t>run on low end</w:t>
-            </w:r>
-            <w:proofErr w:type="gramEnd"/>
-            <w:r>
-              <w:t xml:space="preserve"> computers, as it is simulating </w:t>
-            </w:r>
-            <w:proofErr w:type="gramStart"/>
-            <w:r>
-              <w:t>a large number of</w:t>
-            </w:r>
-            <w:proofErr w:type="gramEnd"/>
-            <w:r>
-              <w:t xml:space="preserve"> ants at once,</w:t>
+              <w:t>My game may be unable to run on low end computers, as it is simulating a large number of ants at once,</w:t>
             </w:r>
             <w:r>
               <w:t xml:space="preserve"> which is likely to take up a significant amount of memory to store all their data. I will try to optimise </w:t>
@@ -4447,15 +4142,7 @@
               <w:t xml:space="preserve">The game will not be able to run on mobile, as its large variety of controls would be difficult to implement intuitively with only a touchscreen, and it would </w:t>
             </w:r>
             <w:r>
-              <w:t xml:space="preserve">require </w:t>
-            </w:r>
-            <w:proofErr w:type="gramStart"/>
-            <w:r>
-              <w:t>all of</w:t>
-            </w:r>
-            <w:proofErr w:type="gramEnd"/>
-            <w:r>
-              <w:t xml:space="preserve"> the code to be made in a way that is compatible with mobile devices.</w:t>
+              <w:t>require all of the code to be made in a way that is compatible with mobile devices.</w:t>
             </w:r>
           </w:p>
         </w:tc>
@@ -4463,6 +4150,9 @@
     </w:tbl>
     <w:p/>
     <w:p>
+      <w:pPr>
+        <w:pStyle w:val="Heading2"/>
+      </w:pPr>
       <w:r>
         <w:t>Hardware and software requirements:</w:t>
       </w:r>
@@ -4728,15 +4418,7 @@
         <w:t xml:space="preserve">s and other </w:t>
       </w:r>
       <w:r>
-        <w:t xml:space="preserve">objects will be simulated at </w:t>
-      </w:r>
-      <w:proofErr w:type="gramStart"/>
-      <w:r>
-        <w:t>once,</w:t>
-      </w:r>
-      <w:proofErr w:type="gramEnd"/>
-      <w:r>
-        <w:t xml:space="preserve"> therefore a computer </w:t>
+        <w:t xml:space="preserve">objects will be simulated at once, therefore a computer </w:t>
       </w:r>
       <w:r>
         <w:t xml:space="preserve">will be </w:t>
@@ -4769,13 +4451,8 @@
         <w:t xml:space="preserve"> which would take a significant</w:t>
       </w:r>
       <w:r>
-        <w:t xml:space="preserve"> </w:t>
-      </w:r>
-      <w:proofErr w:type="gramStart"/>
-      <w:r>
-        <w:t>amount</w:t>
-      </w:r>
-      <w:proofErr w:type="gramEnd"/>
+        <w:t xml:space="preserve"> amount</w:t>
+      </w:r>
       <w:r>
         <w:t xml:space="preserve"> of resources</w:t>
       </w:r>
@@ -4804,15 +4481,7 @@
         <w:t xml:space="preserve">OOP - </w:t>
       </w:r>
       <w:r>
-        <w:t xml:space="preserve">The project is suitable for an </w:t>
-      </w:r>
-      <w:proofErr w:type="gramStart"/>
-      <w:r>
-        <w:t>object oriented</w:t>
-      </w:r>
-      <w:proofErr w:type="gramEnd"/>
-      <w:r>
-        <w:t xml:space="preserve"> language, since I can </w:t>
+        <w:t xml:space="preserve">The project is suitable for an object oriented language, since I can </w:t>
       </w:r>
       <w:r>
         <w:t>use inheritance to make many similar</w:t>
@@ -4863,51 +4532,23 @@
         </w:tabs>
       </w:pPr>
       <w:r>
-        <w:t xml:space="preserve">Visualisation – A GUI will be used to display the gameplay in real time to the user, by rendering </w:t>
-      </w:r>
-      <w:proofErr w:type="gramStart"/>
-      <w:r>
-        <w:t>all of</w:t>
-      </w:r>
-      <w:proofErr w:type="gramEnd"/>
-      <w:r>
-        <w:t xml:space="preserve"> the relevant objects such as food and ants near to them, and a map.</w:t>
-      </w:r>
-    </w:p>
-    <w:p>
-      <w:pPr>
-        <w:tabs>
-          <w:tab w:val="center" w:pos="4513"/>
-        </w:tabs>
-        <w:rPr>
-          <w:sz w:val="36"/>
-          <w:szCs w:val="36"/>
-          <w:u w:val="single"/>
-        </w:rPr>
-      </w:pPr>
-      <w:r>
-        <w:rPr>
-          <w:sz w:val="36"/>
-          <w:szCs w:val="36"/>
-          <w:u w:val="single"/>
-        </w:rPr>
+        <w:t>Visualisation – A GUI will be used to display the gameplay in real time to the user, by rendering all of the relevant objects such as food and ants near to them, and a map.</w:t>
+      </w:r>
+    </w:p>
+    <w:p>
+      <w:pPr>
+        <w:pStyle w:val="Heading1"/>
+      </w:pPr>
+      <w:r>
         <w:lastRenderedPageBreak/>
         <w:t>Design</w:t>
       </w:r>
     </w:p>
     <w:p>
       <w:pPr>
-        <w:tabs>
-          <w:tab w:val="center" w:pos="4513"/>
-        </w:tabs>
-        <w:rPr>
-          <w:u w:val="single"/>
-        </w:rPr>
-      </w:pPr>
-      <w:r>
-        <w:rPr>
-          <w:u w:val="single"/>
-        </w:rPr>
+        <w:pStyle w:val="Heading2"/>
+      </w:pPr>
+      <w:r>
         <w:t>Structure diagram:</w:t>
       </w:r>
     </w:p>
@@ -4993,263 +4634,350 @@
         <w:tabs>
           <w:tab w:val="center" w:pos="4513"/>
         </w:tabs>
+      </w:pPr>
+      <w:r>
+        <w:t>I first decomposed the game into the 3 menus that the user will first have access to, the settings, gameplay and save menu. The gameplay will be the most complex of these to add, as it involves many subcomponents, which will be managed by different methods in the game’s logic.</w:t>
+      </w:r>
+    </w:p>
+    <w:p>
+      <w:pPr>
+        <w:pStyle w:val="Heading2"/>
+      </w:pPr>
+      <w:r>
+        <w:t>Stages of development:</w:t>
+      </w:r>
+    </w:p>
+    <w:p>
+      <w:pPr>
+        <w:pStyle w:val="Heading3"/>
+      </w:pPr>
+      <w:r>
+        <w:t>1.Main menu:</w:t>
+      </w:r>
+    </w:p>
+    <w:p>
+      <w:pPr>
+        <w:tabs>
+          <w:tab w:val="center" w:pos="4513"/>
+        </w:tabs>
+      </w:pPr>
+      <w:r>
+        <w:t xml:space="preserve"> functional buttons to navigate to what the user wants to do</w:t>
+      </w:r>
+      <w:r>
+        <w:t xml:space="preserve"> e.g. settings, gameplay, saves</w:t>
+      </w:r>
+    </w:p>
+    <w:p>
+      <w:pPr>
+        <w:pStyle w:val="Heading3"/>
+      </w:pPr>
+      <w:r>
+        <w:t xml:space="preserve"> 2. Settings menu:</w:t>
+      </w:r>
+    </w:p>
+    <w:p>
+      <w:pPr>
+        <w:tabs>
+          <w:tab w:val="center" w:pos="4513"/>
+        </w:tabs>
+      </w:pPr>
+      <w:r>
+        <w:t xml:space="preserve"> buttons to select a map, difficulty, or gameplay mode.</w:t>
+      </w:r>
+    </w:p>
+    <w:p>
+      <w:pPr>
+        <w:pStyle w:val="Heading3"/>
+      </w:pPr>
+      <w:r>
+        <w:t xml:space="preserve"> 3.Initial map design and creating assets:</w:t>
+      </w:r>
+    </w:p>
+    <w:p>
+      <w:pPr>
+        <w:tabs>
+          <w:tab w:val="center" w:pos="4513"/>
+        </w:tabs>
+      </w:pPr>
+      <w:r>
+        <w:t xml:space="preserve"> Basic map designs for locations such as a forest, desert, or city as well as sprites for food, ants and pheromones </w:t>
+      </w:r>
+    </w:p>
+    <w:p>
+      <w:pPr>
+        <w:pStyle w:val="Heading3"/>
+      </w:pPr>
+      <w:r>
+        <w:lastRenderedPageBreak/>
+        <w:t>4.Player ants and movement controls:</w:t>
+      </w:r>
+    </w:p>
+    <w:p>
+      <w:pPr>
+        <w:tabs>
+          <w:tab w:val="center" w:pos="4513"/>
+        </w:tabs>
+      </w:pPr>
+      <w:r>
+        <w:t xml:space="preserve"> should be visible and controllable by the user </w:t>
+      </w:r>
+    </w:p>
+    <w:p>
+      <w:pPr>
+        <w:pStyle w:val="Heading3"/>
+      </w:pPr>
+      <w:r>
+        <w:t xml:space="preserve">5. Food spawning: </w:t>
+      </w:r>
+    </w:p>
+    <w:p>
+      <w:pPr>
+        <w:tabs>
+          <w:tab w:val="center" w:pos="4513"/>
+        </w:tabs>
+      </w:pPr>
+      <w:r>
+        <w:t>Food should spawn in random locations on the map (required to test collecting food in next step)</w:t>
+      </w:r>
+    </w:p>
+    <w:p>
+      <w:pPr>
+        <w:pStyle w:val="Heading3"/>
+      </w:pPr>
+      <w:r>
+        <w:t xml:space="preserve"> 6. Additional ant behaviour/controls:</w:t>
+      </w:r>
+    </w:p>
+    <w:p>
+      <w:pPr>
+        <w:tabs>
+          <w:tab w:val="center" w:pos="4513"/>
+        </w:tabs>
+      </w:pPr>
+      <w:r>
+        <w:t xml:space="preserve"> Ability to use pheromones and collect food.</w:t>
+      </w:r>
+      <w:r>
+        <w:t xml:space="preserve"> </w:t>
+      </w:r>
+    </w:p>
+    <w:p>
+      <w:pPr>
+        <w:pStyle w:val="Heading3"/>
+      </w:pPr>
+      <w:r>
+        <w:t xml:space="preserve"> 7. </w:t>
+      </w:r>
+      <w:r>
+        <w:t>E</w:t>
+      </w:r>
+      <w:r>
+        <w:t>nemy ants</w:t>
+      </w:r>
+      <w:r>
+        <w:t xml:space="preserve"> (essential) and different variants (desirable)</w:t>
+      </w:r>
+      <w:r>
+        <w:t>:</w:t>
+      </w:r>
+    </w:p>
+    <w:p>
+      <w:pPr>
+        <w:tabs>
+          <w:tab w:val="center" w:pos="4513"/>
+        </w:tabs>
+      </w:pPr>
+      <w:r>
+        <w:t xml:space="preserve"> These should be easier to develop with the player ants as a starting </w:t>
+      </w:r>
+      <w:r>
+        <w:t>point</w:t>
+      </w:r>
+      <w:r>
+        <w:t>,</w:t>
+      </w:r>
+      <w:r>
+        <w:t xml:space="preserve"> but</w:t>
+      </w:r>
+      <w:r>
+        <w:t xml:space="preserve"> will require logic to make decisions automatically</w:t>
+      </w:r>
+      <w:r>
+        <w:t>.</w:t>
+      </w:r>
+      <w:r>
+        <w:t xml:space="preserve"> Player ants will use the same logic when not actively controlled.</w:t>
+      </w:r>
+      <w:r>
+        <w:t xml:space="preserve"> Variants could include fighters, gatherers and a queen ant.</w:t>
+      </w:r>
+    </w:p>
+    <w:p>
+      <w:pPr>
+        <w:pStyle w:val="Heading3"/>
+      </w:pPr>
+      <w:r>
+        <w:t xml:space="preserve">8. Population system: </w:t>
+      </w:r>
+    </w:p>
+    <w:p>
+      <w:pPr>
+        <w:tabs>
+          <w:tab w:val="center" w:pos="4513"/>
+        </w:tabs>
+      </w:pPr>
+      <w:r>
+        <w:t xml:space="preserve">Population should grow when the player has enough resources and passively </w:t>
+      </w:r>
+      <w:r>
+        <w:t>shrink</w:t>
+      </w:r>
+      <w:r>
+        <w:t xml:space="preserve"> at a slow rate otherwise. This will require food and ants to be functional first for testing. </w:t>
+      </w:r>
+    </w:p>
+    <w:p>
+      <w:pPr>
+        <w:pStyle w:val="Heading3"/>
+      </w:pPr>
+      <w:r>
+        <w:t xml:space="preserve">9. Check for win: </w:t>
+      </w:r>
+    </w:p>
+    <w:p>
+      <w:pPr>
+        <w:tabs>
+          <w:tab w:val="center" w:pos="4513"/>
+        </w:tabs>
+      </w:pPr>
+      <w:r>
+        <w:t xml:space="preserve">If all enemy ants are eliminated, then the player will win, and the game will end. </w:t>
+      </w:r>
+    </w:p>
+    <w:p>
+      <w:pPr>
+        <w:pStyle w:val="Heading3"/>
+      </w:pPr>
+      <w:r>
+        <w:t>10. Sandbox mode:</w:t>
+      </w:r>
+    </w:p>
+    <w:p>
+      <w:pPr>
+        <w:tabs>
+          <w:tab w:val="center" w:pos="4513"/>
+        </w:tabs>
+      </w:pPr>
+      <w:r>
+        <w:t xml:space="preserve"> Player has the ability to spawn in resources or </w:t>
+      </w:r>
+      <w:r>
+        <w:t>ants</w:t>
+      </w:r>
+      <w:r>
+        <w:t>,</w:t>
+      </w:r>
+      <w:r>
+        <w:t xml:space="preserve"> and</w:t>
+      </w:r>
+      <w:r>
+        <w:t xml:space="preserve"> can experiment with the game and different strategies. </w:t>
+      </w:r>
+    </w:p>
+    <w:p>
+      <w:pPr>
+        <w:pStyle w:val="Heading3"/>
+      </w:pPr>
+      <w:r>
+        <w:t>11. Natural disasters (optional):</w:t>
+      </w:r>
+    </w:p>
+    <w:p>
+      <w:pPr>
+        <w:tabs>
+          <w:tab w:val="center" w:pos="4513"/>
+        </w:tabs>
+      </w:pPr>
+      <w:r>
+        <w:t xml:space="preserve"> Random events to increase difficulty, such as rain or a predator.</w:t>
+      </w:r>
+      <w:r>
+        <w:t xml:space="preserve"> I would like to develop this before scoring so that it can give bonus score for surviving them.</w:t>
+      </w:r>
+    </w:p>
+    <w:p>
+      <w:pPr>
+        <w:pStyle w:val="Heading3"/>
+      </w:pPr>
+      <w:r>
+        <w:t>12. Scoring:</w:t>
+      </w:r>
+    </w:p>
+    <w:p>
+      <w:pPr>
+        <w:tabs>
+          <w:tab w:val="center" w:pos="4513"/>
+        </w:tabs>
+      </w:pPr>
+      <w:r>
+        <w:t xml:space="preserve"> A system to score the player’s run based on factors such as the time played, the size of their colony and the size of the enemy colony. Should be developed near the end so that all finished features can have an impact on the final score. </w:t>
+      </w:r>
+    </w:p>
+    <w:p>
+      <w:pPr>
+        <w:pStyle w:val="Heading3"/>
+      </w:pPr>
+      <w:r>
+        <w:t>13. Tutorial (optional):</w:t>
+      </w:r>
+    </w:p>
+    <w:p>
+      <w:pPr>
+        <w:tabs>
+          <w:tab w:val="center" w:pos="4513"/>
+        </w:tabs>
+      </w:pPr>
+      <w:r>
+        <w:t xml:space="preserve"> This feature is not required and should cover all the developed features, so will be created at the end if there is enough time. </w:t>
+      </w:r>
+    </w:p>
+    <w:p>
+      <w:pPr>
+        <w:pStyle w:val="Heading3"/>
+      </w:pPr>
+      <w:r>
+        <w:t>14. Saves (optional):</w:t>
+      </w:r>
+    </w:p>
+    <w:p>
+      <w:pPr>
+        <w:tabs>
+          <w:tab w:val="center" w:pos="4513"/>
+        </w:tabs>
+      </w:pPr>
+      <w:r>
+        <w:t xml:space="preserve"> This is likely to be difficult to implement, and is not required for the project, so I will complete it if there is enough time at the end</w:t>
+      </w:r>
+    </w:p>
+    <w:p>
+      <w:pPr>
+        <w:tabs>
+          <w:tab w:val="center" w:pos="4513"/>
+        </w:tabs>
         <w:rPr>
           <w:u w:val="single"/>
         </w:rPr>
       </w:pPr>
-      <w:r>
+    </w:p>
+    <w:p>
+      <w:pPr>
+        <w:pStyle w:val="Heading2"/>
         <w:rPr>
-          <w:u w:val="single"/>
+          <w:rStyle w:val="Heading2Char"/>
         </w:rPr>
-        <w:t>Stages of development:</w:t>
-      </w:r>
-    </w:p>
-    <w:p>
-      <w:pPr>
-        <w:tabs>
-          <w:tab w:val="center" w:pos="4513"/>
-        </w:tabs>
-      </w:pPr>
-      <w:r>
-        <w:t>1.Main menu: functional buttons to navigate to what the user wants to do</w:t>
-      </w:r>
-      <w:r>
-        <w:t xml:space="preserve"> e.g. settings, gameplay, saves</w:t>
-      </w:r>
-    </w:p>
-    <w:p>
-      <w:pPr>
-        <w:tabs>
-          <w:tab w:val="center" w:pos="4513"/>
-        </w:tabs>
-      </w:pPr>
-      <w:r>
-        <w:t xml:space="preserve"> 2. Settings menu: buttons to select a map, difficulty, or gameplay mode.</w:t>
-      </w:r>
-    </w:p>
-    <w:p>
-      <w:pPr>
-        <w:tabs>
-          <w:tab w:val="center" w:pos="4513"/>
-        </w:tabs>
-      </w:pPr>
-      <w:r>
-        <w:t xml:space="preserve"> 3.Initial map design and creating assets: Basic map designs for locations such as a forest, desert, or city as well as sprites for food, </w:t>
-      </w:r>
-      <w:proofErr w:type="spellStart"/>
-      <w:r>
-        <w:t>ants</w:t>
-      </w:r>
-      <w:proofErr w:type="spellEnd"/>
-      <w:r>
-        <w:t xml:space="preserve"> and pheromones </w:t>
-      </w:r>
-    </w:p>
-    <w:p>
-      <w:pPr>
-        <w:tabs>
-          <w:tab w:val="center" w:pos="4513"/>
-        </w:tabs>
-      </w:pPr>
-      <w:r>
-        <w:t xml:space="preserve">4.Player ants and movement controls: should be visible and controllable by the user </w:t>
-      </w:r>
-    </w:p>
-    <w:p>
-      <w:pPr>
-        <w:tabs>
-          <w:tab w:val="center" w:pos="4513"/>
-        </w:tabs>
-      </w:pPr>
-      <w:r>
-        <w:t>5. Food spawning: Food should spawn in random locations on the map (required to test collecting food in next step)</w:t>
-      </w:r>
-    </w:p>
-    <w:p>
-      <w:pPr>
-        <w:tabs>
-          <w:tab w:val="center" w:pos="4513"/>
-        </w:tabs>
-      </w:pPr>
-      <w:r>
-        <w:t xml:space="preserve"> 6. Additional ant behaviour/controls: Ability to use pheromones and collect food.</w:t>
-      </w:r>
-      <w:r>
-        <w:t xml:space="preserve"> </w:t>
-      </w:r>
-    </w:p>
-    <w:p>
-      <w:pPr>
-        <w:tabs>
-          <w:tab w:val="center" w:pos="4513"/>
-        </w:tabs>
-      </w:pPr>
-      <w:r>
-        <w:t xml:space="preserve"> 7. </w:t>
-      </w:r>
-      <w:r>
-        <w:t>E</w:t>
-      </w:r>
-      <w:r>
-        <w:t>nemy ants</w:t>
-      </w:r>
-      <w:r>
-        <w:t xml:space="preserve"> (essential) and different variants (desirable)</w:t>
-      </w:r>
-      <w:r>
-        <w:t xml:space="preserve">: These should be easier to develop with the player ants as a starting </w:t>
-      </w:r>
-      <w:proofErr w:type="gramStart"/>
-      <w:r>
-        <w:t>point</w:t>
-      </w:r>
-      <w:r>
-        <w:t>,</w:t>
-      </w:r>
-      <w:r>
-        <w:t xml:space="preserve"> but</w:t>
-      </w:r>
-      <w:proofErr w:type="gramEnd"/>
-      <w:r>
-        <w:t xml:space="preserve"> will require logic to make decisions automatically</w:t>
-      </w:r>
-      <w:r>
-        <w:t>.</w:t>
-      </w:r>
-      <w:r>
-        <w:t xml:space="preserve"> Player ants will use the same logic when not actively controlled.</w:t>
-      </w:r>
-      <w:r>
-        <w:t xml:space="preserve"> Variants could include fighters, gatherers and a queen ant.</w:t>
-      </w:r>
-    </w:p>
-    <w:p>
-      <w:pPr>
-        <w:tabs>
-          <w:tab w:val="center" w:pos="4513"/>
-        </w:tabs>
-      </w:pPr>
-      <w:r>
-        <w:lastRenderedPageBreak/>
-        <w:t xml:space="preserve">8. Population system: Population should grow when the player has enough resources and passively </w:t>
-      </w:r>
-      <w:proofErr w:type="gramStart"/>
-      <w:r>
-        <w:t>shrink</w:t>
-      </w:r>
-      <w:proofErr w:type="gramEnd"/>
-      <w:r>
-        <w:t xml:space="preserve"> at a slow rate otherwise. This will require food and ants to be functional first for testing. </w:t>
-      </w:r>
-    </w:p>
-    <w:p>
-      <w:pPr>
-        <w:tabs>
-          <w:tab w:val="center" w:pos="4513"/>
-        </w:tabs>
-      </w:pPr>
-      <w:r>
-        <w:t xml:space="preserve">9. Check for win: If all enemy ants are eliminated, then the player will win, and the game will end. </w:t>
-      </w:r>
-    </w:p>
-    <w:p>
-      <w:pPr>
-        <w:tabs>
-          <w:tab w:val="center" w:pos="4513"/>
-        </w:tabs>
-      </w:pPr>
-      <w:r>
-        <w:t xml:space="preserve">10. Sandbox mode: Player </w:t>
-      </w:r>
-      <w:proofErr w:type="gramStart"/>
-      <w:r>
-        <w:t>has the ability to</w:t>
-      </w:r>
-      <w:proofErr w:type="gramEnd"/>
-      <w:r>
-        <w:t xml:space="preserve"> spawn in resources or </w:t>
-      </w:r>
-      <w:proofErr w:type="gramStart"/>
-      <w:r>
-        <w:t>ants</w:t>
-      </w:r>
-      <w:r>
-        <w:t>,</w:t>
-      </w:r>
-      <w:r>
-        <w:t xml:space="preserve"> and</w:t>
-      </w:r>
-      <w:proofErr w:type="gramEnd"/>
-      <w:r>
-        <w:t xml:space="preserve"> can experiment with the game and different strategies. </w:t>
-      </w:r>
-    </w:p>
-    <w:p>
-      <w:pPr>
-        <w:tabs>
-          <w:tab w:val="center" w:pos="4513"/>
-        </w:tabs>
-      </w:pPr>
-      <w:r>
-        <w:t>11. Natural disasters (optional): Random events to increase difficulty, such as rain or a predator.</w:t>
-      </w:r>
-      <w:r>
-        <w:t xml:space="preserve"> I would like to develop this before scoring so that it can give bonus score for surviving them.</w:t>
-      </w:r>
-    </w:p>
-    <w:p>
-      <w:pPr>
-        <w:tabs>
-          <w:tab w:val="center" w:pos="4513"/>
-        </w:tabs>
-      </w:pPr>
-      <w:r>
-        <w:t xml:space="preserve">12. Scoring: A system to score the player’s run based on factors such as the time played, the size of their colony and the size of the enemy colony. Should be developed near the end so that all finished features can have an impact on the final score. </w:t>
-      </w:r>
-    </w:p>
-    <w:p>
-      <w:pPr>
-        <w:tabs>
-          <w:tab w:val="center" w:pos="4513"/>
-        </w:tabs>
-      </w:pPr>
-      <w:r>
-        <w:t xml:space="preserve">13. Tutorial (optional): This feature is not required and should cover all the developed features, so will be created at the end if there is enough time. </w:t>
-      </w:r>
-    </w:p>
-    <w:p>
-      <w:pPr>
-        <w:tabs>
-          <w:tab w:val="center" w:pos="4513"/>
-        </w:tabs>
-      </w:pPr>
-      <w:r>
-        <w:t>14. Saves (optional): This is likely to be difficult to implement, and is not required for the project, so I will complete it if there is enough time at the end</w:t>
-      </w:r>
-    </w:p>
-    <w:p>
-      <w:pPr>
-        <w:tabs>
-          <w:tab w:val="center" w:pos="4513"/>
-        </w:tabs>
-        <w:rPr>
-          <w:u w:val="single"/>
-        </w:rPr>
-      </w:pPr>
-    </w:p>
-    <w:p>
-      <w:pPr>
-        <w:tabs>
-          <w:tab w:val="center" w:pos="4513"/>
-        </w:tabs>
-        <w:rPr>
-          <w:u w:val="single"/>
-        </w:rPr>
-      </w:pPr>
-      <w:r>
-        <w:rPr>
-          <w:u w:val="single"/>
-        </w:rPr>
+      </w:pPr>
+      <w:r>
         <w:t>Test Plans</w:t>
       </w:r>
     </w:p>
@@ -5521,23 +5249,7 @@
               <w:t>The</w:t>
             </w:r>
             <w:r>
-              <w:t xml:space="preserve"> setting should reach a final </w:t>
-            </w:r>
-            <w:proofErr w:type="gramStart"/>
-            <w:r>
-              <w:t>state</w:t>
-            </w:r>
-            <w:proofErr w:type="gramEnd"/>
-            <w:r>
-              <w:t xml:space="preserve"> and the arrow will be </w:t>
-            </w:r>
-            <w:proofErr w:type="spellStart"/>
-            <w:r>
-              <w:t>grayed</w:t>
-            </w:r>
-            <w:proofErr w:type="spellEnd"/>
-            <w:r>
-              <w:t xml:space="preserve"> out</w:t>
+              <w:t xml:space="preserve"> setting should reach a final state and the arrow will be grayed out</w:t>
             </w:r>
             <w:r>
               <w:t xml:space="preserve"> </w:t>
@@ -5619,7 +5331,6 @@
               </w:tabs>
             </w:pPr>
             <w:r>
-              <w:lastRenderedPageBreak/>
               <w:t>5</w:t>
             </w:r>
           </w:p>
@@ -5863,15 +5574,7 @@
               </w:tabs>
             </w:pPr>
             <w:r>
-              <w:t xml:space="preserve">The food will </w:t>
-            </w:r>
-            <w:proofErr w:type="gramStart"/>
-            <w:r>
-              <w:t>disappear</w:t>
-            </w:r>
-            <w:proofErr w:type="gramEnd"/>
-            <w:r>
-              <w:t xml:space="preserve"> and the players food </w:t>
+              <w:t xml:space="preserve">The food will disappear and the players food </w:t>
             </w:r>
             <w:r>
               <w:t>variable should increment</w:t>
@@ -5951,15 +5654,11 @@
               <w:t>They should both automatically act to collect food and wander around</w:t>
             </w:r>
             <w:r>
-              <w:t xml:space="preserve">. If the player takes control of their </w:t>
-            </w:r>
-            <w:proofErr w:type="gramStart"/>
-            <w:r>
-              <w:t>ant</w:t>
-            </w:r>
-            <w:proofErr w:type="gramEnd"/>
-            <w:r>
-              <w:t xml:space="preserve"> it will stop moving on its own.</w:t>
+              <w:t xml:space="preserve">. If the player takes control of their ant </w:t>
+            </w:r>
+            <w:r>
+              <w:lastRenderedPageBreak/>
+              <w:t>it will stop moving on its own.</w:t>
             </w:r>
           </w:p>
         </w:tc>
@@ -5976,6 +5675,7 @@
               </w:tabs>
             </w:pPr>
             <w:r>
+              <w:lastRenderedPageBreak/>
               <w:t>7</w:t>
             </w:r>
           </w:p>
@@ -6168,7 +5868,6 @@
               </w:tabs>
             </w:pPr>
             <w:r>
-              <w:lastRenderedPageBreak/>
               <w:t>8</w:t>
             </w:r>
           </w:p>
@@ -6542,7 +6241,11 @@
               </w:tabs>
             </w:pPr>
             <w:r>
-              <w:t>The player should be shown information on how the gameplay works and the controls</w:t>
+              <w:t xml:space="preserve">The player should be shown information on how the gameplay </w:t>
+            </w:r>
+            <w:r>
+              <w:lastRenderedPageBreak/>
+              <w:t>works and the controls</w:t>
             </w:r>
           </w:p>
         </w:tc>
@@ -6559,6 +6262,7 @@
               </w:tabs>
             </w:pPr>
             <w:r>
+              <w:lastRenderedPageBreak/>
               <w:t>14</w:t>
             </w:r>
           </w:p>
@@ -6604,15 +6308,7 @@
               </w:tabs>
             </w:pPr>
             <w:r>
-              <w:t xml:space="preserve">A save should be created with </w:t>
-            </w:r>
-            <w:proofErr w:type="gramStart"/>
-            <w:r>
-              <w:t>all of</w:t>
-            </w:r>
-            <w:proofErr w:type="gramEnd"/>
-            <w:r>
-              <w:t xml:space="preserve"> the current data</w:t>
+              <w:t>A save should be created with all of the current data</w:t>
             </w:r>
           </w:p>
         </w:tc>
@@ -6757,17 +6453,9 @@
     </w:p>
     <w:p>
       <w:pPr>
-        <w:tabs>
-          <w:tab w:val="center" w:pos="4513"/>
-        </w:tabs>
-        <w:rPr>
-          <w:u w:val="single"/>
-        </w:rPr>
-      </w:pPr>
-      <w:r>
-        <w:rPr>
-          <w:u w:val="single"/>
-        </w:rPr>
+        <w:pStyle w:val="Heading2"/>
+      </w:pPr>
+      <w:r>
         <w:t>Gui Design:</w:t>
       </w:r>
     </w:p>
@@ -6781,7 +6469,6 @@
         <w:rPr>
           <w:noProof/>
         </w:rPr>
-        <w:lastRenderedPageBreak/>
         <w:drawing>
           <wp:inline distT="0" distB="0" distL="0" distR="0" wp14:anchorId="17F1950B" wp14:editId="03342CD0">
             <wp:extent cx="5724525" cy="4048125"/>
@@ -6884,15 +6571,8 @@
         </w:tabs>
       </w:pPr>
       <w:r>
-        <w:t xml:space="preserve">Arrows are used for the settings, so that the user can easily cycle through the options. The difficulty arrow will be </w:t>
-      </w:r>
-      <w:proofErr w:type="spellStart"/>
-      <w:r>
-        <w:t>grayed</w:t>
-      </w:r>
-      <w:proofErr w:type="spellEnd"/>
-      <w:r>
-        <w:t xml:space="preserve"> when it is equal to 1 or 10, as these are the lowest and highest values</w:t>
+        <w:lastRenderedPageBreak/>
+        <w:t>Arrows are used for the settings, so that the user can easily cycle through the options. The difficulty arrow will be grayed when it is equal to 1 or 10, as these are the lowest and highest values</w:t>
       </w:r>
       <w:r>
         <w:t>, so the user should not be able to use the arrows further</w:t>
@@ -6962,7 +6642,6 @@
         </w:tabs>
       </w:pPr>
       <w:r>
-        <w:lastRenderedPageBreak/>
         <w:t>Black – player ant</w:t>
       </w:r>
     </w:p>
@@ -7002,11 +6681,9 @@
       <w:r>
         <w:t xml:space="preserve">Information is displayed around the edge of the gameplay screen so that it is not </w:t>
       </w:r>
-      <w:proofErr w:type="gramStart"/>
       <w:r>
         <w:t>distracting, but</w:t>
       </w:r>
-      <w:proofErr w:type="gramEnd"/>
       <w:r>
         <w:t xml:space="preserve"> can still be easily checked by the user.</w:t>
       </w:r>
@@ -7024,6 +6701,14 @@
           <w:tab w:val="center" w:pos="4513"/>
         </w:tabs>
       </w:pPr>
+    </w:p>
+    <w:p>
+      <w:pPr>
+        <w:pStyle w:val="Heading1"/>
+      </w:pPr>
+      <w:r>
+        <w:t>Iterative development</w:t>
+      </w:r>
     </w:p>
     <w:p>
       <w:pPr>
@@ -7036,32 +6721,10 @@
           <w:u w:val="single"/>
         </w:rPr>
       </w:pPr>
-      <w:r>
-        <w:rPr>
-          <w:sz w:val="36"/>
-          <w:szCs w:val="36"/>
-          <w:u w:val="single"/>
-        </w:rPr>
-        <w:t>Iterative development</w:t>
-      </w:r>
-    </w:p>
-    <w:p>
-      <w:pPr>
-        <w:tabs>
-          <w:tab w:val="center" w:pos="4513"/>
-        </w:tabs>
-        <w:rPr>
-          <w:sz w:val="36"/>
-          <w:szCs w:val="36"/>
-          <w:u w:val="single"/>
-        </w:rPr>
-      </w:pPr>
-    </w:p>
-    <w:p>
-      <w:pPr>
-        <w:tabs>
-          <w:tab w:val="center" w:pos="4513"/>
-        </w:tabs>
+    </w:p>
+    <w:p>
+      <w:pPr>
+        <w:pStyle w:val="Heading2"/>
       </w:pPr>
       <w:r>
         <w:t>Data dictionary:</w:t>
@@ -7288,64 +6951,47 @@
                 <w:tab w:val="center" w:pos="4513"/>
               </w:tabs>
             </w:pPr>
-            <w:proofErr w:type="spellStart"/>
-            <w:r>
-              <w:t>Arraylist</w:t>
-            </w:r>
-            <w:proofErr w:type="spellEnd"/>
-            <w:r>
-              <w:t>&lt;</w:t>
-            </w:r>
-            <w:proofErr w:type="spellStart"/>
-            <w:r>
-              <w:t>JFrame</w:t>
-            </w:r>
-            <w:proofErr w:type="spellEnd"/>
-            <w:r>
-              <w:t>&gt;</w:t>
-            </w:r>
-          </w:p>
-        </w:tc>
-        <w:tc>
-          <w:tcPr>
-            <w:tcW w:w="2254" w:type="dxa"/>
-          </w:tcPr>
-          <w:p>
-            <w:pPr>
-              <w:tabs>
-                <w:tab w:val="center" w:pos="4513"/>
-              </w:tabs>
-            </w:pPr>
-            <w:r>
-              <w:t>Main menu, Settings menu, Gameplay, Save menu</w:t>
-            </w:r>
-          </w:p>
-        </w:tc>
-        <w:tc>
-          <w:tcPr>
-            <w:tcW w:w="2254" w:type="dxa"/>
-          </w:tcPr>
-          <w:p>
-            <w:pPr>
-              <w:tabs>
-                <w:tab w:val="center" w:pos="4513"/>
-              </w:tabs>
-            </w:pPr>
-            <w:r>
-              <w:t xml:space="preserve">Stores the 4 menus so that they can be accessed by the function </w:t>
-            </w:r>
-            <w:proofErr w:type="spellStart"/>
-            <w:proofErr w:type="gramStart"/>
-            <w:r>
-              <w:t>getFrames</w:t>
-            </w:r>
-            <w:proofErr w:type="spellEnd"/>
-            <w:r>
-              <w:t>(</w:t>
-            </w:r>
-            <w:proofErr w:type="gramEnd"/>
-            <w:r>
-              <w:t>)</w:t>
+            <w:r>
+              <w:t>Arraylist&lt;JFrame&gt;</w:t>
+            </w:r>
+          </w:p>
+        </w:tc>
+        <w:tc>
+          <w:tcPr>
+            <w:tcW w:w="2254" w:type="dxa"/>
+          </w:tcPr>
+          <w:p>
+            <w:pPr>
+              <w:tabs>
+                <w:tab w:val="center" w:pos="4513"/>
+              </w:tabs>
+            </w:pPr>
+            <w:r>
+              <w:t xml:space="preserve">Main menu, Settings menu, </w:t>
+            </w:r>
+            <w:r>
+              <w:lastRenderedPageBreak/>
+              <w:t>Gameplay, Save menu</w:t>
+            </w:r>
+          </w:p>
+        </w:tc>
+        <w:tc>
+          <w:tcPr>
+            <w:tcW w:w="2254" w:type="dxa"/>
+          </w:tcPr>
+          <w:p>
+            <w:pPr>
+              <w:tabs>
+                <w:tab w:val="center" w:pos="4513"/>
+              </w:tabs>
+            </w:pPr>
+            <w:r>
+              <w:lastRenderedPageBreak/>
+              <w:t xml:space="preserve">Stores the 4 menus so that they can be </w:t>
+            </w:r>
+            <w:r>
+              <w:lastRenderedPageBreak/>
+              <w:t>accessed by the function getFrames()</w:t>
             </w:r>
           </w:p>
         </w:tc>
@@ -7362,6 +7008,7 @@
               </w:tabs>
             </w:pPr>
             <w:r>
+              <w:lastRenderedPageBreak/>
               <w:t>difficulty</w:t>
             </w:r>
           </w:p>
@@ -7423,11 +7070,9 @@
                 <w:tab w:val="center" w:pos="4513"/>
               </w:tabs>
             </w:pPr>
-            <w:proofErr w:type="spellStart"/>
             <w:r>
               <w:t>gamemode</w:t>
             </w:r>
-            <w:proofErr w:type="spellEnd"/>
           </w:p>
         </w:tc>
         <w:tc>
@@ -7604,11 +7249,9 @@
                 <w:tab w:val="center" w:pos="4513"/>
               </w:tabs>
             </w:pPr>
-            <w:proofErr w:type="spellStart"/>
             <w:r>
               <w:t>boolean</w:t>
             </w:r>
-            <w:proofErr w:type="spellEnd"/>
           </w:p>
         </w:tc>
         <w:tc>
@@ -7647,19 +7290,7 @@
               </w:tabs>
             </w:pPr>
             <w:r>
-              <w:t xml:space="preserve">Whether the game is paused. Food will not </w:t>
-            </w:r>
-            <w:proofErr w:type="gramStart"/>
-            <w:r>
-              <w:t>spawn</w:t>
-            </w:r>
-            <w:proofErr w:type="gramEnd"/>
-            <w:r>
-              <w:t xml:space="preserve"> and ants </w:t>
-            </w:r>
-            <w:r>
-              <w:lastRenderedPageBreak/>
-              <w:t>cannot move when it is true.</w:t>
+              <w:t>Whether the game is paused. Food will not spawn and ants cannot move when it is true.</w:t>
             </w:r>
           </w:p>
         </w:tc>
@@ -7692,13 +7323,8 @@
           <w:tab w:val="center" w:pos="4513"/>
         </w:tabs>
       </w:pPr>
-      <w:proofErr w:type="spellStart"/>
-      <w:r>
-        <w:t>GameplayGrid</w:t>
-      </w:r>
-      <w:proofErr w:type="spellEnd"/>
-      <w:r>
-        <w:t xml:space="preserve"> – Panel used to display gameplay</w:t>
+      <w:r>
+        <w:t>GameplayGrid – Panel used to display gameplay</w:t>
       </w:r>
     </w:p>
     <w:tbl>
@@ -7739,21 +7365,8 @@
                 <w:tab w:val="center" w:pos="4513"/>
               </w:tabs>
             </w:pPr>
-            <w:proofErr w:type="spellStart"/>
-            <w:r>
-              <w:t>Arraylist</w:t>
-            </w:r>
-            <w:proofErr w:type="spellEnd"/>
-            <w:r>
-              <w:t>&lt;</w:t>
-            </w:r>
-            <w:proofErr w:type="spellStart"/>
-            <w:r>
-              <w:t>JPanel</w:t>
-            </w:r>
-            <w:proofErr w:type="spellEnd"/>
-            <w:r>
-              <w:t>&gt;</w:t>
+            <w:r>
+              <w:t>Arraylist&lt;JPanel&gt;</w:t>
             </w:r>
           </w:p>
         </w:tc>
@@ -7823,25 +7436,7 @@
               </w:tabs>
             </w:pPr>
             <w:r>
-              <w:t>To access a tile at (</w:t>
-            </w:r>
-            <w:proofErr w:type="spellStart"/>
-            <w:proofErr w:type="gramStart"/>
-            <w:r>
-              <w:t>x,y</w:t>
-            </w:r>
-            <w:proofErr w:type="spellEnd"/>
-            <w:proofErr w:type="gramEnd"/>
-            <w:r>
-              <w:t>), the index is width*</w:t>
-            </w:r>
-            <w:proofErr w:type="spellStart"/>
-            <w:r>
-              <w:t>y+x</w:t>
-            </w:r>
-            <w:proofErr w:type="spellEnd"/>
-            <w:r>
-              <w:t xml:space="preserve"> </w:t>
+              <w:t xml:space="preserve">To access a tile at (x,y), the index is width*y+x </w:t>
             </w:r>
           </w:p>
         </w:tc>
@@ -7981,11 +7576,9 @@
                 <w:tab w:val="center" w:pos="4513"/>
               </w:tabs>
             </w:pPr>
-            <w:proofErr w:type="spellStart"/>
             <w:r>
               <w:t>CornerX</w:t>
             </w:r>
-            <w:proofErr w:type="spellEnd"/>
           </w:p>
         </w:tc>
         <w:tc>
@@ -8067,11 +7660,10 @@
                 <w:tab w:val="center" w:pos="4513"/>
               </w:tabs>
             </w:pPr>
-            <w:proofErr w:type="spellStart"/>
-            <w:r>
+            <w:r>
+              <w:lastRenderedPageBreak/>
               <w:t>CornerY</w:t>
             </w:r>
-            <w:proofErr w:type="spellEnd"/>
           </w:p>
         </w:tc>
         <w:tc>
@@ -8146,50 +7738,38 @@
                 <w:tab w:val="center" w:pos="4513"/>
               </w:tabs>
             </w:pPr>
-            <w:proofErr w:type="spellStart"/>
             <w:r>
               <w:t>GameMenu</w:t>
             </w:r>
-            <w:proofErr w:type="spellEnd"/>
-          </w:p>
-        </w:tc>
-        <w:tc>
-          <w:tcPr>
-            <w:tcW w:w="2254" w:type="dxa"/>
-          </w:tcPr>
-          <w:p>
-            <w:pPr>
-              <w:tabs>
-                <w:tab w:val="center" w:pos="4513"/>
-              </w:tabs>
-            </w:pPr>
-            <w:proofErr w:type="spellStart"/>
+          </w:p>
+        </w:tc>
+        <w:tc>
+          <w:tcPr>
+            <w:tcW w:w="2254" w:type="dxa"/>
+          </w:tcPr>
+          <w:p>
+            <w:pPr>
+              <w:tabs>
+                <w:tab w:val="center" w:pos="4513"/>
+              </w:tabs>
+            </w:pPr>
             <w:r>
               <w:t>GameMenu</w:t>
             </w:r>
-            <w:proofErr w:type="spellEnd"/>
-          </w:p>
-        </w:tc>
-        <w:tc>
-          <w:tcPr>
-            <w:tcW w:w="2254" w:type="dxa"/>
-          </w:tcPr>
-          <w:p>
-            <w:pPr>
-              <w:tabs>
-                <w:tab w:val="center" w:pos="4513"/>
-              </w:tabs>
-            </w:pPr>
-            <w:r>
-              <w:t xml:space="preserve">The </w:t>
-            </w:r>
-            <w:proofErr w:type="spellStart"/>
-            <w:r>
-              <w:t>GameMenu</w:t>
-            </w:r>
-            <w:proofErr w:type="spellEnd"/>
-            <w:r>
-              <w:t xml:space="preserve"> which contains the grid</w:t>
+          </w:p>
+        </w:tc>
+        <w:tc>
+          <w:tcPr>
+            <w:tcW w:w="2254" w:type="dxa"/>
+          </w:tcPr>
+          <w:p>
+            <w:pPr>
+              <w:tabs>
+                <w:tab w:val="center" w:pos="4513"/>
+              </w:tabs>
+            </w:pPr>
+            <w:r>
+              <w:t>The GameMenu which contains the grid</w:t>
             </w:r>
           </w:p>
         </w:tc>
@@ -8352,13 +7932,8 @@
           <w:tab w:val="center" w:pos="4513"/>
         </w:tabs>
       </w:pPr>
-      <w:proofErr w:type="spellStart"/>
-      <w:r>
-        <w:t>GameMenu</w:t>
-      </w:r>
-      <w:proofErr w:type="spellEnd"/>
-      <w:r>
-        <w:t xml:space="preserve"> – Menu used to display gameplay as well as pause menu and information</w:t>
+      <w:r>
+        <w:t>GameMenu – Menu used to display gameplay as well as pause menu and information</w:t>
       </w:r>
     </w:p>
     <w:p>
@@ -8392,7 +7967,6 @@
               </w:tabs>
             </w:pPr>
             <w:r>
-              <w:lastRenderedPageBreak/>
               <w:t>game</w:t>
             </w:r>
           </w:p>
@@ -8469,13 +8043,8 @@
                 <w:tab w:val="center" w:pos="4513"/>
               </w:tabs>
             </w:pPr>
-            <w:proofErr w:type="spellStart"/>
-            <w:r>
-              <w:t>Arraylist</w:t>
-            </w:r>
-            <w:proofErr w:type="spellEnd"/>
-            <w:r>
-              <w:t>&lt;Ant&gt;</w:t>
+            <w:r>
+              <w:t>Arraylist&lt;Ant&gt;</w:t>
             </w:r>
           </w:p>
         </w:tc>
@@ -8521,30 +8090,23 @@
                 <w:tab w:val="center" w:pos="4513"/>
               </w:tabs>
             </w:pPr>
-            <w:proofErr w:type="spellStart"/>
             <w:r>
               <w:t>newants</w:t>
             </w:r>
-            <w:proofErr w:type="spellEnd"/>
-          </w:p>
-        </w:tc>
-        <w:tc>
-          <w:tcPr>
-            <w:tcW w:w="2254" w:type="dxa"/>
-          </w:tcPr>
-          <w:p>
-            <w:pPr>
-              <w:tabs>
-                <w:tab w:val="center" w:pos="4513"/>
-              </w:tabs>
-            </w:pPr>
-            <w:proofErr w:type="spellStart"/>
-            <w:r>
-              <w:t>Arraylist</w:t>
-            </w:r>
-            <w:proofErr w:type="spellEnd"/>
-            <w:r>
-              <w:t>&lt;Ant&gt;</w:t>
+          </w:p>
+        </w:tc>
+        <w:tc>
+          <w:tcPr>
+            <w:tcW w:w="2254" w:type="dxa"/>
+          </w:tcPr>
+          <w:p>
+            <w:pPr>
+              <w:tabs>
+                <w:tab w:val="center" w:pos="4513"/>
+              </w:tabs>
+            </w:pPr>
+            <w:r>
+              <w:t>Arraylist&lt;Ant&gt;</w:t>
             </w:r>
           </w:p>
         </w:tc>
@@ -8605,28 +8167,24 @@
                 <w:tab w:val="center" w:pos="4513"/>
               </w:tabs>
             </w:pPr>
-            <w:proofErr w:type="spellStart"/>
             <w:r>
               <w:t>GameplayGrid</w:t>
             </w:r>
-            <w:proofErr w:type="spellEnd"/>
-          </w:p>
-        </w:tc>
-        <w:tc>
-          <w:tcPr>
-            <w:tcW w:w="2254" w:type="dxa"/>
-          </w:tcPr>
-          <w:p>
-            <w:pPr>
-              <w:tabs>
-                <w:tab w:val="center" w:pos="4513"/>
-              </w:tabs>
-            </w:pPr>
-            <w:proofErr w:type="spellStart"/>
+          </w:p>
+        </w:tc>
+        <w:tc>
+          <w:tcPr>
+            <w:tcW w:w="2254" w:type="dxa"/>
+          </w:tcPr>
+          <w:p>
+            <w:pPr>
+              <w:tabs>
+                <w:tab w:val="center" w:pos="4513"/>
+              </w:tabs>
+            </w:pPr>
             <w:r>
               <w:t>GameplayGrid</w:t>
             </w:r>
-            <w:proofErr w:type="spellEnd"/>
           </w:p>
         </w:tc>
         <w:tc>
@@ -8718,11 +8276,9 @@
                 <w:tab w:val="center" w:pos="4513"/>
               </w:tabs>
             </w:pPr>
-            <w:proofErr w:type="spellStart"/>
             <w:r>
               <w:t>mainAnt</w:t>
             </w:r>
-            <w:proofErr w:type="spellEnd"/>
           </w:p>
         </w:tc>
         <w:tc>
@@ -8985,15 +8541,7 @@
               </w:tabs>
             </w:pPr>
             <w:r>
-              <w:t xml:space="preserve">(Only </w:t>
-            </w:r>
-            <w:proofErr w:type="spellStart"/>
-            <w:r>
-              <w:t>PlayerAnt</w:t>
-            </w:r>
-            <w:proofErr w:type="spellEnd"/>
-            <w:r>
-              <w:t>)</w:t>
+              <w:t>(Only PlayerAnt)</w:t>
             </w:r>
           </w:p>
         </w:tc>
@@ -9055,7 +8603,6 @@
               </w:tabs>
             </w:pPr>
             <w:r>
-              <w:lastRenderedPageBreak/>
               <w:t>menu</w:t>
             </w:r>
           </w:p>
@@ -9070,63 +8617,38 @@
                 <w:tab w:val="center" w:pos="4513"/>
               </w:tabs>
             </w:pPr>
-            <w:proofErr w:type="spellStart"/>
             <w:r>
               <w:t>GameMenu</w:t>
             </w:r>
-            <w:proofErr w:type="spellEnd"/>
-          </w:p>
-        </w:tc>
-        <w:tc>
-          <w:tcPr>
-            <w:tcW w:w="2254" w:type="dxa"/>
-          </w:tcPr>
-          <w:p>
-            <w:pPr>
-              <w:tabs>
-                <w:tab w:val="center" w:pos="4513"/>
-              </w:tabs>
-            </w:pPr>
-            <w:proofErr w:type="spellStart"/>
+          </w:p>
+        </w:tc>
+        <w:tc>
+          <w:tcPr>
+            <w:tcW w:w="2254" w:type="dxa"/>
+          </w:tcPr>
+          <w:p>
+            <w:pPr>
+              <w:tabs>
+                <w:tab w:val="center" w:pos="4513"/>
+              </w:tabs>
+            </w:pPr>
             <w:r>
               <w:t>GameMenu</w:t>
             </w:r>
-            <w:proofErr w:type="spellEnd"/>
-          </w:p>
-        </w:tc>
-        <w:tc>
-          <w:tcPr>
-            <w:tcW w:w="2254" w:type="dxa"/>
-          </w:tcPr>
-          <w:p>
-            <w:pPr>
-              <w:tabs>
-                <w:tab w:val="center" w:pos="4513"/>
-              </w:tabs>
-            </w:pPr>
-            <w:r>
-              <w:t xml:space="preserve">The </w:t>
-            </w:r>
-            <w:proofErr w:type="spellStart"/>
-            <w:r>
-              <w:t>GameMenu</w:t>
-            </w:r>
-            <w:proofErr w:type="spellEnd"/>
-            <w:r>
-              <w:t xml:space="preserve"> – needed to use methods such as </w:t>
-            </w:r>
-            <w:proofErr w:type="spellStart"/>
-            <w:proofErr w:type="gramStart"/>
-            <w:r>
-              <w:t>addAnt</w:t>
-            </w:r>
-            <w:proofErr w:type="spellEnd"/>
-            <w:r>
-              <w:t>(</w:t>
-            </w:r>
-            <w:proofErr w:type="gramEnd"/>
-            <w:r>
-              <w:t>) to keep track of all ants.</w:t>
+          </w:p>
+        </w:tc>
+        <w:tc>
+          <w:tcPr>
+            <w:tcW w:w="2254" w:type="dxa"/>
+          </w:tcPr>
+          <w:p>
+            <w:pPr>
+              <w:tabs>
+                <w:tab w:val="center" w:pos="4513"/>
+              </w:tabs>
+            </w:pPr>
+            <w:r>
+              <w:t>The GameMenu – needed to use methods such as addAnt() to keep track of all ants.</w:t>
             </w:r>
           </w:p>
         </w:tc>
@@ -9157,28 +8679,24 @@
                 <w:tab w:val="center" w:pos="4513"/>
               </w:tabs>
             </w:pPr>
-            <w:proofErr w:type="spellStart"/>
             <w:r>
               <w:t>GameplayGrid</w:t>
             </w:r>
-            <w:proofErr w:type="spellEnd"/>
-          </w:p>
-        </w:tc>
-        <w:tc>
-          <w:tcPr>
-            <w:tcW w:w="2254" w:type="dxa"/>
-          </w:tcPr>
-          <w:p>
-            <w:pPr>
-              <w:tabs>
-                <w:tab w:val="center" w:pos="4513"/>
-              </w:tabs>
-            </w:pPr>
-            <w:proofErr w:type="spellStart"/>
+          </w:p>
+        </w:tc>
+        <w:tc>
+          <w:tcPr>
+            <w:tcW w:w="2254" w:type="dxa"/>
+          </w:tcPr>
+          <w:p>
+            <w:pPr>
+              <w:tabs>
+                <w:tab w:val="center" w:pos="4513"/>
+              </w:tabs>
+            </w:pPr>
             <w:r>
               <w:t>GameplayGrid</w:t>
             </w:r>
-            <w:proofErr w:type="spellEnd"/>
           </w:p>
         </w:tc>
         <w:tc>
@@ -9457,6 +8975,7 @@
               </w:tabs>
             </w:pPr>
             <w:r>
+              <w:lastRenderedPageBreak/>
               <w:t>image</w:t>
             </w:r>
           </w:p>
@@ -9471,11 +8990,9 @@
                 <w:tab w:val="center" w:pos="4513"/>
               </w:tabs>
             </w:pPr>
-            <w:proofErr w:type="spellStart"/>
             <w:r>
               <w:t>ImageIcon</w:t>
             </w:r>
-            <w:proofErr w:type="spellEnd"/>
           </w:p>
         </w:tc>
         <w:tc>
@@ -9506,15 +9023,7 @@
               </w:tabs>
             </w:pPr>
             <w:r>
-              <w:t xml:space="preserve">new </w:t>
-            </w:r>
-            <w:proofErr w:type="spellStart"/>
-            <w:r>
-              <w:t>ImageIcon</w:t>
-            </w:r>
-            <w:proofErr w:type="spellEnd"/>
-            <w:r>
-              <w:t>(file)</w:t>
+              <w:t>new ImageIcon(file)</w:t>
             </w:r>
           </w:p>
           <w:p>
@@ -9540,11 +9049,9 @@
                 <w:tab w:val="center" w:pos="4513"/>
               </w:tabs>
             </w:pPr>
-            <w:proofErr w:type="spellStart"/>
             <w:r>
               <w:t>PheromoneTopRight</w:t>
             </w:r>
-            <w:proofErr w:type="spellEnd"/>
           </w:p>
           <w:p>
             <w:pPr>
@@ -9562,47 +9069,39 @@
                 <w:tab w:val="center" w:pos="4513"/>
               </w:tabs>
             </w:pPr>
-            <w:proofErr w:type="spellStart"/>
             <w:r>
               <w:t>PheromoneTopLeft</w:t>
             </w:r>
-            <w:proofErr w:type="spellEnd"/>
-          </w:p>
-          <w:p>
-            <w:pPr>
-              <w:tabs>
-                <w:tab w:val="center" w:pos="4513"/>
-              </w:tabs>
-            </w:pPr>
-            <w:proofErr w:type="spellStart"/>
+          </w:p>
+          <w:p>
+            <w:pPr>
+              <w:tabs>
+                <w:tab w:val="center" w:pos="4513"/>
+              </w:tabs>
+            </w:pPr>
             <w:r>
               <w:t>PheromoneBottomRight</w:t>
             </w:r>
-            <w:proofErr w:type="spellEnd"/>
-          </w:p>
-          <w:p>
-            <w:pPr>
-              <w:tabs>
-                <w:tab w:val="center" w:pos="4513"/>
-              </w:tabs>
-            </w:pPr>
-            <w:proofErr w:type="spellStart"/>
+          </w:p>
+          <w:p>
+            <w:pPr>
+              <w:tabs>
+                <w:tab w:val="center" w:pos="4513"/>
+              </w:tabs>
+            </w:pPr>
             <w:r>
               <w:t>PheromoneHorizontal</w:t>
             </w:r>
-            <w:proofErr w:type="spellEnd"/>
-          </w:p>
-          <w:p>
-            <w:pPr>
-              <w:tabs>
-                <w:tab w:val="center" w:pos="4513"/>
-              </w:tabs>
-            </w:pPr>
-            <w:proofErr w:type="spellStart"/>
+          </w:p>
+          <w:p>
+            <w:pPr>
+              <w:tabs>
+                <w:tab w:val="center" w:pos="4513"/>
+              </w:tabs>
+            </w:pPr>
             <w:r>
               <w:t>PheromoneBottomLeft</w:t>
             </w:r>
-            <w:proofErr w:type="spellEnd"/>
           </w:p>
         </w:tc>
         <w:tc>
@@ -9631,9 +9130,7 @@
     </w:p>
     <w:p>
       <w:pPr>
-        <w:tabs>
-          <w:tab w:val="center" w:pos="4513"/>
-        </w:tabs>
+        <w:pStyle w:val="Heading2"/>
       </w:pPr>
       <w:r>
         <w:t>Stage 1</w:t>
@@ -9659,7 +9156,6 @@
         </w:tabs>
       </w:pPr>
       <w:r>
-        <w:lastRenderedPageBreak/>
         <w:t>The main menu should have buttons to redirect the user to one of 3 other screens: Settings, gameplay or sav</w:t>
       </w:r>
       <w:r>
@@ -9684,6 +9180,7 @@
           <w:szCs w:val="36"/>
           <w:u w:val="single"/>
         </w:rPr>
+        <w:lastRenderedPageBreak/>
         <w:drawing>
           <wp:inline distT="0" distB="0" distL="0" distR="0" wp14:anchorId="446C30E5" wp14:editId="6583E19A">
             <wp:extent cx="3258005" cy="6144482"/>
@@ -9791,6 +9288,9 @@
       <w:r>
         <w:t xml:space="preserve"> with print function as placeholder code</w:t>
       </w:r>
+      <w:r>
+        <w:t>, as the settings menu hasn’t been implemented yet.</w:t>
+      </w:r>
     </w:p>
     <w:p>
       <w:pPr>
@@ -10017,15 +9517,7 @@
         </w:tabs>
       </w:pPr>
       <w:r>
-        <w:t xml:space="preserve">Encountered an error trying to add an image to a </w:t>
-      </w:r>
-      <w:proofErr w:type="spellStart"/>
-      <w:r>
-        <w:t>JPanel</w:t>
-      </w:r>
-      <w:proofErr w:type="spellEnd"/>
-      <w:r>
-        <w:t>.</w:t>
+        <w:t>Encountered an error trying to add an image to a JPanel.</w:t>
       </w:r>
     </w:p>
     <w:p>
@@ -10038,13 +9530,11 @@
         <w:t xml:space="preserve">Fixed by switching its layout manager to </w:t>
       </w:r>
       <w:r>
-        <w:t xml:space="preserve">a </w:t>
-      </w:r>
-      <w:proofErr w:type="spellStart"/>
-      <w:r>
-        <w:t>FlowLayout</w:t>
-      </w:r>
-      <w:proofErr w:type="spellEnd"/>
+        <w:t>a FlowLayout</w:t>
+      </w:r>
+      <w:r>
+        <w:t>, since java swing did not know which LayoutManager to use for the JPanel</w:t>
+      </w:r>
     </w:p>
     <w:p>
       <w:pPr>
@@ -10070,11 +9560,11 @@
         <w:tblLook w:val="04A0" w:firstRow="1" w:lastRow="0" w:firstColumn="1" w:lastColumn="0" w:noHBand="0" w:noVBand="1"/>
       </w:tblPr>
       <w:tblGrid>
-        <w:gridCol w:w="1773"/>
-        <w:gridCol w:w="1846"/>
-        <w:gridCol w:w="1914"/>
-        <w:gridCol w:w="1900"/>
-        <w:gridCol w:w="1583"/>
+        <w:gridCol w:w="1766"/>
+        <w:gridCol w:w="1841"/>
+        <w:gridCol w:w="1910"/>
+        <w:gridCol w:w="1896"/>
+        <w:gridCol w:w="1603"/>
       </w:tblGrid>
       <w:tr>
         <w:tc>
@@ -10195,7 +9685,11 @@
               </w:tabs>
             </w:pPr>
             <w:r>
-              <w:t>Press the buttons for settings, gameplay and save menu</w:t>
+              <w:t xml:space="preserve">Press the buttons for settings, </w:t>
+            </w:r>
+            <w:r>
+              <w:lastRenderedPageBreak/>
+              <w:t>gameplay and save menu</w:t>
             </w:r>
           </w:p>
         </w:tc>
@@ -10210,6 +9704,7 @@
               </w:tabs>
             </w:pPr>
             <w:r>
+              <w:lastRenderedPageBreak/>
               <w:t>The user will be directed to the correct screen</w:t>
             </w:r>
           </w:p>
@@ -10241,7 +9736,31 @@
               </w:tabs>
             </w:pPr>
             <w:r>
-              <w:t>User is directed to correct screen</w:t>
+              <w:t xml:space="preserve">Function is run when the button is </w:t>
+            </w:r>
+            <w:r>
+              <w:lastRenderedPageBreak/>
+              <w:t>pressed. The settings menu is not implemented yet, so cannot be redirected to.</w:t>
+            </w:r>
+          </w:p>
+          <w:p>
+            <w:pPr>
+              <w:tabs>
+                <w:tab w:val="center" w:pos="4513"/>
+              </w:tabs>
+            </w:pPr>
+            <w:r>
+              <w:t xml:space="preserve">Evidence in video </w:t>
+            </w:r>
+          </w:p>
+          <w:p>
+            <w:pPr>
+              <w:tabs>
+                <w:tab w:val="center" w:pos="4513"/>
+              </w:tabs>
+            </w:pPr>
+            <w:r>
+              <w:t xml:space="preserve">“Stage 1 – buttons can run code” </w:t>
             </w:r>
           </w:p>
         </w:tc>
@@ -10253,102 +9772,296 @@
           <w:tab w:val="center" w:pos="4513"/>
         </w:tabs>
       </w:pPr>
+    </w:p>
+    <w:p>
+      <w:pPr>
+        <w:pStyle w:val="Heading2"/>
+      </w:pPr>
+      <w:r>
+        <w:t>Stage 2</w:t>
+      </w:r>
+      <w:r>
+        <w:t xml:space="preserve"> -</w:t>
+      </w:r>
+      <w:r>
+        <w:t xml:space="preserve"> Settings Menu</w:t>
+      </w:r>
+    </w:p>
+    <w:p>
+      <w:pPr>
+        <w:tabs>
+          <w:tab w:val="center" w:pos="4513"/>
+        </w:tabs>
+      </w:pPr>
+      <w:r>
+        <w:t>Pseudocode</w:t>
+      </w:r>
+    </w:p>
+    <w:p>
+      <w:pPr>
+        <w:tabs>
+          <w:tab w:val="center" w:pos="4513"/>
+        </w:tabs>
+      </w:pPr>
+      <w:r>
+        <w:t>int difficulty</w:t>
+      </w:r>
+      <w:r>
+        <w:t xml:space="preserve"> = game.getDifficulty()</w:t>
+      </w:r>
+    </w:p>
+    <w:p>
+      <w:pPr>
+        <w:tabs>
+          <w:tab w:val="center" w:pos="4513"/>
+        </w:tabs>
+      </w:pPr>
+      <w:r>
+        <w:t>int mode</w:t>
+      </w:r>
+      <w:r>
+        <w:t xml:space="preserve"> = game.getMode()</w:t>
+      </w:r>
+    </w:p>
+    <w:p>
+      <w:pPr>
+        <w:tabs>
+          <w:tab w:val="center" w:pos="4513"/>
+        </w:tabs>
+      </w:pPr>
+      <w:r>
+        <w:t>int map</w:t>
+      </w:r>
+      <w:r>
+        <w:t xml:space="preserve"> = game.getMap()</w:t>
+      </w:r>
+    </w:p>
+    <w:p>
+      <w:pPr>
+        <w:tabs>
+          <w:tab w:val="center" w:pos="4513"/>
+        </w:tabs>
+      </w:pPr>
+    </w:p>
+    <w:p>
+      <w:pPr>
+        <w:tabs>
+          <w:tab w:val="left" w:pos="3240"/>
+        </w:tabs>
+      </w:pPr>
+      <w:r>
+        <w:t>Array</w:t>
+      </w:r>
+      <w:r>
+        <w:t>list</w:t>
+      </w:r>
+      <w:r>
+        <w:t xml:space="preserve"> </w:t>
+      </w:r>
+      <w:r>
+        <w:t>A</w:t>
+      </w:r>
+      <w:r>
+        <w:t>rrows= new Array</w:t>
+      </w:r>
+      <w:r>
+        <w:t>list</w:t>
+      </w:r>
+      <w:r>
+        <w:t>(</w:t>
+      </w:r>
+      <w:r>
+        <w:t>Button)</w:t>
+      </w:r>
+    </w:p>
+    <w:p>
+      <w:pPr>
+        <w:tabs>
+          <w:tab w:val="left" w:pos="3240"/>
+        </w:tabs>
+      </w:pPr>
+      <w:r>
+        <w:t>//Instantiate 6 arrows</w:t>
+      </w:r>
+    </w:p>
+    <w:p>
+      <w:pPr>
+        <w:tabs>
+          <w:tab w:val="left" w:pos="3240"/>
+        </w:tabs>
+      </w:pPr>
+      <w:r>
+        <w:t>difficultyUp =</w:t>
+      </w:r>
+      <w:r>
+        <w:t xml:space="preserve"> New</w:t>
+      </w:r>
+      <w:r>
+        <w:t xml:space="preserve"> Button(“</w:t>
+      </w:r>
+      <w:r>
+        <w:t>d</w:t>
+      </w:r>
+      <w:r>
+        <w:t>ifficulty”)</w:t>
+      </w:r>
+    </w:p>
+    <w:p>
+      <w:pPr>
+        <w:tabs>
+          <w:tab w:val="left" w:pos="3240"/>
+        </w:tabs>
+      </w:pPr>
+      <w:r>
+        <w:t>gameModeUp= New Button(“GameMode”)</w:t>
+      </w:r>
+    </w:p>
+    <w:p>
+      <w:pPr>
+        <w:tabs>
+          <w:tab w:val="left" w:pos="3240"/>
+        </w:tabs>
+      </w:pPr>
+      <w:r>
+        <w:t>mapUp= New Button(“Map”)</w:t>
+      </w:r>
+    </w:p>
+    <w:p>
+      <w:pPr>
+        <w:tabs>
+          <w:tab w:val="left" w:pos="3240"/>
+        </w:tabs>
+      </w:pPr>
+      <w:r>
+        <w:t>difficultyDown=</w:t>
+      </w:r>
+      <w:r>
+        <w:t xml:space="preserve"> </w:t>
+      </w:r>
+      <w:r>
+        <w:t>New Button(“Difficulty”)</w:t>
+      </w:r>
+    </w:p>
+    <w:p>
+      <w:pPr>
+        <w:tabs>
+          <w:tab w:val="left" w:pos="3240"/>
+        </w:tabs>
+      </w:pPr>
+      <w:r>
+        <w:t>gameModeDown=</w:t>
+      </w:r>
+      <w:r>
+        <w:t xml:space="preserve"> </w:t>
+      </w:r>
+      <w:r>
+        <w:t>New Button(“GameMode”)</w:t>
+      </w:r>
+    </w:p>
+    <w:p>
+      <w:pPr>
+        <w:tabs>
+          <w:tab w:val="left" w:pos="3240"/>
+        </w:tabs>
+      </w:pPr>
+      <w:r>
+        <w:t>mapDown=</w:t>
+      </w:r>
+      <w:r>
+        <w:t xml:space="preserve"> </w:t>
+      </w:r>
+      <w:r>
+        <w:t>New Button(“Map”)</w:t>
+      </w:r>
+    </w:p>
+    <w:p>
+      <w:pPr>
+        <w:tabs>
+          <w:tab w:val="left" w:pos="3240"/>
+        </w:tabs>
+      </w:pPr>
+      <w:r>
+        <w:t>//Add arrows to arraylist</w:t>
+      </w:r>
+    </w:p>
+    <w:p>
+      <w:pPr>
+        <w:tabs>
+          <w:tab w:val="left" w:pos="3240"/>
+        </w:tabs>
+      </w:pPr>
+      <w:r>
+        <w:t>Arrows.add difficultyU</w:t>
+      </w:r>
+      <w:r>
+        <w:t>p</w:t>
+      </w:r>
+    </w:p>
+    <w:p>
+      <w:pPr>
+        <w:tabs>
+          <w:tab w:val="left" w:pos="3240"/>
+        </w:tabs>
+      </w:pPr>
+      <w:r>
+        <w:t xml:space="preserve">Arrows.add </w:t>
+      </w:r>
+      <w:r>
+        <w:t>gameModeUp</w:t>
+      </w:r>
+    </w:p>
+    <w:p>
+      <w:pPr>
+        <w:tabs>
+          <w:tab w:val="left" w:pos="3240"/>
+        </w:tabs>
+      </w:pPr>
+      <w:r>
+        <w:t xml:space="preserve">Arrows.add </w:t>
+      </w:r>
+      <w:r>
+        <w:t>mapUp</w:t>
+      </w:r>
+    </w:p>
+    <w:p>
+      <w:pPr>
+        <w:tabs>
+          <w:tab w:val="left" w:pos="3240"/>
+        </w:tabs>
+      </w:pPr>
+      <w:r>
+        <w:t xml:space="preserve">Arrows.add </w:t>
+      </w:r>
+      <w:r>
+        <w:t>difficultyDown</w:t>
+      </w:r>
+    </w:p>
+    <w:p>
+      <w:pPr>
+        <w:tabs>
+          <w:tab w:val="left" w:pos="3240"/>
+        </w:tabs>
+      </w:pPr>
+      <w:r>
+        <w:t xml:space="preserve">Arrows.add </w:t>
+      </w:r>
+      <w:r>
+        <w:t>gameModeDown</w:t>
+      </w:r>
+    </w:p>
+    <w:p>
+      <w:pPr>
+        <w:tabs>
+          <w:tab w:val="left" w:pos="3240"/>
+        </w:tabs>
+      </w:pPr>
       <w:r>
         <w:lastRenderedPageBreak/>
-        <w:t>Stage 2</w:t>
-      </w:r>
-      <w:r>
-        <w:t xml:space="preserve"> -</w:t>
-      </w:r>
-      <w:r>
-        <w:t xml:space="preserve"> Settings Menu</w:t>
-      </w:r>
-    </w:p>
-    <w:p>
-      <w:pPr>
-        <w:tabs>
-          <w:tab w:val="center" w:pos="4513"/>
-        </w:tabs>
-      </w:pPr>
-      <w:r>
-        <w:t>Pseudocode</w:t>
-      </w:r>
-    </w:p>
-    <w:p>
-      <w:pPr>
-        <w:tabs>
-          <w:tab w:val="center" w:pos="4513"/>
-        </w:tabs>
-      </w:pPr>
-      <w:r>
-        <w:t>int difficulty</w:t>
-      </w:r>
-      <w:r>
-        <w:t xml:space="preserve"> = </w:t>
-      </w:r>
-      <w:proofErr w:type="spellStart"/>
-      <w:proofErr w:type="gramStart"/>
-      <w:r>
-        <w:t>game.getDifficulty</w:t>
-      </w:r>
-      <w:proofErr w:type="spellEnd"/>
-      <w:proofErr w:type="gramEnd"/>
-      <w:r>
-        <w:t>()</w:t>
-      </w:r>
-    </w:p>
-    <w:p>
-      <w:pPr>
-        <w:tabs>
-          <w:tab w:val="center" w:pos="4513"/>
-        </w:tabs>
-      </w:pPr>
-      <w:r>
-        <w:t>int mode</w:t>
-      </w:r>
-      <w:r>
-        <w:t xml:space="preserve"> = </w:t>
-      </w:r>
-      <w:proofErr w:type="spellStart"/>
-      <w:proofErr w:type="gramStart"/>
-      <w:r>
-        <w:t>game.getMode</w:t>
-      </w:r>
-      <w:proofErr w:type="spellEnd"/>
-      <w:proofErr w:type="gramEnd"/>
-      <w:r>
-        <w:t>()</w:t>
-      </w:r>
-    </w:p>
-    <w:p>
-      <w:pPr>
-        <w:tabs>
-          <w:tab w:val="center" w:pos="4513"/>
-        </w:tabs>
-      </w:pPr>
-      <w:r>
-        <w:t>int map</w:t>
-      </w:r>
-      <w:r>
-        <w:t xml:space="preserve"> = </w:t>
-      </w:r>
-      <w:proofErr w:type="spellStart"/>
-      <w:proofErr w:type="gramStart"/>
-      <w:r>
-        <w:t>game.getMap</w:t>
-      </w:r>
-      <w:proofErr w:type="spellEnd"/>
-      <w:proofErr w:type="gramEnd"/>
-      <w:r>
-        <w:t>()</w:t>
-      </w:r>
-    </w:p>
-    <w:p>
-      <w:pPr>
-        <w:tabs>
-          <w:tab w:val="center" w:pos="4513"/>
-        </w:tabs>
-      </w:pPr>
+        <w:t xml:space="preserve">Arrows.add </w:t>
+      </w:r>
+      <w:r>
+        <w:t>mapDown</w:t>
+      </w:r>
     </w:p>
     <w:p>
       <w:pPr>
@@ -10356,38 +10069,11 @@
           <w:tab w:val="left" w:pos="3240"/>
         </w:tabs>
       </w:pPr>
-      <w:proofErr w:type="spellStart"/>
-      <w:r>
-        <w:t>Array</w:t>
-      </w:r>
-      <w:r>
-        <w:t>list</w:t>
-      </w:r>
-      <w:proofErr w:type="spellEnd"/>
-      <w:r>
-        <w:t xml:space="preserve"> </w:t>
-      </w:r>
-      <w:r>
-        <w:t>A</w:t>
-      </w:r>
-      <w:r>
-        <w:t xml:space="preserve">rrows= new </w:t>
-      </w:r>
-      <w:proofErr w:type="spellStart"/>
-      <w:proofErr w:type="gramStart"/>
-      <w:r>
-        <w:t>Array</w:t>
-      </w:r>
-      <w:r>
-        <w:t>list</w:t>
-      </w:r>
-      <w:proofErr w:type="spellEnd"/>
-      <w:r>
-        <w:t>(</w:t>
-      </w:r>
-      <w:proofErr w:type="gramEnd"/>
-      <w:r>
-        <w:t>Button)</w:t>
+      <w:r>
+        <w:t xml:space="preserve">PROCEDURE </w:t>
+      </w:r>
+      <w:r>
+        <w:t>update():</w:t>
       </w:r>
     </w:p>
     <w:p>
@@ -10396,25 +10082,8 @@
           <w:tab w:val="left" w:pos="3240"/>
         </w:tabs>
       </w:pPr>
-      <w:proofErr w:type="spellStart"/>
-      <w:r>
-        <w:t>difficultyUp</w:t>
-      </w:r>
-      <w:proofErr w:type="spellEnd"/>
-      <w:r>
-        <w:t xml:space="preserve"> =</w:t>
-      </w:r>
-      <w:r>
-        <w:t xml:space="preserve"> New</w:t>
-      </w:r>
-      <w:r>
-        <w:t xml:space="preserve"> Button(“</w:t>
-      </w:r>
-      <w:r>
-        <w:t>d</w:t>
-      </w:r>
-      <w:r>
-        <w:t>ifficulty”)</w:t>
+      <w:r>
+        <w:t>//Set all arrows to black, then set any arrows at their extreme values to gray.</w:t>
       </w:r>
     </w:p>
     <w:p>
@@ -10423,19 +10092,18 @@
           <w:tab w:val="left" w:pos="3240"/>
         </w:tabs>
       </w:pPr>
-      <w:proofErr w:type="spellStart"/>
-      <w:r>
-        <w:t>Arrows.add</w:t>
-      </w:r>
-      <w:proofErr w:type="spellEnd"/>
-      <w:r>
-        <w:t xml:space="preserve"> </w:t>
-      </w:r>
-      <w:proofErr w:type="spellStart"/>
-      <w:r>
-        <w:t>difficultyUp</w:t>
-      </w:r>
-      <w:proofErr w:type="spellEnd"/>
+      <w:r>
+        <w:t>F</w:t>
+      </w:r>
+      <w:r>
+        <w:t>OR</w:t>
+      </w:r>
+      <w:r>
+        <w:t xml:space="preserve"> button in Arrows</w:t>
+      </w:r>
+      <w:r>
+        <w:t>:</w:t>
+      </w:r>
     </w:p>
     <w:p>
       <w:pPr>
@@ -10443,21 +10111,11 @@
           <w:tab w:val="left" w:pos="3240"/>
         </w:tabs>
       </w:pPr>
-      <w:proofErr w:type="spellStart"/>
-      <w:r>
-        <w:t>gameModeUp</w:t>
-      </w:r>
-      <w:proofErr w:type="spellEnd"/>
-      <w:r>
-        <w:t>= New Button(“</w:t>
-      </w:r>
-      <w:proofErr w:type="spellStart"/>
-      <w:r>
-        <w:t>GameMode</w:t>
-      </w:r>
-      <w:proofErr w:type="spellEnd"/>
-      <w:r>
-        <w:t>”)</w:t>
+      <w:r>
+        <w:t>b</w:t>
+      </w:r>
+      <w:r>
+        <w:t>utton.setGray(false)</w:t>
       </w:r>
     </w:p>
     <w:p>
@@ -10466,19 +10124,9 @@
           <w:tab w:val="left" w:pos="3240"/>
         </w:tabs>
       </w:pPr>
-      <w:proofErr w:type="spellStart"/>
-      <w:r>
-        <w:t>Arrows.add</w:t>
-      </w:r>
-      <w:proofErr w:type="spellEnd"/>
-      <w:r>
-        <w:t xml:space="preserve"> </w:t>
-      </w:r>
-      <w:proofErr w:type="spellStart"/>
-      <w:r>
-        <w:t>gameModeUp</w:t>
-      </w:r>
-      <w:proofErr w:type="spellEnd"/>
+      <w:r>
+        <w:t>NEXT button</w:t>
+      </w:r>
     </w:p>
     <w:p>
       <w:pPr>
@@ -10486,13 +10134,11 @@
           <w:tab w:val="left" w:pos="3240"/>
         </w:tabs>
       </w:pPr>
-      <w:proofErr w:type="spellStart"/>
-      <w:r>
-        <w:t>mapUp</w:t>
-      </w:r>
-      <w:proofErr w:type="spellEnd"/>
-      <w:r>
-        <w:t>= New Button(“Map”)</w:t>
+      <w:r>
+        <w:t>if(difficulty=9):difficulty</w:t>
+      </w:r>
+      <w:r>
+        <w:t>Up.setGray(true)</w:t>
       </w:r>
     </w:p>
     <w:p>
@@ -10501,19 +10147,9 @@
           <w:tab w:val="left" w:pos="3240"/>
         </w:tabs>
       </w:pPr>
-      <w:proofErr w:type="spellStart"/>
-      <w:r>
-        <w:t>Arrows.add</w:t>
-      </w:r>
-      <w:proofErr w:type="spellEnd"/>
-      <w:r>
-        <w:t xml:space="preserve"> </w:t>
-      </w:r>
-      <w:proofErr w:type="spellStart"/>
-      <w:r>
-        <w:t>mapUp</w:t>
-      </w:r>
-      <w:proofErr w:type="spellEnd"/>
+      <w:r>
+        <w:t>if(difficulty=0): difficultyDown.setGray(true)</w:t>
+      </w:r>
     </w:p>
     <w:p>
       <w:pPr>
@@ -10521,19 +10157,8 @@
           <w:tab w:val="left" w:pos="3240"/>
         </w:tabs>
       </w:pPr>
-      <w:proofErr w:type="spellStart"/>
-      <w:r>
-        <w:t>difficultyDown</w:t>
-      </w:r>
-      <w:proofErr w:type="spellEnd"/>
-      <w:r>
-        <w:t>=</w:t>
-      </w:r>
-      <w:r>
-        <w:t xml:space="preserve"> </w:t>
-      </w:r>
-      <w:r>
-        <w:t>New Button(“Difficulty”)</w:t>
+      <w:r>
+        <w:t>if(map=2): mapUp.setGray(true)</w:t>
       </w:r>
     </w:p>
     <w:p>
@@ -10542,19 +10167,9 @@
           <w:tab w:val="left" w:pos="3240"/>
         </w:tabs>
       </w:pPr>
-      <w:proofErr w:type="spellStart"/>
-      <w:r>
-        <w:t>Arrows.add</w:t>
-      </w:r>
-      <w:proofErr w:type="spellEnd"/>
-      <w:r>
-        <w:t xml:space="preserve"> </w:t>
-      </w:r>
-      <w:proofErr w:type="spellStart"/>
-      <w:r>
-        <w:t>difficultyDown</w:t>
-      </w:r>
-      <w:proofErr w:type="spellEnd"/>
+      <w:r>
+        <w:t>if(map=0): mapDown.setGray(true)</w:t>
+      </w:r>
     </w:p>
     <w:p>
       <w:pPr>
@@ -10562,27 +10177,11 @@
           <w:tab w:val="left" w:pos="3240"/>
         </w:tabs>
       </w:pPr>
-      <w:proofErr w:type="spellStart"/>
-      <w:r>
-        <w:t>gameModeDown</w:t>
-      </w:r>
-      <w:proofErr w:type="spellEnd"/>
-      <w:r>
-        <w:t>=</w:t>
-      </w:r>
-      <w:r>
-        <w:t xml:space="preserve"> </w:t>
-      </w:r>
-      <w:r>
-        <w:t>New Button(“</w:t>
-      </w:r>
-      <w:proofErr w:type="spellStart"/>
-      <w:r>
-        <w:t>GameMode</w:t>
-      </w:r>
-      <w:proofErr w:type="spellEnd"/>
-      <w:r>
-        <w:t>”)</w:t>
+      <w:r>
+        <w:t>if(mode=</w:t>
+      </w:r>
+      <w:r>
+        <w:t>2):gameModeUp.setGray(true)</w:t>
       </w:r>
     </w:p>
     <w:p>
@@ -10591,19 +10190,9 @@
           <w:tab w:val="left" w:pos="3240"/>
         </w:tabs>
       </w:pPr>
-      <w:proofErr w:type="spellStart"/>
-      <w:r>
-        <w:t>Arrows.add</w:t>
-      </w:r>
-      <w:proofErr w:type="spellEnd"/>
-      <w:r>
-        <w:t xml:space="preserve"> </w:t>
-      </w:r>
-      <w:proofErr w:type="spellStart"/>
-      <w:r>
-        <w:t>gameModeDown</w:t>
-      </w:r>
-      <w:proofErr w:type="spellEnd"/>
+      <w:r>
+        <w:t>if(mode=0):gameModeDown.setGray(true)</w:t>
+      </w:r>
     </w:p>
     <w:p>
       <w:pPr>
@@ -10611,239 +10200,9 @@
           <w:tab w:val="left" w:pos="3240"/>
         </w:tabs>
       </w:pPr>
-      <w:proofErr w:type="spellStart"/>
-      <w:r>
-        <w:t>mapDown</w:t>
-      </w:r>
-      <w:proofErr w:type="spellEnd"/>
-      <w:r>
-        <w:t>=</w:t>
-      </w:r>
-      <w:r>
-        <w:t xml:space="preserve"> </w:t>
-      </w:r>
-      <w:r>
-        <w:t>New Button(“Map”)</w:t>
-      </w:r>
-    </w:p>
-    <w:p>
-      <w:pPr>
-        <w:tabs>
-          <w:tab w:val="left" w:pos="3240"/>
-        </w:tabs>
-      </w:pPr>
-      <w:proofErr w:type="spellStart"/>
-      <w:r>
-        <w:t>Arrows.add</w:t>
-      </w:r>
-      <w:proofErr w:type="spellEnd"/>
-      <w:r>
-        <w:t xml:space="preserve"> </w:t>
-      </w:r>
-      <w:proofErr w:type="spellStart"/>
-      <w:r>
-        <w:t>mapDown</w:t>
-      </w:r>
-      <w:proofErr w:type="spellEnd"/>
-    </w:p>
-    <w:p>
-      <w:pPr>
-        <w:tabs>
-          <w:tab w:val="left" w:pos="3240"/>
-        </w:tabs>
-      </w:pPr>
-      <w:r>
-        <w:t xml:space="preserve">method </w:t>
-      </w:r>
-      <w:proofErr w:type="gramStart"/>
-      <w:r>
-        <w:t>update(</w:t>
-      </w:r>
-      <w:proofErr w:type="gramEnd"/>
-      <w:r>
-        <w:t>):</w:t>
-      </w:r>
-    </w:p>
-    <w:p>
-      <w:pPr>
-        <w:tabs>
-          <w:tab w:val="left" w:pos="3240"/>
-        </w:tabs>
-      </w:pPr>
-      <w:r>
-        <w:t>F</w:t>
-      </w:r>
-      <w:r>
-        <w:t>OR</w:t>
-      </w:r>
-      <w:r>
-        <w:t xml:space="preserve"> button in Arrows</w:t>
-      </w:r>
-      <w:r>
-        <w:t>:</w:t>
-      </w:r>
-    </w:p>
-    <w:p>
-      <w:pPr>
-        <w:tabs>
-          <w:tab w:val="left" w:pos="3240"/>
-        </w:tabs>
-      </w:pPr>
-      <w:proofErr w:type="spellStart"/>
-      <w:r>
-        <w:t>Button.setGray</w:t>
-      </w:r>
-      <w:proofErr w:type="spellEnd"/>
-      <w:r>
-        <w:t>(false)</w:t>
-      </w:r>
-    </w:p>
-    <w:p>
-      <w:pPr>
-        <w:tabs>
-          <w:tab w:val="left" w:pos="3240"/>
-        </w:tabs>
-      </w:pPr>
-      <w:r>
-        <w:t>NEXT button</w:t>
-      </w:r>
-    </w:p>
-    <w:p>
-      <w:pPr>
-        <w:tabs>
-          <w:tab w:val="left" w:pos="3240"/>
-        </w:tabs>
-      </w:pPr>
-      <w:r>
-        <w:t>if(difficulty=9</w:t>
-      </w:r>
-      <w:proofErr w:type="gramStart"/>
-      <w:r>
-        <w:t>):</w:t>
-      </w:r>
-      <w:proofErr w:type="spellStart"/>
-      <w:r>
-        <w:t>difficulty</w:t>
-      </w:r>
-      <w:r>
-        <w:t>Up.setGray</w:t>
-      </w:r>
-      <w:proofErr w:type="spellEnd"/>
-      <w:proofErr w:type="gramEnd"/>
-      <w:r>
-        <w:t>(true)</w:t>
-      </w:r>
-    </w:p>
-    <w:p>
-      <w:pPr>
-        <w:tabs>
-          <w:tab w:val="left" w:pos="3240"/>
-        </w:tabs>
-      </w:pPr>
-      <w:r>
-        <w:t xml:space="preserve">if(difficulty=0): </w:t>
-      </w:r>
-      <w:proofErr w:type="spellStart"/>
-      <w:r>
-        <w:t>difficultyDown.setGray</w:t>
-      </w:r>
-      <w:proofErr w:type="spellEnd"/>
-      <w:r>
-        <w:t>(true)</w:t>
-      </w:r>
-    </w:p>
-    <w:p>
-      <w:pPr>
-        <w:tabs>
-          <w:tab w:val="left" w:pos="3240"/>
-        </w:tabs>
-      </w:pPr>
-      <w:r>
-        <w:t xml:space="preserve">if(map=2): </w:t>
-      </w:r>
-      <w:proofErr w:type="spellStart"/>
-      <w:r>
-        <w:t>mapUp.setGray</w:t>
-      </w:r>
-      <w:proofErr w:type="spellEnd"/>
-      <w:r>
-        <w:t>(true)</w:t>
-      </w:r>
-    </w:p>
-    <w:p>
-      <w:pPr>
-        <w:tabs>
-          <w:tab w:val="left" w:pos="3240"/>
-        </w:tabs>
-      </w:pPr>
-      <w:r>
-        <w:t xml:space="preserve">if(map=0): </w:t>
-      </w:r>
-      <w:proofErr w:type="spellStart"/>
-      <w:r>
-        <w:t>mapDown.setGray</w:t>
-      </w:r>
-      <w:proofErr w:type="spellEnd"/>
-      <w:r>
-        <w:t>(true)</w:t>
-      </w:r>
-    </w:p>
-    <w:p>
-      <w:pPr>
-        <w:tabs>
-          <w:tab w:val="left" w:pos="3240"/>
-        </w:tabs>
-      </w:pPr>
-      <w:r>
-        <w:t>if(mode=</w:t>
-      </w:r>
-      <w:r>
-        <w:t>2</w:t>
-      </w:r>
-      <w:proofErr w:type="gramStart"/>
-      <w:r>
-        <w:t>):</w:t>
-      </w:r>
-      <w:proofErr w:type="spellStart"/>
-      <w:r>
-        <w:t>gameModeUp.setGray</w:t>
-      </w:r>
-      <w:proofErr w:type="spellEnd"/>
-      <w:proofErr w:type="gramEnd"/>
-      <w:r>
-        <w:t>(true)</w:t>
-      </w:r>
-    </w:p>
-    <w:p>
-      <w:pPr>
-        <w:tabs>
-          <w:tab w:val="left" w:pos="3240"/>
-        </w:tabs>
-      </w:pPr>
-      <w:r>
-        <w:lastRenderedPageBreak/>
-        <w:t>if(mode=0</w:t>
-      </w:r>
-      <w:proofErr w:type="gramStart"/>
-      <w:r>
-        <w:t>):</w:t>
-      </w:r>
-      <w:proofErr w:type="spellStart"/>
-      <w:r>
-        <w:t>gameModeDown.setGray</w:t>
-      </w:r>
-      <w:proofErr w:type="spellEnd"/>
-      <w:proofErr w:type="gramEnd"/>
-      <w:r>
-        <w:t>(true)</w:t>
-      </w:r>
-    </w:p>
-    <w:p>
-      <w:pPr>
-        <w:tabs>
-          <w:tab w:val="left" w:pos="3240"/>
-        </w:tabs>
-      </w:pPr>
+      <w:r>
+        <w:t>ENDPROCEDURE</w:t>
+      </w:r>
       <w:r>
         <w:tab/>
       </w:r>
@@ -10879,7 +10238,13 @@
         <w:t xml:space="preserve">Encountered an error trying to </w:t>
       </w:r>
       <w:r>
-        <w:t>update the settings menu in its constructor. The update function required information from the game, however the game had not yet been constructed, as the settings menu is instantiated within the constructor</w:t>
+        <w:t>update the settings menu in its constructor. The update function required information from the game, however the game had not yet been</w:t>
+      </w:r>
+      <w:r>
+        <w:t xml:space="preserve"> fully</w:t>
+      </w:r>
+      <w:r>
+        <w:t xml:space="preserve"> constructed, as the settings menu is instantiated within the constructor</w:t>
       </w:r>
       <w:r>
         <w:t xml:space="preserve">. </w:t>
@@ -10939,15 +10304,7 @@
         </w:tabs>
       </w:pPr>
       <w:r>
-        <w:t xml:space="preserve">This was fixed by passing the game as a parameter to the </w:t>
-      </w:r>
-      <w:proofErr w:type="spellStart"/>
-      <w:r>
-        <w:t>settingsMenu</w:t>
-      </w:r>
-      <w:proofErr w:type="spellEnd"/>
-      <w:r>
-        <w:t xml:space="preserve"> constructor</w:t>
+        <w:t>This was fixed by passing the game as a parameter to the settingsMenu constructor</w:t>
       </w:r>
       <w:r>
         <w:t xml:space="preserve"> rather than accessing it from a static context</w:t>
@@ -11028,6 +10385,7 @@
               </w:tabs>
             </w:pPr>
             <w:r>
+              <w:lastRenderedPageBreak/>
               <w:t>Stage</w:t>
             </w:r>
           </w:p>
@@ -11184,15 +10542,7 @@
               </w:tabs>
             </w:pPr>
             <w:r>
-              <w:t xml:space="preserve">The value is </w:t>
-            </w:r>
-            <w:proofErr w:type="gramStart"/>
-            <w:r>
-              <w:t>changed</w:t>
-            </w:r>
-            <w:proofErr w:type="gramEnd"/>
-            <w:r>
-              <w:t xml:space="preserve"> and the new result is displayed to the user</w:t>
+              <w:t>The value is changed and the new result is displayed to the user</w:t>
             </w:r>
           </w:p>
         </w:tc>
@@ -11254,23 +10604,7 @@
               </w:tabs>
             </w:pPr>
             <w:r>
-              <w:t xml:space="preserve">The setting should reach a final </w:t>
-            </w:r>
-            <w:proofErr w:type="gramStart"/>
-            <w:r>
-              <w:t>state</w:t>
-            </w:r>
-            <w:proofErr w:type="gramEnd"/>
-            <w:r>
-              <w:t xml:space="preserve"> and the arrow will be </w:t>
-            </w:r>
-            <w:proofErr w:type="spellStart"/>
-            <w:r>
-              <w:t>grayed</w:t>
-            </w:r>
-            <w:proofErr w:type="spellEnd"/>
-            <w:r>
-              <w:t xml:space="preserve"> out </w:t>
+              <w:t xml:space="preserve">The setting should reach a final state and the arrow will be grayed out </w:t>
             </w:r>
           </w:p>
         </w:tc>
@@ -11301,15 +10635,7 @@
               </w:tabs>
             </w:pPr>
             <w:r>
-              <w:t xml:space="preserve">The arrow turns </w:t>
-            </w:r>
-            <w:proofErr w:type="spellStart"/>
-            <w:r>
-              <w:t>gray</w:t>
-            </w:r>
-            <w:proofErr w:type="spellEnd"/>
-            <w:r>
-              <w:t xml:space="preserve"> at the limiting value, and reverts to black when the setting is changed back</w:t>
+              <w:t>The arrow turns gray at the limiting value, and reverts to black when the setting is changed back</w:t>
             </w:r>
           </w:p>
         </w:tc>
@@ -11321,15 +10647,15 @@
           <w:tab w:val="center" w:pos="4513"/>
         </w:tabs>
       </w:pPr>
-    </w:p>
-    <w:p>
-      <w:pPr>
-        <w:tabs>
-          <w:tab w:val="center" w:pos="4513"/>
-        </w:tabs>
-      </w:pPr>
-      <w:r>
-        <w:lastRenderedPageBreak/>
+      <w:r>
+        <w:t>Evidence for both tests in video “Stage 2 – settings menu”</w:t>
+      </w:r>
+    </w:p>
+    <w:p>
+      <w:pPr>
+        <w:pStyle w:val="Heading2"/>
+      </w:pPr>
+      <w:r>
         <w:t>Stage 3</w:t>
       </w:r>
       <w:r>
@@ -11349,15 +10675,10 @@
         <w:t>brown colour for the background to look like dirt</w:t>
       </w:r>
       <w:r>
-        <w:t xml:space="preserve">, specified with the </w:t>
-      </w:r>
-      <w:proofErr w:type="spellStart"/>
-      <w:r>
-        <w:t>rgb</w:t>
-      </w:r>
-      <w:proofErr w:type="spellEnd"/>
-      <w:r>
-        <w:t xml:space="preserve"> values: 150,75,0</w:t>
+        <w:t>, specified with the rgb values: 150,75,0</w:t>
+      </w:r>
+      <w:r>
+        <w:t xml:space="preserve">. This seemed like a relatively dull colour, that would not be stressful on the eyes to look at, and would allow other tiles to stand out. </w:t>
       </w:r>
     </w:p>
     <w:p>
@@ -11416,6 +10737,9 @@
       <w:r>
         <w:t>I implemented a pause feature when the esc key is pressed</w:t>
       </w:r>
+      <w:r>
+        <w:t>. This is slightly different to the design, where a clickable button would be on the screen, as a button on the keyboard is faster, and feels more intuitive as it is used by most games.</w:t>
+      </w:r>
     </w:p>
     <w:p>
       <w:pPr>
@@ -11427,6 +10751,7 @@
         <w:rPr>
           <w:noProof/>
         </w:rPr>
+        <w:lastRenderedPageBreak/>
         <w:drawing>
           <wp:inline distT="0" distB="0" distL="0" distR="0" wp14:anchorId="5D6F0892" wp14:editId="6DED2758">
             <wp:extent cx="5277587" cy="3801005"/>
@@ -11471,46 +10796,10 @@
         </w:tabs>
       </w:pPr>
       <w:r>
-        <w:t xml:space="preserve">Initialising the </w:t>
-      </w:r>
-      <w:proofErr w:type="spellStart"/>
-      <w:r>
-        <w:t>gamePlay</w:t>
-      </w:r>
-      <w:proofErr w:type="spellEnd"/>
-      <w:r>
-        <w:t xml:space="preserve"> grid as 10x10</w:t>
-      </w:r>
-      <w:r>
-        <w:t xml:space="preserve">. An </w:t>
-      </w:r>
-      <w:proofErr w:type="spellStart"/>
-      <w:r>
-        <w:t>arraylist</w:t>
-      </w:r>
-      <w:proofErr w:type="spellEnd"/>
-      <w:r>
-        <w:t xml:space="preserve"> is used to store tiles. I did not use a 2d array, as there are likely to be </w:t>
-      </w:r>
-      <w:proofErr w:type="gramStart"/>
-      <w:r>
-        <w:t>a large number of</w:t>
-      </w:r>
-      <w:proofErr w:type="gramEnd"/>
-      <w:r>
-        <w:t xml:space="preserve"> rows, so it may be more efficient to </w:t>
-      </w:r>
-      <w:r>
-        <w:lastRenderedPageBreak/>
-        <w:t xml:space="preserve">avoid instantiating and accessing an array for each row individually. All rows will have the same number of </w:t>
-      </w:r>
-      <w:proofErr w:type="gramStart"/>
-      <w:r>
-        <w:t>tiles,</w:t>
-      </w:r>
-      <w:proofErr w:type="gramEnd"/>
-      <w:r>
-        <w:t xml:space="preserve"> therefore a dynamic implementation is not needed for each one.</w:t>
+        <w:t>Initialising the gamePlay grid as 10x10</w:t>
+      </w:r>
+      <w:r>
+        <w:t>. An arraylist is used to store tiles. I did not use a 2d array, as there are likely to be a large number of rows, so it may be more efficient to avoid instantiating and accessing an array for each row individually. All rows will have the same number of tiles, therefore a dynamic implementation is not needed for each one.</w:t>
       </w:r>
       <w:r>
         <w:rPr>
@@ -11562,6 +10851,9 @@
       <w:r>
         <w:t>I created a class for each type of tile that the game will use: Ants, food, pheromones and empty tiles.</w:t>
       </w:r>
+      <w:r>
+        <w:t xml:space="preserve"> I used premade assets from google images, and edited the background colours to match the empty tile colour. Each image was then scaled to the same size of 50x50 pixels</w:t>
+      </w:r>
     </w:p>
     <w:p>
       <w:pPr>
@@ -11573,6 +10865,7 @@
         <w:rPr>
           <w:noProof/>
         </w:rPr>
+        <w:lastRenderedPageBreak/>
         <w:drawing>
           <wp:inline distT="0" distB="0" distL="0" distR="0" wp14:anchorId="06A00941" wp14:editId="56A5B4E8">
             <wp:extent cx="5106113" cy="1133633"/>
@@ -11674,11 +10967,7 @@
         </w:tabs>
       </w:pPr>
       <w:r>
-        <w:t xml:space="preserve">The pheromone class has 6 possible assets as it leads between two distinct edges out of the four possible, and direction can be ignored. The edge data is first validated so that </w:t>
-      </w:r>
-      <w:r>
-        <w:lastRenderedPageBreak/>
-        <w:t xml:space="preserve">they are </w:t>
+        <w:t xml:space="preserve">The pheromone class has 6 possible assets as it leads between two distinct edges out of the four possible, and direction can be ignored. The edge data is first validated so that they are </w:t>
       </w:r>
       <w:r>
         <w:t xml:space="preserve">both between 0 and 3, </w:t>
@@ -11744,6 +11033,7 @@
         <w:rPr>
           <w:noProof/>
         </w:rPr>
+        <w:lastRenderedPageBreak/>
         <w:drawing>
           <wp:inline distT="0" distB="0" distL="0" distR="0" wp14:anchorId="651F7735" wp14:editId="4568A1BB">
             <wp:extent cx="5731510" cy="3840480"/>
@@ -11788,7 +11078,6 @@
         </w:tabs>
       </w:pPr>
       <w:r>
-        <w:lastRenderedPageBreak/>
         <w:t>Screenshot of what game menu looks like with pause menu open and example tiles:</w:t>
       </w:r>
       <w:r>
@@ -11841,9 +11130,7 @@
     </w:p>
     <w:p>
       <w:pPr>
-        <w:tabs>
-          <w:tab w:val="center" w:pos="4513"/>
-        </w:tabs>
+        <w:pStyle w:val="Heading2"/>
       </w:pPr>
       <w:r>
         <w:t>Stage 4</w:t>
@@ -11971,7 +11258,30 @@
         </w:tabs>
       </w:pPr>
       <w:r>
+        <w:t>Setting values to 0 is not necessary as they are already initialised, but I left them to make the code more readable, so that the effect of each direction can be determined.</w:t>
+      </w:r>
+    </w:p>
+    <w:p>
+      <w:pPr>
+        <w:tabs>
+          <w:tab w:val="center" w:pos="4513"/>
+        </w:tabs>
+      </w:pPr>
+      <w:r>
+        <w:t>Y values may be unintuitive, as moving down increases the value. However, I kept using this way as I felt it looked nicer to start in the top left corner, at (0,0) and expand down and to the right.</w:t>
+      </w:r>
+    </w:p>
+    <w:p>
+      <w:pPr>
+        <w:tabs>
+          <w:tab w:val="center" w:pos="4513"/>
+        </w:tabs>
+      </w:pPr>
+      <w:r>
         <w:t>Ants could move into other ants or food, erasing them from the screen, so I added a check to fix this</w:t>
+      </w:r>
+      <w:r>
+        <w:t>. Moving into an ant will return and stop the movement from occurring, but moving into a food will allow the movement, after adding 1 food to the player’s stats.</w:t>
       </w:r>
     </w:p>
     <w:p>
@@ -12029,6 +11339,9 @@
       </w:pPr>
       <w:r>
         <w:t>Adding control of multiple ants, toggled by control key</w:t>
+      </w:r>
+      <w:r>
+        <w:t>. Whether multiple ants are being controlled is togglable, so that the player doesn’t accidentally unselect all their ants.</w:t>
       </w:r>
     </w:p>
     <w:p>
@@ -12248,6 +11561,16 @@
         </w:tabs>
       </w:pPr>
       <w:r>
+        <w:t>20x20 tiles was the maximum size that could fit on fullScreen, as it is 1000 pixels tall, with most monitors being around this height.</w:t>
+      </w:r>
+    </w:p>
+    <w:p>
+      <w:pPr>
+        <w:tabs>
+          <w:tab w:val="center" w:pos="4513"/>
+        </w:tabs>
+      </w:pPr>
+      <w:r>
         <w:rPr>
           <w:noProof/>
         </w:rPr>
@@ -12296,15 +11619,7 @@
         </w:tabs>
       </w:pPr>
       <w:r>
-        <w:t xml:space="preserve">The movement now works as </w:t>
-      </w:r>
-      <w:proofErr w:type="gramStart"/>
-      <w:r>
-        <w:t>intended, but</w:t>
-      </w:r>
-      <w:proofErr w:type="gramEnd"/>
-      <w:r>
-        <w:t xml:space="preserve"> throws an error when trying to move past the top left corner. </w:t>
+        <w:t xml:space="preserve">The movement now works as intended, but throws an error when trying to move past the top left corner. </w:t>
       </w:r>
     </w:p>
     <w:p>
@@ -12361,20 +11676,7 @@
         </w:tabs>
       </w:pPr>
       <w:r>
-        <w:t xml:space="preserve">This was fixed by adding a try catch loop to the </w:t>
-      </w:r>
-      <w:proofErr w:type="spellStart"/>
-      <w:proofErr w:type="gramStart"/>
-      <w:r>
-        <w:t>getTile</w:t>
-      </w:r>
-      <w:proofErr w:type="spellEnd"/>
-      <w:r>
-        <w:t>(</w:t>
-      </w:r>
-      <w:proofErr w:type="gramEnd"/>
-      <w:r>
-        <w:t>) function</w:t>
+        <w:t>This was fixed by adding a try catch loop to the getTile() function</w:t>
       </w:r>
     </w:p>
     <w:p>
@@ -12562,7 +11864,20 @@
               </w:tabs>
             </w:pPr>
             <w:r>
-              <w:t xml:space="preserve">The player can control ants with the movement keys, and the grid will scroll to follow them </w:t>
+              <w:t>The player can control ants with the movement keys, and the grid will scroll to follow them</w:t>
+            </w:r>
+            <w:r>
+              <w:t>.</w:t>
+            </w:r>
+          </w:p>
+          <w:p>
+            <w:pPr>
+              <w:tabs>
+                <w:tab w:val="center" w:pos="4513"/>
+              </w:tabs>
+            </w:pPr>
+            <w:r>
+              <w:t>Evidence in video “Stage 4 – ants can move freely”</w:t>
             </w:r>
           </w:p>
         </w:tc>
@@ -12577,9 +11892,7 @@
     </w:p>
     <w:p>
       <w:pPr>
-        <w:tabs>
-          <w:tab w:val="center" w:pos="4513"/>
-        </w:tabs>
+        <w:pStyle w:val="Heading2"/>
       </w:pPr>
       <w:r>
         <w:t>Stage 5 – food spawning</w:t>
@@ -12599,6 +11912,7 @@
         </w:tabs>
       </w:pPr>
       <w:r>
+        <w:lastRenderedPageBreak/>
         <w:t xml:space="preserve">To implement food spawning, I need to </w:t>
       </w:r>
       <w:r>
@@ -12612,7 +11926,6 @@
         </w:tabs>
       </w:pPr>
       <w:r>
-        <w:lastRenderedPageBreak/>
         <w:t>The flowchart has no end, as the loop will run constantly to run the game. The system will check if enough time has passed, and the game is not paused, before attempting to add food in a random position.</w:t>
       </w:r>
     </w:p>
@@ -12670,6 +11983,7 @@
         </w:tabs>
       </w:pPr>
       <w:r>
+        <w:lastRenderedPageBreak/>
         <w:t xml:space="preserve">I used this post </w:t>
       </w:r>
       <w:hyperlink r:id="rId55" w:history="1">
@@ -12691,7 +12005,6 @@
         </w:tabs>
       </w:pPr>
       <w:r>
-        <w:lastRenderedPageBreak/>
         <w:t>New main function with game loop:</w:t>
       </w:r>
     </w:p>
@@ -12749,27 +12062,26 @@
         </w:tabs>
       </w:pPr>
       <w:r>
-        <w:t xml:space="preserve">A while(true) loop is used so that it will continue to run until the game is stopped. </w:t>
-      </w:r>
-    </w:p>
-    <w:p>
-      <w:pPr>
-        <w:tabs>
-          <w:tab w:val="center" w:pos="4513"/>
-        </w:tabs>
-      </w:pPr>
-      <w:proofErr w:type="spellStart"/>
-      <w:proofErr w:type="gramStart"/>
-      <w:r>
-        <w:t>addRandomFood</w:t>
-      </w:r>
-      <w:proofErr w:type="spellEnd"/>
-      <w:r>
-        <w:t>(</w:t>
-      </w:r>
-      <w:proofErr w:type="gramEnd"/>
-      <w:r>
-        <w:t>) method:</w:t>
+        <w:t>A while(true) loop is used so that it will continue to run until the game is stopped</w:t>
+      </w:r>
+      <w:r>
+        <w:t>, and the current time is checked so that the tick rate is capped at 100 ms/tick</w:t>
+      </w:r>
+      <w:r>
+        <w:t xml:space="preserve"> </w:t>
+      </w:r>
+      <w:r>
+        <w:t>(10 ticks per second)</w:t>
+      </w:r>
+    </w:p>
+    <w:p>
+      <w:pPr>
+        <w:tabs>
+          <w:tab w:val="center" w:pos="4513"/>
+        </w:tabs>
+      </w:pPr>
+      <w:r>
+        <w:t>addRandomFood() method:</w:t>
       </w:r>
     </w:p>
     <w:p>
@@ -12826,6 +12138,7 @@
         </w:tabs>
       </w:pPr>
       <w:r>
+        <w:lastRenderedPageBreak/>
         <w:t>The difficulty is used in calculations to reduce the rate of food spawning at higher difficulty.</w:t>
       </w:r>
     </w:p>
@@ -12836,7 +12149,6 @@
         </w:tabs>
       </w:pPr>
       <w:r>
-        <w:lastRenderedPageBreak/>
         <w:t xml:space="preserve">On average, an </w:t>
       </w:r>
       <w:r>
@@ -12847,59 +12159,27 @@
         <w:t>empty</w:t>
       </w:r>
       <w:r>
-        <w:t xml:space="preserve"> tile will take 5000 method calls to be replaced by a food tile at the highest </w:t>
-      </w:r>
-      <w:proofErr w:type="gramStart"/>
-      <w:r>
-        <w:t>difficulty(</w:t>
-      </w:r>
-      <w:proofErr w:type="gramEnd"/>
-      <w:r>
-        <w:t xml:space="preserve">9), and only 500 calls at the lowest </w:t>
-      </w:r>
-      <w:proofErr w:type="gramStart"/>
-      <w:r>
-        <w:t>difficulty(</w:t>
-      </w:r>
-      <w:proofErr w:type="gramEnd"/>
-      <w:r>
-        <w:t>0).</w:t>
-      </w:r>
-    </w:p>
-    <w:p>
-      <w:pPr>
-        <w:tabs>
-          <w:tab w:val="center" w:pos="4513"/>
-        </w:tabs>
-      </w:pPr>
-      <w:r>
-        <w:t xml:space="preserve">Since each tick is 100 </w:t>
-      </w:r>
-      <w:proofErr w:type="spellStart"/>
-      <w:r>
-        <w:t>ms</w:t>
-      </w:r>
-      <w:proofErr w:type="spellEnd"/>
-      <w:r>
-        <w:t>, this means that it will take from 50 seconds to 500 seconds on average for an empty tile to generate food, depending on the difficulty as I believe this is a balanced spawning rate.</w:t>
-      </w:r>
-    </w:p>
-    <w:p>
-      <w:pPr>
-        <w:tabs>
-          <w:tab w:val="center" w:pos="4513"/>
-        </w:tabs>
-      </w:pPr>
-      <w:r>
-        <w:t xml:space="preserve">Only empty tiles can be replaced with </w:t>
-      </w:r>
-      <w:proofErr w:type="gramStart"/>
-      <w:r>
-        <w:t>food,</w:t>
-      </w:r>
-      <w:proofErr w:type="gramEnd"/>
-      <w:r>
-        <w:t xml:space="preserve"> any other tiles will be left the same as before.</w:t>
+        <w:t xml:space="preserve"> tile will take 5000 method calls to be replaced by a food tile at the highest difficulty(9), and only 500 calls at the lowest difficulty(0).</w:t>
+      </w:r>
+    </w:p>
+    <w:p>
+      <w:pPr>
+        <w:tabs>
+          <w:tab w:val="center" w:pos="4513"/>
+        </w:tabs>
+      </w:pPr>
+      <w:r>
+        <w:t>Since each tick is 100 ms, this means that it will take from 50 seconds to 500 seconds on average for an empty tile to generate food, depending on the difficulty as I believe this is a balanced spawning rate.</w:t>
+      </w:r>
+    </w:p>
+    <w:p>
+      <w:pPr>
+        <w:tabs>
+          <w:tab w:val="center" w:pos="4513"/>
+        </w:tabs>
+      </w:pPr>
+      <w:r>
+        <w:t>Only empty tiles can be replaced with food, any other tiles will be left the same as before.</w:t>
       </w:r>
     </w:p>
     <w:p>
@@ -12927,6 +12207,9 @@
       </w:pPr>
       <w:r>
         <w:t>I added a Boolean to the Game class to store whether it is paused, with a getter and setter method</w:t>
+      </w:r>
+      <w:r>
+        <w:t>, so that I could access this information from the gameMenu class, where the logic of the game is located.</w:t>
       </w:r>
     </w:p>
     <w:p>
@@ -13186,21 +12469,29 @@
           <w:tab w:val="center" w:pos="4513"/>
         </w:tabs>
       </w:pPr>
-    </w:p>
-    <w:p>
-      <w:pPr>
-        <w:tabs>
-          <w:tab w:val="center" w:pos="4513"/>
-        </w:tabs>
-      </w:pPr>
-    </w:p>
-    <w:p>
-      <w:pPr>
-        <w:tabs>
-          <w:tab w:val="center" w:pos="4513"/>
-        </w:tabs>
-      </w:pPr>
-      <w:r>
+      <w:r>
+        <w:t>Evidence in video “</w:t>
+      </w:r>
+      <w:r>
+        <w:t>Stage 5 - Food spawns at speed depending on difficulty</w:t>
+      </w:r>
+      <w:r>
+        <w:t>”</w:t>
+      </w:r>
+    </w:p>
+    <w:p>
+      <w:pPr>
+        <w:tabs>
+          <w:tab w:val="center" w:pos="4513"/>
+        </w:tabs>
+      </w:pPr>
+    </w:p>
+    <w:p>
+      <w:pPr>
+        <w:pStyle w:val="Heading2"/>
+      </w:pPr>
+      <w:r>
+        <w:lastRenderedPageBreak/>
         <w:t>Stage 6 – Pheromones</w:t>
       </w:r>
     </w:p>
@@ -13218,298 +12509,268 @@
         </w:tabs>
       </w:pPr>
       <w:r>
+        <w:t>Before implementing pheromones, I decided to adjust food spawning, so that food spawns in clusters of 10, and to limit the rate that ants can pick up food, to make pheromones worthwhile to use.</w:t>
+      </w:r>
+      <w:r>
+        <w:t xml:space="preserve"> Before this change, there would be no point to using pheromones as the player could just collect food with no cooldown themselves.</w:t>
+      </w:r>
+    </w:p>
+    <w:p>
+      <w:pPr>
+        <w:tabs>
+          <w:tab w:val="center" w:pos="4513"/>
+        </w:tabs>
+      </w:pPr>
+      <w:r>
+        <w:t xml:space="preserve">The player should be able to place a pheromone at their ant’s location, so that a trail is left as they move. </w:t>
+      </w:r>
+    </w:p>
+    <w:p>
+      <w:pPr>
+        <w:tabs>
+          <w:tab w:val="center" w:pos="4513"/>
+        </w:tabs>
+      </w:pPr>
+      <w:r>
+        <w:t>When making a pheromone, we need to know the previous two directions that the ant has moved. E.g. if it moves up then right, we will need a corner</w:t>
+      </w:r>
+      <w:r>
+        <w:t xml:space="preserve"> like this one:</w:t>
+      </w:r>
+    </w:p>
+    <w:p>
+      <w:pPr>
+        <w:tabs>
+          <w:tab w:val="center" w:pos="4513"/>
+        </w:tabs>
+      </w:pPr>
+      <w:r>
+        <w:drawing>
+          <wp:inline distT="0" distB="0" distL="0" distR="0" wp14:anchorId="7E4EB37F" wp14:editId="391CB0E9">
+            <wp:extent cx="476250" cy="476250"/>
+            <wp:effectExtent l="0" t="0" r="0" b="0"/>
+            <wp:docPr id="1051035396" name="Picture 2" descr="A brown and orange line&#10;&#10;AI-generated content may be incorrect."/>
+            <wp:cNvGraphicFramePr>
+              <a:graphicFrameLocks xmlns:a="http://schemas.openxmlformats.org/drawingml/2006/main" noChangeAspect="1"/>
+            </wp:cNvGraphicFramePr>
+            <a:graphic xmlns:a="http://schemas.openxmlformats.org/drawingml/2006/main">
+              <a:graphicData uri="http://schemas.openxmlformats.org/drawingml/2006/picture">
+                <pic:pic xmlns:pic="http://schemas.openxmlformats.org/drawingml/2006/picture">
+                  <pic:nvPicPr>
+                    <pic:cNvPr id="1051035396" name="Picture 2" descr="A brown and orange line&#10;&#10;AI-generated content may be incorrect."/>
+                    <pic:cNvPicPr>
+                      <a:picLocks noChangeAspect="1" noChangeArrowheads="1"/>
+                    </pic:cNvPicPr>
+                  </pic:nvPicPr>
+                  <pic:blipFill>
+                    <a:blip r:embed="rId59">
+                      <a:extLst>
+                        <a:ext uri="{28A0092B-C50C-407E-A947-70E740481C1C}">
+                          <a14:useLocalDpi xmlns:a14="http://schemas.microsoft.com/office/drawing/2010/main" val="0"/>
+                        </a:ext>
+                      </a:extLst>
+                    </a:blip>
+                    <a:srcRect/>
+                    <a:stretch>
+                      <a:fillRect/>
+                    </a:stretch>
+                  </pic:blipFill>
+                  <pic:spPr bwMode="auto">
+                    <a:xfrm>
+                      <a:off x="0" y="0"/>
+                      <a:ext cx="476250" cy="476250"/>
+                    </a:xfrm>
+                    <a:prstGeom prst="rect">
+                      <a:avLst/>
+                    </a:prstGeom>
+                    <a:noFill/>
+                    <a:ln>
+                      <a:noFill/>
+                    </a:ln>
+                  </pic:spPr>
+                </pic:pic>
+              </a:graphicData>
+            </a:graphic>
+          </wp:inline>
+        </w:drawing>
+      </w:r>
+    </w:p>
+    <w:p>
+      <w:pPr>
+        <w:tabs>
+          <w:tab w:val="center" w:pos="4513"/>
+        </w:tabs>
+      </w:pPr>
+    </w:p>
+    <w:p>
+      <w:pPr>
+        <w:tabs>
+          <w:tab w:val="center" w:pos="4513"/>
+        </w:tabs>
+      </w:pPr>
+      <w:r>
+        <w:t>Pseudocode based on the existing movement function, to add a check in the function for adding pheromones.</w:t>
+      </w:r>
+    </w:p>
+    <w:p>
+      <w:pPr>
+        <w:tabs>
+          <w:tab w:val="center" w:pos="4513"/>
+        </w:tabs>
+      </w:pPr>
+      <w:r>
+        <w:t>Pseudocode:</w:t>
+      </w:r>
+    </w:p>
+    <w:p>
+      <w:pPr>
+        <w:tabs>
+          <w:tab w:val="center" w:pos="4513"/>
+        </w:tabs>
+      </w:pPr>
+      <w:r>
+        <w:t>Int directionMoved</w:t>
+      </w:r>
+    </w:p>
+    <w:p>
+      <w:pPr>
+        <w:tabs>
+          <w:tab w:val="center" w:pos="4513"/>
+        </w:tabs>
+      </w:pPr>
+      <w:r>
+        <w:t>Int previousDirection</w:t>
+      </w:r>
+    </w:p>
+    <w:p>
+      <w:pPr>
+        <w:tabs>
+          <w:tab w:val="center" w:pos="4513"/>
+        </w:tabs>
+      </w:pPr>
+      <w:r>
+        <w:t>Boolean leaveTrail</w:t>
+      </w:r>
+    </w:p>
+    <w:p>
+      <w:pPr>
+        <w:tabs>
+          <w:tab w:val="center" w:pos="4513"/>
+        </w:tabs>
+      </w:pPr>
+      <w:r>
+        <w:t>IF(spacePressed())</w:t>
+      </w:r>
+    </w:p>
+    <w:p>
+      <w:pPr>
+        <w:tabs>
+          <w:tab w:val="center" w:pos="4513"/>
+        </w:tabs>
+      </w:pPr>
+      <w:r>
+        <w:t>leaveTrail=!leaveTrail</w:t>
+      </w:r>
+    </w:p>
+    <w:p>
+      <w:pPr>
+        <w:tabs>
+          <w:tab w:val="center" w:pos="4513"/>
+        </w:tabs>
+      </w:pPr>
+      <w:r>
+        <w:t>ENDIF</w:t>
+      </w:r>
+    </w:p>
+    <w:p>
+      <w:pPr>
+        <w:tabs>
+          <w:tab w:val="center" w:pos="4513"/>
+        </w:tabs>
+      </w:pPr>
+      <w:r>
+        <w:t>Function move(int direction)</w:t>
+      </w:r>
+    </w:p>
+    <w:p>
+      <w:pPr>
+        <w:tabs>
+          <w:tab w:val="center" w:pos="4513"/>
+        </w:tabs>
+      </w:pPr>
+      <w:r>
+        <w:t xml:space="preserve">       //movement code</w:t>
+      </w:r>
+    </w:p>
+    <w:p>
+      <w:pPr>
+        <w:tabs>
+          <w:tab w:val="center" w:pos="4513"/>
+        </w:tabs>
+      </w:pPr>
+      <w:r>
+        <w:t>…</w:t>
+      </w:r>
+    </w:p>
+    <w:p>
+      <w:pPr>
+        <w:tabs>
+          <w:tab w:val="center" w:pos="4513"/>
+        </w:tabs>
+      </w:pPr>
+      <w:r>
+        <w:t xml:space="preserve">         if</w:t>
+      </w:r>
+      <w:r>
+        <w:t>(x+dx&gt;=0</w:t>
+      </w:r>
+      <w:r>
+        <w:t xml:space="preserve"> AND</w:t>
+      </w:r>
+      <w:r>
+        <w:t xml:space="preserve"> y+dy&gt;=0)</w:t>
+      </w:r>
+    </w:p>
+    <w:p>
+      <w:pPr>
+        <w:tabs>
+          <w:tab w:val="center" w:pos="4513"/>
+        </w:tabs>
+      </w:pPr>
+      <w:r>
+        <w:t xml:space="preserve">                previousDirection=directionMoved</w:t>
+      </w:r>
+    </w:p>
+    <w:p>
+      <w:pPr>
+        <w:tabs>
+          <w:tab w:val="center" w:pos="4513"/>
+        </w:tabs>
+      </w:pPr>
+      <w:r>
+        <w:t xml:space="preserve">               directionMoved=direction</w:t>
+      </w:r>
+    </w:p>
+    <w:p>
+      <w:pPr>
+        <w:tabs>
+          <w:tab w:val="center" w:pos="4513"/>
+        </w:tabs>
+      </w:pPr>
+      <w:r>
+        <w:t xml:space="preserve">              IF(leaveTrail)</w:t>
+      </w:r>
+    </w:p>
+    <w:p>
+      <w:pPr>
+        <w:tabs>
+          <w:tab w:val="center" w:pos="4513"/>
+        </w:tabs>
+      </w:pPr>
+      <w:r>
         <w:lastRenderedPageBreak/>
-        <w:t>Before implementing pheromones, I decided to adjust food spawning, so that food spawns in clusters of 10, and to limit the rate that ants can pick up food, to make pheromones worthwhile to use.</w:t>
-      </w:r>
-    </w:p>
-    <w:p>
-      <w:pPr>
-        <w:tabs>
-          <w:tab w:val="center" w:pos="4513"/>
-        </w:tabs>
-      </w:pPr>
-      <w:r>
-        <w:t xml:space="preserve">The player should be able to place a pheromone at their ant’s location, so that a trail is left as they move. </w:t>
-      </w:r>
-    </w:p>
-    <w:p>
-      <w:pPr>
-        <w:tabs>
-          <w:tab w:val="center" w:pos="4513"/>
-        </w:tabs>
-      </w:pPr>
-      <w:r>
-        <w:t>When making a pheromone, we need to know the previous two directions that the ant has moved. E.g. if it moves up then right, we will need a corner.</w:t>
-      </w:r>
-    </w:p>
-    <w:p>
-      <w:pPr>
-        <w:tabs>
-          <w:tab w:val="center" w:pos="4513"/>
-        </w:tabs>
-      </w:pPr>
-    </w:p>
-    <w:p>
-      <w:pPr>
-        <w:tabs>
-          <w:tab w:val="center" w:pos="4513"/>
-        </w:tabs>
-      </w:pPr>
-      <w:r>
-        <w:t>Pseudocode:</w:t>
-      </w:r>
-    </w:p>
-    <w:p>
-      <w:pPr>
-        <w:tabs>
-          <w:tab w:val="center" w:pos="4513"/>
-        </w:tabs>
-      </w:pPr>
-      <w:r>
-        <w:t xml:space="preserve">Int </w:t>
-      </w:r>
-      <w:proofErr w:type="spellStart"/>
-      <w:r>
-        <w:t>directionMoved</w:t>
-      </w:r>
-      <w:proofErr w:type="spellEnd"/>
-    </w:p>
-    <w:p>
-      <w:pPr>
-        <w:tabs>
-          <w:tab w:val="center" w:pos="4513"/>
-        </w:tabs>
-      </w:pPr>
-      <w:r>
-        <w:t xml:space="preserve">Int </w:t>
-      </w:r>
-      <w:proofErr w:type="spellStart"/>
-      <w:r>
-        <w:t>previousDirection</w:t>
-      </w:r>
-      <w:proofErr w:type="spellEnd"/>
-    </w:p>
-    <w:p>
-      <w:pPr>
-        <w:tabs>
-          <w:tab w:val="center" w:pos="4513"/>
-        </w:tabs>
-      </w:pPr>
-      <w:r>
-        <w:t xml:space="preserve">Boolean </w:t>
-      </w:r>
-      <w:proofErr w:type="spellStart"/>
-      <w:r>
-        <w:t>leaveTrail</w:t>
-      </w:r>
-      <w:proofErr w:type="spellEnd"/>
-    </w:p>
-    <w:p>
-      <w:pPr>
-        <w:tabs>
-          <w:tab w:val="center" w:pos="4513"/>
-        </w:tabs>
-      </w:pPr>
-      <w:proofErr w:type="gramStart"/>
-      <w:r>
-        <w:t>IF(</w:t>
-      </w:r>
-      <w:proofErr w:type="spellStart"/>
-      <w:r>
-        <w:t>spacePressed</w:t>
-      </w:r>
-      <w:proofErr w:type="spellEnd"/>
-      <w:r>
-        <w:t>(</w:t>
-      </w:r>
-      <w:proofErr w:type="gramEnd"/>
-      <w:r>
-        <w:t>))</w:t>
-      </w:r>
-    </w:p>
-    <w:p>
-      <w:pPr>
-        <w:tabs>
-          <w:tab w:val="center" w:pos="4513"/>
-        </w:tabs>
-      </w:pPr>
-      <w:proofErr w:type="spellStart"/>
-      <w:r>
-        <w:t>leaveTrail</w:t>
-      </w:r>
-      <w:proofErr w:type="spellEnd"/>
-      <w:proofErr w:type="gramStart"/>
-      <w:r>
-        <w:t>=!</w:t>
-      </w:r>
-      <w:proofErr w:type="spellStart"/>
-      <w:r>
-        <w:t>leaveTrail</w:t>
-      </w:r>
-      <w:proofErr w:type="spellEnd"/>
-      <w:proofErr w:type="gramEnd"/>
-    </w:p>
-    <w:p>
-      <w:pPr>
-        <w:tabs>
-          <w:tab w:val="center" w:pos="4513"/>
-        </w:tabs>
-      </w:pPr>
-      <w:r>
-        <w:t>ENDIF</w:t>
-      </w:r>
-    </w:p>
-    <w:p>
-      <w:pPr>
-        <w:tabs>
-          <w:tab w:val="center" w:pos="4513"/>
-        </w:tabs>
-      </w:pPr>
-      <w:r>
-        <w:t xml:space="preserve">Function </w:t>
-      </w:r>
-      <w:proofErr w:type="gramStart"/>
-      <w:r>
-        <w:t>move(</w:t>
-      </w:r>
-      <w:proofErr w:type="gramEnd"/>
-      <w:r>
-        <w:t>int direction)</w:t>
-      </w:r>
-    </w:p>
-    <w:p>
-      <w:pPr>
-        <w:tabs>
-          <w:tab w:val="center" w:pos="4513"/>
-        </w:tabs>
-      </w:pPr>
-      <w:r>
-        <w:t xml:space="preserve">       //movement code</w:t>
-      </w:r>
-    </w:p>
-    <w:p>
-      <w:pPr>
-        <w:tabs>
-          <w:tab w:val="center" w:pos="4513"/>
-        </w:tabs>
-      </w:pPr>
-      <w:r>
-        <w:t>…</w:t>
-      </w:r>
-    </w:p>
-    <w:p>
-      <w:pPr>
-        <w:tabs>
-          <w:tab w:val="center" w:pos="4513"/>
-        </w:tabs>
-      </w:pPr>
-      <w:r>
-        <w:t xml:space="preserve">         if</w:t>
-      </w:r>
-      <w:r>
-        <w:t>(</w:t>
-      </w:r>
-      <w:proofErr w:type="spellStart"/>
-      <w:r>
-        <w:t>x+dx</w:t>
-      </w:r>
-      <w:proofErr w:type="spellEnd"/>
-      <w:r>
-        <w:t>&gt;=0</w:t>
-      </w:r>
-      <w:r>
-        <w:t xml:space="preserve"> AND</w:t>
-      </w:r>
-      <w:r>
-        <w:t xml:space="preserve"> </w:t>
-      </w:r>
-      <w:proofErr w:type="spellStart"/>
-      <w:r>
-        <w:t>y+dy</w:t>
-      </w:r>
-      <w:proofErr w:type="spellEnd"/>
-      <w:r>
-        <w:t>&gt;=0)</w:t>
-      </w:r>
-    </w:p>
-    <w:p>
-      <w:pPr>
-        <w:tabs>
-          <w:tab w:val="center" w:pos="4513"/>
-        </w:tabs>
-      </w:pPr>
-      <w:r>
-        <w:t xml:space="preserve">                </w:t>
-      </w:r>
-      <w:proofErr w:type="spellStart"/>
-      <w:r>
-        <w:t>previousDirection</w:t>
-      </w:r>
-      <w:proofErr w:type="spellEnd"/>
-      <w:r>
-        <w:t>=</w:t>
-      </w:r>
-      <w:proofErr w:type="spellStart"/>
-      <w:r>
-        <w:t>directionMoved</w:t>
-      </w:r>
-      <w:proofErr w:type="spellEnd"/>
-    </w:p>
-    <w:p>
-      <w:pPr>
-        <w:tabs>
-          <w:tab w:val="center" w:pos="4513"/>
-        </w:tabs>
-      </w:pPr>
-      <w:r>
-        <w:t xml:space="preserve">               </w:t>
-      </w:r>
-      <w:proofErr w:type="spellStart"/>
-      <w:r>
-        <w:t>directionMoved</w:t>
-      </w:r>
-      <w:proofErr w:type="spellEnd"/>
-      <w:r>
-        <w:t>=direction</w:t>
-      </w:r>
-    </w:p>
-    <w:p>
-      <w:pPr>
-        <w:tabs>
-          <w:tab w:val="center" w:pos="4513"/>
-        </w:tabs>
-      </w:pPr>
-      <w:r>
-        <w:t xml:space="preserve">              </w:t>
-      </w:r>
-      <w:proofErr w:type="gramStart"/>
-      <w:r>
-        <w:t>IF(</w:t>
-      </w:r>
-      <w:proofErr w:type="spellStart"/>
-      <w:proofErr w:type="gramEnd"/>
-      <w:r>
-        <w:t>leaveTrail</w:t>
-      </w:r>
-      <w:proofErr w:type="spellEnd"/>
-      <w:r>
-        <w:t>)</w:t>
-      </w:r>
-    </w:p>
-    <w:p>
-      <w:pPr>
-        <w:tabs>
-          <w:tab w:val="center" w:pos="4513"/>
-        </w:tabs>
-      </w:pPr>
-      <w:r>
-        <w:t xml:space="preserve">               </w:t>
-      </w:r>
-      <w:proofErr w:type="gramStart"/>
-      <w:r>
-        <w:t>Try{</w:t>
-      </w:r>
-      <w:proofErr w:type="gramEnd"/>
+        <w:t xml:space="preserve">               Try{</w:t>
+      </w:r>
       <w:r>
         <w:br/>
         <w:t xml:space="preserve"> </w:t>
@@ -13519,183 +12780,90 @@
         <w:t xml:space="preserve">                     </w:t>
       </w:r>
       <w:r>
-        <w:t xml:space="preserve">   </w:t>
-      </w:r>
-      <w:proofErr w:type="spellStart"/>
-      <w:proofErr w:type="gramStart"/>
-      <w:r>
-        <w:t>menu.setTile</w:t>
-      </w:r>
-      <w:proofErr w:type="spellEnd"/>
-      <w:proofErr w:type="gramEnd"/>
-      <w:r>
-        <w:t>(</w:t>
-      </w:r>
-      <w:proofErr w:type="spellStart"/>
-      <w:proofErr w:type="gramStart"/>
-      <w:r>
-        <w:t>x,y</w:t>
-      </w:r>
-      <w:proofErr w:type="gramEnd"/>
-      <w:r>
-        <w:t>,new</w:t>
-      </w:r>
-      <w:proofErr w:type="spellEnd"/>
+        <w:t xml:space="preserve">   menu.setTile(x,y,new </w:t>
+      </w:r>
+      <w:r>
+        <w:t>pheromone(previousDirection+2, directionMoved)</w:t>
+      </w:r>
+      <w:r>
+        <w:t>)</w:t>
+      </w:r>
+    </w:p>
+    <w:p>
+      <w:pPr>
+        <w:tabs>
+          <w:tab w:val="center" w:pos="4513"/>
+        </w:tabs>
+      </w:pPr>
+      <w:r>
+        <w:t xml:space="preserve">               //Edges are equal when doing a 180 degree turn, so </w:t>
+      </w:r>
+      <w:r>
+        <w:t>causes error</w:t>
+      </w:r>
       <w:r>
         <w:t xml:space="preserve"> </w:t>
       </w:r>
-      <w:proofErr w:type="gramStart"/>
-      <w:r>
-        <w:t>pheromone(</w:t>
-      </w:r>
-      <w:proofErr w:type="gramEnd"/>
-      <w:r>
-        <w:t xml:space="preserve">previousDirection+2, </w:t>
-      </w:r>
-      <w:proofErr w:type="spellStart"/>
-      <w:r>
-        <w:t>directionMoved</w:t>
-      </w:r>
-      <w:proofErr w:type="spellEnd"/>
+    </w:p>
+    <w:p>
+      <w:pPr>
+        <w:tabs>
+          <w:tab w:val="center" w:pos="4513"/>
+        </w:tabs>
+      </w:pPr>
+      <w:r>
+        <w:t xml:space="preserve">                            </w:t>
+      </w:r>
+      <w:r>
+        <w:t>Catch(error e)</w:t>
+      </w:r>
+      <w:r>
+        <w:t>{ return}</w:t>
+      </w:r>
+    </w:p>
+    <w:p>
+      <w:pPr>
+        <w:tabs>
+          <w:tab w:val="center" w:pos="4513"/>
+        </w:tabs>
+      </w:pPr>
+    </w:p>
+    <w:p>
+      <w:pPr>
+        <w:tabs>
+          <w:tab w:val="center" w:pos="4513"/>
+        </w:tabs>
+      </w:pPr>
+      <w:r>
+        <w:t xml:space="preserve">              ELSE(</w:t>
+      </w:r>
+    </w:p>
+    <w:p>
+      <w:pPr>
+        <w:tabs>
+          <w:tab w:val="center" w:pos="4513"/>
+        </w:tabs>
+      </w:pPr>
+      <w:r>
+        <w:t xml:space="preserve">                         </w:t>
+      </w:r>
+      <w:r>
+        <w:t>menu.setTile(x,y,new</w:t>
+      </w:r>
+      <w:r>
+        <w:t xml:space="preserve"> emptyTile()</w:t>
+      </w:r>
       <w:r>
         <w:t>)</w:t>
       </w:r>
-      <w:r>
-        <w:t>)</w:t>
-      </w:r>
-    </w:p>
-    <w:p>
-      <w:pPr>
-        <w:tabs>
-          <w:tab w:val="center" w:pos="4513"/>
-        </w:tabs>
-      </w:pPr>
-      <w:r>
-        <w:t xml:space="preserve">               //Edges are equal when doing a </w:t>
-      </w:r>
-      <w:proofErr w:type="gramStart"/>
-      <w:r>
-        <w:t>180 degree</w:t>
-      </w:r>
-      <w:proofErr w:type="gramEnd"/>
-      <w:r>
-        <w:t xml:space="preserve"> turn, so </w:t>
-      </w:r>
-      <w:r>
-        <w:t>causes error</w:t>
-      </w:r>
-      <w:r>
-        <w:t xml:space="preserve"> </w:t>
-      </w:r>
-    </w:p>
-    <w:p>
-      <w:pPr>
-        <w:tabs>
-          <w:tab w:val="center" w:pos="4513"/>
-        </w:tabs>
-      </w:pPr>
-      <w:r>
-        <w:t xml:space="preserve">                            </w:t>
-      </w:r>
-      <w:proofErr w:type="gramStart"/>
-      <w:r>
-        <w:t>Catch(</w:t>
-      </w:r>
-      <w:proofErr w:type="gramEnd"/>
-      <w:r>
-        <w:t xml:space="preserve">error </w:t>
-      </w:r>
-      <w:proofErr w:type="gramStart"/>
-      <w:r>
-        <w:t>e)</w:t>
-      </w:r>
-      <w:r>
-        <w:t>{</w:t>
-      </w:r>
-      <w:proofErr w:type="gramEnd"/>
-      <w:r>
-        <w:t xml:space="preserve"> return}</w:t>
-      </w:r>
-    </w:p>
-    <w:p>
-      <w:pPr>
-        <w:tabs>
-          <w:tab w:val="center" w:pos="4513"/>
-        </w:tabs>
-      </w:pPr>
-    </w:p>
-    <w:p>
-      <w:pPr>
-        <w:tabs>
-          <w:tab w:val="center" w:pos="4513"/>
-        </w:tabs>
-      </w:pPr>
-      <w:r>
-        <w:t xml:space="preserve">              </w:t>
-      </w:r>
-      <w:proofErr w:type="gramStart"/>
-      <w:r>
-        <w:t>ELSE(</w:t>
-      </w:r>
-      <w:proofErr w:type="gramEnd"/>
-    </w:p>
-    <w:p>
-      <w:pPr>
-        <w:tabs>
-          <w:tab w:val="center" w:pos="4513"/>
-        </w:tabs>
-      </w:pPr>
-      <w:r>
-        <w:t xml:space="preserve">                         </w:t>
-      </w:r>
-      <w:proofErr w:type="spellStart"/>
-      <w:proofErr w:type="gramStart"/>
-      <w:r>
-        <w:t>menu.setTile</w:t>
-      </w:r>
-      <w:proofErr w:type="spellEnd"/>
-      <w:proofErr w:type="gramEnd"/>
-      <w:r>
-        <w:t>(</w:t>
-      </w:r>
-      <w:proofErr w:type="spellStart"/>
-      <w:proofErr w:type="gramStart"/>
-      <w:r>
-        <w:t>x,y</w:t>
-      </w:r>
-      <w:proofErr w:type="gramEnd"/>
-      <w:r>
-        <w:t>,new</w:t>
-      </w:r>
-      <w:proofErr w:type="spellEnd"/>
-      <w:r>
-        <w:t xml:space="preserve"> </w:t>
-      </w:r>
-      <w:proofErr w:type="spellStart"/>
-      <w:proofErr w:type="gramStart"/>
-      <w:r>
-        <w:t>emptyTile</w:t>
-      </w:r>
-      <w:proofErr w:type="spellEnd"/>
-      <w:r>
-        <w:t>(</w:t>
-      </w:r>
-      <w:proofErr w:type="gramEnd"/>
-      <w:r>
-        <w:t>)</w:t>
-      </w:r>
-      <w:r>
-        <w:t>)</w:t>
-      </w:r>
-    </w:p>
-    <w:p>
-      <w:pPr>
-        <w:tabs>
-          <w:tab w:val="center" w:pos="4513"/>
-        </w:tabs>
-      </w:pPr>
-      <w:r>
-        <w:lastRenderedPageBreak/>
+    </w:p>
+    <w:p>
+      <w:pPr>
+        <w:tabs>
+          <w:tab w:val="center" w:pos="4513"/>
+        </w:tabs>
+      </w:pPr>
+      <w:r>
         <w:t xml:space="preserve">              ENDIF</w:t>
       </w:r>
       <w:r>
@@ -13706,13 +12874,8 @@
         <w:t xml:space="preserve">                      </w:t>
       </w:r>
       <w:r>
-        <w:t xml:space="preserve">  x=</w:t>
-      </w:r>
-      <w:proofErr w:type="spellStart"/>
-      <w:r>
-        <w:t>x+dx</w:t>
-      </w:r>
-      <w:proofErr w:type="spellEnd"/>
+        <w:t xml:space="preserve">  x=x+dx</w:t>
+      </w:r>
       <w:r>
         <w:br/>
         <w:t xml:space="preserve">   </w:t>
@@ -13721,13 +12884,8 @@
         <w:t xml:space="preserve">                      </w:t>
       </w:r>
       <w:r>
-        <w:t xml:space="preserve"> y=</w:t>
-      </w:r>
-      <w:proofErr w:type="spellStart"/>
-      <w:r>
-        <w:t>y+dy</w:t>
-      </w:r>
-      <w:proofErr w:type="spellEnd"/>
+        <w:t xml:space="preserve"> y=y+dy</w:t>
+      </w:r>
     </w:p>
     <w:p>
       <w:pPr>
@@ -13738,31 +12896,9 @@
       <w:r>
         <w:t xml:space="preserve">                         </w:t>
       </w:r>
-      <w:proofErr w:type="spellStart"/>
-      <w:proofErr w:type="gramStart"/>
-      <w:r>
-        <w:t>menu.setTile</w:t>
-      </w:r>
-      <w:proofErr w:type="spellEnd"/>
-      <w:proofErr w:type="gramEnd"/>
-      <w:r>
-        <w:t>(</w:t>
-      </w:r>
-      <w:proofErr w:type="spellStart"/>
-      <w:proofErr w:type="gramStart"/>
-      <w:r>
-        <w:t>x,y</w:t>
-      </w:r>
-      <w:proofErr w:type="gramEnd"/>
-      <w:r>
-        <w:t>,this</w:t>
-      </w:r>
-      <w:proofErr w:type="spellEnd"/>
-      <w:proofErr w:type="gramStart"/>
-      <w:r>
-        <w:t>);</w:t>
-      </w:r>
-      <w:proofErr w:type="gramEnd"/>
+      <w:r>
+        <w:t>menu.setTile(x,y,this);</w:t>
+      </w:r>
     </w:p>
     <w:p>
       <w:pPr>
@@ -13790,56 +12926,35 @@
           <w:tab w:val="center" w:pos="4513"/>
         </w:tabs>
       </w:pPr>
-      <w:proofErr w:type="spellStart"/>
-      <w:r>
-        <w:t>endfunction</w:t>
-      </w:r>
-      <w:proofErr w:type="spellEnd"/>
-      <w:r>
-        <w:t xml:space="preserve"> </w:t>
-      </w:r>
-    </w:p>
-    <w:p>
-      <w:pPr>
-        <w:tabs>
-          <w:tab w:val="center" w:pos="4513"/>
-        </w:tabs>
-      </w:pPr>
-    </w:p>
-    <w:p>
-      <w:pPr>
-        <w:tabs>
-          <w:tab w:val="center" w:pos="4513"/>
-        </w:tabs>
-      </w:pPr>
-      <w:r>
-        <w:t xml:space="preserve">The code functioned well, however multiple ants were able to make a trail simultaneously, instead of just the </w:t>
-      </w:r>
-      <w:proofErr w:type="spellStart"/>
-      <w:r>
-        <w:t>mainAnt</w:t>
-      </w:r>
-      <w:proofErr w:type="spellEnd"/>
-      <w:r>
-        <w:t xml:space="preserve"> (most recently clicked)</w:t>
-      </w:r>
-    </w:p>
-    <w:p>
-      <w:pPr>
-        <w:tabs>
-          <w:tab w:val="center" w:pos="4513"/>
-        </w:tabs>
-      </w:pPr>
-      <w:r>
-        <w:t xml:space="preserve">To fix this, I set the current </w:t>
-      </w:r>
-      <w:proofErr w:type="spellStart"/>
-      <w:r>
-        <w:t>mainAnt</w:t>
-      </w:r>
-      <w:proofErr w:type="spellEnd"/>
-      <w:r>
-        <w:t xml:space="preserve"> to not leave a trail each time it is changed.</w:t>
+      <w:r>
+        <w:t xml:space="preserve">endfunction </w:t>
+      </w:r>
+    </w:p>
+    <w:p>
+      <w:pPr>
+        <w:tabs>
+          <w:tab w:val="center" w:pos="4513"/>
+        </w:tabs>
+      </w:pPr>
+    </w:p>
+    <w:p>
+      <w:pPr>
+        <w:tabs>
+          <w:tab w:val="center" w:pos="4513"/>
+        </w:tabs>
+      </w:pPr>
+      <w:r>
+        <w:t>The code functioned well, however multiple ants were able to make a trail simultaneously, instead of just the mainAnt (most recently clicked)</w:t>
+      </w:r>
+    </w:p>
+    <w:p>
+      <w:pPr>
+        <w:tabs>
+          <w:tab w:val="center" w:pos="4513"/>
+        </w:tabs>
+      </w:pPr>
+      <w:r>
+        <w:t>To fix this, I set the current mainAnt to not leave a trail each time it is changed.</w:t>
       </w:r>
     </w:p>
     <w:p>
@@ -13868,7 +12983,7 @@
                     <pic:cNvPicPr/>
                   </pic:nvPicPr>
                   <pic:blipFill>
-                    <a:blip r:embed="rId59"/>
+                    <a:blip r:embed="rId60"/>
                     <a:stretch>
                       <a:fillRect/>
                     </a:stretch>
@@ -13915,7 +13030,7 @@
                     <pic:cNvPicPr/>
                   </pic:nvPicPr>
                   <pic:blipFill>
-                    <a:blip r:embed="rId60"/>
+                    <a:blip r:embed="rId61"/>
                     <a:stretch>
                       <a:fillRect/>
                     </a:stretch>
@@ -13943,40 +13058,24 @@
         </w:tabs>
       </w:pPr>
       <w:r>
-        <w:t xml:space="preserve">Running the game with this code caused me to be unable to move ants, as the </w:t>
-      </w:r>
-      <w:proofErr w:type="spellStart"/>
-      <w:r>
-        <w:t>mainAnt</w:t>
-      </w:r>
-      <w:proofErr w:type="spellEnd"/>
-      <w:r>
-        <w:t xml:space="preserve"> is not initialised at the start. To fix this, I first check if it is not null before attempting to edit the trail Boolean.</w:t>
-      </w:r>
-    </w:p>
-    <w:p>
-      <w:pPr>
-        <w:tabs>
-          <w:tab w:val="center" w:pos="4513"/>
-        </w:tabs>
-      </w:pPr>
-    </w:p>
-    <w:p>
-      <w:pPr>
-        <w:tabs>
-          <w:tab w:val="center" w:pos="4513"/>
-        </w:tabs>
-      </w:pPr>
-      <w:r>
-        <w:t xml:space="preserve">Next, I decided to add ant behaviour for wandering around and collecting food, despite this initially being part of stage 7. I believe it will be easier to test pheromone behaviour after this is implemented </w:t>
-      </w:r>
-      <w:proofErr w:type="gramStart"/>
-      <w:r>
-        <w:t>and also</w:t>
-      </w:r>
-      <w:proofErr w:type="gramEnd"/>
-      <w:r>
-        <w:t xml:space="preserve"> stage 7 already includes a lot of features, making it slightly larger than others. </w:t>
+        <w:t>Running the game with this code caused me to be unable to move ants, as the mainAnt is not initialised at the start. To fix this, I first check if it is not null before attempting to edit the trail Boolean.</w:t>
+      </w:r>
+    </w:p>
+    <w:p>
+      <w:pPr>
+        <w:tabs>
+          <w:tab w:val="center" w:pos="4513"/>
+        </w:tabs>
+      </w:pPr>
+    </w:p>
+    <w:p>
+      <w:pPr>
+        <w:tabs>
+          <w:tab w:val="center" w:pos="4513"/>
+        </w:tabs>
+      </w:pPr>
+      <w:r>
+        <w:t xml:space="preserve">Next, I decided to add ant behaviour for wandering around and collecting food, despite this initially being part of stage 7. I believe it will be easier to test pheromone behaviour after this is implemented and also stage 7 already includes a lot of features, making it slightly larger than others. </w:t>
       </w:r>
     </w:p>
     <w:p>
@@ -14003,7 +13102,6 @@
         </w:tabs>
       </w:pPr>
       <w:r>
-        <w:lastRenderedPageBreak/>
         <w:t>Screenshot of missing tiles.</w:t>
       </w:r>
     </w:p>
@@ -14033,7 +13131,7 @@
                     <pic:cNvPicPr/>
                   </pic:nvPicPr>
                   <pic:blipFill>
-                    <a:blip r:embed="rId61"/>
+                    <a:blip r:embed="rId62"/>
                     <a:stretch>
                       <a:fillRect/>
                     </a:stretch>
@@ -14061,15 +13159,7 @@
         </w:tabs>
       </w:pPr>
       <w:r>
-        <w:t xml:space="preserve">After many attempts to fix this issue, it proved difficult to identify the cause. Instead, I will check for any within the visible area of the </w:t>
-      </w:r>
-      <w:proofErr w:type="gramStart"/>
-      <w:r>
-        <w:t>grid, and</w:t>
-      </w:r>
-      <w:proofErr w:type="gramEnd"/>
-      <w:r>
-        <w:t xml:space="preserve"> replace them as they are reached by the user. </w:t>
+        <w:t xml:space="preserve">After many attempts to fix this issue, it proved difficult to identify the cause. Instead, I will check for any within the visible area of the grid, and replace them as they are reached by the user. </w:t>
       </w:r>
     </w:p>
     <w:p>
@@ -14082,15 +13172,7 @@
         <w:t>I believe this is justified, as it is a minor issue and conducting a test, there were 1016 missing tiles generated in a 738 * 744 grid, equal to just 0.19% of tiles.</w:t>
       </w:r>
       <w:r>
-        <w:t xml:space="preserve"> During this test, I also noticed that generating new rows is much more efficient than new columns. This is most likely because new tiles are appended to the end of the </w:t>
-      </w:r>
-      <w:proofErr w:type="spellStart"/>
-      <w:r>
-        <w:t>arraylist</w:t>
-      </w:r>
-      <w:proofErr w:type="spellEnd"/>
-      <w:r>
-        <w:t>, meaning that the contents do not need to be shifted</w:t>
+        <w:t xml:space="preserve"> During this test, I also noticed that generating new rows is much more efficient than new columns. This is most likely because new tiles are appended to the end of the arraylist, meaning that the contents do not need to be shifted</w:t>
       </w:r>
       <w:r>
         <w:t>.</w:t>
@@ -14110,63 +13192,63 @@
         </w:tabs>
       </w:pPr>
       <w:r>
-        <w:t xml:space="preserve">I decided to optimise this process, by instead recreating the </w:t>
-      </w:r>
-      <w:proofErr w:type="spellStart"/>
-      <w:r>
-        <w:t>arraylist</w:t>
-      </w:r>
-      <w:proofErr w:type="spellEnd"/>
-      <w:r>
-        <w:t xml:space="preserve"> as a new one, </w:t>
-      </w:r>
-      <w:proofErr w:type="gramStart"/>
-      <w:r>
-        <w:t>in order to</w:t>
-      </w:r>
-      <w:proofErr w:type="gramEnd"/>
-      <w:r>
-        <w:t xml:space="preserve"> avoid shifting contents repeatedly. Also, I switched to a static </w:t>
-      </w:r>
-      <w:proofErr w:type="spellStart"/>
-      <w:r>
-        <w:t>imageIcon</w:t>
-      </w:r>
-      <w:proofErr w:type="spellEnd"/>
-      <w:r>
-        <w:t xml:space="preserve"> for each type of tile, rather than instantiating new ones. This allowed me to handle up to a 1200x3000 grid before running out of memory with 8 GB allocated. At this size, expanding the grid becomes very slow and memory intensive, but exploring the pre-generated grid is still efficient.</w:t>
-      </w:r>
-    </w:p>
-    <w:p>
-      <w:pPr>
-        <w:tabs>
-          <w:tab w:val="center" w:pos="4513"/>
-        </w:tabs>
-      </w:pPr>
-    </w:p>
-    <w:p>
-      <w:pPr>
-        <w:tabs>
-          <w:tab w:val="center" w:pos="4513"/>
-        </w:tabs>
-      </w:pPr>
-    </w:p>
-    <w:p>
-      <w:pPr>
-        <w:tabs>
-          <w:tab w:val="center" w:pos="4513"/>
-        </w:tabs>
-      </w:pPr>
-    </w:p>
-    <w:p>
-      <w:pPr>
-        <w:tabs>
-          <w:tab w:val="center" w:pos="4513"/>
-        </w:tabs>
-      </w:pPr>
-      <w:r>
         <w:lastRenderedPageBreak/>
+        <w:t>I decided to optimise this process,</w:t>
+      </w:r>
+      <w:r>
+        <w:t xml:space="preserve"> to avoid encountering performance issues as more features are added later</w:t>
+      </w:r>
+      <w:r>
+        <w:t>.</w:t>
+      </w:r>
+      <w:r>
+        <w:t xml:space="preserve"> </w:t>
+      </w:r>
+      <w:r>
+        <w:t>To do this, I instead recreated</w:t>
+      </w:r>
+      <w:r>
+        <w:t xml:space="preserve"> the arraylist</w:t>
+      </w:r>
+      <w:r>
+        <w:t xml:space="preserve"> all at once</w:t>
+      </w:r>
+      <w:r>
+        <w:t>, in order to avoid shifting contents repeatedly. Also, I switched to a static imageIcon for each type of tile, rather than instantiating new ones. This allowed me to handle up to a 1200x3000 grid before running out of memory with 8 GB allocated. At this size, expanding the grid becomes very slow and memory intensive, but exploring the pre-generated grid is still efficient.</w:t>
+      </w:r>
+    </w:p>
+    <w:p>
+      <w:pPr>
+        <w:tabs>
+          <w:tab w:val="center" w:pos="4513"/>
+        </w:tabs>
+      </w:pPr>
+    </w:p>
+    <w:p>
+      <w:pPr>
+        <w:tabs>
+          <w:tab w:val="center" w:pos="4513"/>
+        </w:tabs>
+      </w:pPr>
+    </w:p>
+    <w:p>
+      <w:pPr>
+        <w:tabs>
+          <w:tab w:val="center" w:pos="4513"/>
+        </w:tabs>
+      </w:pPr>
+    </w:p>
+    <w:p>
+      <w:pPr>
+        <w:tabs>
+          <w:tab w:val="center" w:pos="4513"/>
+        </w:tabs>
+      </w:pPr>
+      <w:r>
         <w:t>Ant code for automatic movement. The highest priority is to move towards adjacent food. If there is no adjacent food, the ant will try to follow a pheromone – although it does not know whether it is moving towards the start or end of the trail. If both checks fail, it will pick a random direction.</w:t>
+      </w:r>
+      <w:r>
+        <w:t xml:space="preserve"> Ants will not turn around while following a pheromone trail, so that they move along it in one direction.</w:t>
       </w:r>
     </w:p>
     <w:p>
@@ -14195,7 +13277,7 @@
                     <pic:cNvPicPr/>
                   </pic:nvPicPr>
                   <pic:blipFill>
-                    <a:blip r:embed="rId62"/>
+                    <a:blip r:embed="rId63"/>
                     <a:stretch>
                       <a:fillRect/>
                     </a:stretch>
@@ -14226,6 +13308,7 @@
         <w:rPr>
           <w:noProof/>
         </w:rPr>
+        <w:lastRenderedPageBreak/>
         <w:drawing>
           <wp:inline distT="0" distB="0" distL="0" distR="0" wp14:anchorId="4C0B9967" wp14:editId="14688E76">
             <wp:extent cx="2924583" cy="2514951"/>
@@ -14242,7 +13325,7 @@
                     <pic:cNvPicPr/>
                   </pic:nvPicPr>
                   <pic:blipFill>
-                    <a:blip r:embed="rId63"/>
+                    <a:blip r:embed="rId64"/>
                     <a:stretch>
                       <a:fillRect/>
                     </a:stretch>
@@ -14323,7 +13406,6 @@
               </w:tabs>
             </w:pPr>
             <w:r>
-              <w:lastRenderedPageBreak/>
               <w:t>Stage</w:t>
             </w:r>
           </w:p>
@@ -14560,17 +13642,20 @@
               <w:rPr>
                 <w:u w:val="single"/>
               </w:rPr>
-              <w:t>Pass</w:t>
-            </w:r>
-          </w:p>
-          <w:p>
-            <w:pPr>
-              <w:tabs>
-                <w:tab w:val="center" w:pos="4513"/>
-              </w:tabs>
-            </w:pPr>
-            <w:r>
-              <w:t>However, I only implemented 1 type of pheromone which the player can place and ants will follow</w:t>
+              <w:t>Fail</w:t>
+            </w:r>
+          </w:p>
+          <w:p>
+            <w:pPr>
+              <w:tabs>
+                <w:tab w:val="center" w:pos="4513"/>
+              </w:tabs>
+            </w:pPr>
+            <w:r>
+              <w:t>I only implemented 1 type of pheromone which the player can place and ants will follow</w:t>
+            </w:r>
+            <w:r>
+              <w:t>. Moving away from a pheromone would be more difficult to implement, and wouldn’t be very useful for the player.</w:t>
             </w:r>
           </w:p>
         </w:tc>
@@ -14587,6 +13672,7 @@
               </w:tabs>
             </w:pPr>
             <w:r>
+              <w:lastRenderedPageBreak/>
               <w:t>6</w:t>
             </w:r>
           </w:p>
@@ -14632,15 +13718,7 @@
               </w:tabs>
             </w:pPr>
             <w:r>
-              <w:t xml:space="preserve">The food will </w:t>
-            </w:r>
-            <w:proofErr w:type="gramStart"/>
-            <w:r>
-              <w:t>disappear</w:t>
-            </w:r>
-            <w:proofErr w:type="gramEnd"/>
-            <w:r>
-              <w:t xml:space="preserve"> and the players food variable should increment</w:t>
+              <w:t>The food will disappear and the players food variable should increment</w:t>
             </w:r>
           </w:p>
         </w:tc>
@@ -14691,14 +13769,28 @@
         </w:tabs>
       </w:pPr>
       <w:r>
+        <w:t>Evidence in video “</w:t>
+      </w:r>
+      <w:r>
+        <w:t>Stage 6- Ants move automatically</w:t>
+      </w:r>
+      <w:r>
+        <w:t>”</w:t>
+      </w:r>
+    </w:p>
+    <w:p>
+      <w:pPr>
+        <w:tabs>
+          <w:tab w:val="center" w:pos="4513"/>
+        </w:tabs>
+      </w:pPr>
+      <w:r>
         <w:t xml:space="preserve">I also noticed that sometimes ants would stop following the trail at a corner, however this is not a major issue as the player can still roughly guide ants, and they will wander onto trails </w:t>
       </w:r>
     </w:p>
     <w:p>
       <w:pPr>
-        <w:tabs>
-          <w:tab w:val="center" w:pos="4513"/>
-        </w:tabs>
+        <w:pStyle w:val="Heading2"/>
       </w:pPr>
       <w:r>
         <w:t>Stage 7 – Enemy ants</w:t>
@@ -14721,34 +13813,10 @@
         </w:tabs>
       </w:pPr>
       <w:r>
-        <w:t xml:space="preserve">I need to add enemy ants which will be shown in </w:t>
-      </w:r>
-      <w:proofErr w:type="gramStart"/>
-      <w:r>
-        <w:t>red, and</w:t>
-      </w:r>
-      <w:proofErr w:type="gramEnd"/>
-      <w:r>
-        <w:t xml:space="preserve"> will</w:t>
-      </w:r>
-      <w:r>
-        <w:t xml:space="preserve"> collect food which is separately counted. To do this, I split the Ant class into subclasses of </w:t>
-      </w:r>
-      <w:proofErr w:type="spellStart"/>
-      <w:r>
-        <w:t>PlayerAnt</w:t>
-      </w:r>
-      <w:proofErr w:type="spellEnd"/>
-      <w:r>
-        <w:t xml:space="preserve">, and Enemy, which both override the food related methods in the parent class </w:t>
-      </w:r>
-      <w:proofErr w:type="gramStart"/>
-      <w:r>
-        <w:t>in order to</w:t>
-      </w:r>
-      <w:proofErr w:type="gramEnd"/>
-      <w:r>
-        <w:t xml:space="preserve"> add to a separate food counter</w:t>
+        <w:t>I need to add enemy ants which will be shown in red, and will</w:t>
+      </w:r>
+      <w:r>
+        <w:t xml:space="preserve"> collect food which is separately counted. To do this, I split the Ant class into subclasses of PlayerAnt, and Enemy, which both override the food related methods in the parent class in order to add to a separate food counter</w:t>
       </w:r>
     </w:p>
     <w:p>
@@ -14794,7 +13862,7 @@
                     <pic:cNvPicPr/>
                   </pic:nvPicPr>
                   <pic:blipFill>
-                    <a:blip r:embed="rId64"/>
+                    <a:blip r:embed="rId65"/>
                     <a:stretch>
                       <a:fillRect/>
                     </a:stretch>
@@ -14820,60 +13888,34 @@
         <w:tabs>
           <w:tab w:val="center" w:pos="4513"/>
         </w:tabs>
-      </w:pPr>
-      <w:proofErr w:type="spellStart"/>
-      <w:r>
-        <w:t>PlayerAnt</w:t>
-      </w:r>
-      <w:proofErr w:type="spellEnd"/>
-      <w:r>
-        <w:t>:</w:t>
-      </w:r>
-    </w:p>
-    <w:p>
-      <w:pPr>
-        <w:tabs>
-          <w:tab w:val="center" w:pos="4513"/>
-        </w:tabs>
-      </w:pPr>
-    </w:p>
-    <w:p>
-      <w:pPr>
-        <w:tabs>
-          <w:tab w:val="center" w:pos="4513"/>
-        </w:tabs>
-      </w:pPr>
-    </w:p>
-    <w:p>
-      <w:pPr>
-        <w:tabs>
-          <w:tab w:val="center" w:pos="4513"/>
-        </w:tabs>
-      </w:pPr>
-      <w:r>
-        <w:lastRenderedPageBreak/>
-        <w:t xml:space="preserve">Uses </w:t>
-      </w:r>
-      <w:proofErr w:type="spellStart"/>
-      <w:proofErr w:type="gramStart"/>
-      <w:r>
-        <w:t>addFood</w:t>
-      </w:r>
-      <w:proofErr w:type="spellEnd"/>
-      <w:r>
-        <w:t>(</w:t>
-      </w:r>
-      <w:proofErr w:type="gramEnd"/>
-      <w:r>
-        <w:t xml:space="preserve">) method in </w:t>
-      </w:r>
-      <w:proofErr w:type="spellStart"/>
-      <w:r>
-        <w:t>GameMenu</w:t>
-      </w:r>
-      <w:proofErr w:type="spellEnd"/>
-      <w:r>
-        <w:t xml:space="preserve"> to update player food count</w:t>
+        <w:rPr>
+          <w:b/>
+          <w:bCs/>
+        </w:rPr>
+      </w:pPr>
+      <w:r>
+        <w:rPr>
+          <w:b/>
+          <w:bCs/>
+        </w:rPr>
+        <w:t>PlayerAnt:</w:t>
+      </w:r>
+    </w:p>
+    <w:p>
+      <w:pPr>
+        <w:tabs>
+          <w:tab w:val="center" w:pos="4513"/>
+        </w:tabs>
+      </w:pPr>
+    </w:p>
+    <w:p>
+      <w:pPr>
+        <w:tabs>
+          <w:tab w:val="center" w:pos="4513"/>
+        </w:tabs>
+      </w:pPr>
+      <w:r>
+        <w:t>Uses addFood() method in GameMenu to update player food count</w:t>
       </w:r>
     </w:p>
     <w:p>
@@ -14902,7 +13944,7 @@
                     <pic:cNvPicPr/>
                   </pic:nvPicPr>
                   <pic:blipFill>
-                    <a:blip r:embed="rId65"/>
+                    <a:blip r:embed="rId66"/>
                     <a:stretch>
                       <a:fillRect/>
                     </a:stretch>
@@ -14949,7 +13991,7 @@
                     <pic:cNvPicPr/>
                   </pic:nvPicPr>
                   <pic:blipFill>
-                    <a:blip r:embed="rId66"/>
+                    <a:blip r:embed="rId67"/>
                     <a:stretch>
                       <a:fillRect/>
                     </a:stretch>
@@ -14975,8 +14017,16 @@
         <w:tabs>
           <w:tab w:val="center" w:pos="4513"/>
         </w:tabs>
-      </w:pPr>
-      <w:r>
+        <w:rPr>
+          <w:b/>
+          <w:bCs/>
+        </w:rPr>
+      </w:pPr>
+      <w:r>
+        <w:rPr>
+          <w:b/>
+          <w:bCs/>
+        </w:rPr>
         <w:t>Enemy:</w:t>
       </w:r>
     </w:p>
@@ -14987,28 +14037,7 @@
         </w:tabs>
       </w:pPr>
       <w:r>
-        <w:t xml:space="preserve">Uses </w:t>
-      </w:r>
-      <w:proofErr w:type="spellStart"/>
-      <w:proofErr w:type="gramStart"/>
-      <w:r>
-        <w:t>addEnemyFood</w:t>
-      </w:r>
-      <w:proofErr w:type="spellEnd"/>
-      <w:r>
-        <w:t>(</w:t>
-      </w:r>
-      <w:proofErr w:type="gramEnd"/>
-      <w:r>
-        <w:t xml:space="preserve">) method in </w:t>
-      </w:r>
-      <w:proofErr w:type="spellStart"/>
-      <w:r>
-        <w:t>GameMenu</w:t>
-      </w:r>
-      <w:proofErr w:type="spellEnd"/>
-      <w:r>
-        <w:t xml:space="preserve"> to update enemy food count</w:t>
+        <w:t>Uses addEnemyFood() method in GameMenu to update enemy food count</w:t>
       </w:r>
     </w:p>
     <w:p>
@@ -15021,6 +14050,7 @@
         <w:rPr>
           <w:noProof/>
         </w:rPr>
+        <w:lastRenderedPageBreak/>
         <w:drawing>
           <wp:inline distT="0" distB="0" distL="0" distR="0" wp14:anchorId="0023E3B0" wp14:editId="7BE27821">
             <wp:extent cx="2114845" cy="609685"/>
@@ -15037,7 +14067,7 @@
                     <pic:cNvPicPr/>
                   </pic:nvPicPr>
                   <pic:blipFill>
-                    <a:blip r:embed="rId67"/>
+                    <a:blip r:embed="rId68"/>
                     <a:stretch>
                       <a:fillRect/>
                     </a:stretch>
@@ -15084,7 +14114,7 @@
                     <pic:cNvPicPr/>
                   </pic:nvPicPr>
                   <pic:blipFill>
-                    <a:blip r:embed="rId68"/>
+                    <a:blip r:embed="rId69"/>
                     <a:stretch>
                       <a:fillRect/>
                     </a:stretch>
@@ -15119,33 +14149,17 @@
         </w:tabs>
       </w:pPr>
       <w:r>
-        <w:t xml:space="preserve">While creating these classes I realised why ants would get stuck on corners when following a pheromone, as the </w:t>
-      </w:r>
-      <w:proofErr w:type="spellStart"/>
-      <w:r>
-        <w:t>previousDirection</w:t>
-      </w:r>
-      <w:proofErr w:type="spellEnd"/>
-      <w:r>
-        <w:t xml:space="preserve"> attribute was not correctly updated after moving, so was able to fix it.</w:t>
-      </w:r>
-    </w:p>
-    <w:p>
-      <w:pPr>
-        <w:tabs>
-          <w:tab w:val="center" w:pos="4513"/>
-        </w:tabs>
-      </w:pPr>
-      <w:r>
-        <w:t xml:space="preserve">Since the enemy ants follow pheromones, the player </w:t>
-      </w:r>
-      <w:proofErr w:type="gramStart"/>
-      <w:r>
-        <w:t>is able to</w:t>
-      </w:r>
-      <w:proofErr w:type="gramEnd"/>
-      <w:r>
-        <w:t xml:space="preserve"> trap them temporarily using a loop</w:t>
+        <w:t>While creating these classes I realised why ants would get stuck on corners when following a pheromone, as the previousDirection attribute was not correctly updated after moving, so was able to fix it.</w:t>
+      </w:r>
+    </w:p>
+    <w:p>
+      <w:pPr>
+        <w:tabs>
+          <w:tab w:val="center" w:pos="4513"/>
+        </w:tabs>
+      </w:pPr>
+      <w:r>
+        <w:t>Since the enemy ants follow pheromones, the player is able to trap them temporarily using a loop</w:t>
       </w:r>
     </w:p>
     <w:p>
@@ -15174,7 +14188,7 @@
                     <pic:cNvPicPr/>
                   </pic:nvPicPr>
                   <pic:blipFill>
-                    <a:blip r:embed="rId69"/>
+                    <a:blip r:embed="rId70"/>
                     <a:stretch>
                       <a:fillRect/>
                     </a:stretch>
@@ -15204,19 +14218,321 @@
       <w:r>
         <w:t>This will stop the enemy ant from exploring anywhere else as it will continue to follow the pheromone until it is interrupted, either by a different ant wandering onto the trail, or food spawning next to it, which the ant will prioritise.</w:t>
       </w:r>
-    </w:p>
-    <w:p>
-      <w:pPr>
-        <w:tabs>
-          <w:tab w:val="center" w:pos="4513"/>
-        </w:tabs>
-      </w:pPr>
-    </w:p>
-    <w:p>
-      <w:pPr>
-        <w:tabs>
-          <w:tab w:val="center" w:pos="4513"/>
-        </w:tabs>
+      <w:r>
+        <w:t xml:space="preserve"> I think this feature works well, as the player can strategically use pheromones to gain an advantage.</w:t>
+      </w:r>
+    </w:p>
+    <w:tbl>
+      <w:tblPr>
+        <w:tblStyle w:val="TableGrid"/>
+        <w:tblW w:w="11270" w:type="dxa"/>
+        <w:tblInd w:w="-1127" w:type="dxa"/>
+        <w:tblLook w:val="04A0" w:firstRow="1" w:lastRow="0" w:firstColumn="1" w:lastColumn="0" w:noHBand="0" w:noVBand="1"/>
+      </w:tblPr>
+      <w:tblGrid>
+        <w:gridCol w:w="2254"/>
+        <w:gridCol w:w="2254"/>
+        <w:gridCol w:w="2254"/>
+        <w:gridCol w:w="2254"/>
+        <w:gridCol w:w="2254"/>
+      </w:tblGrid>
+      <w:tr>
+        <w:tc>
+          <w:tcPr>
+            <w:tcW w:w="2254" w:type="dxa"/>
+          </w:tcPr>
+          <w:p>
+            <w:pPr>
+              <w:tabs>
+                <w:tab w:val="center" w:pos="4513"/>
+              </w:tabs>
+            </w:pPr>
+            <w:r>
+              <w:t>Stage</w:t>
+            </w:r>
+          </w:p>
+        </w:tc>
+        <w:tc>
+          <w:tcPr>
+            <w:tcW w:w="2254" w:type="dxa"/>
+          </w:tcPr>
+          <w:p>
+            <w:pPr>
+              <w:tabs>
+                <w:tab w:val="center" w:pos="4513"/>
+              </w:tabs>
+            </w:pPr>
+            <w:r>
+              <w:t>Feature</w:t>
+            </w:r>
+          </w:p>
+        </w:tc>
+        <w:tc>
+          <w:tcPr>
+            <w:tcW w:w="2254" w:type="dxa"/>
+          </w:tcPr>
+          <w:p>
+            <w:pPr>
+              <w:tabs>
+                <w:tab w:val="center" w:pos="4513"/>
+              </w:tabs>
+            </w:pPr>
+            <w:r>
+              <w:t>Test</w:t>
+            </w:r>
+          </w:p>
+        </w:tc>
+        <w:tc>
+          <w:tcPr>
+            <w:tcW w:w="2254" w:type="dxa"/>
+          </w:tcPr>
+          <w:p>
+            <w:pPr>
+              <w:tabs>
+                <w:tab w:val="center" w:pos="4513"/>
+              </w:tabs>
+            </w:pPr>
+            <w:r>
+              <w:t>Expected result</w:t>
+            </w:r>
+          </w:p>
+        </w:tc>
+        <w:tc>
+          <w:tcPr>
+            <w:tcW w:w="2254" w:type="dxa"/>
+          </w:tcPr>
+          <w:p>
+            <w:r>
+              <w:t>Actual Result</w:t>
+            </w:r>
+          </w:p>
+        </w:tc>
+      </w:tr>
+      <w:tr>
+        <w:tc>
+          <w:tcPr>
+            <w:tcW w:w="2254" w:type="dxa"/>
+          </w:tcPr>
+          <w:p>
+            <w:pPr>
+              <w:tabs>
+                <w:tab w:val="center" w:pos="4513"/>
+              </w:tabs>
+            </w:pPr>
+            <w:r>
+              <w:t>7</w:t>
+            </w:r>
+          </w:p>
+        </w:tc>
+        <w:tc>
+          <w:tcPr>
+            <w:tcW w:w="2254" w:type="dxa"/>
+          </w:tcPr>
+          <w:p>
+            <w:pPr>
+              <w:tabs>
+                <w:tab w:val="center" w:pos="4513"/>
+              </w:tabs>
+            </w:pPr>
+            <w:r>
+              <w:t>Combat</w:t>
+            </w:r>
+          </w:p>
+        </w:tc>
+        <w:tc>
+          <w:tcPr>
+            <w:tcW w:w="2254" w:type="dxa"/>
+          </w:tcPr>
+          <w:p>
+            <w:pPr>
+              <w:tabs>
+                <w:tab w:val="center" w:pos="4513"/>
+              </w:tabs>
+            </w:pPr>
+            <w:r>
+              <w:t>Place an enemy and player ant near to each other</w:t>
+            </w:r>
+          </w:p>
+        </w:tc>
+        <w:tc>
+          <w:tcPr>
+            <w:tcW w:w="2254" w:type="dxa"/>
+          </w:tcPr>
+          <w:p>
+            <w:pPr>
+              <w:tabs>
+                <w:tab w:val="center" w:pos="4513"/>
+              </w:tabs>
+            </w:pPr>
+            <w:r>
+              <w:t>They should fight and one of the ants will be killed</w:t>
+            </w:r>
+          </w:p>
+        </w:tc>
+        <w:tc>
+          <w:tcPr>
+            <w:tcW w:w="2254" w:type="dxa"/>
+          </w:tcPr>
+          <w:p>
+            <w:pPr>
+              <w:tabs>
+                <w:tab w:val="center" w:pos="4513"/>
+              </w:tabs>
+              <w:rPr>
+                <w:u w:val="single"/>
+              </w:rPr>
+            </w:pPr>
+            <w:r>
+              <w:rPr>
+                <w:u w:val="single"/>
+              </w:rPr>
+              <w:t>Pass</w:t>
+            </w:r>
+          </w:p>
+          <w:p>
+            <w:pPr>
+              <w:tabs>
+                <w:tab w:val="center" w:pos="4513"/>
+              </w:tabs>
+            </w:pPr>
+            <w:r>
+              <w:t>The ant that moves first will remove the other ant from the game.</w:t>
+            </w:r>
+          </w:p>
+          <w:p>
+            <w:pPr>
+              <w:tabs>
+                <w:tab w:val="center" w:pos="4513"/>
+              </w:tabs>
+            </w:pPr>
+            <w:r>
+              <w:t>Evidence in video “</w:t>
+            </w:r>
+            <w:r>
+              <w:t>Stage 7 - Enemy ants + Fixed pheromones</w:t>
+            </w:r>
+            <w:r>
+              <w:t>”</w:t>
+            </w:r>
+          </w:p>
+          <w:p>
+            <w:pPr>
+              <w:tabs>
+                <w:tab w:val="center" w:pos="4513"/>
+              </w:tabs>
+            </w:pPr>
+          </w:p>
+        </w:tc>
+      </w:tr>
+      <w:tr>
+        <w:tc>
+          <w:tcPr>
+            <w:tcW w:w="2254" w:type="dxa"/>
+          </w:tcPr>
+          <w:p>
+            <w:pPr>
+              <w:tabs>
+                <w:tab w:val="center" w:pos="4513"/>
+              </w:tabs>
+            </w:pPr>
+            <w:r>
+              <w:t>7</w:t>
+            </w:r>
+          </w:p>
+        </w:tc>
+        <w:tc>
+          <w:tcPr>
+            <w:tcW w:w="2254" w:type="dxa"/>
+          </w:tcPr>
+          <w:p>
+            <w:pPr>
+              <w:tabs>
+                <w:tab w:val="center" w:pos="4513"/>
+              </w:tabs>
+            </w:pPr>
+            <w:r>
+              <w:t>Different variants of ant</w:t>
+            </w:r>
+          </w:p>
+        </w:tc>
+        <w:tc>
+          <w:tcPr>
+            <w:tcW w:w="2254" w:type="dxa"/>
+          </w:tcPr>
+          <w:p>
+            <w:pPr>
+              <w:tabs>
+                <w:tab w:val="center" w:pos="4513"/>
+              </w:tabs>
+            </w:pPr>
+            <w:r>
+              <w:t>Spawn in one ant of each variant</w:t>
+            </w:r>
+          </w:p>
+        </w:tc>
+        <w:tc>
+          <w:tcPr>
+            <w:tcW w:w="2254" w:type="dxa"/>
+          </w:tcPr>
+          <w:p>
+            <w:pPr>
+              <w:tabs>
+                <w:tab w:val="center" w:pos="4513"/>
+              </w:tabs>
+            </w:pPr>
+            <w:r>
+              <w:t xml:space="preserve">They should all behave more effectively at their specific task e.g. fighters will be more likely to win combat and food </w:t>
+            </w:r>
+            <w:r>
+              <w:lastRenderedPageBreak/>
+              <w:t>gatherers can move faster</w:t>
+            </w:r>
+          </w:p>
+        </w:tc>
+        <w:tc>
+          <w:tcPr>
+            <w:tcW w:w="2254" w:type="dxa"/>
+          </w:tcPr>
+          <w:p>
+            <w:pPr>
+              <w:tabs>
+                <w:tab w:val="center" w:pos="4513"/>
+              </w:tabs>
+              <w:rPr>
+                <w:u w:val="single"/>
+              </w:rPr>
+            </w:pPr>
+            <w:r>
+              <w:rPr>
+                <w:u w:val="single"/>
+              </w:rPr>
+              <w:lastRenderedPageBreak/>
+              <w:t>Pass</w:t>
+            </w:r>
+          </w:p>
+          <w:p>
+            <w:pPr>
+              <w:tabs>
+                <w:tab w:val="center" w:pos="4513"/>
+              </w:tabs>
+            </w:pPr>
+            <w:r>
+              <w:t>Gatherers are able to collect food 2.5x faster but cannot fight enemy ants</w:t>
+            </w:r>
+          </w:p>
+        </w:tc>
+      </w:tr>
+    </w:tbl>
+    <w:p>
+      <w:pPr>
+        <w:tabs>
+          <w:tab w:val="center" w:pos="4513"/>
+        </w:tabs>
+      </w:pPr>
+    </w:p>
+    <w:p>
+      <w:pPr>
+        <w:pStyle w:val="Heading2"/>
       </w:pPr>
       <w:r>
         <w:t>Stage 8 – Population growth/decay</w:t>
@@ -15229,18 +14545,23 @@
         </w:tabs>
       </w:pPr>
       <w:r>
-        <w:lastRenderedPageBreak/>
         <w:br/>
         <w:t>Before adding these features, I added the current population of player and enemy ants to the stats panel, so that I know how many are in the grid, with methods to count the current population</w:t>
       </w:r>
-    </w:p>
-    <w:p>
-      <w:pPr>
-        <w:tabs>
-          <w:tab w:val="center" w:pos="4513"/>
-        </w:tabs>
-      </w:pPr>
-      <w:r>
+      <w:r>
+        <w:t>. This will be useful information to the player as well, to estimate how well they are doing.</w:t>
+      </w:r>
+    </w:p>
+    <w:p>
+      <w:pPr>
+        <w:tabs>
+          <w:tab w:val="center" w:pos="4513"/>
+        </w:tabs>
+      </w:pPr>
+      <w:r>
+        <w:rPr>
+          <w:noProof/>
+        </w:rPr>
         <w:drawing>
           <wp:inline distT="0" distB="0" distL="0" distR="0" wp14:anchorId="5F530B80" wp14:editId="13144838">
             <wp:extent cx="3219899" cy="3848637"/>
@@ -15257,7 +14578,7 @@
                     <pic:cNvPicPr/>
                   </pic:nvPicPr>
                   <pic:blipFill>
-                    <a:blip r:embed="rId70"/>
+                    <a:blip r:embed="rId71"/>
                     <a:stretch>
                       <a:fillRect/>
                     </a:stretch>
@@ -15295,6 +14616,9 @@
         </w:tabs>
       </w:pPr>
       <w:r>
+        <w:rPr>
+          <w:noProof/>
+        </w:rPr>
         <w:lastRenderedPageBreak/>
         <w:drawing>
           <wp:inline distT="0" distB="0" distL="0" distR="0" wp14:anchorId="4E60D38B" wp14:editId="5E2F66D3">
@@ -15312,7 +14636,7 @@
                     <pic:cNvPicPr/>
                   </pic:nvPicPr>
                   <pic:blipFill>
-                    <a:blip r:embed="rId71"/>
+                    <a:blip r:embed="rId72"/>
                     <a:stretch>
                       <a:fillRect/>
                     </a:stretch>
@@ -15340,6 +14664,9 @@
         </w:tabs>
       </w:pPr>
       <w:r>
+        <w:rPr>
+          <w:noProof/>
+        </w:rPr>
         <w:drawing>
           <wp:inline distT="0" distB="0" distL="0" distR="0" wp14:anchorId="6B29E9EE" wp14:editId="1DEF8F21">
             <wp:extent cx="5731510" cy="2429510"/>
@@ -15356,7 +14683,7 @@
                     <pic:cNvPicPr/>
                   </pic:nvPicPr>
                   <pic:blipFill>
-                    <a:blip r:embed="rId72"/>
+                    <a:blip r:embed="rId73"/>
                     <a:stretch>
                       <a:fillRect/>
                     </a:stretch>
@@ -15384,15 +14711,7 @@
         </w:tabs>
       </w:pPr>
       <w:r>
-        <w:t xml:space="preserve">This adds ants for both the player and enemy in random positions. Each ant added will consume 5 </w:t>
-      </w:r>
-      <w:proofErr w:type="gramStart"/>
-      <w:r>
-        <w:t>food</w:t>
-      </w:r>
-      <w:proofErr w:type="gramEnd"/>
-      <w:r>
-        <w:t>, and spawning will only be attempted when the player has more food than their current population, to ensure they have enough food for movement.</w:t>
+        <w:t>This adds ants for both the player and enemy in random positions. Each ant added will consume 5 food, and spawning will only be attempted when the player has more food than their current population, to ensure they have enough food for movement.</w:t>
       </w:r>
     </w:p>
     <w:p>
@@ -15419,6 +14738,9 @@
         </w:tabs>
       </w:pPr>
       <w:r>
+        <w:rPr>
+          <w:noProof/>
+        </w:rPr>
         <w:drawing>
           <wp:inline distT="0" distB="0" distL="0" distR="0" wp14:anchorId="0D47429F" wp14:editId="14A0FA2E">
             <wp:extent cx="5731510" cy="574040"/>
@@ -15435,7 +14757,7 @@
                     <pic:cNvPicPr/>
                   </pic:nvPicPr>
                   <pic:blipFill>
-                    <a:blip r:embed="rId73"/>
+                    <a:blip r:embed="rId74"/>
                     <a:stretch>
                       <a:fillRect/>
                     </a:stretch>
@@ -15467,66 +14789,631 @@
         <w:t>This caused unexpected behaviour</w:t>
       </w:r>
       <w:r>
-        <w:t xml:space="preserve">, as I did not include a return statement, so the ant would still attempt to tick after it had been </w:t>
-      </w:r>
-      <w:proofErr w:type="gramStart"/>
-      <w:r>
-        <w:t>deleted, and</w:t>
-      </w:r>
-      <w:proofErr w:type="gramEnd"/>
-      <w:r>
-        <w:t xml:space="preserve"> could move to an adjacent tile. Adding a return statement fixed this issue.</w:t>
-      </w:r>
-    </w:p>
-    <w:p>
-      <w:pPr>
-        <w:tabs>
-          <w:tab w:val="center" w:pos="4513"/>
-        </w:tabs>
-      </w:pPr>
-    </w:p>
-    <w:p>
-      <w:pPr>
-        <w:tabs>
-          <w:tab w:val="center" w:pos="4513"/>
-        </w:tabs>
-      </w:pPr>
-      <w:r>
-        <w:t xml:space="preserve">When running the game with these features, it would slow down significantly for large grids, every few ticks. I identified this to be caused by the </w:t>
-      </w:r>
-      <w:proofErr w:type="spellStart"/>
-      <w:proofErr w:type="gramStart"/>
-      <w:r>
-        <w:t>addRandomAnts</w:t>
-      </w:r>
-      <w:proofErr w:type="spellEnd"/>
-      <w:r>
-        <w:t>(</w:t>
-      </w:r>
-      <w:proofErr w:type="gramEnd"/>
-      <w:r>
-        <w:t xml:space="preserve">) method, as it is the only random event in each tick. The method was calling </w:t>
-      </w:r>
-      <w:proofErr w:type="spellStart"/>
-      <w:proofErr w:type="gramStart"/>
-      <w:r>
-        <w:t>getPopulation</w:t>
-      </w:r>
-      <w:proofErr w:type="spellEnd"/>
-      <w:r>
-        <w:t>(</w:t>
-      </w:r>
-      <w:proofErr w:type="gramEnd"/>
-      <w:r>
-        <w:t xml:space="preserve">) multiple times, which would count ants in the array each time. To fix this, I store the population as a variable in the </w:t>
-      </w:r>
-      <w:proofErr w:type="gramStart"/>
-      <w:r>
-        <w:t>menu, and</w:t>
-      </w:r>
-      <w:proofErr w:type="gramEnd"/>
-      <w:r>
-        <w:t xml:space="preserve"> update its value once every tick. This allowed the game to run at the normal 10 ticks per second</w:t>
+        <w:t>, as I did not include a return statement, so the ant would still attempt to tick after it had been deleted, and could move to an adjacent tile. Adding a return statement</w:t>
+      </w:r>
+      <w:r>
+        <w:t xml:space="preserve"> after setting the tile to empty</w:t>
+      </w:r>
+      <w:r>
+        <w:t xml:space="preserve"> fixed this issue.</w:t>
+      </w:r>
+    </w:p>
+    <w:p>
+      <w:pPr>
+        <w:tabs>
+          <w:tab w:val="center" w:pos="4513"/>
+        </w:tabs>
+      </w:pPr>
+    </w:p>
+    <w:p>
+      <w:pPr>
+        <w:tabs>
+          <w:tab w:val="center" w:pos="4513"/>
+        </w:tabs>
+      </w:pPr>
+      <w:r>
+        <w:t xml:space="preserve">When running the game with these features, it would slow down significantly for large grids, every few ticks. I identified this to be caused by the addRandomAnts() method, as it is the only random event in each tick. The method was calling getPopulation() multiple times, which would count </w:t>
+      </w:r>
+      <w:r>
+        <w:t xml:space="preserve">all </w:t>
+      </w:r>
+      <w:r>
+        <w:t>ants in the array each time. To fix this, I store the population as a variable in the menu, and update its value once every tick. This allowed the game to run at the normal 10 ticks per second</w:t>
+      </w:r>
+      <w:r>
+        <w:t>.</w:t>
+      </w:r>
+    </w:p>
+    <w:p>
+      <w:pPr>
+        <w:tabs>
+          <w:tab w:val="center" w:pos="4513"/>
+        </w:tabs>
+      </w:pPr>
+    </w:p>
+    <w:tbl>
+      <w:tblPr>
+        <w:tblStyle w:val="TableGrid"/>
+        <w:tblW w:w="11270" w:type="dxa"/>
+        <w:tblInd w:w="-1127" w:type="dxa"/>
+        <w:tblLook w:val="04A0" w:firstRow="1" w:lastRow="0" w:firstColumn="1" w:lastColumn="0" w:noHBand="0" w:noVBand="1"/>
+      </w:tblPr>
+      <w:tblGrid>
+        <w:gridCol w:w="2254"/>
+        <w:gridCol w:w="2254"/>
+        <w:gridCol w:w="2254"/>
+        <w:gridCol w:w="2254"/>
+        <w:gridCol w:w="2254"/>
+      </w:tblGrid>
+      <w:tr>
+        <w:tc>
+          <w:tcPr>
+            <w:tcW w:w="2254" w:type="dxa"/>
+          </w:tcPr>
+          <w:p>
+            <w:pPr>
+              <w:tabs>
+                <w:tab w:val="center" w:pos="4513"/>
+              </w:tabs>
+            </w:pPr>
+            <w:r>
+              <w:t>Stage</w:t>
+            </w:r>
+          </w:p>
+        </w:tc>
+        <w:tc>
+          <w:tcPr>
+            <w:tcW w:w="2254" w:type="dxa"/>
+          </w:tcPr>
+          <w:p>
+            <w:pPr>
+              <w:tabs>
+                <w:tab w:val="center" w:pos="4513"/>
+              </w:tabs>
+            </w:pPr>
+            <w:r>
+              <w:t>Feature</w:t>
+            </w:r>
+          </w:p>
+        </w:tc>
+        <w:tc>
+          <w:tcPr>
+            <w:tcW w:w="2254" w:type="dxa"/>
+          </w:tcPr>
+          <w:p>
+            <w:pPr>
+              <w:tabs>
+                <w:tab w:val="center" w:pos="4513"/>
+              </w:tabs>
+            </w:pPr>
+            <w:r>
+              <w:t>Test</w:t>
+            </w:r>
+          </w:p>
+        </w:tc>
+        <w:tc>
+          <w:tcPr>
+            <w:tcW w:w="2254" w:type="dxa"/>
+          </w:tcPr>
+          <w:p>
+            <w:pPr>
+              <w:tabs>
+                <w:tab w:val="center" w:pos="4513"/>
+              </w:tabs>
+            </w:pPr>
+            <w:r>
+              <w:t>Expected result</w:t>
+            </w:r>
+          </w:p>
+        </w:tc>
+        <w:tc>
+          <w:tcPr>
+            <w:tcW w:w="2254" w:type="dxa"/>
+          </w:tcPr>
+          <w:p>
+            <w:r>
+              <w:t>Actual result</w:t>
+            </w:r>
+          </w:p>
+        </w:tc>
+      </w:tr>
+      <w:tr>
+        <w:tc>
+          <w:tcPr>
+            <w:tcW w:w="2254" w:type="dxa"/>
+          </w:tcPr>
+          <w:p>
+            <w:pPr>
+              <w:tabs>
+                <w:tab w:val="center" w:pos="4513"/>
+              </w:tabs>
+            </w:pPr>
+            <w:r>
+              <w:t>8</w:t>
+            </w:r>
+          </w:p>
+        </w:tc>
+        <w:tc>
+          <w:tcPr>
+            <w:tcW w:w="2254" w:type="dxa"/>
+          </w:tcPr>
+          <w:p>
+            <w:pPr>
+              <w:tabs>
+                <w:tab w:val="center" w:pos="4513"/>
+              </w:tabs>
+            </w:pPr>
+            <w:r>
+              <w:t>Population growth</w:t>
+            </w:r>
+          </w:p>
+        </w:tc>
+        <w:tc>
+          <w:tcPr>
+            <w:tcW w:w="2254" w:type="dxa"/>
+          </w:tcPr>
+          <w:p>
+            <w:pPr>
+              <w:tabs>
+                <w:tab w:val="center" w:pos="4513"/>
+              </w:tabs>
+            </w:pPr>
+            <w:r>
+              <w:t>Give the player a large amount of food</w:t>
+            </w:r>
+          </w:p>
+        </w:tc>
+        <w:tc>
+          <w:tcPr>
+            <w:tcW w:w="2254" w:type="dxa"/>
+          </w:tcPr>
+          <w:p>
+            <w:pPr>
+              <w:tabs>
+                <w:tab w:val="center" w:pos="4513"/>
+              </w:tabs>
+            </w:pPr>
+            <w:r>
+              <w:t>Their ant population should grow, and some food will be consumed – new ants should appear on the map</w:t>
+            </w:r>
+          </w:p>
+        </w:tc>
+        <w:tc>
+          <w:tcPr>
+            <w:tcW w:w="2254" w:type="dxa"/>
+          </w:tcPr>
+          <w:p>
+            <w:pPr>
+              <w:tabs>
+                <w:tab w:val="center" w:pos="4513"/>
+              </w:tabs>
+              <w:rPr>
+                <w:u w:val="single"/>
+              </w:rPr>
+            </w:pPr>
+            <w:r>
+              <w:rPr>
+                <w:u w:val="single"/>
+              </w:rPr>
+              <w:t>Pass</w:t>
+            </w:r>
+          </w:p>
+          <w:p>
+            <w:pPr>
+              <w:tabs>
+                <w:tab w:val="center" w:pos="4513"/>
+              </w:tabs>
+            </w:pPr>
+            <w:r>
+              <w:t>Ants will spawn until the food is less than the population, consuming 5 food per ant.</w:t>
+            </w:r>
+          </w:p>
+        </w:tc>
+      </w:tr>
+      <w:tr>
+        <w:tc>
+          <w:tcPr>
+            <w:tcW w:w="2254" w:type="dxa"/>
+          </w:tcPr>
+          <w:p>
+            <w:pPr>
+              <w:tabs>
+                <w:tab w:val="center" w:pos="4513"/>
+              </w:tabs>
+            </w:pPr>
+            <w:r>
+              <w:t>8</w:t>
+            </w:r>
+          </w:p>
+        </w:tc>
+        <w:tc>
+          <w:tcPr>
+            <w:tcW w:w="2254" w:type="dxa"/>
+          </w:tcPr>
+          <w:p>
+            <w:pPr>
+              <w:tabs>
+                <w:tab w:val="center" w:pos="4513"/>
+              </w:tabs>
+            </w:pPr>
+            <w:r>
+              <w:t>Population decay</w:t>
+            </w:r>
+          </w:p>
+        </w:tc>
+        <w:tc>
+          <w:tcPr>
+            <w:tcW w:w="2254" w:type="dxa"/>
+          </w:tcPr>
+          <w:p>
+            <w:pPr>
+              <w:tabs>
+                <w:tab w:val="center" w:pos="4513"/>
+              </w:tabs>
+            </w:pPr>
+            <w:r>
+              <w:t>Make the player run out of food</w:t>
+            </w:r>
+          </w:p>
+        </w:tc>
+        <w:tc>
+          <w:tcPr>
+            <w:tcW w:w="2254" w:type="dxa"/>
+          </w:tcPr>
+          <w:p>
+            <w:pPr>
+              <w:tabs>
+                <w:tab w:val="center" w:pos="4513"/>
+              </w:tabs>
+            </w:pPr>
+            <w:r>
+              <w:t>Their population should slowly shrink – ants will disappear from the map</w:t>
+            </w:r>
+          </w:p>
+        </w:tc>
+        <w:tc>
+          <w:tcPr>
+            <w:tcW w:w="2254" w:type="dxa"/>
+          </w:tcPr>
+          <w:p>
+            <w:pPr>
+              <w:tabs>
+                <w:tab w:val="center" w:pos="4513"/>
+              </w:tabs>
+              <w:rPr>
+                <w:u w:val="single"/>
+              </w:rPr>
+            </w:pPr>
+            <w:r>
+              <w:rPr>
+                <w:u w:val="single"/>
+              </w:rPr>
+              <w:t>Pass</w:t>
+            </w:r>
+          </w:p>
+          <w:p>
+            <w:pPr>
+              <w:tabs>
+                <w:tab w:val="center" w:pos="4513"/>
+              </w:tabs>
+            </w:pPr>
+            <w:r>
+              <w:t>Ants will passively disappear over time.</w:t>
+            </w:r>
+          </w:p>
+        </w:tc>
+      </w:tr>
+    </w:tbl>
+    <w:p>
+      <w:pPr>
+        <w:tabs>
+          <w:tab w:val="center" w:pos="4513"/>
+        </w:tabs>
+      </w:pPr>
+    </w:p>
+    <w:p>
+      <w:pPr>
+        <w:tabs>
+          <w:tab w:val="center" w:pos="4513"/>
+        </w:tabs>
+      </w:pPr>
+      <w:r>
+        <w:t>Evidence in “</w:t>
+      </w:r>
+      <w:r>
+        <w:t>Stage 8 - Population growth + decay</w:t>
+      </w:r>
+      <w:r>
+        <w:t xml:space="preserve">”. I edited the game to start with 100 food to show ants spawning, and </w:t>
+      </w:r>
+      <w:r>
+        <w:t>one</w:t>
+      </w:r>
+      <w:r>
+        <w:t xml:space="preserve"> ant can be seen to disappear at 00:20 in the bottom right of the map.</w:t>
+      </w:r>
+    </w:p>
+    <w:p>
+      <w:pPr>
+        <w:tabs>
+          <w:tab w:val="center" w:pos="4513"/>
+        </w:tabs>
+      </w:pPr>
+    </w:p>
+    <w:p>
+      <w:pPr>
+        <w:pStyle w:val="Heading2"/>
+      </w:pPr>
+      <w:r>
+        <w:t>Stage 9 – check for win</w:t>
+      </w:r>
+    </w:p>
+    <w:p>
+      <w:pPr>
+        <w:tabs>
+          <w:tab w:val="center" w:pos="4513"/>
+        </w:tabs>
+      </w:pPr>
+      <w:r>
+        <w:t xml:space="preserve">To check for win, I will slightly change the initial goal of </w:t>
+      </w:r>
+      <w:r>
+        <w:t xml:space="preserve">removing all enemy ants, as it may be difficult to find them in a large grid. </w:t>
+      </w:r>
+      <w:r>
+        <w:t>Instead,</w:t>
+      </w:r>
+      <w:r>
+        <w:t xml:space="preserve"> the player will win if they have more than 5 times as much population, and their population is greater than 100.</w:t>
+      </w:r>
+    </w:p>
+    <w:p>
+      <w:pPr>
+        <w:tabs>
+          <w:tab w:val="center" w:pos="4513"/>
+        </w:tabs>
+      </w:pPr>
+      <w:r>
+        <w:lastRenderedPageBreak/>
+        <w:drawing>
+          <wp:inline distT="0" distB="0" distL="0" distR="0" wp14:anchorId="44BFED9F" wp14:editId="3C1A57BA">
+            <wp:extent cx="5731510" cy="1259205"/>
+            <wp:effectExtent l="0" t="0" r="2540" b="0"/>
+            <wp:docPr id="1689458068" name="Picture 1"/>
+            <wp:cNvGraphicFramePr>
+              <a:graphicFrameLocks xmlns:a="http://schemas.openxmlformats.org/drawingml/2006/main" noChangeAspect="1"/>
+            </wp:cNvGraphicFramePr>
+            <a:graphic xmlns:a="http://schemas.openxmlformats.org/drawingml/2006/main">
+              <a:graphicData uri="http://schemas.openxmlformats.org/drawingml/2006/picture">
+                <pic:pic xmlns:pic="http://schemas.openxmlformats.org/drawingml/2006/picture">
+                  <pic:nvPicPr>
+                    <pic:cNvPr id="1689458068" name=""/>
+                    <pic:cNvPicPr/>
+                  </pic:nvPicPr>
+                  <pic:blipFill>
+                    <a:blip r:embed="rId75"/>
+                    <a:stretch>
+                      <a:fillRect/>
+                    </a:stretch>
+                  </pic:blipFill>
+                  <pic:spPr>
+                    <a:xfrm>
+                      <a:off x="0" y="0"/>
+                      <a:ext cx="5731510" cy="1259205"/>
+                    </a:xfrm>
+                    <a:prstGeom prst="rect">
+                      <a:avLst/>
+                    </a:prstGeom>
+                  </pic:spPr>
+                </pic:pic>
+              </a:graphicData>
+            </a:graphic>
+          </wp:inline>
+        </w:drawing>
+      </w:r>
+    </w:p>
+    <w:tbl>
+      <w:tblPr>
+        <w:tblStyle w:val="TableGrid"/>
+        <w:tblW w:w="0" w:type="auto"/>
+        <w:tblLook w:val="04A0" w:firstRow="1" w:lastRow="0" w:firstColumn="1" w:lastColumn="0" w:noHBand="0" w:noVBand="1"/>
+      </w:tblPr>
+      <w:tblGrid>
+        <w:gridCol w:w="1712"/>
+        <w:gridCol w:w="1865"/>
+        <w:gridCol w:w="1874"/>
+        <w:gridCol w:w="1887"/>
+        <w:gridCol w:w="1678"/>
+      </w:tblGrid>
+      <w:tr>
+        <w:tc>
+          <w:tcPr>
+            <w:tcW w:w="1712" w:type="dxa"/>
+          </w:tcPr>
+          <w:p>
+            <w:pPr>
+              <w:tabs>
+                <w:tab w:val="center" w:pos="4513"/>
+              </w:tabs>
+            </w:pPr>
+            <w:r>
+              <w:t>Stage</w:t>
+            </w:r>
+          </w:p>
+        </w:tc>
+        <w:tc>
+          <w:tcPr>
+            <w:tcW w:w="1865" w:type="dxa"/>
+          </w:tcPr>
+          <w:p>
+            <w:pPr>
+              <w:tabs>
+                <w:tab w:val="center" w:pos="4513"/>
+              </w:tabs>
+            </w:pPr>
+            <w:r>
+              <w:t>Feature</w:t>
+            </w:r>
+          </w:p>
+        </w:tc>
+        <w:tc>
+          <w:tcPr>
+            <w:tcW w:w="1874" w:type="dxa"/>
+          </w:tcPr>
+          <w:p>
+            <w:pPr>
+              <w:tabs>
+                <w:tab w:val="center" w:pos="4513"/>
+              </w:tabs>
+            </w:pPr>
+            <w:r>
+              <w:t>Test</w:t>
+            </w:r>
+          </w:p>
+        </w:tc>
+        <w:tc>
+          <w:tcPr>
+            <w:tcW w:w="1887" w:type="dxa"/>
+          </w:tcPr>
+          <w:p>
+            <w:pPr>
+              <w:tabs>
+                <w:tab w:val="center" w:pos="4513"/>
+              </w:tabs>
+            </w:pPr>
+            <w:r>
+              <w:t>Expected result</w:t>
+            </w:r>
+          </w:p>
+        </w:tc>
+        <w:tc>
+          <w:tcPr>
+            <w:tcW w:w="1678" w:type="dxa"/>
+          </w:tcPr>
+          <w:p>
+            <w:pPr>
+              <w:tabs>
+                <w:tab w:val="center" w:pos="4513"/>
+              </w:tabs>
+            </w:pPr>
+            <w:r>
+              <w:t>Actual result</w:t>
+            </w:r>
+          </w:p>
+        </w:tc>
+      </w:tr>
+      <w:tr>
+        <w:tc>
+          <w:tcPr>
+            <w:tcW w:w="1712" w:type="dxa"/>
+          </w:tcPr>
+          <w:p>
+            <w:pPr>
+              <w:tabs>
+                <w:tab w:val="center" w:pos="4513"/>
+              </w:tabs>
+            </w:pPr>
+            <w:r>
+              <w:t>9</w:t>
+            </w:r>
+          </w:p>
+        </w:tc>
+        <w:tc>
+          <w:tcPr>
+            <w:tcW w:w="1865" w:type="dxa"/>
+          </w:tcPr>
+          <w:p>
+            <w:pPr>
+              <w:tabs>
+                <w:tab w:val="center" w:pos="4513"/>
+              </w:tabs>
+            </w:pPr>
+            <w:r>
+              <w:t>Check for win</w:t>
+            </w:r>
+          </w:p>
+        </w:tc>
+        <w:tc>
+          <w:tcPr>
+            <w:tcW w:w="1874" w:type="dxa"/>
+          </w:tcPr>
+          <w:p>
+            <w:pPr>
+              <w:tabs>
+                <w:tab w:val="center" w:pos="4513"/>
+              </w:tabs>
+            </w:pPr>
+            <w:r>
+              <w:t>Kill all enemy ants</w:t>
+            </w:r>
+          </w:p>
+        </w:tc>
+        <w:tc>
+          <w:tcPr>
+            <w:tcW w:w="1887" w:type="dxa"/>
+          </w:tcPr>
+          <w:p>
+            <w:pPr>
+              <w:tabs>
+                <w:tab w:val="center" w:pos="4513"/>
+              </w:tabs>
+            </w:pPr>
+            <w:r>
+              <w:t>The game should end and display a victory screen</w:t>
+            </w:r>
+          </w:p>
+        </w:tc>
+        <w:tc>
+          <w:tcPr>
+            <w:tcW w:w="1678" w:type="dxa"/>
+          </w:tcPr>
+          <w:p>
+            <w:pPr>
+              <w:tabs>
+                <w:tab w:val="center" w:pos="4513"/>
+              </w:tabs>
+              <w:rPr>
+                <w:u w:val="single"/>
+              </w:rPr>
+            </w:pPr>
+            <w:r>
+              <w:rPr>
+                <w:u w:val="single"/>
+              </w:rPr>
+              <w:t>Pass</w:t>
+            </w:r>
+          </w:p>
+          <w:p>
+            <w:pPr>
+              <w:tabs>
+                <w:tab w:val="center" w:pos="4513"/>
+              </w:tabs>
+            </w:pPr>
+            <w:r>
+              <w:t>Requirement for win was changed, but victory screen will be displayed and game will stop ticking.</w:t>
+            </w:r>
+          </w:p>
+        </w:tc>
+      </w:tr>
+    </w:tbl>
+    <w:p>
+      <w:pPr>
+        <w:tabs>
+          <w:tab w:val="center" w:pos="4513"/>
+        </w:tabs>
+      </w:pPr>
+    </w:p>
+    <w:p>
+      <w:pPr>
+        <w:pStyle w:val="Heading2"/>
+      </w:pPr>
+      <w:r>
+        <w:t>Stage 10 – Sandbox mode</w:t>
+      </w:r>
+    </w:p>
+    <w:p>
+      <w:r>
+        <w:t>To add a sandbox mode, the player will be able to select a tile, and place it anywhere on the grid, using a toolbar on the side of the screen.</w:t>
       </w:r>
     </w:p>
     <w:sectPr>
@@ -16272,7 +16159,6 @@
     <w:next w:val="Normal"/>
     <w:link w:val="Heading2Char"/>
     <w:uiPriority w:val="9"/>
-    <w:semiHidden/>
     <w:unhideWhenUsed/>
     <w:qFormat/>
     <w:rsid w:val="00E905D1"/>
@@ -16295,7 +16181,6 @@
     <w:next w:val="Normal"/>
     <w:link w:val="Heading3Char"/>
     <w:uiPriority w:val="9"/>
-    <w:semiHidden/>
     <w:unhideWhenUsed/>
     <w:qFormat/>
     <w:rsid w:val="00E905D1"/>
@@ -16447,7 +16332,6 @@
   <w:style w:type="character" w:default="1" w:styleId="DefaultParagraphFont">
     <w:name w:val="Default Paragraph Font"/>
     <w:uiPriority w:val="1"/>
-    <w:semiHidden/>
     <w:unhideWhenUsed/>
   </w:style>
   <w:style w:type="table" w:default="1" w:styleId="TableNormal">
@@ -16489,7 +16373,6 @@
     <w:basedOn w:val="DefaultParagraphFont"/>
     <w:link w:val="Heading2"/>
     <w:uiPriority w:val="9"/>
-    <w:semiHidden/>
     <w:rsid w:val="00E905D1"/>
     <w:rPr>
       <w:rFonts w:asciiTheme="majorHAnsi" w:eastAsiaTheme="majorEastAsia" w:hAnsiTheme="majorHAnsi" w:cstheme="majorBidi"/>
@@ -16503,7 +16386,6 @@
     <w:basedOn w:val="DefaultParagraphFont"/>
     <w:link w:val="Heading3"/>
     <w:uiPriority w:val="9"/>
-    <w:semiHidden/>
     <w:rsid w:val="00E905D1"/>
     <w:rPr>
       <w:rFonts w:eastAsiaTheme="majorEastAsia" w:cstheme="majorBidi"/>

--- a/Coursework.docx
+++ b/Coursework.docx
@@ -282,7 +282,15 @@
         <w:t>want</w:t>
       </w:r>
       <w:r>
-        <w:t xml:space="preserve"> to describe how a brain made of simple components such as neurons is capable of high level thought.</w:t>
+        <w:t xml:space="preserve"> to describe how a brain made of simple components such as neurons is capable of </w:t>
+      </w:r>
+      <w:proofErr w:type="gramStart"/>
+      <w:r>
+        <w:t>high level</w:t>
+      </w:r>
+      <w:proofErr w:type="gramEnd"/>
+      <w:r>
+        <w:t xml:space="preserve"> thought.</w:t>
       </w:r>
     </w:p>
     <w:p/>
@@ -613,10 +621,18 @@
           </w:tcPr>
           <w:p>
             <w:r>
-              <w:t>Underground and Overground parts of map</w:t>
-            </w:r>
-            <w:r>
-              <w:t>(first 2 screenshots)</w:t>
+              <w:t xml:space="preserve">Underground and Overground parts of </w:t>
+            </w:r>
+            <w:proofErr w:type="gramStart"/>
+            <w:r>
+              <w:t>map</w:t>
+            </w:r>
+            <w:r>
+              <w:t>(</w:t>
+            </w:r>
+            <w:proofErr w:type="gramEnd"/>
+            <w:r>
+              <w:t>first 2 screenshots)</w:t>
             </w:r>
           </w:p>
           <w:p>
@@ -964,7 +980,15 @@
               <w:t xml:space="preserve"> my sandbox mode, as the player will be able to place walls, pheromone trails</w:t>
             </w:r>
             <w:r>
-              <w:t>, food, ants and other objects</w:t>
+              <w:t xml:space="preserve">, food, </w:t>
+            </w:r>
+            <w:proofErr w:type="spellStart"/>
+            <w:r>
+              <w:t>ants</w:t>
+            </w:r>
+            <w:proofErr w:type="spellEnd"/>
+            <w:r>
+              <w:t xml:space="preserve"> and other objects</w:t>
             </w:r>
             <w:r>
               <w:t xml:space="preserve"> which will allow them to experiment with different strategies without consequences if they aren’t effective.</w:t>
@@ -1133,8 +1157,13 @@
             </w:r>
           </w:p>
           <w:p>
-            <w:r>
-              <w:t xml:space="preserve">The majority of controls in the game involve double clicking with a mouse to select an area to travel to. While this is an intuitive and easy to learn </w:t>
+            <w:proofErr w:type="gramStart"/>
+            <w:r>
+              <w:t>The majority of</w:t>
+            </w:r>
+            <w:proofErr w:type="gramEnd"/>
+            <w:r>
+              <w:t xml:space="preserve"> controls in the game involve double clicking with a mouse to select an area to travel to. While this is an intuitive and easy to learn </w:t>
             </w:r>
             <w:r>
               <w:t>method for beginners, it can become tiring and inconvenient after only a few minutes of gameplay.</w:t>
@@ -1160,7 +1189,15 @@
               <w:t xml:space="preserve"> in gaming</w:t>
             </w:r>
             <w:r>
-              <w:t>, such as using the wasd keys for movement.</w:t>
+              <w:t xml:space="preserve">, such as using the </w:t>
+            </w:r>
+            <w:proofErr w:type="spellStart"/>
+            <w:r>
+              <w:t>wasd</w:t>
+            </w:r>
+            <w:proofErr w:type="spellEnd"/>
+            <w:r>
+              <w:t xml:space="preserve"> keys for movement.</w:t>
             </w:r>
             <w:r>
               <w:t xml:space="preserve"> Keyboard controls will be optimal as they will allow for more complex control without straining the user over a long game.</w:t>
@@ -1608,19 +1645,43 @@
               <w:t xml:space="preserve">think the style of graphics used in spore would be the ideal style for my project. A </w:t>
             </w:r>
             <w:r>
-              <w:t>2d top down view is used</w:t>
-            </w:r>
-            <w:r>
-              <w:t>, and scrolls to follow the movement of the user. This</w:t>
+              <w:t xml:space="preserve">2d </w:t>
+            </w:r>
+            <w:proofErr w:type="gramStart"/>
+            <w:r>
+              <w:t>top down</w:t>
+            </w:r>
+            <w:proofErr w:type="gramEnd"/>
+            <w:r>
+              <w:t xml:space="preserve"> view is </w:t>
+            </w:r>
+            <w:proofErr w:type="gramStart"/>
+            <w:r>
+              <w:t>used</w:t>
+            </w:r>
+            <w:r>
+              <w:t>, and</w:t>
+            </w:r>
+            <w:proofErr w:type="gramEnd"/>
+            <w:r>
+              <w:t xml:space="preserve"> scrolls to follow the movement of the user. This</w:t>
             </w:r>
             <w:r>
               <w:t xml:space="preserve"> would be </w:t>
             </w:r>
             <w:r>
-              <w:t>relatively simple to implement compared to other styles such as the use of 3d or isometric graphics</w:t>
-            </w:r>
-            <w:r>
-              <w:t>, and is very visually appealing.</w:t>
+              <w:t xml:space="preserve">relatively simple to implement compared to other styles such as the use of 3d or isometric </w:t>
+            </w:r>
+            <w:proofErr w:type="gramStart"/>
+            <w:r>
+              <w:t>graphics</w:t>
+            </w:r>
+            <w:r>
+              <w:t>, and</w:t>
+            </w:r>
+            <w:proofErr w:type="gramEnd"/>
+            <w:r>
+              <w:t xml:space="preserve"> is very visually appealing.</w:t>
             </w:r>
           </w:p>
         </w:tc>
@@ -1638,10 +1699,26 @@
               <w:t xml:space="preserve">At the start of the </w:t>
             </w:r>
             <w:r>
-              <w:t xml:space="preserve">creature stage, the user is able to create their own customised creature to control. This provides </w:t>
-            </w:r>
-            <w:r>
-              <w:t>more interactivity to the game, however it will not be used in my game.</w:t>
+              <w:t xml:space="preserve">creature stage, the user </w:t>
+            </w:r>
+            <w:proofErr w:type="gramStart"/>
+            <w:r>
+              <w:t>is able to</w:t>
+            </w:r>
+            <w:proofErr w:type="gramEnd"/>
+            <w:r>
+              <w:t xml:space="preserve"> create their own customised creature to control. This provides </w:t>
+            </w:r>
+            <w:r>
+              <w:t xml:space="preserve">more interactivity to the </w:t>
+            </w:r>
+            <w:proofErr w:type="gramStart"/>
+            <w:r>
+              <w:t>game,</w:t>
+            </w:r>
+            <w:proofErr w:type="gramEnd"/>
+            <w:r>
+              <w:t xml:space="preserve"> however it will not be used in my game.</w:t>
             </w:r>
           </w:p>
           <w:p>
@@ -1719,7 +1796,15 @@
               <w:t>, especially if additional abilities were granted as rewards.</w:t>
             </w:r>
             <w:r>
-              <w:t xml:space="preserve"> I believe it will be better to keep the core gameplay mechanics simple, but demanding of the user to act quickly and effectively for a more engaging experience.</w:t>
+              <w:t xml:space="preserve"> I believe it will be better to keep the core gameplay mechanics </w:t>
+            </w:r>
+            <w:proofErr w:type="gramStart"/>
+            <w:r>
+              <w:t>simple, but</w:t>
+            </w:r>
+            <w:proofErr w:type="gramEnd"/>
+            <w:r>
+              <w:t xml:space="preserve"> demanding of the user to act quickly and effectively for a more engaging experience.</w:t>
             </w:r>
           </w:p>
         </w:tc>
@@ -1851,7 +1936,15 @@
         <w:t xml:space="preserve">more </w:t>
       </w:r>
       <w:r>
-        <w:t xml:space="preserve">likely to find the gameplay difficult, as they would be inexperienced with fast paced digital games and may find it hard to pickup controls without </w:t>
+        <w:t xml:space="preserve">likely to find the gameplay difficult, as they would be inexperienced with fast paced digital games and may find it hard to </w:t>
+      </w:r>
+      <w:proofErr w:type="spellStart"/>
+      <w:r>
+        <w:t>pickup</w:t>
+      </w:r>
+      <w:proofErr w:type="spellEnd"/>
+      <w:r>
+        <w:t xml:space="preserve"> controls without </w:t>
       </w:r>
       <w:r>
         <w:t>playing for a</w:t>
@@ -1869,7 +1962,15 @@
         <w:t xml:space="preserve">be somewhat educational, so the users should be interested in the concept of </w:t>
       </w:r>
       <w:r>
-        <w:t>the game, how ant colonies function, to get the most benefit from it.</w:t>
+        <w:t xml:space="preserve">the game, how ant </w:t>
+      </w:r>
+      <w:proofErr w:type="gramStart"/>
+      <w:r>
+        <w:t>colonies</w:t>
+      </w:r>
+      <w:proofErr w:type="gramEnd"/>
+      <w:r>
+        <w:t xml:space="preserve"> function, to get the most benefit from it.</w:t>
       </w:r>
       <w:r>
         <w:t xml:space="preserve"> </w:t>
@@ -2192,7 +2293,15 @@
         <w:t>Wide range</w:t>
       </w:r>
       <w:r>
-        <w:t>, however generally lower than the scores for gameplay</w:t>
+        <w:t xml:space="preserve">, </w:t>
+      </w:r>
+      <w:proofErr w:type="gramStart"/>
+      <w:r>
+        <w:t>however</w:t>
+      </w:r>
+      <w:proofErr w:type="gramEnd"/>
+      <w:r>
+        <w:t xml:space="preserve"> generally lower than the scores for gameplay</w:t>
       </w:r>
     </w:p>
     <w:p>
@@ -2256,7 +2365,15 @@
         <w:t xml:space="preserve">Very high scores, implying that the gameplay is a very important aspect, and should </w:t>
       </w:r>
       <w:r>
-        <w:t>be the main focus of my time developing</w:t>
+        <w:t xml:space="preserve">be the </w:t>
+      </w:r>
+      <w:proofErr w:type="gramStart"/>
+      <w:r>
+        <w:t>main focus</w:t>
+      </w:r>
+      <w:proofErr w:type="gramEnd"/>
+      <w:r>
+        <w:t xml:space="preserve"> of my time developing</w:t>
       </w:r>
     </w:p>
     <w:p>
@@ -2818,7 +2935,15 @@
           </w:tcPr>
           <w:p>
             <w:r>
-              <w:t>This gives the user input to the game, and is how they will interact with the surroundings.</w:t>
+              <w:t xml:space="preserve">This gives the user input to the </w:t>
+            </w:r>
+            <w:proofErr w:type="gramStart"/>
+            <w:r>
+              <w:t>game, and</w:t>
+            </w:r>
+            <w:proofErr w:type="gramEnd"/>
+            <w:r>
+              <w:t xml:space="preserve"> is how they will interact with the surroundings.</w:t>
             </w:r>
           </w:p>
         </w:tc>
@@ -2863,10 +2988,18 @@
           </w:tcPr>
           <w:p>
             <w:r>
-              <w:t>This allows the user to operate at a higher level</w:t>
-            </w:r>
-            <w:r>
-              <w:t>, and see the influence of their behaviour on the colony at a larger scale.</w:t>
+              <w:t xml:space="preserve">This allows the user to operate at a higher </w:t>
+            </w:r>
+            <w:proofErr w:type="gramStart"/>
+            <w:r>
+              <w:t>level</w:t>
+            </w:r>
+            <w:r>
+              <w:t>, and</w:t>
+            </w:r>
+            <w:proofErr w:type="gramEnd"/>
+            <w:r>
+              <w:t xml:space="preserve"> see the influence of their behaviour on the colony at a larger scale.</w:t>
             </w:r>
           </w:p>
         </w:tc>
@@ -3107,8 +3240,13 @@
             <w:r>
               <w:t xml:space="preserve">more </w:t>
             </w:r>
-            <w:r>
-              <w:t>skill based game.</w:t>
+            <w:proofErr w:type="gramStart"/>
+            <w:r>
+              <w:t>skill based</w:t>
+            </w:r>
+            <w:proofErr w:type="gramEnd"/>
+            <w:r>
+              <w:t xml:space="preserve"> game.</w:t>
             </w:r>
           </w:p>
         </w:tc>
@@ -3224,7 +3362,23 @@
           </w:tcPr>
           <w:p>
             <w:r>
-              <w:t>Eliminating all of the rival ant colonies will give the player a win, and end the game.</w:t>
+              <w:t xml:space="preserve">Eliminating </w:t>
+            </w:r>
+            <w:proofErr w:type="gramStart"/>
+            <w:r>
+              <w:t>all of</w:t>
+            </w:r>
+            <w:proofErr w:type="gramEnd"/>
+            <w:r>
+              <w:t xml:space="preserve"> the rival ant colonies will give the player a </w:t>
+            </w:r>
+            <w:proofErr w:type="gramStart"/>
+            <w:r>
+              <w:t>win, and</w:t>
+            </w:r>
+            <w:proofErr w:type="gramEnd"/>
+            <w:r>
+              <w:t xml:space="preserve"> end the game.</w:t>
             </w:r>
           </w:p>
         </w:tc>
@@ -3233,8 +3387,13 @@
             <w:tcW w:w="3827" w:type="dxa"/>
           </w:tcPr>
           <w:p>
-            <w:r>
-              <w:t>The majority of survey respondents preferred this option over a game which lasts indefinitely, until the player has no resources. This will also provide a sense of accomplishment to the user if they manage to win after a close game, or on a high difficulty.</w:t>
+            <w:proofErr w:type="gramStart"/>
+            <w:r>
+              <w:t>The majority of</w:t>
+            </w:r>
+            <w:proofErr w:type="gramEnd"/>
+            <w:r>
+              <w:t xml:space="preserve"> survey respondents preferred this option over a game which lasts indefinitely, until the player has no resources. This will also provide a sense of accomplishment to the user if they manage to win after a close game, or on a high difficulty.</w:t>
             </w:r>
           </w:p>
         </w:tc>
@@ -3269,7 +3428,23 @@
           </w:tcPr>
           <w:p>
             <w:r>
-              <w:t>No win condition; the player is able to keep playing as long as they survive. Difficulty will increase over time to ensure a reasonable time frame.</w:t>
+              <w:t xml:space="preserve">No win </w:t>
+            </w:r>
+            <w:proofErr w:type="gramStart"/>
+            <w:r>
+              <w:t>condition;</w:t>
+            </w:r>
+            <w:proofErr w:type="gramEnd"/>
+            <w:r>
+              <w:t xml:space="preserve"> the player </w:t>
+            </w:r>
+            <w:proofErr w:type="gramStart"/>
+            <w:r>
+              <w:t>is able to</w:t>
+            </w:r>
+            <w:proofErr w:type="gramEnd"/>
+            <w:r>
+              <w:t xml:space="preserve"> keep playing as long as they survive. Difficulty will increase over time to ensure a reasonable time frame.</w:t>
             </w:r>
           </w:p>
         </w:tc>
@@ -3279,7 +3454,15 @@
           </w:tcPr>
           <w:p>
             <w:r>
-              <w:t>My audience were closely split on the issue of whether there should be a win condition, so it may be worthwhile to implement both options. All of the respondents who wanted this option voted for increasing difficulty over time.</w:t>
+              <w:t xml:space="preserve">My audience were closely split on the issue of whether there should be a win condition, so it may be worthwhile to implement both options. </w:t>
+            </w:r>
+            <w:proofErr w:type="gramStart"/>
+            <w:r>
+              <w:t>All of</w:t>
+            </w:r>
+            <w:proofErr w:type="gramEnd"/>
+            <w:r>
+              <w:t xml:space="preserve"> the respondents who wanted this option voted for increasing difficulty over time.</w:t>
             </w:r>
           </w:p>
         </w:tc>
@@ -3364,7 +3547,15 @@
           </w:tcPr>
           <w:p>
             <w:r>
-              <w:t>My survey has shown a range in the wants of my audience (questions 2 and 6). I believe settings should be feasible to implement within a reasonable time frame, and will make the game accessible and engaging to a larger number of people.</w:t>
+              <w:t xml:space="preserve">My survey has shown a range in the wants of my audience (questions 2 and 6). I believe settings should be feasible to implement within a reasonable time </w:t>
+            </w:r>
+            <w:proofErr w:type="gramStart"/>
+            <w:r>
+              <w:t>frame, and</w:t>
+            </w:r>
+            <w:proofErr w:type="gramEnd"/>
+            <w:r>
+              <w:t xml:space="preserve"> will make the game accessible and engaging to a larger number of people.</w:t>
             </w:r>
           </w:p>
         </w:tc>
@@ -3503,7 +3694,23 @@
               <w:t>, and the difficulties that they wanted (questions 6 and 2)</w:t>
             </w:r>
             <w:r>
-              <w:t>. Increasing the difficulty will make it harder to survive, and therefore decrease the length of the game and visa versa.</w:t>
+              <w:t xml:space="preserve">. Increasing the difficulty will make it harder to </w:t>
+            </w:r>
+            <w:proofErr w:type="gramStart"/>
+            <w:r>
+              <w:t>survive, and</w:t>
+            </w:r>
+            <w:proofErr w:type="gramEnd"/>
+            <w:r>
+              <w:t xml:space="preserve"> therefore decrease the length of the game and </w:t>
+            </w:r>
+            <w:proofErr w:type="spellStart"/>
+            <w:r>
+              <w:t>visa</w:t>
+            </w:r>
+            <w:proofErr w:type="spellEnd"/>
+            <w:r>
+              <w:t xml:space="preserve"> versa.</w:t>
             </w:r>
           </w:p>
         </w:tc>
@@ -3525,7 +3732,15 @@
           </w:tcPr>
           <w:p>
             <w:r>
-              <w:t>Keyboard controls using wasd keys</w:t>
+              <w:t xml:space="preserve">Keyboard controls using </w:t>
+            </w:r>
+            <w:proofErr w:type="spellStart"/>
+            <w:r>
+              <w:t>wasd</w:t>
+            </w:r>
+            <w:proofErr w:type="spellEnd"/>
+            <w:r>
+              <w:t xml:space="preserve"> keys</w:t>
             </w:r>
           </w:p>
         </w:tc>
@@ -3535,7 +3750,15 @@
           </w:tcPr>
           <w:p>
             <w:r>
-              <w:t>Control of movement in each of the 4 directions using the keys W,A,S and D</w:t>
+              <w:t xml:space="preserve">Control of movement in each of the 4 directions using the keys </w:t>
+            </w:r>
+            <w:proofErr w:type="gramStart"/>
+            <w:r>
+              <w:t>W,A</w:t>
+            </w:r>
+            <w:proofErr w:type="gramEnd"/>
+            <w:r>
+              <w:t>,S and D</w:t>
             </w:r>
           </w:p>
         </w:tc>
@@ -3577,7 +3800,23 @@
           </w:tcPr>
           <w:p>
             <w:r>
-              <w:t>High quality aesthetics which make the game more visually appealing. The game is likely to be shown from a top down view, with 2 dimensional assets</w:t>
+              <w:t xml:space="preserve">High quality aesthetics which </w:t>
+            </w:r>
+            <w:proofErr w:type="gramStart"/>
+            <w:r>
+              <w:t>make</w:t>
+            </w:r>
+            <w:proofErr w:type="gramEnd"/>
+            <w:r>
+              <w:t xml:space="preserve"> the game more visually appealing. The game is likely to be shown from a </w:t>
+            </w:r>
+            <w:proofErr w:type="gramStart"/>
+            <w:r>
+              <w:t>top down</w:t>
+            </w:r>
+            <w:proofErr w:type="gramEnd"/>
+            <w:r>
+              <w:t xml:space="preserve"> view, with 2 dimensional assets</w:t>
             </w:r>
           </w:p>
         </w:tc>
@@ -3624,7 +3863,15 @@
           </w:tcPr>
           <w:p>
             <w:r>
-              <w:t>A set of different settings which the player can select from. These may have slightly differing gameplay, and will have different graphics. These could include a forest, desert and urban area.</w:t>
+              <w:t xml:space="preserve">A set of different settings which the player can select from. These may have slightly differing </w:t>
+            </w:r>
+            <w:proofErr w:type="gramStart"/>
+            <w:r>
+              <w:t>gameplay, and</w:t>
+            </w:r>
+            <w:proofErr w:type="gramEnd"/>
+            <w:r>
+              <w:t xml:space="preserve"> will have different graphics. These could include a forest, desert and urban area.</w:t>
             </w:r>
           </w:p>
         </w:tc>
@@ -3634,7 +3881,23 @@
           </w:tcPr>
           <w:p>
             <w:r>
-              <w:t>This will add a slight variation to the game, allowing players to try different maps to avoid gameplay becoming repetitive or boring. Many users want this feature, with 57% of responses voting for 3 or more maps. On the other hand, this is likely to be relatively time consuming, and add comparably low amounts of content to some features. Therefore it is important, but not essential.</w:t>
+              <w:t xml:space="preserve">This will add a slight variation to the game, allowing players to try different maps to avoid gameplay becoming repetitive or boring. Many users want this feature, with 57% of responses voting for 3 or more maps. On the other hand, this is likely to be relatively time </w:t>
+            </w:r>
+            <w:proofErr w:type="gramStart"/>
+            <w:r>
+              <w:t>consuming, and</w:t>
+            </w:r>
+            <w:proofErr w:type="gramEnd"/>
+            <w:r>
+              <w:t xml:space="preserve"> add comparably low amounts of content to some features. </w:t>
+            </w:r>
+            <w:proofErr w:type="gramStart"/>
+            <w:r>
+              <w:t>Therefore</w:t>
+            </w:r>
+            <w:proofErr w:type="gramEnd"/>
+            <w:r>
+              <w:t xml:space="preserve"> it is important, but not essential.</w:t>
             </w:r>
           </w:p>
         </w:tc>
@@ -3728,7 +3991,15 @@
           </w:tcPr>
           <w:p>
             <w:r>
-              <w:t>The option to stop the game midway through, and continue it later.</w:t>
+              <w:t xml:space="preserve">The option to stop the game midway </w:t>
+            </w:r>
+            <w:proofErr w:type="gramStart"/>
+            <w:r>
+              <w:t>through, and</w:t>
+            </w:r>
+            <w:proofErr w:type="gramEnd"/>
+            <w:r>
+              <w:t xml:space="preserve"> continue it later.</w:t>
             </w:r>
           </w:p>
         </w:tc>
@@ -3830,7 +4101,25 @@
         <w:t xml:space="preserve">As a solo developer, </w:t>
       </w:r>
       <w:r>
-        <w:t xml:space="preserve">I wont be able to implement every feature that is labelled as desirable. Therefore, I will prioritise the essential features first, and focus my attention to the </w:t>
+        <w:t xml:space="preserve">I </w:t>
+      </w:r>
+      <w:proofErr w:type="spellStart"/>
+      <w:proofErr w:type="gramStart"/>
+      <w:r>
+        <w:t>wont</w:t>
+      </w:r>
+      <w:proofErr w:type="spellEnd"/>
+      <w:proofErr w:type="gramEnd"/>
+      <w:r>
+        <w:t xml:space="preserve"> be able to implement every feature that is labelled as desirable. Therefore, I will prioritise the essential features </w:t>
+      </w:r>
+      <w:proofErr w:type="gramStart"/>
+      <w:r>
+        <w:t>first, and</w:t>
+      </w:r>
+      <w:proofErr w:type="gramEnd"/>
+      <w:r>
+        <w:t xml:space="preserve"> focus my attention to the </w:t>
       </w:r>
       <w:r>
         <w:t>aspects which stakeholders value most.</w:t>
@@ -3959,7 +4248,23 @@
           </w:tcPr>
           <w:p>
             <w:r>
-              <w:t>My game may be unable to run on low end computers, as it is simulating a large number of ants at once,</w:t>
+              <w:t xml:space="preserve">My game may be unable to </w:t>
+            </w:r>
+            <w:proofErr w:type="gramStart"/>
+            <w:r>
+              <w:t>run on low end</w:t>
+            </w:r>
+            <w:proofErr w:type="gramEnd"/>
+            <w:r>
+              <w:t xml:space="preserve"> computers, as it is simulating </w:t>
+            </w:r>
+            <w:proofErr w:type="gramStart"/>
+            <w:r>
+              <w:t>a large number of</w:t>
+            </w:r>
+            <w:proofErr w:type="gramEnd"/>
+            <w:r>
+              <w:t xml:space="preserve"> ants at once,</w:t>
             </w:r>
             <w:r>
               <w:t xml:space="preserve"> which is likely to take up a significant amount of memory to store all their data. I will try to optimise </w:t>
@@ -4142,7 +4447,15 @@
               <w:t xml:space="preserve">The game will not be able to run on mobile, as its large variety of controls would be difficult to implement intuitively with only a touchscreen, and it would </w:t>
             </w:r>
             <w:r>
-              <w:t>require all of the code to be made in a way that is compatible with mobile devices.</w:t>
+              <w:t xml:space="preserve">require </w:t>
+            </w:r>
+            <w:proofErr w:type="gramStart"/>
+            <w:r>
+              <w:t>all of</w:t>
+            </w:r>
+            <w:proofErr w:type="gramEnd"/>
+            <w:r>
+              <w:t xml:space="preserve"> the code to be made in a way that is compatible with mobile devices.</w:t>
             </w:r>
           </w:p>
         </w:tc>
@@ -4418,7 +4731,15 @@
         <w:t xml:space="preserve">s and other </w:t>
       </w:r>
       <w:r>
-        <w:t xml:space="preserve">objects will be simulated at once, therefore a computer </w:t>
+        <w:t xml:space="preserve">objects will be simulated at </w:t>
+      </w:r>
+      <w:proofErr w:type="gramStart"/>
+      <w:r>
+        <w:t>once,</w:t>
+      </w:r>
+      <w:proofErr w:type="gramEnd"/>
+      <w:r>
+        <w:t xml:space="preserve"> therefore a computer </w:t>
       </w:r>
       <w:r>
         <w:t xml:space="preserve">will be </w:t>
@@ -4451,8 +4772,13 @@
         <w:t xml:space="preserve"> which would take a significant</w:t>
       </w:r>
       <w:r>
-        <w:t xml:space="preserve"> amount</w:t>
-      </w:r>
+        <w:t xml:space="preserve"> </w:t>
+      </w:r>
+      <w:proofErr w:type="gramStart"/>
+      <w:r>
+        <w:t>amount</w:t>
+      </w:r>
+      <w:proofErr w:type="gramEnd"/>
       <w:r>
         <w:t xml:space="preserve"> of resources</w:t>
       </w:r>
@@ -4481,7 +4807,15 @@
         <w:t xml:space="preserve">OOP - </w:t>
       </w:r>
       <w:r>
-        <w:t xml:space="preserve">The project is suitable for an object oriented language, since I can </w:t>
+        <w:t xml:space="preserve">The project is suitable for an </w:t>
+      </w:r>
+      <w:proofErr w:type="gramStart"/>
+      <w:r>
+        <w:t>object oriented</w:t>
+      </w:r>
+      <w:proofErr w:type="gramEnd"/>
+      <w:r>
+        <w:t xml:space="preserve"> language, since I can </w:t>
       </w:r>
       <w:r>
         <w:t>use inheritance to make many similar</w:t>
@@ -4532,7 +4866,15 @@
         </w:tabs>
       </w:pPr>
       <w:r>
-        <w:t>Visualisation – A GUI will be used to display the gameplay in real time to the user, by rendering all of the relevant objects such as food and ants near to them, and a map.</w:t>
+        <w:t xml:space="preserve">Visualisation – A GUI will be used to display the gameplay in real time to the user, by rendering </w:t>
+      </w:r>
+      <w:proofErr w:type="gramStart"/>
+      <w:r>
+        <w:t>all of</w:t>
+      </w:r>
+      <w:proofErr w:type="gramEnd"/>
+      <w:r>
+        <w:t xml:space="preserve"> the relevant objects such as food and ants near to them, and a map.</w:t>
       </w:r>
     </w:p>
     <w:p>
@@ -4701,7 +5043,15 @@
         </w:tabs>
       </w:pPr>
       <w:r>
-        <w:t xml:space="preserve"> Basic map designs for locations such as a forest, desert, or city as well as sprites for food, ants and pheromones </w:t>
+        <w:t xml:space="preserve"> Basic map designs for locations such as a forest, desert, or city as well as sprites for food, </w:t>
+      </w:r>
+      <w:proofErr w:type="spellStart"/>
+      <w:r>
+        <w:t>ants</w:t>
+      </w:r>
+      <w:proofErr w:type="spellEnd"/>
+      <w:r>
+        <w:t xml:space="preserve"> and pheromones </w:t>
       </w:r>
     </w:p>
     <w:p>
@@ -4791,6 +5141,7 @@
       <w:r>
         <w:t xml:space="preserve"> These should be easier to develop with the player ants as a starting </w:t>
       </w:r>
+      <w:proofErr w:type="gramStart"/>
       <w:r>
         <w:t>point</w:t>
       </w:r>
@@ -4800,6 +5151,7 @@
       <w:r>
         <w:t xml:space="preserve"> but</w:t>
       </w:r>
+      <w:proofErr w:type="gramEnd"/>
       <w:r>
         <w:t xml:space="preserve"> will require logic to make decisions automatically</w:t>
       </w:r>
@@ -4830,9 +5182,11 @@
       <w:r>
         <w:t xml:space="preserve">Population should grow when the player has enough resources and passively </w:t>
       </w:r>
+      <w:proofErr w:type="gramStart"/>
       <w:r>
         <w:t>shrink</w:t>
       </w:r>
+      <w:proofErr w:type="gramEnd"/>
       <w:r>
         <w:t xml:space="preserve"> at a slow rate otherwise. This will require food and ants to be functional first for testing. </w:t>
       </w:r>
@@ -4870,8 +5224,17 @@
         </w:tabs>
       </w:pPr>
       <w:r>
-        <w:t xml:space="preserve"> Player has the ability to spawn in resources or </w:t>
-      </w:r>
+        <w:t xml:space="preserve"> Player </w:t>
+      </w:r>
+      <w:proofErr w:type="gramStart"/>
+      <w:r>
+        <w:t>has the ability to</w:t>
+      </w:r>
+      <w:proofErr w:type="gramEnd"/>
+      <w:r>
+        <w:t xml:space="preserve"> spawn in resources or </w:t>
+      </w:r>
+      <w:proofErr w:type="gramStart"/>
       <w:r>
         <w:t>ants</w:t>
       </w:r>
@@ -4881,6 +5244,7 @@
       <w:r>
         <w:t xml:space="preserve"> and</w:t>
       </w:r>
+      <w:proofErr w:type="gramEnd"/>
       <w:r>
         <w:t xml:space="preserve"> can experiment with the game and different strategies. </w:t>
       </w:r>
@@ -5249,7 +5613,23 @@
               <w:t>The</w:t>
             </w:r>
             <w:r>
-              <w:t xml:space="preserve"> setting should reach a final state and the arrow will be grayed out</w:t>
+              <w:t xml:space="preserve"> setting should reach a final </w:t>
+            </w:r>
+            <w:proofErr w:type="gramStart"/>
+            <w:r>
+              <w:t>state</w:t>
+            </w:r>
+            <w:proofErr w:type="gramEnd"/>
+            <w:r>
+              <w:t xml:space="preserve"> and the arrow will be </w:t>
+            </w:r>
+            <w:proofErr w:type="spellStart"/>
+            <w:r>
+              <w:t>grayed</w:t>
+            </w:r>
+            <w:proofErr w:type="spellEnd"/>
+            <w:r>
+              <w:t xml:space="preserve"> out</w:t>
             </w:r>
             <w:r>
               <w:t xml:space="preserve"> </w:t>
@@ -5574,7 +5954,15 @@
               </w:tabs>
             </w:pPr>
             <w:r>
-              <w:t xml:space="preserve">The food will disappear and the players food </w:t>
+              <w:t xml:space="preserve">The food will </w:t>
+            </w:r>
+            <w:proofErr w:type="gramStart"/>
+            <w:r>
+              <w:t>disappear</w:t>
+            </w:r>
+            <w:proofErr w:type="gramEnd"/>
+            <w:r>
+              <w:t xml:space="preserve"> and the players food </w:t>
             </w:r>
             <w:r>
               <w:t>variable should increment</w:t>
@@ -5654,7 +6042,15 @@
               <w:t>They should both automatically act to collect food and wander around</w:t>
             </w:r>
             <w:r>
-              <w:t xml:space="preserve">. If the player takes control of their ant </w:t>
+              <w:t xml:space="preserve">. If the player takes control of their </w:t>
+            </w:r>
+            <w:proofErr w:type="gramStart"/>
+            <w:r>
+              <w:t>ant</w:t>
+            </w:r>
+            <w:proofErr w:type="gramEnd"/>
+            <w:r>
+              <w:t xml:space="preserve"> </w:t>
             </w:r>
             <w:r>
               <w:lastRenderedPageBreak/>
@@ -6308,7 +6704,15 @@
               </w:tabs>
             </w:pPr>
             <w:r>
-              <w:t>A save should be created with all of the current data</w:t>
+              <w:t xml:space="preserve">A save should be created with </w:t>
+            </w:r>
+            <w:proofErr w:type="gramStart"/>
+            <w:r>
+              <w:t>all of</w:t>
+            </w:r>
+            <w:proofErr w:type="gramEnd"/>
+            <w:r>
+              <w:t xml:space="preserve"> the current data</w:t>
             </w:r>
           </w:p>
         </w:tc>
@@ -6572,7 +6976,15 @@
       </w:pPr>
       <w:r>
         <w:lastRenderedPageBreak/>
-        <w:t>Arrows are used for the settings, so that the user can easily cycle through the options. The difficulty arrow will be grayed when it is equal to 1 or 10, as these are the lowest and highest values</w:t>
+        <w:t xml:space="preserve">Arrows are used for the settings, so that the user can easily cycle through the options. The difficulty arrow will be </w:t>
+      </w:r>
+      <w:proofErr w:type="spellStart"/>
+      <w:r>
+        <w:t>grayed</w:t>
+      </w:r>
+      <w:proofErr w:type="spellEnd"/>
+      <w:r>
+        <w:t xml:space="preserve"> when it is equal to 1 or 10, as these are the lowest and highest values</w:t>
       </w:r>
       <w:r>
         <w:t>, so the user should not be able to use the arrows further</w:t>
@@ -6681,9 +7093,11 @@
       <w:r>
         <w:t xml:space="preserve">Information is displayed around the edge of the gameplay screen so that it is not </w:t>
       </w:r>
+      <w:proofErr w:type="gramStart"/>
       <w:r>
         <w:t>distracting, but</w:t>
       </w:r>
+      <w:proofErr w:type="gramEnd"/>
       <w:r>
         <w:t xml:space="preserve"> can still be easily checked by the user.</w:t>
       </w:r>
@@ -6951,8 +7365,21 @@
                 <w:tab w:val="center" w:pos="4513"/>
               </w:tabs>
             </w:pPr>
-            <w:r>
-              <w:t>Arraylist&lt;JFrame&gt;</w:t>
+            <w:proofErr w:type="spellStart"/>
+            <w:r>
+              <w:t>Arraylist</w:t>
+            </w:r>
+            <w:proofErr w:type="spellEnd"/>
+            <w:r>
+              <w:t>&lt;</w:t>
+            </w:r>
+            <w:proofErr w:type="spellStart"/>
+            <w:r>
+              <w:t>JFrame</w:t>
+            </w:r>
+            <w:proofErr w:type="spellEnd"/>
+            <w:r>
+              <w:t>&gt;</w:t>
             </w:r>
           </w:p>
         </w:tc>
@@ -6991,7 +7418,20 @@
             </w:r>
             <w:r>
               <w:lastRenderedPageBreak/>
-              <w:t>accessed by the function getFrames()</w:t>
+              <w:t xml:space="preserve">accessed by the function </w:t>
+            </w:r>
+            <w:proofErr w:type="spellStart"/>
+            <w:proofErr w:type="gramStart"/>
+            <w:r>
+              <w:t>getFrames</w:t>
+            </w:r>
+            <w:proofErr w:type="spellEnd"/>
+            <w:r>
+              <w:t>(</w:t>
+            </w:r>
+            <w:proofErr w:type="gramEnd"/>
+            <w:r>
+              <w:t>)</w:t>
             </w:r>
           </w:p>
         </w:tc>
@@ -7070,9 +7510,11 @@
                 <w:tab w:val="center" w:pos="4513"/>
               </w:tabs>
             </w:pPr>
+            <w:proofErr w:type="spellStart"/>
             <w:r>
               <w:t>gamemode</w:t>
             </w:r>
+            <w:proofErr w:type="spellEnd"/>
           </w:p>
         </w:tc>
         <w:tc>
@@ -7249,9 +7691,11 @@
                 <w:tab w:val="center" w:pos="4513"/>
               </w:tabs>
             </w:pPr>
+            <w:proofErr w:type="spellStart"/>
             <w:r>
               <w:t>boolean</w:t>
             </w:r>
+            <w:proofErr w:type="spellEnd"/>
           </w:p>
         </w:tc>
         <w:tc>
@@ -7290,7 +7734,15 @@
               </w:tabs>
             </w:pPr>
             <w:r>
-              <w:t>Whether the game is paused. Food will not spawn and ants cannot move when it is true.</w:t>
+              <w:t xml:space="preserve">Whether the game is paused. Food will not </w:t>
+            </w:r>
+            <w:proofErr w:type="gramStart"/>
+            <w:r>
+              <w:t>spawn</w:t>
+            </w:r>
+            <w:proofErr w:type="gramEnd"/>
+            <w:r>
+              <w:t xml:space="preserve"> and ants cannot move when it is true.</w:t>
             </w:r>
           </w:p>
         </w:tc>
@@ -7323,8 +7775,13 @@
           <w:tab w:val="center" w:pos="4513"/>
         </w:tabs>
       </w:pPr>
-      <w:r>
-        <w:t>GameplayGrid – Panel used to display gameplay</w:t>
+      <w:proofErr w:type="spellStart"/>
+      <w:r>
+        <w:t>GameplayGrid</w:t>
+      </w:r>
+      <w:proofErr w:type="spellEnd"/>
+      <w:r>
+        <w:t xml:space="preserve"> – Panel used to display gameplay</w:t>
       </w:r>
     </w:p>
     <w:tbl>
@@ -7365,8 +7822,21 @@
                 <w:tab w:val="center" w:pos="4513"/>
               </w:tabs>
             </w:pPr>
-            <w:r>
-              <w:t>Arraylist&lt;JPanel&gt;</w:t>
+            <w:proofErr w:type="spellStart"/>
+            <w:r>
+              <w:t>Arraylist</w:t>
+            </w:r>
+            <w:proofErr w:type="spellEnd"/>
+            <w:r>
+              <w:t>&lt;</w:t>
+            </w:r>
+            <w:proofErr w:type="spellStart"/>
+            <w:r>
+              <w:t>JPanel</w:t>
+            </w:r>
+            <w:proofErr w:type="spellEnd"/>
+            <w:r>
+              <w:t>&gt;</w:t>
             </w:r>
           </w:p>
         </w:tc>
@@ -7436,7 +7906,25 @@
               </w:tabs>
             </w:pPr>
             <w:r>
-              <w:t xml:space="preserve">To access a tile at (x,y), the index is width*y+x </w:t>
+              <w:t>To access a tile at (</w:t>
+            </w:r>
+            <w:proofErr w:type="spellStart"/>
+            <w:proofErr w:type="gramStart"/>
+            <w:r>
+              <w:t>x,y</w:t>
+            </w:r>
+            <w:proofErr w:type="spellEnd"/>
+            <w:proofErr w:type="gramEnd"/>
+            <w:r>
+              <w:t>), the index is width*</w:t>
+            </w:r>
+            <w:proofErr w:type="spellStart"/>
+            <w:r>
+              <w:t>y+x</w:t>
+            </w:r>
+            <w:proofErr w:type="spellEnd"/>
+            <w:r>
+              <w:t xml:space="preserve"> </w:t>
             </w:r>
           </w:p>
         </w:tc>
@@ -7576,9 +8064,11 @@
                 <w:tab w:val="center" w:pos="4513"/>
               </w:tabs>
             </w:pPr>
+            <w:proofErr w:type="spellStart"/>
             <w:r>
               <w:t>CornerX</w:t>
             </w:r>
+            <w:proofErr w:type="spellEnd"/>
           </w:p>
         </w:tc>
         <w:tc>
@@ -7660,10 +8150,12 @@
                 <w:tab w:val="center" w:pos="4513"/>
               </w:tabs>
             </w:pPr>
+            <w:proofErr w:type="spellStart"/>
             <w:r>
               <w:lastRenderedPageBreak/>
               <w:t>CornerY</w:t>
             </w:r>
+            <w:proofErr w:type="spellEnd"/>
           </w:p>
         </w:tc>
         <w:tc>
@@ -7738,38 +8230,50 @@
                 <w:tab w:val="center" w:pos="4513"/>
               </w:tabs>
             </w:pPr>
+            <w:proofErr w:type="spellStart"/>
             <w:r>
               <w:t>GameMenu</w:t>
             </w:r>
-          </w:p>
-        </w:tc>
-        <w:tc>
-          <w:tcPr>
-            <w:tcW w:w="2254" w:type="dxa"/>
-          </w:tcPr>
-          <w:p>
-            <w:pPr>
-              <w:tabs>
-                <w:tab w:val="center" w:pos="4513"/>
-              </w:tabs>
-            </w:pPr>
+            <w:proofErr w:type="spellEnd"/>
+          </w:p>
+        </w:tc>
+        <w:tc>
+          <w:tcPr>
+            <w:tcW w:w="2254" w:type="dxa"/>
+          </w:tcPr>
+          <w:p>
+            <w:pPr>
+              <w:tabs>
+                <w:tab w:val="center" w:pos="4513"/>
+              </w:tabs>
+            </w:pPr>
+            <w:proofErr w:type="spellStart"/>
             <w:r>
               <w:t>GameMenu</w:t>
             </w:r>
-          </w:p>
-        </w:tc>
-        <w:tc>
-          <w:tcPr>
-            <w:tcW w:w="2254" w:type="dxa"/>
-          </w:tcPr>
-          <w:p>
-            <w:pPr>
-              <w:tabs>
-                <w:tab w:val="center" w:pos="4513"/>
-              </w:tabs>
-            </w:pPr>
-            <w:r>
-              <w:t>The GameMenu which contains the grid</w:t>
+            <w:proofErr w:type="spellEnd"/>
+          </w:p>
+        </w:tc>
+        <w:tc>
+          <w:tcPr>
+            <w:tcW w:w="2254" w:type="dxa"/>
+          </w:tcPr>
+          <w:p>
+            <w:pPr>
+              <w:tabs>
+                <w:tab w:val="center" w:pos="4513"/>
+              </w:tabs>
+            </w:pPr>
+            <w:r>
+              <w:t xml:space="preserve">The </w:t>
+            </w:r>
+            <w:proofErr w:type="spellStart"/>
+            <w:r>
+              <w:t>GameMenu</w:t>
+            </w:r>
+            <w:proofErr w:type="spellEnd"/>
+            <w:r>
+              <w:t xml:space="preserve"> which contains the grid</w:t>
             </w:r>
           </w:p>
         </w:tc>
@@ -7932,8 +8436,13 @@
           <w:tab w:val="center" w:pos="4513"/>
         </w:tabs>
       </w:pPr>
-      <w:r>
-        <w:t>GameMenu – Menu used to display gameplay as well as pause menu and information</w:t>
+      <w:proofErr w:type="spellStart"/>
+      <w:r>
+        <w:t>GameMenu</w:t>
+      </w:r>
+      <w:proofErr w:type="spellEnd"/>
+      <w:r>
+        <w:t xml:space="preserve"> – Menu used to display gameplay as well as pause menu and information</w:t>
       </w:r>
     </w:p>
     <w:p>
@@ -8043,8 +8552,13 @@
                 <w:tab w:val="center" w:pos="4513"/>
               </w:tabs>
             </w:pPr>
-            <w:r>
-              <w:t>Arraylist&lt;Ant&gt;</w:t>
+            <w:proofErr w:type="spellStart"/>
+            <w:r>
+              <w:t>Arraylist</w:t>
+            </w:r>
+            <w:proofErr w:type="spellEnd"/>
+            <w:r>
+              <w:t>&lt;Ant&gt;</w:t>
             </w:r>
           </w:p>
         </w:tc>
@@ -8090,23 +8604,30 @@
                 <w:tab w:val="center" w:pos="4513"/>
               </w:tabs>
             </w:pPr>
+            <w:proofErr w:type="spellStart"/>
             <w:r>
               <w:t>newants</w:t>
             </w:r>
-          </w:p>
-        </w:tc>
-        <w:tc>
-          <w:tcPr>
-            <w:tcW w:w="2254" w:type="dxa"/>
-          </w:tcPr>
-          <w:p>
-            <w:pPr>
-              <w:tabs>
-                <w:tab w:val="center" w:pos="4513"/>
-              </w:tabs>
-            </w:pPr>
-            <w:r>
-              <w:t>Arraylist&lt;Ant&gt;</w:t>
+            <w:proofErr w:type="spellEnd"/>
+          </w:p>
+        </w:tc>
+        <w:tc>
+          <w:tcPr>
+            <w:tcW w:w="2254" w:type="dxa"/>
+          </w:tcPr>
+          <w:p>
+            <w:pPr>
+              <w:tabs>
+                <w:tab w:val="center" w:pos="4513"/>
+              </w:tabs>
+            </w:pPr>
+            <w:proofErr w:type="spellStart"/>
+            <w:r>
+              <w:t>Arraylist</w:t>
+            </w:r>
+            <w:proofErr w:type="spellEnd"/>
+            <w:r>
+              <w:t>&lt;Ant&gt;</w:t>
             </w:r>
           </w:p>
         </w:tc>
@@ -8167,24 +8688,28 @@
                 <w:tab w:val="center" w:pos="4513"/>
               </w:tabs>
             </w:pPr>
+            <w:proofErr w:type="spellStart"/>
             <w:r>
               <w:t>GameplayGrid</w:t>
             </w:r>
-          </w:p>
-        </w:tc>
-        <w:tc>
-          <w:tcPr>
-            <w:tcW w:w="2254" w:type="dxa"/>
-          </w:tcPr>
-          <w:p>
-            <w:pPr>
-              <w:tabs>
-                <w:tab w:val="center" w:pos="4513"/>
-              </w:tabs>
-            </w:pPr>
+            <w:proofErr w:type="spellEnd"/>
+          </w:p>
+        </w:tc>
+        <w:tc>
+          <w:tcPr>
+            <w:tcW w:w="2254" w:type="dxa"/>
+          </w:tcPr>
+          <w:p>
+            <w:pPr>
+              <w:tabs>
+                <w:tab w:val="center" w:pos="4513"/>
+              </w:tabs>
+            </w:pPr>
+            <w:proofErr w:type="spellStart"/>
             <w:r>
               <w:t>GameplayGrid</w:t>
             </w:r>
+            <w:proofErr w:type="spellEnd"/>
           </w:p>
         </w:tc>
         <w:tc>
@@ -8276,9 +8801,11 @@
                 <w:tab w:val="center" w:pos="4513"/>
               </w:tabs>
             </w:pPr>
+            <w:proofErr w:type="spellStart"/>
             <w:r>
               <w:t>mainAnt</w:t>
             </w:r>
+            <w:proofErr w:type="spellEnd"/>
           </w:p>
         </w:tc>
         <w:tc>
@@ -8541,7 +9068,15 @@
               </w:tabs>
             </w:pPr>
             <w:r>
-              <w:t>(Only PlayerAnt)</w:t>
+              <w:t xml:space="preserve">(Only </w:t>
+            </w:r>
+            <w:proofErr w:type="spellStart"/>
+            <w:r>
+              <w:t>PlayerAnt</w:t>
+            </w:r>
+            <w:proofErr w:type="spellEnd"/>
+            <w:r>
+              <w:t>)</w:t>
             </w:r>
           </w:p>
         </w:tc>
@@ -8617,38 +9152,63 @@
                 <w:tab w:val="center" w:pos="4513"/>
               </w:tabs>
             </w:pPr>
+            <w:proofErr w:type="spellStart"/>
             <w:r>
               <w:t>GameMenu</w:t>
             </w:r>
-          </w:p>
-        </w:tc>
-        <w:tc>
-          <w:tcPr>
-            <w:tcW w:w="2254" w:type="dxa"/>
-          </w:tcPr>
-          <w:p>
-            <w:pPr>
-              <w:tabs>
-                <w:tab w:val="center" w:pos="4513"/>
-              </w:tabs>
-            </w:pPr>
+            <w:proofErr w:type="spellEnd"/>
+          </w:p>
+        </w:tc>
+        <w:tc>
+          <w:tcPr>
+            <w:tcW w:w="2254" w:type="dxa"/>
+          </w:tcPr>
+          <w:p>
+            <w:pPr>
+              <w:tabs>
+                <w:tab w:val="center" w:pos="4513"/>
+              </w:tabs>
+            </w:pPr>
+            <w:proofErr w:type="spellStart"/>
             <w:r>
               <w:t>GameMenu</w:t>
             </w:r>
-          </w:p>
-        </w:tc>
-        <w:tc>
-          <w:tcPr>
-            <w:tcW w:w="2254" w:type="dxa"/>
-          </w:tcPr>
-          <w:p>
-            <w:pPr>
-              <w:tabs>
-                <w:tab w:val="center" w:pos="4513"/>
-              </w:tabs>
-            </w:pPr>
-            <w:r>
-              <w:t>The GameMenu – needed to use methods such as addAnt() to keep track of all ants.</w:t>
+            <w:proofErr w:type="spellEnd"/>
+          </w:p>
+        </w:tc>
+        <w:tc>
+          <w:tcPr>
+            <w:tcW w:w="2254" w:type="dxa"/>
+          </w:tcPr>
+          <w:p>
+            <w:pPr>
+              <w:tabs>
+                <w:tab w:val="center" w:pos="4513"/>
+              </w:tabs>
+            </w:pPr>
+            <w:r>
+              <w:t xml:space="preserve">The </w:t>
+            </w:r>
+            <w:proofErr w:type="spellStart"/>
+            <w:r>
+              <w:t>GameMenu</w:t>
+            </w:r>
+            <w:proofErr w:type="spellEnd"/>
+            <w:r>
+              <w:t xml:space="preserve"> – needed to use methods such as </w:t>
+            </w:r>
+            <w:proofErr w:type="spellStart"/>
+            <w:proofErr w:type="gramStart"/>
+            <w:r>
+              <w:t>addAnt</w:t>
+            </w:r>
+            <w:proofErr w:type="spellEnd"/>
+            <w:r>
+              <w:t>(</w:t>
+            </w:r>
+            <w:proofErr w:type="gramEnd"/>
+            <w:r>
+              <w:t>) to keep track of all ants.</w:t>
             </w:r>
           </w:p>
         </w:tc>
@@ -8679,24 +9239,28 @@
                 <w:tab w:val="center" w:pos="4513"/>
               </w:tabs>
             </w:pPr>
+            <w:proofErr w:type="spellStart"/>
             <w:r>
               <w:t>GameplayGrid</w:t>
             </w:r>
-          </w:p>
-        </w:tc>
-        <w:tc>
-          <w:tcPr>
-            <w:tcW w:w="2254" w:type="dxa"/>
-          </w:tcPr>
-          <w:p>
-            <w:pPr>
-              <w:tabs>
-                <w:tab w:val="center" w:pos="4513"/>
-              </w:tabs>
-            </w:pPr>
+            <w:proofErr w:type="spellEnd"/>
+          </w:p>
+        </w:tc>
+        <w:tc>
+          <w:tcPr>
+            <w:tcW w:w="2254" w:type="dxa"/>
+          </w:tcPr>
+          <w:p>
+            <w:pPr>
+              <w:tabs>
+                <w:tab w:val="center" w:pos="4513"/>
+              </w:tabs>
+            </w:pPr>
+            <w:proofErr w:type="spellStart"/>
             <w:r>
               <w:t>GameplayGrid</w:t>
             </w:r>
+            <w:proofErr w:type="spellEnd"/>
           </w:p>
         </w:tc>
         <w:tc>
@@ -8990,9 +9554,11 @@
                 <w:tab w:val="center" w:pos="4513"/>
               </w:tabs>
             </w:pPr>
+            <w:proofErr w:type="spellStart"/>
             <w:r>
               <w:t>ImageIcon</w:t>
             </w:r>
+            <w:proofErr w:type="spellEnd"/>
           </w:p>
         </w:tc>
         <w:tc>
@@ -9023,7 +9589,15 @@
               </w:tabs>
             </w:pPr>
             <w:r>
-              <w:t>new ImageIcon(file)</w:t>
+              <w:t xml:space="preserve">new </w:t>
+            </w:r>
+            <w:proofErr w:type="spellStart"/>
+            <w:r>
+              <w:t>ImageIcon</w:t>
+            </w:r>
+            <w:proofErr w:type="spellEnd"/>
+            <w:r>
+              <w:t>(file)</w:t>
             </w:r>
           </w:p>
           <w:p>
@@ -9049,9 +9623,11 @@
                 <w:tab w:val="center" w:pos="4513"/>
               </w:tabs>
             </w:pPr>
+            <w:proofErr w:type="spellStart"/>
             <w:r>
               <w:t>PheromoneTopRight</w:t>
             </w:r>
+            <w:proofErr w:type="spellEnd"/>
           </w:p>
           <w:p>
             <w:pPr>
@@ -9069,39 +9645,47 @@
                 <w:tab w:val="center" w:pos="4513"/>
               </w:tabs>
             </w:pPr>
+            <w:proofErr w:type="spellStart"/>
             <w:r>
               <w:t>PheromoneTopLeft</w:t>
             </w:r>
-          </w:p>
-          <w:p>
-            <w:pPr>
-              <w:tabs>
-                <w:tab w:val="center" w:pos="4513"/>
-              </w:tabs>
-            </w:pPr>
+            <w:proofErr w:type="spellEnd"/>
+          </w:p>
+          <w:p>
+            <w:pPr>
+              <w:tabs>
+                <w:tab w:val="center" w:pos="4513"/>
+              </w:tabs>
+            </w:pPr>
+            <w:proofErr w:type="spellStart"/>
             <w:r>
               <w:t>PheromoneBottomRight</w:t>
             </w:r>
-          </w:p>
-          <w:p>
-            <w:pPr>
-              <w:tabs>
-                <w:tab w:val="center" w:pos="4513"/>
-              </w:tabs>
-            </w:pPr>
+            <w:proofErr w:type="spellEnd"/>
+          </w:p>
+          <w:p>
+            <w:pPr>
+              <w:tabs>
+                <w:tab w:val="center" w:pos="4513"/>
+              </w:tabs>
+            </w:pPr>
+            <w:proofErr w:type="spellStart"/>
             <w:r>
               <w:t>PheromoneHorizontal</w:t>
             </w:r>
-          </w:p>
-          <w:p>
-            <w:pPr>
-              <w:tabs>
-                <w:tab w:val="center" w:pos="4513"/>
-              </w:tabs>
-            </w:pPr>
+            <w:proofErr w:type="spellEnd"/>
+          </w:p>
+          <w:p>
+            <w:pPr>
+              <w:tabs>
+                <w:tab w:val="center" w:pos="4513"/>
+              </w:tabs>
+            </w:pPr>
+            <w:proofErr w:type="spellStart"/>
             <w:r>
               <w:t>PheromoneBottomLeft</w:t>
             </w:r>
+            <w:proofErr w:type="spellEnd"/>
           </w:p>
         </w:tc>
         <w:tc>
@@ -9517,7 +10101,15 @@
         </w:tabs>
       </w:pPr>
       <w:r>
-        <w:t>Encountered an error trying to add an image to a JPanel.</w:t>
+        <w:t xml:space="preserve">Encountered an error trying to add an image to a </w:t>
+      </w:r>
+      <w:proofErr w:type="spellStart"/>
+      <w:r>
+        <w:t>JPanel</w:t>
+      </w:r>
+      <w:proofErr w:type="spellEnd"/>
+      <w:r>
+        <w:t>.</w:t>
       </w:r>
     </w:p>
     <w:p>
@@ -9530,11 +10122,29 @@
         <w:t xml:space="preserve">Fixed by switching its layout manager to </w:t>
       </w:r>
       <w:r>
-        <w:t>a FlowLayout</w:t>
-      </w:r>
-      <w:r>
-        <w:t>, since java swing did not know which LayoutManager to use for the JPanel</w:t>
-      </w:r>
+        <w:t xml:space="preserve">a </w:t>
+      </w:r>
+      <w:proofErr w:type="spellStart"/>
+      <w:r>
+        <w:t>FlowLayout</w:t>
+      </w:r>
+      <w:proofErr w:type="spellEnd"/>
+      <w:r>
+        <w:t xml:space="preserve">, since java swing did not know which </w:t>
+      </w:r>
+      <w:proofErr w:type="spellStart"/>
+      <w:r>
+        <w:t>LayoutManager</w:t>
+      </w:r>
+      <w:proofErr w:type="spellEnd"/>
+      <w:r>
+        <w:t xml:space="preserve"> to use for the </w:t>
+      </w:r>
+      <w:proofErr w:type="spellStart"/>
+      <w:r>
+        <w:t>JPanel</w:t>
+      </w:r>
+      <w:proofErr w:type="spellEnd"/>
     </w:p>
     <w:p>
       <w:pPr>
@@ -9807,7 +10417,17 @@
         <w:t>int difficulty</w:t>
       </w:r>
       <w:r>
-        <w:t xml:space="preserve"> = game.getDifficulty()</w:t>
+        <w:t xml:space="preserve"> = </w:t>
+      </w:r>
+      <w:proofErr w:type="spellStart"/>
+      <w:proofErr w:type="gramStart"/>
+      <w:r>
+        <w:t>game.getDifficulty</w:t>
+      </w:r>
+      <w:proofErr w:type="spellEnd"/>
+      <w:proofErr w:type="gramEnd"/>
+      <w:r>
+        <w:t>()</w:t>
       </w:r>
     </w:p>
     <w:p>
@@ -9820,7 +10440,17 @@
         <w:t>int mode</w:t>
       </w:r>
       <w:r>
-        <w:t xml:space="preserve"> = game.getMode()</w:t>
+        <w:t xml:space="preserve"> = </w:t>
+      </w:r>
+      <w:proofErr w:type="spellStart"/>
+      <w:proofErr w:type="gramStart"/>
+      <w:r>
+        <w:t>game.getMode</w:t>
+      </w:r>
+      <w:proofErr w:type="spellEnd"/>
+      <w:proofErr w:type="gramEnd"/>
+      <w:r>
+        <w:t>()</w:t>
       </w:r>
     </w:p>
     <w:p>
@@ -9833,7 +10463,17 @@
         <w:t>int map</w:t>
       </w:r>
       <w:r>
-        <w:t xml:space="preserve"> = game.getMap()</w:t>
+        <w:t xml:space="preserve"> = </w:t>
+      </w:r>
+      <w:proofErr w:type="spellStart"/>
+      <w:proofErr w:type="gramStart"/>
+      <w:r>
+        <w:t>game.getMap</w:t>
+      </w:r>
+      <w:proofErr w:type="spellEnd"/>
+      <w:proofErr w:type="gramEnd"/>
+      <w:r>
+        <w:t>()</w:t>
       </w:r>
     </w:p>
     <w:p>
@@ -9849,12 +10489,14 @@
           <w:tab w:val="left" w:pos="3240"/>
         </w:tabs>
       </w:pPr>
+      <w:proofErr w:type="spellStart"/>
       <w:r>
         <w:t>Array</w:t>
       </w:r>
       <w:r>
         <w:t>list</w:t>
       </w:r>
+      <w:proofErr w:type="spellEnd"/>
       <w:r>
         <w:t xml:space="preserve"> </w:t>
       </w:r>
@@ -9862,14 +10504,21 @@
         <w:t>A</w:t>
       </w:r>
       <w:r>
-        <w:t>rrows= new Array</w:t>
+        <w:t xml:space="preserve">rrows= new </w:t>
+      </w:r>
+      <w:proofErr w:type="spellStart"/>
+      <w:proofErr w:type="gramStart"/>
+      <w:r>
+        <w:t>Array</w:t>
       </w:r>
       <w:r>
         <w:t>list</w:t>
       </w:r>
+      <w:proofErr w:type="spellEnd"/>
       <w:r>
         <w:t>(</w:t>
       </w:r>
+      <w:proofErr w:type="gramEnd"/>
       <w:r>
         <w:t>Button)</w:t>
       </w:r>
@@ -9890,8 +10539,13 @@
           <w:tab w:val="left" w:pos="3240"/>
         </w:tabs>
       </w:pPr>
-      <w:r>
-        <w:t>difficultyUp =</w:t>
+      <w:proofErr w:type="spellStart"/>
+      <w:r>
+        <w:t>difficultyUp</w:t>
+      </w:r>
+      <w:proofErr w:type="spellEnd"/>
+      <w:r>
+        <w:t xml:space="preserve"> =</w:t>
       </w:r>
       <w:r>
         <w:t xml:space="preserve"> New</w:t>
@@ -9912,8 +10566,21 @@
           <w:tab w:val="left" w:pos="3240"/>
         </w:tabs>
       </w:pPr>
-      <w:r>
-        <w:t>gameModeUp= New Button(“GameMode”)</w:t>
+      <w:proofErr w:type="spellStart"/>
+      <w:r>
+        <w:t>gameModeUp</w:t>
+      </w:r>
+      <w:proofErr w:type="spellEnd"/>
+      <w:r>
+        <w:t>= New Button(“</w:t>
+      </w:r>
+      <w:proofErr w:type="spellStart"/>
+      <w:r>
+        <w:t>GameMode</w:t>
+      </w:r>
+      <w:proofErr w:type="spellEnd"/>
+      <w:r>
+        <w:t>”)</w:t>
       </w:r>
     </w:p>
     <w:p>
@@ -9922,8 +10589,13 @@
           <w:tab w:val="left" w:pos="3240"/>
         </w:tabs>
       </w:pPr>
-      <w:r>
-        <w:t>mapUp= New Button(“Map”)</w:t>
+      <w:proofErr w:type="spellStart"/>
+      <w:r>
+        <w:t>mapUp</w:t>
+      </w:r>
+      <w:proofErr w:type="spellEnd"/>
+      <w:r>
+        <w:t>= New Button(“Map”)</w:t>
       </w:r>
     </w:p>
     <w:p>
@@ -9932,8 +10604,13 @@
           <w:tab w:val="left" w:pos="3240"/>
         </w:tabs>
       </w:pPr>
-      <w:r>
-        <w:t>difficultyDown=</w:t>
+      <w:proofErr w:type="spellStart"/>
+      <w:r>
+        <w:t>difficultyDown</w:t>
+      </w:r>
+      <w:proofErr w:type="spellEnd"/>
+      <w:r>
+        <w:t>=</w:t>
       </w:r>
       <w:r>
         <w:t xml:space="preserve"> </w:t>
@@ -9948,14 +10625,27 @@
           <w:tab w:val="left" w:pos="3240"/>
         </w:tabs>
       </w:pPr>
-      <w:r>
-        <w:t>gameModeDown=</w:t>
+      <w:proofErr w:type="spellStart"/>
+      <w:r>
+        <w:t>gameModeDown</w:t>
+      </w:r>
+      <w:proofErr w:type="spellEnd"/>
+      <w:r>
+        <w:t>=</w:t>
       </w:r>
       <w:r>
         <w:t xml:space="preserve"> </w:t>
       </w:r>
       <w:r>
-        <w:t>New Button(“GameMode”)</w:t>
+        <w:t>New Button(“</w:t>
+      </w:r>
+      <w:proofErr w:type="spellStart"/>
+      <w:r>
+        <w:t>GameMode</w:t>
+      </w:r>
+      <w:proofErr w:type="spellEnd"/>
+      <w:r>
+        <w:t>”)</w:t>
       </w:r>
     </w:p>
     <w:p>
@@ -9964,8 +10654,13 @@
           <w:tab w:val="left" w:pos="3240"/>
         </w:tabs>
       </w:pPr>
-      <w:r>
-        <w:t>mapDown=</w:t>
+      <w:proofErr w:type="spellStart"/>
+      <w:r>
+        <w:t>mapDown</w:t>
+      </w:r>
+      <w:proofErr w:type="spellEnd"/>
+      <w:r>
+        <w:t>=</w:t>
       </w:r>
       <w:r>
         <w:t xml:space="preserve"> </w:t>
@@ -9981,8 +10676,13 @@
         </w:tabs>
       </w:pPr>
       <w:r>
-        <w:t>//Add arrows to arraylist</w:t>
-      </w:r>
+        <w:t xml:space="preserve">//Add arrows to </w:t>
+      </w:r>
+      <w:proofErr w:type="spellStart"/>
+      <w:r>
+        <w:t>arraylist</w:t>
+      </w:r>
+      <w:proofErr w:type="spellEnd"/>
     </w:p>
     <w:p>
       <w:pPr>
@@ -9990,12 +10690,22 @@
           <w:tab w:val="left" w:pos="3240"/>
         </w:tabs>
       </w:pPr>
-      <w:r>
-        <w:t>Arrows.add difficultyU</w:t>
+      <w:proofErr w:type="spellStart"/>
+      <w:r>
+        <w:t>Arrows.add</w:t>
+      </w:r>
+      <w:proofErr w:type="spellEnd"/>
+      <w:r>
+        <w:t xml:space="preserve"> </w:t>
+      </w:r>
+      <w:proofErr w:type="spellStart"/>
+      <w:r>
+        <w:t>difficultyU</w:t>
       </w:r>
       <w:r>
         <w:t>p</w:t>
       </w:r>
+      <w:proofErr w:type="spellEnd"/>
     </w:p>
     <w:p>
       <w:pPr>
@@ -10003,12 +10713,19 @@
           <w:tab w:val="left" w:pos="3240"/>
         </w:tabs>
       </w:pPr>
-      <w:r>
-        <w:t xml:space="preserve">Arrows.add </w:t>
-      </w:r>
+      <w:proofErr w:type="spellStart"/>
+      <w:r>
+        <w:t>Arrows.add</w:t>
+      </w:r>
+      <w:proofErr w:type="spellEnd"/>
+      <w:r>
+        <w:t xml:space="preserve"> </w:t>
+      </w:r>
+      <w:proofErr w:type="spellStart"/>
       <w:r>
         <w:t>gameModeUp</w:t>
       </w:r>
+      <w:proofErr w:type="spellEnd"/>
     </w:p>
     <w:p>
       <w:pPr>
@@ -10016,12 +10733,19 @@
           <w:tab w:val="left" w:pos="3240"/>
         </w:tabs>
       </w:pPr>
-      <w:r>
-        <w:t xml:space="preserve">Arrows.add </w:t>
-      </w:r>
+      <w:proofErr w:type="spellStart"/>
+      <w:r>
+        <w:t>Arrows.add</w:t>
+      </w:r>
+      <w:proofErr w:type="spellEnd"/>
+      <w:r>
+        <w:t xml:space="preserve"> </w:t>
+      </w:r>
+      <w:proofErr w:type="spellStart"/>
       <w:r>
         <w:t>mapUp</w:t>
       </w:r>
+      <w:proofErr w:type="spellEnd"/>
     </w:p>
     <w:p>
       <w:pPr>
@@ -10029,12 +10753,19 @@
           <w:tab w:val="left" w:pos="3240"/>
         </w:tabs>
       </w:pPr>
-      <w:r>
-        <w:t xml:space="preserve">Arrows.add </w:t>
-      </w:r>
+      <w:proofErr w:type="spellStart"/>
+      <w:r>
+        <w:t>Arrows.add</w:t>
+      </w:r>
+      <w:proofErr w:type="spellEnd"/>
+      <w:r>
+        <w:t xml:space="preserve"> </w:t>
+      </w:r>
+      <w:proofErr w:type="spellStart"/>
       <w:r>
         <w:t>difficultyDown</w:t>
       </w:r>
+      <w:proofErr w:type="spellEnd"/>
     </w:p>
     <w:p>
       <w:pPr>
@@ -10042,12 +10773,19 @@
           <w:tab w:val="left" w:pos="3240"/>
         </w:tabs>
       </w:pPr>
-      <w:r>
-        <w:t xml:space="preserve">Arrows.add </w:t>
-      </w:r>
+      <w:proofErr w:type="spellStart"/>
+      <w:r>
+        <w:t>Arrows.add</w:t>
+      </w:r>
+      <w:proofErr w:type="spellEnd"/>
+      <w:r>
+        <w:t xml:space="preserve"> </w:t>
+      </w:r>
+      <w:proofErr w:type="spellStart"/>
       <w:r>
         <w:t>gameModeDown</w:t>
       </w:r>
+      <w:proofErr w:type="spellEnd"/>
     </w:p>
     <w:p>
       <w:pPr>
@@ -10055,13 +10793,20 @@
           <w:tab w:val="left" w:pos="3240"/>
         </w:tabs>
       </w:pPr>
+      <w:proofErr w:type="spellStart"/>
       <w:r>
         <w:lastRenderedPageBreak/>
-        <w:t xml:space="preserve">Arrows.add </w:t>
-      </w:r>
+        <w:t>Arrows.add</w:t>
+      </w:r>
+      <w:proofErr w:type="spellEnd"/>
+      <w:r>
+        <w:t xml:space="preserve"> </w:t>
+      </w:r>
+      <w:proofErr w:type="spellStart"/>
       <w:r>
         <w:t>mapDown</w:t>
       </w:r>
+      <w:proofErr w:type="spellEnd"/>
     </w:p>
     <w:p>
       <w:pPr>
@@ -10072,8 +10817,13 @@
       <w:r>
         <w:t xml:space="preserve">PROCEDURE </w:t>
       </w:r>
-      <w:r>
-        <w:t>update():</w:t>
+      <w:proofErr w:type="gramStart"/>
+      <w:r>
+        <w:t>update(</w:t>
+      </w:r>
+      <w:proofErr w:type="gramEnd"/>
+      <w:r>
+        <w:t>):</w:t>
       </w:r>
     </w:p>
     <w:p>
@@ -10083,7 +10833,15 @@
         </w:tabs>
       </w:pPr>
       <w:r>
-        <w:t>//Set all arrows to black, then set any arrows at their extreme values to gray.</w:t>
+        <w:t xml:space="preserve">//Set all arrows to black, then set any arrows at their extreme values to </w:t>
+      </w:r>
+      <w:proofErr w:type="spellStart"/>
+      <w:r>
+        <w:t>gray</w:t>
+      </w:r>
+      <w:proofErr w:type="spellEnd"/>
+      <w:r>
+        <w:t>.</w:t>
       </w:r>
     </w:p>
     <w:p>
@@ -10111,11 +10869,18 @@
           <w:tab w:val="left" w:pos="3240"/>
         </w:tabs>
       </w:pPr>
+      <w:proofErr w:type="spellStart"/>
+      <w:proofErr w:type="gramStart"/>
       <w:r>
         <w:t>b</w:t>
       </w:r>
       <w:r>
-        <w:t>utton.setGray(false)</w:t>
+        <w:t>utton.setGray</w:t>
+      </w:r>
+      <w:proofErr w:type="spellEnd"/>
+      <w:proofErr w:type="gramEnd"/>
+      <w:r>
+        <w:t>(false)</w:t>
       </w:r>
     </w:p>
     <w:p>
@@ -10135,10 +10900,23 @@
         </w:tabs>
       </w:pPr>
       <w:r>
-        <w:t>if(difficulty=9):difficulty</w:t>
-      </w:r>
-      <w:r>
-        <w:t>Up.setGray(true)</w:t>
+        <w:t>if(difficulty=9</w:t>
+      </w:r>
+      <w:proofErr w:type="gramStart"/>
+      <w:r>
+        <w:t>):</w:t>
+      </w:r>
+      <w:proofErr w:type="spellStart"/>
+      <w:r>
+        <w:t>difficulty</w:t>
+      </w:r>
+      <w:r>
+        <w:t>Up.setGray</w:t>
+      </w:r>
+      <w:proofErr w:type="spellEnd"/>
+      <w:proofErr w:type="gramEnd"/>
+      <w:r>
+        <w:t>(true)</w:t>
       </w:r>
     </w:p>
     <w:p>
@@ -10148,7 +10926,15 @@
         </w:tabs>
       </w:pPr>
       <w:r>
-        <w:t>if(difficulty=0): difficultyDown.setGray(true)</w:t>
+        <w:t xml:space="preserve">if(difficulty=0): </w:t>
+      </w:r>
+      <w:proofErr w:type="spellStart"/>
+      <w:r>
+        <w:t>difficultyDown.setGray</w:t>
+      </w:r>
+      <w:proofErr w:type="spellEnd"/>
+      <w:r>
+        <w:t>(true)</w:t>
       </w:r>
     </w:p>
     <w:p>
@@ -10158,7 +10944,15 @@
         </w:tabs>
       </w:pPr>
       <w:r>
-        <w:t>if(map=2): mapUp.setGray(true)</w:t>
+        <w:t xml:space="preserve">if(map=2): </w:t>
+      </w:r>
+      <w:proofErr w:type="spellStart"/>
+      <w:r>
+        <w:t>mapUp.setGray</w:t>
+      </w:r>
+      <w:proofErr w:type="spellEnd"/>
+      <w:r>
+        <w:t>(true)</w:t>
       </w:r>
     </w:p>
     <w:p>
@@ -10168,7 +10962,15 @@
         </w:tabs>
       </w:pPr>
       <w:r>
-        <w:t>if(map=0): mapDown.setGray(true)</w:t>
+        <w:t xml:space="preserve">if(map=0): </w:t>
+      </w:r>
+      <w:proofErr w:type="spellStart"/>
+      <w:r>
+        <w:t>mapDown.setGray</w:t>
+      </w:r>
+      <w:proofErr w:type="spellEnd"/>
+      <w:r>
+        <w:t>(true)</w:t>
       </w:r>
     </w:p>
     <w:p>
@@ -10181,7 +10983,20 @@
         <w:t>if(mode=</w:t>
       </w:r>
       <w:r>
-        <w:t>2):gameModeUp.setGray(true)</w:t>
+        <w:t>2</w:t>
+      </w:r>
+      <w:proofErr w:type="gramStart"/>
+      <w:r>
+        <w:t>):</w:t>
+      </w:r>
+      <w:proofErr w:type="spellStart"/>
+      <w:r>
+        <w:t>gameModeUp.setGray</w:t>
+      </w:r>
+      <w:proofErr w:type="spellEnd"/>
+      <w:proofErr w:type="gramEnd"/>
+      <w:r>
+        <w:t>(true)</w:t>
       </w:r>
     </w:p>
     <w:p>
@@ -10191,7 +11006,20 @@
         </w:tabs>
       </w:pPr>
       <w:r>
-        <w:t>if(mode=0):gameModeDown.setGray(true)</w:t>
+        <w:t>if(mode=0</w:t>
+      </w:r>
+      <w:proofErr w:type="gramStart"/>
+      <w:r>
+        <w:t>):</w:t>
+      </w:r>
+      <w:proofErr w:type="spellStart"/>
+      <w:r>
+        <w:t>gameModeDown.setGray</w:t>
+      </w:r>
+      <w:proofErr w:type="spellEnd"/>
+      <w:proofErr w:type="gramEnd"/>
+      <w:r>
+        <w:t>(true)</w:t>
       </w:r>
     </w:p>
     <w:p>
@@ -10304,7 +11132,15 @@
         </w:tabs>
       </w:pPr>
       <w:r>
-        <w:t>This was fixed by passing the game as a parameter to the settingsMenu constructor</w:t>
+        <w:t xml:space="preserve">This was fixed by passing the game as a parameter to the </w:t>
+      </w:r>
+      <w:proofErr w:type="spellStart"/>
+      <w:r>
+        <w:t>settingsMenu</w:t>
+      </w:r>
+      <w:proofErr w:type="spellEnd"/>
+      <w:r>
+        <w:t xml:space="preserve"> constructor</w:t>
       </w:r>
       <w:r>
         <w:t xml:space="preserve"> rather than accessing it from a static context</w:t>
@@ -10542,7 +11378,15 @@
               </w:tabs>
             </w:pPr>
             <w:r>
-              <w:t>The value is changed and the new result is displayed to the user</w:t>
+              <w:t xml:space="preserve">The value is </w:t>
+            </w:r>
+            <w:proofErr w:type="gramStart"/>
+            <w:r>
+              <w:t>changed</w:t>
+            </w:r>
+            <w:proofErr w:type="gramEnd"/>
+            <w:r>
+              <w:t xml:space="preserve"> and the new result is displayed to the user</w:t>
             </w:r>
           </w:p>
         </w:tc>
@@ -10604,7 +11448,23 @@
               </w:tabs>
             </w:pPr>
             <w:r>
-              <w:t xml:space="preserve">The setting should reach a final state and the arrow will be grayed out </w:t>
+              <w:t xml:space="preserve">The setting should reach a final </w:t>
+            </w:r>
+            <w:proofErr w:type="gramStart"/>
+            <w:r>
+              <w:t>state</w:t>
+            </w:r>
+            <w:proofErr w:type="gramEnd"/>
+            <w:r>
+              <w:t xml:space="preserve"> and the arrow will be </w:t>
+            </w:r>
+            <w:proofErr w:type="spellStart"/>
+            <w:r>
+              <w:t>grayed</w:t>
+            </w:r>
+            <w:proofErr w:type="spellEnd"/>
+            <w:r>
+              <w:t xml:space="preserve"> out </w:t>
             </w:r>
           </w:p>
         </w:tc>
@@ -10635,7 +11495,15 @@
               </w:tabs>
             </w:pPr>
             <w:r>
-              <w:t>The arrow turns gray at the limiting value, and reverts to black when the setting is changed back</w:t>
+              <w:t xml:space="preserve">The arrow turns </w:t>
+            </w:r>
+            <w:proofErr w:type="spellStart"/>
+            <w:r>
+              <w:t>gray</w:t>
+            </w:r>
+            <w:proofErr w:type="spellEnd"/>
+            <w:r>
+              <w:t xml:space="preserve"> at the limiting value, and reverts to black when the setting is changed back</w:t>
             </w:r>
           </w:p>
         </w:tc>
@@ -10675,7 +11543,15 @@
         <w:t>brown colour for the background to look like dirt</w:t>
       </w:r>
       <w:r>
-        <w:t>, specified with the rgb values: 150,75,0</w:t>
+        <w:t xml:space="preserve">, specified with the </w:t>
+      </w:r>
+      <w:proofErr w:type="spellStart"/>
+      <w:r>
+        <w:t>rgb</w:t>
+      </w:r>
+      <w:proofErr w:type="spellEnd"/>
+      <w:r>
+        <w:t xml:space="preserve"> values: 150,75,0</w:t>
       </w:r>
       <w:r>
         <w:t xml:space="preserve">. This seemed like a relatively dull colour, that would not be stressful on the eyes to look at, and would allow other tiles to stand out. </w:t>
@@ -10796,10 +11672,42 @@
         </w:tabs>
       </w:pPr>
       <w:r>
-        <w:t>Initialising the gamePlay grid as 10x10</w:t>
-      </w:r>
-      <w:r>
-        <w:t>. An arraylist is used to store tiles. I did not use a 2d array, as there are likely to be a large number of rows, so it may be more efficient to avoid instantiating and accessing an array for each row individually. All rows will have the same number of tiles, therefore a dynamic implementation is not needed for each one.</w:t>
+        <w:t xml:space="preserve">Initialising the </w:t>
+      </w:r>
+      <w:proofErr w:type="spellStart"/>
+      <w:r>
+        <w:t>gamePlay</w:t>
+      </w:r>
+      <w:proofErr w:type="spellEnd"/>
+      <w:r>
+        <w:t xml:space="preserve"> grid as 10x10</w:t>
+      </w:r>
+      <w:r>
+        <w:t xml:space="preserve">. An </w:t>
+      </w:r>
+      <w:proofErr w:type="spellStart"/>
+      <w:r>
+        <w:t>arraylist</w:t>
+      </w:r>
+      <w:proofErr w:type="spellEnd"/>
+      <w:r>
+        <w:t xml:space="preserve"> is used to store tiles. I did not use a 2d array, as there are likely to be </w:t>
+      </w:r>
+      <w:proofErr w:type="gramStart"/>
+      <w:r>
+        <w:t>a large number of</w:t>
+      </w:r>
+      <w:proofErr w:type="gramEnd"/>
+      <w:r>
+        <w:t xml:space="preserve"> rows, so it may be more efficient to avoid instantiating and accessing an array for each row individually. All rows will have the same number of </w:t>
+      </w:r>
+      <w:proofErr w:type="gramStart"/>
+      <w:r>
+        <w:t>tiles,</w:t>
+      </w:r>
+      <w:proofErr w:type="gramEnd"/>
+      <w:r>
+        <w:t xml:space="preserve"> therefore a dynamic implementation is not needed for each one.</w:t>
       </w:r>
       <w:r>
         <w:rPr>
@@ -10852,7 +11760,15 @@
         <w:t>I created a class for each type of tile that the game will use: Ants, food, pheromones and empty tiles.</w:t>
       </w:r>
       <w:r>
-        <w:t xml:space="preserve"> I used premade assets from google images, and edited the background colours to match the empty tile colour. Each image was then scaled to the same size of 50x50 pixels</w:t>
+        <w:t xml:space="preserve"> I used premade assets from google </w:t>
+      </w:r>
+      <w:proofErr w:type="gramStart"/>
+      <w:r>
+        <w:t>images, and</w:t>
+      </w:r>
+      <w:proofErr w:type="gramEnd"/>
+      <w:r>
+        <w:t xml:space="preserve"> edited the background colours to match the empty tile colour. Each image was then scaled to the same size of 50x50 pixels</w:t>
       </w:r>
     </w:p>
     <w:p>
@@ -11561,7 +12477,15 @@
         </w:tabs>
       </w:pPr>
       <w:r>
-        <w:t>20x20 tiles was the maximum size that could fit on fullScreen, as it is 1000 pixels tall, with most monitors being around this height.</w:t>
+        <w:t xml:space="preserve">20x20 tiles was the maximum size that could fit on </w:t>
+      </w:r>
+      <w:proofErr w:type="spellStart"/>
+      <w:r>
+        <w:t>fullScreen</w:t>
+      </w:r>
+      <w:proofErr w:type="spellEnd"/>
+      <w:r>
+        <w:t>, as it is 1000 pixels tall, with most monitors being around this height.</w:t>
       </w:r>
     </w:p>
     <w:p>
@@ -11619,7 +12543,15 @@
         </w:tabs>
       </w:pPr>
       <w:r>
-        <w:t xml:space="preserve">The movement now works as intended, but throws an error when trying to move past the top left corner. </w:t>
+        <w:t xml:space="preserve">The movement now works as </w:t>
+      </w:r>
+      <w:proofErr w:type="gramStart"/>
+      <w:r>
+        <w:t>intended, but</w:t>
+      </w:r>
+      <w:proofErr w:type="gramEnd"/>
+      <w:r>
+        <w:t xml:space="preserve"> throws an error when trying to move past the top left corner. </w:t>
       </w:r>
     </w:p>
     <w:p>
@@ -11676,7 +12608,20 @@
         </w:tabs>
       </w:pPr>
       <w:r>
-        <w:t>This was fixed by adding a try catch loop to the getTile() function</w:t>
+        <w:t xml:space="preserve">This was fixed by adding a try catch loop to the </w:t>
+      </w:r>
+      <w:proofErr w:type="spellStart"/>
+      <w:proofErr w:type="gramStart"/>
+      <w:r>
+        <w:t>getTile</w:t>
+      </w:r>
+      <w:proofErr w:type="spellEnd"/>
+      <w:r>
+        <w:t>(</w:t>
+      </w:r>
+      <w:proofErr w:type="gramEnd"/>
+      <w:r>
+        <w:t>) function</w:t>
       </w:r>
     </w:p>
     <w:p>
@@ -12065,7 +13010,15 @@
         <w:t>A while(true) loop is used so that it will continue to run until the game is stopped</w:t>
       </w:r>
       <w:r>
-        <w:t>, and the current time is checked so that the tick rate is capped at 100 ms/tick</w:t>
+        <w:t xml:space="preserve">, and the current time is checked so that the tick rate is capped at 100 </w:t>
+      </w:r>
+      <w:proofErr w:type="spellStart"/>
+      <w:r>
+        <w:t>ms</w:t>
+      </w:r>
+      <w:proofErr w:type="spellEnd"/>
+      <w:r>
+        <w:t>/tick</w:t>
       </w:r>
       <w:r>
         <w:t xml:space="preserve"> </w:t>
@@ -12080,8 +13033,18 @@
           <w:tab w:val="center" w:pos="4513"/>
         </w:tabs>
       </w:pPr>
-      <w:r>
-        <w:t>addRandomFood() method:</w:t>
+      <w:proofErr w:type="spellStart"/>
+      <w:proofErr w:type="gramStart"/>
+      <w:r>
+        <w:t>addRandomFood</w:t>
+      </w:r>
+      <w:proofErr w:type="spellEnd"/>
+      <w:r>
+        <w:t>(</w:t>
+      </w:r>
+      <w:proofErr w:type="gramEnd"/>
+      <w:r>
+        <w:t>) method:</w:t>
       </w:r>
     </w:p>
     <w:p>
@@ -12159,27 +13122,59 @@
         <w:t>empty</w:t>
       </w:r>
       <w:r>
-        <w:t xml:space="preserve"> tile will take 5000 method calls to be replaced by a food tile at the highest difficulty(9), and only 500 calls at the lowest difficulty(0).</w:t>
-      </w:r>
-    </w:p>
-    <w:p>
-      <w:pPr>
-        <w:tabs>
-          <w:tab w:val="center" w:pos="4513"/>
-        </w:tabs>
-      </w:pPr>
-      <w:r>
-        <w:t>Since each tick is 100 ms, this means that it will take from 50 seconds to 500 seconds on average for an empty tile to generate food, depending on the difficulty as I believe this is a balanced spawning rate.</w:t>
-      </w:r>
-    </w:p>
-    <w:p>
-      <w:pPr>
-        <w:tabs>
-          <w:tab w:val="center" w:pos="4513"/>
-        </w:tabs>
-      </w:pPr>
-      <w:r>
-        <w:t>Only empty tiles can be replaced with food, any other tiles will be left the same as before.</w:t>
+        <w:t xml:space="preserve"> tile will take 5000 method calls to be replaced by a food tile at the highest </w:t>
+      </w:r>
+      <w:proofErr w:type="gramStart"/>
+      <w:r>
+        <w:t>difficulty(</w:t>
+      </w:r>
+      <w:proofErr w:type="gramEnd"/>
+      <w:r>
+        <w:t xml:space="preserve">9), and only 500 calls at the lowest </w:t>
+      </w:r>
+      <w:proofErr w:type="gramStart"/>
+      <w:r>
+        <w:t>difficulty(</w:t>
+      </w:r>
+      <w:proofErr w:type="gramEnd"/>
+      <w:r>
+        <w:t>0).</w:t>
+      </w:r>
+    </w:p>
+    <w:p>
+      <w:pPr>
+        <w:tabs>
+          <w:tab w:val="center" w:pos="4513"/>
+        </w:tabs>
+      </w:pPr>
+      <w:r>
+        <w:t xml:space="preserve">Since each tick is 100 </w:t>
+      </w:r>
+      <w:proofErr w:type="spellStart"/>
+      <w:r>
+        <w:t>ms</w:t>
+      </w:r>
+      <w:proofErr w:type="spellEnd"/>
+      <w:r>
+        <w:t>, this means that it will take from 50 seconds to 500 seconds on average for an empty tile to generate food, depending on the difficulty as I believe this is a balanced spawning rate.</w:t>
+      </w:r>
+    </w:p>
+    <w:p>
+      <w:pPr>
+        <w:tabs>
+          <w:tab w:val="center" w:pos="4513"/>
+        </w:tabs>
+      </w:pPr>
+      <w:r>
+        <w:t xml:space="preserve">Only empty tiles can be replaced with </w:t>
+      </w:r>
+      <w:proofErr w:type="gramStart"/>
+      <w:r>
+        <w:t>food,</w:t>
+      </w:r>
+      <w:proofErr w:type="gramEnd"/>
+      <w:r>
+        <w:t xml:space="preserve"> any other tiles will be left the same as before.</w:t>
       </w:r>
     </w:p>
     <w:p>
@@ -12209,7 +13204,15 @@
         <w:t>I added a Boolean to the Game class to store whether it is paused, with a getter and setter method</w:t>
       </w:r>
       <w:r>
-        <w:t>, so that I could access this information from the gameMenu class, where the logic of the game is located.</w:t>
+        <w:t xml:space="preserve">, so that I could access this information from the </w:t>
+      </w:r>
+      <w:proofErr w:type="spellStart"/>
+      <w:r>
+        <w:t>gameMenu</w:t>
+      </w:r>
+      <w:proofErr w:type="spellEnd"/>
+      <w:r>
+        <w:t xml:space="preserve"> class, where the logic of the game is located.</w:t>
       </w:r>
     </w:p>
     <w:p>
@@ -12545,6 +13548,9 @@
         </w:tabs>
       </w:pPr>
       <w:r>
+        <w:rPr>
+          <w:noProof/>
+        </w:rPr>
         <w:drawing>
           <wp:inline distT="0" distB="0" distL="0" distR="0" wp14:anchorId="7E4EB37F" wp14:editId="391CB0E9">
             <wp:extent cx="476250" cy="476250"/>
@@ -12629,48 +13635,88 @@
         </w:tabs>
       </w:pPr>
       <w:r>
-        <w:t>Int directionMoved</w:t>
-      </w:r>
-    </w:p>
-    <w:p>
-      <w:pPr>
-        <w:tabs>
-          <w:tab w:val="center" w:pos="4513"/>
-        </w:tabs>
-      </w:pPr>
-      <w:r>
-        <w:t>Int previousDirection</w:t>
-      </w:r>
-    </w:p>
-    <w:p>
-      <w:pPr>
-        <w:tabs>
-          <w:tab w:val="center" w:pos="4513"/>
-        </w:tabs>
-      </w:pPr>
-      <w:r>
-        <w:t>Boolean leaveTrail</w:t>
-      </w:r>
-    </w:p>
-    <w:p>
-      <w:pPr>
-        <w:tabs>
-          <w:tab w:val="center" w:pos="4513"/>
-        </w:tabs>
-      </w:pPr>
-      <w:r>
-        <w:t>IF(spacePressed())</w:t>
-      </w:r>
-    </w:p>
-    <w:p>
-      <w:pPr>
-        <w:tabs>
-          <w:tab w:val="center" w:pos="4513"/>
-        </w:tabs>
-      </w:pPr>
-      <w:r>
-        <w:t>leaveTrail=!leaveTrail</w:t>
-      </w:r>
+        <w:t xml:space="preserve">Int </w:t>
+      </w:r>
+      <w:proofErr w:type="spellStart"/>
+      <w:r>
+        <w:t>directionMoved</w:t>
+      </w:r>
+      <w:proofErr w:type="spellEnd"/>
+    </w:p>
+    <w:p>
+      <w:pPr>
+        <w:tabs>
+          <w:tab w:val="center" w:pos="4513"/>
+        </w:tabs>
+      </w:pPr>
+      <w:r>
+        <w:t xml:space="preserve">Int </w:t>
+      </w:r>
+      <w:proofErr w:type="spellStart"/>
+      <w:r>
+        <w:t>previousDirection</w:t>
+      </w:r>
+      <w:proofErr w:type="spellEnd"/>
+    </w:p>
+    <w:p>
+      <w:pPr>
+        <w:tabs>
+          <w:tab w:val="center" w:pos="4513"/>
+        </w:tabs>
+      </w:pPr>
+      <w:r>
+        <w:t xml:space="preserve">Boolean </w:t>
+      </w:r>
+      <w:proofErr w:type="spellStart"/>
+      <w:r>
+        <w:t>leaveTrail</w:t>
+      </w:r>
+      <w:proofErr w:type="spellEnd"/>
+    </w:p>
+    <w:p>
+      <w:pPr>
+        <w:tabs>
+          <w:tab w:val="center" w:pos="4513"/>
+        </w:tabs>
+      </w:pPr>
+      <w:proofErr w:type="gramStart"/>
+      <w:r>
+        <w:t>IF(</w:t>
+      </w:r>
+      <w:proofErr w:type="spellStart"/>
+      <w:r>
+        <w:t>spacePressed</w:t>
+      </w:r>
+      <w:proofErr w:type="spellEnd"/>
+      <w:r>
+        <w:t>(</w:t>
+      </w:r>
+      <w:proofErr w:type="gramEnd"/>
+      <w:r>
+        <w:t>))</w:t>
+      </w:r>
+    </w:p>
+    <w:p>
+      <w:pPr>
+        <w:tabs>
+          <w:tab w:val="center" w:pos="4513"/>
+        </w:tabs>
+      </w:pPr>
+      <w:proofErr w:type="spellStart"/>
+      <w:r>
+        <w:t>leaveTrail</w:t>
+      </w:r>
+      <w:proofErr w:type="spellEnd"/>
+      <w:proofErr w:type="gramStart"/>
+      <w:r>
+        <w:t>=!</w:t>
+      </w:r>
+      <w:proofErr w:type="spellStart"/>
+      <w:r>
+        <w:t>leaveTrail</w:t>
+      </w:r>
+      <w:proofErr w:type="spellEnd"/>
+      <w:proofErr w:type="gramEnd"/>
     </w:p>
     <w:p>
       <w:pPr>
@@ -12689,7 +13735,15 @@
         </w:tabs>
       </w:pPr>
       <w:r>
-        <w:t>Function move(int direction)</w:t>
+        <w:t xml:space="preserve">Function </w:t>
+      </w:r>
+      <w:proofErr w:type="gramStart"/>
+      <w:r>
+        <w:t>move(</w:t>
+      </w:r>
+      <w:proofErr w:type="gramEnd"/>
+      <w:r>
+        <w:t>int direction)</w:t>
       </w:r>
     </w:p>
     <w:p>
@@ -12722,43 +13776,93 @@
         <w:t xml:space="preserve">         if</w:t>
       </w:r>
       <w:r>
-        <w:t>(x+dx&gt;=0</w:t>
+        <w:t>(</w:t>
+      </w:r>
+      <w:proofErr w:type="spellStart"/>
+      <w:r>
+        <w:t>x+dx</w:t>
+      </w:r>
+      <w:proofErr w:type="spellEnd"/>
+      <w:r>
+        <w:t>&gt;=0</w:t>
       </w:r>
       <w:r>
         <w:t xml:space="preserve"> AND</w:t>
       </w:r>
       <w:r>
-        <w:t xml:space="preserve"> y+dy&gt;=0)</w:t>
-      </w:r>
-    </w:p>
-    <w:p>
-      <w:pPr>
-        <w:tabs>
-          <w:tab w:val="center" w:pos="4513"/>
-        </w:tabs>
-      </w:pPr>
-      <w:r>
-        <w:t xml:space="preserve">                previousDirection=directionMoved</w:t>
-      </w:r>
-    </w:p>
-    <w:p>
-      <w:pPr>
-        <w:tabs>
-          <w:tab w:val="center" w:pos="4513"/>
-        </w:tabs>
-      </w:pPr>
-      <w:r>
-        <w:t xml:space="preserve">               directionMoved=direction</w:t>
-      </w:r>
-    </w:p>
-    <w:p>
-      <w:pPr>
-        <w:tabs>
-          <w:tab w:val="center" w:pos="4513"/>
-        </w:tabs>
-      </w:pPr>
-      <w:r>
-        <w:t xml:space="preserve">              IF(leaveTrail)</w:t>
+        <w:t xml:space="preserve"> </w:t>
+      </w:r>
+      <w:proofErr w:type="spellStart"/>
+      <w:r>
+        <w:t>y+dy</w:t>
+      </w:r>
+      <w:proofErr w:type="spellEnd"/>
+      <w:r>
+        <w:t>&gt;=0)</w:t>
+      </w:r>
+    </w:p>
+    <w:p>
+      <w:pPr>
+        <w:tabs>
+          <w:tab w:val="center" w:pos="4513"/>
+        </w:tabs>
+      </w:pPr>
+      <w:r>
+        <w:t xml:space="preserve">                </w:t>
+      </w:r>
+      <w:proofErr w:type="spellStart"/>
+      <w:r>
+        <w:t>previousDirection</w:t>
+      </w:r>
+      <w:proofErr w:type="spellEnd"/>
+      <w:r>
+        <w:t>=</w:t>
+      </w:r>
+      <w:proofErr w:type="spellStart"/>
+      <w:r>
+        <w:t>directionMoved</w:t>
+      </w:r>
+      <w:proofErr w:type="spellEnd"/>
+    </w:p>
+    <w:p>
+      <w:pPr>
+        <w:tabs>
+          <w:tab w:val="center" w:pos="4513"/>
+        </w:tabs>
+      </w:pPr>
+      <w:r>
+        <w:t xml:space="preserve">               </w:t>
+      </w:r>
+      <w:proofErr w:type="spellStart"/>
+      <w:r>
+        <w:t>directionMoved</w:t>
+      </w:r>
+      <w:proofErr w:type="spellEnd"/>
+      <w:r>
+        <w:t>=direction</w:t>
+      </w:r>
+    </w:p>
+    <w:p>
+      <w:pPr>
+        <w:tabs>
+          <w:tab w:val="center" w:pos="4513"/>
+        </w:tabs>
+      </w:pPr>
+      <w:r>
+        <w:t xml:space="preserve">              </w:t>
+      </w:r>
+      <w:proofErr w:type="gramStart"/>
+      <w:r>
+        <w:t>IF(</w:t>
+      </w:r>
+      <w:proofErr w:type="spellStart"/>
+      <w:proofErr w:type="gramEnd"/>
+      <w:r>
+        <w:t>leaveTrail</w:t>
+      </w:r>
+      <w:proofErr w:type="spellEnd"/>
+      <w:r>
+        <w:t>)</w:t>
       </w:r>
     </w:p>
     <w:p>
@@ -12769,8 +13873,13 @@
       </w:pPr>
       <w:r>
         <w:lastRenderedPageBreak/>
-        <w:t xml:space="preserve">               Try{</w:t>
-      </w:r>
+        <w:t xml:space="preserve">               </w:t>
+      </w:r>
+      <w:proofErr w:type="gramStart"/>
+      <w:r>
+        <w:t>Try{</w:t>
+      </w:r>
+      <w:proofErr w:type="gramEnd"/>
       <w:r>
         <w:br/>
         <w:t xml:space="preserve"> </w:t>
@@ -12780,23 +13889,67 @@
         <w:t xml:space="preserve">                     </w:t>
       </w:r>
       <w:r>
-        <w:t xml:space="preserve">   menu.setTile(x,y,new </w:t>
-      </w:r>
-      <w:r>
-        <w:t>pheromone(previousDirection+2, directionMoved)</w:t>
-      </w:r>
+        <w:t xml:space="preserve">   </w:t>
+      </w:r>
+      <w:proofErr w:type="spellStart"/>
+      <w:proofErr w:type="gramStart"/>
+      <w:r>
+        <w:t>menu.setTile</w:t>
+      </w:r>
+      <w:proofErr w:type="spellEnd"/>
+      <w:proofErr w:type="gramEnd"/>
+      <w:r>
+        <w:t>(</w:t>
+      </w:r>
+      <w:proofErr w:type="spellStart"/>
+      <w:proofErr w:type="gramStart"/>
+      <w:r>
+        <w:t>x,y</w:t>
+      </w:r>
+      <w:proofErr w:type="gramEnd"/>
+      <w:r>
+        <w:t>,new</w:t>
+      </w:r>
+      <w:proofErr w:type="spellEnd"/>
+      <w:r>
+        <w:t xml:space="preserve"> </w:t>
+      </w:r>
+      <w:proofErr w:type="gramStart"/>
+      <w:r>
+        <w:t>pheromone(</w:t>
+      </w:r>
+      <w:proofErr w:type="gramEnd"/>
+      <w:r>
+        <w:t xml:space="preserve">previousDirection+2, </w:t>
+      </w:r>
+      <w:proofErr w:type="spellStart"/>
+      <w:r>
+        <w:t>directionMoved</w:t>
+      </w:r>
+      <w:proofErr w:type="spellEnd"/>
       <w:r>
         <w:t>)</w:t>
       </w:r>
-    </w:p>
-    <w:p>
-      <w:pPr>
-        <w:tabs>
-          <w:tab w:val="center" w:pos="4513"/>
-        </w:tabs>
-      </w:pPr>
-      <w:r>
-        <w:t xml:space="preserve">               //Edges are equal when doing a 180 degree turn, so </w:t>
+      <w:r>
+        <w:t>)</w:t>
+      </w:r>
+    </w:p>
+    <w:p>
+      <w:pPr>
+        <w:tabs>
+          <w:tab w:val="center" w:pos="4513"/>
+        </w:tabs>
+      </w:pPr>
+      <w:r>
+        <w:t xml:space="preserve">               //Edges are equal when doing a </w:t>
+      </w:r>
+      <w:proofErr w:type="gramStart"/>
+      <w:r>
+        <w:t>180 degree</w:t>
+      </w:r>
+      <w:proofErr w:type="gramEnd"/>
+      <w:r>
+        <w:t xml:space="preserve"> turn, so </w:t>
       </w:r>
       <w:r>
         <w:t>causes error</w:t>
@@ -12814,29 +13967,47 @@
       <w:r>
         <w:t xml:space="preserve">                            </w:t>
       </w:r>
-      <w:r>
-        <w:t>Catch(error e)</w:t>
-      </w:r>
-      <w:r>
-        <w:t>{ return}</w:t>
-      </w:r>
-    </w:p>
-    <w:p>
-      <w:pPr>
-        <w:tabs>
-          <w:tab w:val="center" w:pos="4513"/>
-        </w:tabs>
-      </w:pPr>
-    </w:p>
-    <w:p>
-      <w:pPr>
-        <w:tabs>
-          <w:tab w:val="center" w:pos="4513"/>
-        </w:tabs>
-      </w:pPr>
-      <w:r>
-        <w:t xml:space="preserve">              ELSE(</w:t>
-      </w:r>
+      <w:proofErr w:type="gramStart"/>
+      <w:r>
+        <w:t>Catch(</w:t>
+      </w:r>
+      <w:proofErr w:type="gramEnd"/>
+      <w:r>
+        <w:t xml:space="preserve">error </w:t>
+      </w:r>
+      <w:proofErr w:type="gramStart"/>
+      <w:r>
+        <w:t>e)</w:t>
+      </w:r>
+      <w:r>
+        <w:t>{</w:t>
+      </w:r>
+      <w:proofErr w:type="gramEnd"/>
+      <w:r>
+        <w:t xml:space="preserve"> return}</w:t>
+      </w:r>
+    </w:p>
+    <w:p>
+      <w:pPr>
+        <w:tabs>
+          <w:tab w:val="center" w:pos="4513"/>
+        </w:tabs>
+      </w:pPr>
+    </w:p>
+    <w:p>
+      <w:pPr>
+        <w:tabs>
+          <w:tab w:val="center" w:pos="4513"/>
+        </w:tabs>
+      </w:pPr>
+      <w:r>
+        <w:t xml:space="preserve">              </w:t>
+      </w:r>
+      <w:proofErr w:type="gramStart"/>
+      <w:r>
+        <w:t>ELSE(</w:t>
+      </w:r>
+      <w:proofErr w:type="gramEnd"/>
     </w:p>
     <w:p>
       <w:pPr>
@@ -12847,11 +14018,41 @@
       <w:r>
         <w:t xml:space="preserve">                         </w:t>
       </w:r>
-      <w:r>
-        <w:t>menu.setTile(x,y,new</w:t>
-      </w:r>
-      <w:r>
-        <w:t xml:space="preserve"> emptyTile()</w:t>
+      <w:proofErr w:type="spellStart"/>
+      <w:proofErr w:type="gramStart"/>
+      <w:r>
+        <w:t>menu.setTile</w:t>
+      </w:r>
+      <w:proofErr w:type="spellEnd"/>
+      <w:proofErr w:type="gramEnd"/>
+      <w:r>
+        <w:t>(</w:t>
+      </w:r>
+      <w:proofErr w:type="spellStart"/>
+      <w:proofErr w:type="gramStart"/>
+      <w:r>
+        <w:t>x,y</w:t>
+      </w:r>
+      <w:proofErr w:type="gramEnd"/>
+      <w:r>
+        <w:t>,new</w:t>
+      </w:r>
+      <w:proofErr w:type="spellEnd"/>
+      <w:r>
+        <w:t xml:space="preserve"> </w:t>
+      </w:r>
+      <w:proofErr w:type="spellStart"/>
+      <w:proofErr w:type="gramStart"/>
+      <w:r>
+        <w:t>emptyTile</w:t>
+      </w:r>
+      <w:proofErr w:type="spellEnd"/>
+      <w:r>
+        <w:t>(</w:t>
+      </w:r>
+      <w:proofErr w:type="gramEnd"/>
+      <w:r>
+        <w:t>)</w:t>
       </w:r>
       <w:r>
         <w:t>)</w:t>
@@ -12874,8 +14075,13 @@
         <w:t xml:space="preserve">                      </w:t>
       </w:r>
       <w:r>
-        <w:t xml:space="preserve">  x=x+dx</w:t>
-      </w:r>
+        <w:t xml:space="preserve">  x=</w:t>
+      </w:r>
+      <w:proofErr w:type="spellStart"/>
+      <w:r>
+        <w:t>x+dx</w:t>
+      </w:r>
+      <w:proofErr w:type="spellEnd"/>
       <w:r>
         <w:br/>
         <w:t xml:space="preserve">   </w:t>
@@ -12884,8 +14090,13 @@
         <w:t xml:space="preserve">                      </w:t>
       </w:r>
       <w:r>
-        <w:t xml:space="preserve"> y=y+dy</w:t>
-      </w:r>
+        <w:t xml:space="preserve"> y=</w:t>
+      </w:r>
+      <w:proofErr w:type="spellStart"/>
+      <w:r>
+        <w:t>y+dy</w:t>
+      </w:r>
+      <w:proofErr w:type="spellEnd"/>
     </w:p>
     <w:p>
       <w:pPr>
@@ -12896,9 +14107,31 @@
       <w:r>
         <w:t xml:space="preserve">                         </w:t>
       </w:r>
-      <w:r>
-        <w:t>menu.setTile(x,y,this);</w:t>
-      </w:r>
+      <w:proofErr w:type="spellStart"/>
+      <w:proofErr w:type="gramStart"/>
+      <w:r>
+        <w:t>menu.setTile</w:t>
+      </w:r>
+      <w:proofErr w:type="spellEnd"/>
+      <w:proofErr w:type="gramEnd"/>
+      <w:r>
+        <w:t>(</w:t>
+      </w:r>
+      <w:proofErr w:type="spellStart"/>
+      <w:proofErr w:type="gramStart"/>
+      <w:r>
+        <w:t>x,y</w:t>
+      </w:r>
+      <w:proofErr w:type="gramEnd"/>
+      <w:r>
+        <w:t>,this</w:t>
+      </w:r>
+      <w:proofErr w:type="spellEnd"/>
+      <w:proofErr w:type="gramStart"/>
+      <w:r>
+        <w:t>);</w:t>
+      </w:r>
+      <w:proofErr w:type="gramEnd"/>
     </w:p>
     <w:p>
       <w:pPr>
@@ -12926,35 +14159,56 @@
           <w:tab w:val="center" w:pos="4513"/>
         </w:tabs>
       </w:pPr>
-      <w:r>
-        <w:t xml:space="preserve">endfunction </w:t>
-      </w:r>
-    </w:p>
-    <w:p>
-      <w:pPr>
-        <w:tabs>
-          <w:tab w:val="center" w:pos="4513"/>
-        </w:tabs>
-      </w:pPr>
-    </w:p>
-    <w:p>
-      <w:pPr>
-        <w:tabs>
-          <w:tab w:val="center" w:pos="4513"/>
-        </w:tabs>
-      </w:pPr>
-      <w:r>
-        <w:t>The code functioned well, however multiple ants were able to make a trail simultaneously, instead of just the mainAnt (most recently clicked)</w:t>
-      </w:r>
-    </w:p>
-    <w:p>
-      <w:pPr>
-        <w:tabs>
-          <w:tab w:val="center" w:pos="4513"/>
-        </w:tabs>
-      </w:pPr>
-      <w:r>
-        <w:t>To fix this, I set the current mainAnt to not leave a trail each time it is changed.</w:t>
+      <w:proofErr w:type="spellStart"/>
+      <w:r>
+        <w:t>endfunction</w:t>
+      </w:r>
+      <w:proofErr w:type="spellEnd"/>
+      <w:r>
+        <w:t xml:space="preserve"> </w:t>
+      </w:r>
+    </w:p>
+    <w:p>
+      <w:pPr>
+        <w:tabs>
+          <w:tab w:val="center" w:pos="4513"/>
+        </w:tabs>
+      </w:pPr>
+    </w:p>
+    <w:p>
+      <w:pPr>
+        <w:tabs>
+          <w:tab w:val="center" w:pos="4513"/>
+        </w:tabs>
+      </w:pPr>
+      <w:r>
+        <w:t xml:space="preserve">The code functioned well, however multiple ants were able to make a trail simultaneously, instead of just the </w:t>
+      </w:r>
+      <w:proofErr w:type="spellStart"/>
+      <w:r>
+        <w:t>mainAnt</w:t>
+      </w:r>
+      <w:proofErr w:type="spellEnd"/>
+      <w:r>
+        <w:t xml:space="preserve"> (most recently clicked)</w:t>
+      </w:r>
+    </w:p>
+    <w:p>
+      <w:pPr>
+        <w:tabs>
+          <w:tab w:val="center" w:pos="4513"/>
+        </w:tabs>
+      </w:pPr>
+      <w:r>
+        <w:t xml:space="preserve">To fix this, I set the current </w:t>
+      </w:r>
+      <w:proofErr w:type="spellStart"/>
+      <w:r>
+        <w:t>mainAnt</w:t>
+      </w:r>
+      <w:proofErr w:type="spellEnd"/>
+      <w:r>
+        <w:t xml:space="preserve"> to not leave a trail each time it is changed.</w:t>
       </w:r>
     </w:p>
     <w:p>
@@ -13058,24 +14312,40 @@
         </w:tabs>
       </w:pPr>
       <w:r>
-        <w:t>Running the game with this code caused me to be unable to move ants, as the mainAnt is not initialised at the start. To fix this, I first check if it is not null before attempting to edit the trail Boolean.</w:t>
-      </w:r>
-    </w:p>
-    <w:p>
-      <w:pPr>
-        <w:tabs>
-          <w:tab w:val="center" w:pos="4513"/>
-        </w:tabs>
-      </w:pPr>
-    </w:p>
-    <w:p>
-      <w:pPr>
-        <w:tabs>
-          <w:tab w:val="center" w:pos="4513"/>
-        </w:tabs>
-      </w:pPr>
-      <w:r>
-        <w:t xml:space="preserve">Next, I decided to add ant behaviour for wandering around and collecting food, despite this initially being part of stage 7. I believe it will be easier to test pheromone behaviour after this is implemented and also stage 7 already includes a lot of features, making it slightly larger than others. </w:t>
+        <w:t xml:space="preserve">Running the game with this code caused me to be unable to move ants, as the </w:t>
+      </w:r>
+      <w:proofErr w:type="spellStart"/>
+      <w:r>
+        <w:t>mainAnt</w:t>
+      </w:r>
+      <w:proofErr w:type="spellEnd"/>
+      <w:r>
+        <w:t xml:space="preserve"> is not initialised at the start. To fix this, I first check if it is not null before attempting to edit the trail Boolean.</w:t>
+      </w:r>
+    </w:p>
+    <w:p>
+      <w:pPr>
+        <w:tabs>
+          <w:tab w:val="center" w:pos="4513"/>
+        </w:tabs>
+      </w:pPr>
+    </w:p>
+    <w:p>
+      <w:pPr>
+        <w:tabs>
+          <w:tab w:val="center" w:pos="4513"/>
+        </w:tabs>
+      </w:pPr>
+      <w:r>
+        <w:t xml:space="preserve">Next, I decided to add ant behaviour for wandering around and collecting food, despite this initially being part of stage 7. I believe it will be easier to test pheromone behaviour after this is implemented </w:t>
+      </w:r>
+      <w:proofErr w:type="gramStart"/>
+      <w:r>
+        <w:t>and also</w:t>
+      </w:r>
+      <w:proofErr w:type="gramEnd"/>
+      <w:r>
+        <w:t xml:space="preserve"> stage 7 already includes a lot of features, making it slightly larger than others. </w:t>
       </w:r>
     </w:p>
     <w:p>
@@ -13159,7 +14429,15 @@
         </w:tabs>
       </w:pPr>
       <w:r>
-        <w:t xml:space="preserve">After many attempts to fix this issue, it proved difficult to identify the cause. Instead, I will check for any within the visible area of the grid, and replace them as they are reached by the user. </w:t>
+        <w:t xml:space="preserve">After many attempts to fix this issue, it proved difficult to identify the cause. Instead, I will check for any within the visible area of the </w:t>
+      </w:r>
+      <w:proofErr w:type="gramStart"/>
+      <w:r>
+        <w:t>grid, and</w:t>
+      </w:r>
+      <w:proofErr w:type="gramEnd"/>
+      <w:r>
+        <w:t xml:space="preserve"> replace them as they are reached by the user. </w:t>
       </w:r>
     </w:p>
     <w:p>
@@ -13172,7 +14450,15 @@
         <w:t>I believe this is justified, as it is a minor issue and conducting a test, there were 1016 missing tiles generated in a 738 * 744 grid, equal to just 0.19% of tiles.</w:t>
       </w:r>
       <w:r>
-        <w:t xml:space="preserve"> During this test, I also noticed that generating new rows is much more efficient than new columns. This is most likely because new tiles are appended to the end of the arraylist, meaning that the contents do not need to be shifted</w:t>
+        <w:t xml:space="preserve"> During this test, I also noticed that generating new rows is much more efficient than new columns. This is most likely because new tiles are appended to the end of the </w:t>
+      </w:r>
+      <w:proofErr w:type="spellStart"/>
+      <w:r>
+        <w:t>arraylist</w:t>
+      </w:r>
+      <w:proofErr w:type="spellEnd"/>
+      <w:r>
+        <w:t>, meaning that the contents do not need to be shifted</w:t>
       </w:r>
       <w:r>
         <w:t>.</w:t>
@@ -13208,13 +14494,34 @@
         <w:t>To do this, I instead recreated</w:t>
       </w:r>
       <w:r>
-        <w:t xml:space="preserve"> the arraylist</w:t>
-      </w:r>
+        <w:t xml:space="preserve"> the </w:t>
+      </w:r>
+      <w:proofErr w:type="spellStart"/>
+      <w:r>
+        <w:t>arraylist</w:t>
+      </w:r>
+      <w:proofErr w:type="spellEnd"/>
       <w:r>
         <w:t xml:space="preserve"> all at once</w:t>
       </w:r>
       <w:r>
-        <w:t>, in order to avoid shifting contents repeatedly. Also, I switched to a static imageIcon for each type of tile, rather than instantiating new ones. This allowed me to handle up to a 1200x3000 grid before running out of memory with 8 GB allocated. At this size, expanding the grid becomes very slow and memory intensive, but exploring the pre-generated grid is still efficient.</w:t>
+        <w:t xml:space="preserve">, </w:t>
+      </w:r>
+      <w:proofErr w:type="gramStart"/>
+      <w:r>
+        <w:t>in order to</w:t>
+      </w:r>
+      <w:proofErr w:type="gramEnd"/>
+      <w:r>
+        <w:t xml:space="preserve"> avoid shifting contents repeatedly. Also, I switched to a static </w:t>
+      </w:r>
+      <w:proofErr w:type="spellStart"/>
+      <w:r>
+        <w:t>imageIcon</w:t>
+      </w:r>
+      <w:proofErr w:type="spellEnd"/>
+      <w:r>
+        <w:t xml:space="preserve"> for each type of tile, rather than instantiating new ones. This allowed me to handle up to a 1200x3000 grid before running out of memory with 8 GB allocated. At this size, expanding the grid becomes very slow and memory intensive, but exploring the pre-generated grid is still efficient.</w:t>
       </w:r>
     </w:p>
     <w:p>
@@ -13655,7 +14962,15 @@
               <w:t>I only implemented 1 type of pheromone which the player can place and ants will follow</w:t>
             </w:r>
             <w:r>
-              <w:t>. Moving away from a pheromone would be more difficult to implement, and wouldn’t be very useful for the player.</w:t>
+              <w:t xml:space="preserve">. Moving away from a pheromone would be more difficult to </w:t>
+            </w:r>
+            <w:proofErr w:type="gramStart"/>
+            <w:r>
+              <w:t>implement, and</w:t>
+            </w:r>
+            <w:proofErr w:type="gramEnd"/>
+            <w:r>
+              <w:t xml:space="preserve"> wouldn’t be very useful for the player.</w:t>
             </w:r>
           </w:p>
         </w:tc>
@@ -13718,7 +15033,15 @@
               </w:tabs>
             </w:pPr>
             <w:r>
-              <w:t>The food will disappear and the players food variable should increment</w:t>
+              <w:t xml:space="preserve">The food will </w:t>
+            </w:r>
+            <w:proofErr w:type="gramStart"/>
+            <w:r>
+              <w:t>disappear</w:t>
+            </w:r>
+            <w:proofErr w:type="gramEnd"/>
+            <w:r>
+              <w:t xml:space="preserve"> and the players food variable should increment</w:t>
             </w:r>
           </w:p>
         </w:tc>
@@ -13813,10 +15136,34 @@
         </w:tabs>
       </w:pPr>
       <w:r>
-        <w:t>I need to add enemy ants which will be shown in red, and will</w:t>
-      </w:r>
-      <w:r>
-        <w:t xml:space="preserve"> collect food which is separately counted. To do this, I split the Ant class into subclasses of PlayerAnt, and Enemy, which both override the food related methods in the parent class in order to add to a separate food counter</w:t>
+        <w:t xml:space="preserve">I need to add enemy ants which will be shown in </w:t>
+      </w:r>
+      <w:proofErr w:type="gramStart"/>
+      <w:r>
+        <w:t>red, and</w:t>
+      </w:r>
+      <w:proofErr w:type="gramEnd"/>
+      <w:r>
+        <w:t xml:space="preserve"> will</w:t>
+      </w:r>
+      <w:r>
+        <w:t xml:space="preserve"> collect food which is separately counted. To do this, I split the Ant class into subclasses of </w:t>
+      </w:r>
+      <w:proofErr w:type="spellStart"/>
+      <w:r>
+        <w:t>PlayerAnt</w:t>
+      </w:r>
+      <w:proofErr w:type="spellEnd"/>
+      <w:r>
+        <w:t xml:space="preserve">, and Enemy, which both override the food related methods in the parent class </w:t>
+      </w:r>
+      <w:proofErr w:type="gramStart"/>
+      <w:r>
+        <w:t>in order to</w:t>
+      </w:r>
+      <w:proofErr w:type="gramEnd"/>
+      <w:r>
+        <w:t xml:space="preserve"> add to a separate food counter</w:t>
       </w:r>
     </w:p>
     <w:p>
@@ -13893,29 +15240,59 @@
           <w:bCs/>
         </w:rPr>
       </w:pPr>
+      <w:proofErr w:type="spellStart"/>
       <w:r>
         <w:rPr>
           <w:b/>
           <w:bCs/>
         </w:rPr>
-        <w:t>PlayerAnt:</w:t>
-      </w:r>
-    </w:p>
-    <w:p>
-      <w:pPr>
-        <w:tabs>
-          <w:tab w:val="center" w:pos="4513"/>
-        </w:tabs>
-      </w:pPr>
-    </w:p>
-    <w:p>
-      <w:pPr>
-        <w:tabs>
-          <w:tab w:val="center" w:pos="4513"/>
-        </w:tabs>
-      </w:pPr>
-      <w:r>
-        <w:t>Uses addFood() method in GameMenu to update player food count</w:t>
+        <w:t>PlayerAnt</w:t>
+      </w:r>
+      <w:proofErr w:type="spellEnd"/>
+      <w:r>
+        <w:rPr>
+          <w:b/>
+          <w:bCs/>
+        </w:rPr>
+        <w:t>:</w:t>
+      </w:r>
+    </w:p>
+    <w:p>
+      <w:pPr>
+        <w:tabs>
+          <w:tab w:val="center" w:pos="4513"/>
+        </w:tabs>
+      </w:pPr>
+    </w:p>
+    <w:p>
+      <w:pPr>
+        <w:tabs>
+          <w:tab w:val="center" w:pos="4513"/>
+        </w:tabs>
+      </w:pPr>
+      <w:r>
+        <w:t xml:space="preserve">Uses </w:t>
+      </w:r>
+      <w:proofErr w:type="spellStart"/>
+      <w:proofErr w:type="gramStart"/>
+      <w:r>
+        <w:t>addFood</w:t>
+      </w:r>
+      <w:proofErr w:type="spellEnd"/>
+      <w:r>
+        <w:t>(</w:t>
+      </w:r>
+      <w:proofErr w:type="gramEnd"/>
+      <w:r>
+        <w:t xml:space="preserve">) method in </w:t>
+      </w:r>
+      <w:proofErr w:type="spellStart"/>
+      <w:r>
+        <w:t>GameMenu</w:t>
+      </w:r>
+      <w:proofErr w:type="spellEnd"/>
+      <w:r>
+        <w:t xml:space="preserve"> to update player food count</w:t>
       </w:r>
     </w:p>
     <w:p>
@@ -14037,7 +15414,28 @@
         </w:tabs>
       </w:pPr>
       <w:r>
-        <w:t>Uses addEnemyFood() method in GameMenu to update enemy food count</w:t>
+        <w:t xml:space="preserve">Uses </w:t>
+      </w:r>
+      <w:proofErr w:type="spellStart"/>
+      <w:proofErr w:type="gramStart"/>
+      <w:r>
+        <w:t>addEnemyFood</w:t>
+      </w:r>
+      <w:proofErr w:type="spellEnd"/>
+      <w:r>
+        <w:t>(</w:t>
+      </w:r>
+      <w:proofErr w:type="gramEnd"/>
+      <w:r>
+        <w:t xml:space="preserve">) method in </w:t>
+      </w:r>
+      <w:proofErr w:type="spellStart"/>
+      <w:r>
+        <w:t>GameMenu</w:t>
+      </w:r>
+      <w:proofErr w:type="spellEnd"/>
+      <w:r>
+        <w:t xml:space="preserve"> to update enemy food count</w:t>
       </w:r>
     </w:p>
     <w:p>
@@ -14149,17 +15547,33 @@
         </w:tabs>
       </w:pPr>
       <w:r>
-        <w:t>While creating these classes I realised why ants would get stuck on corners when following a pheromone, as the previousDirection attribute was not correctly updated after moving, so was able to fix it.</w:t>
-      </w:r>
-    </w:p>
-    <w:p>
-      <w:pPr>
-        <w:tabs>
-          <w:tab w:val="center" w:pos="4513"/>
-        </w:tabs>
-      </w:pPr>
-      <w:r>
-        <w:t>Since the enemy ants follow pheromones, the player is able to trap them temporarily using a loop</w:t>
+        <w:t xml:space="preserve">While creating these classes I realised why ants would get stuck on corners when following a pheromone, as the </w:t>
+      </w:r>
+      <w:proofErr w:type="spellStart"/>
+      <w:r>
+        <w:t>previousDirection</w:t>
+      </w:r>
+      <w:proofErr w:type="spellEnd"/>
+      <w:r>
+        <w:t xml:space="preserve"> attribute was not correctly updated after moving, so was able to fix it.</w:t>
+      </w:r>
+    </w:p>
+    <w:p>
+      <w:pPr>
+        <w:tabs>
+          <w:tab w:val="center" w:pos="4513"/>
+        </w:tabs>
+      </w:pPr>
+      <w:r>
+        <w:t xml:space="preserve">Since the enemy ants follow pheromones, the player </w:t>
+      </w:r>
+      <w:proofErr w:type="gramStart"/>
+      <w:r>
+        <w:t>is able to</w:t>
+      </w:r>
+      <w:proofErr w:type="gramEnd"/>
+      <w:r>
+        <w:t xml:space="preserve"> trap them temporarily using a loop</w:t>
       </w:r>
     </w:p>
     <w:p>
@@ -14517,7 +15931,15 @@
               </w:tabs>
             </w:pPr>
             <w:r>
-              <w:t>Gatherers are able to collect food 2.5x faster but cannot fight enemy ants</w:t>
+              <w:t xml:space="preserve">Gatherers </w:t>
+            </w:r>
+            <w:proofErr w:type="gramStart"/>
+            <w:r>
+              <w:t>are able to</w:t>
+            </w:r>
+            <w:proofErr w:type="gramEnd"/>
+            <w:r>
+              <w:t xml:space="preserve"> collect food 2.5x faster but cannot fight enemy ants</w:t>
             </w:r>
           </w:p>
         </w:tc>
@@ -14711,7 +16133,15 @@
         </w:tabs>
       </w:pPr>
       <w:r>
-        <w:t>This adds ants for both the player and enemy in random positions. Each ant added will consume 5 food, and spawning will only be attempted when the player has more food than their current population, to ensure they have enough food for movement.</w:t>
+        <w:t xml:space="preserve">This adds ants for both the player and enemy in random positions. Each ant added will consume 5 </w:t>
+      </w:r>
+      <w:proofErr w:type="gramStart"/>
+      <w:r>
+        <w:t>food</w:t>
+      </w:r>
+      <w:proofErr w:type="gramEnd"/>
+      <w:r>
+        <w:t>, and spawning will only be attempted when the player has more food than their current population, to ensure they have enough food for movement.</w:t>
       </w:r>
     </w:p>
     <w:p>
@@ -14789,7 +16219,15 @@
         <w:t>This caused unexpected behaviour</w:t>
       </w:r>
       <w:r>
-        <w:t>, as I did not include a return statement, so the ant would still attempt to tick after it had been deleted, and could move to an adjacent tile. Adding a return statement</w:t>
+        <w:t xml:space="preserve">, as I did not include a return statement, so the ant would still attempt to tick after it had been </w:t>
+      </w:r>
+      <w:proofErr w:type="gramStart"/>
+      <w:r>
+        <w:t>deleted, and</w:t>
+      </w:r>
+      <w:proofErr w:type="gramEnd"/>
+      <w:r>
+        <w:t xml:space="preserve"> could move to an adjacent tile. Adding a return statement</w:t>
       </w:r>
       <w:r>
         <w:t xml:space="preserve"> after setting the tile to empty</w:t>
@@ -14812,13 +16250,47 @@
         </w:tabs>
       </w:pPr>
       <w:r>
-        <w:t xml:space="preserve">When running the game with these features, it would slow down significantly for large grids, every few ticks. I identified this to be caused by the addRandomAnts() method, as it is the only random event in each tick. The method was calling getPopulation() multiple times, which would count </w:t>
+        <w:t xml:space="preserve">When running the game with these features, it would slow down significantly for large grids, every few ticks. I identified this to be caused by the </w:t>
+      </w:r>
+      <w:proofErr w:type="spellStart"/>
+      <w:proofErr w:type="gramStart"/>
+      <w:r>
+        <w:t>addRandomAnts</w:t>
+      </w:r>
+      <w:proofErr w:type="spellEnd"/>
+      <w:r>
+        <w:t>(</w:t>
+      </w:r>
+      <w:proofErr w:type="gramEnd"/>
+      <w:r>
+        <w:t xml:space="preserve">) method, as it is the only random event in each tick. The method was calling </w:t>
+      </w:r>
+      <w:proofErr w:type="spellStart"/>
+      <w:proofErr w:type="gramStart"/>
+      <w:r>
+        <w:t>getPopulation</w:t>
+      </w:r>
+      <w:proofErr w:type="spellEnd"/>
+      <w:r>
+        <w:t>(</w:t>
+      </w:r>
+      <w:proofErr w:type="gramEnd"/>
+      <w:r>
+        <w:t xml:space="preserve">) multiple times, which would count </w:t>
       </w:r>
       <w:r>
         <w:t xml:space="preserve">all </w:t>
       </w:r>
       <w:r>
-        <w:t>ants in the array each time. To fix this, I store the population as a variable in the menu, and update its value once every tick. This allowed the game to run at the normal 10 ticks per second</w:t>
+        <w:t xml:space="preserve">ants in the array each time. To fix this, I store the population as a variable in the </w:t>
+      </w:r>
+      <w:proofErr w:type="gramStart"/>
+      <w:r>
+        <w:t>menu, and</w:t>
+      </w:r>
+      <w:proofErr w:type="gramEnd"/>
+      <w:r>
+        <w:t xml:space="preserve"> update its value once every tick. This allowed the game to run at the normal 10 ticks per second</w:t>
       </w:r>
       <w:r>
         <w:t>.</w:t>
@@ -15124,7 +16596,15 @@
         <w:t>Stage 8 - Population growth + decay</w:t>
       </w:r>
       <w:r>
-        <w:t xml:space="preserve">”. I edited the game to start with 100 food to show ants spawning, and </w:t>
+        <w:t xml:space="preserve">”. I edited the game to start with 100 </w:t>
+      </w:r>
+      <w:proofErr w:type="gramStart"/>
+      <w:r>
+        <w:t>food</w:t>
+      </w:r>
+      <w:proofErr w:type="gramEnd"/>
+      <w:r>
+        <w:t xml:space="preserve"> to show ants spawning, and </w:t>
       </w:r>
       <w:r>
         <w:t>one</w:t>
@@ -15174,6 +16654,9 @@
         </w:tabs>
       </w:pPr>
       <w:r>
+        <w:rPr>
+          <w:noProof/>
+        </w:rPr>
         <w:lastRenderedPageBreak/>
         <w:drawing>
           <wp:inline distT="0" distB="0" distL="0" distR="0" wp14:anchorId="44BFED9F" wp14:editId="3C1A57BA">
@@ -15390,30 +16873,420 @@
               </w:tabs>
             </w:pPr>
             <w:r>
-              <w:t>Requirement for win was changed, but victory screen will be displayed and game will stop ticking.</w:t>
+              <w:t xml:space="preserve">Requirement for win was changed, but victory screen will be </w:t>
+            </w:r>
+            <w:proofErr w:type="gramStart"/>
+            <w:r>
+              <w:t>displayed</w:t>
+            </w:r>
+            <w:proofErr w:type="gramEnd"/>
+            <w:r>
+              <w:t xml:space="preserve"> and game will stop ticking.</w:t>
             </w:r>
           </w:p>
         </w:tc>
       </w:tr>
     </w:tbl>
-    <w:p>
-      <w:pPr>
-        <w:tabs>
-          <w:tab w:val="center" w:pos="4513"/>
-        </w:tabs>
-      </w:pPr>
-    </w:p>
+    <w:p/>
+    <w:p>
+      <w:r>
+        <w:t xml:space="preserve">I did not have time to complete any remaining </w:t>
+      </w:r>
+      <w:proofErr w:type="gramStart"/>
+      <w:r>
+        <w:t>stages,</w:t>
+      </w:r>
+      <w:proofErr w:type="gramEnd"/>
+      <w:r>
+        <w:t xml:space="preserve"> however they were not necessary for the core game to function.</w:t>
+      </w:r>
+    </w:p>
+    <w:p/>
+    <w:p>
+      <w:pPr>
+        <w:pStyle w:val="Heading1"/>
+      </w:pPr>
+      <w:r>
+        <w:t>End testing</w:t>
+      </w:r>
+    </w:p>
+    <w:p/>
     <w:p>
       <w:pPr>
         <w:pStyle w:val="Heading2"/>
       </w:pPr>
       <w:r>
-        <w:t>Stage 10 – Sandbox mode</w:t>
-      </w:r>
-    </w:p>
-    <w:p>
-      <w:r>
-        <w:t>To add a sandbox mode, the player will be able to select a tile, and place it anywhere on the grid, using a toolbar on the side of the screen.</w:t>
+        <w:t>Functionality</w:t>
+      </w:r>
+    </w:p>
+    <w:p>
+      <w:r>
+        <w:t>See video “end testing functionality”</w:t>
+      </w:r>
+    </w:p>
+    <w:p>
+      <w:r>
+        <w:t>00:06 to 00:12 – navigating menus to change difficulty setting.</w:t>
+      </w:r>
+    </w:p>
+    <w:p>
+      <w:r>
+        <w:t>00:12 – Initial game set up (player ants in grey, enemy ants in red), stats panel shown on right</w:t>
+      </w:r>
+    </w:p>
+    <w:p>
+      <w:r>
+        <w:t>00:13 to 00:20 – movement and placing pheromones</w:t>
+      </w:r>
+      <w:r>
+        <w:t xml:space="preserve"> (WASD, space)</w:t>
+      </w:r>
+    </w:p>
+    <w:p>
+      <w:r>
+        <w:t>00:21 to 00:</w:t>
+      </w:r>
+      <w:r>
+        <w:t>35 – ants following pheromones and gathering food</w:t>
+      </w:r>
+    </w:p>
+    <w:p>
+      <w:r>
+        <w:t>00:36 – control of multiple ants</w:t>
+      </w:r>
+    </w:p>
+    <w:p>
+      <w:r>
+        <w:t>00:38 – Fighter ant can kill enemy ants</w:t>
+      </w:r>
+    </w:p>
+    <w:p>
+      <w:r>
+        <w:t>00:52 – Pause menu (escape key)</w:t>
+      </w:r>
+    </w:p>
+    <w:p>
+      <w:r>
+        <w:t xml:space="preserve">00:56 – 1:00 – lowering difficulty (Food spawns at a faster rate after this) </w:t>
+      </w:r>
+    </w:p>
+    <w:p>
+      <w:r>
+        <w:lastRenderedPageBreak/>
+        <w:t xml:space="preserve">1:01 to 3:52 – Gameplay </w:t>
+      </w:r>
+    </w:p>
+    <w:p>
+      <w:r>
+        <w:t>3:52 – victory screen, achieved for having more than 5 times enemy population (131 player ants and 26 enemy ants)</w:t>
+      </w:r>
+    </w:p>
+    <w:p>
+      <w:r>
+        <w:t xml:space="preserve">4:23 to 5:50 </w:t>
+      </w:r>
+      <w:proofErr w:type="gramStart"/>
+      <w:r>
+        <w:t>–  Game</w:t>
+      </w:r>
+      <w:proofErr w:type="gramEnd"/>
+      <w:r>
+        <w:t xml:space="preserve"> can handle large grids before encountering issues, so should not be an issue in normal gameplay.</w:t>
+      </w:r>
+    </w:p>
+    <w:p/>
+    <w:p>
+      <w:pPr>
+        <w:pStyle w:val="Heading2"/>
+      </w:pPr>
+      <w:r>
+        <w:t>Robustness</w:t>
+      </w:r>
+    </w:p>
+    <w:tbl>
+      <w:tblPr>
+        <w:tblStyle w:val="TableGrid"/>
+        <w:tblW w:w="0" w:type="auto"/>
+        <w:tblLook w:val="04A0" w:firstRow="1" w:lastRow="0" w:firstColumn="1" w:lastColumn="0" w:noHBand="0" w:noVBand="1"/>
+      </w:tblPr>
+      <w:tblGrid>
+        <w:gridCol w:w="2254"/>
+        <w:gridCol w:w="2254"/>
+        <w:gridCol w:w="2254"/>
+        <w:gridCol w:w="2254"/>
+      </w:tblGrid>
+      <w:tr>
+        <w:tc>
+          <w:tcPr>
+            <w:tcW w:w="2254" w:type="dxa"/>
+          </w:tcPr>
+          <w:p>
+            <w:r>
+              <w:t>Feature</w:t>
+            </w:r>
+          </w:p>
+        </w:tc>
+        <w:tc>
+          <w:tcPr>
+            <w:tcW w:w="2254" w:type="dxa"/>
+          </w:tcPr>
+          <w:p>
+            <w:r>
+              <w:t>Test</w:t>
+            </w:r>
+          </w:p>
+        </w:tc>
+        <w:tc>
+          <w:tcPr>
+            <w:tcW w:w="2254" w:type="dxa"/>
+          </w:tcPr>
+          <w:p>
+            <w:r>
+              <w:t>Outcome</w:t>
+            </w:r>
+          </w:p>
+        </w:tc>
+        <w:tc>
+          <w:tcPr>
+            <w:tcW w:w="2254" w:type="dxa"/>
+          </w:tcPr>
+          <w:p>
+            <w:r>
+              <w:t>Timestamps</w:t>
+            </w:r>
+          </w:p>
+          <w:p>
+            <w:r>
+              <w:t>(Robustness test video)</w:t>
+            </w:r>
+          </w:p>
+        </w:tc>
+      </w:tr>
+      <w:tr>
+        <w:tc>
+          <w:tcPr>
+            <w:tcW w:w="2254" w:type="dxa"/>
+          </w:tcPr>
+          <w:p>
+            <w:r>
+              <w:t>Movement</w:t>
+            </w:r>
+          </w:p>
+        </w:tc>
+        <w:tc>
+          <w:tcPr>
+            <w:tcW w:w="2254" w:type="dxa"/>
+          </w:tcPr>
+          <w:p>
+            <w:r>
+              <w:t>Moving past left or top edge of the map</w:t>
+            </w:r>
+          </w:p>
+        </w:tc>
+        <w:tc>
+          <w:tcPr>
+            <w:tcW w:w="2254" w:type="dxa"/>
+          </w:tcPr>
+          <w:p>
+            <w:r>
+              <w:t>Movement is cancelled</w:t>
+            </w:r>
+          </w:p>
+        </w:tc>
+        <w:tc>
+          <w:tcPr>
+            <w:tcW w:w="2254" w:type="dxa"/>
+          </w:tcPr>
+          <w:p>
+            <w:r>
+              <w:t>00:02 to 00:09</w:t>
+            </w:r>
+          </w:p>
+        </w:tc>
+      </w:tr>
+      <w:tr>
+        <w:tc>
+          <w:tcPr>
+            <w:tcW w:w="2254" w:type="dxa"/>
+          </w:tcPr>
+          <w:p>
+            <w:r>
+              <w:t>Movement</w:t>
+            </w:r>
+          </w:p>
+        </w:tc>
+        <w:tc>
+          <w:tcPr>
+            <w:tcW w:w="2254" w:type="dxa"/>
+          </w:tcPr>
+          <w:p>
+            <w:r>
+              <w:t>Moving past right or bottom edge of the map</w:t>
+            </w:r>
+          </w:p>
+        </w:tc>
+        <w:tc>
+          <w:tcPr>
+            <w:tcW w:w="2254" w:type="dxa"/>
+          </w:tcPr>
+          <w:p>
+            <w:r>
+              <w:t xml:space="preserve">The grid expands to allow the movement. </w:t>
+            </w:r>
+          </w:p>
+        </w:tc>
+        <w:tc>
+          <w:tcPr>
+            <w:tcW w:w="2254" w:type="dxa"/>
+          </w:tcPr>
+          <w:p>
+            <w:r>
+              <w:t>00:10 to 00:18</w:t>
+            </w:r>
+          </w:p>
+        </w:tc>
+      </w:tr>
+      <w:tr>
+        <w:tc>
+          <w:tcPr>
+            <w:tcW w:w="2254" w:type="dxa"/>
+          </w:tcPr>
+          <w:p>
+            <w:r>
+              <w:t>Movement</w:t>
+            </w:r>
+          </w:p>
+        </w:tc>
+        <w:tc>
+          <w:tcPr>
+            <w:tcW w:w="2254" w:type="dxa"/>
+          </w:tcPr>
+          <w:p>
+            <w:r>
+              <w:t>Spamming key inputs at a fast rate</w:t>
+            </w:r>
+          </w:p>
+        </w:tc>
+        <w:tc>
+          <w:tcPr>
+            <w:tcW w:w="2254" w:type="dxa"/>
+          </w:tcPr>
+          <w:p>
+            <w:r>
+              <w:t>Ants continue to move normally, and key inputs are registered</w:t>
+            </w:r>
+          </w:p>
+        </w:tc>
+        <w:tc>
+          <w:tcPr>
+            <w:tcW w:w="2254" w:type="dxa"/>
+          </w:tcPr>
+          <w:p>
+            <w:r>
+              <w:t>00:19 to 00:32</w:t>
+            </w:r>
+          </w:p>
+        </w:tc>
+      </w:tr>
+      <w:tr>
+        <w:tc>
+          <w:tcPr>
+            <w:tcW w:w="2254" w:type="dxa"/>
+          </w:tcPr>
+          <w:p>
+            <w:r>
+              <w:t>Performance</w:t>
+            </w:r>
+          </w:p>
+        </w:tc>
+        <w:tc>
+          <w:tcPr>
+            <w:tcW w:w="2254" w:type="dxa"/>
+          </w:tcPr>
+          <w:p>
+            <w:r>
+              <w:t>Expanding the grid until the game lags</w:t>
+            </w:r>
+          </w:p>
+        </w:tc>
+        <w:tc>
+          <w:tcPr>
+            <w:tcW w:w="2254" w:type="dxa"/>
+          </w:tcPr>
+          <w:p>
+            <w:r>
+              <w:t>Reached a</w:t>
+            </w:r>
+            <w:r>
+              <w:t xml:space="preserve"> player</w:t>
+            </w:r>
+            <w:r>
+              <w:t xml:space="preserve"> population of </w:t>
+            </w:r>
+            <w:r>
+              <w:t>3</w:t>
+            </w:r>
+            <w:r>
+              <w:t xml:space="preserve">0,000 ants before </w:t>
+            </w:r>
+            <w:r>
+              <w:t>the game was unable to run ticks at full speed – none of the ants on screen were ticking, and population could not update every tick.</w:t>
+            </w:r>
+          </w:p>
+        </w:tc>
+        <w:tc>
+          <w:tcPr>
+            <w:tcW w:w="2254" w:type="dxa"/>
+          </w:tcPr>
+          <w:p>
+            <w:r>
+              <w:t>00:35 to 3:00</w:t>
+            </w:r>
+          </w:p>
+        </w:tc>
+      </w:tr>
+      <w:tr>
+        <w:tc>
+          <w:tcPr>
+            <w:tcW w:w="2254" w:type="dxa"/>
+          </w:tcPr>
+          <w:p>
+            <w:r>
+              <w:t>Different platforms</w:t>
+            </w:r>
+          </w:p>
+        </w:tc>
+        <w:tc>
+          <w:tcPr>
+            <w:tcW w:w="2254" w:type="dxa"/>
+          </w:tcPr>
+          <w:p>
+            <w:r>
+              <w:t>Run the game on different platforms</w:t>
+            </w:r>
+          </w:p>
+        </w:tc>
+        <w:tc>
+          <w:tcPr>
+            <w:tcW w:w="2254" w:type="dxa"/>
+          </w:tcPr>
+          <w:p/>
+        </w:tc>
+        <w:tc>
+          <w:tcPr>
+            <w:tcW w:w="2254" w:type="dxa"/>
+          </w:tcPr>
+          <w:p/>
+        </w:tc>
+      </w:tr>
+    </w:tbl>
+    <w:p/>
+    <w:p>
+      <w:pPr>
+        <w:pStyle w:val="Heading2"/>
+      </w:pPr>
+      <w:r>
+        <w:t>Usability</w:t>
       </w:r>
     </w:p>
     <w:sectPr>
@@ -16332,6 +18205,7 @@
   <w:style w:type="character" w:default="1" w:styleId="DefaultParagraphFont">
     <w:name w:val="Default Paragraph Font"/>
     <w:uiPriority w:val="1"/>
+    <w:semiHidden/>
     <w:unhideWhenUsed/>
   </w:style>
   <w:style w:type="table" w:default="1" w:styleId="TableNormal">

--- a/Coursework.docx
+++ b/Coursework.docx
@@ -2871,10 +2871,7 @@
           </w:tcPr>
           <w:p>
             <w:r>
-              <w:t xml:space="preserve">Menu for navigating between settings and </w:t>
-            </w:r>
-            <w:r>
-              <w:t>starting game</w:t>
+              <w:t>Menu for navigating between settings and starting game</w:t>
             </w:r>
           </w:p>
         </w:tc>
@@ -2884,16 +2881,7 @@
           </w:tcPr>
           <w:p>
             <w:r>
-              <w:t xml:space="preserve">This will allow the user to </w:t>
-            </w:r>
-            <w:r>
-              <w:t>get ready before starting the game</w:t>
-            </w:r>
-            <w:r>
-              <w:t>, and is pre</w:t>
-            </w:r>
-            <w:r>
-              <w:t>sent in the similar games that I have researched</w:t>
+              <w:t>This will allow the user to get ready before starting the game, and is present in the similar games that I have researched</w:t>
             </w:r>
           </w:p>
         </w:tc>
@@ -2975,10 +2963,7 @@
           </w:tcPr>
           <w:p>
             <w:r>
-              <w:t xml:space="preserve">The ability to simultaneously </w:t>
-            </w:r>
-            <w:r>
-              <w:t>control many ants. This will probably have less sophisticated control compared to the individual ant.</w:t>
+              <w:t>The ability to simultaneously control many ants. This will probably have less sophisticated control compared to the individual ant.</w:t>
             </w:r>
           </w:p>
         </w:tc>
@@ -2992,10 +2977,7 @@
             </w:r>
             <w:proofErr w:type="gramStart"/>
             <w:r>
-              <w:t>level</w:t>
-            </w:r>
-            <w:r>
-              <w:t>, and</w:t>
+              <w:t>level, and</w:t>
             </w:r>
             <w:proofErr w:type="gramEnd"/>
             <w:r>
@@ -3021,10 +3003,7 @@
           </w:tcPr>
           <w:p>
             <w:r>
-              <w:t xml:space="preserve">Food </w:t>
-            </w:r>
-            <w:r>
-              <w:t>to be gathered</w:t>
+              <w:t>Food to be gathered</w:t>
             </w:r>
           </w:p>
         </w:tc>
@@ -3034,10 +3013,7 @@
           </w:tcPr>
           <w:p>
             <w:r>
-              <w:t>Piles of food should spawn around the map which the user has to navigate to</w:t>
-            </w:r>
-            <w:r>
-              <w:t xml:space="preserve"> survive</w:t>
+              <w:t>Piles of food should spawn around the map which the user has to navigate to survive</w:t>
             </w:r>
           </w:p>
         </w:tc>
@@ -3047,22 +3023,7 @@
           </w:tcPr>
           <w:p>
             <w:r>
-              <w:t xml:space="preserve">This is the main aspect of survival, and </w:t>
-            </w:r>
-            <w:r>
-              <w:t xml:space="preserve">provides a basic challenge to the user, which will be enhanced </w:t>
-            </w:r>
-            <w:r>
-              <w:t>once</w:t>
-            </w:r>
-            <w:r>
-              <w:t xml:space="preserve"> more conditions are </w:t>
-            </w:r>
-            <w:r>
-              <w:t>required</w:t>
-            </w:r>
-            <w:r>
-              <w:t xml:space="preserve"> to survive.</w:t>
+              <w:t>This is the main aspect of survival, and provides a basic challenge to the user, which will be enhanced once more conditions are required to survive.</w:t>
             </w:r>
           </w:p>
         </w:tc>
@@ -3094,16 +3055,7 @@
           </w:tcPr>
           <w:p>
             <w:r>
-              <w:t>Could include resources such as water</w:t>
-            </w:r>
-            <w:r>
-              <w:t>, or</w:t>
-            </w:r>
-            <w:r>
-              <w:t xml:space="preserve"> materials to build</w:t>
-            </w:r>
-            <w:r>
-              <w:t xml:space="preserve"> a simplistic structure for protecting the colony</w:t>
+              <w:t>Could include resources such as water, or materials to build a simplistic structure for protecting the colony</w:t>
             </w:r>
           </w:p>
         </w:tc>
@@ -3113,10 +3065,7 @@
           </w:tcPr>
           <w:p>
             <w:r>
-              <w:t>This would add additional challenge to the game</w:t>
-            </w:r>
-            <w:r>
-              <w:t>, as many users wanted a high level of difficulty, but is not essential as this can be implemented through other means.</w:t>
+              <w:t>This would add additional challenge to the game, as many users wanted a high level of difficulty, but is not essential as this can be implemented through other means.</w:t>
             </w:r>
           </w:p>
         </w:tc>
@@ -3149,10 +3098,7 @@
           </w:tcPr>
           <w:p>
             <w:r>
-              <w:t>Chemical trails which ants use to communicate a message</w:t>
-            </w:r>
-            <w:r>
-              <w:t>, such as the presence of a nearby rival colony, or food.</w:t>
+              <w:t>Chemical trails which ants use to communicate a message, such as the presence of a nearby rival colony, or food.</w:t>
             </w:r>
           </w:p>
         </w:tc>
@@ -3162,25 +3108,7 @@
           </w:tcPr>
           <w:p>
             <w:r>
-              <w:t>While not</w:t>
-            </w:r>
-            <w:r>
-              <w:t xml:space="preserve"> completely</w:t>
-            </w:r>
-            <w:r>
-              <w:t xml:space="preserve"> </w:t>
-            </w:r>
-            <w:r>
-              <w:t>necessary for the gameplay, it is vital</w:t>
-            </w:r>
-            <w:r>
-              <w:t xml:space="preserve"> for the</w:t>
-            </w:r>
-            <w:r>
-              <w:t xml:space="preserve"> educational aspect of </w:t>
-            </w:r>
-            <w:r>
-              <w:t>the game, and so I will place higher priority on it than similar aspects.</w:t>
+              <w:t>While not completely necessary for the gameplay, it is vital for the educational aspect of the game, and so I will place higher priority on it than similar aspects.</w:t>
             </w:r>
           </w:p>
         </w:tc>
@@ -3205,10 +3133,6 @@
               <w:t>Multiple vari</w:t>
             </w:r>
             <w:r>
-              <w:rPr>
-                <w:i/>
-                <w:iCs/>
-              </w:rPr>
               <w:t>ants</w:t>
             </w:r>
             <w:r>
@@ -3232,13 +3156,7 @@
           </w:tcPr>
           <w:p>
             <w:r>
-              <w:t xml:space="preserve">This will more effectively parallel the function of a colony in real life, allowing it to be more effective at simulating it for the user. Also, it will </w:t>
-            </w:r>
-            <w:r>
-              <w:t xml:space="preserve">implement more strategy into the game, which I feel may not be possible to implement to the extent that I originally planned, as my users would prefer a </w:t>
-            </w:r>
-            <w:r>
-              <w:t xml:space="preserve">more </w:t>
+              <w:t xml:space="preserve">This will more effectively parallel the function of a colony in real life, allowing it to be more effective at simulating it for the user. Also, it will implement more strategy into the game, which I feel may not be possible to implement to the extent that I originally planned, as my users would prefer a more </w:t>
             </w:r>
             <w:proofErr w:type="gramStart"/>
             <w:r>
@@ -3403,10 +3321,7 @@
           </w:tcPr>
           <w:p>
             <w:r>
-              <w:t xml:space="preserve">Highly </w:t>
-            </w:r>
-            <w:r>
-              <w:t>Desirable</w:t>
+              <w:t>Highly Desirable</w:t>
             </w:r>
           </w:p>
         </w:tc>
@@ -3682,19 +3597,7 @@
           </w:tcPr>
           <w:p>
             <w:r>
-              <w:t>There was a</w:t>
-            </w:r>
-            <w:r>
-              <w:t xml:space="preserve"> slight</w:t>
-            </w:r>
-            <w:r>
-              <w:t xml:space="preserve"> range in the timespan that stakeholders in my survey voted for</w:t>
-            </w:r>
-            <w:r>
-              <w:t>, and the difficulties that they wanted (questions 6 and 2)</w:t>
-            </w:r>
-            <w:r>
-              <w:t xml:space="preserve">. Increasing the difficulty will make it harder to </w:t>
+              <w:t xml:space="preserve">There was a slight range in the timespan that stakeholders in my survey voted for, and the difficulties that they wanted (questions 6 and 2). Increasing the difficulty will make it harder to </w:t>
             </w:r>
             <w:proofErr w:type="gramStart"/>
             <w:r>
@@ -12043,6 +11946,12 @@
           <w:tab w:val="center" w:pos="4513"/>
         </w:tabs>
       </w:pPr>
+      <w:r>
+        <w:t xml:space="preserve">I did not create other maps at this stage, as it would slow down development, and I would rather </w:t>
+      </w:r>
+      <w:r>
+        <w:t>develop the functionality of the code</w:t>
+      </w:r>
     </w:p>
     <w:p>
       <w:pPr>
@@ -16931,67 +16840,57 @@
     </w:p>
     <w:p>
       <w:r>
-        <w:t>00:12 – Initial game set up (player ants in grey, enemy ants in red), stats panel shown on right</w:t>
-      </w:r>
-    </w:p>
-    <w:p>
-      <w:r>
-        <w:t>00:13 to 00:20 – movement and placing pheromones</w:t>
-      </w:r>
-      <w:r>
-        <w:t xml:space="preserve"> (WASD, space)</w:t>
-      </w:r>
-    </w:p>
-    <w:p>
-      <w:r>
-        <w:t>00:21 to 00:</w:t>
-      </w:r>
-      <w:r>
-        <w:t>35 – ants following pheromones and gathering food</w:t>
-      </w:r>
-    </w:p>
-    <w:p>
-      <w:r>
-        <w:t>00:36 – control of multiple ants</w:t>
-      </w:r>
-    </w:p>
-    <w:p>
-      <w:r>
-        <w:t>00:38 – Fighter ant can kill enemy ants</w:t>
-      </w:r>
-    </w:p>
-    <w:p>
-      <w:r>
-        <w:t>00:52 – Pause menu (escape key)</w:t>
-      </w:r>
-    </w:p>
-    <w:p>
-      <w:r>
-        <w:t xml:space="preserve">00:56 – 1:00 – lowering difficulty (Food spawns at a faster rate after this) </w:t>
+        <w:t>00:12 – Initial game set up (player ants in grey, enemy ants in red), stats panel shown on right (displays food and population of player and enemy, selected ant, time played)</w:t>
+      </w:r>
+    </w:p>
+    <w:p>
+      <w:r>
+        <w:t>00:12 to 00:17 movement (WASD)</w:t>
+      </w:r>
+      <w:r>
+        <w:br/>
+        <w:t>00:17 gathering food</w:t>
+      </w:r>
+    </w:p>
+    <w:p>
+      <w:r>
+        <w:t>00:22 to 00:25 – placing pheromones (space)</w:t>
+      </w:r>
+    </w:p>
+    <w:p>
+      <w:r>
+        <w:t>00:33 – other ants follow pheromones</w:t>
+      </w:r>
+    </w:p>
+    <w:p>
+      <w:r>
+        <w:t>00:40 to 00:45 – expanding grid</w:t>
+      </w:r>
+    </w:p>
+    <w:p>
+      <w:r>
+        <w:t>1:08 – Fighter ants can kill enemies</w:t>
+      </w:r>
+    </w:p>
+    <w:p>
+      <w:r>
+        <w:t>1:22 to 1:30 – control of multiple ants at once</w:t>
       </w:r>
     </w:p>
     <w:p>
       <w:r>
         <w:lastRenderedPageBreak/>
-        <w:t xml:space="preserve">1:01 to 3:52 – Gameplay </w:t>
-      </w:r>
-    </w:p>
-    <w:p>
-      <w:r>
-        <w:t>3:52 – victory screen, achieved for having more than 5 times enemy population (131 player ants and 26 enemy ants)</w:t>
-      </w:r>
-    </w:p>
-    <w:p>
-      <w:r>
-        <w:t xml:space="preserve">4:23 to 5:50 </w:t>
-      </w:r>
-      <w:proofErr w:type="gramStart"/>
-      <w:r>
-        <w:t>–  Game</w:t>
-      </w:r>
-      <w:proofErr w:type="gramEnd"/>
-      <w:r>
-        <w:t xml:space="preserve"> can handle large grids before encountering issues, so should not be an issue in normal gameplay.</w:t>
+        <w:t>1:30 to 5:29 - gameplay</w:t>
+      </w:r>
+    </w:p>
+    <w:p>
+      <w:r>
+        <w:t>3:11 – enemy fighters can kill player ant</w:t>
+      </w:r>
+    </w:p>
+    <w:p>
+      <w:r>
+        <w:t>5:29 – Victory screen (player has 5 times more ants than enemy, 148 player ants, 29 enemies)</w:t>
       </w:r>
     </w:p>
     <w:p/>
@@ -17287,6 +17186,1347 @@
       </w:pPr>
       <w:r>
         <w:t>Usability</w:t>
+      </w:r>
+    </w:p>
+    <w:p/>
+    <w:p>
+      <w:pPr>
+        <w:pStyle w:val="Heading2"/>
+      </w:pPr>
+      <w:r>
+        <w:t>Evaluation</w:t>
+      </w:r>
+    </w:p>
+    <w:p/>
+    <w:p/>
+    <w:tbl>
+      <w:tblPr>
+        <w:tblStyle w:val="TableGrid"/>
+        <w:tblW w:w="10632" w:type="dxa"/>
+        <w:tblInd w:w="-1139" w:type="dxa"/>
+        <w:tblLook w:val="04A0" w:firstRow="1" w:lastRow="0" w:firstColumn="1" w:lastColumn="0" w:noHBand="0" w:noVBand="1"/>
+      </w:tblPr>
+      <w:tblGrid>
+        <w:gridCol w:w="2410"/>
+        <w:gridCol w:w="1276"/>
+        <w:gridCol w:w="1559"/>
+        <w:gridCol w:w="3686"/>
+        <w:gridCol w:w="1701"/>
+      </w:tblGrid>
+      <w:tr>
+        <w:tc>
+          <w:tcPr>
+            <w:tcW w:w="2410" w:type="dxa"/>
+          </w:tcPr>
+          <w:p>
+            <w:r>
+              <w:lastRenderedPageBreak/>
+              <w:t>Requirement</w:t>
+            </w:r>
+          </w:p>
+        </w:tc>
+        <w:tc>
+          <w:tcPr>
+            <w:tcW w:w="1276" w:type="dxa"/>
+          </w:tcPr>
+          <w:p>
+            <w:r>
+              <w:t>Priority</w:t>
+            </w:r>
+          </w:p>
+        </w:tc>
+        <w:tc>
+          <w:tcPr>
+            <w:tcW w:w="1559" w:type="dxa"/>
+          </w:tcPr>
+          <w:p>
+            <w:r>
+              <w:t>Met?</w:t>
+            </w:r>
+          </w:p>
+        </w:tc>
+        <w:tc>
+          <w:tcPr>
+            <w:tcW w:w="3686" w:type="dxa"/>
+          </w:tcPr>
+          <w:p>
+            <w:r>
+              <w:t>Comments</w:t>
+            </w:r>
+          </w:p>
+        </w:tc>
+        <w:tc>
+          <w:tcPr>
+            <w:tcW w:w="1701" w:type="dxa"/>
+          </w:tcPr>
+          <w:p>
+            <w:r>
+              <w:t>Evidence</w:t>
+            </w:r>
+          </w:p>
+        </w:tc>
+      </w:tr>
+      <w:tr>
+        <w:tc>
+          <w:tcPr>
+            <w:tcW w:w="2410" w:type="dxa"/>
+          </w:tcPr>
+          <w:p>
+            <w:r>
+              <w:t>Main menu</w:t>
+            </w:r>
+          </w:p>
+        </w:tc>
+        <w:tc>
+          <w:tcPr>
+            <w:tcW w:w="1276" w:type="dxa"/>
+          </w:tcPr>
+          <w:p>
+            <w:r>
+              <w:t>Essential</w:t>
+            </w:r>
+          </w:p>
+        </w:tc>
+        <w:tc>
+          <w:tcPr>
+            <w:tcW w:w="1559" w:type="dxa"/>
+          </w:tcPr>
+          <w:p>
+            <w:r>
+              <w:t>Met</w:t>
+            </w:r>
+          </w:p>
+        </w:tc>
+        <w:tc>
+          <w:tcPr>
+            <w:tcW w:w="3686" w:type="dxa"/>
+          </w:tcPr>
+          <w:p/>
+        </w:tc>
+        <w:tc>
+          <w:tcPr>
+            <w:tcW w:w="1701" w:type="dxa"/>
+          </w:tcPr>
+          <w:p>
+            <w:r>
+              <w:t>See stage 1 video</w:t>
+            </w:r>
+          </w:p>
+        </w:tc>
+      </w:tr>
+      <w:tr>
+        <w:tc>
+          <w:tcPr>
+            <w:tcW w:w="2410" w:type="dxa"/>
+          </w:tcPr>
+          <w:p>
+            <w:r>
+              <w:t>Control of an ant</w:t>
+            </w:r>
+          </w:p>
+        </w:tc>
+        <w:tc>
+          <w:tcPr>
+            <w:tcW w:w="1276" w:type="dxa"/>
+          </w:tcPr>
+          <w:p>
+            <w:r>
+              <w:t>Essential</w:t>
+            </w:r>
+          </w:p>
+        </w:tc>
+        <w:tc>
+          <w:tcPr>
+            <w:tcW w:w="1559" w:type="dxa"/>
+          </w:tcPr>
+          <w:p>
+            <w:r>
+              <w:t>Met</w:t>
+            </w:r>
+          </w:p>
+        </w:tc>
+        <w:tc>
+          <w:tcPr>
+            <w:tcW w:w="3686" w:type="dxa"/>
+          </w:tcPr>
+          <w:p/>
+        </w:tc>
+        <w:tc>
+          <w:tcPr>
+            <w:tcW w:w="1701" w:type="dxa"/>
+          </w:tcPr>
+          <w:p>
+            <w:r>
+              <w:t>See stage 4 video</w:t>
+            </w:r>
+          </w:p>
+        </w:tc>
+      </w:tr>
+      <w:tr>
+        <w:tc>
+          <w:tcPr>
+            <w:tcW w:w="2410" w:type="dxa"/>
+          </w:tcPr>
+          <w:p>
+            <w:r>
+              <w:t xml:space="preserve">Control of multiple ants </w:t>
+            </w:r>
+          </w:p>
+        </w:tc>
+        <w:tc>
+          <w:tcPr>
+            <w:tcW w:w="1276" w:type="dxa"/>
+          </w:tcPr>
+          <w:p>
+            <w:r>
+              <w:t>Highly desirable</w:t>
+            </w:r>
+          </w:p>
+        </w:tc>
+        <w:tc>
+          <w:tcPr>
+            <w:tcW w:w="1559" w:type="dxa"/>
+          </w:tcPr>
+          <w:p>
+            <w:r>
+              <w:t>Partially met</w:t>
+            </w:r>
+          </w:p>
+        </w:tc>
+        <w:tc>
+          <w:tcPr>
+            <w:tcW w:w="3686" w:type="dxa"/>
+          </w:tcPr>
+          <w:p>
+            <w:r>
+              <w:t>Control is very simple, with the same movement for each ant</w:t>
+            </w:r>
+            <w:r>
+              <w:t>. A better system would be to allow the player to select a target tile which their ants would navigate towards, but an algorithm to do this effectively would be difficult to implement with the current system used, as accessing adjacent tiles is complicated.</w:t>
+            </w:r>
+          </w:p>
+        </w:tc>
+        <w:tc>
+          <w:tcPr>
+            <w:tcW w:w="1701" w:type="dxa"/>
+          </w:tcPr>
+          <w:p>
+            <w:r>
+              <w:t>See stage 4 video</w:t>
+            </w:r>
+            <w:r>
+              <w:t xml:space="preserve"> at 00:09</w:t>
+            </w:r>
+          </w:p>
+        </w:tc>
+      </w:tr>
+      <w:tr>
+        <w:tc>
+          <w:tcPr>
+            <w:tcW w:w="2410" w:type="dxa"/>
+          </w:tcPr>
+          <w:p>
+            <w:r>
+              <w:t>Food to be gathered</w:t>
+            </w:r>
+          </w:p>
+        </w:tc>
+        <w:tc>
+          <w:tcPr>
+            <w:tcW w:w="1276" w:type="dxa"/>
+          </w:tcPr>
+          <w:p>
+            <w:r>
+              <w:t>Essential</w:t>
+            </w:r>
+          </w:p>
+        </w:tc>
+        <w:tc>
+          <w:tcPr>
+            <w:tcW w:w="1559" w:type="dxa"/>
+          </w:tcPr>
+          <w:p>
+            <w:r>
+              <w:t>Met</w:t>
+            </w:r>
+          </w:p>
+        </w:tc>
+        <w:tc>
+          <w:tcPr>
+            <w:tcW w:w="3686" w:type="dxa"/>
+          </w:tcPr>
+          <w:p>
+            <w:r>
+              <w:t>I feel the current food system is very balanced, to provide the correct difficulty, and encourage use of pheromones to direct other ants to food.</w:t>
+            </w:r>
+          </w:p>
+        </w:tc>
+        <w:tc>
+          <w:tcPr>
+            <w:tcW w:w="1701" w:type="dxa"/>
+          </w:tcPr>
+          <w:p>
+            <w:r>
+              <w:t xml:space="preserve">Food gathering shown in stage 4 video, </w:t>
+            </w:r>
+          </w:p>
+          <w:p>
+            <w:r>
+              <w:t>food spawning shown in stage 5 video</w:t>
+            </w:r>
+          </w:p>
+        </w:tc>
+      </w:tr>
+      <w:tr>
+        <w:tc>
+          <w:tcPr>
+            <w:tcW w:w="2410" w:type="dxa"/>
+          </w:tcPr>
+          <w:p>
+            <w:r>
+              <w:t>Other resources to gather</w:t>
+            </w:r>
+          </w:p>
+        </w:tc>
+        <w:tc>
+          <w:tcPr>
+            <w:tcW w:w="1276" w:type="dxa"/>
+          </w:tcPr>
+          <w:p>
+            <w:r>
+              <w:t>Desirable</w:t>
+            </w:r>
+          </w:p>
+        </w:tc>
+        <w:tc>
+          <w:tcPr>
+            <w:tcW w:w="1559" w:type="dxa"/>
+          </w:tcPr>
+          <w:p>
+            <w:r>
+              <w:t>Not met</w:t>
+            </w:r>
+          </w:p>
+        </w:tc>
+        <w:tc>
+          <w:tcPr>
+            <w:tcW w:w="3686" w:type="dxa"/>
+          </w:tcPr>
+          <w:p>
+            <w:r>
+              <w:t xml:space="preserve">This feature could be added with a new class for the other </w:t>
+            </w:r>
+            <w:r>
+              <w:t>resources but</w:t>
+            </w:r>
+            <w:r>
+              <w:t xml:space="preserve"> would take a</w:t>
+            </w:r>
+            <w:r>
+              <w:t xml:space="preserve"> while</w:t>
+            </w:r>
+            <w:r>
+              <w:t xml:space="preserve"> to implement and user may find it very similar to food.</w:t>
+            </w:r>
+          </w:p>
+        </w:tc>
+        <w:tc>
+          <w:tcPr>
+            <w:tcW w:w="1701" w:type="dxa"/>
+          </w:tcPr>
+          <w:p/>
+        </w:tc>
+      </w:tr>
+      <w:tr>
+        <w:tc>
+          <w:tcPr>
+            <w:tcW w:w="2410" w:type="dxa"/>
+          </w:tcPr>
+          <w:p>
+            <w:r>
+              <w:t>Pheromones</w:t>
+            </w:r>
+          </w:p>
+        </w:tc>
+        <w:tc>
+          <w:tcPr>
+            <w:tcW w:w="1276" w:type="dxa"/>
+          </w:tcPr>
+          <w:p>
+            <w:r>
+              <w:t>Highly desirable</w:t>
+            </w:r>
+          </w:p>
+        </w:tc>
+        <w:tc>
+          <w:tcPr>
+            <w:tcW w:w="1559" w:type="dxa"/>
+          </w:tcPr>
+          <w:p>
+            <w:r>
+              <w:t>Met</w:t>
+            </w:r>
+          </w:p>
+        </w:tc>
+        <w:tc>
+          <w:tcPr>
+            <w:tcW w:w="3686" w:type="dxa"/>
+          </w:tcPr>
+          <w:p>
+            <w:r>
+              <w:t>Currently pheromones are only used to direct ants towards food.</w:t>
+            </w:r>
+          </w:p>
+          <w:p>
+            <w:r>
+              <w:t xml:space="preserve">Pheromones could be added which function differently, such as </w:t>
+            </w:r>
+            <w:r>
+              <w:t>to signify the presence of enemy ants, so that fighters can invade and gatherers could run away.</w:t>
+            </w:r>
+          </w:p>
+        </w:tc>
+        <w:tc>
+          <w:tcPr>
+            <w:tcW w:w="1701" w:type="dxa"/>
+          </w:tcPr>
+          <w:p>
+            <w:r>
+              <w:t>See stage 6 video at 00:07</w:t>
+            </w:r>
+          </w:p>
+        </w:tc>
+      </w:tr>
+      <w:tr>
+        <w:tc>
+          <w:tcPr>
+            <w:tcW w:w="2410" w:type="dxa"/>
+          </w:tcPr>
+          <w:p>
+            <w:r>
+              <w:t>Multiple vari</w:t>
+            </w:r>
+            <w:r>
+              <w:t>ants</w:t>
+            </w:r>
+            <w:r>
+              <w:t xml:space="preserve"> of ant</w:t>
+            </w:r>
+          </w:p>
+        </w:tc>
+        <w:tc>
+          <w:tcPr>
+            <w:tcW w:w="1276" w:type="dxa"/>
+          </w:tcPr>
+          <w:p>
+            <w:r>
+              <w:t>Highly desirable</w:t>
+            </w:r>
+          </w:p>
+        </w:tc>
+        <w:tc>
+          <w:tcPr>
+            <w:tcW w:w="1559" w:type="dxa"/>
+          </w:tcPr>
+          <w:p>
+            <w:r>
+              <w:t>Met</w:t>
+            </w:r>
+          </w:p>
+        </w:tc>
+        <w:tc>
+          <w:tcPr>
+            <w:tcW w:w="3686" w:type="dxa"/>
+          </w:tcPr>
+          <w:p>
+            <w:r>
+              <w:t>2 variants of ants</w:t>
+            </w:r>
+          </w:p>
+        </w:tc>
+        <w:tc>
+          <w:tcPr>
+            <w:tcW w:w="1701" w:type="dxa"/>
+          </w:tcPr>
+          <w:p>
+            <w:r>
+              <w:t>Fighter ants shown in end testing video at 1:08 and 3:11. Selected ant can be seen in the stats panel on the right.</w:t>
+            </w:r>
+          </w:p>
+        </w:tc>
+      </w:tr>
+      <w:tr>
+        <w:tc>
+          <w:tcPr>
+            <w:tcW w:w="2410" w:type="dxa"/>
+          </w:tcPr>
+          <w:p>
+            <w:r>
+              <w:lastRenderedPageBreak/>
+              <w:t>Natural hazards</w:t>
+            </w:r>
+          </w:p>
+        </w:tc>
+        <w:tc>
+          <w:tcPr>
+            <w:tcW w:w="1276" w:type="dxa"/>
+          </w:tcPr>
+          <w:p>
+            <w:r>
+              <w:t>Desirable</w:t>
+            </w:r>
+          </w:p>
+        </w:tc>
+        <w:tc>
+          <w:tcPr>
+            <w:tcW w:w="1559" w:type="dxa"/>
+          </w:tcPr>
+          <w:p>
+            <w:r>
+              <w:t>Not met</w:t>
+            </w:r>
+          </w:p>
+        </w:tc>
+        <w:tc>
+          <w:tcPr>
+            <w:tcW w:w="3686" w:type="dxa"/>
+          </w:tcPr>
+          <w:p>
+            <w:r>
+              <w:t>This would be one of the next features I would implement if I had more time, as the current game is quite basic without this feature to add variety</w:t>
+            </w:r>
+          </w:p>
+        </w:tc>
+        <w:tc>
+          <w:tcPr>
+            <w:tcW w:w="1701" w:type="dxa"/>
+          </w:tcPr>
+          <w:p/>
+        </w:tc>
+      </w:tr>
+      <w:tr>
+        <w:tc>
+          <w:tcPr>
+            <w:tcW w:w="2410" w:type="dxa"/>
+          </w:tcPr>
+          <w:p>
+            <w:r>
+              <w:t>Rival ant colonies</w:t>
+            </w:r>
+          </w:p>
+        </w:tc>
+        <w:tc>
+          <w:tcPr>
+            <w:tcW w:w="1276" w:type="dxa"/>
+          </w:tcPr>
+          <w:p>
+            <w:r>
+              <w:t>Desirable</w:t>
+            </w:r>
+          </w:p>
+        </w:tc>
+        <w:tc>
+          <w:tcPr>
+            <w:tcW w:w="1559" w:type="dxa"/>
+          </w:tcPr>
+          <w:p>
+            <w:r>
+              <w:t>Met</w:t>
+            </w:r>
+          </w:p>
+        </w:tc>
+        <w:tc>
+          <w:tcPr>
+            <w:tcW w:w="3686" w:type="dxa"/>
+          </w:tcPr>
+          <w:p>
+            <w:r>
+              <w:t>There is only one rival ant colony, but I think this is fine, as having more would not significantly change how the player plays the game.</w:t>
+            </w:r>
+          </w:p>
+        </w:tc>
+        <w:tc>
+          <w:tcPr>
+            <w:tcW w:w="1701" w:type="dxa"/>
+          </w:tcPr>
+          <w:p>
+            <w:r>
+              <w:t>See stage 7</w:t>
+            </w:r>
+          </w:p>
+        </w:tc>
+      </w:tr>
+      <w:tr>
+        <w:tc>
+          <w:tcPr>
+            <w:tcW w:w="2410" w:type="dxa"/>
+          </w:tcPr>
+          <w:p>
+            <w:r>
+              <w:t>Win condition</w:t>
+            </w:r>
+          </w:p>
+        </w:tc>
+        <w:tc>
+          <w:tcPr>
+            <w:tcW w:w="1276" w:type="dxa"/>
+          </w:tcPr>
+          <w:p>
+            <w:r>
+              <w:t>Highly Desirable</w:t>
+            </w:r>
+          </w:p>
+        </w:tc>
+        <w:tc>
+          <w:tcPr>
+            <w:tcW w:w="1559" w:type="dxa"/>
+          </w:tcPr>
+          <w:p>
+            <w:r>
+              <w:t>Met</w:t>
+            </w:r>
+          </w:p>
+        </w:tc>
+        <w:tc>
+          <w:tcPr>
+            <w:tcW w:w="3686" w:type="dxa"/>
+          </w:tcPr>
+          <w:p>
+            <w:r>
+              <w:t>Game is won when the player has more than 5 times the enemy population, and their population is more than 100.</w:t>
+            </w:r>
+          </w:p>
+        </w:tc>
+        <w:tc>
+          <w:tcPr>
+            <w:tcW w:w="1701" w:type="dxa"/>
+          </w:tcPr>
+          <w:p>
+            <w:r>
+              <w:t>See end testing video at 5:29</w:t>
+            </w:r>
+          </w:p>
+        </w:tc>
+      </w:tr>
+      <w:tr>
+        <w:tc>
+          <w:tcPr>
+            <w:tcW w:w="2410" w:type="dxa"/>
+          </w:tcPr>
+          <w:p>
+            <w:r>
+              <w:t>Endless mode (no win condition)</w:t>
+            </w:r>
+          </w:p>
+        </w:tc>
+        <w:tc>
+          <w:tcPr>
+            <w:tcW w:w="1276" w:type="dxa"/>
+          </w:tcPr>
+          <w:p>
+            <w:r>
+              <w:t>Desirable</w:t>
+            </w:r>
+          </w:p>
+        </w:tc>
+        <w:tc>
+          <w:tcPr>
+            <w:tcW w:w="1559" w:type="dxa"/>
+          </w:tcPr>
+          <w:p>
+            <w:r>
+              <w:t>Not met</w:t>
+            </w:r>
+          </w:p>
+        </w:tc>
+        <w:tc>
+          <w:tcPr>
+            <w:tcW w:w="3686" w:type="dxa"/>
+          </w:tcPr>
+          <w:p>
+            <w:r>
+              <w:t>Could easily be implemented, since checking for a win is done by one function</w:t>
+            </w:r>
+          </w:p>
+        </w:tc>
+        <w:tc>
+          <w:tcPr>
+            <w:tcW w:w="1701" w:type="dxa"/>
+          </w:tcPr>
+          <w:p/>
+        </w:tc>
+      </w:tr>
+      <w:tr>
+        <w:tc>
+          <w:tcPr>
+            <w:tcW w:w="2410" w:type="dxa"/>
+          </w:tcPr>
+          <w:p>
+            <w:r>
+              <w:t>Scoring system</w:t>
+            </w:r>
+          </w:p>
+        </w:tc>
+        <w:tc>
+          <w:tcPr>
+            <w:tcW w:w="1276" w:type="dxa"/>
+          </w:tcPr>
+          <w:p>
+            <w:r>
+              <w:t>Possibility</w:t>
+            </w:r>
+          </w:p>
+        </w:tc>
+        <w:tc>
+          <w:tcPr>
+            <w:tcW w:w="1559" w:type="dxa"/>
+          </w:tcPr>
+          <w:p>
+            <w:r>
+              <w:t>Not met</w:t>
+            </w:r>
+          </w:p>
+        </w:tc>
+        <w:tc>
+          <w:tcPr>
+            <w:tcW w:w="3686" w:type="dxa"/>
+          </w:tcPr>
+          <w:p>
+            <w:r>
+              <w:t xml:space="preserve">A scoring system using the population, food and time played, as these are stored throughout the game. </w:t>
+            </w:r>
+            <w:r>
+              <w:t>Score would be displayed on the stats panel.</w:t>
+            </w:r>
+          </w:p>
+        </w:tc>
+        <w:tc>
+          <w:tcPr>
+            <w:tcW w:w="1701" w:type="dxa"/>
+          </w:tcPr>
+          <w:p/>
+        </w:tc>
+      </w:tr>
+      <w:tr>
+        <w:tc>
+          <w:tcPr>
+            <w:tcW w:w="2410" w:type="dxa"/>
+          </w:tcPr>
+          <w:p>
+            <w:r>
+              <w:t>Settings</w:t>
+            </w:r>
+          </w:p>
+        </w:tc>
+        <w:tc>
+          <w:tcPr>
+            <w:tcW w:w="1276" w:type="dxa"/>
+          </w:tcPr>
+          <w:p>
+            <w:r>
+              <w:t>Highly desirable</w:t>
+            </w:r>
+          </w:p>
+        </w:tc>
+        <w:tc>
+          <w:tcPr>
+            <w:tcW w:w="1559" w:type="dxa"/>
+          </w:tcPr>
+          <w:p>
+            <w:r>
+              <w:t>Met</w:t>
+            </w:r>
+          </w:p>
+        </w:tc>
+        <w:tc>
+          <w:tcPr>
+            <w:tcW w:w="3686" w:type="dxa"/>
+          </w:tcPr>
+          <w:p>
+            <w:r>
+              <w:t xml:space="preserve">Only the difficulty settings </w:t>
+            </w:r>
+            <w:proofErr w:type="gramStart"/>
+            <w:r>
+              <w:t>affects</w:t>
+            </w:r>
+            <w:proofErr w:type="gramEnd"/>
+            <w:r>
+              <w:t xml:space="preserve"> gameplay, as the other maps and sandbox mode were not implemented.</w:t>
+            </w:r>
+          </w:p>
+        </w:tc>
+        <w:tc>
+          <w:tcPr>
+            <w:tcW w:w="1701" w:type="dxa"/>
+          </w:tcPr>
+          <w:p>
+            <w:r>
+              <w:t>See stage 2 video</w:t>
+            </w:r>
+          </w:p>
+        </w:tc>
+      </w:tr>
+      <w:tr>
+        <w:tc>
+          <w:tcPr>
+            <w:tcW w:w="2410" w:type="dxa"/>
+          </w:tcPr>
+          <w:p>
+            <w:r>
+              <w:t>Sandbox mode</w:t>
+            </w:r>
+          </w:p>
+        </w:tc>
+        <w:tc>
+          <w:tcPr>
+            <w:tcW w:w="1276" w:type="dxa"/>
+          </w:tcPr>
+          <w:p>
+            <w:r>
+              <w:t>Highly Desirable</w:t>
+            </w:r>
+          </w:p>
+        </w:tc>
+        <w:tc>
+          <w:tcPr>
+            <w:tcW w:w="1559" w:type="dxa"/>
+          </w:tcPr>
+          <w:p>
+            <w:r>
+              <w:t>Not met</w:t>
+            </w:r>
+          </w:p>
+        </w:tc>
+        <w:tc>
+          <w:tcPr>
+            <w:tcW w:w="3686" w:type="dxa"/>
+          </w:tcPr>
+          <w:p>
+            <w:r>
+              <w:t xml:space="preserve">This could be implemented using the </w:t>
+            </w:r>
+            <w:proofErr w:type="spellStart"/>
+            <w:proofErr w:type="gramStart"/>
+            <w:r>
+              <w:t>setTile</w:t>
+            </w:r>
+            <w:proofErr w:type="spellEnd"/>
+            <w:r>
+              <w:t>(</w:t>
+            </w:r>
+            <w:proofErr w:type="gramEnd"/>
+            <w:r>
+              <w:t>) method to give the player the ability to edit tiles, but may be complex</w:t>
+            </w:r>
+          </w:p>
+        </w:tc>
+        <w:tc>
+          <w:tcPr>
+            <w:tcW w:w="1701" w:type="dxa"/>
+          </w:tcPr>
+          <w:p>
+            <w:r>
+              <w:t>Sandbox toolbar planned in GUI design for gameplay screen.</w:t>
+            </w:r>
+          </w:p>
+        </w:tc>
+      </w:tr>
+      <w:tr>
+        <w:tc>
+          <w:tcPr>
+            <w:tcW w:w="2410" w:type="dxa"/>
+          </w:tcPr>
+          <w:p>
+            <w:r>
+              <w:t>High difficulty</w:t>
+            </w:r>
+          </w:p>
+        </w:tc>
+        <w:tc>
+          <w:tcPr>
+            <w:tcW w:w="1276" w:type="dxa"/>
+          </w:tcPr>
+          <w:p>
+            <w:r>
+              <w:t>Desirable</w:t>
+            </w:r>
+          </w:p>
+          <w:p/>
+        </w:tc>
+        <w:tc>
+          <w:tcPr>
+            <w:tcW w:w="1559" w:type="dxa"/>
+          </w:tcPr>
+          <w:p>
+            <w:r>
+              <w:t>Met</w:t>
+            </w:r>
+          </w:p>
+        </w:tc>
+        <w:tc>
+          <w:tcPr>
+            <w:tcW w:w="3686" w:type="dxa"/>
+          </w:tcPr>
+          <w:p>
+            <w:r>
+              <w:t>The game</w:t>
+            </w:r>
+            <w:r>
+              <w:t xml:space="preserve"> took</w:t>
+            </w:r>
+            <w:r>
+              <w:t xml:space="preserve"> about 5 minutes to complete but</w:t>
+            </w:r>
+            <w:r>
+              <w:t xml:space="preserve"> difficulty</w:t>
+            </w:r>
+            <w:r>
+              <w:t xml:space="preserve"> can be increased in settings. If the player does not actively play, progress will be slower.</w:t>
+            </w:r>
+          </w:p>
+        </w:tc>
+        <w:tc>
+          <w:tcPr>
+            <w:tcW w:w="1701" w:type="dxa"/>
+          </w:tcPr>
+          <w:p>
+            <w:r>
+              <w:t xml:space="preserve">End testing video took 5 minutes to complete the game </w:t>
+            </w:r>
+          </w:p>
+        </w:tc>
+      </w:tr>
+      <w:tr>
+        <w:tc>
+          <w:tcPr>
+            <w:tcW w:w="2410" w:type="dxa"/>
+          </w:tcPr>
+          <w:p>
+            <w:r>
+              <w:t>Customisable difficulty</w:t>
+            </w:r>
+          </w:p>
+        </w:tc>
+        <w:tc>
+          <w:tcPr>
+            <w:tcW w:w="1276" w:type="dxa"/>
+          </w:tcPr>
+          <w:p>
+            <w:r>
+              <w:t>Possibility</w:t>
+            </w:r>
+          </w:p>
+        </w:tc>
+        <w:tc>
+          <w:tcPr>
+            <w:tcW w:w="1559" w:type="dxa"/>
+          </w:tcPr>
+          <w:p>
+            <w:r>
+              <w:t>Met</w:t>
+            </w:r>
+          </w:p>
+        </w:tc>
+        <w:tc>
+          <w:tcPr>
+            <w:tcW w:w="3686" w:type="dxa"/>
+          </w:tcPr>
+          <w:p>
+            <w:r>
+              <w:t>Difficulty affects the rate of food spawning</w:t>
+            </w:r>
+          </w:p>
+        </w:tc>
+        <w:tc>
+          <w:tcPr>
+            <w:tcW w:w="1701" w:type="dxa"/>
+          </w:tcPr>
+          <w:p/>
+        </w:tc>
+      </w:tr>
+      <w:tr>
+        <w:tc>
+          <w:tcPr>
+            <w:tcW w:w="2410" w:type="dxa"/>
+          </w:tcPr>
+          <w:p>
+            <w:r>
+              <w:t xml:space="preserve">Keyboard controls using </w:t>
+            </w:r>
+            <w:proofErr w:type="spellStart"/>
+            <w:r>
+              <w:t>wasd</w:t>
+            </w:r>
+            <w:proofErr w:type="spellEnd"/>
+            <w:r>
+              <w:t xml:space="preserve"> keys</w:t>
+            </w:r>
+          </w:p>
+        </w:tc>
+        <w:tc>
+          <w:tcPr>
+            <w:tcW w:w="1276" w:type="dxa"/>
+          </w:tcPr>
+          <w:p>
+            <w:r>
+              <w:t>Desirable</w:t>
+            </w:r>
+          </w:p>
+        </w:tc>
+        <w:tc>
+          <w:tcPr>
+            <w:tcW w:w="1559" w:type="dxa"/>
+          </w:tcPr>
+          <w:p>
+            <w:r>
+              <w:t>Met</w:t>
+            </w:r>
+          </w:p>
+        </w:tc>
+        <w:tc>
+          <w:tcPr>
+            <w:tcW w:w="3686" w:type="dxa"/>
+          </w:tcPr>
+          <w:p/>
+        </w:tc>
+        <w:tc>
+          <w:tcPr>
+            <w:tcW w:w="1701" w:type="dxa"/>
+          </w:tcPr>
+          <w:p>
+            <w:r>
+              <w:t>See stage 4 video</w:t>
+            </w:r>
+          </w:p>
+        </w:tc>
+      </w:tr>
+      <w:tr>
+        <w:tc>
+          <w:tcPr>
+            <w:tcW w:w="2410" w:type="dxa"/>
+          </w:tcPr>
+          <w:p>
+            <w:r>
+              <w:t>Detailed graphics</w:t>
+            </w:r>
+          </w:p>
+        </w:tc>
+        <w:tc>
+          <w:tcPr>
+            <w:tcW w:w="1276" w:type="dxa"/>
+          </w:tcPr>
+          <w:p>
+            <w:r>
+              <w:t>Possibility</w:t>
+            </w:r>
+          </w:p>
+        </w:tc>
+        <w:tc>
+          <w:tcPr>
+            <w:tcW w:w="1559" w:type="dxa"/>
+          </w:tcPr>
+          <w:p>
+            <w:r>
+              <w:t>Partially met</w:t>
+            </w:r>
+          </w:p>
+        </w:tc>
+        <w:tc>
+          <w:tcPr>
+            <w:tcW w:w="3686" w:type="dxa"/>
+          </w:tcPr>
+          <w:p>
+            <w:r>
+              <w:t>The game uses a 2d view, which looks nice but could be improved. The menus are very basic, and don’t look nice.</w:t>
+            </w:r>
+          </w:p>
+        </w:tc>
+        <w:tc>
+          <w:tcPr>
+            <w:tcW w:w="1701" w:type="dxa"/>
+          </w:tcPr>
+          <w:p>
+            <w:r>
+              <w:t>See screenshot at end of stage 3</w:t>
+            </w:r>
+          </w:p>
+        </w:tc>
+      </w:tr>
+      <w:tr>
+        <w:tc>
+          <w:tcPr>
+            <w:tcW w:w="2410" w:type="dxa"/>
+          </w:tcPr>
+          <w:p>
+            <w:r>
+              <w:lastRenderedPageBreak/>
+              <w:t>Multiple maps</w:t>
+            </w:r>
+          </w:p>
+        </w:tc>
+        <w:tc>
+          <w:tcPr>
+            <w:tcW w:w="1276" w:type="dxa"/>
+          </w:tcPr>
+          <w:p>
+            <w:r>
+              <w:t>Desirable</w:t>
+            </w:r>
+          </w:p>
+        </w:tc>
+        <w:tc>
+          <w:tcPr>
+            <w:tcW w:w="1559" w:type="dxa"/>
+          </w:tcPr>
+          <w:p>
+            <w:r>
+              <w:t>Not met</w:t>
+            </w:r>
+          </w:p>
+        </w:tc>
+        <w:tc>
+          <w:tcPr>
+            <w:tcW w:w="3686" w:type="dxa"/>
+          </w:tcPr>
+          <w:p>
+            <w:r>
+              <w:t>Developing new maps was a desirable feature which I would come back to if I had more time at the end of the project. I instead made one functional map first to develop features</w:t>
+            </w:r>
+          </w:p>
+        </w:tc>
+        <w:tc>
+          <w:tcPr>
+            <w:tcW w:w="1701" w:type="dxa"/>
+          </w:tcPr>
+          <w:p>
+            <w:r>
+              <w:t xml:space="preserve">In the design stage structure diagram, I planned to have a city, forest and desert map </w:t>
+            </w:r>
+          </w:p>
+        </w:tc>
+      </w:tr>
+      <w:tr>
+        <w:tc>
+          <w:tcPr>
+            <w:tcW w:w="2410" w:type="dxa"/>
+          </w:tcPr>
+          <w:p>
+            <w:r>
+              <w:t>Storyline</w:t>
+            </w:r>
+          </w:p>
+        </w:tc>
+        <w:tc>
+          <w:tcPr>
+            <w:tcW w:w="1276" w:type="dxa"/>
+          </w:tcPr>
+          <w:p>
+            <w:r>
+              <w:t>Highly desirable</w:t>
+            </w:r>
+          </w:p>
+        </w:tc>
+        <w:tc>
+          <w:tcPr>
+            <w:tcW w:w="1559" w:type="dxa"/>
+          </w:tcPr>
+          <w:p>
+            <w:r>
+              <w:t>Not met</w:t>
+            </w:r>
+          </w:p>
+        </w:tc>
+        <w:tc>
+          <w:tcPr>
+            <w:tcW w:w="3686" w:type="dxa"/>
+          </w:tcPr>
+          <w:p>
+            <w:r>
+              <w:t>Developing a storyline could take a long time, so I prioritised other features first</w:t>
+            </w:r>
+          </w:p>
+        </w:tc>
+        <w:tc>
+          <w:tcPr>
+            <w:tcW w:w="1701" w:type="dxa"/>
+          </w:tcPr>
+          <w:p>
+            <w:r>
+              <w:t>I did not plan any specific details for the storyline during design.</w:t>
+            </w:r>
+          </w:p>
+        </w:tc>
+      </w:tr>
+      <w:tr>
+        <w:tc>
+          <w:tcPr>
+            <w:tcW w:w="2410" w:type="dxa"/>
+          </w:tcPr>
+          <w:p>
+            <w:r>
+              <w:t>Pause game</w:t>
+            </w:r>
+          </w:p>
+        </w:tc>
+        <w:tc>
+          <w:tcPr>
+            <w:tcW w:w="1276" w:type="dxa"/>
+          </w:tcPr>
+          <w:p>
+            <w:r>
+              <w:t>Essential</w:t>
+            </w:r>
+            <w:r>
+              <w:br/>
+            </w:r>
+            <w:r>
+              <w:br/>
+            </w:r>
+            <w:r>
+              <w:br/>
+            </w:r>
+          </w:p>
+        </w:tc>
+        <w:tc>
+          <w:tcPr>
+            <w:tcW w:w="1559" w:type="dxa"/>
+          </w:tcPr>
+          <w:p>
+            <w:r>
+              <w:t>Met</w:t>
+            </w:r>
+          </w:p>
+        </w:tc>
+        <w:tc>
+          <w:tcPr>
+            <w:tcW w:w="3686" w:type="dxa"/>
+          </w:tcPr>
+          <w:p>
+            <w:r>
+              <w:t>This was a simple feature to implement compared to its impact on the game, so I added it early on.</w:t>
+            </w:r>
+          </w:p>
+        </w:tc>
+        <w:tc>
+          <w:tcPr>
+            <w:tcW w:w="1701" w:type="dxa"/>
+          </w:tcPr>
+          <w:p>
+            <w:r>
+              <w:t>See screenshot at end of stage 3</w:t>
+            </w:r>
+          </w:p>
+        </w:tc>
+      </w:tr>
+      <w:tr>
+        <w:tc>
+          <w:tcPr>
+            <w:tcW w:w="2410" w:type="dxa"/>
+          </w:tcPr>
+          <w:p>
+            <w:r>
+              <w:t>Save game</w:t>
+            </w:r>
+          </w:p>
+        </w:tc>
+        <w:tc>
+          <w:tcPr>
+            <w:tcW w:w="1276" w:type="dxa"/>
+          </w:tcPr>
+          <w:p>
+            <w:r>
+              <w:t>Desirable</w:t>
+            </w:r>
+          </w:p>
+        </w:tc>
+        <w:tc>
+          <w:tcPr>
+            <w:tcW w:w="1559" w:type="dxa"/>
+          </w:tcPr>
+          <w:p>
+            <w:r>
+              <w:t>Not met</w:t>
+            </w:r>
+          </w:p>
+        </w:tc>
+        <w:tc>
+          <w:tcPr>
+            <w:tcW w:w="3686" w:type="dxa"/>
+          </w:tcPr>
+          <w:p>
+            <w:r>
+              <w:t xml:space="preserve">Save menu is accessible from main </w:t>
+            </w:r>
+            <w:proofErr w:type="gramStart"/>
+            <w:r>
+              <w:t>menu, but</w:t>
+            </w:r>
+            <w:proofErr w:type="gramEnd"/>
+            <w:r>
+              <w:t xml:space="preserve"> does not do anything</w:t>
+            </w:r>
+            <w:r>
+              <w:t xml:space="preserve">. </w:t>
+            </w:r>
+          </w:p>
+        </w:tc>
+        <w:tc>
+          <w:tcPr>
+            <w:tcW w:w="1701" w:type="dxa"/>
+          </w:tcPr>
+          <w:p/>
+        </w:tc>
+      </w:tr>
+    </w:tbl>
+    <w:p/>
+    <w:p>
+      <w:r>
+        <w:t xml:space="preserve">To improve the project if I had more time, I would recreate the grid system using a custom data structure instead of an </w:t>
+      </w:r>
+      <w:proofErr w:type="spellStart"/>
+      <w:r>
+        <w:t>array</w:t>
+      </w:r>
+      <w:r>
+        <w:t>list</w:t>
+      </w:r>
+      <w:proofErr w:type="spellEnd"/>
+      <w:r>
+        <w:t>. A graph could be used to store each tile as a node, with pointers to the 4 adjacent nodes.</w:t>
+      </w:r>
+      <w:r>
+        <w:t xml:space="preserve"> This would allow for adjacent tiles to be accessed without needing coordinates and would remove the need to generate tiles that are outside of the player’s view in a large grid. This system would be much simpler to work with to create new functions and would make the code more readable e.g. to find the adjacent tile to the right:</w:t>
+      </w:r>
+    </w:p>
+    <w:p>
+      <w:proofErr w:type="spellStart"/>
+      <w:proofErr w:type="gramStart"/>
+      <w:r>
+        <w:t>tile.right</w:t>
+      </w:r>
+      <w:proofErr w:type="spellEnd"/>
+      <w:proofErr w:type="gramEnd"/>
+      <w:r>
+        <w:t xml:space="preserve">() instead of </w:t>
+      </w:r>
+      <w:proofErr w:type="spellStart"/>
+      <w:proofErr w:type="gramStart"/>
+      <w:r>
+        <w:t>grid.getTile</w:t>
+      </w:r>
+      <w:proofErr w:type="spellEnd"/>
+      <w:proofErr w:type="gramEnd"/>
+      <w:r>
+        <w:t>(x+</w:t>
+      </w:r>
+      <w:proofErr w:type="gramStart"/>
+      <w:r>
+        <w:t>1,y</w:t>
+      </w:r>
+      <w:proofErr w:type="gramEnd"/>
+      <w:r>
+        <w:t>)</w:t>
       </w:r>
     </w:p>
     <w:sectPr>
@@ -18205,7 +19445,6 @@
   <w:style w:type="character" w:default="1" w:styleId="DefaultParagraphFont">
     <w:name w:val="Default Paragraph Font"/>
     <w:uiPriority w:val="1"/>
-    <w:semiHidden/>
     <w:unhideWhenUsed/>
   </w:style>
   <w:style w:type="table" w:default="1" w:styleId="TableNormal">

--- a/Coursework.docx
+++ b/Coursework.docx
@@ -5857,15 +5857,7 @@
               </w:tabs>
             </w:pPr>
             <w:r>
-              <w:t xml:space="preserve">The food will </w:t>
-            </w:r>
-            <w:proofErr w:type="gramStart"/>
-            <w:r>
-              <w:t>disappear</w:t>
-            </w:r>
-            <w:proofErr w:type="gramEnd"/>
-            <w:r>
-              <w:t xml:space="preserve"> and the players food </w:t>
+              <w:t xml:space="preserve">The food will disappear and the players food </w:t>
             </w:r>
             <w:r>
               <w:t>variable should increment</w:t>
@@ -7274,15 +7266,7 @@
             </w:r>
             <w:proofErr w:type="spellEnd"/>
             <w:r>
-              <w:t>&lt;</w:t>
-            </w:r>
-            <w:proofErr w:type="spellStart"/>
-            <w:r>
-              <w:t>JFrame</w:t>
-            </w:r>
-            <w:proofErr w:type="spellEnd"/>
-            <w:r>
-              <w:t>&gt;</w:t>
+              <w:t>&lt;JFrame&gt;</w:t>
             </w:r>
           </w:p>
         </w:tc>
@@ -7637,15 +7621,7 @@
               </w:tabs>
             </w:pPr>
             <w:r>
-              <w:t xml:space="preserve">Whether the game is paused. Food will not </w:t>
-            </w:r>
-            <w:proofErr w:type="gramStart"/>
-            <w:r>
-              <w:t>spawn</w:t>
-            </w:r>
-            <w:proofErr w:type="gramEnd"/>
-            <w:r>
-              <w:t xml:space="preserve"> and ants cannot move when it is true.</w:t>
+              <w:t>Whether the game is paused. Food will not spawn and ants cannot move when it is true.</w:t>
             </w:r>
           </w:p>
         </w:tc>
@@ -9548,11 +9524,9 @@
                 <w:tab w:val="center" w:pos="4513"/>
               </w:tabs>
             </w:pPr>
-            <w:proofErr w:type="spellStart"/>
             <w:r>
               <w:t>PheromoneTopLeft</w:t>
             </w:r>
-            <w:proofErr w:type="spellEnd"/>
           </w:p>
           <w:p>
             <w:pPr>
@@ -11281,15 +11255,7 @@
               </w:tabs>
             </w:pPr>
             <w:r>
-              <w:t xml:space="preserve">The value is </w:t>
-            </w:r>
-            <w:proofErr w:type="gramStart"/>
-            <w:r>
-              <w:t>changed</w:t>
-            </w:r>
-            <w:proofErr w:type="gramEnd"/>
-            <w:r>
-              <w:t xml:space="preserve"> and the new result is displayed to the user</w:t>
+              <w:t>The value is changed and the new result is displayed to the user</w:t>
             </w:r>
           </w:p>
         </w:tc>
@@ -14942,15 +14908,7 @@
               </w:tabs>
             </w:pPr>
             <w:r>
-              <w:t xml:space="preserve">The food will </w:t>
-            </w:r>
-            <w:proofErr w:type="gramStart"/>
-            <w:r>
-              <w:t>disappear</w:t>
-            </w:r>
-            <w:proofErr w:type="gramEnd"/>
-            <w:r>
-              <w:t xml:space="preserve"> and the players food variable should increment</w:t>
+              <w:t>The food will disappear and the players food variable should increment</w:t>
             </w:r>
           </w:p>
         </w:tc>
@@ -16782,15 +16740,7 @@
               </w:tabs>
             </w:pPr>
             <w:r>
-              <w:t xml:space="preserve">Requirement for win was changed, but victory screen will be </w:t>
-            </w:r>
-            <w:proofErr w:type="gramStart"/>
-            <w:r>
-              <w:t>displayed</w:t>
-            </w:r>
-            <w:proofErr w:type="gramEnd"/>
-            <w:r>
-              <w:t xml:space="preserve"> and game will stop ticking.</w:t>
+              <w:t>Requirement for win was changed, but victory screen will be displayed and game will stop ticking.</w:t>
             </w:r>
           </w:p>
         </w:tc>
@@ -17191,7 +17141,7 @@
     <w:p/>
     <w:p>
       <w:pPr>
-        <w:pStyle w:val="Heading2"/>
+        <w:pStyle w:val="Heading1"/>
       </w:pPr>
       <w:r>
         <w:t>Evaluation</w:t>
@@ -17220,7 +17170,6 @@
           </w:tcPr>
           <w:p>
             <w:r>
-              <w:lastRenderedPageBreak/>
               <w:t>Requirement</w:t>
             </w:r>
           </w:p>
@@ -17650,7 +17599,11 @@
           </w:tcPr>
           <w:p>
             <w:r>
-              <w:t>Fighter ants shown in end testing video at 1:08 and 3:11. Selected ant can be seen in the stats panel on the right.</w:t>
+              <w:t xml:space="preserve">Fighter ants shown in end testing video at 1:08 and 3:11. Selected ant can be seen in the stats </w:t>
+            </w:r>
+            <w:r>
+              <w:lastRenderedPageBreak/>
+              <w:t>panel on the right.</w:t>
             </w:r>
           </w:p>
         </w:tc>
@@ -18238,7 +18191,11 @@
           </w:tcPr>
           <w:p>
             <w:r>
-              <w:t>The game uses a 2d view, which looks nice but could be improved. The menus are very basic, and don’t look nice.</w:t>
+              <w:t xml:space="preserve">The game uses a 2d view, which looks nice but could be </w:t>
+            </w:r>
+            <w:r>
+              <w:lastRenderedPageBreak/>
+              <w:t>improved. The menus are very basic, and don’t look nice.</w:t>
             </w:r>
           </w:p>
         </w:tc>
@@ -18248,6 +18205,7 @@
           </w:tcPr>
           <w:p>
             <w:r>
+              <w:lastRenderedPageBreak/>
               <w:t>See screenshot at end of stage 3</w:t>
             </w:r>
           </w:p>
@@ -18260,7 +18218,6 @@
           </w:tcPr>
           <w:p>
             <w:r>
-              <w:lastRenderedPageBreak/>
               <w:t>Multiple maps</w:t>
             </w:r>
           </w:p>
@@ -18481,6 +18438,14 @@
     </w:tbl>
     <w:p/>
     <w:p>
+      <w:pPr>
+        <w:pStyle w:val="Heading2"/>
+      </w:pPr>
+      <w:r>
+        <w:t>Maintainability</w:t>
+      </w:r>
+    </w:p>
+    <w:p>
       <w:r>
         <w:t xml:space="preserve">To improve the project if I had more time, I would recreate the grid system using a custom data structure instead of an </w:t>
       </w:r>
@@ -18496,7 +18461,13 @@
         <w:t>. A graph could be used to store each tile as a node, with pointers to the 4 adjacent nodes.</w:t>
       </w:r>
       <w:r>
-        <w:t xml:space="preserve"> This would allow for adjacent tiles to be accessed without needing coordinates and would remove the need to generate tiles that are outside of the player’s view in a large grid. This system would be much simpler to work with to create new functions and would make the code more readable e.g. to find the adjacent tile to the right:</w:t>
+        <w:t xml:space="preserve"> This would allow for adjacent tiles to be accessed without needing coordinates and would remove the need to generate tiles that are outside of the player’s view in a large grid. This system would be much simpler to work with to create new functions and would make the code more readable</w:t>
+      </w:r>
+      <w:r>
+        <w:t>,</w:t>
+      </w:r>
+      <w:r>
+        <w:t xml:space="preserve"> e.g. to find the adjacent tile to the right:</w:t>
       </w:r>
     </w:p>
     <w:p>
@@ -18529,6 +18500,7 @@
         <w:t>)</w:t>
       </w:r>
     </w:p>
+    <w:p/>
     <w:sectPr>
       <w:pgSz w:w="11906" w:h="16838"/>
       <w:pgMar w:top="1440" w:right="1440" w:bottom="1440" w:left="1440" w:header="708" w:footer="708" w:gutter="0"/>
@@ -19445,6 +19417,7 @@
   <w:style w:type="character" w:default="1" w:styleId="DefaultParagraphFont">
     <w:name w:val="Default Paragraph Font"/>
     <w:uiPriority w:val="1"/>
+    <w:semiHidden/>
     <w:unhideWhenUsed/>
   </w:style>
   <w:style w:type="table" w:default="1" w:styleId="TableNormal">

--- a/Coursework.docx
+++ b/Coursework.docx
@@ -19,14 +19,3219 @@
         <w:t>Coursework</w:t>
       </w:r>
     </w:p>
+    <w:p>
+      <w:pPr>
+        <w:rPr>
+          <w:sz w:val="32"/>
+          <w:szCs w:val="32"/>
+        </w:rPr>
+      </w:pPr>
+      <w:r>
+        <w:rPr>
+          <w:sz w:val="32"/>
+          <w:szCs w:val="32"/>
+        </w:rPr>
+        <w:t>Theo Thomson</w:t>
+      </w:r>
+    </w:p>
+    <w:p>
+      <w:pPr>
+        <w:rPr>
+          <w:sz w:val="32"/>
+          <w:szCs w:val="32"/>
+        </w:rPr>
+      </w:pPr>
+      <w:r>
+        <w:rPr>
+          <w:sz w:val="32"/>
+          <w:szCs w:val="32"/>
+        </w:rPr>
+        <w:t xml:space="preserve">Centre Number: </w:t>
+      </w:r>
+    </w:p>
+    <w:p>
+      <w:pPr>
+        <w:rPr>
+          <w:sz w:val="48"/>
+          <w:szCs w:val="48"/>
+          <w:u w:val="single"/>
+        </w:rPr>
+      </w:pPr>
+    </w:p>
+    <w:sdt>
+      <w:sdtPr>
+        <w:id w:val="582037017"/>
+        <w:docPartObj>
+          <w:docPartGallery w:val="Table of Contents"/>
+          <w:docPartUnique/>
+        </w:docPartObj>
+      </w:sdtPr>
+      <w:sdtEndPr>
+        <w:rPr>
+          <w:rFonts w:asciiTheme="minorHAnsi" w:eastAsiaTheme="minorHAnsi" w:hAnsiTheme="minorHAnsi" w:cstheme="minorBidi"/>
+          <w:b/>
+          <w:bCs/>
+          <w:noProof/>
+          <w:color w:val="auto"/>
+          <w:kern w:val="2"/>
+          <w:sz w:val="24"/>
+          <w:szCs w:val="24"/>
+          <w:lang w:val="en-GB"/>
+          <w14:ligatures w14:val="standardContextual"/>
+        </w:rPr>
+      </w:sdtEndPr>
+      <w:sdtContent>
+        <w:p>
+          <w:pPr>
+            <w:pStyle w:val="TOCHeading"/>
+            <w:rPr>
+              <w:rStyle w:val="Heading1Char"/>
+            </w:rPr>
+          </w:pPr>
+          <w:r>
+            <w:rPr>
+              <w:rStyle w:val="Heading1Char"/>
+            </w:rPr>
+            <w:t>Contents</w:t>
+          </w:r>
+        </w:p>
+        <w:p>
+          <w:pPr>
+            <w:pStyle w:val="TOC1"/>
+            <w:tabs>
+              <w:tab w:val="right" w:leader="dot" w:pos="9016"/>
+            </w:tabs>
+            <w:rPr>
+              <w:rFonts w:eastAsiaTheme="minorEastAsia"/>
+              <w:noProof/>
+              <w:lang w:eastAsia="en-GB"/>
+            </w:rPr>
+          </w:pPr>
+          <w:r>
+            <w:fldChar w:fldCharType="begin"/>
+          </w:r>
+          <w:r>
+            <w:instrText xml:space="preserve"> TOC \o "1-3" \h \z \u </w:instrText>
+          </w:r>
+          <w:r>
+            <w:fldChar w:fldCharType="separate"/>
+          </w:r>
+          <w:hyperlink w:anchor="_Toc216422273" w:history="1">
+            <w:r>
+              <w:rPr>
+                <w:rStyle w:val="Hyperlink"/>
+                <w:noProof/>
+              </w:rPr>
+              <w:t>Analysis</w:t>
+            </w:r>
+            <w:r>
+              <w:rPr>
+                <w:noProof/>
+                <w:webHidden/>
+              </w:rPr>
+              <w:tab/>
+            </w:r>
+            <w:r>
+              <w:rPr>
+                <w:noProof/>
+                <w:webHidden/>
+              </w:rPr>
+              <w:fldChar w:fldCharType="begin"/>
+            </w:r>
+            <w:r>
+              <w:rPr>
+                <w:noProof/>
+                <w:webHidden/>
+              </w:rPr>
+              <w:instrText xml:space="preserve"> PAGEREF _Toc216422273 \h </w:instrText>
+            </w:r>
+            <w:r>
+              <w:rPr>
+                <w:noProof/>
+                <w:webHidden/>
+              </w:rPr>
+            </w:r>
+            <w:r>
+              <w:rPr>
+                <w:noProof/>
+                <w:webHidden/>
+              </w:rPr>
+              <w:fldChar w:fldCharType="separate"/>
+            </w:r>
+            <w:r>
+              <w:rPr>
+                <w:noProof/>
+                <w:webHidden/>
+              </w:rPr>
+              <w:t>3</w:t>
+            </w:r>
+            <w:r>
+              <w:rPr>
+                <w:noProof/>
+                <w:webHidden/>
+              </w:rPr>
+              <w:fldChar w:fldCharType="end"/>
+            </w:r>
+          </w:hyperlink>
+        </w:p>
+        <w:p>
+          <w:pPr>
+            <w:pStyle w:val="TOC2"/>
+            <w:tabs>
+              <w:tab w:val="right" w:leader="dot" w:pos="9016"/>
+            </w:tabs>
+            <w:rPr>
+              <w:rFonts w:eastAsiaTheme="minorEastAsia"/>
+              <w:noProof/>
+              <w:lang w:eastAsia="en-GB"/>
+            </w:rPr>
+          </w:pPr>
+          <w:hyperlink w:anchor="_Toc216422274" w:history="1">
+            <w:r>
+              <w:rPr>
+                <w:rStyle w:val="Hyperlink"/>
+                <w:noProof/>
+              </w:rPr>
+              <w:t>Ide</w:t>
+            </w:r>
+            <w:r>
+              <w:rPr>
+                <w:rStyle w:val="Hyperlink"/>
+                <w:noProof/>
+              </w:rPr>
+              <w:t>a</w:t>
+            </w:r>
+            <w:r>
+              <w:rPr>
+                <w:rStyle w:val="Hyperlink"/>
+                <w:noProof/>
+              </w:rPr>
+              <w:t>:</w:t>
+            </w:r>
+            <w:r>
+              <w:rPr>
+                <w:noProof/>
+                <w:webHidden/>
+              </w:rPr>
+              <w:tab/>
+            </w:r>
+            <w:r>
+              <w:rPr>
+                <w:noProof/>
+                <w:webHidden/>
+              </w:rPr>
+              <w:fldChar w:fldCharType="begin"/>
+            </w:r>
+            <w:r>
+              <w:rPr>
+                <w:noProof/>
+                <w:webHidden/>
+              </w:rPr>
+              <w:instrText xml:space="preserve"> PAGEREF _Toc216422274 \h </w:instrText>
+            </w:r>
+            <w:r>
+              <w:rPr>
+                <w:noProof/>
+                <w:webHidden/>
+              </w:rPr>
+            </w:r>
+            <w:r>
+              <w:rPr>
+                <w:noProof/>
+                <w:webHidden/>
+              </w:rPr>
+              <w:fldChar w:fldCharType="separate"/>
+            </w:r>
+            <w:r>
+              <w:rPr>
+                <w:noProof/>
+                <w:webHidden/>
+              </w:rPr>
+              <w:t>3</w:t>
+            </w:r>
+            <w:r>
+              <w:rPr>
+                <w:noProof/>
+                <w:webHidden/>
+              </w:rPr>
+              <w:fldChar w:fldCharType="end"/>
+            </w:r>
+          </w:hyperlink>
+        </w:p>
+        <w:p>
+          <w:pPr>
+            <w:pStyle w:val="TOC2"/>
+            <w:tabs>
+              <w:tab w:val="right" w:leader="dot" w:pos="9016"/>
+            </w:tabs>
+            <w:rPr>
+              <w:rFonts w:eastAsiaTheme="minorEastAsia"/>
+              <w:noProof/>
+              <w:lang w:eastAsia="en-GB"/>
+            </w:rPr>
+          </w:pPr>
+          <w:hyperlink w:anchor="_Toc216422275" w:history="1">
+            <w:r>
+              <w:rPr>
+                <w:rStyle w:val="Hyperlink"/>
+                <w:noProof/>
+              </w:rPr>
+              <w:t>Research:</w:t>
+            </w:r>
+            <w:r>
+              <w:rPr>
+                <w:noProof/>
+                <w:webHidden/>
+              </w:rPr>
+              <w:tab/>
+            </w:r>
+            <w:r>
+              <w:rPr>
+                <w:noProof/>
+                <w:webHidden/>
+              </w:rPr>
+              <w:fldChar w:fldCharType="begin"/>
+            </w:r>
+            <w:r>
+              <w:rPr>
+                <w:noProof/>
+                <w:webHidden/>
+              </w:rPr>
+              <w:instrText xml:space="preserve"> PAGEREF _Toc216422275 \h </w:instrText>
+            </w:r>
+            <w:r>
+              <w:rPr>
+                <w:noProof/>
+                <w:webHidden/>
+              </w:rPr>
+            </w:r>
+            <w:r>
+              <w:rPr>
+                <w:noProof/>
+                <w:webHidden/>
+              </w:rPr>
+              <w:fldChar w:fldCharType="separate"/>
+            </w:r>
+            <w:r>
+              <w:rPr>
+                <w:noProof/>
+                <w:webHidden/>
+              </w:rPr>
+              <w:t>4</w:t>
+            </w:r>
+            <w:r>
+              <w:rPr>
+                <w:noProof/>
+                <w:webHidden/>
+              </w:rPr>
+              <w:fldChar w:fldCharType="end"/>
+            </w:r>
+          </w:hyperlink>
+        </w:p>
+        <w:p>
+          <w:pPr>
+            <w:pStyle w:val="TOC2"/>
+            <w:tabs>
+              <w:tab w:val="right" w:leader="dot" w:pos="9016"/>
+            </w:tabs>
+            <w:rPr>
+              <w:rFonts w:eastAsiaTheme="minorEastAsia"/>
+              <w:noProof/>
+              <w:lang w:eastAsia="en-GB"/>
+            </w:rPr>
+          </w:pPr>
+          <w:hyperlink w:anchor="_Toc216422276" w:history="1">
+            <w:r>
+              <w:rPr>
+                <w:rStyle w:val="Hyperlink"/>
+                <w:noProof/>
+              </w:rPr>
+              <w:t>Stakeholders:</w:t>
+            </w:r>
+            <w:r>
+              <w:rPr>
+                <w:noProof/>
+                <w:webHidden/>
+              </w:rPr>
+              <w:tab/>
+            </w:r>
+            <w:r>
+              <w:rPr>
+                <w:noProof/>
+                <w:webHidden/>
+              </w:rPr>
+              <w:fldChar w:fldCharType="begin"/>
+            </w:r>
+            <w:r>
+              <w:rPr>
+                <w:noProof/>
+                <w:webHidden/>
+              </w:rPr>
+              <w:instrText xml:space="preserve"> PAGEREF _Toc216422276 \h </w:instrText>
+            </w:r>
+            <w:r>
+              <w:rPr>
+                <w:noProof/>
+                <w:webHidden/>
+              </w:rPr>
+            </w:r>
+            <w:r>
+              <w:rPr>
+                <w:noProof/>
+                <w:webHidden/>
+              </w:rPr>
+              <w:fldChar w:fldCharType="separate"/>
+            </w:r>
+            <w:r>
+              <w:rPr>
+                <w:noProof/>
+                <w:webHidden/>
+              </w:rPr>
+              <w:t>11</w:t>
+            </w:r>
+            <w:r>
+              <w:rPr>
+                <w:noProof/>
+                <w:webHidden/>
+              </w:rPr>
+              <w:fldChar w:fldCharType="end"/>
+            </w:r>
+          </w:hyperlink>
+        </w:p>
+        <w:p>
+          <w:pPr>
+            <w:pStyle w:val="TOC2"/>
+            <w:tabs>
+              <w:tab w:val="right" w:leader="dot" w:pos="9016"/>
+            </w:tabs>
+            <w:rPr>
+              <w:rFonts w:eastAsiaTheme="minorEastAsia"/>
+              <w:noProof/>
+              <w:lang w:eastAsia="en-GB"/>
+            </w:rPr>
+          </w:pPr>
+          <w:hyperlink w:anchor="_Toc216422277" w:history="1">
+            <w:r>
+              <w:rPr>
+                <w:rStyle w:val="Hyperlink"/>
+                <w:noProof/>
+              </w:rPr>
+              <w:t>Requirements:</w:t>
+            </w:r>
+            <w:r>
+              <w:rPr>
+                <w:noProof/>
+                <w:webHidden/>
+              </w:rPr>
+              <w:tab/>
+            </w:r>
+            <w:r>
+              <w:rPr>
+                <w:noProof/>
+                <w:webHidden/>
+              </w:rPr>
+              <w:fldChar w:fldCharType="begin"/>
+            </w:r>
+            <w:r>
+              <w:rPr>
+                <w:noProof/>
+                <w:webHidden/>
+              </w:rPr>
+              <w:instrText xml:space="preserve"> PAGEREF _Toc216422277 \h </w:instrText>
+            </w:r>
+            <w:r>
+              <w:rPr>
+                <w:noProof/>
+                <w:webHidden/>
+              </w:rPr>
+            </w:r>
+            <w:r>
+              <w:rPr>
+                <w:noProof/>
+                <w:webHidden/>
+              </w:rPr>
+              <w:fldChar w:fldCharType="separate"/>
+            </w:r>
+            <w:r>
+              <w:rPr>
+                <w:noProof/>
+                <w:webHidden/>
+              </w:rPr>
+              <w:t>16</w:t>
+            </w:r>
+            <w:r>
+              <w:rPr>
+                <w:noProof/>
+                <w:webHidden/>
+              </w:rPr>
+              <w:fldChar w:fldCharType="end"/>
+            </w:r>
+          </w:hyperlink>
+        </w:p>
+        <w:p>
+          <w:pPr>
+            <w:pStyle w:val="TOC2"/>
+            <w:tabs>
+              <w:tab w:val="right" w:leader="dot" w:pos="9016"/>
+            </w:tabs>
+            <w:rPr>
+              <w:rFonts w:eastAsiaTheme="minorEastAsia"/>
+              <w:noProof/>
+              <w:lang w:eastAsia="en-GB"/>
+            </w:rPr>
+          </w:pPr>
+          <w:hyperlink w:anchor="_Toc216422278" w:history="1">
+            <w:r>
+              <w:rPr>
+                <w:rStyle w:val="Hyperlink"/>
+                <w:noProof/>
+              </w:rPr>
+              <w:t>Limitations:</w:t>
+            </w:r>
+            <w:r>
+              <w:rPr>
+                <w:noProof/>
+                <w:webHidden/>
+              </w:rPr>
+              <w:tab/>
+            </w:r>
+            <w:r>
+              <w:rPr>
+                <w:noProof/>
+                <w:webHidden/>
+              </w:rPr>
+              <w:fldChar w:fldCharType="begin"/>
+            </w:r>
+            <w:r>
+              <w:rPr>
+                <w:noProof/>
+                <w:webHidden/>
+              </w:rPr>
+              <w:instrText xml:space="preserve"> PAGEREF _Toc216422278 \h </w:instrText>
+            </w:r>
+            <w:r>
+              <w:rPr>
+                <w:noProof/>
+                <w:webHidden/>
+              </w:rPr>
+            </w:r>
+            <w:r>
+              <w:rPr>
+                <w:noProof/>
+                <w:webHidden/>
+              </w:rPr>
+              <w:fldChar w:fldCharType="separate"/>
+            </w:r>
+            <w:r>
+              <w:rPr>
+                <w:noProof/>
+                <w:webHidden/>
+              </w:rPr>
+              <w:t>20</w:t>
+            </w:r>
+            <w:r>
+              <w:rPr>
+                <w:noProof/>
+                <w:webHidden/>
+              </w:rPr>
+              <w:fldChar w:fldCharType="end"/>
+            </w:r>
+          </w:hyperlink>
+        </w:p>
+        <w:p>
+          <w:pPr>
+            <w:pStyle w:val="TOC2"/>
+            <w:tabs>
+              <w:tab w:val="right" w:leader="dot" w:pos="9016"/>
+            </w:tabs>
+            <w:rPr>
+              <w:rFonts w:eastAsiaTheme="minorEastAsia"/>
+              <w:noProof/>
+              <w:lang w:eastAsia="en-GB"/>
+            </w:rPr>
+          </w:pPr>
+          <w:hyperlink w:anchor="_Toc216422279" w:history="1">
+            <w:r>
+              <w:rPr>
+                <w:rStyle w:val="Hyperlink"/>
+                <w:noProof/>
+              </w:rPr>
+              <w:t>Hardware and software requirements:</w:t>
+            </w:r>
+            <w:r>
+              <w:rPr>
+                <w:noProof/>
+                <w:webHidden/>
+              </w:rPr>
+              <w:tab/>
+            </w:r>
+            <w:r>
+              <w:rPr>
+                <w:noProof/>
+                <w:webHidden/>
+              </w:rPr>
+              <w:fldChar w:fldCharType="begin"/>
+            </w:r>
+            <w:r>
+              <w:rPr>
+                <w:noProof/>
+                <w:webHidden/>
+              </w:rPr>
+              <w:instrText xml:space="preserve"> PAGEREF _Toc216422279 \h </w:instrText>
+            </w:r>
+            <w:r>
+              <w:rPr>
+                <w:noProof/>
+                <w:webHidden/>
+              </w:rPr>
+            </w:r>
+            <w:r>
+              <w:rPr>
+                <w:noProof/>
+                <w:webHidden/>
+              </w:rPr>
+              <w:fldChar w:fldCharType="separate"/>
+            </w:r>
+            <w:r>
+              <w:rPr>
+                <w:noProof/>
+                <w:webHidden/>
+              </w:rPr>
+              <w:t>22</w:t>
+            </w:r>
+            <w:r>
+              <w:rPr>
+                <w:noProof/>
+                <w:webHidden/>
+              </w:rPr>
+              <w:fldChar w:fldCharType="end"/>
+            </w:r>
+          </w:hyperlink>
+        </w:p>
+        <w:p>
+          <w:pPr>
+            <w:pStyle w:val="TOC1"/>
+            <w:tabs>
+              <w:tab w:val="right" w:leader="dot" w:pos="9016"/>
+            </w:tabs>
+            <w:rPr>
+              <w:rFonts w:eastAsiaTheme="minorEastAsia"/>
+              <w:noProof/>
+              <w:lang w:eastAsia="en-GB"/>
+            </w:rPr>
+          </w:pPr>
+          <w:hyperlink w:anchor="_Toc216422280" w:history="1">
+            <w:r>
+              <w:rPr>
+                <w:rStyle w:val="Hyperlink"/>
+                <w:noProof/>
+              </w:rPr>
+              <w:t>Design</w:t>
+            </w:r>
+            <w:r>
+              <w:rPr>
+                <w:noProof/>
+                <w:webHidden/>
+              </w:rPr>
+              <w:tab/>
+            </w:r>
+            <w:r>
+              <w:rPr>
+                <w:noProof/>
+                <w:webHidden/>
+              </w:rPr>
+              <w:fldChar w:fldCharType="begin"/>
+            </w:r>
+            <w:r>
+              <w:rPr>
+                <w:noProof/>
+                <w:webHidden/>
+              </w:rPr>
+              <w:instrText xml:space="preserve"> PAGEREF _Toc216422280 \h </w:instrText>
+            </w:r>
+            <w:r>
+              <w:rPr>
+                <w:noProof/>
+                <w:webHidden/>
+              </w:rPr>
+            </w:r>
+            <w:r>
+              <w:rPr>
+                <w:noProof/>
+                <w:webHidden/>
+              </w:rPr>
+              <w:fldChar w:fldCharType="separate"/>
+            </w:r>
+            <w:r>
+              <w:rPr>
+                <w:noProof/>
+                <w:webHidden/>
+              </w:rPr>
+              <w:t>24</w:t>
+            </w:r>
+            <w:r>
+              <w:rPr>
+                <w:noProof/>
+                <w:webHidden/>
+              </w:rPr>
+              <w:fldChar w:fldCharType="end"/>
+            </w:r>
+          </w:hyperlink>
+        </w:p>
+        <w:p>
+          <w:pPr>
+            <w:pStyle w:val="TOC2"/>
+            <w:tabs>
+              <w:tab w:val="right" w:leader="dot" w:pos="9016"/>
+            </w:tabs>
+            <w:rPr>
+              <w:rFonts w:eastAsiaTheme="minorEastAsia"/>
+              <w:noProof/>
+              <w:lang w:eastAsia="en-GB"/>
+            </w:rPr>
+          </w:pPr>
+          <w:hyperlink w:anchor="_Toc216422281" w:history="1">
+            <w:r>
+              <w:rPr>
+                <w:rStyle w:val="Hyperlink"/>
+                <w:noProof/>
+              </w:rPr>
+              <w:t>Structure diagram:</w:t>
+            </w:r>
+            <w:r>
+              <w:rPr>
+                <w:noProof/>
+                <w:webHidden/>
+              </w:rPr>
+              <w:tab/>
+            </w:r>
+            <w:r>
+              <w:rPr>
+                <w:noProof/>
+                <w:webHidden/>
+              </w:rPr>
+              <w:fldChar w:fldCharType="begin"/>
+            </w:r>
+            <w:r>
+              <w:rPr>
+                <w:noProof/>
+                <w:webHidden/>
+              </w:rPr>
+              <w:instrText xml:space="preserve"> PAGEREF _Toc216422281 \h </w:instrText>
+            </w:r>
+            <w:r>
+              <w:rPr>
+                <w:noProof/>
+                <w:webHidden/>
+              </w:rPr>
+            </w:r>
+            <w:r>
+              <w:rPr>
+                <w:noProof/>
+                <w:webHidden/>
+              </w:rPr>
+              <w:fldChar w:fldCharType="separate"/>
+            </w:r>
+            <w:r>
+              <w:rPr>
+                <w:noProof/>
+                <w:webHidden/>
+              </w:rPr>
+              <w:t>24</w:t>
+            </w:r>
+            <w:r>
+              <w:rPr>
+                <w:noProof/>
+                <w:webHidden/>
+              </w:rPr>
+              <w:fldChar w:fldCharType="end"/>
+            </w:r>
+          </w:hyperlink>
+        </w:p>
+        <w:p>
+          <w:pPr>
+            <w:pStyle w:val="TOC2"/>
+            <w:tabs>
+              <w:tab w:val="right" w:leader="dot" w:pos="9016"/>
+            </w:tabs>
+            <w:rPr>
+              <w:rFonts w:eastAsiaTheme="minorEastAsia"/>
+              <w:noProof/>
+              <w:lang w:eastAsia="en-GB"/>
+            </w:rPr>
+          </w:pPr>
+          <w:hyperlink w:anchor="_Toc216422282" w:history="1">
+            <w:r>
+              <w:rPr>
+                <w:rStyle w:val="Hyperlink"/>
+                <w:noProof/>
+              </w:rPr>
+              <w:t>Stages of development:</w:t>
+            </w:r>
+            <w:r>
+              <w:rPr>
+                <w:noProof/>
+                <w:webHidden/>
+              </w:rPr>
+              <w:tab/>
+            </w:r>
+            <w:r>
+              <w:rPr>
+                <w:noProof/>
+                <w:webHidden/>
+              </w:rPr>
+              <w:fldChar w:fldCharType="begin"/>
+            </w:r>
+            <w:r>
+              <w:rPr>
+                <w:noProof/>
+                <w:webHidden/>
+              </w:rPr>
+              <w:instrText xml:space="preserve"> PAGEREF _Toc216422282 \h </w:instrText>
+            </w:r>
+            <w:r>
+              <w:rPr>
+                <w:noProof/>
+                <w:webHidden/>
+              </w:rPr>
+            </w:r>
+            <w:r>
+              <w:rPr>
+                <w:noProof/>
+                <w:webHidden/>
+              </w:rPr>
+              <w:fldChar w:fldCharType="separate"/>
+            </w:r>
+            <w:r>
+              <w:rPr>
+                <w:noProof/>
+                <w:webHidden/>
+              </w:rPr>
+              <w:t>24</w:t>
+            </w:r>
+            <w:r>
+              <w:rPr>
+                <w:noProof/>
+                <w:webHidden/>
+              </w:rPr>
+              <w:fldChar w:fldCharType="end"/>
+            </w:r>
+          </w:hyperlink>
+        </w:p>
+        <w:p>
+          <w:pPr>
+            <w:pStyle w:val="TOC3"/>
+            <w:tabs>
+              <w:tab w:val="right" w:leader="dot" w:pos="9016"/>
+            </w:tabs>
+            <w:rPr>
+              <w:rFonts w:eastAsiaTheme="minorEastAsia"/>
+              <w:noProof/>
+              <w:lang w:eastAsia="en-GB"/>
+            </w:rPr>
+          </w:pPr>
+          <w:hyperlink w:anchor="_Toc216422283" w:history="1">
+            <w:r>
+              <w:rPr>
+                <w:rStyle w:val="Hyperlink"/>
+                <w:noProof/>
+              </w:rPr>
+              <w:t>1.Main menu:</w:t>
+            </w:r>
+            <w:r>
+              <w:rPr>
+                <w:noProof/>
+                <w:webHidden/>
+              </w:rPr>
+              <w:tab/>
+            </w:r>
+            <w:r>
+              <w:rPr>
+                <w:noProof/>
+                <w:webHidden/>
+              </w:rPr>
+              <w:fldChar w:fldCharType="begin"/>
+            </w:r>
+            <w:r>
+              <w:rPr>
+                <w:noProof/>
+                <w:webHidden/>
+              </w:rPr>
+              <w:instrText xml:space="preserve"> PAGEREF _Toc216422283 \h </w:instrText>
+            </w:r>
+            <w:r>
+              <w:rPr>
+                <w:noProof/>
+                <w:webHidden/>
+              </w:rPr>
+            </w:r>
+            <w:r>
+              <w:rPr>
+                <w:noProof/>
+                <w:webHidden/>
+              </w:rPr>
+              <w:fldChar w:fldCharType="separate"/>
+            </w:r>
+            <w:r>
+              <w:rPr>
+                <w:noProof/>
+                <w:webHidden/>
+              </w:rPr>
+              <w:t>24</w:t>
+            </w:r>
+            <w:r>
+              <w:rPr>
+                <w:noProof/>
+                <w:webHidden/>
+              </w:rPr>
+              <w:fldChar w:fldCharType="end"/>
+            </w:r>
+          </w:hyperlink>
+        </w:p>
+        <w:p>
+          <w:pPr>
+            <w:pStyle w:val="TOC3"/>
+            <w:tabs>
+              <w:tab w:val="right" w:leader="dot" w:pos="9016"/>
+            </w:tabs>
+            <w:rPr>
+              <w:rFonts w:eastAsiaTheme="minorEastAsia"/>
+              <w:noProof/>
+              <w:lang w:eastAsia="en-GB"/>
+            </w:rPr>
+          </w:pPr>
+          <w:hyperlink w:anchor="_Toc216422284" w:history="1">
+            <w:r>
+              <w:rPr>
+                <w:rStyle w:val="Hyperlink"/>
+                <w:noProof/>
+              </w:rPr>
+              <w:t>2. Settings menu:</w:t>
+            </w:r>
+            <w:r>
+              <w:rPr>
+                <w:noProof/>
+                <w:webHidden/>
+              </w:rPr>
+              <w:tab/>
+            </w:r>
+            <w:r>
+              <w:rPr>
+                <w:noProof/>
+                <w:webHidden/>
+              </w:rPr>
+              <w:fldChar w:fldCharType="begin"/>
+            </w:r>
+            <w:r>
+              <w:rPr>
+                <w:noProof/>
+                <w:webHidden/>
+              </w:rPr>
+              <w:instrText xml:space="preserve"> PAGEREF _Toc216422284 \h </w:instrText>
+            </w:r>
+            <w:r>
+              <w:rPr>
+                <w:noProof/>
+                <w:webHidden/>
+              </w:rPr>
+            </w:r>
+            <w:r>
+              <w:rPr>
+                <w:noProof/>
+                <w:webHidden/>
+              </w:rPr>
+              <w:fldChar w:fldCharType="separate"/>
+            </w:r>
+            <w:r>
+              <w:rPr>
+                <w:noProof/>
+                <w:webHidden/>
+              </w:rPr>
+              <w:t>24</w:t>
+            </w:r>
+            <w:r>
+              <w:rPr>
+                <w:noProof/>
+                <w:webHidden/>
+              </w:rPr>
+              <w:fldChar w:fldCharType="end"/>
+            </w:r>
+          </w:hyperlink>
+        </w:p>
+        <w:p>
+          <w:pPr>
+            <w:pStyle w:val="TOC3"/>
+            <w:tabs>
+              <w:tab w:val="right" w:leader="dot" w:pos="9016"/>
+            </w:tabs>
+            <w:rPr>
+              <w:rFonts w:eastAsiaTheme="minorEastAsia"/>
+              <w:noProof/>
+              <w:lang w:eastAsia="en-GB"/>
+            </w:rPr>
+          </w:pPr>
+          <w:hyperlink w:anchor="_Toc216422285" w:history="1">
+            <w:r>
+              <w:rPr>
+                <w:rStyle w:val="Hyperlink"/>
+                <w:noProof/>
+              </w:rPr>
+              <w:t>3.Initial map design and creating assets:</w:t>
+            </w:r>
+            <w:r>
+              <w:rPr>
+                <w:noProof/>
+                <w:webHidden/>
+              </w:rPr>
+              <w:tab/>
+            </w:r>
+            <w:r>
+              <w:rPr>
+                <w:noProof/>
+                <w:webHidden/>
+              </w:rPr>
+              <w:fldChar w:fldCharType="begin"/>
+            </w:r>
+            <w:r>
+              <w:rPr>
+                <w:noProof/>
+                <w:webHidden/>
+              </w:rPr>
+              <w:instrText xml:space="preserve"> PAGEREF _Toc216422285 \h </w:instrText>
+            </w:r>
+            <w:r>
+              <w:rPr>
+                <w:noProof/>
+                <w:webHidden/>
+              </w:rPr>
+            </w:r>
+            <w:r>
+              <w:rPr>
+                <w:noProof/>
+                <w:webHidden/>
+              </w:rPr>
+              <w:fldChar w:fldCharType="separate"/>
+            </w:r>
+            <w:r>
+              <w:rPr>
+                <w:noProof/>
+                <w:webHidden/>
+              </w:rPr>
+              <w:t>24</w:t>
+            </w:r>
+            <w:r>
+              <w:rPr>
+                <w:noProof/>
+                <w:webHidden/>
+              </w:rPr>
+              <w:fldChar w:fldCharType="end"/>
+            </w:r>
+          </w:hyperlink>
+        </w:p>
+        <w:p>
+          <w:pPr>
+            <w:pStyle w:val="TOC3"/>
+            <w:tabs>
+              <w:tab w:val="right" w:leader="dot" w:pos="9016"/>
+            </w:tabs>
+            <w:rPr>
+              <w:rFonts w:eastAsiaTheme="minorEastAsia"/>
+              <w:noProof/>
+              <w:lang w:eastAsia="en-GB"/>
+            </w:rPr>
+          </w:pPr>
+          <w:hyperlink w:anchor="_Toc216422286" w:history="1">
+            <w:r>
+              <w:rPr>
+                <w:rStyle w:val="Hyperlink"/>
+                <w:noProof/>
+              </w:rPr>
+              <w:t>4.Player ants and movement controls:</w:t>
+            </w:r>
+            <w:r>
+              <w:rPr>
+                <w:noProof/>
+                <w:webHidden/>
+              </w:rPr>
+              <w:tab/>
+            </w:r>
+            <w:r>
+              <w:rPr>
+                <w:noProof/>
+                <w:webHidden/>
+              </w:rPr>
+              <w:fldChar w:fldCharType="begin"/>
+            </w:r>
+            <w:r>
+              <w:rPr>
+                <w:noProof/>
+                <w:webHidden/>
+              </w:rPr>
+              <w:instrText xml:space="preserve"> PAGEREF _Toc216422286 \h </w:instrText>
+            </w:r>
+            <w:r>
+              <w:rPr>
+                <w:noProof/>
+                <w:webHidden/>
+              </w:rPr>
+            </w:r>
+            <w:r>
+              <w:rPr>
+                <w:noProof/>
+                <w:webHidden/>
+              </w:rPr>
+              <w:fldChar w:fldCharType="separate"/>
+            </w:r>
+            <w:r>
+              <w:rPr>
+                <w:noProof/>
+                <w:webHidden/>
+              </w:rPr>
+              <w:t>25</w:t>
+            </w:r>
+            <w:r>
+              <w:rPr>
+                <w:noProof/>
+                <w:webHidden/>
+              </w:rPr>
+              <w:fldChar w:fldCharType="end"/>
+            </w:r>
+          </w:hyperlink>
+        </w:p>
+        <w:p>
+          <w:pPr>
+            <w:pStyle w:val="TOC3"/>
+            <w:tabs>
+              <w:tab w:val="right" w:leader="dot" w:pos="9016"/>
+            </w:tabs>
+            <w:rPr>
+              <w:rFonts w:eastAsiaTheme="minorEastAsia"/>
+              <w:noProof/>
+              <w:lang w:eastAsia="en-GB"/>
+            </w:rPr>
+          </w:pPr>
+          <w:hyperlink w:anchor="_Toc216422287" w:history="1">
+            <w:r>
+              <w:rPr>
+                <w:rStyle w:val="Hyperlink"/>
+                <w:noProof/>
+              </w:rPr>
+              <w:t>5. Food spawning:</w:t>
+            </w:r>
+            <w:r>
+              <w:rPr>
+                <w:noProof/>
+                <w:webHidden/>
+              </w:rPr>
+              <w:tab/>
+            </w:r>
+            <w:r>
+              <w:rPr>
+                <w:noProof/>
+                <w:webHidden/>
+              </w:rPr>
+              <w:fldChar w:fldCharType="begin"/>
+            </w:r>
+            <w:r>
+              <w:rPr>
+                <w:noProof/>
+                <w:webHidden/>
+              </w:rPr>
+              <w:instrText xml:space="preserve"> PAGEREF _Toc216422287 \h </w:instrText>
+            </w:r>
+            <w:r>
+              <w:rPr>
+                <w:noProof/>
+                <w:webHidden/>
+              </w:rPr>
+            </w:r>
+            <w:r>
+              <w:rPr>
+                <w:noProof/>
+                <w:webHidden/>
+              </w:rPr>
+              <w:fldChar w:fldCharType="separate"/>
+            </w:r>
+            <w:r>
+              <w:rPr>
+                <w:noProof/>
+                <w:webHidden/>
+              </w:rPr>
+              <w:t>25</w:t>
+            </w:r>
+            <w:r>
+              <w:rPr>
+                <w:noProof/>
+                <w:webHidden/>
+              </w:rPr>
+              <w:fldChar w:fldCharType="end"/>
+            </w:r>
+          </w:hyperlink>
+        </w:p>
+        <w:p>
+          <w:pPr>
+            <w:pStyle w:val="TOC3"/>
+            <w:tabs>
+              <w:tab w:val="right" w:leader="dot" w:pos="9016"/>
+            </w:tabs>
+            <w:rPr>
+              <w:rFonts w:eastAsiaTheme="minorEastAsia"/>
+              <w:noProof/>
+              <w:lang w:eastAsia="en-GB"/>
+            </w:rPr>
+          </w:pPr>
+          <w:hyperlink w:anchor="_Toc216422288" w:history="1">
+            <w:r>
+              <w:rPr>
+                <w:rStyle w:val="Hyperlink"/>
+                <w:noProof/>
+              </w:rPr>
+              <w:t>6. Additional ant behaviour/controls:</w:t>
+            </w:r>
+            <w:r>
+              <w:rPr>
+                <w:noProof/>
+                <w:webHidden/>
+              </w:rPr>
+              <w:tab/>
+            </w:r>
+            <w:r>
+              <w:rPr>
+                <w:noProof/>
+                <w:webHidden/>
+              </w:rPr>
+              <w:fldChar w:fldCharType="begin"/>
+            </w:r>
+            <w:r>
+              <w:rPr>
+                <w:noProof/>
+                <w:webHidden/>
+              </w:rPr>
+              <w:instrText xml:space="preserve"> PAGEREF _Toc216422288 \h </w:instrText>
+            </w:r>
+            <w:r>
+              <w:rPr>
+                <w:noProof/>
+                <w:webHidden/>
+              </w:rPr>
+            </w:r>
+            <w:r>
+              <w:rPr>
+                <w:noProof/>
+                <w:webHidden/>
+              </w:rPr>
+              <w:fldChar w:fldCharType="separate"/>
+            </w:r>
+            <w:r>
+              <w:rPr>
+                <w:noProof/>
+                <w:webHidden/>
+              </w:rPr>
+              <w:t>25</w:t>
+            </w:r>
+            <w:r>
+              <w:rPr>
+                <w:noProof/>
+                <w:webHidden/>
+              </w:rPr>
+              <w:fldChar w:fldCharType="end"/>
+            </w:r>
+          </w:hyperlink>
+        </w:p>
+        <w:p>
+          <w:pPr>
+            <w:pStyle w:val="TOC3"/>
+            <w:tabs>
+              <w:tab w:val="right" w:leader="dot" w:pos="9016"/>
+            </w:tabs>
+            <w:rPr>
+              <w:rFonts w:eastAsiaTheme="minorEastAsia"/>
+              <w:noProof/>
+              <w:lang w:eastAsia="en-GB"/>
+            </w:rPr>
+          </w:pPr>
+          <w:hyperlink w:anchor="_Toc216422289" w:history="1">
+            <w:r>
+              <w:rPr>
+                <w:rStyle w:val="Hyperlink"/>
+                <w:noProof/>
+              </w:rPr>
+              <w:t>7. Enemy ants (essential) and different variants (desirable):</w:t>
+            </w:r>
+            <w:r>
+              <w:rPr>
+                <w:noProof/>
+                <w:webHidden/>
+              </w:rPr>
+              <w:tab/>
+            </w:r>
+            <w:r>
+              <w:rPr>
+                <w:noProof/>
+                <w:webHidden/>
+              </w:rPr>
+              <w:fldChar w:fldCharType="begin"/>
+            </w:r>
+            <w:r>
+              <w:rPr>
+                <w:noProof/>
+                <w:webHidden/>
+              </w:rPr>
+              <w:instrText xml:space="preserve"> PAGEREF _Toc216422289 \h </w:instrText>
+            </w:r>
+            <w:r>
+              <w:rPr>
+                <w:noProof/>
+                <w:webHidden/>
+              </w:rPr>
+            </w:r>
+            <w:r>
+              <w:rPr>
+                <w:noProof/>
+                <w:webHidden/>
+              </w:rPr>
+              <w:fldChar w:fldCharType="separate"/>
+            </w:r>
+            <w:r>
+              <w:rPr>
+                <w:noProof/>
+                <w:webHidden/>
+              </w:rPr>
+              <w:t>25</w:t>
+            </w:r>
+            <w:r>
+              <w:rPr>
+                <w:noProof/>
+                <w:webHidden/>
+              </w:rPr>
+              <w:fldChar w:fldCharType="end"/>
+            </w:r>
+          </w:hyperlink>
+        </w:p>
+        <w:p>
+          <w:pPr>
+            <w:pStyle w:val="TOC3"/>
+            <w:tabs>
+              <w:tab w:val="right" w:leader="dot" w:pos="9016"/>
+            </w:tabs>
+            <w:rPr>
+              <w:rFonts w:eastAsiaTheme="minorEastAsia"/>
+              <w:noProof/>
+              <w:lang w:eastAsia="en-GB"/>
+            </w:rPr>
+          </w:pPr>
+          <w:hyperlink w:anchor="_Toc216422290" w:history="1">
+            <w:r>
+              <w:rPr>
+                <w:rStyle w:val="Hyperlink"/>
+                <w:noProof/>
+              </w:rPr>
+              <w:t>8. Population system:</w:t>
+            </w:r>
+            <w:r>
+              <w:rPr>
+                <w:noProof/>
+                <w:webHidden/>
+              </w:rPr>
+              <w:tab/>
+            </w:r>
+            <w:r>
+              <w:rPr>
+                <w:noProof/>
+                <w:webHidden/>
+              </w:rPr>
+              <w:fldChar w:fldCharType="begin"/>
+            </w:r>
+            <w:r>
+              <w:rPr>
+                <w:noProof/>
+                <w:webHidden/>
+              </w:rPr>
+              <w:instrText xml:space="preserve"> PAGEREF _Toc216422290 \h </w:instrText>
+            </w:r>
+            <w:r>
+              <w:rPr>
+                <w:noProof/>
+                <w:webHidden/>
+              </w:rPr>
+            </w:r>
+            <w:r>
+              <w:rPr>
+                <w:noProof/>
+                <w:webHidden/>
+              </w:rPr>
+              <w:fldChar w:fldCharType="separate"/>
+            </w:r>
+            <w:r>
+              <w:rPr>
+                <w:noProof/>
+                <w:webHidden/>
+              </w:rPr>
+              <w:t>25</w:t>
+            </w:r>
+            <w:r>
+              <w:rPr>
+                <w:noProof/>
+                <w:webHidden/>
+              </w:rPr>
+              <w:fldChar w:fldCharType="end"/>
+            </w:r>
+          </w:hyperlink>
+        </w:p>
+        <w:p>
+          <w:pPr>
+            <w:pStyle w:val="TOC3"/>
+            <w:tabs>
+              <w:tab w:val="right" w:leader="dot" w:pos="9016"/>
+            </w:tabs>
+            <w:rPr>
+              <w:rFonts w:eastAsiaTheme="minorEastAsia"/>
+              <w:noProof/>
+              <w:lang w:eastAsia="en-GB"/>
+            </w:rPr>
+          </w:pPr>
+          <w:hyperlink w:anchor="_Toc216422291" w:history="1">
+            <w:r>
+              <w:rPr>
+                <w:rStyle w:val="Hyperlink"/>
+                <w:noProof/>
+              </w:rPr>
+              <w:t>9. Check for win:</w:t>
+            </w:r>
+            <w:r>
+              <w:rPr>
+                <w:noProof/>
+                <w:webHidden/>
+              </w:rPr>
+              <w:tab/>
+            </w:r>
+            <w:r>
+              <w:rPr>
+                <w:noProof/>
+                <w:webHidden/>
+              </w:rPr>
+              <w:fldChar w:fldCharType="begin"/>
+            </w:r>
+            <w:r>
+              <w:rPr>
+                <w:noProof/>
+                <w:webHidden/>
+              </w:rPr>
+              <w:instrText xml:space="preserve"> PAGEREF _Toc216422291 \h </w:instrText>
+            </w:r>
+            <w:r>
+              <w:rPr>
+                <w:noProof/>
+                <w:webHidden/>
+              </w:rPr>
+            </w:r>
+            <w:r>
+              <w:rPr>
+                <w:noProof/>
+                <w:webHidden/>
+              </w:rPr>
+              <w:fldChar w:fldCharType="separate"/>
+            </w:r>
+            <w:r>
+              <w:rPr>
+                <w:noProof/>
+                <w:webHidden/>
+              </w:rPr>
+              <w:t>25</w:t>
+            </w:r>
+            <w:r>
+              <w:rPr>
+                <w:noProof/>
+                <w:webHidden/>
+              </w:rPr>
+              <w:fldChar w:fldCharType="end"/>
+            </w:r>
+          </w:hyperlink>
+        </w:p>
+        <w:p>
+          <w:pPr>
+            <w:pStyle w:val="TOC3"/>
+            <w:tabs>
+              <w:tab w:val="right" w:leader="dot" w:pos="9016"/>
+            </w:tabs>
+            <w:rPr>
+              <w:rFonts w:eastAsiaTheme="minorEastAsia"/>
+              <w:noProof/>
+              <w:lang w:eastAsia="en-GB"/>
+            </w:rPr>
+          </w:pPr>
+          <w:hyperlink w:anchor="_Toc216422292" w:history="1">
+            <w:r>
+              <w:rPr>
+                <w:rStyle w:val="Hyperlink"/>
+                <w:noProof/>
+              </w:rPr>
+              <w:t>10. Sandbox mode:</w:t>
+            </w:r>
+            <w:r>
+              <w:rPr>
+                <w:noProof/>
+                <w:webHidden/>
+              </w:rPr>
+              <w:tab/>
+            </w:r>
+            <w:r>
+              <w:rPr>
+                <w:noProof/>
+                <w:webHidden/>
+              </w:rPr>
+              <w:fldChar w:fldCharType="begin"/>
+            </w:r>
+            <w:r>
+              <w:rPr>
+                <w:noProof/>
+                <w:webHidden/>
+              </w:rPr>
+              <w:instrText xml:space="preserve"> PAGEREF _Toc216422292 \h </w:instrText>
+            </w:r>
+            <w:r>
+              <w:rPr>
+                <w:noProof/>
+                <w:webHidden/>
+              </w:rPr>
+            </w:r>
+            <w:r>
+              <w:rPr>
+                <w:noProof/>
+                <w:webHidden/>
+              </w:rPr>
+              <w:fldChar w:fldCharType="separate"/>
+            </w:r>
+            <w:r>
+              <w:rPr>
+                <w:noProof/>
+                <w:webHidden/>
+              </w:rPr>
+              <w:t>25</w:t>
+            </w:r>
+            <w:r>
+              <w:rPr>
+                <w:noProof/>
+                <w:webHidden/>
+              </w:rPr>
+              <w:fldChar w:fldCharType="end"/>
+            </w:r>
+          </w:hyperlink>
+        </w:p>
+        <w:p>
+          <w:pPr>
+            <w:pStyle w:val="TOC3"/>
+            <w:tabs>
+              <w:tab w:val="right" w:leader="dot" w:pos="9016"/>
+            </w:tabs>
+            <w:rPr>
+              <w:rFonts w:eastAsiaTheme="minorEastAsia"/>
+              <w:noProof/>
+              <w:lang w:eastAsia="en-GB"/>
+            </w:rPr>
+          </w:pPr>
+          <w:hyperlink w:anchor="_Toc216422293" w:history="1">
+            <w:r>
+              <w:rPr>
+                <w:rStyle w:val="Hyperlink"/>
+                <w:noProof/>
+              </w:rPr>
+              <w:t>11. Natural disasters (optional):</w:t>
+            </w:r>
+            <w:r>
+              <w:rPr>
+                <w:noProof/>
+                <w:webHidden/>
+              </w:rPr>
+              <w:tab/>
+            </w:r>
+            <w:r>
+              <w:rPr>
+                <w:noProof/>
+                <w:webHidden/>
+              </w:rPr>
+              <w:fldChar w:fldCharType="begin"/>
+            </w:r>
+            <w:r>
+              <w:rPr>
+                <w:noProof/>
+                <w:webHidden/>
+              </w:rPr>
+              <w:instrText xml:space="preserve"> PAGEREF _Toc216422293 \h </w:instrText>
+            </w:r>
+            <w:r>
+              <w:rPr>
+                <w:noProof/>
+                <w:webHidden/>
+              </w:rPr>
+            </w:r>
+            <w:r>
+              <w:rPr>
+                <w:noProof/>
+                <w:webHidden/>
+              </w:rPr>
+              <w:fldChar w:fldCharType="separate"/>
+            </w:r>
+            <w:r>
+              <w:rPr>
+                <w:noProof/>
+                <w:webHidden/>
+              </w:rPr>
+              <w:t>25</w:t>
+            </w:r>
+            <w:r>
+              <w:rPr>
+                <w:noProof/>
+                <w:webHidden/>
+              </w:rPr>
+              <w:fldChar w:fldCharType="end"/>
+            </w:r>
+          </w:hyperlink>
+        </w:p>
+        <w:p>
+          <w:pPr>
+            <w:pStyle w:val="TOC3"/>
+            <w:tabs>
+              <w:tab w:val="right" w:leader="dot" w:pos="9016"/>
+            </w:tabs>
+            <w:rPr>
+              <w:rFonts w:eastAsiaTheme="minorEastAsia"/>
+              <w:noProof/>
+              <w:lang w:eastAsia="en-GB"/>
+            </w:rPr>
+          </w:pPr>
+          <w:hyperlink w:anchor="_Toc216422294" w:history="1">
+            <w:r>
+              <w:rPr>
+                <w:rStyle w:val="Hyperlink"/>
+                <w:noProof/>
+              </w:rPr>
+              <w:t>12. Scoring:</w:t>
+            </w:r>
+            <w:r>
+              <w:rPr>
+                <w:noProof/>
+                <w:webHidden/>
+              </w:rPr>
+              <w:tab/>
+            </w:r>
+            <w:r>
+              <w:rPr>
+                <w:noProof/>
+                <w:webHidden/>
+              </w:rPr>
+              <w:fldChar w:fldCharType="begin"/>
+            </w:r>
+            <w:r>
+              <w:rPr>
+                <w:noProof/>
+                <w:webHidden/>
+              </w:rPr>
+              <w:instrText xml:space="preserve"> PAGEREF _Toc216422294 \h </w:instrText>
+            </w:r>
+            <w:r>
+              <w:rPr>
+                <w:noProof/>
+                <w:webHidden/>
+              </w:rPr>
+            </w:r>
+            <w:r>
+              <w:rPr>
+                <w:noProof/>
+                <w:webHidden/>
+              </w:rPr>
+              <w:fldChar w:fldCharType="separate"/>
+            </w:r>
+            <w:r>
+              <w:rPr>
+                <w:noProof/>
+                <w:webHidden/>
+              </w:rPr>
+              <w:t>25</w:t>
+            </w:r>
+            <w:r>
+              <w:rPr>
+                <w:noProof/>
+                <w:webHidden/>
+              </w:rPr>
+              <w:fldChar w:fldCharType="end"/>
+            </w:r>
+          </w:hyperlink>
+        </w:p>
+        <w:p>
+          <w:pPr>
+            <w:pStyle w:val="TOC3"/>
+            <w:tabs>
+              <w:tab w:val="right" w:leader="dot" w:pos="9016"/>
+            </w:tabs>
+            <w:rPr>
+              <w:rFonts w:eastAsiaTheme="minorEastAsia"/>
+              <w:noProof/>
+              <w:lang w:eastAsia="en-GB"/>
+            </w:rPr>
+          </w:pPr>
+          <w:hyperlink w:anchor="_Toc216422295" w:history="1">
+            <w:r>
+              <w:rPr>
+                <w:rStyle w:val="Hyperlink"/>
+                <w:noProof/>
+              </w:rPr>
+              <w:t>13. Tutorial (optional):</w:t>
+            </w:r>
+            <w:r>
+              <w:rPr>
+                <w:noProof/>
+                <w:webHidden/>
+              </w:rPr>
+              <w:tab/>
+            </w:r>
+            <w:r>
+              <w:rPr>
+                <w:noProof/>
+                <w:webHidden/>
+              </w:rPr>
+              <w:fldChar w:fldCharType="begin"/>
+            </w:r>
+            <w:r>
+              <w:rPr>
+                <w:noProof/>
+                <w:webHidden/>
+              </w:rPr>
+              <w:instrText xml:space="preserve"> PAGEREF _Toc216422295 \h </w:instrText>
+            </w:r>
+            <w:r>
+              <w:rPr>
+                <w:noProof/>
+                <w:webHidden/>
+              </w:rPr>
+            </w:r>
+            <w:r>
+              <w:rPr>
+                <w:noProof/>
+                <w:webHidden/>
+              </w:rPr>
+              <w:fldChar w:fldCharType="separate"/>
+            </w:r>
+            <w:r>
+              <w:rPr>
+                <w:noProof/>
+                <w:webHidden/>
+              </w:rPr>
+              <w:t>25</w:t>
+            </w:r>
+            <w:r>
+              <w:rPr>
+                <w:noProof/>
+                <w:webHidden/>
+              </w:rPr>
+              <w:fldChar w:fldCharType="end"/>
+            </w:r>
+          </w:hyperlink>
+        </w:p>
+        <w:p>
+          <w:pPr>
+            <w:pStyle w:val="TOC3"/>
+            <w:tabs>
+              <w:tab w:val="right" w:leader="dot" w:pos="9016"/>
+            </w:tabs>
+            <w:rPr>
+              <w:rFonts w:eastAsiaTheme="minorEastAsia"/>
+              <w:noProof/>
+              <w:lang w:eastAsia="en-GB"/>
+            </w:rPr>
+          </w:pPr>
+          <w:hyperlink w:anchor="_Toc216422296" w:history="1">
+            <w:r>
+              <w:rPr>
+                <w:rStyle w:val="Hyperlink"/>
+                <w:noProof/>
+              </w:rPr>
+              <w:t>14. Saves (optional):</w:t>
+            </w:r>
+            <w:r>
+              <w:rPr>
+                <w:noProof/>
+                <w:webHidden/>
+              </w:rPr>
+              <w:tab/>
+            </w:r>
+            <w:r>
+              <w:rPr>
+                <w:noProof/>
+                <w:webHidden/>
+              </w:rPr>
+              <w:fldChar w:fldCharType="begin"/>
+            </w:r>
+            <w:r>
+              <w:rPr>
+                <w:noProof/>
+                <w:webHidden/>
+              </w:rPr>
+              <w:instrText xml:space="preserve"> PAGEREF _Toc216422296 \h </w:instrText>
+            </w:r>
+            <w:r>
+              <w:rPr>
+                <w:noProof/>
+                <w:webHidden/>
+              </w:rPr>
+            </w:r>
+            <w:r>
+              <w:rPr>
+                <w:noProof/>
+                <w:webHidden/>
+              </w:rPr>
+              <w:fldChar w:fldCharType="separate"/>
+            </w:r>
+            <w:r>
+              <w:rPr>
+                <w:noProof/>
+                <w:webHidden/>
+              </w:rPr>
+              <w:t>25</w:t>
+            </w:r>
+            <w:r>
+              <w:rPr>
+                <w:noProof/>
+                <w:webHidden/>
+              </w:rPr>
+              <w:fldChar w:fldCharType="end"/>
+            </w:r>
+          </w:hyperlink>
+        </w:p>
+        <w:p>
+          <w:pPr>
+            <w:pStyle w:val="TOC2"/>
+            <w:tabs>
+              <w:tab w:val="right" w:leader="dot" w:pos="9016"/>
+            </w:tabs>
+            <w:rPr>
+              <w:rFonts w:eastAsiaTheme="minorEastAsia"/>
+              <w:noProof/>
+              <w:lang w:eastAsia="en-GB"/>
+            </w:rPr>
+          </w:pPr>
+          <w:hyperlink w:anchor="_Toc216422297" w:history="1">
+            <w:r>
+              <w:rPr>
+                <w:rStyle w:val="Hyperlink"/>
+                <w:noProof/>
+              </w:rPr>
+              <w:t>Test Plans</w:t>
+            </w:r>
+            <w:r>
+              <w:rPr>
+                <w:noProof/>
+                <w:webHidden/>
+              </w:rPr>
+              <w:tab/>
+            </w:r>
+            <w:r>
+              <w:rPr>
+                <w:noProof/>
+                <w:webHidden/>
+              </w:rPr>
+              <w:fldChar w:fldCharType="begin"/>
+            </w:r>
+            <w:r>
+              <w:rPr>
+                <w:noProof/>
+                <w:webHidden/>
+              </w:rPr>
+              <w:instrText xml:space="preserve"> PAGEREF _Toc216422297 \h </w:instrText>
+            </w:r>
+            <w:r>
+              <w:rPr>
+                <w:noProof/>
+                <w:webHidden/>
+              </w:rPr>
+            </w:r>
+            <w:r>
+              <w:rPr>
+                <w:noProof/>
+                <w:webHidden/>
+              </w:rPr>
+              <w:fldChar w:fldCharType="separate"/>
+            </w:r>
+            <w:r>
+              <w:rPr>
+                <w:noProof/>
+                <w:webHidden/>
+              </w:rPr>
+              <w:t>26</w:t>
+            </w:r>
+            <w:r>
+              <w:rPr>
+                <w:noProof/>
+                <w:webHidden/>
+              </w:rPr>
+              <w:fldChar w:fldCharType="end"/>
+            </w:r>
+          </w:hyperlink>
+        </w:p>
+        <w:p>
+          <w:pPr>
+            <w:pStyle w:val="TOC2"/>
+            <w:tabs>
+              <w:tab w:val="right" w:leader="dot" w:pos="9016"/>
+            </w:tabs>
+            <w:rPr>
+              <w:rFonts w:eastAsiaTheme="minorEastAsia"/>
+              <w:noProof/>
+              <w:lang w:eastAsia="en-GB"/>
+            </w:rPr>
+          </w:pPr>
+          <w:hyperlink w:anchor="_Toc216422298" w:history="1">
+            <w:r>
+              <w:rPr>
+                <w:rStyle w:val="Hyperlink"/>
+                <w:noProof/>
+              </w:rPr>
+              <w:t>Gui Design:</w:t>
+            </w:r>
+            <w:r>
+              <w:rPr>
+                <w:noProof/>
+                <w:webHidden/>
+              </w:rPr>
+              <w:tab/>
+            </w:r>
+            <w:r>
+              <w:rPr>
+                <w:noProof/>
+                <w:webHidden/>
+              </w:rPr>
+              <w:fldChar w:fldCharType="begin"/>
+            </w:r>
+            <w:r>
+              <w:rPr>
+                <w:noProof/>
+                <w:webHidden/>
+              </w:rPr>
+              <w:instrText xml:space="preserve"> PAGEREF _Toc216422298 \h </w:instrText>
+            </w:r>
+            <w:r>
+              <w:rPr>
+                <w:noProof/>
+                <w:webHidden/>
+              </w:rPr>
+            </w:r>
+            <w:r>
+              <w:rPr>
+                <w:noProof/>
+                <w:webHidden/>
+              </w:rPr>
+              <w:fldChar w:fldCharType="separate"/>
+            </w:r>
+            <w:r>
+              <w:rPr>
+                <w:noProof/>
+                <w:webHidden/>
+              </w:rPr>
+              <w:t>28</w:t>
+            </w:r>
+            <w:r>
+              <w:rPr>
+                <w:noProof/>
+                <w:webHidden/>
+              </w:rPr>
+              <w:fldChar w:fldCharType="end"/>
+            </w:r>
+          </w:hyperlink>
+        </w:p>
+        <w:p>
+          <w:pPr>
+            <w:pStyle w:val="TOC1"/>
+            <w:tabs>
+              <w:tab w:val="right" w:leader="dot" w:pos="9016"/>
+            </w:tabs>
+            <w:rPr>
+              <w:rFonts w:eastAsiaTheme="minorEastAsia"/>
+              <w:noProof/>
+              <w:lang w:eastAsia="en-GB"/>
+            </w:rPr>
+          </w:pPr>
+          <w:hyperlink w:anchor="_Toc216422299" w:history="1">
+            <w:r>
+              <w:rPr>
+                <w:rStyle w:val="Hyperlink"/>
+                <w:noProof/>
+              </w:rPr>
+              <w:t>Iterative development</w:t>
+            </w:r>
+            <w:r>
+              <w:rPr>
+                <w:noProof/>
+                <w:webHidden/>
+              </w:rPr>
+              <w:tab/>
+            </w:r>
+            <w:r>
+              <w:rPr>
+                <w:noProof/>
+                <w:webHidden/>
+              </w:rPr>
+              <w:fldChar w:fldCharType="begin"/>
+            </w:r>
+            <w:r>
+              <w:rPr>
+                <w:noProof/>
+                <w:webHidden/>
+              </w:rPr>
+              <w:instrText xml:space="preserve"> PAGEREF _Toc216422299 \h </w:instrText>
+            </w:r>
+            <w:r>
+              <w:rPr>
+                <w:noProof/>
+                <w:webHidden/>
+              </w:rPr>
+            </w:r>
+            <w:r>
+              <w:rPr>
+                <w:noProof/>
+                <w:webHidden/>
+              </w:rPr>
+              <w:fldChar w:fldCharType="separate"/>
+            </w:r>
+            <w:r>
+              <w:rPr>
+                <w:noProof/>
+                <w:webHidden/>
+              </w:rPr>
+              <w:t>29</w:t>
+            </w:r>
+            <w:r>
+              <w:rPr>
+                <w:noProof/>
+                <w:webHidden/>
+              </w:rPr>
+              <w:fldChar w:fldCharType="end"/>
+            </w:r>
+          </w:hyperlink>
+        </w:p>
+        <w:p>
+          <w:pPr>
+            <w:pStyle w:val="TOC2"/>
+            <w:tabs>
+              <w:tab w:val="right" w:leader="dot" w:pos="9016"/>
+            </w:tabs>
+            <w:rPr>
+              <w:rFonts w:eastAsiaTheme="minorEastAsia"/>
+              <w:noProof/>
+              <w:lang w:eastAsia="en-GB"/>
+            </w:rPr>
+          </w:pPr>
+          <w:hyperlink w:anchor="_Toc216422300" w:history="1">
+            <w:r>
+              <w:rPr>
+                <w:rStyle w:val="Hyperlink"/>
+                <w:noProof/>
+              </w:rPr>
+              <w:t>Data dictionary:</w:t>
+            </w:r>
+            <w:r>
+              <w:rPr>
+                <w:noProof/>
+                <w:webHidden/>
+              </w:rPr>
+              <w:tab/>
+            </w:r>
+            <w:r>
+              <w:rPr>
+                <w:noProof/>
+                <w:webHidden/>
+              </w:rPr>
+              <w:fldChar w:fldCharType="begin"/>
+            </w:r>
+            <w:r>
+              <w:rPr>
+                <w:noProof/>
+                <w:webHidden/>
+              </w:rPr>
+              <w:instrText xml:space="preserve"> PAGEREF _Toc216422300 \h </w:instrText>
+            </w:r>
+            <w:r>
+              <w:rPr>
+                <w:noProof/>
+                <w:webHidden/>
+              </w:rPr>
+            </w:r>
+            <w:r>
+              <w:rPr>
+                <w:noProof/>
+                <w:webHidden/>
+              </w:rPr>
+              <w:fldChar w:fldCharType="separate"/>
+            </w:r>
+            <w:r>
+              <w:rPr>
+                <w:noProof/>
+                <w:webHidden/>
+              </w:rPr>
+              <w:t>29</w:t>
+            </w:r>
+            <w:r>
+              <w:rPr>
+                <w:noProof/>
+                <w:webHidden/>
+              </w:rPr>
+              <w:fldChar w:fldCharType="end"/>
+            </w:r>
+          </w:hyperlink>
+        </w:p>
+        <w:p>
+          <w:pPr>
+            <w:pStyle w:val="TOC2"/>
+            <w:tabs>
+              <w:tab w:val="right" w:leader="dot" w:pos="9016"/>
+            </w:tabs>
+            <w:rPr>
+              <w:rFonts w:eastAsiaTheme="minorEastAsia"/>
+              <w:noProof/>
+              <w:lang w:eastAsia="en-GB"/>
+            </w:rPr>
+          </w:pPr>
+          <w:hyperlink w:anchor="_Toc216422301" w:history="1">
+            <w:r>
+              <w:rPr>
+                <w:rStyle w:val="Hyperlink"/>
+                <w:noProof/>
+              </w:rPr>
+              <w:t>Stage 1 - Main menu</w:t>
+            </w:r>
+            <w:r>
+              <w:rPr>
+                <w:noProof/>
+                <w:webHidden/>
+              </w:rPr>
+              <w:tab/>
+            </w:r>
+            <w:r>
+              <w:rPr>
+                <w:noProof/>
+                <w:webHidden/>
+              </w:rPr>
+              <w:fldChar w:fldCharType="begin"/>
+            </w:r>
+            <w:r>
+              <w:rPr>
+                <w:noProof/>
+                <w:webHidden/>
+              </w:rPr>
+              <w:instrText xml:space="preserve"> PAGEREF _Toc216422301 \h </w:instrText>
+            </w:r>
+            <w:r>
+              <w:rPr>
+                <w:noProof/>
+                <w:webHidden/>
+              </w:rPr>
+            </w:r>
+            <w:r>
+              <w:rPr>
+                <w:noProof/>
+                <w:webHidden/>
+              </w:rPr>
+              <w:fldChar w:fldCharType="separate"/>
+            </w:r>
+            <w:r>
+              <w:rPr>
+                <w:noProof/>
+                <w:webHidden/>
+              </w:rPr>
+              <w:t>33</w:t>
+            </w:r>
+            <w:r>
+              <w:rPr>
+                <w:noProof/>
+                <w:webHidden/>
+              </w:rPr>
+              <w:fldChar w:fldCharType="end"/>
+            </w:r>
+          </w:hyperlink>
+        </w:p>
+        <w:p>
+          <w:pPr>
+            <w:pStyle w:val="TOC2"/>
+            <w:tabs>
+              <w:tab w:val="right" w:leader="dot" w:pos="9016"/>
+            </w:tabs>
+            <w:rPr>
+              <w:rFonts w:eastAsiaTheme="minorEastAsia"/>
+              <w:noProof/>
+              <w:lang w:eastAsia="en-GB"/>
+            </w:rPr>
+          </w:pPr>
+          <w:hyperlink w:anchor="_Toc216422302" w:history="1">
+            <w:r>
+              <w:rPr>
+                <w:rStyle w:val="Hyperlink"/>
+                <w:noProof/>
+              </w:rPr>
+              <w:t>Stage 2 - Settings Menu</w:t>
+            </w:r>
+            <w:r>
+              <w:rPr>
+                <w:noProof/>
+                <w:webHidden/>
+              </w:rPr>
+              <w:tab/>
+            </w:r>
+            <w:r>
+              <w:rPr>
+                <w:noProof/>
+                <w:webHidden/>
+              </w:rPr>
+              <w:fldChar w:fldCharType="begin"/>
+            </w:r>
+            <w:r>
+              <w:rPr>
+                <w:noProof/>
+                <w:webHidden/>
+              </w:rPr>
+              <w:instrText xml:space="preserve"> PAGEREF _Toc216422302 \h </w:instrText>
+            </w:r>
+            <w:r>
+              <w:rPr>
+                <w:noProof/>
+                <w:webHidden/>
+              </w:rPr>
+            </w:r>
+            <w:r>
+              <w:rPr>
+                <w:noProof/>
+                <w:webHidden/>
+              </w:rPr>
+              <w:fldChar w:fldCharType="separate"/>
+            </w:r>
+            <w:r>
+              <w:rPr>
+                <w:noProof/>
+                <w:webHidden/>
+              </w:rPr>
+              <w:t>37</w:t>
+            </w:r>
+            <w:r>
+              <w:rPr>
+                <w:noProof/>
+                <w:webHidden/>
+              </w:rPr>
+              <w:fldChar w:fldCharType="end"/>
+            </w:r>
+          </w:hyperlink>
+        </w:p>
+        <w:p>
+          <w:pPr>
+            <w:pStyle w:val="TOC2"/>
+            <w:tabs>
+              <w:tab w:val="right" w:leader="dot" w:pos="9016"/>
+            </w:tabs>
+            <w:rPr>
+              <w:rFonts w:eastAsiaTheme="minorEastAsia"/>
+              <w:noProof/>
+              <w:lang w:eastAsia="en-GB"/>
+            </w:rPr>
+          </w:pPr>
+          <w:hyperlink w:anchor="_Toc216422303" w:history="1">
+            <w:r>
+              <w:rPr>
+                <w:rStyle w:val="Hyperlink"/>
+                <w:noProof/>
+              </w:rPr>
+              <w:t>Stage 3 – Map design</w:t>
+            </w:r>
+            <w:r>
+              <w:rPr>
+                <w:noProof/>
+                <w:webHidden/>
+              </w:rPr>
+              <w:tab/>
+            </w:r>
+            <w:r>
+              <w:rPr>
+                <w:noProof/>
+                <w:webHidden/>
+              </w:rPr>
+              <w:fldChar w:fldCharType="begin"/>
+            </w:r>
+            <w:r>
+              <w:rPr>
+                <w:noProof/>
+                <w:webHidden/>
+              </w:rPr>
+              <w:instrText xml:space="preserve"> PAGEREF _Toc216422303 \h </w:instrText>
+            </w:r>
+            <w:r>
+              <w:rPr>
+                <w:noProof/>
+                <w:webHidden/>
+              </w:rPr>
+            </w:r>
+            <w:r>
+              <w:rPr>
+                <w:noProof/>
+                <w:webHidden/>
+              </w:rPr>
+              <w:fldChar w:fldCharType="separate"/>
+            </w:r>
+            <w:r>
+              <w:rPr>
+                <w:noProof/>
+                <w:webHidden/>
+              </w:rPr>
+              <w:t>39</w:t>
+            </w:r>
+            <w:r>
+              <w:rPr>
+                <w:noProof/>
+                <w:webHidden/>
+              </w:rPr>
+              <w:fldChar w:fldCharType="end"/>
+            </w:r>
+          </w:hyperlink>
+        </w:p>
+        <w:p>
+          <w:pPr>
+            <w:pStyle w:val="TOC2"/>
+            <w:tabs>
+              <w:tab w:val="right" w:leader="dot" w:pos="9016"/>
+            </w:tabs>
+            <w:rPr>
+              <w:rFonts w:eastAsiaTheme="minorEastAsia"/>
+              <w:noProof/>
+              <w:lang w:eastAsia="en-GB"/>
+            </w:rPr>
+          </w:pPr>
+          <w:hyperlink w:anchor="_Toc216422304" w:history="1">
+            <w:r>
+              <w:rPr>
+                <w:rStyle w:val="Hyperlink"/>
+                <w:noProof/>
+              </w:rPr>
+              <w:t>Stage 4 – Ant movement</w:t>
+            </w:r>
+            <w:r>
+              <w:rPr>
+                <w:noProof/>
+                <w:webHidden/>
+              </w:rPr>
+              <w:tab/>
+            </w:r>
+            <w:r>
+              <w:rPr>
+                <w:noProof/>
+                <w:webHidden/>
+              </w:rPr>
+              <w:fldChar w:fldCharType="begin"/>
+            </w:r>
+            <w:r>
+              <w:rPr>
+                <w:noProof/>
+                <w:webHidden/>
+              </w:rPr>
+              <w:instrText xml:space="preserve"> PAGEREF _Toc216422304 \h </w:instrText>
+            </w:r>
+            <w:r>
+              <w:rPr>
+                <w:noProof/>
+                <w:webHidden/>
+              </w:rPr>
+            </w:r>
+            <w:r>
+              <w:rPr>
+                <w:noProof/>
+                <w:webHidden/>
+              </w:rPr>
+              <w:fldChar w:fldCharType="separate"/>
+            </w:r>
+            <w:r>
+              <w:rPr>
+                <w:noProof/>
+                <w:webHidden/>
+              </w:rPr>
+              <w:t>42</w:t>
+            </w:r>
+            <w:r>
+              <w:rPr>
+                <w:noProof/>
+                <w:webHidden/>
+              </w:rPr>
+              <w:fldChar w:fldCharType="end"/>
+            </w:r>
+          </w:hyperlink>
+        </w:p>
+        <w:p>
+          <w:pPr>
+            <w:pStyle w:val="TOC2"/>
+            <w:tabs>
+              <w:tab w:val="right" w:leader="dot" w:pos="9016"/>
+            </w:tabs>
+            <w:rPr>
+              <w:rFonts w:eastAsiaTheme="minorEastAsia"/>
+              <w:noProof/>
+              <w:lang w:eastAsia="en-GB"/>
+            </w:rPr>
+          </w:pPr>
+          <w:hyperlink w:anchor="_Toc216422305" w:history="1">
+            <w:r>
+              <w:rPr>
+                <w:rStyle w:val="Hyperlink"/>
+                <w:noProof/>
+              </w:rPr>
+              <w:t>Stage 5 – food spawning</w:t>
+            </w:r>
+            <w:r>
+              <w:rPr>
+                <w:noProof/>
+                <w:webHidden/>
+              </w:rPr>
+              <w:tab/>
+            </w:r>
+            <w:r>
+              <w:rPr>
+                <w:noProof/>
+                <w:webHidden/>
+              </w:rPr>
+              <w:fldChar w:fldCharType="begin"/>
+            </w:r>
+            <w:r>
+              <w:rPr>
+                <w:noProof/>
+                <w:webHidden/>
+              </w:rPr>
+              <w:instrText xml:space="preserve"> PAGEREF _Toc216422305 \h </w:instrText>
+            </w:r>
+            <w:r>
+              <w:rPr>
+                <w:noProof/>
+                <w:webHidden/>
+              </w:rPr>
+            </w:r>
+            <w:r>
+              <w:rPr>
+                <w:noProof/>
+                <w:webHidden/>
+              </w:rPr>
+              <w:fldChar w:fldCharType="separate"/>
+            </w:r>
+            <w:r>
+              <w:rPr>
+                <w:noProof/>
+                <w:webHidden/>
+              </w:rPr>
+              <w:t>47</w:t>
+            </w:r>
+            <w:r>
+              <w:rPr>
+                <w:noProof/>
+                <w:webHidden/>
+              </w:rPr>
+              <w:fldChar w:fldCharType="end"/>
+            </w:r>
+          </w:hyperlink>
+        </w:p>
+        <w:p>
+          <w:pPr>
+            <w:pStyle w:val="TOC2"/>
+            <w:tabs>
+              <w:tab w:val="right" w:leader="dot" w:pos="9016"/>
+            </w:tabs>
+            <w:rPr>
+              <w:rFonts w:eastAsiaTheme="minorEastAsia"/>
+              <w:noProof/>
+              <w:lang w:eastAsia="en-GB"/>
+            </w:rPr>
+          </w:pPr>
+          <w:hyperlink w:anchor="_Toc216422306" w:history="1">
+            <w:r>
+              <w:rPr>
+                <w:rStyle w:val="Hyperlink"/>
+                <w:noProof/>
+              </w:rPr>
+              <w:t>Stage 6 – Pheromones</w:t>
+            </w:r>
+            <w:r>
+              <w:rPr>
+                <w:noProof/>
+                <w:webHidden/>
+              </w:rPr>
+              <w:tab/>
+            </w:r>
+            <w:r>
+              <w:rPr>
+                <w:noProof/>
+                <w:webHidden/>
+              </w:rPr>
+              <w:fldChar w:fldCharType="begin"/>
+            </w:r>
+            <w:r>
+              <w:rPr>
+                <w:noProof/>
+                <w:webHidden/>
+              </w:rPr>
+              <w:instrText xml:space="preserve"> PAGEREF _Toc216422306 \h </w:instrText>
+            </w:r>
+            <w:r>
+              <w:rPr>
+                <w:noProof/>
+                <w:webHidden/>
+              </w:rPr>
+            </w:r>
+            <w:r>
+              <w:rPr>
+                <w:noProof/>
+                <w:webHidden/>
+              </w:rPr>
+              <w:fldChar w:fldCharType="separate"/>
+            </w:r>
+            <w:r>
+              <w:rPr>
+                <w:noProof/>
+                <w:webHidden/>
+              </w:rPr>
+              <w:t>51</w:t>
+            </w:r>
+            <w:r>
+              <w:rPr>
+                <w:noProof/>
+                <w:webHidden/>
+              </w:rPr>
+              <w:fldChar w:fldCharType="end"/>
+            </w:r>
+          </w:hyperlink>
+        </w:p>
+        <w:p>
+          <w:pPr>
+            <w:pStyle w:val="TOC2"/>
+            <w:tabs>
+              <w:tab w:val="right" w:leader="dot" w:pos="9016"/>
+            </w:tabs>
+            <w:rPr>
+              <w:rFonts w:eastAsiaTheme="minorEastAsia"/>
+              <w:noProof/>
+              <w:lang w:eastAsia="en-GB"/>
+            </w:rPr>
+          </w:pPr>
+          <w:hyperlink w:anchor="_Toc216422307" w:history="1">
+            <w:r>
+              <w:rPr>
+                <w:rStyle w:val="Hyperlink"/>
+                <w:noProof/>
+              </w:rPr>
+              <w:t>Stage 7 – Enemy ants(essential) and different variants(desirable)</w:t>
+            </w:r>
+            <w:r>
+              <w:rPr>
+                <w:noProof/>
+                <w:webHidden/>
+              </w:rPr>
+              <w:tab/>
+            </w:r>
+            <w:r>
+              <w:rPr>
+                <w:noProof/>
+                <w:webHidden/>
+              </w:rPr>
+              <w:fldChar w:fldCharType="begin"/>
+            </w:r>
+            <w:r>
+              <w:rPr>
+                <w:noProof/>
+                <w:webHidden/>
+              </w:rPr>
+              <w:instrText xml:space="preserve"> PAGEREF _Toc216422307 \h </w:instrText>
+            </w:r>
+            <w:r>
+              <w:rPr>
+                <w:noProof/>
+                <w:webHidden/>
+              </w:rPr>
+            </w:r>
+            <w:r>
+              <w:rPr>
+                <w:noProof/>
+                <w:webHidden/>
+              </w:rPr>
+              <w:fldChar w:fldCharType="separate"/>
+            </w:r>
+            <w:r>
+              <w:rPr>
+                <w:noProof/>
+                <w:webHidden/>
+              </w:rPr>
+              <w:t>56</w:t>
+            </w:r>
+            <w:r>
+              <w:rPr>
+                <w:noProof/>
+                <w:webHidden/>
+              </w:rPr>
+              <w:fldChar w:fldCharType="end"/>
+            </w:r>
+          </w:hyperlink>
+        </w:p>
+        <w:p>
+          <w:pPr>
+            <w:pStyle w:val="TOC2"/>
+            <w:tabs>
+              <w:tab w:val="right" w:leader="dot" w:pos="9016"/>
+            </w:tabs>
+            <w:rPr>
+              <w:rFonts w:eastAsiaTheme="minorEastAsia"/>
+              <w:noProof/>
+              <w:lang w:eastAsia="en-GB"/>
+            </w:rPr>
+          </w:pPr>
+          <w:hyperlink w:anchor="_Toc216422308" w:history="1">
+            <w:r>
+              <w:rPr>
+                <w:rStyle w:val="Hyperlink"/>
+                <w:noProof/>
+              </w:rPr>
+              <w:t>Stage 8 – Population growth/decay</w:t>
+            </w:r>
+            <w:r>
+              <w:rPr>
+                <w:noProof/>
+                <w:webHidden/>
+              </w:rPr>
+              <w:tab/>
+            </w:r>
+            <w:r>
+              <w:rPr>
+                <w:noProof/>
+                <w:webHidden/>
+              </w:rPr>
+              <w:fldChar w:fldCharType="begin"/>
+            </w:r>
+            <w:r>
+              <w:rPr>
+                <w:noProof/>
+                <w:webHidden/>
+              </w:rPr>
+              <w:instrText xml:space="preserve"> PAGEREF _Toc216422308 \h </w:instrText>
+            </w:r>
+            <w:r>
+              <w:rPr>
+                <w:noProof/>
+                <w:webHidden/>
+              </w:rPr>
+            </w:r>
+            <w:r>
+              <w:rPr>
+                <w:noProof/>
+                <w:webHidden/>
+              </w:rPr>
+              <w:fldChar w:fldCharType="separate"/>
+            </w:r>
+            <w:r>
+              <w:rPr>
+                <w:noProof/>
+                <w:webHidden/>
+              </w:rPr>
+              <w:t>58</w:t>
+            </w:r>
+            <w:r>
+              <w:rPr>
+                <w:noProof/>
+                <w:webHidden/>
+              </w:rPr>
+              <w:fldChar w:fldCharType="end"/>
+            </w:r>
+          </w:hyperlink>
+        </w:p>
+        <w:p>
+          <w:pPr>
+            <w:pStyle w:val="TOC2"/>
+            <w:tabs>
+              <w:tab w:val="right" w:leader="dot" w:pos="9016"/>
+            </w:tabs>
+            <w:rPr>
+              <w:rFonts w:eastAsiaTheme="minorEastAsia"/>
+              <w:noProof/>
+              <w:lang w:eastAsia="en-GB"/>
+            </w:rPr>
+          </w:pPr>
+          <w:hyperlink w:anchor="_Toc216422309" w:history="1">
+            <w:r>
+              <w:rPr>
+                <w:rStyle w:val="Hyperlink"/>
+                <w:noProof/>
+              </w:rPr>
+              <w:t>Stage 9 – check for win</w:t>
+            </w:r>
+            <w:r>
+              <w:rPr>
+                <w:noProof/>
+                <w:webHidden/>
+              </w:rPr>
+              <w:tab/>
+            </w:r>
+            <w:r>
+              <w:rPr>
+                <w:noProof/>
+                <w:webHidden/>
+              </w:rPr>
+              <w:fldChar w:fldCharType="begin"/>
+            </w:r>
+            <w:r>
+              <w:rPr>
+                <w:noProof/>
+                <w:webHidden/>
+              </w:rPr>
+              <w:instrText xml:space="preserve"> PAGEREF _Toc216422309 \h </w:instrText>
+            </w:r>
+            <w:r>
+              <w:rPr>
+                <w:noProof/>
+                <w:webHidden/>
+              </w:rPr>
+            </w:r>
+            <w:r>
+              <w:rPr>
+                <w:noProof/>
+                <w:webHidden/>
+              </w:rPr>
+              <w:fldChar w:fldCharType="separate"/>
+            </w:r>
+            <w:r>
+              <w:rPr>
+                <w:noProof/>
+                <w:webHidden/>
+              </w:rPr>
+              <w:t>60</w:t>
+            </w:r>
+            <w:r>
+              <w:rPr>
+                <w:noProof/>
+                <w:webHidden/>
+              </w:rPr>
+              <w:fldChar w:fldCharType="end"/>
+            </w:r>
+          </w:hyperlink>
+        </w:p>
+        <w:p>
+          <w:pPr>
+            <w:pStyle w:val="TOC1"/>
+            <w:tabs>
+              <w:tab w:val="right" w:leader="dot" w:pos="9016"/>
+            </w:tabs>
+            <w:rPr>
+              <w:rFonts w:eastAsiaTheme="minorEastAsia"/>
+              <w:noProof/>
+              <w:lang w:eastAsia="en-GB"/>
+            </w:rPr>
+          </w:pPr>
+          <w:hyperlink w:anchor="_Toc216422310" w:history="1">
+            <w:r>
+              <w:rPr>
+                <w:rStyle w:val="Hyperlink"/>
+                <w:noProof/>
+              </w:rPr>
+              <w:t>End testing</w:t>
+            </w:r>
+            <w:r>
+              <w:rPr>
+                <w:noProof/>
+                <w:webHidden/>
+              </w:rPr>
+              <w:tab/>
+            </w:r>
+            <w:r>
+              <w:rPr>
+                <w:noProof/>
+                <w:webHidden/>
+              </w:rPr>
+              <w:fldChar w:fldCharType="begin"/>
+            </w:r>
+            <w:r>
+              <w:rPr>
+                <w:noProof/>
+                <w:webHidden/>
+              </w:rPr>
+              <w:instrText xml:space="preserve"> PAGEREF _Toc216422310 \h </w:instrText>
+            </w:r>
+            <w:r>
+              <w:rPr>
+                <w:noProof/>
+                <w:webHidden/>
+              </w:rPr>
+            </w:r>
+            <w:r>
+              <w:rPr>
+                <w:noProof/>
+                <w:webHidden/>
+              </w:rPr>
+              <w:fldChar w:fldCharType="separate"/>
+            </w:r>
+            <w:r>
+              <w:rPr>
+                <w:noProof/>
+                <w:webHidden/>
+              </w:rPr>
+              <w:t>61</w:t>
+            </w:r>
+            <w:r>
+              <w:rPr>
+                <w:noProof/>
+                <w:webHidden/>
+              </w:rPr>
+              <w:fldChar w:fldCharType="end"/>
+            </w:r>
+          </w:hyperlink>
+        </w:p>
+        <w:p>
+          <w:pPr>
+            <w:pStyle w:val="TOC2"/>
+            <w:tabs>
+              <w:tab w:val="right" w:leader="dot" w:pos="9016"/>
+            </w:tabs>
+            <w:rPr>
+              <w:rFonts w:eastAsiaTheme="minorEastAsia"/>
+              <w:noProof/>
+              <w:lang w:eastAsia="en-GB"/>
+            </w:rPr>
+          </w:pPr>
+          <w:hyperlink w:anchor="_Toc216422311" w:history="1">
+            <w:r>
+              <w:rPr>
+                <w:rStyle w:val="Hyperlink"/>
+                <w:noProof/>
+              </w:rPr>
+              <w:t>Functionality</w:t>
+            </w:r>
+            <w:r>
+              <w:rPr>
+                <w:noProof/>
+                <w:webHidden/>
+              </w:rPr>
+              <w:tab/>
+            </w:r>
+            <w:r>
+              <w:rPr>
+                <w:noProof/>
+                <w:webHidden/>
+              </w:rPr>
+              <w:fldChar w:fldCharType="begin"/>
+            </w:r>
+            <w:r>
+              <w:rPr>
+                <w:noProof/>
+                <w:webHidden/>
+              </w:rPr>
+              <w:instrText xml:space="preserve"> PAGEREF _Toc216422311 \h </w:instrText>
+            </w:r>
+            <w:r>
+              <w:rPr>
+                <w:noProof/>
+                <w:webHidden/>
+              </w:rPr>
+            </w:r>
+            <w:r>
+              <w:rPr>
+                <w:noProof/>
+                <w:webHidden/>
+              </w:rPr>
+              <w:fldChar w:fldCharType="separate"/>
+            </w:r>
+            <w:r>
+              <w:rPr>
+                <w:noProof/>
+                <w:webHidden/>
+              </w:rPr>
+              <w:t>61</w:t>
+            </w:r>
+            <w:r>
+              <w:rPr>
+                <w:noProof/>
+                <w:webHidden/>
+              </w:rPr>
+              <w:fldChar w:fldCharType="end"/>
+            </w:r>
+          </w:hyperlink>
+        </w:p>
+        <w:p>
+          <w:pPr>
+            <w:pStyle w:val="TOC2"/>
+            <w:tabs>
+              <w:tab w:val="right" w:leader="dot" w:pos="9016"/>
+            </w:tabs>
+            <w:rPr>
+              <w:rFonts w:eastAsiaTheme="minorEastAsia"/>
+              <w:noProof/>
+              <w:lang w:eastAsia="en-GB"/>
+            </w:rPr>
+          </w:pPr>
+          <w:hyperlink w:anchor="_Toc216422312" w:history="1">
+            <w:r>
+              <w:rPr>
+                <w:rStyle w:val="Hyperlink"/>
+                <w:noProof/>
+              </w:rPr>
+              <w:t>Robustness</w:t>
+            </w:r>
+            <w:r>
+              <w:rPr>
+                <w:noProof/>
+                <w:webHidden/>
+              </w:rPr>
+              <w:tab/>
+            </w:r>
+            <w:r>
+              <w:rPr>
+                <w:noProof/>
+                <w:webHidden/>
+              </w:rPr>
+              <w:fldChar w:fldCharType="begin"/>
+            </w:r>
+            <w:r>
+              <w:rPr>
+                <w:noProof/>
+                <w:webHidden/>
+              </w:rPr>
+              <w:instrText xml:space="preserve"> PAGEREF _Toc216422312 \h </w:instrText>
+            </w:r>
+            <w:r>
+              <w:rPr>
+                <w:noProof/>
+                <w:webHidden/>
+              </w:rPr>
+            </w:r>
+            <w:r>
+              <w:rPr>
+                <w:noProof/>
+                <w:webHidden/>
+              </w:rPr>
+              <w:fldChar w:fldCharType="separate"/>
+            </w:r>
+            <w:r>
+              <w:rPr>
+                <w:noProof/>
+                <w:webHidden/>
+              </w:rPr>
+              <w:t>62</w:t>
+            </w:r>
+            <w:r>
+              <w:rPr>
+                <w:noProof/>
+                <w:webHidden/>
+              </w:rPr>
+              <w:fldChar w:fldCharType="end"/>
+            </w:r>
+          </w:hyperlink>
+        </w:p>
+        <w:p>
+          <w:pPr>
+            <w:pStyle w:val="TOC2"/>
+            <w:tabs>
+              <w:tab w:val="right" w:leader="dot" w:pos="9016"/>
+            </w:tabs>
+            <w:rPr>
+              <w:rFonts w:eastAsiaTheme="minorEastAsia"/>
+              <w:noProof/>
+              <w:lang w:eastAsia="en-GB"/>
+            </w:rPr>
+          </w:pPr>
+          <w:hyperlink w:anchor="_Toc216422313" w:history="1">
+            <w:r>
+              <w:rPr>
+                <w:rStyle w:val="Hyperlink"/>
+                <w:noProof/>
+              </w:rPr>
+              <w:t>Usability</w:t>
+            </w:r>
+            <w:r>
+              <w:rPr>
+                <w:noProof/>
+                <w:webHidden/>
+              </w:rPr>
+              <w:tab/>
+            </w:r>
+            <w:r>
+              <w:rPr>
+                <w:noProof/>
+                <w:webHidden/>
+              </w:rPr>
+              <w:fldChar w:fldCharType="begin"/>
+            </w:r>
+            <w:r>
+              <w:rPr>
+                <w:noProof/>
+                <w:webHidden/>
+              </w:rPr>
+              <w:instrText xml:space="preserve"> PAGEREF _Toc216422313 \h </w:instrText>
+            </w:r>
+            <w:r>
+              <w:rPr>
+                <w:noProof/>
+                <w:webHidden/>
+              </w:rPr>
+            </w:r>
+            <w:r>
+              <w:rPr>
+                <w:noProof/>
+                <w:webHidden/>
+              </w:rPr>
+              <w:fldChar w:fldCharType="separate"/>
+            </w:r>
+            <w:r>
+              <w:rPr>
+                <w:noProof/>
+                <w:webHidden/>
+              </w:rPr>
+              <w:t>62</w:t>
+            </w:r>
+            <w:r>
+              <w:rPr>
+                <w:noProof/>
+                <w:webHidden/>
+              </w:rPr>
+              <w:fldChar w:fldCharType="end"/>
+            </w:r>
+          </w:hyperlink>
+        </w:p>
+        <w:p>
+          <w:pPr>
+            <w:pStyle w:val="TOC1"/>
+            <w:tabs>
+              <w:tab w:val="right" w:leader="dot" w:pos="9016"/>
+            </w:tabs>
+            <w:rPr>
+              <w:rFonts w:eastAsiaTheme="minorEastAsia"/>
+              <w:noProof/>
+              <w:lang w:eastAsia="en-GB"/>
+            </w:rPr>
+          </w:pPr>
+          <w:hyperlink w:anchor="_Toc216422314" w:history="1">
+            <w:r>
+              <w:rPr>
+                <w:rStyle w:val="Hyperlink"/>
+                <w:noProof/>
+              </w:rPr>
+              <w:t>Evaluation</w:t>
+            </w:r>
+            <w:r>
+              <w:rPr>
+                <w:noProof/>
+                <w:webHidden/>
+              </w:rPr>
+              <w:tab/>
+            </w:r>
+            <w:r>
+              <w:rPr>
+                <w:noProof/>
+                <w:webHidden/>
+              </w:rPr>
+              <w:fldChar w:fldCharType="begin"/>
+            </w:r>
+            <w:r>
+              <w:rPr>
+                <w:noProof/>
+                <w:webHidden/>
+              </w:rPr>
+              <w:instrText xml:space="preserve"> PAGEREF _Toc216422314 \h </w:instrText>
+            </w:r>
+            <w:r>
+              <w:rPr>
+                <w:noProof/>
+                <w:webHidden/>
+              </w:rPr>
+            </w:r>
+            <w:r>
+              <w:rPr>
+                <w:noProof/>
+                <w:webHidden/>
+              </w:rPr>
+              <w:fldChar w:fldCharType="separate"/>
+            </w:r>
+            <w:r>
+              <w:rPr>
+                <w:noProof/>
+                <w:webHidden/>
+              </w:rPr>
+              <w:t>62</w:t>
+            </w:r>
+            <w:r>
+              <w:rPr>
+                <w:noProof/>
+                <w:webHidden/>
+              </w:rPr>
+              <w:fldChar w:fldCharType="end"/>
+            </w:r>
+          </w:hyperlink>
+        </w:p>
+        <w:p>
+          <w:pPr>
+            <w:pStyle w:val="TOC2"/>
+            <w:tabs>
+              <w:tab w:val="right" w:leader="dot" w:pos="9016"/>
+            </w:tabs>
+            <w:rPr>
+              <w:rFonts w:eastAsiaTheme="minorEastAsia"/>
+              <w:noProof/>
+              <w:lang w:eastAsia="en-GB"/>
+            </w:rPr>
+          </w:pPr>
+          <w:hyperlink w:anchor="_Toc216422315" w:history="1">
+            <w:r>
+              <w:rPr>
+                <w:rStyle w:val="Hyperlink"/>
+                <w:noProof/>
+              </w:rPr>
+              <w:t>Maintainability</w:t>
+            </w:r>
+            <w:r>
+              <w:rPr>
+                <w:noProof/>
+                <w:webHidden/>
+              </w:rPr>
+              <w:tab/>
+            </w:r>
+            <w:r>
+              <w:rPr>
+                <w:noProof/>
+                <w:webHidden/>
+              </w:rPr>
+              <w:fldChar w:fldCharType="begin"/>
+            </w:r>
+            <w:r>
+              <w:rPr>
+                <w:noProof/>
+                <w:webHidden/>
+              </w:rPr>
+              <w:instrText xml:space="preserve"> PAGEREF _Toc216422315 \h </w:instrText>
+            </w:r>
+            <w:r>
+              <w:rPr>
+                <w:noProof/>
+                <w:webHidden/>
+              </w:rPr>
+            </w:r>
+            <w:r>
+              <w:rPr>
+                <w:noProof/>
+                <w:webHidden/>
+              </w:rPr>
+              <w:fldChar w:fldCharType="separate"/>
+            </w:r>
+            <w:r>
+              <w:rPr>
+                <w:noProof/>
+                <w:webHidden/>
+              </w:rPr>
+              <w:t>65</w:t>
+            </w:r>
+            <w:r>
+              <w:rPr>
+                <w:noProof/>
+                <w:webHidden/>
+              </w:rPr>
+              <w:fldChar w:fldCharType="end"/>
+            </w:r>
+          </w:hyperlink>
+        </w:p>
+        <w:p>
+          <w:pPr>
+            <w:pStyle w:val="TOC2"/>
+            <w:tabs>
+              <w:tab w:val="right" w:leader="dot" w:pos="9016"/>
+            </w:tabs>
+            <w:rPr>
+              <w:rFonts w:eastAsiaTheme="minorEastAsia"/>
+              <w:noProof/>
+              <w:lang w:eastAsia="en-GB"/>
+            </w:rPr>
+          </w:pPr>
+          <w:hyperlink w:anchor="_Toc216422316" w:history="1">
+            <w:r>
+              <w:rPr>
+                <w:rStyle w:val="Hyperlink"/>
+                <w:noProof/>
+              </w:rPr>
+              <w:t>Usability</w:t>
+            </w:r>
+            <w:r>
+              <w:rPr>
+                <w:noProof/>
+                <w:webHidden/>
+              </w:rPr>
+              <w:tab/>
+            </w:r>
+            <w:r>
+              <w:rPr>
+                <w:noProof/>
+                <w:webHidden/>
+              </w:rPr>
+              <w:fldChar w:fldCharType="begin"/>
+            </w:r>
+            <w:r>
+              <w:rPr>
+                <w:noProof/>
+                <w:webHidden/>
+              </w:rPr>
+              <w:instrText xml:space="preserve"> PAGEREF _Toc216422316 \h </w:instrText>
+            </w:r>
+            <w:r>
+              <w:rPr>
+                <w:noProof/>
+                <w:webHidden/>
+              </w:rPr>
+            </w:r>
+            <w:r>
+              <w:rPr>
+                <w:noProof/>
+                <w:webHidden/>
+              </w:rPr>
+              <w:fldChar w:fldCharType="separate"/>
+            </w:r>
+            <w:r>
+              <w:rPr>
+                <w:noProof/>
+                <w:webHidden/>
+              </w:rPr>
+              <w:t>65</w:t>
+            </w:r>
+            <w:r>
+              <w:rPr>
+                <w:noProof/>
+                <w:webHidden/>
+              </w:rPr>
+              <w:fldChar w:fldCharType="end"/>
+            </w:r>
+          </w:hyperlink>
+        </w:p>
+        <w:p>
+          <w:r>
+            <w:rPr>
+              <w:b/>
+              <w:bCs/>
+              <w:noProof/>
+            </w:rPr>
+            <w:fldChar w:fldCharType="end"/>
+          </w:r>
+        </w:p>
+      </w:sdtContent>
+    </w:sdt>
     <w:p/>
+    <w:p/>
+    <w:p/>
+    <w:p/>
+    <w:p/>
+    <w:p/>
+    <w:p/>
+    <w:p/>
+    <w:p/>
+    <w:p/>
+    <w:p/>
+    <w:p/>
+    <w:p/>
     <w:p>
       <w:pPr>
         <w:pStyle w:val="Heading1"/>
       </w:pPr>
+      <w:bookmarkStart w:id="0" w:name="_Toc216422273"/>
       <w:r>
         <w:t>Analysis</w:t>
       </w:r>
+      <w:bookmarkEnd w:id="0"/>
     </w:p>
     <w:p>
       <w:pPr>
@@ -39,8 +3244,13 @@
       <w:pPr>
         <w:pStyle w:val="Heading2"/>
       </w:pPr>
-      <w:r>
-        <w:t xml:space="preserve">Idea: </w:t>
+      <w:bookmarkStart w:id="1" w:name="_Toc216422274"/>
+      <w:r>
+        <w:t>Idea:</w:t>
+      </w:r>
+      <w:bookmarkEnd w:id="1"/>
+      <w:r>
+        <w:t xml:space="preserve"> </w:t>
       </w:r>
     </w:p>
     <w:p>
@@ -298,9 +3508,11 @@
       <w:pPr>
         <w:pStyle w:val="Heading2"/>
       </w:pPr>
+      <w:bookmarkStart w:id="2" w:name="_Toc216422275"/>
       <w:r>
         <w:t>Research:</w:t>
       </w:r>
+      <w:bookmarkEnd w:id="2"/>
     </w:p>
     <w:p/>
     <w:p>
@@ -1860,9 +5072,11 @@
       <w:pPr>
         <w:pStyle w:val="Heading2"/>
       </w:pPr>
+      <w:bookmarkStart w:id="3" w:name="_Toc216422276"/>
       <w:r>
         <w:t>Stakeholders:</w:t>
       </w:r>
+      <w:bookmarkEnd w:id="3"/>
     </w:p>
     <w:p/>
     <w:p>
@@ -2790,9 +6004,11 @@
       <w:pPr>
         <w:pStyle w:val="Heading2"/>
       </w:pPr>
+      <w:bookmarkStart w:id="4" w:name="_Toc216422277"/>
       <w:r>
         <w:t>Requirements:</w:t>
       </w:r>
+      <w:bookmarkEnd w:id="4"/>
     </w:p>
     <w:p>
       <w:pPr>
@@ -3994,9 +7210,11 @@
       <w:pPr>
         <w:pStyle w:val="Heading2"/>
       </w:pPr>
+      <w:bookmarkStart w:id="5" w:name="_Toc216422278"/>
       <w:r>
         <w:t>Limitations:</w:t>
       </w:r>
+      <w:bookmarkEnd w:id="5"/>
     </w:p>
     <w:p/>
     <w:p>
@@ -4369,9 +7587,11 @@
       <w:pPr>
         <w:pStyle w:val="Heading2"/>
       </w:pPr>
+      <w:bookmarkStart w:id="6" w:name="_Toc216422279"/>
       <w:r>
         <w:t>Hardware and software requirements:</w:t>
       </w:r>
+      <w:bookmarkEnd w:id="6"/>
     </w:p>
     <w:p/>
     <w:p>
@@ -4784,18 +8004,22 @@
       <w:pPr>
         <w:pStyle w:val="Heading1"/>
       </w:pPr>
+      <w:bookmarkStart w:id="7" w:name="_Toc216422280"/>
       <w:r>
         <w:lastRenderedPageBreak/>
         <w:t>Design</w:t>
       </w:r>
+      <w:bookmarkEnd w:id="7"/>
     </w:p>
     <w:p>
       <w:pPr>
         <w:pStyle w:val="Heading2"/>
       </w:pPr>
+      <w:bookmarkStart w:id="8" w:name="_Toc216422281"/>
       <w:r>
         <w:t>Structure diagram:</w:t>
       </w:r>
+      <w:bookmarkEnd w:id="8"/>
     </w:p>
     <w:p>
       <w:pPr>
@@ -4888,17 +8112,21 @@
       <w:pPr>
         <w:pStyle w:val="Heading2"/>
       </w:pPr>
+      <w:bookmarkStart w:id="9" w:name="_Toc216422282"/>
       <w:r>
         <w:t>Stages of development:</w:t>
       </w:r>
+      <w:bookmarkEnd w:id="9"/>
     </w:p>
     <w:p>
       <w:pPr>
         <w:pStyle w:val="Heading3"/>
       </w:pPr>
+      <w:bookmarkStart w:id="10" w:name="_Toc216422283"/>
       <w:r>
         <w:t>1.Main menu:</w:t>
       </w:r>
+      <w:bookmarkEnd w:id="10"/>
     </w:p>
     <w:p>
       <w:pPr>
@@ -4918,8 +8146,13 @@
         <w:pStyle w:val="Heading3"/>
       </w:pPr>
       <w:r>
-        <w:t xml:space="preserve"> 2. Settings menu:</w:t>
-      </w:r>
+        <w:t xml:space="preserve"> </w:t>
+      </w:r>
+      <w:bookmarkStart w:id="11" w:name="_Toc216422284"/>
+      <w:r>
+        <w:t>2. Settings menu:</w:t>
+      </w:r>
+      <w:bookmarkEnd w:id="11"/>
     </w:p>
     <w:p>
       <w:pPr>
@@ -4936,8 +8169,13 @@
         <w:pStyle w:val="Heading3"/>
       </w:pPr>
       <w:r>
-        <w:t xml:space="preserve"> 3.Initial map design and creating assets:</w:t>
-      </w:r>
+        <w:t xml:space="preserve"> </w:t>
+      </w:r>
+      <w:bookmarkStart w:id="12" w:name="_Toc216422285"/>
+      <w:r>
+        <w:t>3.Initial map design and creating assets:</w:t>
+      </w:r>
+      <w:bookmarkEnd w:id="12"/>
     </w:p>
     <w:p>
       <w:pPr>
@@ -4954,17 +8192,22 @@
       </w:r>
       <w:proofErr w:type="spellEnd"/>
       <w:r>
-        <w:t xml:space="preserve"> and pheromones </w:t>
+        <w:t xml:space="preserve"> and pheromones</w:t>
+      </w:r>
+      <w:r>
+        <w:t>. Could add different resources such as water in the desert.</w:t>
       </w:r>
     </w:p>
     <w:p>
       <w:pPr>
         <w:pStyle w:val="Heading3"/>
       </w:pPr>
+      <w:bookmarkStart w:id="13" w:name="_Toc216422286"/>
       <w:r>
         <w:lastRenderedPageBreak/>
         <w:t>4.Player ants and movement controls:</w:t>
       </w:r>
+      <w:bookmarkEnd w:id="13"/>
     </w:p>
     <w:p>
       <w:pPr>
@@ -4980,8 +8223,13 @@
       <w:pPr>
         <w:pStyle w:val="Heading3"/>
       </w:pPr>
-      <w:r>
-        <w:t xml:space="preserve">5. Food spawning: </w:t>
+      <w:bookmarkStart w:id="14" w:name="_Toc216422287"/>
+      <w:r>
+        <w:t>5. Food spawning:</w:t>
+      </w:r>
+      <w:bookmarkEnd w:id="14"/>
+      <w:r>
+        <w:t xml:space="preserve"> </w:t>
       </w:r>
     </w:p>
     <w:p>
@@ -4999,8 +8247,13 @@
         <w:pStyle w:val="Heading3"/>
       </w:pPr>
       <w:r>
-        <w:t xml:space="preserve"> 6. Additional ant behaviour/controls:</w:t>
-      </w:r>
+        <w:t xml:space="preserve"> </w:t>
+      </w:r>
+      <w:bookmarkStart w:id="15" w:name="_Toc216422288"/>
+      <w:r>
+        <w:t>6. Additional ant behaviour/controls:</w:t>
+      </w:r>
+      <w:bookmarkEnd w:id="15"/>
     </w:p>
     <w:p>
       <w:pPr>
@@ -5020,7 +8273,11 @@
         <w:pStyle w:val="Heading3"/>
       </w:pPr>
       <w:r>
-        <w:t xml:space="preserve"> 7. </w:t>
+        <w:t xml:space="preserve"> </w:t>
+      </w:r>
+      <w:bookmarkStart w:id="16" w:name="_Toc216422289"/>
+      <w:r>
+        <w:t xml:space="preserve">7. </w:t>
       </w:r>
       <w:r>
         <w:t>E</w:t>
@@ -5034,6 +8291,7 @@
       <w:r>
         <w:t>:</w:t>
       </w:r>
+      <w:bookmarkEnd w:id="16"/>
     </w:p>
     <w:p>
       <w:pPr>
@@ -5072,8 +8330,13 @@
       <w:pPr>
         <w:pStyle w:val="Heading3"/>
       </w:pPr>
-      <w:r>
-        <w:t xml:space="preserve">8. Population system: </w:t>
+      <w:bookmarkStart w:id="17" w:name="_Toc216422290"/>
+      <w:r>
+        <w:t>8. Population system:</w:t>
+      </w:r>
+      <w:bookmarkEnd w:id="17"/>
+      <w:r>
+        <w:t xml:space="preserve"> </w:t>
       </w:r>
     </w:p>
     <w:p>
@@ -5098,8 +8361,13 @@
       <w:pPr>
         <w:pStyle w:val="Heading3"/>
       </w:pPr>
-      <w:r>
-        <w:t xml:space="preserve">9. Check for win: </w:t>
+      <w:bookmarkStart w:id="18" w:name="_Toc216422291"/>
+      <w:r>
+        <w:t>9. Check for win:</w:t>
+      </w:r>
+      <w:bookmarkEnd w:id="18"/>
+      <w:r>
+        <w:t xml:space="preserve"> </w:t>
       </w:r>
     </w:p>
     <w:p>
@@ -5116,9 +8384,11 @@
       <w:pPr>
         <w:pStyle w:val="Heading3"/>
       </w:pPr>
+      <w:bookmarkStart w:id="19" w:name="_Toc216422292"/>
       <w:r>
         <w:t>10. Sandbox mode:</w:t>
       </w:r>
+      <w:bookmarkEnd w:id="19"/>
     </w:p>
     <w:p>
       <w:pPr>
@@ -5156,9 +8426,11 @@
       <w:pPr>
         <w:pStyle w:val="Heading3"/>
       </w:pPr>
+      <w:bookmarkStart w:id="20" w:name="_Toc216422293"/>
       <w:r>
         <w:t>11. Natural disasters (optional):</w:t>
       </w:r>
+      <w:bookmarkEnd w:id="20"/>
     </w:p>
     <w:p>
       <w:pPr>
@@ -5177,9 +8449,11 @@
       <w:pPr>
         <w:pStyle w:val="Heading3"/>
       </w:pPr>
+      <w:bookmarkStart w:id="21" w:name="_Toc216422294"/>
       <w:r>
         <w:t>12. Scoring:</w:t>
       </w:r>
+      <w:bookmarkEnd w:id="21"/>
     </w:p>
     <w:p>
       <w:pPr>
@@ -5195,9 +8469,11 @@
       <w:pPr>
         <w:pStyle w:val="Heading3"/>
       </w:pPr>
+      <w:bookmarkStart w:id="22" w:name="_Toc216422295"/>
       <w:r>
         <w:t>13. Tutorial (optional):</w:t>
       </w:r>
+      <w:bookmarkEnd w:id="22"/>
     </w:p>
     <w:p>
       <w:pPr>
@@ -5213,9 +8489,11 @@
       <w:pPr>
         <w:pStyle w:val="Heading3"/>
       </w:pPr>
+      <w:bookmarkStart w:id="23" w:name="_Toc216422296"/>
       <w:r>
         <w:t>14. Saves (optional):</w:t>
       </w:r>
+      <w:bookmarkEnd w:id="23"/>
     </w:p>
     <w:p>
       <w:pPr>
@@ -5244,9 +8522,11 @@
           <w:rStyle w:val="Heading2Char"/>
         </w:rPr>
       </w:pPr>
+      <w:bookmarkStart w:id="24" w:name="_Toc216422297"/>
       <w:r>
         <w:t>Test Plans</w:t>
       </w:r>
+      <w:bookmarkEnd w:id="24"/>
     </w:p>
     <w:p>
       <w:pPr>
@@ -5614,55 +8894,60 @@
               </w:tabs>
             </w:pPr>
             <w:r>
-              <w:t>5</w:t>
-            </w:r>
-          </w:p>
-        </w:tc>
-        <w:tc>
-          <w:tcPr>
-            <w:tcW w:w="2254" w:type="dxa"/>
-          </w:tcPr>
-          <w:p>
-            <w:pPr>
-              <w:tabs>
-                <w:tab w:val="center" w:pos="4513"/>
-              </w:tabs>
-            </w:pPr>
-            <w:r>
-              <w:t>Food spawning</w:t>
-            </w:r>
-          </w:p>
-        </w:tc>
-        <w:tc>
-          <w:tcPr>
-            <w:tcW w:w="2254" w:type="dxa"/>
-          </w:tcPr>
-          <w:p>
-            <w:pPr>
-              <w:tabs>
-                <w:tab w:val="center" w:pos="4513"/>
-              </w:tabs>
-            </w:pPr>
-            <w:r>
-              <w:t xml:space="preserve">Run the game and </w:t>
-            </w:r>
-            <w:r>
-              <w:t>see where food appears</w:t>
-            </w:r>
-          </w:p>
-        </w:tc>
-        <w:tc>
-          <w:tcPr>
-            <w:tcW w:w="2254" w:type="dxa"/>
-          </w:tcPr>
-          <w:p>
-            <w:pPr>
-              <w:tabs>
-                <w:tab w:val="center" w:pos="4513"/>
-              </w:tabs>
-            </w:pPr>
-            <w:r>
-              <w:t>It spawns in a random location which is different each time the game runs</w:t>
+              <w:t>4</w:t>
+            </w:r>
+          </w:p>
+        </w:tc>
+        <w:tc>
+          <w:tcPr>
+            <w:tcW w:w="2254" w:type="dxa"/>
+          </w:tcPr>
+          <w:p>
+            <w:pPr>
+              <w:tabs>
+                <w:tab w:val="center" w:pos="4513"/>
+              </w:tabs>
+            </w:pPr>
+            <w:r>
+              <w:t>Controlling multiple ants</w:t>
+            </w:r>
+          </w:p>
+        </w:tc>
+        <w:tc>
+          <w:tcPr>
+            <w:tcW w:w="2254" w:type="dxa"/>
+          </w:tcPr>
+          <w:p>
+            <w:pPr>
+              <w:tabs>
+                <w:tab w:val="center" w:pos="4513"/>
+              </w:tabs>
+            </w:pPr>
+            <w:r>
+              <w:t xml:space="preserve">Control </w:t>
+            </w:r>
+            <w:proofErr w:type="gramStart"/>
+            <w:r>
+              <w:t>click</w:t>
+            </w:r>
+            <w:proofErr w:type="gramEnd"/>
+            <w:r>
+              <w:t xml:space="preserve"> multiple ants</w:t>
+            </w:r>
+          </w:p>
+        </w:tc>
+        <w:tc>
+          <w:tcPr>
+            <w:tcW w:w="2254" w:type="dxa"/>
+          </w:tcPr>
+          <w:p>
+            <w:pPr>
+              <w:tabs>
+                <w:tab w:val="center" w:pos="4513"/>
+              </w:tabs>
+            </w:pPr>
+            <w:r>
+              <w:t>All selected ants should move when the button is pressed</w:t>
             </w:r>
           </w:p>
         </w:tc>
@@ -5679,55 +8964,55 @@
               </w:tabs>
             </w:pPr>
             <w:r>
-              <w:t>6</w:t>
-            </w:r>
-          </w:p>
-        </w:tc>
-        <w:tc>
-          <w:tcPr>
-            <w:tcW w:w="2254" w:type="dxa"/>
-          </w:tcPr>
-          <w:p>
-            <w:pPr>
-              <w:tabs>
-                <w:tab w:val="center" w:pos="4513"/>
-              </w:tabs>
-            </w:pPr>
-            <w:r>
-              <w:t>Placing Pheromones</w:t>
-            </w:r>
-          </w:p>
-        </w:tc>
-        <w:tc>
-          <w:tcPr>
-            <w:tcW w:w="2254" w:type="dxa"/>
-          </w:tcPr>
-          <w:p>
-            <w:pPr>
-              <w:tabs>
-                <w:tab w:val="center" w:pos="4513"/>
-              </w:tabs>
-            </w:pPr>
-            <w:r>
-              <w:t>Select an ant and use the associated key for pheromones (</w:t>
-            </w:r>
-            <w:r>
-              <w:t>spacebar)</w:t>
-            </w:r>
-          </w:p>
-        </w:tc>
-        <w:tc>
-          <w:tcPr>
-            <w:tcW w:w="2254" w:type="dxa"/>
-          </w:tcPr>
-          <w:p>
-            <w:pPr>
-              <w:tabs>
-                <w:tab w:val="center" w:pos="4513"/>
-              </w:tabs>
-            </w:pPr>
-            <w:r>
-              <w:t>A pheromone will be placed at the ant’s location</w:t>
+              <w:t>5</w:t>
+            </w:r>
+          </w:p>
+        </w:tc>
+        <w:tc>
+          <w:tcPr>
+            <w:tcW w:w="2254" w:type="dxa"/>
+          </w:tcPr>
+          <w:p>
+            <w:pPr>
+              <w:tabs>
+                <w:tab w:val="center" w:pos="4513"/>
+              </w:tabs>
+            </w:pPr>
+            <w:r>
+              <w:t>Food spawning</w:t>
+            </w:r>
+          </w:p>
+        </w:tc>
+        <w:tc>
+          <w:tcPr>
+            <w:tcW w:w="2254" w:type="dxa"/>
+          </w:tcPr>
+          <w:p>
+            <w:pPr>
+              <w:tabs>
+                <w:tab w:val="center" w:pos="4513"/>
+              </w:tabs>
+            </w:pPr>
+            <w:r>
+              <w:t xml:space="preserve">Run the game and </w:t>
+            </w:r>
+            <w:r>
+              <w:t>see where food appears</w:t>
+            </w:r>
+          </w:p>
+        </w:tc>
+        <w:tc>
+          <w:tcPr>
+            <w:tcW w:w="2254" w:type="dxa"/>
+          </w:tcPr>
+          <w:p>
+            <w:pPr>
+              <w:tabs>
+                <w:tab w:val="center" w:pos="4513"/>
+              </w:tabs>
+            </w:pPr>
+            <w:r>
+              <w:t>It spawns in a random location which is different each time the game runs</w:t>
             </w:r>
           </w:p>
         </w:tc>
@@ -5759,43 +9044,40 @@
               </w:tabs>
             </w:pPr>
             <w:r>
-              <w:t>Pheromones affecting behaviour</w:t>
-            </w:r>
-          </w:p>
-        </w:tc>
-        <w:tc>
-          <w:tcPr>
-            <w:tcW w:w="2254" w:type="dxa"/>
-          </w:tcPr>
-          <w:p>
-            <w:pPr>
-              <w:tabs>
-                <w:tab w:val="center" w:pos="4513"/>
-              </w:tabs>
-            </w:pPr>
-            <w:r>
-              <w:t>Place a pheromone near to ant</w:t>
-            </w:r>
-            <w:r>
-              <w:t>s</w:t>
-            </w:r>
-            <w:r>
-              <w:t xml:space="preserve"> </w:t>
-            </w:r>
-          </w:p>
-        </w:tc>
-        <w:tc>
-          <w:tcPr>
-            <w:tcW w:w="2254" w:type="dxa"/>
-          </w:tcPr>
-          <w:p>
-            <w:pPr>
-              <w:tabs>
-                <w:tab w:val="center" w:pos="4513"/>
-              </w:tabs>
-            </w:pPr>
-            <w:r>
-              <w:t>They should follow or move away from it depending on the type of pheromone</w:t>
+              <w:t>Placing Pheromones</w:t>
+            </w:r>
+          </w:p>
+        </w:tc>
+        <w:tc>
+          <w:tcPr>
+            <w:tcW w:w="2254" w:type="dxa"/>
+          </w:tcPr>
+          <w:p>
+            <w:pPr>
+              <w:tabs>
+                <w:tab w:val="center" w:pos="4513"/>
+              </w:tabs>
+            </w:pPr>
+            <w:r>
+              <w:t>Select an ant and use the associated key for pheromones (</w:t>
+            </w:r>
+            <w:r>
+              <w:t>spacebar)</w:t>
+            </w:r>
+          </w:p>
+        </w:tc>
+        <w:tc>
+          <w:tcPr>
+            <w:tcW w:w="2254" w:type="dxa"/>
+          </w:tcPr>
+          <w:p>
+            <w:pPr>
+              <w:tabs>
+                <w:tab w:val="center" w:pos="4513"/>
+              </w:tabs>
+            </w:pPr>
+            <w:r>
+              <w:t>A pheromone will be placed at the ant’s location</w:t>
             </w:r>
           </w:p>
         </w:tc>
@@ -5827,40 +9109,43 @@
               </w:tabs>
             </w:pPr>
             <w:r>
-              <w:t>Collecting food</w:t>
-            </w:r>
-          </w:p>
-        </w:tc>
-        <w:tc>
-          <w:tcPr>
-            <w:tcW w:w="2254" w:type="dxa"/>
-          </w:tcPr>
-          <w:p>
-            <w:pPr>
-              <w:tabs>
-                <w:tab w:val="center" w:pos="4513"/>
-              </w:tabs>
-            </w:pPr>
-            <w:r>
-              <w:t>Control an ant to walk towards a piece of food</w:t>
-            </w:r>
-          </w:p>
-        </w:tc>
-        <w:tc>
-          <w:tcPr>
-            <w:tcW w:w="2254" w:type="dxa"/>
-          </w:tcPr>
-          <w:p>
-            <w:pPr>
-              <w:tabs>
-                <w:tab w:val="center" w:pos="4513"/>
-              </w:tabs>
-            </w:pPr>
-            <w:r>
-              <w:t xml:space="preserve">The food will disappear and the players food </w:t>
-            </w:r>
-            <w:r>
-              <w:t>variable should increment</w:t>
+              <w:t>Pheromones affecting behaviour</w:t>
+            </w:r>
+          </w:p>
+        </w:tc>
+        <w:tc>
+          <w:tcPr>
+            <w:tcW w:w="2254" w:type="dxa"/>
+          </w:tcPr>
+          <w:p>
+            <w:pPr>
+              <w:tabs>
+                <w:tab w:val="center" w:pos="4513"/>
+              </w:tabs>
+            </w:pPr>
+            <w:r>
+              <w:t>Place a pheromone near to ant</w:t>
+            </w:r>
+            <w:r>
+              <w:t>s</w:t>
+            </w:r>
+            <w:r>
+              <w:t xml:space="preserve"> </w:t>
+            </w:r>
+          </w:p>
+        </w:tc>
+        <w:tc>
+          <w:tcPr>
+            <w:tcW w:w="2254" w:type="dxa"/>
+          </w:tcPr>
+          <w:p>
+            <w:pPr>
+              <w:tabs>
+                <w:tab w:val="center" w:pos="4513"/>
+              </w:tabs>
+            </w:pPr>
+            <w:r>
+              <w:t>They should follow or move away from it depending on the type of pheromone</w:t>
             </w:r>
           </w:p>
         </w:tc>
@@ -5877,79 +9162,55 @@
               </w:tabs>
             </w:pPr>
             <w:r>
-              <w:t>7</w:t>
-            </w:r>
-          </w:p>
-        </w:tc>
-        <w:tc>
-          <w:tcPr>
-            <w:tcW w:w="2254" w:type="dxa"/>
-          </w:tcPr>
-          <w:p>
-            <w:pPr>
-              <w:tabs>
-                <w:tab w:val="center" w:pos="4513"/>
-              </w:tabs>
-            </w:pPr>
-            <w:r>
-              <w:t>A</w:t>
-            </w:r>
-            <w:r>
-              <w:t>utomatic</w:t>
-            </w:r>
-            <w:r>
-              <w:t xml:space="preserve"> ant</w:t>
-            </w:r>
-            <w:r>
-              <w:t xml:space="preserve"> behaviour</w:t>
-            </w:r>
-          </w:p>
-        </w:tc>
-        <w:tc>
-          <w:tcPr>
-            <w:tcW w:w="2254" w:type="dxa"/>
-          </w:tcPr>
-          <w:p>
-            <w:pPr>
-              <w:tabs>
-                <w:tab w:val="center" w:pos="4513"/>
-              </w:tabs>
-            </w:pPr>
-            <w:r>
-              <w:t xml:space="preserve">Spawn in an enemy ant </w:t>
-            </w:r>
-            <w:r>
-              <w:t>and a player ant</w:t>
-            </w:r>
-          </w:p>
-        </w:tc>
-        <w:tc>
-          <w:tcPr>
-            <w:tcW w:w="2254" w:type="dxa"/>
-          </w:tcPr>
-          <w:p>
-            <w:pPr>
-              <w:tabs>
-                <w:tab w:val="center" w:pos="4513"/>
-              </w:tabs>
-            </w:pPr>
-            <w:r>
-              <w:t>They should both automatically act to collect food and wander around</w:t>
-            </w:r>
-            <w:r>
-              <w:t xml:space="preserve">. If the player takes control of their </w:t>
-            </w:r>
-            <w:proofErr w:type="gramStart"/>
-            <w:r>
-              <w:t>ant</w:t>
-            </w:r>
-            <w:proofErr w:type="gramEnd"/>
-            <w:r>
-              <w:t xml:space="preserve"> </w:t>
-            </w:r>
-            <w:r>
-              <w:lastRenderedPageBreak/>
-              <w:t>it will stop moving on its own.</w:t>
+              <w:t>6</w:t>
+            </w:r>
+          </w:p>
+        </w:tc>
+        <w:tc>
+          <w:tcPr>
+            <w:tcW w:w="2254" w:type="dxa"/>
+          </w:tcPr>
+          <w:p>
+            <w:pPr>
+              <w:tabs>
+                <w:tab w:val="center" w:pos="4513"/>
+              </w:tabs>
+            </w:pPr>
+            <w:r>
+              <w:t>Collecting food</w:t>
+            </w:r>
+          </w:p>
+        </w:tc>
+        <w:tc>
+          <w:tcPr>
+            <w:tcW w:w="2254" w:type="dxa"/>
+          </w:tcPr>
+          <w:p>
+            <w:pPr>
+              <w:tabs>
+                <w:tab w:val="center" w:pos="4513"/>
+              </w:tabs>
+            </w:pPr>
+            <w:r>
+              <w:t>Control an ant to walk towards a piece of food</w:t>
+            </w:r>
+          </w:p>
+        </w:tc>
+        <w:tc>
+          <w:tcPr>
+            <w:tcW w:w="2254" w:type="dxa"/>
+          </w:tcPr>
+          <w:p>
+            <w:pPr>
+              <w:tabs>
+                <w:tab w:val="center" w:pos="4513"/>
+              </w:tabs>
+            </w:pPr>
+            <w:r>
+              <w:t xml:space="preserve">The food will disappear and the players food </w:t>
+            </w:r>
+            <w:r>
+              <w:t>variable should increment</w:t>
             </w:r>
           </w:p>
         </w:tc>
@@ -5966,6 +9227,95 @@
               </w:tabs>
             </w:pPr>
             <w:r>
+              <w:t>7</w:t>
+            </w:r>
+          </w:p>
+        </w:tc>
+        <w:tc>
+          <w:tcPr>
+            <w:tcW w:w="2254" w:type="dxa"/>
+          </w:tcPr>
+          <w:p>
+            <w:pPr>
+              <w:tabs>
+                <w:tab w:val="center" w:pos="4513"/>
+              </w:tabs>
+            </w:pPr>
+            <w:r>
+              <w:t>A</w:t>
+            </w:r>
+            <w:r>
+              <w:t>utomatic</w:t>
+            </w:r>
+            <w:r>
+              <w:t xml:space="preserve"> ant</w:t>
+            </w:r>
+            <w:r>
+              <w:t xml:space="preserve"> behaviour</w:t>
+            </w:r>
+          </w:p>
+        </w:tc>
+        <w:tc>
+          <w:tcPr>
+            <w:tcW w:w="2254" w:type="dxa"/>
+          </w:tcPr>
+          <w:p>
+            <w:pPr>
+              <w:tabs>
+                <w:tab w:val="center" w:pos="4513"/>
+              </w:tabs>
+            </w:pPr>
+            <w:r>
+              <w:t xml:space="preserve">Spawn in an enemy ant </w:t>
+            </w:r>
+            <w:r>
+              <w:t>and a player ant</w:t>
+            </w:r>
+          </w:p>
+        </w:tc>
+        <w:tc>
+          <w:tcPr>
+            <w:tcW w:w="2254" w:type="dxa"/>
+          </w:tcPr>
+          <w:p>
+            <w:pPr>
+              <w:tabs>
+                <w:tab w:val="center" w:pos="4513"/>
+              </w:tabs>
+            </w:pPr>
+            <w:r>
+              <w:t xml:space="preserve">They should both automatically act </w:t>
+            </w:r>
+            <w:r>
+              <w:lastRenderedPageBreak/>
+              <w:t>to collect food and wander around</w:t>
+            </w:r>
+            <w:r>
+              <w:t xml:space="preserve">. If the player takes control of their </w:t>
+            </w:r>
+            <w:proofErr w:type="gramStart"/>
+            <w:r>
+              <w:t>ant</w:t>
+            </w:r>
+            <w:proofErr w:type="gramEnd"/>
+            <w:r>
+              <w:t xml:space="preserve"> it will stop moving on its own.</w:t>
+            </w:r>
+          </w:p>
+        </w:tc>
+      </w:tr>
+      <w:tr>
+        <w:tc>
+          <w:tcPr>
+            <w:tcW w:w="2254" w:type="dxa"/>
+          </w:tcPr>
+          <w:p>
+            <w:pPr>
+              <w:tabs>
+                <w:tab w:val="center" w:pos="4513"/>
+              </w:tabs>
+            </w:pPr>
+            <w:r>
               <w:lastRenderedPageBreak/>
               <w:t>7</w:t>
             </w:r>
@@ -6487,6 +9837,7 @@
               </w:tabs>
             </w:pPr>
             <w:r>
+              <w:lastRenderedPageBreak/>
               <w:t>13</w:t>
             </w:r>
           </w:p>
@@ -6532,11 +9883,7 @@
               </w:tabs>
             </w:pPr>
             <w:r>
-              <w:t xml:space="preserve">The player should be shown information on how the gameplay </w:t>
-            </w:r>
-            <w:r>
-              <w:lastRenderedPageBreak/>
-              <w:t>works and the controls</w:t>
+              <w:t>The player should be shown information on how the gameplay works and the controls</w:t>
             </w:r>
           </w:p>
         </w:tc>
@@ -6553,7 +9900,6 @@
               </w:tabs>
             </w:pPr>
             <w:r>
-              <w:lastRenderedPageBreak/>
               <w:t>14</w:t>
             </w:r>
           </w:p>
@@ -6754,9 +10100,11 @@
       <w:pPr>
         <w:pStyle w:val="Heading2"/>
       </w:pPr>
+      <w:bookmarkStart w:id="25" w:name="_Toc216422298"/>
       <w:r>
         <w:t>Gui Design:</w:t>
       </w:r>
+      <w:bookmarkEnd w:id="25"/>
     </w:p>
     <w:p>
       <w:pPr>
@@ -6841,7 +10189,11 @@
         <w:t>I decided to display the selected save in the main menu, so that the user can check it is the correct one immediately, without having to navigate further</w:t>
       </w:r>
       <w:r>
-        <w:t>. This will save them time as they can just load the game and play if it is correct</w:t>
+        <w:t xml:space="preserve">. This will save them time </w:t>
+      </w:r>
+      <w:r>
+        <w:lastRenderedPageBreak/>
+        <w:t>as they can just load the game and play if it is correct</w:t>
       </w:r>
       <w:r>
         <w:t>;</w:t>
@@ -6870,7 +10222,6 @@
         </w:tabs>
       </w:pPr>
       <w:r>
-        <w:lastRenderedPageBreak/>
         <w:t xml:space="preserve">Arrows are used for the settings, so that the user can easily cycle through the options. The difficulty arrow will be </w:t>
       </w:r>
       <w:proofErr w:type="spellStart"/>
@@ -7015,9 +10366,11 @@
       <w:pPr>
         <w:pStyle w:val="Heading1"/>
       </w:pPr>
+      <w:bookmarkStart w:id="26" w:name="_Toc216422299"/>
       <w:r>
         <w:t>Iterative development</w:t>
       </w:r>
+      <w:bookmarkEnd w:id="26"/>
     </w:p>
     <w:p>
       <w:pPr>
@@ -7035,9 +10388,11 @@
       <w:pPr>
         <w:pStyle w:val="Heading2"/>
       </w:pPr>
+      <w:bookmarkStart w:id="27" w:name="_Toc216422300"/>
       <w:r>
         <w:t>Data dictionary:</w:t>
       </w:r>
+      <w:bookmarkEnd w:id="27"/>
     </w:p>
     <w:p>
       <w:pPr>
@@ -7148,6 +10503,7 @@
               </w:tabs>
             </w:pPr>
             <w:r>
+              <w:lastRenderedPageBreak/>
               <w:t>s</w:t>
             </w:r>
             <w:r>
@@ -7281,31 +10637,22 @@
               </w:tabs>
             </w:pPr>
             <w:r>
-              <w:t xml:space="preserve">Main menu, Settings menu, </w:t>
-            </w:r>
-            <w:r>
-              <w:lastRenderedPageBreak/>
-              <w:t>Gameplay, Save menu</w:t>
-            </w:r>
-          </w:p>
-        </w:tc>
-        <w:tc>
-          <w:tcPr>
-            <w:tcW w:w="2254" w:type="dxa"/>
-          </w:tcPr>
-          <w:p>
-            <w:pPr>
-              <w:tabs>
-                <w:tab w:val="center" w:pos="4513"/>
-              </w:tabs>
-            </w:pPr>
-            <w:r>
-              <w:lastRenderedPageBreak/>
-              <w:t xml:space="preserve">Stores the 4 menus so that they can be </w:t>
-            </w:r>
-            <w:r>
-              <w:lastRenderedPageBreak/>
-              <w:t xml:space="preserve">accessed by the function </w:t>
+              <w:t>Main menu, Settings menu, Gameplay, Save menu</w:t>
+            </w:r>
+          </w:p>
+        </w:tc>
+        <w:tc>
+          <w:tcPr>
+            <w:tcW w:w="2254" w:type="dxa"/>
+          </w:tcPr>
+          <w:p>
+            <w:pPr>
+              <w:tabs>
+                <w:tab w:val="center" w:pos="4513"/>
+              </w:tabs>
+            </w:pPr>
+            <w:r>
+              <w:t xml:space="preserve">Stores the 4 menus so that they can be accessed by the function </w:t>
             </w:r>
             <w:proofErr w:type="spellStart"/>
             <w:proofErr w:type="gramStart"/>
@@ -7335,7 +10682,6 @@
               </w:tabs>
             </w:pPr>
             <w:r>
-              <w:lastRenderedPageBreak/>
               <w:t>difficulty</w:t>
             </w:r>
           </w:p>
@@ -7945,6 +11291,7 @@
             </w:pPr>
             <w:proofErr w:type="spellStart"/>
             <w:r>
+              <w:lastRenderedPageBreak/>
               <w:t>CornerX</w:t>
             </w:r>
             <w:proofErr w:type="spellEnd"/>
@@ -8031,7 +11378,6 @@
             </w:pPr>
             <w:proofErr w:type="spellStart"/>
             <w:r>
-              <w:lastRenderedPageBreak/>
               <w:t>CornerY</w:t>
             </w:r>
             <w:proofErr w:type="spellEnd"/>
@@ -8682,6 +12028,7 @@
             </w:pPr>
             <w:proofErr w:type="spellStart"/>
             <w:r>
+              <w:lastRenderedPageBreak/>
               <w:t>mainAnt</w:t>
             </w:r>
             <w:proofErr w:type="spellEnd"/>
@@ -9312,6 +12659,7 @@
               </w:tabs>
             </w:pPr>
             <w:r>
+              <w:lastRenderedPageBreak/>
               <w:t>3=left</w:t>
             </w:r>
           </w:p>
@@ -9329,6 +12677,7 @@
               </w:tabs>
             </w:pPr>
             <w:r>
+              <w:lastRenderedPageBreak/>
               <w:t>edge2</w:t>
             </w:r>
           </w:p>
@@ -9418,7 +12767,6 @@
               </w:tabs>
             </w:pPr>
             <w:r>
-              <w:lastRenderedPageBreak/>
               <w:t>image</w:t>
             </w:r>
           </w:p>
@@ -9593,6 +12941,7 @@
       <w:pPr>
         <w:pStyle w:val="Heading2"/>
       </w:pPr>
+      <w:bookmarkStart w:id="28" w:name="_Toc216422301"/>
       <w:r>
         <w:t>Stage 1</w:t>
       </w:r>
@@ -9602,6 +12951,7 @@
       <w:r>
         <w:t>Main menu</w:t>
       </w:r>
+      <w:bookmarkEnd w:id="28"/>
     </w:p>
     <w:p>
       <w:pPr>
@@ -10264,6 +13614,7 @@
       <w:pPr>
         <w:pStyle w:val="Heading2"/>
       </w:pPr>
+      <w:bookmarkStart w:id="29" w:name="_Toc216422302"/>
       <w:r>
         <w:t>Stage 2</w:t>
       </w:r>
@@ -10273,6 +13624,7 @@
       <w:r>
         <w:t xml:space="preserve"> Settings Menu</w:t>
       </w:r>
+      <w:bookmarkEnd w:id="29"/>
     </w:p>
     <w:p>
       <w:pPr>
@@ -11392,12 +14744,14 @@
       <w:pPr>
         <w:pStyle w:val="Heading2"/>
       </w:pPr>
+      <w:bookmarkStart w:id="30" w:name="_Toc216422303"/>
       <w:r>
         <w:t>Stage 3</w:t>
       </w:r>
       <w:r>
         <w:t xml:space="preserve"> – Map design</w:t>
       </w:r>
+      <w:bookmarkEnd w:id="30"/>
     </w:p>
     <w:p>
       <w:pPr>
@@ -11923,12 +15277,14 @@
       <w:pPr>
         <w:pStyle w:val="Heading2"/>
       </w:pPr>
+      <w:bookmarkStart w:id="31" w:name="_Toc216422304"/>
       <w:r>
         <w:t>Stage 4</w:t>
       </w:r>
       <w:r>
         <w:t xml:space="preserve"> – Ant movement</w:t>
       </w:r>
+      <w:bookmarkEnd w:id="31"/>
     </w:p>
     <w:p>
       <w:pPr>
@@ -12702,6 +16058,116 @@
           </w:p>
         </w:tc>
       </w:tr>
+      <w:tr>
+        <w:tc>
+          <w:tcPr>
+            <w:tcW w:w="1773" w:type="dxa"/>
+          </w:tcPr>
+          <w:p>
+            <w:pPr>
+              <w:tabs>
+                <w:tab w:val="center" w:pos="4513"/>
+              </w:tabs>
+            </w:pPr>
+            <w:r>
+              <w:t>4</w:t>
+            </w:r>
+          </w:p>
+        </w:tc>
+        <w:tc>
+          <w:tcPr>
+            <w:tcW w:w="1960" w:type="dxa"/>
+          </w:tcPr>
+          <w:p>
+            <w:pPr>
+              <w:tabs>
+                <w:tab w:val="center" w:pos="4513"/>
+              </w:tabs>
+            </w:pPr>
+            <w:r>
+              <w:t>Controlling multiple ants</w:t>
+            </w:r>
+          </w:p>
+        </w:tc>
+        <w:tc>
+          <w:tcPr>
+            <w:tcW w:w="1799" w:type="dxa"/>
+          </w:tcPr>
+          <w:p>
+            <w:pPr>
+              <w:tabs>
+                <w:tab w:val="center" w:pos="4513"/>
+              </w:tabs>
+            </w:pPr>
+            <w:r>
+              <w:t xml:space="preserve">Control </w:t>
+            </w:r>
+            <w:proofErr w:type="gramStart"/>
+            <w:r>
+              <w:t>click</w:t>
+            </w:r>
+            <w:proofErr w:type="gramEnd"/>
+            <w:r>
+              <w:t xml:space="preserve"> multiple ants</w:t>
+            </w:r>
+          </w:p>
+        </w:tc>
+        <w:tc>
+          <w:tcPr>
+            <w:tcW w:w="1900" w:type="dxa"/>
+          </w:tcPr>
+          <w:p>
+            <w:pPr>
+              <w:tabs>
+                <w:tab w:val="center" w:pos="4513"/>
+              </w:tabs>
+            </w:pPr>
+            <w:r>
+              <w:t xml:space="preserve">All selected ants should move when the </w:t>
+            </w:r>
+            <w:r>
+              <w:lastRenderedPageBreak/>
+              <w:t>button is pressed</w:t>
+            </w:r>
+          </w:p>
+        </w:tc>
+        <w:tc>
+          <w:tcPr>
+            <w:tcW w:w="1584" w:type="dxa"/>
+          </w:tcPr>
+          <w:p>
+            <w:pPr>
+              <w:tabs>
+                <w:tab w:val="center" w:pos="4513"/>
+              </w:tabs>
+              <w:rPr>
+                <w:u w:val="single"/>
+              </w:rPr>
+            </w:pPr>
+            <w:r>
+              <w:rPr>
+                <w:u w:val="single"/>
+              </w:rPr>
+              <w:lastRenderedPageBreak/>
+              <w:t>Pass</w:t>
+            </w:r>
+          </w:p>
+          <w:p>
+            <w:pPr>
+              <w:tabs>
+                <w:tab w:val="center" w:pos="4513"/>
+              </w:tabs>
+            </w:pPr>
+            <w:r>
+              <w:t xml:space="preserve">All ants move in the same </w:t>
+            </w:r>
+            <w:r>
+              <w:lastRenderedPageBreak/>
+              <w:t>direction at once. See stage 4 video at 00:09</w:t>
+            </w:r>
+          </w:p>
+        </w:tc>
+      </w:tr>
     </w:tbl>
     <w:p>
       <w:pPr>
@@ -12714,25 +16180,26 @@
       <w:pPr>
         <w:pStyle w:val="Heading2"/>
       </w:pPr>
+      <w:bookmarkStart w:id="32" w:name="_Toc216422305"/>
       <w:r>
         <w:t>Stage 5 – food spawning</w:t>
       </w:r>
-    </w:p>
-    <w:p>
-      <w:pPr>
-        <w:tabs>
-          <w:tab w:val="center" w:pos="4513"/>
-        </w:tabs>
-      </w:pPr>
-    </w:p>
-    <w:p>
-      <w:pPr>
-        <w:tabs>
-          <w:tab w:val="center" w:pos="4513"/>
-        </w:tabs>
-      </w:pPr>
-      <w:r>
-        <w:lastRenderedPageBreak/>
+      <w:bookmarkEnd w:id="32"/>
+    </w:p>
+    <w:p>
+      <w:pPr>
+        <w:tabs>
+          <w:tab w:val="center" w:pos="4513"/>
+        </w:tabs>
+      </w:pPr>
+    </w:p>
+    <w:p>
+      <w:pPr>
+        <w:tabs>
+          <w:tab w:val="center" w:pos="4513"/>
+        </w:tabs>
+      </w:pPr>
+      <w:r>
         <w:t xml:space="preserve">To implement food spawning, I need to </w:t>
       </w:r>
       <w:r>
@@ -12759,6 +16226,7 @@
         <w:rPr>
           <w:noProof/>
         </w:rPr>
+        <w:lastRenderedPageBreak/>
         <w:drawing>
           <wp:inline distT="0" distB="0" distL="0" distR="0" wp14:anchorId="4B77E2DA" wp14:editId="1E9D5EF1">
             <wp:extent cx="4467849" cy="7297168"/>
@@ -12803,7 +16271,6 @@
         </w:tabs>
       </w:pPr>
       <w:r>
-        <w:lastRenderedPageBreak/>
         <w:t xml:space="preserve">I used this post </w:t>
       </w:r>
       <w:hyperlink r:id="rId55" w:history="1">
@@ -12838,6 +16305,7 @@
         <w:rPr>
           <w:noProof/>
         </w:rPr>
+        <w:lastRenderedPageBreak/>
         <w:drawing>
           <wp:inline distT="0" distB="0" distL="0" distR="0" wp14:anchorId="0D9D3DF6" wp14:editId="645ED03F">
             <wp:extent cx="5439534" cy="3791479"/>
@@ -12976,17 +16444,17 @@
         </w:tabs>
       </w:pPr>
       <w:r>
+        <w:t>The difficulty is used in calculations to reduce the rate of food spawning at higher difficulty.</w:t>
+      </w:r>
+    </w:p>
+    <w:p>
+      <w:pPr>
+        <w:tabs>
+          <w:tab w:val="center" w:pos="4513"/>
+        </w:tabs>
+      </w:pPr>
+      <w:r>
         <w:lastRenderedPageBreak/>
-        <w:t>The difficulty is used in calculations to reduce the rate of food spawning at higher difficulty.</w:t>
-      </w:r>
-    </w:p>
-    <w:p>
-      <w:pPr>
-        <w:tabs>
-          <w:tab w:val="center" w:pos="4513"/>
-        </w:tabs>
-      </w:pPr>
-      <w:r>
         <w:t xml:space="preserve">On average, an </w:t>
       </w:r>
       <w:r>
@@ -13368,25 +16836,27 @@
       <w:pPr>
         <w:pStyle w:val="Heading2"/>
       </w:pPr>
+      <w:bookmarkStart w:id="33" w:name="_Toc216422306"/>
+      <w:r>
+        <w:t>Stage 6 – Pheromones</w:t>
+      </w:r>
+      <w:bookmarkEnd w:id="33"/>
+    </w:p>
+    <w:p>
+      <w:pPr>
+        <w:tabs>
+          <w:tab w:val="center" w:pos="4513"/>
+        </w:tabs>
+      </w:pPr>
+    </w:p>
+    <w:p>
+      <w:pPr>
+        <w:tabs>
+          <w:tab w:val="center" w:pos="4513"/>
+        </w:tabs>
+      </w:pPr>
       <w:r>
         <w:lastRenderedPageBreak/>
-        <w:t>Stage 6 – Pheromones</w:t>
-      </w:r>
-    </w:p>
-    <w:p>
-      <w:pPr>
-        <w:tabs>
-          <w:tab w:val="center" w:pos="4513"/>
-        </w:tabs>
-      </w:pPr>
-    </w:p>
-    <w:p>
-      <w:pPr>
-        <w:tabs>
-          <w:tab w:val="center" w:pos="4513"/>
-        </w:tabs>
-      </w:pPr>
-      <w:r>
         <w:t>Before implementing pheromones, I decided to adjust food spawning, so that food spawns in clusters of 10, and to limit the rate that ants can pick up food, to make pheromones worthwhile to use.</w:t>
       </w:r>
       <w:r>
@@ -13747,7 +17217,6 @@
         </w:tabs>
       </w:pPr>
       <w:r>
-        <w:lastRenderedPageBreak/>
         <w:t xml:space="preserve">               </w:t>
       </w:r>
       <w:proofErr w:type="gramStart"/>
@@ -13840,6 +17309,7 @@
         </w:tabs>
       </w:pPr>
       <w:r>
+        <w:lastRenderedPageBreak/>
         <w:t xml:space="preserve">                            </w:t>
       </w:r>
       <w:proofErr w:type="gramStart"/>
@@ -14212,7 +17682,11 @@
         </w:tabs>
       </w:pPr>
       <w:r>
-        <w:t xml:space="preserve">Next, I decided to add ant behaviour for wandering around and collecting food, despite this initially being part of stage 7. I believe it will be easier to test pheromone behaviour after this is implemented </w:t>
+        <w:t xml:space="preserve">Next, I decided to add ant behaviour for wandering around and collecting food, despite this initially being part of stage 7. I believe it will be easier to test pheromone behaviour </w:t>
+      </w:r>
+      <w:r>
+        <w:lastRenderedPageBreak/>
+        <w:t xml:space="preserve">after this is implemented </w:t>
       </w:r>
       <w:proofErr w:type="gramStart"/>
       <w:r>
@@ -14353,50 +17827,53 @@
         </w:tabs>
       </w:pPr>
       <w:r>
+        <w:t>I decided to optimise this process,</w:t>
+      </w:r>
+      <w:r>
+        <w:t xml:space="preserve"> to avoid encountering performance issues as more features are added later</w:t>
+      </w:r>
+      <w:r>
+        <w:t>.</w:t>
+      </w:r>
+      <w:r>
+        <w:t xml:space="preserve"> </w:t>
+      </w:r>
+      <w:r>
+        <w:t>To do this, I instead recreated</w:t>
+      </w:r>
+      <w:r>
+        <w:t xml:space="preserve"> the </w:t>
+      </w:r>
+      <w:proofErr w:type="spellStart"/>
+      <w:r>
+        <w:t>arraylist</w:t>
+      </w:r>
+      <w:proofErr w:type="spellEnd"/>
+      <w:r>
+        <w:t xml:space="preserve"> all at once</w:t>
+      </w:r>
+      <w:r>
+        <w:t xml:space="preserve">, </w:t>
+      </w:r>
+      <w:proofErr w:type="gramStart"/>
+      <w:r>
+        <w:t>in order to</w:t>
+      </w:r>
+      <w:proofErr w:type="gramEnd"/>
+      <w:r>
+        <w:t xml:space="preserve"> avoid shifting contents repeatedly. Also, I switched to a static </w:t>
+      </w:r>
+      <w:proofErr w:type="spellStart"/>
+      <w:r>
+        <w:t>imageIcon</w:t>
+      </w:r>
+      <w:proofErr w:type="spellEnd"/>
+      <w:r>
+        <w:t xml:space="preserve"> for each type of tile, rather than instantiating new ones. This allowed me to handle up to a </w:t>
+      </w:r>
+      <w:r>
         <w:lastRenderedPageBreak/>
-        <w:t>I decided to optimise this process,</w:t>
-      </w:r>
-      <w:r>
-        <w:t xml:space="preserve"> to avoid encountering performance issues as more features are added later</w:t>
-      </w:r>
-      <w:r>
-        <w:t>.</w:t>
-      </w:r>
-      <w:r>
-        <w:t xml:space="preserve"> </w:t>
-      </w:r>
-      <w:r>
-        <w:t>To do this, I instead recreated</w:t>
-      </w:r>
-      <w:r>
-        <w:t xml:space="preserve"> the </w:t>
-      </w:r>
-      <w:proofErr w:type="spellStart"/>
-      <w:r>
-        <w:t>arraylist</w:t>
-      </w:r>
-      <w:proofErr w:type="spellEnd"/>
-      <w:r>
-        <w:t xml:space="preserve"> all at once</w:t>
-      </w:r>
-      <w:r>
-        <w:t xml:space="preserve">, </w:t>
-      </w:r>
-      <w:proofErr w:type="gramStart"/>
-      <w:r>
-        <w:t>in order to</w:t>
-      </w:r>
-      <w:proofErr w:type="gramEnd"/>
-      <w:r>
-        <w:t xml:space="preserve"> avoid shifting contents repeatedly. Also, I switched to a static </w:t>
-      </w:r>
-      <w:proofErr w:type="spellStart"/>
-      <w:r>
-        <w:t>imageIcon</w:t>
-      </w:r>
-      <w:proofErr w:type="spellEnd"/>
-      <w:r>
-        <w:t xml:space="preserve"> for each type of tile, rather than instantiating new ones. This allowed me to handle up to a 1200x3000 grid before running out of memory with 8 GB allocated. At this size, expanding the grid becomes very slow and memory intensive, but exploring the pre-generated grid is still efficient.</w:t>
+        <w:t>1200x3000 grid before running out of memory with 8 GB allocated. At this size, expanding the grid becomes very slow and memory intensive, but exploring the pre-generated grid is still efficient.</w:t>
       </w:r>
     </w:p>
     <w:p>
@@ -14982,12 +18459,14 @@
       <w:pPr>
         <w:pStyle w:val="Heading2"/>
       </w:pPr>
+      <w:bookmarkStart w:id="34" w:name="_Toc216422307"/>
       <w:r>
         <w:t>Stage 7 – Enemy ants</w:t>
       </w:r>
       <w:r>
         <w:t>(essential) and different variants(desirable)</w:t>
       </w:r>
+      <w:bookmarkEnd w:id="34"/>
     </w:p>
     <w:p>
       <w:pPr>
@@ -15823,9 +19302,11 @@
       <w:pPr>
         <w:pStyle w:val="Heading2"/>
       </w:pPr>
+      <w:bookmarkStart w:id="35" w:name="_Toc216422308"/>
       <w:r>
         <w:t>Stage 8 – Population growth/decay</w:t>
       </w:r>
+      <w:bookmarkEnd w:id="35"/>
     </w:p>
     <w:p>
       <w:pPr>
@@ -16491,9 +19972,11 @@
       <w:pPr>
         <w:pStyle w:val="Heading2"/>
       </w:pPr>
+      <w:bookmarkStart w:id="36" w:name="_Toc216422309"/>
       <w:r>
         <w:t>Stage 9 – check for win</w:t>
       </w:r>
+      <w:bookmarkEnd w:id="36"/>
     </w:p>
     <w:p>
       <w:pPr>
@@ -16765,18 +20248,22 @@
       <w:pPr>
         <w:pStyle w:val="Heading1"/>
       </w:pPr>
+      <w:bookmarkStart w:id="37" w:name="_Toc216422310"/>
       <w:r>
         <w:t>End testing</w:t>
       </w:r>
+      <w:bookmarkEnd w:id="37"/>
     </w:p>
     <w:p/>
     <w:p>
       <w:pPr>
         <w:pStyle w:val="Heading2"/>
       </w:pPr>
+      <w:bookmarkStart w:id="38" w:name="_Toc216422311"/>
       <w:r>
         <w:t>Functionality</w:t>
       </w:r>
+      <w:bookmarkEnd w:id="38"/>
     </w:p>
     <w:p>
       <w:r>
@@ -16848,9 +20335,11 @@
       <w:pPr>
         <w:pStyle w:val="Heading2"/>
       </w:pPr>
+      <w:bookmarkStart w:id="39" w:name="_Toc216422312"/>
       <w:r>
         <w:t>Robustness</w:t>
       </w:r>
+      <w:bookmarkEnd w:id="39"/>
     </w:p>
     <w:tbl>
       <w:tblPr>
@@ -17119,7 +20608,14 @@
           <w:tcPr>
             <w:tcW w:w="2254" w:type="dxa"/>
           </w:tcPr>
-          <w:p/>
+          <w:p>
+            <w:r>
+              <w:t xml:space="preserve">The game was able to </w:t>
+            </w:r>
+            <w:r>
+              <w:t xml:space="preserve">run on different devices, including desktops and laptops, although I did not try operating systems other than windows. </w:t>
+            </w:r>
+          </w:p>
         </w:tc>
         <w:tc>
           <w:tcPr>
@@ -17134,20 +20630,612 @@
       <w:pPr>
         <w:pStyle w:val="Heading2"/>
       </w:pPr>
-      <w:r>
+      <w:bookmarkStart w:id="40" w:name="_Toc216422313"/>
+      <w:r>
+        <w:lastRenderedPageBreak/>
         <w:t>Usability</w:t>
       </w:r>
+      <w:bookmarkEnd w:id="40"/>
+    </w:p>
+    <w:p>
+      <w:r>
+        <w:t>To test the usability of my game, I created a survey for stakeholders to play my game and then complete.</w:t>
+      </w:r>
+    </w:p>
+    <w:p>
+      <w:r>
+        <w:drawing>
+          <wp:inline distT="0" distB="0" distL="0" distR="0" wp14:anchorId="08509636" wp14:editId="66E4CAEF">
+            <wp:extent cx="5731510" cy="1947545"/>
+            <wp:effectExtent l="0" t="0" r="2540" b="0"/>
+            <wp:docPr id="273438066" name="Picture 1" descr="A screenshot of a computer&#10;&#10;AI-generated content may be incorrect."/>
+            <wp:cNvGraphicFramePr>
+              <a:graphicFrameLocks xmlns:a="http://schemas.openxmlformats.org/drawingml/2006/main" noChangeAspect="1"/>
+            </wp:cNvGraphicFramePr>
+            <a:graphic xmlns:a="http://schemas.openxmlformats.org/drawingml/2006/main">
+              <a:graphicData uri="http://schemas.openxmlformats.org/drawingml/2006/picture">
+                <pic:pic xmlns:pic="http://schemas.openxmlformats.org/drawingml/2006/picture">
+                  <pic:nvPicPr>
+                    <pic:cNvPr id="273438066" name="Picture 1" descr="A screenshot of a computer&#10;&#10;AI-generated content may be incorrect."/>
+                    <pic:cNvPicPr/>
+                  </pic:nvPicPr>
+                  <pic:blipFill>
+                    <a:blip r:embed="rId76"/>
+                    <a:stretch>
+                      <a:fillRect/>
+                    </a:stretch>
+                  </pic:blipFill>
+                  <pic:spPr>
+                    <a:xfrm>
+                      <a:off x="0" y="0"/>
+                      <a:ext cx="5731510" cy="1947545"/>
+                    </a:xfrm>
+                    <a:prstGeom prst="rect">
+                      <a:avLst/>
+                    </a:prstGeom>
+                  </pic:spPr>
+                </pic:pic>
+              </a:graphicData>
+            </a:graphic>
+          </wp:inline>
+        </w:drawing>
+      </w:r>
+    </w:p>
+    <w:p>
+      <w:r>
+        <w:t xml:space="preserve">Players seemed to mostly enjoy my </w:t>
+      </w:r>
+      <w:proofErr w:type="gramStart"/>
+      <w:r>
+        <w:t>game,</w:t>
+      </w:r>
+      <w:proofErr w:type="gramEnd"/>
+      <w:r>
+        <w:t xml:space="preserve"> however it could be improved as it received a rating of 4/5 on average.</w:t>
+      </w:r>
+    </w:p>
+    <w:p>
+      <w:r>
+        <w:drawing>
+          <wp:inline distT="0" distB="0" distL="0" distR="0" wp14:anchorId="2D44514C" wp14:editId="0B72CF7E">
+            <wp:extent cx="5731510" cy="2187575"/>
+            <wp:effectExtent l="0" t="0" r="2540" b="3175"/>
+            <wp:docPr id="358172696" name="Picture 1" descr="A screenshot of a computer&#10;&#10;AI-generated content may be incorrect."/>
+            <wp:cNvGraphicFramePr>
+              <a:graphicFrameLocks xmlns:a="http://schemas.openxmlformats.org/drawingml/2006/main" noChangeAspect="1"/>
+            </wp:cNvGraphicFramePr>
+            <a:graphic xmlns:a="http://schemas.openxmlformats.org/drawingml/2006/main">
+              <a:graphicData uri="http://schemas.openxmlformats.org/drawingml/2006/picture">
+                <pic:pic xmlns:pic="http://schemas.openxmlformats.org/drawingml/2006/picture">
+                  <pic:nvPicPr>
+                    <pic:cNvPr id="358172696" name="Picture 1" descr="A screenshot of a computer&#10;&#10;AI-generated content may be incorrect."/>
+                    <pic:cNvPicPr/>
+                  </pic:nvPicPr>
+                  <pic:blipFill>
+                    <a:blip r:embed="rId77"/>
+                    <a:stretch>
+                      <a:fillRect/>
+                    </a:stretch>
+                  </pic:blipFill>
+                  <pic:spPr>
+                    <a:xfrm>
+                      <a:off x="0" y="0"/>
+                      <a:ext cx="5731510" cy="2187575"/>
+                    </a:xfrm>
+                    <a:prstGeom prst="rect">
+                      <a:avLst/>
+                    </a:prstGeom>
+                  </pic:spPr>
+                </pic:pic>
+              </a:graphicData>
+            </a:graphic>
+          </wp:inline>
+        </w:drawing>
+      </w:r>
+    </w:p>
+    <w:p>
+      <w:r>
+        <w:t>As I expected, the controls for selecting multiple ants and using pheromones were less intuitive to users, as they are not used in as many games as WASD and clicking, so users will not immediately know to attempt the space or control keys.</w:t>
+      </w:r>
+    </w:p>
+    <w:p>
+      <w:r>
+        <w:drawing>
+          <wp:inline distT="0" distB="0" distL="0" distR="0" wp14:anchorId="3887ED7A" wp14:editId="1F969907">
+            <wp:extent cx="5731510" cy="2203450"/>
+            <wp:effectExtent l="0" t="0" r="2540" b="6350"/>
+            <wp:docPr id="1568211404" name="Picture 1" descr="A screenshot of a graph&#10;&#10;AI-generated content may be incorrect."/>
+            <wp:cNvGraphicFramePr>
+              <a:graphicFrameLocks xmlns:a="http://schemas.openxmlformats.org/drawingml/2006/main" noChangeAspect="1"/>
+            </wp:cNvGraphicFramePr>
+            <a:graphic xmlns:a="http://schemas.openxmlformats.org/drawingml/2006/main">
+              <a:graphicData uri="http://schemas.openxmlformats.org/drawingml/2006/picture">
+                <pic:pic xmlns:pic="http://schemas.openxmlformats.org/drawingml/2006/picture">
+                  <pic:nvPicPr>
+                    <pic:cNvPr id="1568211404" name="Picture 1" descr="A screenshot of a graph&#10;&#10;AI-generated content may be incorrect."/>
+                    <pic:cNvPicPr/>
+                  </pic:nvPicPr>
+                  <pic:blipFill>
+                    <a:blip r:embed="rId78"/>
+                    <a:stretch>
+                      <a:fillRect/>
+                    </a:stretch>
+                  </pic:blipFill>
+                  <pic:spPr>
+                    <a:xfrm>
+                      <a:off x="0" y="0"/>
+                      <a:ext cx="5731510" cy="2203450"/>
+                    </a:xfrm>
+                    <a:prstGeom prst="rect">
+                      <a:avLst/>
+                    </a:prstGeom>
+                  </pic:spPr>
+                </pic:pic>
+              </a:graphicData>
+            </a:graphic>
+          </wp:inline>
+        </w:drawing>
+      </w:r>
+    </w:p>
+    <w:p>
+      <w:r>
+        <w:lastRenderedPageBreak/>
+        <w:drawing>
+          <wp:inline distT="0" distB="0" distL="0" distR="0" wp14:anchorId="2AA12E4B" wp14:editId="10446117">
+            <wp:extent cx="5731510" cy="1518920"/>
+            <wp:effectExtent l="0" t="0" r="2540" b="5080"/>
+            <wp:docPr id="426892185" name="Picture 1" descr="A screenshot of a computer&#10;&#10;AI-generated content may be incorrect."/>
+            <wp:cNvGraphicFramePr>
+              <a:graphicFrameLocks xmlns:a="http://schemas.openxmlformats.org/drawingml/2006/main" noChangeAspect="1"/>
+            </wp:cNvGraphicFramePr>
+            <a:graphic xmlns:a="http://schemas.openxmlformats.org/drawingml/2006/main">
+              <a:graphicData uri="http://schemas.openxmlformats.org/drawingml/2006/picture">
+                <pic:pic xmlns:pic="http://schemas.openxmlformats.org/drawingml/2006/picture">
+                  <pic:nvPicPr>
+                    <pic:cNvPr id="426892185" name="Picture 1" descr="A screenshot of a computer&#10;&#10;AI-generated content may be incorrect."/>
+                    <pic:cNvPicPr/>
+                  </pic:nvPicPr>
+                  <pic:blipFill>
+                    <a:blip r:embed="rId79"/>
+                    <a:stretch>
+                      <a:fillRect/>
+                    </a:stretch>
+                  </pic:blipFill>
+                  <pic:spPr>
+                    <a:xfrm>
+                      <a:off x="0" y="0"/>
+                      <a:ext cx="5731510" cy="1518920"/>
+                    </a:xfrm>
+                    <a:prstGeom prst="rect">
+                      <a:avLst/>
+                    </a:prstGeom>
+                  </pic:spPr>
+                </pic:pic>
+              </a:graphicData>
+            </a:graphic>
+          </wp:inline>
+        </w:drawing>
+      </w:r>
+    </w:p>
+    <w:p>
+      <w:r>
+        <w:t>Responses to the time played varied a lot, likely due to the difficulty, so I checked the responses from each form separately</w:t>
+      </w:r>
+    </w:p>
+    <w:p>
+      <w:r>
+        <w:drawing>
+          <wp:inline distT="0" distB="0" distL="0" distR="0" wp14:anchorId="736F1FB4" wp14:editId="32FB3966">
+            <wp:extent cx="2600688" cy="790685"/>
+            <wp:effectExtent l="0" t="0" r="9525" b="9525"/>
+            <wp:docPr id="1494488370" name="Picture 1" descr="A close-up of a timer&#10;&#10;AI-generated content may be incorrect."/>
+            <wp:cNvGraphicFramePr>
+              <a:graphicFrameLocks xmlns:a="http://schemas.openxmlformats.org/drawingml/2006/main" noChangeAspect="1"/>
+            </wp:cNvGraphicFramePr>
+            <a:graphic xmlns:a="http://schemas.openxmlformats.org/drawingml/2006/main">
+              <a:graphicData uri="http://schemas.openxmlformats.org/drawingml/2006/picture">
+                <pic:pic xmlns:pic="http://schemas.openxmlformats.org/drawingml/2006/picture">
+                  <pic:nvPicPr>
+                    <pic:cNvPr id="1494488370" name="Picture 1" descr="A close-up of a timer&#10;&#10;AI-generated content may be incorrect."/>
+                    <pic:cNvPicPr/>
+                  </pic:nvPicPr>
+                  <pic:blipFill>
+                    <a:blip r:embed="rId80"/>
+                    <a:stretch>
+                      <a:fillRect/>
+                    </a:stretch>
+                  </pic:blipFill>
+                  <pic:spPr>
+                    <a:xfrm>
+                      <a:off x="0" y="0"/>
+                      <a:ext cx="2600688" cy="790685"/>
+                    </a:xfrm>
+                    <a:prstGeom prst="rect">
+                      <a:avLst/>
+                    </a:prstGeom>
+                  </pic:spPr>
+                </pic:pic>
+              </a:graphicData>
+            </a:graphic>
+          </wp:inline>
+        </w:drawing>
+      </w:r>
+    </w:p>
+    <w:p>
+      <w:r>
+        <w:t>This data suggests that the higher difficulties did make players take longer to complete the game.</w:t>
+      </w:r>
+      <w:r>
+        <w:t xml:space="preserve"> The time ranges are about correct for a short game, so that it can be tested. If more features were added, I would adjust difficulty for a longer time on average since players would not get bored as quickly.</w:t>
+      </w:r>
+    </w:p>
+    <w:p>
+      <w:r>
+        <w:drawing>
+          <wp:inline distT="0" distB="0" distL="0" distR="0" wp14:anchorId="04B1D10C" wp14:editId="2BEFF647">
+            <wp:extent cx="5731510" cy="2181860"/>
+            <wp:effectExtent l="0" t="0" r="2540" b="8890"/>
+            <wp:docPr id="782058608" name="Picture 1" descr="A screenshot of a computer&#10;&#10;AI-generated content may be incorrect."/>
+            <wp:cNvGraphicFramePr>
+              <a:graphicFrameLocks xmlns:a="http://schemas.openxmlformats.org/drawingml/2006/main" noChangeAspect="1"/>
+            </wp:cNvGraphicFramePr>
+            <a:graphic xmlns:a="http://schemas.openxmlformats.org/drawingml/2006/main">
+              <a:graphicData uri="http://schemas.openxmlformats.org/drawingml/2006/picture">
+                <pic:pic xmlns:pic="http://schemas.openxmlformats.org/drawingml/2006/picture">
+                  <pic:nvPicPr>
+                    <pic:cNvPr id="782058608" name="Picture 1" descr="A screenshot of a computer&#10;&#10;AI-generated content may be incorrect."/>
+                    <pic:cNvPicPr/>
+                  </pic:nvPicPr>
+                  <pic:blipFill>
+                    <a:blip r:embed="rId81"/>
+                    <a:stretch>
+                      <a:fillRect/>
+                    </a:stretch>
+                  </pic:blipFill>
+                  <pic:spPr>
+                    <a:xfrm>
+                      <a:off x="0" y="0"/>
+                      <a:ext cx="5731510" cy="2181860"/>
+                    </a:xfrm>
+                    <a:prstGeom prst="rect">
+                      <a:avLst/>
+                    </a:prstGeom>
+                  </pic:spPr>
+                </pic:pic>
+              </a:graphicData>
+            </a:graphic>
+          </wp:inline>
+        </w:drawing>
+      </w:r>
+    </w:p>
+    <w:p>
+      <w:r>
+        <w:drawing>
+          <wp:inline distT="0" distB="0" distL="0" distR="0" wp14:anchorId="4EF20753" wp14:editId="06508C5C">
+            <wp:extent cx="5731510" cy="1868170"/>
+            <wp:effectExtent l="0" t="0" r="2540" b="0"/>
+            <wp:docPr id="1798797922" name="Picture 1" descr="A close-up of a white background&#10;&#10;AI-generated content may be incorrect."/>
+            <wp:cNvGraphicFramePr>
+              <a:graphicFrameLocks xmlns:a="http://schemas.openxmlformats.org/drawingml/2006/main" noChangeAspect="1"/>
+            </wp:cNvGraphicFramePr>
+            <a:graphic xmlns:a="http://schemas.openxmlformats.org/drawingml/2006/main">
+              <a:graphicData uri="http://schemas.openxmlformats.org/drawingml/2006/picture">
+                <pic:pic xmlns:pic="http://schemas.openxmlformats.org/drawingml/2006/picture">
+                  <pic:nvPicPr>
+                    <pic:cNvPr id="1798797922" name="Picture 1" descr="A close-up of a white background&#10;&#10;AI-generated content may be incorrect."/>
+                    <pic:cNvPicPr/>
+                  </pic:nvPicPr>
+                  <pic:blipFill>
+                    <a:blip r:embed="rId82"/>
+                    <a:stretch>
+                      <a:fillRect/>
+                    </a:stretch>
+                  </pic:blipFill>
+                  <pic:spPr>
+                    <a:xfrm>
+                      <a:off x="0" y="0"/>
+                      <a:ext cx="5731510" cy="1868170"/>
+                    </a:xfrm>
+                    <a:prstGeom prst="rect">
+                      <a:avLst/>
+                    </a:prstGeom>
+                  </pic:spPr>
+                </pic:pic>
+              </a:graphicData>
+            </a:graphic>
+          </wp:inline>
+        </w:drawing>
+      </w:r>
+    </w:p>
+    <w:p>
+      <w:r>
+        <w:t>No one reported any noticeable glitches however there were only 4 responses, so rarer glitches may still be in the game.</w:t>
+      </w:r>
+    </w:p>
+    <w:p>
+      <w:r>
+        <w:lastRenderedPageBreak/>
+        <w:drawing>
+          <wp:inline distT="0" distB="0" distL="0" distR="0" wp14:anchorId="3741E40B" wp14:editId="727B897E">
+            <wp:extent cx="5731510" cy="1669415"/>
+            <wp:effectExtent l="0" t="0" r="2540" b="6985"/>
+            <wp:docPr id="88915332" name="Picture 1" descr="A blue lines on a white background&#10;&#10;AI-generated content may be incorrect."/>
+            <wp:cNvGraphicFramePr>
+              <a:graphicFrameLocks xmlns:a="http://schemas.openxmlformats.org/drawingml/2006/main" noChangeAspect="1"/>
+            </wp:cNvGraphicFramePr>
+            <a:graphic xmlns:a="http://schemas.openxmlformats.org/drawingml/2006/main">
+              <a:graphicData uri="http://schemas.openxmlformats.org/drawingml/2006/picture">
+                <pic:pic xmlns:pic="http://schemas.openxmlformats.org/drawingml/2006/picture">
+                  <pic:nvPicPr>
+                    <pic:cNvPr id="88915332" name="Picture 1" descr="A blue lines on a white background&#10;&#10;AI-generated content may be incorrect."/>
+                    <pic:cNvPicPr/>
+                  </pic:nvPicPr>
+                  <pic:blipFill>
+                    <a:blip r:embed="rId83"/>
+                    <a:stretch>
+                      <a:fillRect/>
+                    </a:stretch>
+                  </pic:blipFill>
+                  <pic:spPr>
+                    <a:xfrm>
+                      <a:off x="0" y="0"/>
+                      <a:ext cx="5731510" cy="1669415"/>
+                    </a:xfrm>
+                    <a:prstGeom prst="rect">
+                      <a:avLst/>
+                    </a:prstGeom>
+                  </pic:spPr>
+                </pic:pic>
+              </a:graphicData>
+            </a:graphic>
+          </wp:inline>
+        </w:drawing>
+      </w:r>
+    </w:p>
+    <w:p>
+      <w:r>
+        <w:t>Exploring the grid and fighting enemy ants are the most popular choices, probably since they are faster than the alternative methods to increase the player’s population in comparison to the enemy. Killing an enemy reduces the population needed to win by 5, saving the player 25 food, so gathering food is slower in comparison. To encourage a more varied playstyle, I could decrease the food required to spawn new ants from 5 to 3, or lower.</w:t>
+      </w:r>
+    </w:p>
+    <w:p>
+      <w:r>
+        <w:drawing>
+          <wp:inline distT="0" distB="0" distL="0" distR="0" wp14:anchorId="4EC38D06" wp14:editId="4A6EAAFC">
+            <wp:extent cx="5731510" cy="5274945"/>
+            <wp:effectExtent l="0" t="0" r="2540" b="1905"/>
+            <wp:docPr id="1574315291" name="Picture 1" descr="A screenshot of a computer&#10;&#10;AI-generated content may be incorrect."/>
+            <wp:cNvGraphicFramePr>
+              <a:graphicFrameLocks xmlns:a="http://schemas.openxmlformats.org/drawingml/2006/main" noChangeAspect="1"/>
+            </wp:cNvGraphicFramePr>
+            <a:graphic xmlns:a="http://schemas.openxmlformats.org/drawingml/2006/main">
+              <a:graphicData uri="http://schemas.openxmlformats.org/drawingml/2006/picture">
+                <pic:pic xmlns:pic="http://schemas.openxmlformats.org/drawingml/2006/picture">
+                  <pic:nvPicPr>
+                    <pic:cNvPr id="1574315291" name="Picture 1" descr="A screenshot of a computer&#10;&#10;AI-generated content may be incorrect."/>
+                    <pic:cNvPicPr/>
+                  </pic:nvPicPr>
+                  <pic:blipFill>
+                    <a:blip r:embed="rId84"/>
+                    <a:stretch>
+                      <a:fillRect/>
+                    </a:stretch>
+                  </pic:blipFill>
+                  <pic:spPr>
+                    <a:xfrm>
+                      <a:off x="0" y="0"/>
+                      <a:ext cx="5731510" cy="5274945"/>
+                    </a:xfrm>
+                    <a:prstGeom prst="rect">
+                      <a:avLst/>
+                    </a:prstGeom>
+                  </pic:spPr>
+                </pic:pic>
+              </a:graphicData>
+            </a:graphic>
+          </wp:inline>
+        </w:drawing>
+      </w:r>
+    </w:p>
+    <w:p>
+      <w:r>
+        <w:lastRenderedPageBreak/>
+        <w:t>The first 2 responses both requested new features to find when exploring the grid, as new structures or terrain, so this would be high priority if I continued to develop the game.</w:t>
+      </w:r>
+    </w:p>
+    <w:p>
+      <w:r>
+        <w:t xml:space="preserve">Pheromones attracting ants from afar would encourage their use more, and make the game feel more interactive, however it would be difficult to implement, as ants would need to check </w:t>
+      </w:r>
+      <w:proofErr w:type="gramStart"/>
+      <w:r>
+        <w:t>a large number of</w:t>
+      </w:r>
+      <w:proofErr w:type="gramEnd"/>
+      <w:r>
+        <w:t xml:space="preserve"> nearby tiles, and could be slow to process.</w:t>
+      </w:r>
+    </w:p>
+    <w:p>
+      <w:r>
+        <w:t>A help menu for displaying controls was planned, however I did not have time to add it, as I focused on first developing functionality of the game.</w:t>
+      </w:r>
+    </w:p>
+    <w:p>
+      <w:r>
+        <w:t>Response 3 details a problem I noticed sometimes while playing, as the player has a cooldown to pick up food, so can’t move quickly when too much food has spawned on the map.</w:t>
+      </w:r>
+      <w:r>
+        <w:t xml:space="preserve"> </w:t>
+      </w:r>
+      <w:proofErr w:type="gramStart"/>
+      <w:r>
+        <w:t>However</w:t>
+      </w:r>
+      <w:proofErr w:type="gramEnd"/>
+      <w:r>
+        <w:t xml:space="preserve"> removing the cooldown completely would make it to easy to gather food, so a different implementation would be required such as allowing ants to move over food tiles without erasing them.</w:t>
+      </w:r>
+    </w:p>
+    <w:p>
+      <w:r>
+        <w:drawing>
+          <wp:inline distT="0" distB="0" distL="0" distR="0" wp14:anchorId="121F4B0E" wp14:editId="1A0AE992">
+            <wp:extent cx="5731510" cy="1954530"/>
+            <wp:effectExtent l="0" t="0" r="2540" b="7620"/>
+            <wp:docPr id="198693385" name="Picture 1" descr="A screenshot of a survey&#10;&#10;AI-generated content may be incorrect."/>
+            <wp:cNvGraphicFramePr>
+              <a:graphicFrameLocks xmlns:a="http://schemas.openxmlformats.org/drawingml/2006/main" noChangeAspect="1"/>
+            </wp:cNvGraphicFramePr>
+            <a:graphic xmlns:a="http://schemas.openxmlformats.org/drawingml/2006/main">
+              <a:graphicData uri="http://schemas.openxmlformats.org/drawingml/2006/picture">
+                <pic:pic xmlns:pic="http://schemas.openxmlformats.org/drawingml/2006/picture">
+                  <pic:nvPicPr>
+                    <pic:cNvPr id="198693385" name="Picture 1" descr="A screenshot of a survey&#10;&#10;AI-generated content may be incorrect."/>
+                    <pic:cNvPicPr/>
+                  </pic:nvPicPr>
+                  <pic:blipFill>
+                    <a:blip r:embed="rId85"/>
+                    <a:stretch>
+                      <a:fillRect/>
+                    </a:stretch>
+                  </pic:blipFill>
+                  <pic:spPr>
+                    <a:xfrm>
+                      <a:off x="0" y="0"/>
+                      <a:ext cx="5731510" cy="1954530"/>
+                    </a:xfrm>
+                    <a:prstGeom prst="rect">
+                      <a:avLst/>
+                    </a:prstGeom>
+                  </pic:spPr>
+                </pic:pic>
+              </a:graphicData>
+            </a:graphic>
+          </wp:inline>
+        </w:drawing>
+      </w:r>
+    </w:p>
+    <w:p>
+      <w:r>
+        <w:t>The graphics were rated lower compared to the first question, suggesting that they are not as well developed as the functionality of gameplay features.</w:t>
+      </w:r>
+    </w:p>
+    <w:p>
+      <w:r>
+        <w:drawing>
+          <wp:inline distT="0" distB="0" distL="0" distR="0" wp14:anchorId="3DA532CF" wp14:editId="4AE83F8D">
+            <wp:extent cx="5731510" cy="1987550"/>
+            <wp:effectExtent l="0" t="0" r="2540" b="0"/>
+            <wp:docPr id="1000266008" name="Picture 1" descr="A screenshot of a computer&#10;&#10;AI-generated content may be incorrect."/>
+            <wp:cNvGraphicFramePr>
+              <a:graphicFrameLocks xmlns:a="http://schemas.openxmlformats.org/drawingml/2006/main" noChangeAspect="1"/>
+            </wp:cNvGraphicFramePr>
+            <a:graphic xmlns:a="http://schemas.openxmlformats.org/drawingml/2006/main">
+              <a:graphicData uri="http://schemas.openxmlformats.org/drawingml/2006/picture">
+                <pic:pic xmlns:pic="http://schemas.openxmlformats.org/drawingml/2006/picture">
+                  <pic:nvPicPr>
+                    <pic:cNvPr id="1000266008" name="Picture 1" descr="A screenshot of a computer&#10;&#10;AI-generated content may be incorrect."/>
+                    <pic:cNvPicPr/>
+                  </pic:nvPicPr>
+                  <pic:blipFill>
+                    <a:blip r:embed="rId86"/>
+                    <a:stretch>
+                      <a:fillRect/>
+                    </a:stretch>
+                  </pic:blipFill>
+                  <pic:spPr>
+                    <a:xfrm>
+                      <a:off x="0" y="0"/>
+                      <a:ext cx="5731510" cy="1987550"/>
+                    </a:xfrm>
+                    <a:prstGeom prst="rect">
+                      <a:avLst/>
+                    </a:prstGeom>
+                  </pic:spPr>
+                </pic:pic>
+              </a:graphicData>
+            </a:graphic>
+          </wp:inline>
+        </w:drawing>
+      </w:r>
+    </w:p>
+    <w:p>
+      <w:r>
+        <w:t>The stats panel received a high rating, as it provided useful information to players, especially the variant of ant selected, as this is not visually displayed.</w:t>
+      </w:r>
+    </w:p>
+    <w:p>
+      <w:r>
+        <w:lastRenderedPageBreak/>
+        <w:drawing>
+          <wp:inline distT="0" distB="0" distL="0" distR="0" wp14:anchorId="7815C516" wp14:editId="58AE5CBD">
+            <wp:extent cx="5731510" cy="5212080"/>
+            <wp:effectExtent l="0" t="0" r="2540" b="7620"/>
+            <wp:docPr id="1302283103" name="Picture 1" descr="A screenshot of a computer&#10;&#10;AI-generated content may be incorrect."/>
+            <wp:cNvGraphicFramePr>
+              <a:graphicFrameLocks xmlns:a="http://schemas.openxmlformats.org/drawingml/2006/main" noChangeAspect="1"/>
+            </wp:cNvGraphicFramePr>
+            <a:graphic xmlns:a="http://schemas.openxmlformats.org/drawingml/2006/main">
+              <a:graphicData uri="http://schemas.openxmlformats.org/drawingml/2006/picture">
+                <pic:pic xmlns:pic="http://schemas.openxmlformats.org/drawingml/2006/picture">
+                  <pic:nvPicPr>
+                    <pic:cNvPr id="1302283103" name="Picture 1" descr="A screenshot of a computer&#10;&#10;AI-generated content may be incorrect."/>
+                    <pic:cNvPicPr/>
+                  </pic:nvPicPr>
+                  <pic:blipFill>
+                    <a:blip r:embed="rId87"/>
+                    <a:stretch>
+                      <a:fillRect/>
+                    </a:stretch>
+                  </pic:blipFill>
+                  <pic:spPr>
+                    <a:xfrm>
+                      <a:off x="0" y="0"/>
+                      <a:ext cx="5731510" cy="5212080"/>
+                    </a:xfrm>
+                    <a:prstGeom prst="rect">
+                      <a:avLst/>
+                    </a:prstGeom>
+                  </pic:spPr>
+                </pic:pic>
+              </a:graphicData>
+            </a:graphic>
+          </wp:inline>
+        </w:drawing>
+      </w:r>
+    </w:p>
+    <w:p>
+      <w:r>
+        <w:t xml:space="preserve">Telling which </w:t>
+      </w:r>
+      <w:proofErr w:type="gramStart"/>
+      <w:r>
+        <w:t>ants</w:t>
+      </w:r>
+      <w:proofErr w:type="gramEnd"/>
+      <w:r>
+        <w:t xml:space="preserve"> the player is controlling is difficult, as they are displayed the same as ants which are just moving randomly, although enemies are displayed in red. To improve this, I could have created a different image for ants to change to when selected by the player.</w:t>
+      </w:r>
+    </w:p>
+    <w:p>
+      <w:pPr>
+        <w:pStyle w:val="Heading1"/>
+      </w:pPr>
+      <w:bookmarkStart w:id="41" w:name="_Toc216422314"/>
+      <w:r>
+        <w:t>Evaluation</w:t>
+      </w:r>
+      <w:bookmarkEnd w:id="41"/>
     </w:p>
     <w:p/>
     <w:p>
       <w:pPr>
-        <w:pStyle w:val="Heading1"/>
-      </w:pPr>
-      <w:r>
-        <w:t>Evaluation</w:t>
-      </w:r>
-    </w:p>
-    <w:p/>
+        <w:pStyle w:val="Heading2"/>
+      </w:pPr>
+      <w:r>
+        <w:t>Success criteria</w:t>
+      </w:r>
+    </w:p>
     <w:p/>
     <w:tbl>
       <w:tblPr>
@@ -17258,7 +21346,13 @@
           </w:tcPr>
           <w:p>
             <w:r>
-              <w:t>See stage 1 video</w:t>
+              <w:t xml:space="preserve">See </w:t>
+            </w:r>
+            <w:r>
+              <w:t>tests in stage 1</w:t>
+            </w:r>
+            <w:r>
+              <w:t xml:space="preserve"> </w:t>
             </w:r>
           </w:p>
         </w:tc>
@@ -17306,7 +21400,10 @@
           </w:tcPr>
           <w:p>
             <w:r>
-              <w:t>See stage 4 video</w:t>
+              <w:t xml:space="preserve">See stage 4 </w:t>
+            </w:r>
+            <w:r>
+              <w:t>test</w:t>
             </w:r>
           </w:p>
         </w:tc>
@@ -17318,6 +21415,7 @@
           </w:tcPr>
           <w:p>
             <w:r>
+              <w:lastRenderedPageBreak/>
               <w:t xml:space="preserve">Control of multiple ants </w:t>
             </w:r>
           </w:p>
@@ -17421,7 +21519,10 @@
           </w:p>
           <w:p>
             <w:r>
-              <w:t>food spawning shown in stage 5 video</w:t>
+              <w:t xml:space="preserve">food spawning </w:t>
+            </w:r>
+            <w:r>
+              <w:t>tested in stage 5</w:t>
             </w:r>
           </w:p>
         </w:tc>
@@ -17483,7 +21584,11 @@
           <w:tcPr>
             <w:tcW w:w="1701" w:type="dxa"/>
           </w:tcPr>
-          <w:p/>
+          <w:p>
+            <w:r>
+              <w:t>I planned to add water as a resource in the desert map in stages of development</w:t>
+            </w:r>
+          </w:p>
         </w:tc>
       </w:tr>
       <w:tr>
@@ -17541,7 +21646,10 @@
           </w:tcPr>
           <w:p>
             <w:r>
-              <w:t>See stage 6 video at 00:07</w:t>
+              <w:t xml:space="preserve">See stage 6 </w:t>
+            </w:r>
+            <w:r>
+              <w:t>tests 1 and 2</w:t>
             </w:r>
           </w:p>
         </w:tc>
@@ -17591,6 +21699,9 @@
             <w:r>
               <w:t>2 variants of ants</w:t>
             </w:r>
+            <w:r>
+              <w:t xml:space="preserve"> – Fighter and gatherer.</w:t>
+            </w:r>
           </w:p>
         </w:tc>
         <w:tc>
@@ -17599,11 +21710,12 @@
           </w:tcPr>
           <w:p>
             <w:r>
-              <w:t xml:space="preserve">Fighter ants shown in end testing video at 1:08 and 3:11. Selected ant can be seen in the stats </w:t>
-            </w:r>
-            <w:r>
-              <w:lastRenderedPageBreak/>
-              <w:t>panel on the right.</w:t>
+              <w:t>Fighter ants shown in end testing video at 1:08 and 3:11. Selected ant can be seen in the stats panel on the right.</w:t>
+            </w:r>
+          </w:p>
+          <w:p>
+            <w:r>
+              <w:t>Also see stage 7 tests</w:t>
             </w:r>
           </w:p>
         </w:tc>
@@ -17615,38 +21727,41 @@
           </w:tcPr>
           <w:p>
             <w:r>
+              <w:t>Natural hazards</w:t>
+            </w:r>
+          </w:p>
+        </w:tc>
+        <w:tc>
+          <w:tcPr>
+            <w:tcW w:w="1276" w:type="dxa"/>
+          </w:tcPr>
+          <w:p>
+            <w:r>
+              <w:t>Desirable</w:t>
+            </w:r>
+          </w:p>
+        </w:tc>
+        <w:tc>
+          <w:tcPr>
+            <w:tcW w:w="1559" w:type="dxa"/>
+          </w:tcPr>
+          <w:p>
+            <w:r>
+              <w:t>Not met</w:t>
+            </w:r>
+          </w:p>
+        </w:tc>
+        <w:tc>
+          <w:tcPr>
+            <w:tcW w:w="3686" w:type="dxa"/>
+          </w:tcPr>
+          <w:p>
+            <w:r>
+              <w:t xml:space="preserve">This would be one of the next features I would implement if I </w:t>
+            </w:r>
+            <w:r>
               <w:lastRenderedPageBreak/>
-              <w:t>Natural hazards</w:t>
-            </w:r>
-          </w:p>
-        </w:tc>
-        <w:tc>
-          <w:tcPr>
-            <w:tcW w:w="1276" w:type="dxa"/>
-          </w:tcPr>
-          <w:p>
-            <w:r>
-              <w:t>Desirable</w:t>
-            </w:r>
-          </w:p>
-        </w:tc>
-        <w:tc>
-          <w:tcPr>
-            <w:tcW w:w="1559" w:type="dxa"/>
-          </w:tcPr>
-          <w:p>
-            <w:r>
-              <w:t>Not met</w:t>
-            </w:r>
-          </w:p>
-        </w:tc>
-        <w:tc>
-          <w:tcPr>
-            <w:tcW w:w="3686" w:type="dxa"/>
-          </w:tcPr>
-          <w:p>
-            <w:r>
-              <w:t>This would be one of the next features I would implement if I had more time, as the current game is quite basic without this feature to add variety</w:t>
+              <w:t>had more time, as the current game is quite basic without this feature to add variety</w:t>
             </w:r>
           </w:p>
         </w:tc>
@@ -17654,7 +21769,16 @@
           <w:tcPr>
             <w:tcW w:w="1701" w:type="dxa"/>
           </w:tcPr>
-          <w:p/>
+          <w:p>
+            <w:r>
+              <w:lastRenderedPageBreak/>
+              <w:t xml:space="preserve">I planned to add random </w:t>
+            </w:r>
+            <w:r>
+              <w:lastRenderedPageBreak/>
+              <w:t>events such as rain or predators in stages of development</w:t>
+            </w:r>
+          </w:p>
         </w:tc>
       </w:tr>
       <w:tr>
@@ -17664,6 +21788,7 @@
           </w:tcPr>
           <w:p>
             <w:r>
+              <w:lastRenderedPageBreak/>
               <w:t>Rival ant colonies</w:t>
             </w:r>
           </w:p>
@@ -17806,7 +21931,11 @@
           <w:tcPr>
             <w:tcW w:w="1701" w:type="dxa"/>
           </w:tcPr>
-          <w:p/>
+          <w:p>
+            <w:r>
+              <w:t>Planned to add this in initial success criteria</w:t>
+            </w:r>
+          </w:p>
         </w:tc>
       </w:tr>
       <w:tr>
@@ -17857,7 +21986,11 @@
           <w:tcPr>
             <w:tcW w:w="1701" w:type="dxa"/>
           </w:tcPr>
-          <w:p/>
+          <w:p>
+            <w:r>
+              <w:t>Planned in initial success criteria</w:t>
+            </w:r>
+          </w:p>
         </w:tc>
       </w:tr>
       <w:tr>
@@ -18095,7 +22228,11 @@
           <w:tcPr>
             <w:tcW w:w="1701" w:type="dxa"/>
           </w:tcPr>
-          <w:p/>
+          <w:p>
+            <w:r>
+              <w:t>See settings in stage 2</w:t>
+            </w:r>
+          </w:p>
         </w:tc>
       </w:tr>
       <w:tr>
@@ -18141,7 +22278,11 @@
           <w:tcPr>
             <w:tcW w:w="3686" w:type="dxa"/>
           </w:tcPr>
-          <w:p/>
+          <w:p>
+            <w:r>
+              <w:t>The controls are mostly intuitive to users.</w:t>
+            </w:r>
+          </w:p>
         </w:tc>
         <w:tc>
           <w:tcPr>
@@ -18191,11 +22332,7 @@
           </w:tcPr>
           <w:p>
             <w:r>
-              <w:t xml:space="preserve">The game uses a 2d view, which looks nice but could be </w:t>
-            </w:r>
-            <w:r>
-              <w:lastRenderedPageBreak/>
-              <w:t>improved. The menus are very basic, and don’t look nice.</w:t>
+              <w:t>The game uses a 2d view, which looks nice but could be improved. The menus are very basic, and don’t look nice.</w:t>
             </w:r>
           </w:p>
         </w:tc>
@@ -18205,7 +22342,6 @@
           </w:tcPr>
           <w:p>
             <w:r>
-              <w:lastRenderedPageBreak/>
               <w:t>See screenshot at end of stage 3</w:t>
             </w:r>
           </w:p>
@@ -18218,6 +22354,7 @@
           </w:tcPr>
           <w:p>
             <w:r>
+              <w:lastRenderedPageBreak/>
               <w:t>Multiple maps</w:t>
             </w:r>
           </w:p>
@@ -18432,7 +22569,11 @@
           <w:tcPr>
             <w:tcW w:w="1701" w:type="dxa"/>
           </w:tcPr>
-          <w:p/>
+          <w:p>
+            <w:r>
+              <w:t>Planned as last stage of development.</w:t>
+            </w:r>
+          </w:p>
         </w:tc>
       </w:tr>
     </w:tbl>
@@ -18441,9 +22582,11 @@
       <w:pPr>
         <w:pStyle w:val="Heading2"/>
       </w:pPr>
+      <w:bookmarkStart w:id="42" w:name="_Toc216422315"/>
       <w:r>
         <w:t>Maintainability</w:t>
       </w:r>
+      <w:bookmarkEnd w:id="42"/>
     </w:p>
     <w:p>
       <w:r>
@@ -18501,6 +22644,65 @@
       </w:r>
     </w:p>
     <w:p/>
+    <w:p>
+      <w:r>
+        <w:t>The code is commented for the important or complicated functions, such as ant movement or expanding the grid, to specify how methods achieve a goal, or what the input data means e.g. direction is represented as an int in the ant move function, where 0=up, 1=right, 2=down, 3=left</w:t>
+      </w:r>
+    </w:p>
+    <w:p>
+      <w:pPr>
+        <w:pStyle w:val="Heading2"/>
+      </w:pPr>
+      <w:bookmarkStart w:id="43" w:name="_Toc216422316"/>
+      <w:r>
+        <w:t>Usability</w:t>
+      </w:r>
+      <w:bookmarkEnd w:id="43"/>
+    </w:p>
+    <w:p/>
+    <w:p>
+      <w:r>
+        <w:t xml:space="preserve">I feel that I could have improved usability, as some features are </w:t>
+      </w:r>
+      <w:r>
+        <w:t xml:space="preserve">difficult to initially </w:t>
+      </w:r>
+      <w:r>
+        <w:t>pick up</w:t>
+      </w:r>
+      <w:r>
+        <w:t xml:space="preserve">. </w:t>
+      </w:r>
+    </w:p>
+    <w:p>
+      <w:r>
+        <w:lastRenderedPageBreak/>
+        <w:t xml:space="preserve">The main menus work well, although they are not very detailed. During gameplay, it can be confusing to see where the player is since they use the same image as other ants. In my GUI design, I planned to give the player an orange colour to make them stand out, but I did not have time to implement this. The rest of the GUI is mostly similar </w:t>
+      </w:r>
+      <w:r>
+        <w:t>to the design, such as red enemies, although the stats panel is on the right instead of left, and I decided to use a pause button on the keyboard rather than a clickable one since it is faster to use, and makes the screen look less complicated.</w:t>
+      </w:r>
+    </w:p>
+    <w:p>
+      <w:r>
+        <w:t>I feel that the controls are intuitive to learn when the user knows which keys to use, however they are not displayed anywhere within the game.</w:t>
+      </w:r>
+      <w:r>
+        <w:t xml:space="preserve"> The usability end testing showed that </w:t>
+      </w:r>
+      <w:r>
+        <w:t>pheromones and controlling multiple ants were more difficult to use than the other controls in question 2.</w:t>
+      </w:r>
+      <w:r>
+        <w:t xml:space="preserve"> A help menu as planned in the GUI would have been effective to help teach new players how to play if I continued to work on the project,</w:t>
+      </w:r>
+      <w:r>
+        <w:t xml:space="preserve"> and one response in the survey recommended adding one. Alternatively,</w:t>
+      </w:r>
+      <w:r>
+        <w:t xml:space="preserve"> the controls could simply be displayed within the main menu as it is the first screen that the player will see.</w:t>
+      </w:r>
+    </w:p>
     <w:sectPr>
       <w:pgSz w:w="11906" w:h="16838"/>
       <w:pgMar w:top="1440" w:right="1440" w:bottom="1440" w:left="1440" w:header="708" w:footer="708" w:gutter="0"/>
@@ -19813,6 +24015,97 @@
       <w:szCs w:val="20"/>
     </w:rPr>
   </w:style>
+  <w:style w:type="paragraph" w:styleId="NoSpacing">
+    <w:name w:val="No Spacing"/>
+    <w:link w:val="NoSpacingChar"/>
+    <w:uiPriority w:val="1"/>
+    <w:qFormat/>
+    <w:rsid w:val="000254B0"/>
+    <w:pPr>
+      <w:spacing w:after="0" w:line="240" w:lineRule="auto"/>
+    </w:pPr>
+    <w:rPr>
+      <w:rFonts w:eastAsiaTheme="minorEastAsia"/>
+      <w:kern w:val="0"/>
+      <w:sz w:val="22"/>
+      <w:szCs w:val="22"/>
+      <w:lang w:val="en-US"/>
+      <w14:ligatures w14:val="none"/>
+    </w:rPr>
+  </w:style>
+  <w:style w:type="character" w:customStyle="1" w:styleId="NoSpacingChar">
+    <w:name w:val="No Spacing Char"/>
+    <w:basedOn w:val="DefaultParagraphFont"/>
+    <w:link w:val="NoSpacing"/>
+    <w:uiPriority w:val="1"/>
+    <w:rsid w:val="000254B0"/>
+    <w:rPr>
+      <w:rFonts w:eastAsiaTheme="minorEastAsia"/>
+      <w:kern w:val="0"/>
+      <w:sz w:val="22"/>
+      <w:szCs w:val="22"/>
+      <w:lang w:val="en-US"/>
+      <w14:ligatures w14:val="none"/>
+    </w:rPr>
+  </w:style>
+  <w:style w:type="paragraph" w:styleId="TOCHeading">
+    <w:name w:val="TOC Heading"/>
+    <w:basedOn w:val="Heading1"/>
+    <w:next w:val="Normal"/>
+    <w:uiPriority w:val="39"/>
+    <w:unhideWhenUsed/>
+    <w:qFormat/>
+    <w:rsid w:val="000254B0"/>
+    <w:pPr>
+      <w:spacing w:before="240" w:after="0" w:line="259" w:lineRule="auto"/>
+      <w:outlineLvl w:val="9"/>
+    </w:pPr>
+    <w:rPr>
+      <w:kern w:val="0"/>
+      <w:sz w:val="32"/>
+      <w:szCs w:val="32"/>
+      <w:lang w:val="en-US"/>
+      <w14:ligatures w14:val="none"/>
+    </w:rPr>
+  </w:style>
+  <w:style w:type="paragraph" w:styleId="TOC1">
+    <w:name w:val="toc 1"/>
+    <w:basedOn w:val="Normal"/>
+    <w:next w:val="Normal"/>
+    <w:autoRedefine/>
+    <w:uiPriority w:val="39"/>
+    <w:unhideWhenUsed/>
+    <w:rsid w:val="000254B0"/>
+    <w:pPr>
+      <w:spacing w:after="100"/>
+    </w:pPr>
+  </w:style>
+  <w:style w:type="paragraph" w:styleId="TOC2">
+    <w:name w:val="toc 2"/>
+    <w:basedOn w:val="Normal"/>
+    <w:next w:val="Normal"/>
+    <w:autoRedefine/>
+    <w:uiPriority w:val="39"/>
+    <w:unhideWhenUsed/>
+    <w:rsid w:val="000254B0"/>
+    <w:pPr>
+      <w:spacing w:after="100"/>
+      <w:ind w:left="240"/>
+    </w:pPr>
+  </w:style>
+  <w:style w:type="paragraph" w:styleId="TOC3">
+    <w:name w:val="toc 3"/>
+    <w:basedOn w:val="Normal"/>
+    <w:next w:val="Normal"/>
+    <w:autoRedefine/>
+    <w:uiPriority w:val="39"/>
+    <w:unhideWhenUsed/>
+    <w:rsid w:val="000254B0"/>
+    <w:pPr>
+      <w:spacing w:after="100"/>
+      <w:ind w:left="480"/>
+    </w:pPr>
+  </w:style>
 </w:styles>
 </file>
 
